--- a/40_AWS/04_修正依頼/20260308_TransferFamilyコスト削減.docx
+++ b/40_AWS/04_修正依頼/20260308_TransferFamilyコスト削減.docx
@@ -6250,6 +6250,7 @@
     <w:next w:val="Normal"/>
     <w:qFormat/>
     <w:pPr>
+      <w:pageBreakBefore/>
       <w:spacing w:before="300" w:after="120"/>
       <w:outlineLvl w:val="0"/>
     </w:pPr>

--- a/40_AWS/04_修正依頼/20260308_TransferFamilyコスト削減.docx
+++ b/40_AWS/04_修正依頼/20260308_TransferFamilyコスト削減.docx
@@ -522,23 +522,8 @@
     </w:tbl>
     <w:p>
       <w:pPr>
-        <w:spacing w:before="40" w:after="40"/>
-      </w:pPr>
-      <w:r>
-        <w:t xml:space="preserve"/>
-      </w:r>
-    </w:p>
-    <w:p>
-      <w:pPr>
-        <w:spacing w:before="40" w:after="40"/>
-      </w:pPr>
-      <w:r>
-        <w:t xml:space="preserve"/>
-      </w:r>
-    </w:p>
-    <w:p>
-      <w:pPr>
         <w:pStyle w:val="Heading2"/>
+        <w:pageBreakBefore/>
       </w:pPr>
       <w:r>
         <w:rPr>
@@ -822,22 +807,6 @@
         </w:tc>
       </w:tr>
     </w:tbl>
-    <w:p>
-      <w:pPr>
-        <w:spacing w:before="40" w:after="40"/>
-      </w:pPr>
-      <w:r>
-        <w:t xml:space="preserve"/>
-      </w:r>
-    </w:p>
-    <w:p>
-      <w:pPr>
-        <w:spacing w:before="40" w:after="40"/>
-      </w:pPr>
-      <w:r>
-        <w:t xml:space="preserve"/>
-      </w:r>
-    </w:p>
     <w:p>
       <w:pPr>
         <w:pStyle w:val="Heading1"/>

--- a/40_AWS/04_修正依頼/20260308_TransferFamilyコスト削減.docx
+++ b/40_AWS/04_修正依頼/20260308_TransferFamilyコスト削減.docx
@@ -64,6 +64,9 @@
         <w:gridCol w:w="100"/>
       </w:tblGrid>
       <w:tr>
+        <w:trPr>
+          <w:cantSplit/>
+        </w:trPr>
         <w:tc>
           <w:tcPr>
             <w:tcW w:type="dxa" w:w="2000"/>
@@ -121,6 +124,9 @@
         </w:tc>
       </w:tr>
       <w:tr>
+        <w:trPr>
+          <w:cantSplit/>
+        </w:trPr>
         <w:tc>
           <w:tcPr>
             <w:tcW w:type="dxa" w:w="2000"/>
@@ -178,6 +184,9 @@
         </w:tc>
       </w:tr>
       <w:tr>
+        <w:trPr>
+          <w:cantSplit/>
+        </w:trPr>
         <w:tc>
           <w:tcPr>
             <w:tcW w:type="dxa" w:w="2000"/>
@@ -235,6 +244,9 @@
         </w:tc>
       </w:tr>
       <w:tr>
+        <w:trPr>
+          <w:cantSplit/>
+        </w:trPr>
         <w:tc>
           <w:tcPr>
             <w:tcW w:type="dxa" w:w="2000"/>
@@ -292,6 +304,9 @@
         </w:tc>
       </w:tr>
       <w:tr>
+        <w:trPr>
+          <w:cantSplit/>
+        </w:trPr>
         <w:tc>
           <w:tcPr>
             <w:tcW w:type="dxa" w:w="2000"/>
@@ -349,6 +364,9 @@
         </w:tc>
       </w:tr>
       <w:tr>
+        <w:trPr>
+          <w:cantSplit/>
+        </w:trPr>
         <w:tc>
           <w:tcPr>
             <w:tcW w:type="dxa" w:w="2000"/>
@@ -406,6 +424,9 @@
         </w:tc>
       </w:tr>
       <w:tr>
+        <w:trPr>
+          <w:cantSplit/>
+        </w:trPr>
         <w:tc>
           <w:tcPr>
             <w:tcW w:type="dxa" w:w="2000"/>
@@ -463,6 +484,9 @@
         </w:tc>
       </w:tr>
       <w:tr>
+        <w:trPr>
+          <w:cantSplit/>
+        </w:trPr>
         <w:tc>
           <w:tcPr>
             <w:tcW w:type="dxa" w:w="2000"/>
@@ -555,6 +579,9 @@
         <w:gridCol w:w="4600"/>
       </w:tblGrid>
       <w:tr>
+        <w:trPr>
+          <w:cantSplit/>
+        </w:trPr>
         <w:tc>
           <w:tcPr>
             <w:tcW w:type="dxa" w:w="800"/>
@@ -681,6 +708,9 @@
         </w:tc>
       </w:tr>
       <w:tr>
+        <w:trPr>
+          <w:cantSplit/>
+        </w:trPr>
         <w:tc>
           <w:tcPr>
             <w:tcW w:type="dxa" w:w="800"/>
@@ -891,6 +921,9 @@
         <w:gridCol w:w="1000"/>
       </w:tblGrid>
       <w:tr>
+        <w:trPr>
+          <w:cantSplit/>
+        </w:trPr>
         <w:tc>
           <w:tcPr>
             <w:tcW w:type="dxa" w:w="900"/>
@@ -1048,6 +1081,9 @@
         </w:tc>
       </w:tr>
       <w:tr>
+        <w:trPr>
+          <w:cantSplit/>
+        </w:trPr>
         <w:tc>
           <w:tcPr>
             <w:tcW w:type="dxa" w:w="900"/>
@@ -1205,6 +1241,9 @@
         </w:tc>
       </w:tr>
       <w:tr>
+        <w:trPr>
+          <w:cantSplit/>
+        </w:trPr>
         <w:tc>
           <w:tcPr>
             <w:tcW w:type="dxa" w:w="900"/>
@@ -1362,6 +1401,9 @@
         </w:tc>
       </w:tr>
       <w:tr>
+        <w:trPr>
+          <w:cantSplit/>
+        </w:trPr>
         <w:tc>
           <w:tcPr>
             <w:tcW w:type="dxa" w:w="900"/>
@@ -1701,6 +1743,9 @@
         <w:gridCol w:w="1400"/>
       </w:tblGrid>
       <w:tr>
+        <w:trPr>
+          <w:cantSplit/>
+        </w:trPr>
         <w:tc>
           <w:tcPr>
             <w:tcW w:type="dxa" w:w="1200"/>
@@ -1858,6 +1903,9 @@
         </w:tc>
       </w:tr>
       <w:tr>
+        <w:trPr>
+          <w:cantSplit/>
+        </w:trPr>
         <w:tc>
           <w:tcPr>
             <w:tcW w:type="dxa" w:w="1200"/>
@@ -2015,6 +2063,9 @@
         </w:tc>
       </w:tr>
       <w:tr>
+        <w:trPr>
+          <w:cantSplit/>
+        </w:trPr>
         <w:tc>
           <w:tcPr>
             <w:tcW w:type="dxa" w:w="1200"/>
@@ -2172,6 +2223,9 @@
         </w:tc>
       </w:tr>
       <w:tr>
+        <w:trPr>
+          <w:cantSplit/>
+        </w:trPr>
         <w:tc>
           <w:tcPr>
             <w:tcW w:type="dxa" w:w="1200"/>
@@ -2372,6 +2426,9 @@
         <w:gridCol w:w="1400"/>
       </w:tblGrid>
       <w:tr>
+        <w:trPr>
+          <w:cantSplit/>
+        </w:trPr>
         <w:tc>
           <w:tcPr>
             <w:tcW w:type="dxa" w:w="2200"/>
@@ -2529,6 +2586,9 @@
         </w:tc>
       </w:tr>
       <w:tr>
+        <w:trPr>
+          <w:cantSplit/>
+        </w:trPr>
         <w:tc>
           <w:tcPr>
             <w:tcW w:type="dxa" w:w="2200"/>
@@ -2686,6 +2746,9 @@
         </w:tc>
       </w:tr>
       <w:tr>
+        <w:trPr>
+          <w:cantSplit/>
+        </w:trPr>
         <w:tc>
           <w:tcPr>
             <w:tcW w:type="dxa" w:w="2200"/>
@@ -2971,6 +3034,9 @@
         <w:gridCol w:w="4500"/>
       </w:tblGrid>
       <w:tr>
+        <w:trPr>
+          <w:cantSplit/>
+        </w:trPr>
         <w:tc>
           <w:tcPr>
             <w:tcW w:type="dxa" w:w="4500"/>
@@ -3033,6 +3099,9 @@
         </w:tc>
       </w:tr>
       <w:tr>
+        <w:trPr>
+          <w:cantSplit/>
+        </w:trPr>
         <w:tc>
           <w:tcPr>
             <w:tcW w:type="dxa" w:w="4500"/>
@@ -3270,6 +3339,9 @@
         <w:gridCol w:w="4000"/>
       </w:tblGrid>
       <w:tr>
+        <w:trPr>
+          <w:cantSplit/>
+        </w:trPr>
         <w:tc>
           <w:tcPr>
             <w:tcW w:type="dxa" w:w="2500"/>
@@ -3365,6 +3437,9 @@
         </w:tc>
       </w:tr>
       <w:tr>
+        <w:trPr>
+          <w:cantSplit/>
+        </w:trPr>
         <w:tc>
           <w:tcPr>
             <w:tcW w:type="dxa" w:w="2500"/>
@@ -3460,6 +3535,9 @@
         </w:tc>
       </w:tr>
       <w:tr>
+        <w:trPr>
+          <w:cantSplit/>
+        </w:trPr>
         <w:tc>
           <w:tcPr>
             <w:tcW w:type="dxa" w:w="2500"/>
@@ -3555,6 +3633,9 @@
         </w:tc>
       </w:tr>
       <w:tr>
+        <w:trPr>
+          <w:cantSplit/>
+        </w:trPr>
         <w:tc>
           <w:tcPr>
             <w:tcW w:type="dxa" w:w="2500"/>
@@ -3650,6 +3731,9 @@
         </w:tc>
       </w:tr>
       <w:tr>
+        <w:trPr>
+          <w:cantSplit/>
+        </w:trPr>
         <w:tc>
           <w:tcPr>
             <w:tcW w:type="dxa" w:w="2500"/>
@@ -3848,6 +3932,9 @@
         <w:gridCol w:w="2000"/>
       </w:tblGrid>
       <w:tr>
+        <w:trPr>
+          <w:cantSplit/>
+        </w:trPr>
         <w:tc>
           <w:tcPr>
             <w:tcW w:type="dxa" w:w="1500"/>
@@ -4005,6 +4092,9 @@
         </w:tc>
       </w:tr>
       <w:tr>
+        <w:trPr>
+          <w:cantSplit/>
+        </w:trPr>
         <w:tc>
           <w:tcPr>
             <w:tcW w:type="dxa" w:w="1500"/>
@@ -4162,6 +4252,9 @@
         </w:tc>
       </w:tr>
       <w:tr>
+        <w:trPr>
+          <w:cantSplit/>
+        </w:trPr>
         <w:tc>
           <w:tcPr>
             <w:tcW w:type="dxa" w:w="1500"/>
@@ -4319,6 +4412,9 @@
         </w:tc>
       </w:tr>
       <w:tr>
+        <w:trPr>
+          <w:cantSplit/>
+        </w:trPr>
         <w:tc>
           <w:tcPr>
             <w:tcW w:type="dxa" w:w="1500"/>
@@ -4541,6 +4637,9 @@
         <w:gridCol w:w="1200"/>
       </w:tblGrid>
       <w:tr>
+        <w:trPr>
+          <w:cantSplit/>
+        </w:trPr>
         <w:tc>
           <w:tcPr>
             <w:tcW w:type="dxa" w:w="600"/>
@@ -4667,6 +4766,9 @@
         </w:tc>
       </w:tr>
       <w:tr>
+        <w:trPr>
+          <w:cantSplit/>
+        </w:trPr>
         <w:tc>
           <w:tcPr>
             <w:tcW w:type="dxa" w:w="600"/>
@@ -4793,6 +4895,9 @@
         </w:tc>
       </w:tr>
       <w:tr>
+        <w:trPr>
+          <w:cantSplit/>
+        </w:trPr>
         <w:tc>
           <w:tcPr>
             <w:tcW w:type="dxa" w:w="600"/>
@@ -4919,6 +5024,9 @@
         </w:tc>
       </w:tr>
       <w:tr>
+        <w:trPr>
+          <w:cantSplit/>
+        </w:trPr>
         <w:tc>
           <w:tcPr>
             <w:tcW w:type="dxa" w:w="600"/>
@@ -5045,6 +5153,9 @@
         </w:tc>
       </w:tr>
       <w:tr>
+        <w:trPr>
+          <w:cantSplit/>
+        </w:trPr>
         <w:tc>
           <w:tcPr>
             <w:tcW w:type="dxa" w:w="600"/>
@@ -5171,6 +5282,9 @@
         </w:tc>
       </w:tr>
       <w:tr>
+        <w:trPr>
+          <w:cantSplit/>
+        </w:trPr>
         <w:tc>
           <w:tcPr>
             <w:tcW w:type="dxa" w:w="600"/>
@@ -5368,6 +5482,9 @@
         <w:gridCol w:w="4050"/>
       </w:tblGrid>
       <w:tr>
+        <w:trPr>
+          <w:cantSplit/>
+        </w:trPr>
         <w:tc>
           <w:tcPr>
             <w:tcW w:type="dxa" w:w="900"/>
@@ -5463,6 +5580,9 @@
         </w:tc>
       </w:tr>
       <w:tr>
+        <w:trPr>
+          <w:cantSplit/>
+        </w:trPr>
         <w:tc>
           <w:tcPr>
             <w:tcW w:type="dxa" w:w="900"/>
@@ -5558,6 +5678,9 @@
         </w:tc>
       </w:tr>
       <w:tr>
+        <w:trPr>
+          <w:cantSplit/>
+        </w:trPr>
         <w:tc>
           <w:tcPr>
             <w:tcW w:type="dxa" w:w="900"/>
@@ -5653,6 +5776,9 @@
         </w:tc>
       </w:tr>
       <w:tr>
+        <w:trPr>
+          <w:cantSplit/>
+        </w:trPr>
         <w:tc>
           <w:tcPr>
             <w:tcW w:type="dxa" w:w="900"/>

--- a/40_AWS/04_修正依頼/20260308_TransferFamilyコスト削減.docx
+++ b/40_AWS/04_修正依頼/20260308_TransferFamilyコスト削減.docx
@@ -4632,9 +4632,9 @@
       </w:tblPr>
       <w:tblGrid>
         <w:gridCol w:w="600"/>
-        <w:gridCol w:w="4800"/>
+        <w:gridCol w:w="5400"/>
         <w:gridCol w:w="2400"/>
-        <w:gridCol w:w="1200"/>
+        <w:gridCol w:w="600"/>
       </w:tblGrid>
       <w:tr>
         <w:trPr>
@@ -4673,7 +4673,7 @@
         </w:tc>
         <w:tc>
           <w:tcPr>
-            <w:tcW w:type="dxa" w:w="4800"/>
+            <w:tcW w:type="dxa" w:w="5400"/>
             <w:tcBorders>
               <w:top w:val="single" w:color="CCCCCC" w:sz="4"/>
               <w:left w:val="single" w:color="CCCCCC" w:sz="4"/>
@@ -4698,7 +4698,7 @@
                 <w:sz w:val="22"/>
                 <w:szCs w:val="22"/>
               </w:rPr>
-              <w:t xml:space="preserve">テスト手順・確認内容</w:t>
+              <w:t xml:space="preserve">テスト手順・CloudShellコマンド</w:t>
             </w:r>
           </w:p>
         </w:tc>
@@ -4729,13 +4729,13 @@
                 <w:sz w:val="22"/>
                 <w:szCs w:val="22"/>
               </w:rPr>
-              <w:t xml:space="preserve">期待結果</w:t>
-            </w:r>
-          </w:p>
-        </w:tc>
-        <w:tc>
-          <w:tcPr>
-            <w:tcW w:type="dxa" w:w="1200"/>
+              <w:t xml:space="preserve">期待結果・確認ポイント</w:t>
+            </w:r>
+          </w:p>
+        </w:tc>
+        <w:tc>
+          <w:tcPr>
+            <w:tcW w:type="dxa" w:w="600"/>
             <w:tcBorders>
               <w:top w:val="single" w:color="CCCCCC" w:sz="4"/>
               <w:left w:val="single" w:color="CCCCCC" w:sz="4"/>
@@ -4760,7 +4760,7 @@
                 <w:sz w:val="22"/>
                 <w:szCs w:val="22"/>
               </w:rPr>
-              <w:t xml:space="preserve">結果（OK/NG）</w:t>
+              <w:t xml:space="preserve">結果</w:t>
             </w:r>
           </w:p>
         </w:tc>
@@ -4802,32 +4802,62 @@
         </w:tc>
         <w:tc>
           <w:tcPr>
-            <w:tcW w:type="dxa" w:w="4800"/>
-            <w:tcBorders>
-              <w:top w:val="single" w:color="CCCCCC" w:sz="4"/>
-              <w:left w:val="single" w:color="CCCCCC" w:sz="4"/>
-              <w:bottom w:val="single" w:color="CCCCCC" w:sz="4"/>
-              <w:right w:val="single" w:color="CCCCCC" w:sz="4"/>
-            </w:tcBorders>
-            <w:shd w:fill="FFFFFF" w:val="clear"/>
-            <w:tcMar>
-              <w:top w:type="dxa" w:w="60"/>
-              <w:left w:type="dxa" w:w="100"/>
-              <w:bottom w:type="dxa" w:w="60"/>
-              <w:right w:type="dxa" w:w="100"/>
-            </w:tcMar>
-          </w:tcPr>
-          <w:p>
-            <w:r>
-              <w:rPr>
-                <w:rFonts w:ascii="BIZ UDPゴシック" w:cs="BIZ UDPゴシック" w:eastAsia="BIZ UDPゴシック" w:hAnsi="BIZ UDPゴシック"/>
-                <w:b w:val="false"/>
-                <w:bCs w:val="false"/>
-                <w:color w:val="000000"/>
-                <w:sz w:val="22"/>
-                <w:szCs w:val="22"/>
-              </w:rPr>
-              <w:t xml:space="preserve">EventBridgeルール「ksm-posprd-eb-tf-start」がJST 20:00（UTC 11:00）にトリガーされることをCloudWatchログで確認</w:t>
+            <w:tcW w:type="dxa" w:w="5400"/>
+            <w:tcBorders>
+              <w:top w:val="single" w:color="CCCCCC" w:sz="4"/>
+              <w:left w:val="single" w:color="CCCCCC" w:sz="4"/>
+              <w:bottom w:val="single" w:color="CCCCCC" w:sz="4"/>
+              <w:right w:val="single" w:color="CCCCCC" w:sz="4"/>
+            </w:tcBorders>
+            <w:tcMar>
+              <w:top w:type="dxa" w:w="60"/>
+              <w:left w:type="dxa" w:w="100"/>
+              <w:bottom w:type="dxa" w:w="60"/>
+              <w:right w:type="dxa" w:w="100"/>
+            </w:tcMar>
+          </w:tcPr>
+          <w:p>
+            <w:pPr>
+              <w:spacing w:before="40" w:after="40"/>
+            </w:pPr>
+            <w:r>
+              <w:rPr>
+                <w:rFonts w:ascii="BIZ UDPゴシック" w:cs="BIZ UDPゴシック" w:eastAsia="BIZ UDPゴシック" w:hAnsi="BIZ UDPゴシック"/>
+                <w:sz w:val="20"/>
+                <w:szCs w:val="20"/>
+              </w:rPr>
+              <w:t xml:space="preserve">Lambda関数 ksm-posprd-lmd-function-tf-schedule が作成され、環境変数が正しく設定されていることを確認</w:t>
+            </w:r>
+          </w:p>
+          <w:p>
+            <w:pPr>
+              <w:spacing w:before="60" w:after="0"/>
+            </w:pPr>
+            <w:r>
+              <w:rPr>
+                <w:rFonts w:ascii="BIZ UDPゴシック" w:cs="BIZ UDPゴシック" w:eastAsia="BIZ UDPゴシック" w:hAnsi="BIZ UDPゴシック"/>
+                <w:b/>
+                <w:bCs/>
+                <w:color w:val="1F4D78"/>
+                <w:sz w:val="18"/>
+                <w:szCs w:val="18"/>
+              </w:rPr>
+              <w:t xml:space="preserve">▶ CloudShellコマンド:</w:t>
+            </w:r>
+          </w:p>
+          <w:p>
+            <w:pPr>
+              <w:shd w:fill="F0F4F8" w:val="clear"/>
+              <w:spacing w:before="0" w:after="0"/>
+            </w:pPr>
+            <w:r>
+              <w:rPr>
+                <w:rFonts w:ascii="Consolas" w:cs="Consolas" w:eastAsia="Consolas" w:hAnsi="Consolas"/>
+                <w:color w:val="333333"/>
+                <w:sz w:val="17"/>
+                <w:szCs w:val="17"/>
+              </w:rPr>
+              <w:t xml:space="preserve">aws lambda get-function-configuration --region ap-northeast-1 --function-name ksm-posprd-lmd-function-tf-schedule --query '[FunctionName,Runtime,Environment.Variables]' --output json</w:t>
             </w:r>
           </w:p>
         </w:tc>
@@ -4840,31 +4870,102 @@
               <w:bottom w:val="single" w:color="CCCCCC" w:sz="4"/>
               <w:right w:val="single" w:color="CCCCCC" w:sz="4"/>
             </w:tcBorders>
-            <w:shd w:fill="FFFFFF" w:val="clear"/>
-            <w:tcMar>
-              <w:top w:type="dxa" w:w="60"/>
-              <w:left w:type="dxa" w:w="100"/>
-              <w:bottom w:type="dxa" w:w="60"/>
-              <w:right w:type="dxa" w:w="100"/>
-            </w:tcMar>
-          </w:tcPr>
-          <w:p>
-            <w:r>
-              <w:rPr>
-                <w:rFonts w:ascii="BIZ UDPゴシック" w:cs="BIZ UDPゴシック" w:eastAsia="BIZ UDPゴシック" w:hAnsi="BIZ UDPゴシック"/>
-                <w:b w:val="false"/>
-                <w:bCs w:val="false"/>
-                <w:color w:val="000000"/>
-                <w:sz w:val="22"/>
-                <w:szCs w:val="22"/>
-              </w:rPr>
-              <w:t xml:space="preserve">Lambda実行ログに「action: start」が記録され、OC系・SH系サーバーのステータスが ONLINE になる</w:t>
-            </w:r>
-          </w:p>
-        </w:tc>
-        <w:tc>
-          <w:tcPr>
-            <w:tcW w:type="dxa" w:w="1200"/>
+            <w:tcMar>
+              <w:top w:type="dxa" w:w="60"/>
+              <w:left w:type="dxa" w:w="100"/>
+              <w:bottom w:type="dxa" w:w="60"/>
+              <w:right w:type="dxa" w:w="100"/>
+            </w:tcMar>
+          </w:tcPr>
+          <w:p>
+            <w:pPr>
+              <w:spacing w:before="40" w:after="40"/>
+            </w:pPr>
+            <w:r>
+              <w:rPr>
+                <w:rFonts w:ascii="BIZ UDPゴシック" w:cs="BIZ UDPゴシック" w:eastAsia="BIZ UDPゴシック" w:hAnsi="BIZ UDPゴシック"/>
+                <w:sz w:val="20"/>
+                <w:szCs w:val="20"/>
+              </w:rPr>
+              <w:t xml:space="preserve">関数が存在し、ACTION / SERVER_IDS 環境変数が設定されている</w:t>
+            </w:r>
+          </w:p>
+          <w:p>
+            <w:pPr>
+              <w:spacing w:before="60" w:after="0"/>
+            </w:pPr>
+            <w:r>
+              <w:rPr>
+                <w:rFonts w:ascii="BIZ UDPゴシック" w:cs="BIZ UDPゴシック" w:eastAsia="BIZ UDPゴシック" w:hAnsi="BIZ UDPゴシック"/>
+                <w:b/>
+                <w:bCs/>
+                <w:color w:val="1F4D78"/>
+                <w:sz w:val="18"/>
+                <w:szCs w:val="18"/>
+              </w:rPr>
+              <w:t xml:space="preserve">✔ 確認ポイント:</w:t>
+            </w:r>
+          </w:p>
+          <w:p>
+            <w:pPr>
+              <w:spacing w:before="0" w:after="0"/>
+              <w:ind w:left="200"/>
+            </w:pPr>
+            <w:r>
+              <w:rPr>
+                <w:rFonts w:ascii="BIZ UDPゴシック" w:cs="BIZ UDPゴシック" w:eastAsia="BIZ UDPゴシック" w:hAnsi="BIZ UDPゴシック"/>
+                <w:sz w:val="18"/>
+                <w:szCs w:val="18"/>
+              </w:rPr>
+              <w:t xml:space="preserve">・FunctionName = ksm-posprd-lmd-function-tf-schedule</w:t>
+            </w:r>
+          </w:p>
+          <w:p>
+            <w:pPr>
+              <w:spacing w:before="0" w:after="0"/>
+              <w:ind w:left="200"/>
+            </w:pPr>
+            <w:r>
+              <w:rPr>
+                <w:rFonts w:ascii="BIZ UDPゴシック" w:cs="BIZ UDPゴシック" w:eastAsia="BIZ UDPゴシック" w:hAnsi="BIZ UDPゴシック"/>
+                <w:sz w:val="18"/>
+                <w:szCs w:val="18"/>
+              </w:rPr>
+              <w:t xml:space="preserve">・Runtime = python3.13</w:t>
+            </w:r>
+          </w:p>
+          <w:p>
+            <w:pPr>
+              <w:spacing w:before="0" w:after="0"/>
+              <w:ind w:left="200"/>
+            </w:pPr>
+            <w:r>
+              <w:rPr>
+                <w:rFonts w:ascii="BIZ UDPゴシック" w:cs="BIZ UDPゴシック" w:eastAsia="BIZ UDPゴシック" w:hAnsi="BIZ UDPゴシック"/>
+                <w:sz w:val="18"/>
+                <w:szCs w:val="18"/>
+              </w:rPr>
+              <w:t xml:space="preserve">・起動用: ACTION=start, SERVER_IDS に s-2a4905e8210f48248,s-5546031218784c4ba</w:t>
+            </w:r>
+          </w:p>
+          <w:p>
+            <w:pPr>
+              <w:spacing w:before="0" w:after="0"/>
+              <w:ind w:left="200"/>
+            </w:pPr>
+            <w:r>
+              <w:rPr>
+                <w:rFonts w:ascii="BIZ UDPゴシック" w:cs="BIZ UDPゴシック" w:eastAsia="BIZ UDPゴシック" w:hAnsi="BIZ UDPゴシック"/>
+                <w:sz w:val="18"/>
+                <w:szCs w:val="18"/>
+              </w:rPr>
+              <w:t xml:space="preserve">・停止用: ACTION=stop, SERVER_IDS に同上の2サーバーID</w:t>
+            </w:r>
+          </w:p>
+        </w:tc>
+        <w:tc>
+          <w:tcPr>
+            <w:tcW w:type="dxa" w:w="600"/>
             <w:tcBorders>
               <w:top w:val="single" w:color="CCCCCC" w:sz="4"/>
               <w:left w:val="single" w:color="CCCCCC" w:sz="4"/>
@@ -4931,32 +5032,62 @@
         </w:tc>
         <w:tc>
           <w:tcPr>
-            <w:tcW w:type="dxa" w:w="4800"/>
-            <w:tcBorders>
-              <w:top w:val="single" w:color="CCCCCC" w:sz="4"/>
-              <w:left w:val="single" w:color="CCCCCC" w:sz="4"/>
-              <w:bottom w:val="single" w:color="CCCCCC" w:sz="4"/>
-              <w:right w:val="single" w:color="CCCCCC" w:sz="4"/>
-            </w:tcBorders>
-            <w:shd w:fill="FFFFFF" w:val="clear"/>
-            <w:tcMar>
-              <w:top w:type="dxa" w:w="60"/>
-              <w:left w:type="dxa" w:w="100"/>
-              <w:bottom w:type="dxa" w:w="60"/>
-              <w:right w:type="dxa" w:w="100"/>
-            </w:tcMar>
-          </w:tcPr>
-          <w:p>
-            <w:r>
-              <w:rPr>
-                <w:rFonts w:ascii="BIZ UDPゴシック" w:cs="BIZ UDPゴシック" w:eastAsia="BIZ UDPゴシック" w:hAnsi="BIZ UDPゴシック"/>
-                <w:b w:val="false"/>
-                <w:bCs w:val="false"/>
-                <w:color w:val="000000"/>
-                <w:sz w:val="22"/>
-                <w:szCs w:val="22"/>
-              </w:rPr>
-              <w:t xml:space="preserve">EventBridgeルール「ksm-posprd-eb-tf-stop」がJST 07:00（UTC 22:00）にトリガーされることをCloudWatchログで確認</w:t>
+            <w:tcW w:type="dxa" w:w="5400"/>
+            <w:tcBorders>
+              <w:top w:val="single" w:color="CCCCCC" w:sz="4"/>
+              <w:left w:val="single" w:color="CCCCCC" w:sz="4"/>
+              <w:bottom w:val="single" w:color="CCCCCC" w:sz="4"/>
+              <w:right w:val="single" w:color="CCCCCC" w:sz="4"/>
+            </w:tcBorders>
+            <w:tcMar>
+              <w:top w:type="dxa" w:w="60"/>
+              <w:left w:type="dxa" w:w="100"/>
+              <w:bottom w:type="dxa" w:w="60"/>
+              <w:right w:type="dxa" w:w="100"/>
+            </w:tcMar>
+          </w:tcPr>
+          <w:p>
+            <w:pPr>
+              <w:spacing w:before="40" w:after="40"/>
+            </w:pPr>
+            <w:r>
+              <w:rPr>
+                <w:rFonts w:ascii="BIZ UDPゴシック" w:cs="BIZ UDPゴシック" w:eastAsia="BIZ UDPゴシック" w:hAnsi="BIZ UDPゴシック"/>
+                <w:sz w:val="20"/>
+                <w:szCs w:val="20"/>
+              </w:rPr>
+              <w:t xml:space="preserve">JST 20:00（UTC 11:00）の起動後、OC系・SH系サーバーのステータスが ONLINE になっていることを確認</w:t>
+            </w:r>
+          </w:p>
+          <w:p>
+            <w:pPr>
+              <w:spacing w:before="60" w:after="0"/>
+            </w:pPr>
+            <w:r>
+              <w:rPr>
+                <w:rFonts w:ascii="BIZ UDPゴシック" w:cs="BIZ UDPゴシック" w:eastAsia="BIZ UDPゴシック" w:hAnsi="BIZ UDPゴシック"/>
+                <w:b/>
+                <w:bCs/>
+                <w:color w:val="1F4D78"/>
+                <w:sz w:val="18"/>
+                <w:szCs w:val="18"/>
+              </w:rPr>
+              <w:t xml:space="preserve">▶ CloudShellコマンド:</w:t>
+            </w:r>
+          </w:p>
+          <w:p>
+            <w:pPr>
+              <w:shd w:fill="F0F4F8" w:val="clear"/>
+              <w:spacing w:before="0" w:after="0"/>
+            </w:pPr>
+            <w:r>
+              <w:rPr>
+                <w:rFonts w:ascii="Consolas" w:cs="Consolas" w:eastAsia="Consolas" w:hAnsi="Consolas"/>
+                <w:color w:val="333333"/>
+                <w:sz w:val="17"/>
+                <w:szCs w:val="17"/>
+              </w:rPr>
+              <w:t xml:space="preserve">aws transfer describe-server --region ap-northeast-1 --server-id s-2a4905e8210f48248 --query 'Server.[ServerId,State]' --output table &amp;&amp; aws transfer describe-server --region ap-northeast-1 --server-id s-5546031218784c4ba --query 'Server.[ServerId,State]' --output table</w:t>
             </w:r>
           </w:p>
         </w:tc>
@@ -4969,31 +5100,88 @@
               <w:bottom w:val="single" w:color="CCCCCC" w:sz="4"/>
               <w:right w:val="single" w:color="CCCCCC" w:sz="4"/>
             </w:tcBorders>
-            <w:shd w:fill="FFFFFF" w:val="clear"/>
-            <w:tcMar>
-              <w:top w:type="dxa" w:w="60"/>
-              <w:left w:type="dxa" w:w="100"/>
-              <w:bottom w:type="dxa" w:w="60"/>
-              <w:right w:type="dxa" w:w="100"/>
-            </w:tcMar>
-          </w:tcPr>
-          <w:p>
-            <w:r>
-              <w:rPr>
-                <w:rFonts w:ascii="BIZ UDPゴシック" w:cs="BIZ UDPゴシック" w:eastAsia="BIZ UDPゴシック" w:hAnsi="BIZ UDPゴシック"/>
-                <w:b w:val="false"/>
-                <w:bCs w:val="false"/>
-                <w:color w:val="000000"/>
-                <w:sz w:val="22"/>
-                <w:szCs w:val="22"/>
-              </w:rPr>
-              <w:t xml:space="preserve">Lambda実行ログに「action: stop」が記録され、OC系・SH系サーバーのステータスが OFFLINE になる</w:t>
-            </w:r>
-          </w:p>
-        </w:tc>
-        <w:tc>
-          <w:tcPr>
-            <w:tcW w:type="dxa" w:w="1200"/>
+            <w:tcMar>
+              <w:top w:type="dxa" w:w="60"/>
+              <w:left w:type="dxa" w:w="100"/>
+              <w:bottom w:type="dxa" w:w="60"/>
+              <w:right w:type="dxa" w:w="100"/>
+            </w:tcMar>
+          </w:tcPr>
+          <w:p>
+            <w:pPr>
+              <w:spacing w:before="40" w:after="40"/>
+            </w:pPr>
+            <w:r>
+              <w:rPr>
+                <w:rFonts w:ascii="BIZ UDPゴシック" w:cs="BIZ UDPゴシック" w:eastAsia="BIZ UDPゴシック" w:hAnsi="BIZ UDPゴシック"/>
+                <w:sz w:val="20"/>
+                <w:szCs w:val="20"/>
+              </w:rPr>
+              <w:t xml:space="preserve">OC系・SH系の State が ONLINE になっている</w:t>
+            </w:r>
+          </w:p>
+          <w:p>
+            <w:pPr>
+              <w:spacing w:before="60" w:after="0"/>
+            </w:pPr>
+            <w:r>
+              <w:rPr>
+                <w:rFonts w:ascii="BIZ UDPゴシック" w:cs="BIZ UDPゴシック" w:eastAsia="BIZ UDPゴシック" w:hAnsi="BIZ UDPゴシック"/>
+                <w:b/>
+                <w:bCs/>
+                <w:color w:val="1F4D78"/>
+                <w:sz w:val="18"/>
+                <w:szCs w:val="18"/>
+              </w:rPr>
+              <w:t xml:space="preserve">✔ 確認ポイント:</w:t>
+            </w:r>
+          </w:p>
+          <w:p>
+            <w:pPr>
+              <w:spacing w:before="0" w:after="0"/>
+              <w:ind w:left="200"/>
+            </w:pPr>
+            <w:r>
+              <w:rPr>
+                <w:rFonts w:ascii="BIZ UDPゴシック" w:cs="BIZ UDPゴシック" w:eastAsia="BIZ UDPゴシック" w:hAnsi="BIZ UDPゴシック"/>
+                <w:sz w:val="18"/>
+                <w:szCs w:val="18"/>
+              </w:rPr>
+              <w:t xml:space="preserve">・s-2a4905e8210f48248 (OC系) の State = ONLINE</w:t>
+            </w:r>
+          </w:p>
+          <w:p>
+            <w:pPr>
+              <w:spacing w:before="0" w:after="0"/>
+              <w:ind w:left="200"/>
+            </w:pPr>
+            <w:r>
+              <w:rPr>
+                <w:rFonts w:ascii="BIZ UDPゴシック" w:cs="BIZ UDPゴシック" w:eastAsia="BIZ UDPゴシック" w:hAnsi="BIZ UDPゴシック"/>
+                <w:sz w:val="18"/>
+                <w:szCs w:val="18"/>
+              </w:rPr>
+              <w:t xml:space="preserve">・s-5546031218784c4ba (SH系) の State = ONLINE</w:t>
+            </w:r>
+          </w:p>
+          <w:p>
+            <w:pPr>
+              <w:spacing w:before="0" w:after="0"/>
+              <w:ind w:left="200"/>
+            </w:pPr>
+            <w:r>
+              <w:rPr>
+                <w:rFonts w:ascii="BIZ UDPゴシック" w:cs="BIZ UDPゴシック" w:eastAsia="BIZ UDPゴシック" w:hAnsi="BIZ UDPゴシック"/>
+                <w:sz w:val="18"/>
+                <w:szCs w:val="18"/>
+              </w:rPr>
+              <w:t xml:space="preserve">・Lambda CloudWatchログに {"status": "ok", "action": "start"} が記録されている</w:t>
+            </w:r>
+          </w:p>
+        </w:tc>
+        <w:tc>
+          <w:tcPr>
+            <w:tcW w:type="dxa" w:w="600"/>
             <w:tcBorders>
               <w:top w:val="single" w:color="CCCCCC" w:sz="4"/>
               <w:left w:val="single" w:color="CCCCCC" w:sz="4"/>
@@ -5060,32 +5248,62 @@
         </w:tc>
         <w:tc>
           <w:tcPr>
-            <w:tcW w:type="dxa" w:w="4800"/>
-            <w:tcBorders>
-              <w:top w:val="single" w:color="CCCCCC" w:sz="4"/>
-              <w:left w:val="single" w:color="CCCCCC" w:sz="4"/>
-              <w:bottom w:val="single" w:color="CCCCCC" w:sz="4"/>
-              <w:right w:val="single" w:color="CCCCCC" w:sz="4"/>
-            </w:tcBorders>
-            <w:shd w:fill="FFFFFF" w:val="clear"/>
-            <w:tcMar>
-              <w:top w:type="dxa" w:w="60"/>
-              <w:left w:type="dxa" w:w="100"/>
-              <w:bottom w:type="dxa" w:w="60"/>
-              <w:right w:type="dxa" w:w="100"/>
-            </w:tcMar>
-          </w:tcPr>
-          <w:p>
-            <w:r>
-              <w:rPr>
-                <w:rFonts w:ascii="BIZ UDPゴシック" w:cs="BIZ UDPゴシック" w:eastAsia="BIZ UDPゴシック" w:hAnsi="BIZ UDPゴシック"/>
-                <w:b w:val="false"/>
-                <w:bCs w:val="false"/>
-                <w:color w:val="000000"/>
-                <w:sz w:val="22"/>
-                <w:szCs w:val="22"/>
-              </w:rPr>
-              <w:t xml:space="preserve">OC系サーバー停止中（JST 08:00頃）にSFTP接続を試み、接続が拒否されることを確認</w:t>
+            <w:tcW w:type="dxa" w:w="5400"/>
+            <w:tcBorders>
+              <w:top w:val="single" w:color="CCCCCC" w:sz="4"/>
+              <w:left w:val="single" w:color="CCCCCC" w:sz="4"/>
+              <w:bottom w:val="single" w:color="CCCCCC" w:sz="4"/>
+              <w:right w:val="single" w:color="CCCCCC" w:sz="4"/>
+            </w:tcBorders>
+            <w:tcMar>
+              <w:top w:type="dxa" w:w="60"/>
+              <w:left w:type="dxa" w:w="100"/>
+              <w:bottom w:type="dxa" w:w="60"/>
+              <w:right w:type="dxa" w:w="100"/>
+            </w:tcMar>
+          </w:tcPr>
+          <w:p>
+            <w:pPr>
+              <w:spacing w:before="40" w:after="40"/>
+            </w:pPr>
+            <w:r>
+              <w:rPr>
+                <w:rFonts w:ascii="BIZ UDPゴシック" w:cs="BIZ UDPゴシック" w:eastAsia="BIZ UDPゴシック" w:hAnsi="BIZ UDPゴシック"/>
+                <w:sz w:val="20"/>
+                <w:szCs w:val="20"/>
+              </w:rPr>
+              <w:t xml:space="preserve">JST 07:00（UTC 22:00）の停止後、OC系・SH系サーバーのステータスが OFFLINE になっていることを確認</w:t>
+            </w:r>
+          </w:p>
+          <w:p>
+            <w:pPr>
+              <w:spacing w:before="60" w:after="0"/>
+            </w:pPr>
+            <w:r>
+              <w:rPr>
+                <w:rFonts w:ascii="BIZ UDPゴシック" w:cs="BIZ UDPゴシック" w:eastAsia="BIZ UDPゴシック" w:hAnsi="BIZ UDPゴシック"/>
+                <w:b/>
+                <w:bCs/>
+                <w:color w:val="1F4D78"/>
+                <w:sz w:val="18"/>
+                <w:szCs w:val="18"/>
+              </w:rPr>
+              <w:t xml:space="preserve">▶ CloudShellコマンド:</w:t>
+            </w:r>
+          </w:p>
+          <w:p>
+            <w:pPr>
+              <w:shd w:fill="F0F4F8" w:val="clear"/>
+              <w:spacing w:before="0" w:after="0"/>
+            </w:pPr>
+            <w:r>
+              <w:rPr>
+                <w:rFonts w:ascii="Consolas" w:cs="Consolas" w:eastAsia="Consolas" w:hAnsi="Consolas"/>
+                <w:color w:val="333333"/>
+                <w:sz w:val="17"/>
+                <w:szCs w:val="17"/>
+              </w:rPr>
+              <w:t xml:space="preserve">aws transfer describe-server --region ap-northeast-1 --server-id s-2a4905e8210f48248 --query 'Server.[ServerId,State]' --output table &amp;&amp; aws transfer describe-server --region ap-northeast-1 --server-id s-5546031218784c4ba --query 'Server.[ServerId,State]' --output table</w:t>
             </w:r>
           </w:p>
         </w:tc>
@@ -5098,31 +5316,102 @@
               <w:bottom w:val="single" w:color="CCCCCC" w:sz="4"/>
               <w:right w:val="single" w:color="CCCCCC" w:sz="4"/>
             </w:tcBorders>
-            <w:shd w:fill="FFFFFF" w:val="clear"/>
-            <w:tcMar>
-              <w:top w:type="dxa" w:w="60"/>
-              <w:left w:type="dxa" w:w="100"/>
-              <w:bottom w:type="dxa" w:w="60"/>
-              <w:right w:type="dxa" w:w="100"/>
-            </w:tcMar>
-          </w:tcPr>
-          <w:p>
-            <w:r>
-              <w:rPr>
-                <w:rFonts w:ascii="BIZ UDPゴシック" w:cs="BIZ UDPゴシック" w:eastAsia="BIZ UDPゴシック" w:hAnsi="BIZ UDPゴシック"/>
-                <w:b w:val="false"/>
-                <w:bCs w:val="false"/>
-                <w:color w:val="000000"/>
-                <w:sz w:val="22"/>
-                <w:szCs w:val="22"/>
-              </w:rPr>
-              <w:t xml:space="preserve">接続エラーが返る（受信不可状態であることを確認）</w:t>
-            </w:r>
-          </w:p>
-        </w:tc>
-        <w:tc>
-          <w:tcPr>
-            <w:tcW w:type="dxa" w:w="1200"/>
+            <w:tcMar>
+              <w:top w:type="dxa" w:w="60"/>
+              <w:left w:type="dxa" w:w="100"/>
+              <w:bottom w:type="dxa" w:w="60"/>
+              <w:right w:type="dxa" w:w="100"/>
+            </w:tcMar>
+          </w:tcPr>
+          <w:p>
+            <w:pPr>
+              <w:spacing w:before="40" w:after="40"/>
+            </w:pPr>
+            <w:r>
+              <w:rPr>
+                <w:rFonts w:ascii="BIZ UDPゴシック" w:cs="BIZ UDPゴシック" w:eastAsia="BIZ UDPゴシック" w:hAnsi="BIZ UDPゴシック"/>
+                <w:sz w:val="20"/>
+                <w:szCs w:val="20"/>
+              </w:rPr>
+              <w:t xml:space="preserve">OC系・SH系の State が OFFLINE になっている</w:t>
+            </w:r>
+          </w:p>
+          <w:p>
+            <w:pPr>
+              <w:spacing w:before="60" w:after="0"/>
+            </w:pPr>
+            <w:r>
+              <w:rPr>
+                <w:rFonts w:ascii="BIZ UDPゴシック" w:cs="BIZ UDPゴシック" w:eastAsia="BIZ UDPゴシック" w:hAnsi="BIZ UDPゴシック"/>
+                <w:b/>
+                <w:bCs/>
+                <w:color w:val="1F4D78"/>
+                <w:sz w:val="18"/>
+                <w:szCs w:val="18"/>
+              </w:rPr>
+              <w:t xml:space="preserve">✔ 確認ポイント:</w:t>
+            </w:r>
+          </w:p>
+          <w:p>
+            <w:pPr>
+              <w:spacing w:before="0" w:after="0"/>
+              <w:ind w:left="200"/>
+            </w:pPr>
+            <w:r>
+              <w:rPr>
+                <w:rFonts w:ascii="BIZ UDPゴシック" w:cs="BIZ UDPゴシック" w:eastAsia="BIZ UDPゴシック" w:hAnsi="BIZ UDPゴシック"/>
+                <w:sz w:val="18"/>
+                <w:szCs w:val="18"/>
+              </w:rPr>
+              <w:t xml:space="preserve">・s-2a4905e8210f48248 (OC系) の State = OFFLINE</w:t>
+            </w:r>
+          </w:p>
+          <w:p>
+            <w:pPr>
+              <w:spacing w:before="0" w:after="0"/>
+              <w:ind w:left="200"/>
+            </w:pPr>
+            <w:r>
+              <w:rPr>
+                <w:rFonts w:ascii="BIZ UDPゴシック" w:cs="BIZ UDPゴシック" w:eastAsia="BIZ UDPゴシック" w:hAnsi="BIZ UDPゴシック"/>
+                <w:sz w:val="18"/>
+                <w:szCs w:val="18"/>
+              </w:rPr>
+              <w:t xml:space="preserve">・s-5546031218784c4ba (SH系) の State = OFFLINE</w:t>
+            </w:r>
+          </w:p>
+          <w:p>
+            <w:pPr>
+              <w:spacing w:before="0" w:after="0"/>
+              <w:ind w:left="200"/>
+            </w:pPr>
+            <w:r>
+              <w:rPr>
+                <w:rFonts w:ascii="BIZ UDPゴシック" w:cs="BIZ UDPゴシック" w:eastAsia="BIZ UDPゴシック" w:hAnsi="BIZ UDPゴシック"/>
+                <w:sz w:val="18"/>
+                <w:szCs w:val="18"/>
+              </w:rPr>
+              <w:t xml:space="preserve">・Lambda CloudWatchログに {"status": "ok", "action": "stop"} が記録されている</w:t>
+            </w:r>
+          </w:p>
+          <w:p>
+            <w:pPr>
+              <w:spacing w:before="0" w:after="0"/>
+              <w:ind w:left="200"/>
+            </w:pPr>
+            <w:r>
+              <w:rPr>
+                <w:rFonts w:ascii="BIZ UDPゴシック" w:cs="BIZ UDPゴシック" w:eastAsia="BIZ UDPゴシック" w:hAnsi="BIZ UDPゴシック"/>
+                <w:sz w:val="18"/>
+                <w:szCs w:val="18"/>
+              </w:rPr>
+              <w:t xml:space="preserve">・SG系（s-bd974a35aa994c838）は State = ONLINE のまま（停止されていないこと）</w:t>
+            </w:r>
+          </w:p>
+        </w:tc>
+        <w:tc>
+          <w:tcPr>
+            <w:tcW w:type="dxa" w:w="600"/>
             <w:tcBorders>
               <w:top w:val="single" w:color="CCCCCC" w:sz="4"/>
               <w:left w:val="single" w:color="CCCCCC" w:sz="4"/>
@@ -5189,32 +5478,62 @@
         </w:tc>
         <w:tc>
           <w:tcPr>
-            <w:tcW w:type="dxa" w:w="4800"/>
-            <w:tcBorders>
-              <w:top w:val="single" w:color="CCCCCC" w:sz="4"/>
-              <w:left w:val="single" w:color="CCCCCC" w:sz="4"/>
-              <w:bottom w:val="single" w:color="CCCCCC" w:sz="4"/>
-              <w:right w:val="single" w:color="CCCCCC" w:sz="4"/>
-            </w:tcBorders>
-            <w:shd w:fill="FFFFFF" w:val="clear"/>
-            <w:tcMar>
-              <w:top w:type="dxa" w:w="60"/>
-              <w:left w:type="dxa" w:w="100"/>
-              <w:bottom w:type="dxa" w:w="60"/>
-              <w:right w:type="dxa" w:w="100"/>
-            </w:tcMar>
-          </w:tcPr>
-          <w:p>
-            <w:r>
-              <w:rPr>
-                <w:rFonts w:ascii="BIZ UDPゴシック" w:cs="BIZ UDPゴシック" w:eastAsia="BIZ UDPゴシック" w:hAnsi="BIZ UDPゴシック"/>
-                <w:b w:val="false"/>
-                <w:bCs w:val="false"/>
-                <w:color w:val="000000"/>
-                <w:sz w:val="22"/>
-                <w:szCs w:val="22"/>
-              </w:rPr>
-              <w:t xml:space="preserve">翌日JST 21:00頃にOC系サーバーが起動済みであることをAWSコンソールで確認し、OC系が正常にファイルを受信できることを確認</w:t>
+            <w:tcW w:type="dxa" w:w="5400"/>
+            <w:tcBorders>
+              <w:top w:val="single" w:color="CCCCCC" w:sz="4"/>
+              <w:left w:val="single" w:color="CCCCCC" w:sz="4"/>
+              <w:bottom w:val="single" w:color="CCCCCC" w:sz="4"/>
+              <w:right w:val="single" w:color="CCCCCC" w:sz="4"/>
+            </w:tcBorders>
+            <w:tcMar>
+              <w:top w:type="dxa" w:w="60"/>
+              <w:left w:type="dxa" w:w="100"/>
+              <w:bottom w:type="dxa" w:w="60"/>
+              <w:right w:type="dxa" w:w="100"/>
+            </w:tcMar>
+          </w:tcPr>
+          <w:p>
+            <w:pPr>
+              <w:spacing w:before="40" w:after="40"/>
+            </w:pPr>
+            <w:r>
+              <w:rPr>
+                <w:rFonts w:ascii="BIZ UDPゴシック" w:cs="BIZ UDPゴシック" w:eastAsia="BIZ UDPゴシック" w:hAnsi="BIZ UDPゴシック"/>
+                <w:sz w:val="20"/>
+                <w:szCs w:val="20"/>
+              </w:rPr>
+              <w:t xml:space="preserve">Lambda実行ログをCloudWatch Logsで確認し、エラーなく完了していることを確認</w:t>
+            </w:r>
+          </w:p>
+          <w:p>
+            <w:pPr>
+              <w:spacing w:before="60" w:after="0"/>
+            </w:pPr>
+            <w:r>
+              <w:rPr>
+                <w:rFonts w:ascii="BIZ UDPゴシック" w:cs="BIZ UDPゴシック" w:eastAsia="BIZ UDPゴシック" w:hAnsi="BIZ UDPゴシック"/>
+                <w:b/>
+                <w:bCs/>
+                <w:color w:val="1F4D78"/>
+                <w:sz w:val="18"/>
+                <w:szCs w:val="18"/>
+              </w:rPr>
+              <w:t xml:space="preserve">▶ CloudShellコマンド:</w:t>
+            </w:r>
+          </w:p>
+          <w:p>
+            <w:pPr>
+              <w:shd w:fill="F0F4F8" w:val="clear"/>
+              <w:spacing w:before="0" w:after="0"/>
+            </w:pPr>
+            <w:r>
+              <w:rPr>
+                <w:rFonts w:ascii="Consolas" w:cs="Consolas" w:eastAsia="Consolas" w:hAnsi="Consolas"/>
+                <w:color w:val="333333"/>
+                <w:sz w:val="17"/>
+                <w:szCs w:val="17"/>
+              </w:rPr>
+              <w:t xml:space="preserve">aws logs filter-log-events --region ap-northeast-1 --log-group-name /aws/lambda/ksm-posprd-lmd-function-tf-schedule --start-time $(date -d '1 day ago' +%s000) --query 'events[*].message' --output text</w:t>
             </w:r>
           </w:p>
         </w:tc>
@@ -5227,31 +5546,88 @@
               <w:bottom w:val="single" w:color="CCCCCC" w:sz="4"/>
               <w:right w:val="single" w:color="CCCCCC" w:sz="4"/>
             </w:tcBorders>
-            <w:shd w:fill="FFFFFF" w:val="clear"/>
-            <w:tcMar>
-              <w:top w:type="dxa" w:w="60"/>
-              <w:left w:type="dxa" w:w="100"/>
-              <w:bottom w:type="dxa" w:w="60"/>
-              <w:right w:type="dxa" w:w="100"/>
-            </w:tcMar>
-          </w:tcPr>
-          <w:p>
-            <w:r>
-              <w:rPr>
-                <w:rFonts w:ascii="BIZ UDPゴシック" w:cs="BIZ UDPゴシック" w:eastAsia="BIZ UDPゴシック" w:hAnsi="BIZ UDPゴシック"/>
-                <w:b w:val="false"/>
-                <w:bCs w:val="false"/>
-                <w:color w:val="000000"/>
-                <w:sz w:val="22"/>
-                <w:szCs w:val="22"/>
-              </w:rPr>
-              <w:t xml:space="preserve">CloudWatch FilesInメトリクスに受信件数が記録される</w:t>
-            </w:r>
-          </w:p>
-        </w:tc>
-        <w:tc>
-          <w:tcPr>
-            <w:tcW w:type="dxa" w:w="1200"/>
+            <w:tcMar>
+              <w:top w:type="dxa" w:w="60"/>
+              <w:left w:type="dxa" w:w="100"/>
+              <w:bottom w:type="dxa" w:w="60"/>
+              <w:right w:type="dxa" w:w="100"/>
+            </w:tcMar>
+          </w:tcPr>
+          <w:p>
+            <w:pPr>
+              <w:spacing w:before="40" w:after="40"/>
+            </w:pPr>
+            <w:r>
+              <w:rPr>
+                <w:rFonts w:ascii="BIZ UDPゴシック" w:cs="BIZ UDPゴシック" w:eastAsia="BIZ UDPゴシック" w:hAnsi="BIZ UDPゴシック"/>
+                <w:sz w:val="20"/>
+                <w:szCs w:val="20"/>
+              </w:rPr>
+              <w:t xml:space="preserve">start / stop の両アクションが記録され、エラーログがない</w:t>
+            </w:r>
+          </w:p>
+          <w:p>
+            <w:pPr>
+              <w:spacing w:before="60" w:after="0"/>
+            </w:pPr>
+            <w:r>
+              <w:rPr>
+                <w:rFonts w:ascii="BIZ UDPゴシック" w:cs="BIZ UDPゴシック" w:eastAsia="BIZ UDPゴシック" w:hAnsi="BIZ UDPゴシック"/>
+                <w:b/>
+                <w:bCs/>
+                <w:color w:val="1F4D78"/>
+                <w:sz w:val="18"/>
+                <w:szCs w:val="18"/>
+              </w:rPr>
+              <w:t xml:space="preserve">✔ 確認ポイント:</w:t>
+            </w:r>
+          </w:p>
+          <w:p>
+            <w:pPr>
+              <w:spacing w:before="0" w:after="0"/>
+              <w:ind w:left="200"/>
+            </w:pPr>
+            <w:r>
+              <w:rPr>
+                <w:rFonts w:ascii="BIZ UDPゴシック" w:cs="BIZ UDPゴシック" w:eastAsia="BIZ UDPゴシック" w:hAnsi="BIZ UDPゴシック"/>
+                <w:sz w:val="18"/>
+                <w:szCs w:val="18"/>
+              </w:rPr>
+              <w:t xml:space="preserve">・{"status": "ok", "action": "start"} のログが存在する</w:t>
+            </w:r>
+          </w:p>
+          <w:p>
+            <w:pPr>
+              <w:spacing w:before="0" w:after="0"/>
+              <w:ind w:left="200"/>
+            </w:pPr>
+            <w:r>
+              <w:rPr>
+                <w:rFonts w:ascii="BIZ UDPゴシック" w:cs="BIZ UDPゴシック" w:eastAsia="BIZ UDPゴシック" w:hAnsi="BIZ UDPゴシック"/>
+                <w:sz w:val="18"/>
+                <w:szCs w:val="18"/>
+              </w:rPr>
+              <w:t xml:space="preserve">・{"status": "ok", "action": "stop"} のログが存在する</w:t>
+            </w:r>
+          </w:p>
+          <w:p>
+            <w:pPr>
+              <w:spacing w:before="0" w:after="0"/>
+              <w:ind w:left="200"/>
+            </w:pPr>
+            <w:r>
+              <w:rPr>
+                <w:rFonts w:ascii="BIZ UDPゴシック" w:cs="BIZ UDPゴシック" w:eastAsia="BIZ UDPゴシック" w:hAnsi="BIZ UDPゴシック"/>
+                <w:sz w:val="18"/>
+                <w:szCs w:val="18"/>
+              </w:rPr>
+              <w:t xml:space="preserve">・ERROR / Exception / Traceback を含む行がない</w:t>
+            </w:r>
+          </w:p>
+        </w:tc>
+        <w:tc>
+          <w:tcPr>
+            <w:tcW w:type="dxa" w:w="600"/>
             <w:tcBorders>
               <w:top w:val="single" w:color="CCCCCC" w:sz="4"/>
               <w:left w:val="single" w:color="CCCCCC" w:sz="4"/>
@@ -5318,32 +5694,62 @@
         </w:tc>
         <w:tc>
           <w:tcPr>
-            <w:tcW w:type="dxa" w:w="4800"/>
-            <w:tcBorders>
-              <w:top w:val="single" w:color="CCCCCC" w:sz="4"/>
-              <w:left w:val="single" w:color="CCCCCC" w:sz="4"/>
-              <w:bottom w:val="single" w:color="CCCCCC" w:sz="4"/>
-              <w:right w:val="single" w:color="CCCCCC" w:sz="4"/>
-            </w:tcBorders>
-            <w:shd w:fill="FFFFFF" w:val="clear"/>
-            <w:tcMar>
-              <w:top w:type="dxa" w:w="60"/>
-              <w:left w:type="dxa" w:w="100"/>
-              <w:bottom w:type="dxa" w:w="60"/>
-              <w:right w:type="dxa" w:w="100"/>
-            </w:tcMar>
-          </w:tcPr>
-          <w:p>
-            <w:r>
-              <w:rPr>
-                <w:rFonts w:ascii="BIZ UDPゴシック" w:cs="BIZ UDPゴシック" w:eastAsia="BIZ UDPゴシック" w:hAnsi="BIZ UDPゴシック"/>
-                <w:b w:val="false"/>
-                <w:bCs w:val="false"/>
-                <w:color w:val="000000"/>
-                <w:sz w:val="22"/>
-                <w:szCs w:val="22"/>
-              </w:rPr>
-              <w:t xml:space="preserve">翌月のAWSコスト（Cost Explorer）でTransfer Familyの課金が約$414/月に減少していることを確認</w:t>
+            <w:tcW w:type="dxa" w:w="5400"/>
+            <w:tcBorders>
+              <w:top w:val="single" w:color="CCCCCC" w:sz="4"/>
+              <w:left w:val="single" w:color="CCCCCC" w:sz="4"/>
+              <w:bottom w:val="single" w:color="CCCCCC" w:sz="4"/>
+              <w:right w:val="single" w:color="CCCCCC" w:sz="4"/>
+            </w:tcBorders>
+            <w:tcMar>
+              <w:top w:type="dxa" w:w="60"/>
+              <w:left w:type="dxa" w:w="100"/>
+              <w:bottom w:type="dxa" w:w="60"/>
+              <w:right w:type="dxa" w:w="100"/>
+            </w:tcMar>
+          </w:tcPr>
+          <w:p>
+            <w:pPr>
+              <w:spacing w:before="40" w:after="40"/>
+            </w:pPr>
+            <w:r>
+              <w:rPr>
+                <w:rFonts w:ascii="BIZ UDPゴシック" w:cs="BIZ UDPゴシック" w:eastAsia="BIZ UDPゴシック" w:hAnsi="BIZ UDPゴシック"/>
+                <w:sz w:val="20"/>
+                <w:szCs w:val="20"/>
+              </w:rPr>
+              <w:t xml:space="preserve">翌月 Cost Explorer で Transfer Family のコストが削減されていることを確認</w:t>
+            </w:r>
+          </w:p>
+          <w:p>
+            <w:pPr>
+              <w:spacing w:before="60" w:after="0"/>
+            </w:pPr>
+            <w:r>
+              <w:rPr>
+                <w:rFonts w:ascii="BIZ UDPゴシック" w:cs="BIZ UDPゴシック" w:eastAsia="BIZ UDPゴシック" w:hAnsi="BIZ UDPゴシック"/>
+                <w:b/>
+                <w:bCs/>
+                <w:color w:val="1F4D78"/>
+                <w:sz w:val="18"/>
+                <w:szCs w:val="18"/>
+              </w:rPr>
+              <w:t xml:space="preserve">▶ CloudShellコマンド:</w:t>
+            </w:r>
+          </w:p>
+          <w:p>
+            <w:pPr>
+              <w:shd w:fill="F0F4F8" w:val="clear"/>
+              <w:spacing w:before="0" w:after="0"/>
+            </w:pPr>
+            <w:r>
+              <w:rPr>
+                <w:rFonts w:ascii="Consolas" w:cs="Consolas" w:eastAsia="Consolas" w:hAnsi="Consolas"/>
+                <w:color w:val="333333"/>
+                <w:sz w:val="17"/>
+                <w:szCs w:val="17"/>
+              </w:rPr>
+              <w:t xml:space="preserve">aws ce get-cost-and-usage --region us-east-1 --time-period Start=2026-03-01,End=2026-04-01 --granularity MONTHLY --metrics BlendedCost --output table</w:t>
             </w:r>
           </w:p>
         </w:tc>
@@ -5356,31 +5762,88 @@
               <w:bottom w:val="single" w:color="CCCCCC" w:sz="4"/>
               <w:right w:val="single" w:color="CCCCCC" w:sz="4"/>
             </w:tcBorders>
-            <w:shd w:fill="FFFFFF" w:val="clear"/>
-            <w:tcMar>
-              <w:top w:type="dxa" w:w="60"/>
-              <w:left w:type="dxa" w:w="100"/>
-              <w:bottom w:type="dxa" w:w="60"/>
-              <w:right w:type="dxa" w:w="100"/>
-            </w:tcMar>
-          </w:tcPr>
-          <w:p>
-            <w:r>
-              <w:rPr>
-                <w:rFonts w:ascii="BIZ UDPゴシック" w:cs="BIZ UDPゴシック" w:eastAsia="BIZ UDPゴシック" w:hAnsi="BIZ UDPゴシック"/>
-                <w:b w:val="false"/>
-                <w:bCs w:val="false"/>
-                <w:color w:val="000000"/>
-                <w:sz w:val="22"/>
-                <w:szCs w:val="22"/>
-              </w:rPr>
-              <w:t xml:space="preserve">3台合計のTransfer Familyコストが $400〜$430/月の範囲になる</w:t>
-            </w:r>
-          </w:p>
-        </w:tc>
-        <w:tc>
-          <w:tcPr>
-            <w:tcW w:type="dxa" w:w="1200"/>
+            <w:tcMar>
+              <w:top w:type="dxa" w:w="60"/>
+              <w:left w:type="dxa" w:w="100"/>
+              <w:bottom w:type="dxa" w:w="60"/>
+              <w:right w:type="dxa" w:w="100"/>
+            </w:tcMar>
+          </w:tcPr>
+          <w:p>
+            <w:pPr>
+              <w:spacing w:before="40" w:after="40"/>
+            </w:pPr>
+            <w:r>
+              <w:rPr>
+                <w:rFonts w:ascii="BIZ UDPゴシック" w:cs="BIZ UDPゴシック" w:eastAsia="BIZ UDPゴシック" w:hAnsi="BIZ UDPゴシック"/>
+                <w:sz w:val="20"/>
+                <w:szCs w:val="20"/>
+              </w:rPr>
+              <w:t xml:space="preserve">Transfer Family の月額が $400〜$430（削減前 $648 から約36%減）</w:t>
+            </w:r>
+          </w:p>
+          <w:p>
+            <w:pPr>
+              <w:spacing w:before="60" w:after="0"/>
+            </w:pPr>
+            <w:r>
+              <w:rPr>
+                <w:rFonts w:ascii="BIZ UDPゴシック" w:cs="BIZ UDPゴシック" w:eastAsia="BIZ UDPゴシック" w:hAnsi="BIZ UDPゴシック"/>
+                <w:b/>
+                <w:bCs/>
+                <w:color w:val="1F4D78"/>
+                <w:sz w:val="18"/>
+                <w:szCs w:val="18"/>
+              </w:rPr>
+              <w:t xml:space="preserve">✔ 確認ポイント:</w:t>
+            </w:r>
+          </w:p>
+          <w:p>
+            <w:pPr>
+              <w:spacing w:before="0" w:after="0"/>
+              <w:ind w:left="200"/>
+            </w:pPr>
+            <w:r>
+              <w:rPr>
+                <w:rFonts w:ascii="BIZ UDPゴシック" w:cs="BIZ UDPゴシック" w:eastAsia="BIZ UDPゴシック" w:hAnsi="BIZ UDPゴシック"/>
+                <w:sz w:val="18"/>
+                <w:szCs w:val="18"/>
+              </w:rPr>
+              <w:t xml:space="preserve">・BlendedCost が $400〜$430 の範囲にある（$648 から減少していること）</w:t>
+            </w:r>
+          </w:p>
+          <w:p>
+            <w:pPr>
+              <w:spacing w:before="0" w:after="0"/>
+              <w:ind w:left="200"/>
+            </w:pPr>
+            <w:r>
+              <w:rPr>
+                <w:rFonts w:ascii="BIZ UDPゴシック" w:cs="BIZ UDPゴシック" w:eastAsia="BIZ UDPゴシック" w:hAnsi="BIZ UDPゴシック"/>
+                <w:sz w:val="18"/>
+                <w:szCs w:val="18"/>
+              </w:rPr>
+              <w:t xml:space="preserve">・SG系が正常稼働中のため $0 にはならないことに注意</w:t>
+            </w:r>
+          </w:p>
+          <w:p>
+            <w:pPr>
+              <w:spacing w:before="0" w:after="0"/>
+              <w:ind w:left="200"/>
+            </w:pPr>
+            <w:r>
+              <w:rPr>
+                <w:rFonts w:ascii="BIZ UDPゴシック" w:cs="BIZ UDPゴシック" w:eastAsia="BIZ UDPゴシック" w:hAnsi="BIZ UDPゴシック"/>
+                <w:sz w:val="18"/>
+                <w:szCs w:val="18"/>
+              </w:rPr>
+              <w:t xml:space="preserve">・削減額 ▲$200 以上であれば正常</w:t>
+            </w:r>
+          </w:p>
+        </w:tc>
+        <w:tc>
+          <w:tcPr>
+            <w:tcW w:type="dxa" w:w="600"/>
             <w:tcBorders>
               <w:top w:val="single" w:color="CCCCCC" w:sz="4"/>
               <w:left w:val="single" w:color="CCCCCC" w:sz="4"/>

--- a/40_AWS/04_修正依頼/20260308_TransferFamilyコスト削減.docx
+++ b/40_AWS/04_修正依頼/20260308_TransferFamilyコスト削減.docx
@@ -9042,7 +9042,2691 @@
           <w:sz w:val="32"/>
           <w:szCs w:val="32"/>
         </w:rPr>
-        <w:t xml:space="preserve">4. 報告方法</w:t>
+        <w:t xml:space="preserve">4. 運用対応手順（停止中のファイル着信時）</w:t>
+      </w:r>
+    </w:p>
+    <w:p>
+      <w:pPr>
+        <w:spacing w:before="60" w:after="60"/>
+      </w:pPr>
+      <w:r>
+        <w:rPr>
+          <w:rFonts w:ascii="BIZ UDPゴシック" w:cs="BIZ UDPゴシック" w:eastAsia="BIZ UDPゴシック" w:hAnsi="BIZ UDPゴシック"/>
+          <w:sz w:val="22"/>
+          <w:szCs w:val="22"/>
+        </w:rPr>
+        <w:t xml:space="preserve">OC系・SH系の停止時間帯（JST 07:00〜20:00）に想定されるファイル着信シナリオと対応手順を以下に示す。</w:t>
+      </w:r>
+    </w:p>
+    <w:p>
+      <w:pPr>
+        <w:spacing w:before="40" w:after="40"/>
+      </w:pPr>
+      <w:r>
+        <w:t xml:space="preserve"/>
+      </w:r>
+    </w:p>
+    <w:tbl>
+      <w:tblPr>
+        <w:tblW w:type="dxa" w:w="9000"/>
+        <w:tblBorders>
+          <w:top w:val="single" w:color="auto" w:sz="4"/>
+          <w:left w:val="single" w:color="auto" w:sz="4"/>
+          <w:bottom w:val="single" w:color="auto" w:sz="4"/>
+          <w:right w:val="single" w:color="auto" w:sz="4"/>
+          <w:insideH w:val="single" w:color="auto" w:sz="4"/>
+          <w:insideV w:val="single" w:color="auto" w:sz="4"/>
+        </w:tblBorders>
+      </w:tblPr>
+      <w:tblGrid>
+        <w:gridCol w:w="400"/>
+        <w:gridCol w:w="2000"/>
+        <w:gridCol w:w="2800"/>
+        <w:gridCol w:w="3800"/>
+      </w:tblGrid>
+      <w:tr>
+        <w:trPr>
+          <w:cantSplit/>
+        </w:trPr>
+        <w:tc>
+          <w:tcPr>
+            <w:tcW w:type="dxa" w:w="400"/>
+            <w:tcBorders>
+              <w:top w:val="single" w:color="CCCCCC" w:sz="4"/>
+              <w:left w:val="single" w:color="CCCCCC" w:sz="4"/>
+              <w:bottom w:val="single" w:color="CCCCCC" w:sz="4"/>
+              <w:right w:val="single" w:color="CCCCCC" w:sz="4"/>
+            </w:tcBorders>
+            <w:shd w:fill="F5F5F5" w:val="clear"/>
+            <w:tcMar>
+              <w:top w:type="dxa" w:w="60"/>
+              <w:left w:type="dxa" w:w="100"/>
+              <w:bottom w:type="dxa" w:w="60"/>
+              <w:right w:type="dxa" w:w="100"/>
+            </w:tcMar>
+          </w:tcPr>
+          <w:p>
+            <w:r>
+              <w:rPr>
+                <w:rFonts w:ascii="BIZ UDPゴシック" w:cs="BIZ UDPゴシック" w:eastAsia="BIZ UDPゴシック" w:hAnsi="BIZ UDPゴシック"/>
+                <w:b/>
+                <w:bCs/>
+                <w:color w:val="000000"/>
+                <w:sz w:val="22"/>
+                <w:szCs w:val="22"/>
+              </w:rPr>
+              <w:t xml:space="preserve"/>
+            </w:r>
+          </w:p>
+        </w:tc>
+        <w:tc>
+          <w:tcPr>
+            <w:tcW w:type="dxa" w:w="2000"/>
+            <w:tcBorders>
+              <w:top w:val="single" w:color="CCCCCC" w:sz="4"/>
+              <w:left w:val="single" w:color="CCCCCC" w:sz="4"/>
+              <w:bottom w:val="single" w:color="CCCCCC" w:sz="4"/>
+              <w:right w:val="single" w:color="CCCCCC" w:sz="4"/>
+            </w:tcBorders>
+            <w:shd w:fill="F5F5F5" w:val="clear"/>
+            <w:tcMar>
+              <w:top w:type="dxa" w:w="60"/>
+              <w:left w:type="dxa" w:w="100"/>
+              <w:bottom w:type="dxa" w:w="60"/>
+              <w:right w:type="dxa" w:w="100"/>
+            </w:tcMar>
+          </w:tcPr>
+          <w:p>
+            <w:r>
+              <w:rPr>
+                <w:rFonts w:ascii="BIZ UDPゴシック" w:cs="BIZ UDPゴシック" w:eastAsia="BIZ UDPゴシック" w:hAnsi="BIZ UDPゴシック"/>
+                <w:b/>
+                <w:bCs/>
+                <w:color w:val="000000"/>
+                <w:sz w:val="22"/>
+                <w:szCs w:val="22"/>
+              </w:rPr>
+              <w:t xml:space="preserve">ケース</w:t>
+            </w:r>
+          </w:p>
+        </w:tc>
+        <w:tc>
+          <w:tcPr>
+            <w:tcW w:type="dxa" w:w="2800"/>
+            <w:tcBorders>
+              <w:top w:val="single" w:color="CCCCCC" w:sz="4"/>
+              <w:left w:val="single" w:color="CCCCCC" w:sz="4"/>
+              <w:bottom w:val="single" w:color="CCCCCC" w:sz="4"/>
+              <w:right w:val="single" w:color="CCCCCC" w:sz="4"/>
+            </w:tcBorders>
+            <w:shd w:fill="F5F5F5" w:val="clear"/>
+            <w:tcMar>
+              <w:top w:type="dxa" w:w="60"/>
+              <w:left w:type="dxa" w:w="100"/>
+              <w:bottom w:type="dxa" w:w="60"/>
+              <w:right w:type="dxa" w:w="100"/>
+            </w:tcMar>
+          </w:tcPr>
+          <w:p>
+            <w:r>
+              <w:rPr>
+                <w:rFonts w:ascii="BIZ UDPゴシック" w:cs="BIZ UDPゴシック" w:eastAsia="BIZ UDPゴシック" w:hAnsi="BIZ UDPゴシック"/>
+                <w:b/>
+                <w:bCs/>
+                <w:color w:val="000000"/>
+                <w:sz w:val="22"/>
+                <w:szCs w:val="22"/>
+              </w:rPr>
+              <w:t xml:space="preserve">発生条件</w:t>
+            </w:r>
+          </w:p>
+        </w:tc>
+        <w:tc>
+          <w:tcPr>
+            <w:tcW w:type="dxa" w:w="3800"/>
+            <w:tcBorders>
+              <w:top w:val="single" w:color="CCCCCC" w:sz="4"/>
+              <w:left w:val="single" w:color="CCCCCC" w:sz="4"/>
+              <w:bottom w:val="single" w:color="CCCCCC" w:sz="4"/>
+              <w:right w:val="single" w:color="CCCCCC" w:sz="4"/>
+            </w:tcBorders>
+            <w:shd w:fill="F5F5F5" w:val="clear"/>
+            <w:tcMar>
+              <w:top w:type="dxa" w:w="60"/>
+              <w:left w:type="dxa" w:w="100"/>
+              <w:bottom w:type="dxa" w:w="60"/>
+              <w:right w:type="dxa" w:w="100"/>
+            </w:tcMar>
+          </w:tcPr>
+          <w:p>
+            <w:r>
+              <w:rPr>
+                <w:rFonts w:ascii="BIZ UDPゴシック" w:cs="BIZ UDPゴシック" w:eastAsia="BIZ UDPゴシック" w:hAnsi="BIZ UDPゴシック"/>
+                <w:b/>
+                <w:bCs/>
+                <w:color w:val="000000"/>
+                <w:sz w:val="22"/>
+                <w:szCs w:val="22"/>
+              </w:rPr>
+              <w:t xml:space="preserve">S3への影響</w:t>
+            </w:r>
+          </w:p>
+        </w:tc>
+      </w:tr>
+      <w:tr>
+        <w:trPr>
+          <w:cantSplit/>
+        </w:trPr>
+        <w:tc>
+          <w:tcPr>
+            <w:tcW w:type="dxa" w:w="400"/>
+            <w:tcBorders>
+              <w:top w:val="single" w:color="CCCCCC" w:sz="4"/>
+              <w:left w:val="single" w:color="CCCCCC" w:sz="4"/>
+              <w:bottom w:val="single" w:color="CCCCCC" w:sz="4"/>
+              <w:right w:val="single" w:color="CCCCCC" w:sz="4"/>
+            </w:tcBorders>
+            <w:shd w:fill="FFFFFF" w:val="clear"/>
+            <w:tcMar>
+              <w:top w:type="dxa" w:w="60"/>
+              <w:left w:type="dxa" w:w="100"/>
+              <w:bottom w:type="dxa" w:w="60"/>
+              <w:right w:type="dxa" w:w="100"/>
+            </w:tcMar>
+          </w:tcPr>
+          <w:p>
+            <w:r>
+              <w:rPr>
+                <w:rFonts w:ascii="BIZ UDPゴシック" w:cs="BIZ UDPゴシック" w:eastAsia="BIZ UDPゴシック" w:hAnsi="BIZ UDPゴシック"/>
+                <w:b/>
+                <w:bCs/>
+                <w:color w:val="000000"/>
+                <w:sz w:val="22"/>
+                <w:szCs w:val="22"/>
+              </w:rPr>
+              <w:t xml:space="preserve">A</w:t>
+            </w:r>
+          </w:p>
+        </w:tc>
+        <w:tc>
+          <w:tcPr>
+            <w:tcW w:type="dxa" w:w="2000"/>
+            <w:tcBorders>
+              <w:top w:val="single" w:color="CCCCCC" w:sz="4"/>
+              <w:left w:val="single" w:color="CCCCCC" w:sz="4"/>
+              <w:bottom w:val="single" w:color="CCCCCC" w:sz="4"/>
+              <w:right w:val="single" w:color="CCCCCC" w:sz="4"/>
+            </w:tcBorders>
+            <w:shd w:fill="FFFFFF" w:val="clear"/>
+            <w:tcMar>
+              <w:top w:type="dxa" w:w="60"/>
+              <w:left w:type="dxa" w:w="100"/>
+              <w:bottom w:type="dxa" w:w="60"/>
+              <w:right w:type="dxa" w:w="100"/>
+            </w:tcMar>
+          </w:tcPr>
+          <w:p>
+            <w:r>
+              <w:rPr>
+                <w:rFonts w:ascii="BIZ UDPゴシック" w:cs="BIZ UDPゴシック" w:eastAsia="BIZ UDPゴシック" w:hAnsi="BIZ UDPゴシック"/>
+                <w:b w:val="false"/>
+                <w:bCs w:val="false"/>
+                <w:color w:val="000000"/>
+                <w:sz w:val="22"/>
+                <w:szCs w:val="22"/>
+              </w:rPr>
+              <w:t xml:space="preserve">ベンダーがSFTP送信を試みて失敗</w:t>
+            </w:r>
+          </w:p>
+        </w:tc>
+        <w:tc>
+          <w:tcPr>
+            <w:tcW w:type="dxa" w:w="2800"/>
+            <w:tcBorders>
+              <w:top w:val="single" w:color="CCCCCC" w:sz="4"/>
+              <w:left w:val="single" w:color="CCCCCC" w:sz="4"/>
+              <w:bottom w:val="single" w:color="CCCCCC" w:sz="4"/>
+              <w:right w:val="single" w:color="CCCCCC" w:sz="4"/>
+            </w:tcBorders>
+            <w:shd w:fill="FFFFFF" w:val="clear"/>
+            <w:tcMar>
+              <w:top w:type="dxa" w:w="60"/>
+              <w:left w:type="dxa" w:w="100"/>
+              <w:bottom w:type="dxa" w:w="60"/>
+              <w:right w:type="dxa" w:w="100"/>
+            </w:tcMar>
+          </w:tcPr>
+          <w:p>
+            <w:r>
+              <w:rPr>
+                <w:rFonts w:ascii="BIZ UDPゴシック" w:cs="BIZ UDPゴシック" w:eastAsia="BIZ UDPゴシック" w:hAnsi="BIZ UDPゴシック"/>
+                <w:b w:val="false"/>
+                <w:bCs w:val="false"/>
+                <w:color w:val="000000"/>
+                <w:sz w:val="22"/>
+                <w:szCs w:val="22"/>
+              </w:rPr>
+              <w:t xml:space="preserve">Transfer Family OFFLINE中にベンダーがSFTP接続を試行</w:t>
+            </w:r>
+          </w:p>
+        </w:tc>
+        <w:tc>
+          <w:tcPr>
+            <w:tcW w:type="dxa" w:w="3800"/>
+            <w:tcBorders>
+              <w:top w:val="single" w:color="CCCCCC" w:sz="4"/>
+              <w:left w:val="single" w:color="CCCCCC" w:sz="4"/>
+              <w:bottom w:val="single" w:color="CCCCCC" w:sz="4"/>
+              <w:right w:val="single" w:color="CCCCCC" w:sz="4"/>
+            </w:tcBorders>
+            <w:shd w:fill="F2DCDB" w:val="clear"/>
+            <w:tcMar>
+              <w:top w:type="dxa" w:w="60"/>
+              <w:left w:type="dxa" w:w="100"/>
+              <w:bottom w:type="dxa" w:w="60"/>
+              <w:right w:type="dxa" w:w="100"/>
+            </w:tcMar>
+          </w:tcPr>
+          <w:p>
+            <w:r>
+              <w:rPr>
+                <w:rFonts w:ascii="BIZ UDPゴシック" w:cs="BIZ UDPゴシック" w:eastAsia="BIZ UDPゴシック" w:hAnsi="BIZ UDPゴシック"/>
+                <w:b w:val="false"/>
+                <w:bCs w:val="false"/>
+                <w:color w:val="000000"/>
+                <w:sz w:val="22"/>
+                <w:szCs w:val="22"/>
+              </w:rPr>
+              <w:t xml:space="preserve">❌ S3にファイルは置かれない（接続拒否されるため）</w:t>
+            </w:r>
+          </w:p>
+        </w:tc>
+      </w:tr>
+      <w:tr>
+        <w:trPr>
+          <w:cantSplit/>
+        </w:trPr>
+        <w:tc>
+          <w:tcPr>
+            <w:tcW w:type="dxa" w:w="400"/>
+            <w:tcBorders>
+              <w:top w:val="single" w:color="CCCCCC" w:sz="4"/>
+              <w:left w:val="single" w:color="CCCCCC" w:sz="4"/>
+              <w:bottom w:val="single" w:color="CCCCCC" w:sz="4"/>
+              <w:right w:val="single" w:color="CCCCCC" w:sz="4"/>
+            </w:tcBorders>
+            <w:shd w:fill="FFFFFF" w:val="clear"/>
+            <w:tcMar>
+              <w:top w:type="dxa" w:w="60"/>
+              <w:left w:type="dxa" w:w="100"/>
+              <w:bottom w:type="dxa" w:w="60"/>
+              <w:right w:type="dxa" w:w="100"/>
+            </w:tcMar>
+          </w:tcPr>
+          <w:p>
+            <w:r>
+              <w:rPr>
+                <w:rFonts w:ascii="BIZ UDPゴシック" w:cs="BIZ UDPゴシック" w:eastAsia="BIZ UDPゴシック" w:hAnsi="BIZ UDPゴシック"/>
+                <w:b/>
+                <w:bCs/>
+                <w:color w:val="000000"/>
+                <w:sz w:val="22"/>
+                <w:szCs w:val="22"/>
+              </w:rPr>
+              <w:t xml:space="preserve">B</w:t>
+            </w:r>
+          </w:p>
+        </w:tc>
+        <w:tc>
+          <w:tcPr>
+            <w:tcW w:type="dxa" w:w="2000"/>
+            <w:tcBorders>
+              <w:top w:val="single" w:color="CCCCCC" w:sz="4"/>
+              <w:left w:val="single" w:color="CCCCCC" w:sz="4"/>
+              <w:bottom w:val="single" w:color="CCCCCC" w:sz="4"/>
+              <w:right w:val="single" w:color="CCCCCC" w:sz="4"/>
+            </w:tcBorders>
+            <w:shd w:fill="FFFFFF" w:val="clear"/>
+            <w:tcMar>
+              <w:top w:type="dxa" w:w="60"/>
+              <w:left w:type="dxa" w:w="100"/>
+              <w:bottom w:type="dxa" w:w="60"/>
+              <w:right w:type="dxa" w:w="100"/>
+            </w:tcMar>
+          </w:tcPr>
+          <w:p>
+            <w:r>
+              <w:rPr>
+                <w:rFonts w:ascii="BIZ UDPゴシック" w:cs="BIZ UDPゴシック" w:eastAsia="BIZ UDPゴシック" w:hAnsi="BIZ UDPゴシック"/>
+                <w:b w:val="false"/>
+                <w:bCs w:val="false"/>
+                <w:color w:val="000000"/>
+                <w:sz w:val="22"/>
+                <w:szCs w:val="22"/>
+              </w:rPr>
+              <w:t xml:space="preserve">S3に直接ファイルが置かれた場合</w:t>
+            </w:r>
+          </w:p>
+        </w:tc>
+        <w:tc>
+          <w:tcPr>
+            <w:tcW w:type="dxa" w:w="2800"/>
+            <w:tcBorders>
+              <w:top w:val="single" w:color="CCCCCC" w:sz="4"/>
+              <w:left w:val="single" w:color="CCCCCC" w:sz="4"/>
+              <w:bottom w:val="single" w:color="CCCCCC" w:sz="4"/>
+              <w:right w:val="single" w:color="CCCCCC" w:sz="4"/>
+            </w:tcBorders>
+            <w:shd w:fill="FFFFFF" w:val="clear"/>
+            <w:tcMar>
+              <w:top w:type="dxa" w:w="60"/>
+              <w:left w:type="dxa" w:w="100"/>
+              <w:bottom w:type="dxa" w:w="60"/>
+              <w:right w:type="dxa" w:w="100"/>
+            </w:tcMar>
+          </w:tcPr>
+          <w:p>
+            <w:r>
+              <w:rPr>
+                <w:rFonts w:ascii="BIZ UDPゴシック" w:cs="BIZ UDPゴシック" w:eastAsia="BIZ UDPゴシック" w:hAnsi="BIZ UDPゴシック"/>
+                <w:b w:val="false"/>
+                <w:bCs w:val="false"/>
+                <w:color w:val="000000"/>
+                <w:sz w:val="22"/>
+                <w:szCs w:val="22"/>
+              </w:rPr>
+              <w:t xml:space="preserve">AWS内部の別プロセス・手動操作などでS3にPUT</w:t>
+            </w:r>
+          </w:p>
+        </w:tc>
+        <w:tc>
+          <w:tcPr>
+            <w:tcW w:type="dxa" w:w="3800"/>
+            <w:tcBorders>
+              <w:top w:val="single" w:color="CCCCCC" w:sz="4"/>
+              <w:left w:val="single" w:color="CCCCCC" w:sz="4"/>
+              <w:bottom w:val="single" w:color="CCCCCC" w:sz="4"/>
+              <w:right w:val="single" w:color="CCCCCC" w:sz="4"/>
+            </w:tcBorders>
+            <w:shd w:fill="E2EFDA" w:val="clear"/>
+            <w:tcMar>
+              <w:top w:type="dxa" w:w="60"/>
+              <w:left w:type="dxa" w:w="100"/>
+              <w:bottom w:type="dxa" w:w="60"/>
+              <w:right w:type="dxa" w:w="100"/>
+            </w:tcMar>
+          </w:tcPr>
+          <w:p>
+            <w:r>
+              <w:rPr>
+                <w:rFonts w:ascii="BIZ UDPゴシック" w:cs="BIZ UDPゴシック" w:eastAsia="BIZ UDPゴシック" w:hAnsi="BIZ UDPゴシック"/>
+                <w:b w:val="false"/>
+                <w:bCs w:val="false"/>
+                <w:color w:val="000000"/>
+                <w:sz w:val="22"/>
+                <w:szCs w:val="22"/>
+              </w:rPr>
+              <w:t xml:space="preserve">✅ S3にファイルあり → Step Functionsが自動トリガーされ処理は正常に動く</w:t>
+            </w:r>
+          </w:p>
+        </w:tc>
+      </w:tr>
+    </w:tbl>
+    <w:p>
+      <w:pPr>
+        <w:spacing w:before="40" w:after="40"/>
+      </w:pPr>
+      <w:r>
+        <w:t xml:space="preserve"/>
+      </w:r>
+    </w:p>
+    <w:p>
+      <w:pPr>
+        <w:pStyle w:val="Heading2"/>
+      </w:pPr>
+      <w:r>
+        <w:rPr>
+          <w:rFonts w:ascii="BIZ UDPゴシック" w:cs="BIZ UDPゴシック" w:eastAsia="BIZ UDPゴシック" w:hAnsi="BIZ UDPゴシック"/>
+          <w:b/>
+          <w:bCs/>
+          <w:sz w:val="24"/>
+          <w:szCs w:val="24"/>
+        </w:rPr>
+        <w:t xml:space="preserve">■ ケースA：SFTP送信失敗（Transfer Family OFFLINE中）</w:t>
+      </w:r>
+    </w:p>
+    <w:p>
+      <w:pPr>
+        <w:spacing w:before="40" w:after="40"/>
+      </w:pPr>
+      <w:r>
+        <w:rPr>
+          <w:rFonts w:ascii="BIZ UDPゴシック" w:cs="BIZ UDPゴシック" w:eastAsia="BIZ UDPゴシック" w:hAnsi="BIZ UDPゴシック"/>
+          <w:sz w:val="22"/>
+          <w:szCs w:val="22"/>
+        </w:rPr>
+        <w:t xml:space="preserve">Transfer Family が OFFLINE の間はSFTPポートへの接続自体が拒否されるため、ベンダー（BIPROGY / SHARP）側でエラーが発生する。S3にはファイルが置かれない。</w:t>
+      </w:r>
+    </w:p>
+    <w:p>
+      <w:pPr>
+        <w:spacing w:before="40" w:after="40"/>
+      </w:pPr>
+      <w:r>
+        <w:t xml:space="preserve"/>
+      </w:r>
+    </w:p>
+    <w:p>
+      <w:pPr>
+        <w:pStyle w:val="Heading3"/>
+      </w:pPr>
+      <w:r>
+        <w:rPr>
+          <w:rFonts w:ascii="BIZ UDPゴシック" w:cs="BIZ UDPゴシック" w:eastAsia="BIZ UDPゴシック" w:hAnsi="BIZ UDPゴシック"/>
+          <w:b/>
+          <w:bCs/>
+          <w:color w:val="1F4D78"/>
+          <w:sz w:val="22"/>
+          <w:szCs w:val="22"/>
+        </w:rPr>
+        <w:t xml:space="preserve">▼ 検知方法</w:t>
+      </w:r>
+    </w:p>
+    <w:tbl>
+      <w:tblPr>
+        <w:tblW w:type="dxa" w:w="9000"/>
+        <w:tblBorders>
+          <w:top w:val="single" w:color="auto" w:sz="4"/>
+          <w:left w:val="single" w:color="auto" w:sz="4"/>
+          <w:bottom w:val="single" w:color="auto" w:sz="4"/>
+          <w:right w:val="single" w:color="auto" w:sz="4"/>
+          <w:insideH w:val="single" w:color="auto" w:sz="4"/>
+          <w:insideV w:val="single" w:color="auto" w:sz="4"/>
+        </w:tblBorders>
+      </w:tblPr>
+      <w:tblGrid>
+        <w:gridCol w:w="400"/>
+        <w:gridCol w:w="2800"/>
+        <w:gridCol w:w="5800"/>
+      </w:tblGrid>
+      <w:tr>
+        <w:trPr>
+          <w:cantSplit/>
+        </w:trPr>
+        <w:tc>
+          <w:tcPr>
+            <w:tcW w:type="dxa" w:w="400"/>
+            <w:tcBorders>
+              <w:top w:val="single" w:color="CCCCCC" w:sz="4"/>
+              <w:left w:val="single" w:color="CCCCCC" w:sz="4"/>
+              <w:bottom w:val="single" w:color="CCCCCC" w:sz="4"/>
+              <w:right w:val="single" w:color="CCCCCC" w:sz="4"/>
+            </w:tcBorders>
+            <w:shd w:fill="F5F5F5" w:val="clear"/>
+            <w:tcMar>
+              <w:top w:type="dxa" w:w="60"/>
+              <w:left w:type="dxa" w:w="100"/>
+              <w:bottom w:type="dxa" w:w="60"/>
+              <w:right w:type="dxa" w:w="100"/>
+            </w:tcMar>
+          </w:tcPr>
+          <w:p>
+            <w:r>
+              <w:rPr>
+                <w:rFonts w:ascii="BIZ UDPゴシック" w:cs="BIZ UDPゴシック" w:eastAsia="BIZ UDPゴシック" w:hAnsi="BIZ UDPゴシック"/>
+                <w:b/>
+                <w:bCs/>
+                <w:color w:val="000000"/>
+                <w:sz w:val="22"/>
+                <w:szCs w:val="22"/>
+              </w:rPr>
+              <w:t xml:space="preserve"/>
+            </w:r>
+          </w:p>
+        </w:tc>
+        <w:tc>
+          <w:tcPr>
+            <w:tcW w:type="dxa" w:w="2800"/>
+            <w:tcBorders>
+              <w:top w:val="single" w:color="CCCCCC" w:sz="4"/>
+              <w:left w:val="single" w:color="CCCCCC" w:sz="4"/>
+              <w:bottom w:val="single" w:color="CCCCCC" w:sz="4"/>
+              <w:right w:val="single" w:color="CCCCCC" w:sz="4"/>
+            </w:tcBorders>
+            <w:shd w:fill="F5F5F5" w:val="clear"/>
+            <w:tcMar>
+              <w:top w:type="dxa" w:w="60"/>
+              <w:left w:type="dxa" w:w="100"/>
+              <w:bottom w:type="dxa" w:w="60"/>
+              <w:right w:type="dxa" w:w="100"/>
+            </w:tcMar>
+          </w:tcPr>
+          <w:p>
+            <w:r>
+              <w:rPr>
+                <w:rFonts w:ascii="BIZ UDPゴシック" w:cs="BIZ UDPゴシック" w:eastAsia="BIZ UDPゴシック" w:hAnsi="BIZ UDPゴシック"/>
+                <w:b/>
+                <w:bCs/>
+                <w:color w:val="000000"/>
+                <w:sz w:val="22"/>
+                <w:szCs w:val="22"/>
+              </w:rPr>
+              <w:t xml:space="preserve">検知手段</w:t>
+            </w:r>
+          </w:p>
+        </w:tc>
+        <w:tc>
+          <w:tcPr>
+            <w:tcW w:type="dxa" w:w="5800"/>
+            <w:tcBorders>
+              <w:top w:val="single" w:color="CCCCCC" w:sz="4"/>
+              <w:left w:val="single" w:color="CCCCCC" w:sz="4"/>
+              <w:bottom w:val="single" w:color="CCCCCC" w:sz="4"/>
+              <w:right w:val="single" w:color="CCCCCC" w:sz="4"/>
+            </w:tcBorders>
+            <w:shd w:fill="F5F5F5" w:val="clear"/>
+            <w:tcMar>
+              <w:top w:type="dxa" w:w="60"/>
+              <w:left w:type="dxa" w:w="100"/>
+              <w:bottom w:type="dxa" w:w="60"/>
+              <w:right w:type="dxa" w:w="100"/>
+            </w:tcMar>
+          </w:tcPr>
+          <w:p>
+            <w:r>
+              <w:rPr>
+                <w:rFonts w:ascii="BIZ UDPゴシック" w:cs="BIZ UDPゴシック" w:eastAsia="BIZ UDPゴシック" w:hAnsi="BIZ UDPゴシック"/>
+                <w:b/>
+                <w:bCs/>
+                <w:color w:val="000000"/>
+                <w:sz w:val="22"/>
+                <w:szCs w:val="22"/>
+              </w:rPr>
+              <w:t xml:space="preserve">確認コマンド</w:t>
+            </w:r>
+          </w:p>
+        </w:tc>
+      </w:tr>
+      <w:tr>
+        <w:trPr>
+          <w:cantSplit/>
+        </w:trPr>
+        <w:tc>
+          <w:tcPr>
+            <w:tcW w:type="dxa" w:w="400"/>
+            <w:tcBorders>
+              <w:top w:val="single" w:color="CCCCCC" w:sz="4"/>
+              <w:left w:val="single" w:color="CCCCCC" w:sz="4"/>
+              <w:bottom w:val="single" w:color="CCCCCC" w:sz="4"/>
+              <w:right w:val="single" w:color="CCCCCC" w:sz="4"/>
+            </w:tcBorders>
+            <w:shd w:fill="FFFFFF" w:val="clear"/>
+            <w:tcMar>
+              <w:top w:type="dxa" w:w="60"/>
+              <w:left w:type="dxa" w:w="100"/>
+              <w:bottom w:type="dxa" w:w="60"/>
+              <w:right w:type="dxa" w:w="100"/>
+            </w:tcMar>
+          </w:tcPr>
+          <w:p>
+            <w:r>
+              <w:rPr>
+                <w:rFonts w:ascii="BIZ UDPゴシック" w:cs="BIZ UDPゴシック" w:eastAsia="BIZ UDPゴシック" w:hAnsi="BIZ UDPゴシック"/>
+                <w:b w:val="false"/>
+                <w:bCs w:val="false"/>
+                <w:color w:val="000000"/>
+                <w:sz w:val="22"/>
+                <w:szCs w:val="22"/>
+              </w:rPr>
+              <w:t xml:space="preserve">①</w:t>
+            </w:r>
+          </w:p>
+        </w:tc>
+        <w:tc>
+          <w:tcPr>
+            <w:tcW w:type="dxa" w:w="2800"/>
+            <w:tcBorders>
+              <w:top w:val="single" w:color="CCCCCC" w:sz="4"/>
+              <w:left w:val="single" w:color="CCCCCC" w:sz="4"/>
+              <w:bottom w:val="single" w:color="CCCCCC" w:sz="4"/>
+              <w:right w:val="single" w:color="CCCCCC" w:sz="4"/>
+            </w:tcBorders>
+            <w:shd w:fill="FFFFFF" w:val="clear"/>
+            <w:tcMar>
+              <w:top w:type="dxa" w:w="60"/>
+              <w:left w:type="dxa" w:w="100"/>
+              <w:bottom w:type="dxa" w:w="60"/>
+              <w:right w:type="dxa" w:w="100"/>
+            </w:tcMar>
+          </w:tcPr>
+          <w:p>
+            <w:r>
+              <w:rPr>
+                <w:rFonts w:ascii="BIZ UDPゴシック" w:cs="BIZ UDPゴシック" w:eastAsia="BIZ UDPゴシック" w:hAnsi="BIZ UDPゴシック"/>
+                <w:b w:val="false"/>
+                <w:bCs w:val="false"/>
+                <w:color w:val="000000"/>
+                <w:sz w:val="22"/>
+                <w:szCs w:val="22"/>
+              </w:rPr>
+              <w:t xml:space="preserve">ベンダーからの連絡（最も一般的）</w:t>
+            </w:r>
+          </w:p>
+        </w:tc>
+        <w:tc>
+          <w:tcPr>
+            <w:tcW w:type="dxa" w:w="5800"/>
+            <w:tcBorders>
+              <w:top w:val="single" w:color="CCCCCC" w:sz="4"/>
+              <w:left w:val="single" w:color="CCCCCC" w:sz="4"/>
+              <w:bottom w:val="single" w:color="CCCCCC" w:sz="4"/>
+              <w:right w:val="single" w:color="CCCCCC" w:sz="4"/>
+            </w:tcBorders>
+            <w:shd w:fill="FFFFFF" w:val="clear"/>
+            <w:tcMar>
+              <w:top w:type="dxa" w:w="60"/>
+              <w:left w:type="dxa" w:w="100"/>
+              <w:bottom w:type="dxa" w:w="60"/>
+              <w:right w:type="dxa" w:w="100"/>
+            </w:tcMar>
+          </w:tcPr>
+          <w:p>
+            <w:r>
+              <w:rPr>
+                <w:rFonts w:ascii="BIZ UDPゴシック" w:cs="BIZ UDPゴシック" w:eastAsia="BIZ UDPゴシック" w:hAnsi="BIZ UDPゴシック"/>
+                <w:b w:val="false"/>
+                <w:bCs w:val="false"/>
+                <w:color w:val="000000"/>
+                <w:sz w:val="22"/>
+                <w:szCs w:val="22"/>
+              </w:rPr>
+              <w:t xml:space="preserve">BIPROGY / SHARP から「SFTP接続できない」旨の連絡を受領</w:t>
+            </w:r>
+          </w:p>
+        </w:tc>
+      </w:tr>
+      <w:tr>
+        <w:trPr>
+          <w:cantSplit/>
+        </w:trPr>
+        <w:tc>
+          <w:tcPr>
+            <w:tcW w:type="dxa" w:w="400"/>
+            <w:tcBorders>
+              <w:top w:val="single" w:color="CCCCCC" w:sz="4"/>
+              <w:left w:val="single" w:color="CCCCCC" w:sz="4"/>
+              <w:bottom w:val="single" w:color="CCCCCC" w:sz="4"/>
+              <w:right w:val="single" w:color="CCCCCC" w:sz="4"/>
+            </w:tcBorders>
+            <w:shd w:fill="FFFFFF" w:val="clear"/>
+            <w:tcMar>
+              <w:top w:type="dxa" w:w="60"/>
+              <w:left w:type="dxa" w:w="100"/>
+              <w:bottom w:type="dxa" w:w="60"/>
+              <w:right w:type="dxa" w:w="100"/>
+            </w:tcMar>
+          </w:tcPr>
+          <w:p>
+            <w:r>
+              <w:rPr>
+                <w:rFonts w:ascii="BIZ UDPゴシック" w:cs="BIZ UDPゴシック" w:eastAsia="BIZ UDPゴシック" w:hAnsi="BIZ UDPゴシック"/>
+                <w:b w:val="false"/>
+                <w:bCs w:val="false"/>
+                <w:color w:val="000000"/>
+                <w:sz w:val="22"/>
+                <w:szCs w:val="22"/>
+              </w:rPr>
+              <w:t xml:space="preserve">②</w:t>
+            </w:r>
+          </w:p>
+        </w:tc>
+        <w:tc>
+          <w:tcPr>
+            <w:tcW w:type="dxa" w:w="2800"/>
+            <w:tcBorders>
+              <w:top w:val="single" w:color="CCCCCC" w:sz="4"/>
+              <w:left w:val="single" w:color="CCCCCC" w:sz="4"/>
+              <w:bottom w:val="single" w:color="CCCCCC" w:sz="4"/>
+              <w:right w:val="single" w:color="CCCCCC" w:sz="4"/>
+            </w:tcBorders>
+            <w:shd w:fill="FFFFFF" w:val="clear"/>
+            <w:tcMar>
+              <w:top w:type="dxa" w:w="60"/>
+              <w:left w:type="dxa" w:w="100"/>
+              <w:bottom w:type="dxa" w:w="60"/>
+              <w:right w:type="dxa" w:w="100"/>
+            </w:tcMar>
+          </w:tcPr>
+          <w:p>
+            <w:r>
+              <w:rPr>
+                <w:rFonts w:ascii="BIZ UDPゴシック" w:cs="BIZ UDPゴシック" w:eastAsia="BIZ UDPゴシック" w:hAnsi="BIZ UDPゴシック"/>
+                <w:b w:val="false"/>
+                <w:bCs w:val="false"/>
+                <w:color w:val="000000"/>
+                <w:sz w:val="22"/>
+                <w:szCs w:val="22"/>
+              </w:rPr>
+              <w:t xml:space="preserve">CloudWatch FilesIn が 0 のまま翌朝まで継続</w:t>
+            </w:r>
+          </w:p>
+        </w:tc>
+        <w:tc>
+          <w:tcPr>
+            <w:tcW w:type="dxa" w:w="5800"/>
+            <w:tcBorders>
+              <w:top w:val="single" w:color="CCCCCC" w:sz="4"/>
+              <w:left w:val="single" w:color="CCCCCC" w:sz="4"/>
+              <w:bottom w:val="single" w:color="CCCCCC" w:sz="4"/>
+              <w:right w:val="single" w:color="CCCCCC" w:sz="4"/>
+            </w:tcBorders>
+            <w:shd w:fill="FFFFFF" w:val="clear"/>
+            <w:tcMar>
+              <w:top w:type="dxa" w:w="60"/>
+              <w:left w:type="dxa" w:w="100"/>
+              <w:bottom w:type="dxa" w:w="60"/>
+              <w:right w:type="dxa" w:w="100"/>
+            </w:tcMar>
+          </w:tcPr>
+          <w:p>
+            <w:r>
+              <w:rPr>
+                <w:rFonts w:ascii="BIZ UDPゴシック" w:cs="BIZ UDPゴシック" w:eastAsia="BIZ UDPゴシック" w:hAnsi="BIZ UDPゴシック"/>
+                <w:b w:val="false"/>
+                <w:bCs w:val="false"/>
+                <w:color w:val="000000"/>
+                <w:sz w:val="22"/>
+                <w:szCs w:val="22"/>
+              </w:rPr>
+              <w:t xml:space="preserve">aws cloudwatch get-metric-statistics \
+  --region ap-northeast-1 --namespace AWS/Transfer \
+  --metric-name FilesIn \
+  --dimensions Name=ServerId,Value=s-2a4905e8210f48248 \
+  --start-time $(date -d 'yesterday 11:00' +%s)000 \
+  --end-time   $(date -d 'today 11:00'     +%s)000 \
+  --period 86400 --statistics Sum \
+  --query 'Datapoints[0].Sum' --output text
+# ※ 0 が返る場合は当日ファイル未着</w:t>
+            </w:r>
+          </w:p>
+        </w:tc>
+      </w:tr>
+    </w:tbl>
+    <w:p>
+      <w:pPr>
+        <w:spacing w:before="40" w:after="40"/>
+      </w:pPr>
+      <w:r>
+        <w:t xml:space="preserve"/>
+      </w:r>
+    </w:p>
+    <w:p>
+      <w:pPr>
+        <w:pStyle w:val="Heading3"/>
+      </w:pPr>
+      <w:r>
+        <w:rPr>
+          <w:rFonts w:ascii="BIZ UDPゴシック" w:cs="BIZ UDPゴシック" w:eastAsia="BIZ UDPゴシック" w:hAnsi="BIZ UDPゴシック"/>
+          <w:b/>
+          <w:bCs/>
+          <w:color w:val="1F4D78"/>
+          <w:sz w:val="22"/>
+          <w:szCs w:val="22"/>
+        </w:rPr>
+        <w:t xml:space="preserve">▼ 対応手順（ケースA）</w:t>
+      </w:r>
+    </w:p>
+    <w:tbl>
+      <w:tblPr>
+        <w:tblW w:type="dxa" w:w="9000"/>
+        <w:tblBorders>
+          <w:top w:val="single" w:color="auto" w:sz="4"/>
+          <w:left w:val="single" w:color="auto" w:sz="4"/>
+          <w:bottom w:val="single" w:color="auto" w:sz="4"/>
+          <w:right w:val="single" w:color="auto" w:sz="4"/>
+          <w:insideH w:val="single" w:color="auto" w:sz="4"/>
+          <w:insideV w:val="single" w:color="auto" w:sz="4"/>
+        </w:tblBorders>
+      </w:tblPr>
+      <w:tblGrid>
+        <w:gridCol w:w="500"/>
+        <w:gridCol w:w="2000"/>
+        <w:gridCol w:w="6500"/>
+      </w:tblGrid>
+      <w:tr>
+        <w:trPr>
+          <w:cantSplit/>
+        </w:trPr>
+        <w:tc>
+          <w:tcPr>
+            <w:tcW w:type="dxa" w:w="500"/>
+            <w:tcBorders>
+              <w:top w:val="single" w:color="CCCCCC" w:sz="4"/>
+              <w:left w:val="single" w:color="CCCCCC" w:sz="4"/>
+              <w:bottom w:val="single" w:color="CCCCCC" w:sz="4"/>
+              <w:right w:val="single" w:color="CCCCCC" w:sz="4"/>
+            </w:tcBorders>
+            <w:shd w:fill="F5F5F5" w:val="clear"/>
+            <w:tcMar>
+              <w:top w:type="dxa" w:w="60"/>
+              <w:left w:type="dxa" w:w="100"/>
+              <w:bottom w:type="dxa" w:w="60"/>
+              <w:right w:type="dxa" w:w="100"/>
+            </w:tcMar>
+          </w:tcPr>
+          <w:p>
+            <w:r>
+              <w:rPr>
+                <w:rFonts w:ascii="BIZ UDPゴシック" w:cs="BIZ UDPゴシック" w:eastAsia="BIZ UDPゴシック" w:hAnsi="BIZ UDPゴシック"/>
+                <w:b/>
+                <w:bCs/>
+                <w:color w:val="000000"/>
+                <w:sz w:val="22"/>
+                <w:szCs w:val="22"/>
+              </w:rPr>
+              <w:t xml:space="preserve">Step</w:t>
+            </w:r>
+          </w:p>
+        </w:tc>
+        <w:tc>
+          <w:tcPr>
+            <w:tcW w:type="dxa" w:w="2000"/>
+            <w:tcBorders>
+              <w:top w:val="single" w:color="CCCCCC" w:sz="4"/>
+              <w:left w:val="single" w:color="CCCCCC" w:sz="4"/>
+              <w:bottom w:val="single" w:color="CCCCCC" w:sz="4"/>
+              <w:right w:val="single" w:color="CCCCCC" w:sz="4"/>
+            </w:tcBorders>
+            <w:shd w:fill="F5F5F5" w:val="clear"/>
+            <w:tcMar>
+              <w:top w:type="dxa" w:w="60"/>
+              <w:left w:type="dxa" w:w="100"/>
+              <w:bottom w:type="dxa" w:w="60"/>
+              <w:right w:type="dxa" w:w="100"/>
+            </w:tcMar>
+          </w:tcPr>
+          <w:p>
+            <w:r>
+              <w:rPr>
+                <w:rFonts w:ascii="BIZ UDPゴシック" w:cs="BIZ UDPゴシック" w:eastAsia="BIZ UDPゴシック" w:hAnsi="BIZ UDPゴシック"/>
+                <w:b/>
+                <w:bCs/>
+                <w:color w:val="000000"/>
+                <w:sz w:val="22"/>
+                <w:szCs w:val="22"/>
+              </w:rPr>
+              <w:t xml:space="preserve">アクション</w:t>
+            </w:r>
+          </w:p>
+        </w:tc>
+        <w:tc>
+          <w:tcPr>
+            <w:tcW w:type="dxa" w:w="6500"/>
+            <w:tcBorders>
+              <w:top w:val="single" w:color="CCCCCC" w:sz="4"/>
+              <w:left w:val="single" w:color="CCCCCC" w:sz="4"/>
+              <w:bottom w:val="single" w:color="CCCCCC" w:sz="4"/>
+              <w:right w:val="single" w:color="CCCCCC" w:sz="4"/>
+            </w:tcBorders>
+            <w:shd w:fill="F5F5F5" w:val="clear"/>
+            <w:tcMar>
+              <w:top w:type="dxa" w:w="60"/>
+              <w:left w:type="dxa" w:w="100"/>
+              <w:bottom w:type="dxa" w:w="60"/>
+              <w:right w:type="dxa" w:w="100"/>
+            </w:tcMar>
+          </w:tcPr>
+          <w:p>
+            <w:r>
+              <w:rPr>
+                <w:rFonts w:ascii="BIZ UDPゴシック" w:cs="BIZ UDPゴシック" w:eastAsia="BIZ UDPゴシック" w:hAnsi="BIZ UDPゴシック"/>
+                <w:b/>
+                <w:bCs/>
+                <w:color w:val="000000"/>
+                <w:sz w:val="22"/>
+                <w:szCs w:val="22"/>
+              </w:rPr>
+              <w:t xml:space="preserve">詳細・コマンド</w:t>
+            </w:r>
+          </w:p>
+        </w:tc>
+      </w:tr>
+      <w:tr>
+        <w:trPr>
+          <w:cantSplit/>
+        </w:trPr>
+        <w:tc>
+          <w:tcPr>
+            <w:tcW w:type="dxa" w:w="500"/>
+            <w:tcBorders>
+              <w:top w:val="single" w:color="CCCCCC" w:sz="4"/>
+              <w:left w:val="single" w:color="CCCCCC" w:sz="4"/>
+              <w:bottom w:val="single" w:color="CCCCCC" w:sz="4"/>
+              <w:right w:val="single" w:color="CCCCCC" w:sz="4"/>
+            </w:tcBorders>
+            <w:shd w:fill="FFFFFF" w:val="clear"/>
+            <w:tcMar>
+              <w:top w:type="dxa" w:w="60"/>
+              <w:left w:type="dxa" w:w="100"/>
+              <w:bottom w:type="dxa" w:w="60"/>
+              <w:right w:type="dxa" w:w="100"/>
+            </w:tcMar>
+          </w:tcPr>
+          <w:p>
+            <w:r>
+              <w:rPr>
+                <w:rFonts w:ascii="BIZ UDPゴシック" w:cs="BIZ UDPゴシック" w:eastAsia="BIZ UDPゴシック" w:hAnsi="BIZ UDPゴシック"/>
+                <w:b w:val="false"/>
+                <w:bCs w:val="false"/>
+                <w:color w:val="000000"/>
+                <w:sz w:val="22"/>
+                <w:szCs w:val="22"/>
+              </w:rPr>
+              <w:t xml:space="preserve">1</w:t>
+            </w:r>
+          </w:p>
+        </w:tc>
+        <w:tc>
+          <w:tcPr>
+            <w:tcW w:type="dxa" w:w="2000"/>
+            <w:tcBorders>
+              <w:top w:val="single" w:color="CCCCCC" w:sz="4"/>
+              <w:left w:val="single" w:color="CCCCCC" w:sz="4"/>
+              <w:bottom w:val="single" w:color="CCCCCC" w:sz="4"/>
+              <w:right w:val="single" w:color="CCCCCC" w:sz="4"/>
+            </w:tcBorders>
+            <w:shd w:fill="FFFFFF" w:val="clear"/>
+            <w:tcMar>
+              <w:top w:type="dxa" w:w="60"/>
+              <w:left w:type="dxa" w:w="100"/>
+              <w:bottom w:type="dxa" w:w="60"/>
+              <w:right w:type="dxa" w:w="100"/>
+            </w:tcMar>
+          </w:tcPr>
+          <w:p>
+            <w:r>
+              <w:rPr>
+                <w:rFonts w:ascii="BIZ UDPゴシック" w:cs="BIZ UDPゴシック" w:eastAsia="BIZ UDPゴシック" w:hAnsi="BIZ UDPゴシック"/>
+                <w:b w:val="false"/>
+                <w:bCs w:val="false"/>
+                <w:color w:val="000000"/>
+                <w:sz w:val="22"/>
+                <w:szCs w:val="22"/>
+              </w:rPr>
+              <w:t xml:space="preserve">緊急度の確認</w:t>
+            </w:r>
+          </w:p>
+        </w:tc>
+        <w:tc>
+          <w:tcPr>
+            <w:tcW w:type="dxa" w:w="6500"/>
+            <w:tcBorders>
+              <w:top w:val="single" w:color="CCCCCC" w:sz="4"/>
+              <w:left w:val="single" w:color="CCCCCC" w:sz="4"/>
+              <w:bottom w:val="single" w:color="CCCCCC" w:sz="4"/>
+              <w:right w:val="single" w:color="CCCCCC" w:sz="4"/>
+            </w:tcBorders>
+            <w:shd w:fill="FFFFFF" w:val="clear"/>
+            <w:tcMar>
+              <w:top w:type="dxa" w:w="60"/>
+              <w:left w:type="dxa" w:w="100"/>
+              <w:bottom w:type="dxa" w:w="60"/>
+              <w:right w:type="dxa" w:w="100"/>
+            </w:tcMar>
+          </w:tcPr>
+          <w:p>
+            <w:r>
+              <w:rPr>
+                <w:rFonts w:ascii="BIZ UDPゴシック" w:cs="BIZ UDPゴシック" w:eastAsia="BIZ UDPゴシック" w:hAnsi="BIZ UDPゴシック"/>
+                <w:b w:val="false"/>
+                <w:bCs w:val="false"/>
+                <w:color w:val="000000"/>
+                <w:sz w:val="22"/>
+                <w:szCs w:val="22"/>
+              </w:rPr>
+              <w:t xml:space="preserve">・当日中にデータが必要か確認（OC系: 翌日バッチに影響する可能性あり）
+・緊急の場合は Step 2へ。翌日 JST 20:00 の起動まで待てる場合は Step 3へ</w:t>
+            </w:r>
+          </w:p>
+        </w:tc>
+      </w:tr>
+      <w:tr>
+        <w:trPr>
+          <w:cantSplit/>
+        </w:trPr>
+        <w:tc>
+          <w:tcPr>
+            <w:tcW w:type="dxa" w:w="500"/>
+            <w:tcBorders>
+              <w:top w:val="single" w:color="CCCCCC" w:sz="4"/>
+              <w:left w:val="single" w:color="CCCCCC" w:sz="4"/>
+              <w:bottom w:val="single" w:color="CCCCCC" w:sz="4"/>
+              <w:right w:val="single" w:color="CCCCCC" w:sz="4"/>
+            </w:tcBorders>
+            <w:shd w:fill="FFFFFF" w:val="clear"/>
+            <w:tcMar>
+              <w:top w:type="dxa" w:w="60"/>
+              <w:left w:type="dxa" w:w="100"/>
+              <w:bottom w:type="dxa" w:w="60"/>
+              <w:right w:type="dxa" w:w="100"/>
+            </w:tcMar>
+          </w:tcPr>
+          <w:p>
+            <w:r>
+              <w:rPr>
+                <w:rFonts w:ascii="BIZ UDPゴシック" w:cs="BIZ UDPゴシック" w:eastAsia="BIZ UDPゴシック" w:hAnsi="BIZ UDPゴシック"/>
+                <w:b w:val="false"/>
+                <w:bCs w:val="false"/>
+                <w:color w:val="000000"/>
+                <w:sz w:val="22"/>
+                <w:szCs w:val="22"/>
+              </w:rPr>
+              <w:t xml:space="preserve">2</w:t>
+            </w:r>
+          </w:p>
+        </w:tc>
+        <w:tc>
+          <w:tcPr>
+            <w:tcW w:type="dxa" w:w="2000"/>
+            <w:tcBorders>
+              <w:top w:val="single" w:color="CCCCCC" w:sz="4"/>
+              <w:left w:val="single" w:color="CCCCCC" w:sz="4"/>
+              <w:bottom w:val="single" w:color="CCCCCC" w:sz="4"/>
+              <w:right w:val="single" w:color="CCCCCC" w:sz="4"/>
+            </w:tcBorders>
+            <w:shd w:fill="FFF2CC" w:val="clear"/>
+            <w:tcMar>
+              <w:top w:type="dxa" w:w="60"/>
+              <w:left w:type="dxa" w:w="100"/>
+              <w:bottom w:type="dxa" w:w="60"/>
+              <w:right w:type="dxa" w:w="100"/>
+            </w:tcMar>
+          </w:tcPr>
+          <w:p>
+            <w:r>
+              <w:rPr>
+                <w:rFonts w:ascii="BIZ UDPゴシック" w:cs="BIZ UDPゴシック" w:eastAsia="BIZ UDPゴシック" w:hAnsi="BIZ UDPゴシック"/>
+                <w:b w:val="false"/>
+                <w:bCs w:val="false"/>
+                <w:color w:val="000000"/>
+                <w:sz w:val="22"/>
+                <w:szCs w:val="22"/>
+              </w:rPr>
+              <w:t xml:space="preserve">（緊急）手動でサーバーを即時起動</w:t>
+            </w:r>
+          </w:p>
+        </w:tc>
+        <w:tc>
+          <w:tcPr>
+            <w:tcW w:type="dxa" w:w="6500"/>
+            <w:tcBorders>
+              <w:top w:val="single" w:color="CCCCCC" w:sz="4"/>
+              <w:left w:val="single" w:color="CCCCCC" w:sz="4"/>
+              <w:bottom w:val="single" w:color="CCCCCC" w:sz="4"/>
+              <w:right w:val="single" w:color="CCCCCC" w:sz="4"/>
+            </w:tcBorders>
+            <w:tcMar>
+              <w:top w:type="dxa" w:w="60"/>
+              <w:left w:type="dxa" w:w="100"/>
+              <w:bottom w:type="dxa" w:w="60"/>
+              <w:right w:type="dxa" w:w="100"/>
+            </w:tcMar>
+          </w:tcPr>
+          <w:p>
+            <w:pPr>
+              <w:spacing w:before="40" w:after="0"/>
+            </w:pPr>
+            <w:r>
+              <w:rPr>
+                <w:rFonts w:ascii="BIZ UDPゴシック" w:cs="BIZ UDPゴシック" w:eastAsia="BIZ UDPゴシック" w:hAnsi="BIZ UDPゴシック"/>
+                <w:b/>
+                <w:bCs/>
+                <w:color w:val="1F4D78"/>
+                <w:sz w:val="18"/>
+                <w:szCs w:val="18"/>
+              </w:rPr>
+              <w:t xml:space="preserve">▶ CloudShellコマンド:</w:t>
+            </w:r>
+          </w:p>
+          <w:p>
+            <w:pPr>
+              <w:shd w:fill="F0F4F8" w:val="clear"/>
+              <w:spacing w:before="0" w:after="0"/>
+            </w:pPr>
+            <w:r>
+              <w:rPr>
+                <w:rFonts w:ascii="Consolas" w:cs="Consolas" w:eastAsia="Consolas" w:hAnsi="Consolas"/>
+                <w:color w:val="333333"/>
+                <w:sz w:val="17"/>
+                <w:szCs w:val="17"/>
+              </w:rPr>
+              <w:t xml:space="preserve"># OC系 or SH系を手動起動</w:t>
+            </w:r>
+          </w:p>
+          <w:p>
+            <w:pPr>
+              <w:shd w:fill="F0F4F8" w:val="clear"/>
+              <w:spacing w:before="0" w:after="0"/>
+            </w:pPr>
+            <w:r>
+              <w:rPr>
+                <w:rFonts w:ascii="Consolas" w:cs="Consolas" w:eastAsia="Consolas" w:hAnsi="Consolas"/>
+                <w:color w:val="333333"/>
+                <w:sz w:val="17"/>
+                <w:szCs w:val="17"/>
+              </w:rPr>
+              <w:t xml:space="preserve">aws transfer start-server --region ap-northeast-1 \</w:t>
+            </w:r>
+          </w:p>
+          <w:p>
+            <w:pPr>
+              <w:shd w:fill="F0F4F8" w:val="clear"/>
+              <w:spacing w:before="0" w:after="0"/>
+            </w:pPr>
+            <w:r>
+              <w:rPr>
+                <w:rFonts w:ascii="Consolas" w:cs="Consolas" w:eastAsia="Consolas" w:hAnsi="Consolas"/>
+                <w:color w:val="333333"/>
+                <w:sz w:val="17"/>
+                <w:szCs w:val="17"/>
+              </w:rPr>
+              <w:t xml:space="preserve">  --server-id s-2a4905e8210f48248   # OC系</w:t>
+            </w:r>
+          </w:p>
+          <w:p>
+            <w:pPr>
+              <w:shd w:fill="F0F4F8" w:val="clear"/>
+              <w:spacing w:before="0" w:after="0"/>
+            </w:pPr>
+            <w:r>
+              <w:rPr>
+                <w:rFonts w:ascii="Consolas" w:cs="Consolas" w:eastAsia="Consolas" w:hAnsi="Consolas"/>
+                <w:color w:val="333333"/>
+                <w:sz w:val="17"/>
+                <w:szCs w:val="17"/>
+              </w:rPr>
+              <w:t xml:space="preserve"># または</w:t>
+            </w:r>
+          </w:p>
+          <w:p>
+            <w:pPr>
+              <w:shd w:fill="F0F4F8" w:val="clear"/>
+              <w:spacing w:before="0" w:after="0"/>
+            </w:pPr>
+            <w:r>
+              <w:rPr>
+                <w:rFonts w:ascii="Consolas" w:cs="Consolas" w:eastAsia="Consolas" w:hAnsi="Consolas"/>
+                <w:color w:val="333333"/>
+                <w:sz w:val="17"/>
+                <w:szCs w:val="17"/>
+              </w:rPr>
+              <w:t xml:space="preserve">aws transfer start-server --region ap-northeast-1 \</w:t>
+            </w:r>
+          </w:p>
+          <w:p>
+            <w:pPr>
+              <w:shd w:fill="F0F4F8" w:val="clear"/>
+              <w:spacing w:before="0" w:after="0"/>
+            </w:pPr>
+            <w:r>
+              <w:rPr>
+                <w:rFonts w:ascii="Consolas" w:cs="Consolas" w:eastAsia="Consolas" w:hAnsi="Consolas"/>
+                <w:color w:val="333333"/>
+                <w:sz w:val="17"/>
+                <w:szCs w:val="17"/>
+              </w:rPr>
+              <w:t xml:space="preserve">  --server-id s-5546031218784c4ba   # SH系</w:t>
+            </w:r>
+          </w:p>
+          <w:p>
+            <w:pPr>
+              <w:shd w:fill="F0F4F8" w:val="clear"/>
+              <w:spacing w:before="0" w:after="0"/>
+            </w:pPr>
+            <w:r>
+              <w:rPr>
+                <w:rFonts w:ascii="Consolas" w:cs="Consolas" w:eastAsia="Consolas" w:hAnsi="Consolas"/>
+                <w:color w:val="333333"/>
+                <w:sz w:val="17"/>
+                <w:szCs w:val="17"/>
+              </w:rPr>
+              <w:t xml:space="preserve"/>
+            </w:r>
+          </w:p>
+          <w:p>
+            <w:pPr>
+              <w:shd w:fill="F0F4F8" w:val="clear"/>
+              <w:spacing w:before="0" w:after="0"/>
+            </w:pPr>
+            <w:r>
+              <w:rPr>
+                <w:rFonts w:ascii="Consolas" w:cs="Consolas" w:eastAsia="Consolas" w:hAnsi="Consolas"/>
+                <w:color w:val="333333"/>
+                <w:sz w:val="17"/>
+                <w:szCs w:val="17"/>
+              </w:rPr>
+              <w:t xml:space="preserve"># ONLINE になったらベンダーに再送を依頼</w:t>
+            </w:r>
+          </w:p>
+          <w:p>
+            <w:pPr>
+              <w:shd w:fill="F0F4F8" w:val="clear"/>
+              <w:spacing w:before="0" w:after="0"/>
+            </w:pPr>
+            <w:r>
+              <w:rPr>
+                <w:rFonts w:ascii="Consolas" w:cs="Consolas" w:eastAsia="Consolas" w:hAnsi="Consolas"/>
+                <w:color w:val="333333"/>
+                <w:sz w:val="17"/>
+                <w:szCs w:val="17"/>
+              </w:rPr>
+              <w:t xml:space="preserve">sleep 30</w:t>
+            </w:r>
+          </w:p>
+          <w:p>
+            <w:pPr>
+              <w:shd w:fill="F0F4F8" w:val="clear"/>
+              <w:spacing w:before="0" w:after="0"/>
+            </w:pPr>
+            <w:r>
+              <w:rPr>
+                <w:rFonts w:ascii="Consolas" w:cs="Consolas" w:eastAsia="Consolas" w:hAnsi="Consolas"/>
+                <w:color w:val="333333"/>
+                <w:sz w:val="17"/>
+                <w:szCs w:val="17"/>
+              </w:rPr>
+              <w:t xml:space="preserve">aws transfer describe-server --region ap-northeast-1 \</w:t>
+            </w:r>
+          </w:p>
+          <w:p>
+            <w:pPr>
+              <w:shd w:fill="F0F4F8" w:val="clear"/>
+              <w:spacing w:before="0" w:after="0"/>
+            </w:pPr>
+            <w:r>
+              <w:rPr>
+                <w:rFonts w:ascii="Consolas" w:cs="Consolas" w:eastAsia="Consolas" w:hAnsi="Consolas"/>
+                <w:color w:val="333333"/>
+                <w:sz w:val="17"/>
+                <w:szCs w:val="17"/>
+              </w:rPr>
+              <w:t xml:space="preserve">  --server-id s-2a4905e8210f48248 \</w:t>
+            </w:r>
+          </w:p>
+          <w:p>
+            <w:pPr>
+              <w:shd w:fill="F0F4F8" w:val="clear"/>
+              <w:spacing w:before="0" w:after="0"/>
+            </w:pPr>
+            <w:r>
+              <w:rPr>
+                <w:rFonts w:ascii="Consolas" w:cs="Consolas" w:eastAsia="Consolas" w:hAnsi="Consolas"/>
+                <w:color w:val="333333"/>
+                <w:sz w:val="17"/>
+                <w:szCs w:val="17"/>
+              </w:rPr>
+              <w:t xml:space="preserve">  --query 'Server.[ServerId,State]' --output table</w:t>
+            </w:r>
+          </w:p>
+          <w:p>
+            <w:pPr>
+              <w:spacing w:before="40" w:after="0"/>
+            </w:pPr>
+            <w:r>
+              <w:rPr>
+                <w:rFonts w:ascii="BIZ UDPゴシック" w:cs="BIZ UDPゴシック" w:eastAsia="BIZ UDPゴシック" w:hAnsi="BIZ UDPゴシック"/>
+                <w:color w:val="595959"/>
+                <w:sz w:val="18"/>
+                <w:szCs w:val="18"/>
+              </w:rPr>
+              <w:t xml:space="preserve">✔ 確認ポイント: State = ONLINE になったことを確認してから再送を依頼する</w:t>
+            </w:r>
+          </w:p>
+        </w:tc>
+      </w:tr>
+      <w:tr>
+        <w:trPr>
+          <w:cantSplit/>
+        </w:trPr>
+        <w:tc>
+          <w:tcPr>
+            <w:tcW w:type="dxa" w:w="500"/>
+            <w:tcBorders>
+              <w:top w:val="single" w:color="CCCCCC" w:sz="4"/>
+              <w:left w:val="single" w:color="CCCCCC" w:sz="4"/>
+              <w:bottom w:val="single" w:color="CCCCCC" w:sz="4"/>
+              <w:right w:val="single" w:color="CCCCCC" w:sz="4"/>
+            </w:tcBorders>
+            <w:shd w:fill="FFFFFF" w:val="clear"/>
+            <w:tcMar>
+              <w:top w:type="dxa" w:w="60"/>
+              <w:left w:type="dxa" w:w="100"/>
+              <w:bottom w:type="dxa" w:w="60"/>
+              <w:right w:type="dxa" w:w="100"/>
+            </w:tcMar>
+          </w:tcPr>
+          <w:p>
+            <w:r>
+              <w:rPr>
+                <w:rFonts w:ascii="BIZ UDPゴシック" w:cs="BIZ UDPゴシック" w:eastAsia="BIZ UDPゴシック" w:hAnsi="BIZ UDPゴシック"/>
+                <w:b w:val="false"/>
+                <w:bCs w:val="false"/>
+                <w:color w:val="000000"/>
+                <w:sz w:val="22"/>
+                <w:szCs w:val="22"/>
+              </w:rPr>
+              <w:t xml:space="preserve">3</w:t>
+            </w:r>
+          </w:p>
+        </w:tc>
+        <w:tc>
+          <w:tcPr>
+            <w:tcW w:type="dxa" w:w="2000"/>
+            <w:tcBorders>
+              <w:top w:val="single" w:color="CCCCCC" w:sz="4"/>
+              <w:left w:val="single" w:color="CCCCCC" w:sz="4"/>
+              <w:bottom w:val="single" w:color="CCCCCC" w:sz="4"/>
+              <w:right w:val="single" w:color="CCCCCC" w:sz="4"/>
+            </w:tcBorders>
+            <w:shd w:fill="FFFFFF" w:val="clear"/>
+            <w:tcMar>
+              <w:top w:type="dxa" w:w="60"/>
+              <w:left w:type="dxa" w:w="100"/>
+              <w:bottom w:type="dxa" w:w="60"/>
+              <w:right w:type="dxa" w:w="100"/>
+            </w:tcMar>
+          </w:tcPr>
+          <w:p>
+            <w:r>
+              <w:rPr>
+                <w:rFonts w:ascii="BIZ UDPゴシック" w:cs="BIZ UDPゴシック" w:eastAsia="BIZ UDPゴシック" w:hAnsi="BIZ UDPゴシック"/>
+                <w:b w:val="false"/>
+                <w:bCs w:val="false"/>
+                <w:color w:val="000000"/>
+                <w:sz w:val="22"/>
+                <w:szCs w:val="22"/>
+              </w:rPr>
+              <w:t xml:space="preserve">（翌日対応）ベンダーに次回 JST 20:00以降の再送を依頼</w:t>
+            </w:r>
+          </w:p>
+        </w:tc>
+        <w:tc>
+          <w:tcPr>
+            <w:tcW w:type="dxa" w:w="6500"/>
+            <w:tcBorders>
+              <w:top w:val="single" w:color="CCCCCC" w:sz="4"/>
+              <w:left w:val="single" w:color="CCCCCC" w:sz="4"/>
+              <w:bottom w:val="single" w:color="CCCCCC" w:sz="4"/>
+              <w:right w:val="single" w:color="CCCCCC" w:sz="4"/>
+            </w:tcBorders>
+            <w:shd w:fill="FFFFFF" w:val="clear"/>
+            <w:tcMar>
+              <w:top w:type="dxa" w:w="60"/>
+              <w:left w:type="dxa" w:w="100"/>
+              <w:bottom w:type="dxa" w:w="60"/>
+              <w:right w:type="dxa" w:w="100"/>
+            </w:tcMar>
+          </w:tcPr>
+          <w:p>
+            <w:r>
+              <w:rPr>
+                <w:rFonts w:ascii="BIZ UDPゴシック" w:cs="BIZ UDPゴシック" w:eastAsia="BIZ UDPゴシック" w:hAnsi="BIZ UDPゴシック"/>
+                <w:b w:val="false"/>
+                <w:bCs w:val="false"/>
+                <w:color w:val="000000"/>
+                <w:sz w:val="22"/>
+                <w:szCs w:val="22"/>
+              </w:rPr>
+              <w:t xml:space="preserve">・BIPROGY / SHARP に「次回の定期起動（JST 20:00）以降に再送してください」と連絡
+・OC系の場合: 当日バッチ（JST 21:25）に間に合わせるには JST 20:00〜21:00 の間に再送が必要
+・SH系の場合: 翌日の通常運用で対応可能</w:t>
+            </w:r>
+          </w:p>
+        </w:tc>
+      </w:tr>
+      <w:tr>
+        <w:trPr>
+          <w:cantSplit/>
+        </w:trPr>
+        <w:tc>
+          <w:tcPr>
+            <w:tcW w:type="dxa" w:w="500"/>
+            <w:tcBorders>
+              <w:top w:val="single" w:color="CCCCCC" w:sz="4"/>
+              <w:left w:val="single" w:color="CCCCCC" w:sz="4"/>
+              <w:bottom w:val="single" w:color="CCCCCC" w:sz="4"/>
+              <w:right w:val="single" w:color="CCCCCC" w:sz="4"/>
+            </w:tcBorders>
+            <w:shd w:fill="FFFFFF" w:val="clear"/>
+            <w:tcMar>
+              <w:top w:type="dxa" w:w="60"/>
+              <w:left w:type="dxa" w:w="100"/>
+              <w:bottom w:type="dxa" w:w="60"/>
+              <w:right w:type="dxa" w:w="100"/>
+            </w:tcMar>
+          </w:tcPr>
+          <w:p>
+            <w:r>
+              <w:rPr>
+                <w:rFonts w:ascii="BIZ UDPゴシック" w:cs="BIZ UDPゴシック" w:eastAsia="BIZ UDPゴシック" w:hAnsi="BIZ UDPゴシック"/>
+                <w:b w:val="false"/>
+                <w:bCs w:val="false"/>
+                <w:color w:val="000000"/>
+                <w:sz w:val="22"/>
+                <w:szCs w:val="22"/>
+              </w:rPr>
+              <w:t xml:space="preserve">4</w:t>
+            </w:r>
+          </w:p>
+        </w:tc>
+        <w:tc>
+          <w:tcPr>
+            <w:tcW w:type="dxa" w:w="2000"/>
+            <w:tcBorders>
+              <w:top w:val="single" w:color="CCCCCC" w:sz="4"/>
+              <w:left w:val="single" w:color="CCCCCC" w:sz="4"/>
+              <w:bottom w:val="single" w:color="CCCCCC" w:sz="4"/>
+              <w:right w:val="single" w:color="CCCCCC" w:sz="4"/>
+            </w:tcBorders>
+            <w:shd w:fill="FFFFFF" w:val="clear"/>
+            <w:tcMar>
+              <w:top w:type="dxa" w:w="60"/>
+              <w:left w:type="dxa" w:w="100"/>
+              <w:bottom w:type="dxa" w:w="60"/>
+              <w:right w:type="dxa" w:w="100"/>
+            </w:tcMar>
+          </w:tcPr>
+          <w:p>
+            <w:r>
+              <w:rPr>
+                <w:rFonts w:ascii="BIZ UDPゴシック" w:cs="BIZ UDPゴシック" w:eastAsia="BIZ UDPゴシック" w:hAnsi="BIZ UDPゴシック"/>
+                <w:b w:val="false"/>
+                <w:bCs w:val="false"/>
+                <w:color w:val="000000"/>
+                <w:sz w:val="22"/>
+                <w:szCs w:val="22"/>
+              </w:rPr>
+              <w:t xml:space="preserve">S3着信を確認</w:t>
+            </w:r>
+          </w:p>
+        </w:tc>
+        <w:tc>
+          <w:tcPr>
+            <w:tcW w:type="dxa" w:w="6500"/>
+            <w:tcBorders>
+              <w:top w:val="single" w:color="CCCCCC" w:sz="4"/>
+              <w:left w:val="single" w:color="CCCCCC" w:sz="4"/>
+              <w:bottom w:val="single" w:color="CCCCCC" w:sz="4"/>
+              <w:right w:val="single" w:color="CCCCCC" w:sz="4"/>
+            </w:tcBorders>
+            <w:tcMar>
+              <w:top w:type="dxa" w:w="60"/>
+              <w:left w:type="dxa" w:w="100"/>
+              <w:bottom w:type="dxa" w:w="60"/>
+              <w:right w:type="dxa" w:w="100"/>
+            </w:tcMar>
+          </w:tcPr>
+          <w:p>
+            <w:pPr>
+              <w:spacing w:before="40" w:after="0"/>
+            </w:pPr>
+            <w:r>
+              <w:rPr>
+                <w:rFonts w:ascii="BIZ UDPゴシック" w:cs="BIZ UDPゴシック" w:eastAsia="BIZ UDPゴシック" w:hAnsi="BIZ UDPゴシック"/>
+                <w:b/>
+                <w:bCs/>
+                <w:color w:val="1F4D78"/>
+                <w:sz w:val="18"/>
+                <w:szCs w:val="18"/>
+              </w:rPr>
+              <w:t xml:space="preserve">▶ CloudShellコマンド:</w:t>
+            </w:r>
+          </w:p>
+          <w:p>
+            <w:pPr>
+              <w:shd w:fill="F0F4F8" w:val="clear"/>
+              <w:spacing w:before="0" w:after="0"/>
+            </w:pPr>
+            <w:r>
+              <w:rPr>
+                <w:rFonts w:ascii="Consolas" w:cs="Consolas" w:eastAsia="Consolas" w:hAnsi="Consolas"/>
+                <w:color w:val="333333"/>
+                <w:sz w:val="17"/>
+                <w:szCs w:val="17"/>
+              </w:rPr>
+              <w:t xml:space="preserve"># OC系: oc/ 配下に当日ファイルが着いたか確認</w:t>
+            </w:r>
+          </w:p>
+          <w:p>
+            <w:pPr>
+              <w:shd w:fill="F0F4F8" w:val="clear"/>
+              <w:spacing w:before="0" w:after="0"/>
+            </w:pPr>
+            <w:r>
+              <w:rPr>
+                <w:rFonts w:ascii="Consolas" w:cs="Consolas" w:eastAsia="Consolas" w:hAnsi="Consolas"/>
+                <w:color w:val="333333"/>
+                <w:sz w:val="17"/>
+                <w:szCs w:val="17"/>
+              </w:rPr>
+              <w:t xml:space="preserve">aws s3 ls s3://prd-ignica-ksm/oc/ \</w:t>
+            </w:r>
+          </w:p>
+          <w:p>
+            <w:pPr>
+              <w:shd w:fill="F0F4F8" w:val="clear"/>
+              <w:spacing w:before="0" w:after="0"/>
+            </w:pPr>
+            <w:r>
+              <w:rPr>
+                <w:rFonts w:ascii="Consolas" w:cs="Consolas" w:eastAsia="Consolas" w:hAnsi="Consolas"/>
+                <w:color w:val="333333"/>
+                <w:sz w:val="17"/>
+                <w:szCs w:val="17"/>
+              </w:rPr>
+              <w:t xml:space="preserve">  --region ap-northeast-1 | grep $(date +%Y-%m-%d)</w:t>
+            </w:r>
+          </w:p>
+          <w:p>
+            <w:pPr>
+              <w:shd w:fill="F0F4F8" w:val="clear"/>
+              <w:spacing w:before="0" w:after="0"/>
+            </w:pPr>
+            <w:r>
+              <w:rPr>
+                <w:rFonts w:ascii="Consolas" w:cs="Consolas" w:eastAsia="Consolas" w:hAnsi="Consolas"/>
+                <w:color w:val="333333"/>
+                <w:sz w:val="17"/>
+                <w:szCs w:val="17"/>
+              </w:rPr>
+              <w:t xml:space="preserve"/>
+            </w:r>
+          </w:p>
+          <w:p>
+            <w:pPr>
+              <w:shd w:fill="F0F4F8" w:val="clear"/>
+              <w:spacing w:before="0" w:after="0"/>
+            </w:pPr>
+            <w:r>
+              <w:rPr>
+                <w:rFonts w:ascii="Consolas" w:cs="Consolas" w:eastAsia="Consolas" w:hAnsi="Consolas"/>
+                <w:color w:val="333333"/>
+                <w:sz w:val="17"/>
+                <w:szCs w:val="17"/>
+              </w:rPr>
+              <w:t xml:space="preserve"># SH系: pos-original/sh/receive/ 配下を確認</w:t>
+            </w:r>
+          </w:p>
+          <w:p>
+            <w:pPr>
+              <w:shd w:fill="F0F4F8" w:val="clear"/>
+              <w:spacing w:before="0" w:after="0"/>
+            </w:pPr>
+            <w:r>
+              <w:rPr>
+                <w:rFonts w:ascii="Consolas" w:cs="Consolas" w:eastAsia="Consolas" w:hAnsi="Consolas"/>
+                <w:color w:val="333333"/>
+                <w:sz w:val="17"/>
+                <w:szCs w:val="17"/>
+              </w:rPr>
+              <w:t xml:space="preserve">aws s3 ls s3://prd-ignica-ksm/pos-original/sh/receive/ \</w:t>
+            </w:r>
+          </w:p>
+          <w:p>
+            <w:pPr>
+              <w:shd w:fill="F0F4F8" w:val="clear"/>
+              <w:spacing w:before="0" w:after="0"/>
+            </w:pPr>
+            <w:r>
+              <w:rPr>
+                <w:rFonts w:ascii="Consolas" w:cs="Consolas" w:eastAsia="Consolas" w:hAnsi="Consolas"/>
+                <w:color w:val="333333"/>
+                <w:sz w:val="17"/>
+                <w:szCs w:val="17"/>
+              </w:rPr>
+              <w:t xml:space="preserve">  --region ap-northeast-1 | grep $(date +%Y-%m-%d)</w:t>
+            </w:r>
+          </w:p>
+        </w:tc>
+      </w:tr>
+    </w:tbl>
+    <w:p>
+      <w:pPr>
+        <w:spacing w:before="60" w:after="60"/>
+      </w:pPr>
+      <w:r>
+        <w:rPr>
+          <w:rFonts w:ascii="BIZ UDPゴシック" w:cs="BIZ UDPゴシック" w:eastAsia="BIZ UDPゴシック" w:hAnsi="BIZ UDPゴシック"/>
+          <w:color w:val="595959"/>
+          <w:sz w:val="20"/>
+          <w:szCs w:val="20"/>
+        </w:rPr>
+        <w:t xml:space="preserve">⚠️ 再送依頼後、Step Functions が自動トリガーされてインポート処理が走る。二重インポートを防ぐため、再送は1回のみ依頼すること。</w:t>
+      </w:r>
+    </w:p>
+    <w:p>
+      <w:pPr>
+        <w:spacing w:before="40" w:after="40"/>
+      </w:pPr>
+      <w:r>
+        <w:t xml:space="preserve"/>
+      </w:r>
+    </w:p>
+    <w:p>
+      <w:pPr>
+        <w:pStyle w:val="Heading2"/>
+      </w:pPr>
+      <w:r>
+        <w:rPr>
+          <w:rFonts w:ascii="BIZ UDPゴシック" w:cs="BIZ UDPゴシック" w:eastAsia="BIZ UDPゴシック" w:hAnsi="BIZ UDPゴシック"/>
+          <w:b/>
+          <w:bCs/>
+          <w:sz w:val="24"/>
+          <w:szCs w:val="24"/>
+        </w:rPr>
+        <w:t xml:space="preserve">■ ケースB：S3にファイルが直接置かれた場合</w:t>
+      </w:r>
+    </w:p>
+    <w:p>
+      <w:pPr>
+        <w:spacing w:before="40" w:after="40"/>
+      </w:pPr>
+      <w:r>
+        <w:rPr>
+          <w:rFonts w:ascii="BIZ UDPゴシック" w:cs="BIZ UDPゴシック" w:eastAsia="BIZ UDPゴシック" w:hAnsi="BIZ UDPゴシック"/>
+          <w:sz w:val="22"/>
+          <w:szCs w:val="22"/>
+        </w:rPr>
+        <w:t xml:space="preserve">Transfer Family の状態（ONLINE / OFFLINE）に関わらず、S3へのPUTはIAM権限があれば可能。ファイルがS3に置かれると Step Functions が自動トリガーされるため、原則として追加対応は不要。</w:t>
+      </w:r>
+    </w:p>
+    <w:p>
+      <w:pPr>
+        <w:spacing w:before="40" w:after="40"/>
+      </w:pPr>
+      <w:r>
+        <w:t xml:space="preserve"/>
+      </w:r>
+    </w:p>
+    <w:p>
+      <w:pPr>
+        <w:pStyle w:val="Heading3"/>
+      </w:pPr>
+      <w:r>
+        <w:rPr>
+          <w:rFonts w:ascii="BIZ UDPゴシック" w:cs="BIZ UDPゴシック" w:eastAsia="BIZ UDPゴシック" w:hAnsi="BIZ UDPゴシック"/>
+          <w:b/>
+          <w:bCs/>
+          <w:color w:val="1F4D78"/>
+          <w:sz w:val="22"/>
+          <w:szCs w:val="22"/>
+        </w:rPr>
+        <w:t xml:space="preserve">▼ 自動処理フロー（参考）</w:t>
+      </w:r>
+    </w:p>
+    <w:tbl>
+      <w:tblPr>
+        <w:tblW w:type="dxa" w:w="9000"/>
+        <w:tblBorders>
+          <w:top w:val="single" w:color="auto" w:sz="4"/>
+          <w:left w:val="single" w:color="auto" w:sz="4"/>
+          <w:bottom w:val="single" w:color="auto" w:sz="4"/>
+          <w:right w:val="single" w:color="auto" w:sz="4"/>
+          <w:insideH w:val="single" w:color="auto" w:sz="4"/>
+          <w:insideV w:val="single" w:color="auto" w:sz="4"/>
+        </w:tblBorders>
+      </w:tblPr>
+      <w:tblGrid>
+        <w:gridCol w:w="1200"/>
+        <w:gridCol w:w="1800"/>
+        <w:gridCol w:w="3000"/>
+        <w:gridCol w:w="3000"/>
+      </w:tblGrid>
+      <w:tr>
+        <w:trPr>
+          <w:cantSplit/>
+        </w:trPr>
+        <w:tc>
+          <w:tcPr>
+            <w:tcW w:type="dxa" w:w="1200"/>
+            <w:tcBorders>
+              <w:top w:val="single" w:color="CCCCCC" w:sz="4"/>
+              <w:left w:val="single" w:color="CCCCCC" w:sz="4"/>
+              <w:bottom w:val="single" w:color="CCCCCC" w:sz="4"/>
+              <w:right w:val="single" w:color="CCCCCC" w:sz="4"/>
+            </w:tcBorders>
+            <w:shd w:fill="F5F5F5" w:val="clear"/>
+            <w:tcMar>
+              <w:top w:type="dxa" w:w="60"/>
+              <w:left w:type="dxa" w:w="100"/>
+              <w:bottom w:type="dxa" w:w="60"/>
+              <w:right w:type="dxa" w:w="100"/>
+            </w:tcMar>
+          </w:tcPr>
+          <w:p>
+            <w:r>
+              <w:rPr>
+                <w:rFonts w:ascii="BIZ UDPゴシック" w:cs="BIZ UDPゴシック" w:eastAsia="BIZ UDPゴシック" w:hAnsi="BIZ UDPゴシック"/>
+                <w:b/>
+                <w:bCs/>
+                <w:color w:val="000000"/>
+                <w:sz w:val="22"/>
+                <w:szCs w:val="22"/>
+              </w:rPr>
+              <w:t xml:space="preserve">系統</w:t>
+            </w:r>
+          </w:p>
+        </w:tc>
+        <w:tc>
+          <w:tcPr>
+            <w:tcW w:type="dxa" w:w="1800"/>
+            <w:tcBorders>
+              <w:top w:val="single" w:color="CCCCCC" w:sz="4"/>
+              <w:left w:val="single" w:color="CCCCCC" w:sz="4"/>
+              <w:bottom w:val="single" w:color="CCCCCC" w:sz="4"/>
+              <w:right w:val="single" w:color="CCCCCC" w:sz="4"/>
+            </w:tcBorders>
+            <w:shd w:fill="F5F5F5" w:val="clear"/>
+            <w:tcMar>
+              <w:top w:type="dxa" w:w="60"/>
+              <w:left w:type="dxa" w:w="100"/>
+              <w:bottom w:type="dxa" w:w="60"/>
+              <w:right w:type="dxa" w:w="100"/>
+            </w:tcMar>
+          </w:tcPr>
+          <w:p>
+            <w:r>
+              <w:rPr>
+                <w:rFonts w:ascii="BIZ UDPゴシック" w:cs="BIZ UDPゴシック" w:eastAsia="BIZ UDPゴシック" w:hAnsi="BIZ UDPゴシック"/>
+                <w:b/>
+                <w:bCs/>
+                <w:color w:val="000000"/>
+                <w:sz w:val="22"/>
+                <w:szCs w:val="22"/>
+              </w:rPr>
+              <w:t xml:space="preserve">S3着信パス</w:t>
+            </w:r>
+          </w:p>
+        </w:tc>
+        <w:tc>
+          <w:tcPr>
+            <w:tcW w:type="dxa" w:w="3000"/>
+            <w:tcBorders>
+              <w:top w:val="single" w:color="CCCCCC" w:sz="4"/>
+              <w:left w:val="single" w:color="CCCCCC" w:sz="4"/>
+              <w:bottom w:val="single" w:color="CCCCCC" w:sz="4"/>
+              <w:right w:val="single" w:color="CCCCCC" w:sz="4"/>
+            </w:tcBorders>
+            <w:shd w:fill="F5F5F5" w:val="clear"/>
+            <w:tcMar>
+              <w:top w:type="dxa" w:w="60"/>
+              <w:left w:type="dxa" w:w="100"/>
+              <w:bottom w:type="dxa" w:w="60"/>
+              <w:right w:type="dxa" w:w="100"/>
+            </w:tcMar>
+          </w:tcPr>
+          <w:p>
+            <w:r>
+              <w:rPr>
+                <w:rFonts w:ascii="BIZ UDPゴシック" w:cs="BIZ UDPゴシック" w:eastAsia="BIZ UDPゴシック" w:hAnsi="BIZ UDPゴシック"/>
+                <w:b/>
+                <w:bCs/>
+                <w:color w:val="000000"/>
+                <w:sz w:val="22"/>
+                <w:szCs w:val="22"/>
+              </w:rPr>
+              <w:t xml:space="preserve">自動トリガー（Step Functions）</w:t>
+            </w:r>
+          </w:p>
+        </w:tc>
+        <w:tc>
+          <w:tcPr>
+            <w:tcW w:type="dxa" w:w="3000"/>
+            <w:tcBorders>
+              <w:top w:val="single" w:color="CCCCCC" w:sz="4"/>
+              <w:left w:val="single" w:color="CCCCCC" w:sz="4"/>
+              <w:bottom w:val="single" w:color="CCCCCC" w:sz="4"/>
+              <w:right w:val="single" w:color="CCCCCC" w:sz="4"/>
+            </w:tcBorders>
+            <w:shd w:fill="F5F5F5" w:val="clear"/>
+            <w:tcMar>
+              <w:top w:type="dxa" w:w="60"/>
+              <w:left w:type="dxa" w:w="100"/>
+              <w:bottom w:type="dxa" w:w="60"/>
+              <w:right w:type="dxa" w:w="100"/>
+            </w:tcMar>
+          </w:tcPr>
+          <w:p>
+            <w:r>
+              <w:rPr>
+                <w:rFonts w:ascii="BIZ UDPゴシック" w:cs="BIZ UDPゴシック" w:eastAsia="BIZ UDPゴシック" w:hAnsi="BIZ UDPゴシック"/>
+                <w:b/>
+                <w:bCs/>
+                <w:color w:val="000000"/>
+                <w:sz w:val="22"/>
+                <w:szCs w:val="22"/>
+              </w:rPr>
+              <w:t xml:space="preserve">処理結果</w:t>
+            </w:r>
+          </w:p>
+        </w:tc>
+      </w:tr>
+      <w:tr>
+        <w:trPr>
+          <w:cantSplit/>
+        </w:trPr>
+        <w:tc>
+          <w:tcPr>
+            <w:tcW w:type="dxa" w:w="1200"/>
+            <w:tcBorders>
+              <w:top w:val="single" w:color="CCCCCC" w:sz="4"/>
+              <w:left w:val="single" w:color="CCCCCC" w:sz="4"/>
+              <w:bottom w:val="single" w:color="CCCCCC" w:sz="4"/>
+              <w:right w:val="single" w:color="CCCCCC" w:sz="4"/>
+            </w:tcBorders>
+            <w:shd w:fill="FFFFFF" w:val="clear"/>
+            <w:tcMar>
+              <w:top w:type="dxa" w:w="60"/>
+              <w:left w:type="dxa" w:w="100"/>
+              <w:bottom w:type="dxa" w:w="60"/>
+              <w:right w:type="dxa" w:w="100"/>
+            </w:tcMar>
+          </w:tcPr>
+          <w:p>
+            <w:r>
+              <w:rPr>
+                <w:rFonts w:ascii="BIZ UDPゴシック" w:cs="BIZ UDPゴシック" w:eastAsia="BIZ UDPゴシック" w:hAnsi="BIZ UDPゴシック"/>
+                <w:b w:val="false"/>
+                <w:bCs w:val="false"/>
+                <w:color w:val="000000"/>
+                <w:sz w:val="22"/>
+                <w:szCs w:val="22"/>
+              </w:rPr>
+              <w:t xml:space="preserve">OC系</w:t>
+            </w:r>
+          </w:p>
+        </w:tc>
+        <w:tc>
+          <w:tcPr>
+            <w:tcW w:type="dxa" w:w="1800"/>
+            <w:tcBorders>
+              <w:top w:val="single" w:color="CCCCCC" w:sz="4"/>
+              <w:left w:val="single" w:color="CCCCCC" w:sz="4"/>
+              <w:bottom w:val="single" w:color="CCCCCC" w:sz="4"/>
+              <w:right w:val="single" w:color="CCCCCC" w:sz="4"/>
+            </w:tcBorders>
+            <w:shd w:fill="FFFFFF" w:val="clear"/>
+            <w:tcMar>
+              <w:top w:type="dxa" w:w="60"/>
+              <w:left w:type="dxa" w:w="100"/>
+              <w:bottom w:type="dxa" w:w="60"/>
+              <w:right w:type="dxa" w:w="100"/>
+            </w:tcMar>
+          </w:tcPr>
+          <w:p>
+            <w:r>
+              <w:rPr>
+                <w:rFonts w:ascii="BIZ UDPゴシック" w:cs="BIZ UDPゴシック" w:eastAsia="BIZ UDPゴシック" w:hAnsi="BIZ UDPゴシック"/>
+                <w:b w:val="false"/>
+                <w:bCs w:val="false"/>
+                <w:color w:val="000000"/>
+                <w:sz w:val="22"/>
+                <w:szCs w:val="22"/>
+              </w:rPr>
+              <w:t xml:space="preserve">prd-ignica-ksm/oc/</w:t>
+            </w:r>
+          </w:p>
+        </w:tc>
+        <w:tc>
+          <w:tcPr>
+            <w:tcW w:type="dxa" w:w="3000"/>
+            <w:tcBorders>
+              <w:top w:val="single" w:color="CCCCCC" w:sz="4"/>
+              <w:left w:val="single" w:color="CCCCCC" w:sz="4"/>
+              <w:bottom w:val="single" w:color="CCCCCC" w:sz="4"/>
+              <w:right w:val="single" w:color="CCCCCC" w:sz="4"/>
+            </w:tcBorders>
+            <w:shd w:fill="FFFFFF" w:val="clear"/>
+            <w:tcMar>
+              <w:top w:type="dxa" w:w="60"/>
+              <w:left w:type="dxa" w:w="100"/>
+              <w:bottom w:type="dxa" w:w="60"/>
+              <w:right w:type="dxa" w:w="100"/>
+            </w:tcMar>
+          </w:tcPr>
+          <w:p>
+            <w:r>
+              <w:rPr>
+                <w:rFonts w:ascii="BIZ UDPゴシック" w:cs="BIZ UDPゴシック" w:eastAsia="BIZ UDPゴシック" w:hAnsi="BIZ UDPゴシック"/>
+                <w:b w:val="false"/>
+                <w:bCs w:val="false"/>
+                <w:color w:val="000000"/>
+                <w:sz w:val="22"/>
+                <w:szCs w:val="22"/>
+              </w:rPr>
+              <w:t xml:space="preserve">receive-pos-master-oc → import-pos-master-oc</w:t>
+            </w:r>
+          </w:p>
+        </w:tc>
+        <w:tc>
+          <w:tcPr>
+            <w:tcW w:type="dxa" w:w="3000"/>
+            <w:tcBorders>
+              <w:top w:val="single" w:color="CCCCCC" w:sz="4"/>
+              <w:left w:val="single" w:color="CCCCCC" w:sz="4"/>
+              <w:bottom w:val="single" w:color="CCCCCC" w:sz="4"/>
+              <w:right w:val="single" w:color="CCCCCC" w:sz="4"/>
+            </w:tcBorders>
+            <w:shd w:fill="E2EFDA" w:val="clear"/>
+            <w:tcMar>
+              <w:top w:type="dxa" w:w="60"/>
+              <w:left w:type="dxa" w:w="100"/>
+              <w:bottom w:type="dxa" w:w="60"/>
+              <w:right w:type="dxa" w:w="100"/>
+            </w:tcMar>
+          </w:tcPr>
+          <w:p>
+            <w:r>
+              <w:rPr>
+                <w:rFonts w:ascii="BIZ UDPゴシック" w:cs="BIZ UDPゴシック" w:eastAsia="BIZ UDPゴシック" w:hAnsi="BIZ UDPゴシック"/>
+                <w:b w:val="false"/>
+                <w:bCs w:val="false"/>
+                <w:color w:val="000000"/>
+                <w:sz w:val="22"/>
+                <w:szCs w:val="22"/>
+              </w:rPr>
+              <w:t xml:space="preserve">✅ 自動インポート完了（追加対応不要）</w:t>
+            </w:r>
+          </w:p>
+        </w:tc>
+      </w:tr>
+      <w:tr>
+        <w:trPr>
+          <w:cantSplit/>
+        </w:trPr>
+        <w:tc>
+          <w:tcPr>
+            <w:tcW w:type="dxa" w:w="1200"/>
+            <w:tcBorders>
+              <w:top w:val="single" w:color="CCCCCC" w:sz="4"/>
+              <w:left w:val="single" w:color="CCCCCC" w:sz="4"/>
+              <w:bottom w:val="single" w:color="CCCCCC" w:sz="4"/>
+              <w:right w:val="single" w:color="CCCCCC" w:sz="4"/>
+            </w:tcBorders>
+            <w:shd w:fill="FFFFFF" w:val="clear"/>
+            <w:tcMar>
+              <w:top w:type="dxa" w:w="60"/>
+              <w:left w:type="dxa" w:w="100"/>
+              <w:bottom w:type="dxa" w:w="60"/>
+              <w:right w:type="dxa" w:w="100"/>
+            </w:tcMar>
+          </w:tcPr>
+          <w:p>
+            <w:r>
+              <w:rPr>
+                <w:rFonts w:ascii="BIZ UDPゴシック" w:cs="BIZ UDPゴシック" w:eastAsia="BIZ UDPゴシック" w:hAnsi="BIZ UDPゴシック"/>
+                <w:b w:val="false"/>
+                <w:bCs w:val="false"/>
+                <w:color w:val="000000"/>
+                <w:sz w:val="22"/>
+                <w:szCs w:val="22"/>
+              </w:rPr>
+              <w:t xml:space="preserve">SH系</w:t>
+            </w:r>
+          </w:p>
+        </w:tc>
+        <w:tc>
+          <w:tcPr>
+            <w:tcW w:type="dxa" w:w="1800"/>
+            <w:tcBorders>
+              <w:top w:val="single" w:color="CCCCCC" w:sz="4"/>
+              <w:left w:val="single" w:color="CCCCCC" w:sz="4"/>
+              <w:bottom w:val="single" w:color="CCCCCC" w:sz="4"/>
+              <w:right w:val="single" w:color="CCCCCC" w:sz="4"/>
+            </w:tcBorders>
+            <w:shd w:fill="FFFFFF" w:val="clear"/>
+            <w:tcMar>
+              <w:top w:type="dxa" w:w="60"/>
+              <w:left w:type="dxa" w:w="100"/>
+              <w:bottom w:type="dxa" w:w="60"/>
+              <w:right w:type="dxa" w:w="100"/>
+            </w:tcMar>
+          </w:tcPr>
+          <w:p>
+            <w:r>
+              <w:rPr>
+                <w:rFonts w:ascii="BIZ UDPゴシック" w:cs="BIZ UDPゴシック" w:eastAsia="BIZ UDPゴシック" w:hAnsi="BIZ UDPゴシック"/>
+                <w:b w:val="false"/>
+                <w:bCs w:val="false"/>
+                <w:color w:val="000000"/>
+                <w:sz w:val="22"/>
+                <w:szCs w:val="22"/>
+              </w:rPr>
+              <w:t xml:space="preserve">prd-ignica-ksm/pos-original/sh/receive/</w:t>
+            </w:r>
+          </w:p>
+        </w:tc>
+        <w:tc>
+          <w:tcPr>
+            <w:tcW w:type="dxa" w:w="3000"/>
+            <w:tcBorders>
+              <w:top w:val="single" w:color="CCCCCC" w:sz="4"/>
+              <w:left w:val="single" w:color="CCCCCC" w:sz="4"/>
+              <w:bottom w:val="single" w:color="CCCCCC" w:sz="4"/>
+              <w:right w:val="single" w:color="CCCCCC" w:sz="4"/>
+            </w:tcBorders>
+            <w:shd w:fill="FFFFFF" w:val="clear"/>
+            <w:tcMar>
+              <w:top w:type="dxa" w:w="60"/>
+              <w:left w:type="dxa" w:w="100"/>
+              <w:bottom w:type="dxa" w:w="60"/>
+              <w:right w:type="dxa" w:w="100"/>
+            </w:tcMar>
+          </w:tcPr>
+          <w:p>
+            <w:r>
+              <w:rPr>
+                <w:rFonts w:ascii="BIZ UDPゴシック" w:cs="BIZ UDPゴシック" w:eastAsia="BIZ UDPゴシック" w:hAnsi="BIZ UDPゴシック"/>
+                <w:b w:val="false"/>
+                <w:bCs w:val="false"/>
+                <w:color w:val="000000"/>
+                <w:sz w:val="22"/>
+                <w:szCs w:val="22"/>
+              </w:rPr>
+              <w:t xml:space="preserve">import-pos-master-sh</w:t>
+            </w:r>
+          </w:p>
+        </w:tc>
+        <w:tc>
+          <w:tcPr>
+            <w:tcW w:type="dxa" w:w="3000"/>
+            <w:tcBorders>
+              <w:top w:val="single" w:color="CCCCCC" w:sz="4"/>
+              <w:left w:val="single" w:color="CCCCCC" w:sz="4"/>
+              <w:bottom w:val="single" w:color="CCCCCC" w:sz="4"/>
+              <w:right w:val="single" w:color="CCCCCC" w:sz="4"/>
+            </w:tcBorders>
+            <w:shd w:fill="E2EFDA" w:val="clear"/>
+            <w:tcMar>
+              <w:top w:type="dxa" w:w="60"/>
+              <w:left w:type="dxa" w:w="100"/>
+              <w:bottom w:type="dxa" w:w="60"/>
+              <w:right w:type="dxa" w:w="100"/>
+            </w:tcMar>
+          </w:tcPr>
+          <w:p>
+            <w:r>
+              <w:rPr>
+                <w:rFonts w:ascii="BIZ UDPゴシック" w:cs="BIZ UDPゴシック" w:eastAsia="BIZ UDPゴシック" w:hAnsi="BIZ UDPゴシック"/>
+                <w:b w:val="false"/>
+                <w:bCs w:val="false"/>
+                <w:color w:val="000000"/>
+                <w:sz w:val="22"/>
+                <w:szCs w:val="22"/>
+              </w:rPr>
+              <w:t xml:space="preserve">✅ 自動インポート完了（追加対応不要）</w:t>
+            </w:r>
+          </w:p>
+        </w:tc>
+      </w:tr>
+    </w:tbl>
+    <w:p>
+      <w:pPr>
+        <w:spacing w:before="40" w:after="40"/>
+      </w:pPr>
+      <w:r>
+        <w:t xml:space="preserve"/>
+      </w:r>
+    </w:p>
+    <w:p>
+      <w:pPr>
+        <w:pStyle w:val="Heading3"/>
+      </w:pPr>
+      <w:r>
+        <w:rPr>
+          <w:rFonts w:ascii="BIZ UDPゴシック" w:cs="BIZ UDPゴシック" w:eastAsia="BIZ UDPゴシック" w:hAnsi="BIZ UDPゴシック"/>
+          <w:b/>
+          <w:bCs/>
+          <w:color w:val="1F4D78"/>
+          <w:sz w:val="22"/>
+          <w:szCs w:val="22"/>
+        </w:rPr>
+        <w:t xml:space="preserve">▼ 処理完了の確認方法（ケースB）</w:t>
+      </w:r>
+    </w:p>
+    <w:tbl>
+      <w:tblPr>
+        <w:tblW w:type="dxa" w:w="9000"/>
+        <w:tblBorders>
+          <w:top w:val="single" w:color="auto" w:sz="4"/>
+          <w:left w:val="single" w:color="auto" w:sz="4"/>
+          <w:bottom w:val="single" w:color="auto" w:sz="4"/>
+          <w:right w:val="single" w:color="auto" w:sz="4"/>
+          <w:insideH w:val="single" w:color="auto" w:sz="4"/>
+          <w:insideV w:val="single" w:color="auto" w:sz="4"/>
+        </w:tblBorders>
+      </w:tblPr>
+      <w:tblGrid>
+        <w:gridCol w:w="9000"/>
+      </w:tblGrid>
+      <w:tr>
+        <w:trPr>
+          <w:cantSplit/>
+        </w:trPr>
+        <w:tc>
+          <w:tcPr>
+            <w:tcW w:type="dxa" w:w="9000"/>
+            <w:tcBorders>
+              <w:top w:val="single" w:color="CCCCCC" w:sz="4"/>
+              <w:left w:val="single" w:color="CCCCCC" w:sz="4"/>
+              <w:bottom w:val="single" w:color="CCCCCC" w:sz="4"/>
+              <w:right w:val="single" w:color="CCCCCC" w:sz="4"/>
+            </w:tcBorders>
+            <w:shd w:fill="F8F8F8" w:val="clear"/>
+            <w:tcMar>
+              <w:top w:type="dxa" w:w="80"/>
+              <w:left w:type="dxa" w:w="120"/>
+              <w:bottom w:type="dxa" w:w="80"/>
+              <w:right w:type="dxa" w:w="120"/>
+            </w:tcMar>
+          </w:tcPr>
+          <w:p>
+            <w:pPr>
+              <w:spacing w:before="0" w:after="0"/>
+            </w:pPr>
+            <w:r>
+              <w:rPr>
+                <w:rFonts w:ascii="Consolas" w:cs="Consolas" w:eastAsia="Consolas" w:hAnsi="Consolas"/>
+                <w:sz w:val="18"/>
+                <w:szCs w:val="18"/>
+              </w:rPr>
+              <w:t xml:space="preserve"># Step Functions の直近実行ステータスを確認</w:t>
+            </w:r>
+          </w:p>
+          <w:p>
+            <w:pPr>
+              <w:spacing w:before="0" w:after="0"/>
+            </w:pPr>
+            <w:r>
+              <w:rPr>
+                <w:rFonts w:ascii="Consolas" w:cs="Consolas" w:eastAsia="Consolas" w:hAnsi="Consolas"/>
+                <w:sz w:val="18"/>
+                <w:szCs w:val="18"/>
+              </w:rPr>
+              <w:t xml:space="preserve"/>
+            </w:r>
+          </w:p>
+          <w:p>
+            <w:pPr>
+              <w:spacing w:before="0" w:after="0"/>
+            </w:pPr>
+            <w:r>
+              <w:rPr>
+                <w:rFonts w:ascii="Consolas" w:cs="Consolas" w:eastAsia="Consolas" w:hAnsi="Consolas"/>
+                <w:sz w:val="18"/>
+                <w:szCs w:val="18"/>
+              </w:rPr>
+              <w:t xml:space="preserve"># OC系</w:t>
+            </w:r>
+          </w:p>
+          <w:p>
+            <w:pPr>
+              <w:spacing w:before="0" w:after="0"/>
+            </w:pPr>
+            <w:r>
+              <w:rPr>
+                <w:rFonts w:ascii="Consolas" w:cs="Consolas" w:eastAsia="Consolas" w:hAnsi="Consolas"/>
+                <w:sz w:val="18"/>
+                <w:szCs w:val="18"/>
+              </w:rPr>
+              <w:t xml:space="preserve">aws stepfunctions list-executions \</w:t>
+            </w:r>
+          </w:p>
+          <w:p>
+            <w:pPr>
+              <w:spacing w:before="0" w:after="0"/>
+            </w:pPr>
+            <w:r>
+              <w:rPr>
+                <w:rFonts w:ascii="Consolas" w:cs="Consolas" w:eastAsia="Consolas" w:hAnsi="Consolas"/>
+                <w:sz w:val="18"/>
+                <w:szCs w:val="18"/>
+              </w:rPr>
+              <w:t xml:space="preserve">  --region ap-northeast-1 \</w:t>
+            </w:r>
+          </w:p>
+          <w:p>
+            <w:pPr>
+              <w:spacing w:before="0" w:after="0"/>
+            </w:pPr>
+            <w:r>
+              <w:rPr>
+                <w:rFonts w:ascii="Consolas" w:cs="Consolas" w:eastAsia="Consolas" w:hAnsi="Consolas"/>
+                <w:sz w:val="18"/>
+                <w:szCs w:val="18"/>
+              </w:rPr>
+              <w:t xml:space="preserve">  --state-machine-arn arn:aws:states:ap-northeast-1:332802448674:stateMachine:ksm-posprd-sf-sm-import-pos-master-oc \</w:t>
+            </w:r>
+          </w:p>
+          <w:p>
+            <w:pPr>
+              <w:spacing w:before="0" w:after="0"/>
+            </w:pPr>
+            <w:r>
+              <w:rPr>
+                <w:rFonts w:ascii="Consolas" w:cs="Consolas" w:eastAsia="Consolas" w:hAnsi="Consolas"/>
+                <w:sz w:val="18"/>
+                <w:szCs w:val="18"/>
+              </w:rPr>
+              <w:t xml:space="preserve">  --max-results 3 \</w:t>
+            </w:r>
+          </w:p>
+          <w:p>
+            <w:pPr>
+              <w:spacing w:before="0" w:after="0"/>
+            </w:pPr>
+            <w:r>
+              <w:rPr>
+                <w:rFonts w:ascii="Consolas" w:cs="Consolas" w:eastAsia="Consolas" w:hAnsi="Consolas"/>
+                <w:sz w:val="18"/>
+                <w:szCs w:val="18"/>
+              </w:rPr>
+              <w:t xml:space="preserve">  --query 'executions[*].[name,status,startDate]' --output table</w:t>
+            </w:r>
+          </w:p>
+          <w:p>
+            <w:pPr>
+              <w:spacing w:before="0" w:after="0"/>
+            </w:pPr>
+            <w:r>
+              <w:rPr>
+                <w:rFonts w:ascii="Consolas" w:cs="Consolas" w:eastAsia="Consolas" w:hAnsi="Consolas"/>
+                <w:sz w:val="18"/>
+                <w:szCs w:val="18"/>
+              </w:rPr>
+              <w:t xml:space="preserve"/>
+            </w:r>
+          </w:p>
+          <w:p>
+            <w:pPr>
+              <w:spacing w:before="0" w:after="0"/>
+            </w:pPr>
+            <w:r>
+              <w:rPr>
+                <w:rFonts w:ascii="Consolas" w:cs="Consolas" w:eastAsia="Consolas" w:hAnsi="Consolas"/>
+                <w:sz w:val="18"/>
+                <w:szCs w:val="18"/>
+              </w:rPr>
+              <w:t xml:space="preserve"># SH系</w:t>
+            </w:r>
+          </w:p>
+          <w:p>
+            <w:pPr>
+              <w:spacing w:before="0" w:after="0"/>
+            </w:pPr>
+            <w:r>
+              <w:rPr>
+                <w:rFonts w:ascii="Consolas" w:cs="Consolas" w:eastAsia="Consolas" w:hAnsi="Consolas"/>
+                <w:sz w:val="18"/>
+                <w:szCs w:val="18"/>
+              </w:rPr>
+              <w:t xml:space="preserve">aws stepfunctions list-executions \</w:t>
+            </w:r>
+          </w:p>
+          <w:p>
+            <w:pPr>
+              <w:spacing w:before="0" w:after="0"/>
+            </w:pPr>
+            <w:r>
+              <w:rPr>
+                <w:rFonts w:ascii="Consolas" w:cs="Consolas" w:eastAsia="Consolas" w:hAnsi="Consolas"/>
+                <w:sz w:val="18"/>
+                <w:szCs w:val="18"/>
+              </w:rPr>
+              <w:t xml:space="preserve">  --region ap-northeast-1 \</w:t>
+            </w:r>
+          </w:p>
+          <w:p>
+            <w:pPr>
+              <w:spacing w:before="0" w:after="0"/>
+            </w:pPr>
+            <w:r>
+              <w:rPr>
+                <w:rFonts w:ascii="Consolas" w:cs="Consolas" w:eastAsia="Consolas" w:hAnsi="Consolas"/>
+                <w:sz w:val="18"/>
+                <w:szCs w:val="18"/>
+              </w:rPr>
+              <w:t xml:space="preserve">  --state-machine-arn arn:aws:states:ap-northeast-1:332802448674:stateMachine:ksm-posprd-sf-sm-import-pos-master-sh \</w:t>
+            </w:r>
+          </w:p>
+          <w:p>
+            <w:pPr>
+              <w:spacing w:before="0" w:after="0"/>
+            </w:pPr>
+            <w:r>
+              <w:rPr>
+                <w:rFonts w:ascii="Consolas" w:cs="Consolas" w:eastAsia="Consolas" w:hAnsi="Consolas"/>
+                <w:sz w:val="18"/>
+                <w:szCs w:val="18"/>
+              </w:rPr>
+              <w:t xml:space="preserve">  --max-results 3 \</w:t>
+            </w:r>
+          </w:p>
+          <w:p>
+            <w:pPr>
+              <w:spacing w:before="0" w:after="0"/>
+            </w:pPr>
+            <w:r>
+              <w:rPr>
+                <w:rFonts w:ascii="Consolas" w:cs="Consolas" w:eastAsia="Consolas" w:hAnsi="Consolas"/>
+                <w:sz w:val="18"/>
+                <w:szCs w:val="18"/>
+              </w:rPr>
+              <w:t xml:space="preserve">  --query 'executions[*].[name,status,startDate]' --output table</w:t>
+            </w:r>
+          </w:p>
+        </w:tc>
+      </w:tr>
+    </w:tbl>
+    <w:p>
+      <w:pPr>
+        <w:spacing w:before="60" w:after="60"/>
+      </w:pPr>
+      <w:r>
+        <w:rPr>
+          <w:rFonts w:ascii="BIZ UDPゴシック" w:cs="BIZ UDPゴシック" w:eastAsia="BIZ UDPゴシック" w:hAnsi="BIZ UDPゴシック"/>
+          <w:color w:val="595959"/>
+          <w:sz w:val="20"/>
+          <w:szCs w:val="20"/>
+        </w:rPr>
+        <w:t xml:space="preserve">✔ 確認ポイント: status = SUCCEEDED であれば処理完了。FAILED の場合はCloudWatch Logsで詳細を確認する。</w:t>
+      </w:r>
+    </w:p>
+    <w:p>
+      <w:pPr>
+        <w:spacing w:before="40" w:after="40"/>
+      </w:pPr>
+      <w:r>
+        <w:t xml:space="preserve"/>
+      </w:r>
+    </w:p>
+    <w:p>
+      <w:pPr>
+        <w:pStyle w:val="Heading3"/>
+      </w:pPr>
+      <w:r>
+        <w:rPr>
+          <w:rFonts w:ascii="BIZ UDPゴシック" w:cs="BIZ UDPゴシック" w:eastAsia="BIZ UDPゴシック" w:hAnsi="BIZ UDPゴシック"/>
+          <w:b/>
+          <w:bCs/>
+          <w:color w:val="1F4D78"/>
+          <w:sz w:val="22"/>
+          <w:szCs w:val="22"/>
+        </w:rPr>
+        <w:t xml:space="preserve">▼ Step Functions が起動しない場合の手動トリガー</w:t>
+      </w:r>
+    </w:p>
+    <w:p>
+      <w:pPr>
+        <w:spacing w:before="40" w:after="40"/>
+      </w:pPr>
+      <w:r>
+        <w:rPr>
+          <w:rFonts w:ascii="BIZ UDPゴシック" w:cs="BIZ UDPゴシック" w:eastAsia="BIZ UDPゴシック" w:hAnsi="BIZ UDPゴシック"/>
+          <w:sz w:val="22"/>
+          <w:szCs w:val="22"/>
+        </w:rPr>
+        <w:t xml:space="preserve">S3にファイルが置かれたにもかかわらず Step Functions が起動しなかった場合、以下のコマンドで手動トリガーできる。</w:t>
+      </w:r>
+    </w:p>
+    <w:tbl>
+      <w:tblPr>
+        <w:tblW w:type="dxa" w:w="9000"/>
+        <w:tblBorders>
+          <w:top w:val="single" w:color="auto" w:sz="4"/>
+          <w:left w:val="single" w:color="auto" w:sz="4"/>
+          <w:bottom w:val="single" w:color="auto" w:sz="4"/>
+          <w:right w:val="single" w:color="auto" w:sz="4"/>
+          <w:insideH w:val="single" w:color="auto" w:sz="4"/>
+          <w:insideV w:val="single" w:color="auto" w:sz="4"/>
+        </w:tblBorders>
+      </w:tblPr>
+      <w:tblGrid>
+        <w:gridCol w:w="9000"/>
+      </w:tblGrid>
+      <w:tr>
+        <w:trPr>
+          <w:cantSplit/>
+        </w:trPr>
+        <w:tc>
+          <w:tcPr>
+            <w:tcW w:type="dxa" w:w="9000"/>
+            <w:tcBorders>
+              <w:top w:val="single" w:color="CCCCCC" w:sz="4"/>
+              <w:left w:val="single" w:color="CCCCCC" w:sz="4"/>
+              <w:bottom w:val="single" w:color="CCCCCC" w:sz="4"/>
+              <w:right w:val="single" w:color="CCCCCC" w:sz="4"/>
+            </w:tcBorders>
+            <w:shd w:fill="F8F8F8" w:val="clear"/>
+            <w:tcMar>
+              <w:top w:type="dxa" w:w="80"/>
+              <w:left w:type="dxa" w:w="120"/>
+              <w:bottom w:type="dxa" w:w="80"/>
+              <w:right w:type="dxa" w:w="120"/>
+            </w:tcMar>
+          </w:tcPr>
+          <w:p>
+            <w:pPr>
+              <w:spacing w:before="0" w:after="0"/>
+            </w:pPr>
+            <w:r>
+              <w:rPr>
+                <w:rFonts w:ascii="Consolas" w:cs="Consolas" w:eastAsia="Consolas" w:hAnsi="Consolas"/>
+                <w:sz w:val="18"/>
+                <w:szCs w:val="18"/>
+              </w:rPr>
+              <w:t xml:space="preserve">REGION="ap-northeast-1"</w:t>
+            </w:r>
+          </w:p>
+          <w:p>
+            <w:pPr>
+              <w:spacing w:before="0" w:after="0"/>
+            </w:pPr>
+            <w:r>
+              <w:rPr>
+                <w:rFonts w:ascii="Consolas" w:cs="Consolas" w:eastAsia="Consolas" w:hAnsi="Consolas"/>
+                <w:sz w:val="18"/>
+                <w:szCs w:val="18"/>
+              </w:rPr>
+              <w:t xml:space="preserve">ACCOUNT="332802448674"</w:t>
+            </w:r>
+          </w:p>
+          <w:p>
+            <w:pPr>
+              <w:spacing w:before="0" w:after="0"/>
+            </w:pPr>
+            <w:r>
+              <w:rPr>
+                <w:rFonts w:ascii="Consolas" w:cs="Consolas" w:eastAsia="Consolas" w:hAnsi="Consolas"/>
+                <w:sz w:val="18"/>
+                <w:szCs w:val="18"/>
+              </w:rPr>
+              <w:t xml:space="preserve"/>
+            </w:r>
+          </w:p>
+          <w:p>
+            <w:pPr>
+              <w:spacing w:before="0" w:after="0"/>
+            </w:pPr>
+            <w:r>
+              <w:rPr>
+                <w:rFonts w:ascii="Consolas" w:cs="Consolas" w:eastAsia="Consolas" w:hAnsi="Consolas"/>
+                <w:sz w:val="18"/>
+                <w:szCs w:val="18"/>
+              </w:rPr>
+              <w:t xml:space="preserve"># OC系を手動トリガー</w:t>
+            </w:r>
+          </w:p>
+          <w:p>
+            <w:pPr>
+              <w:spacing w:before="0" w:after="0"/>
+            </w:pPr>
+            <w:r>
+              <w:rPr>
+                <w:rFonts w:ascii="Consolas" w:cs="Consolas" w:eastAsia="Consolas" w:hAnsi="Consolas"/>
+                <w:sz w:val="18"/>
+                <w:szCs w:val="18"/>
+              </w:rPr>
+              <w:t xml:space="preserve">aws stepfunctions start-execution \</w:t>
+            </w:r>
+          </w:p>
+          <w:p>
+            <w:pPr>
+              <w:spacing w:before="0" w:after="0"/>
+            </w:pPr>
+            <w:r>
+              <w:rPr>
+                <w:rFonts w:ascii="Consolas" w:cs="Consolas" w:eastAsia="Consolas" w:hAnsi="Consolas"/>
+                <w:sz w:val="18"/>
+                <w:szCs w:val="18"/>
+              </w:rPr>
+              <w:t xml:space="preserve">  --region $REGION \</w:t>
+            </w:r>
+          </w:p>
+          <w:p>
+            <w:pPr>
+              <w:spacing w:before="0" w:after="0"/>
+            </w:pPr>
+            <w:r>
+              <w:rPr>
+                <w:rFonts w:ascii="Consolas" w:cs="Consolas" w:eastAsia="Consolas" w:hAnsi="Consolas"/>
+                <w:sz w:val="18"/>
+                <w:szCs w:val="18"/>
+              </w:rPr>
+              <w:t xml:space="preserve">  --state-machine-arn arn:aws:states:$REGION:$ACCOUNT:stateMachine:ksm-posprd-sf-sm-receive-pos-master-oc \</w:t>
+            </w:r>
+          </w:p>
+          <w:p>
+            <w:pPr>
+              <w:spacing w:before="0" w:after="0"/>
+            </w:pPr>
+            <w:r>
+              <w:rPr>
+                <w:rFonts w:ascii="Consolas" w:cs="Consolas" w:eastAsia="Consolas" w:hAnsi="Consolas"/>
+                <w:sz w:val="18"/>
+                <w:szCs w:val="18"/>
+              </w:rPr>
+              <w:t xml:space="preserve">  --name "manual-$(date +%Y%m%d%H%M%S)"</w:t>
+            </w:r>
+          </w:p>
+          <w:p>
+            <w:pPr>
+              <w:spacing w:before="0" w:after="0"/>
+            </w:pPr>
+            <w:r>
+              <w:rPr>
+                <w:rFonts w:ascii="Consolas" w:cs="Consolas" w:eastAsia="Consolas" w:hAnsi="Consolas"/>
+                <w:sz w:val="18"/>
+                <w:szCs w:val="18"/>
+              </w:rPr>
+              <w:t xml:space="preserve"/>
+            </w:r>
+          </w:p>
+          <w:p>
+            <w:pPr>
+              <w:spacing w:before="0" w:after="0"/>
+            </w:pPr>
+            <w:r>
+              <w:rPr>
+                <w:rFonts w:ascii="Consolas" w:cs="Consolas" w:eastAsia="Consolas" w:hAnsi="Consolas"/>
+                <w:sz w:val="18"/>
+                <w:szCs w:val="18"/>
+              </w:rPr>
+              <w:t xml:space="preserve"># SH系を手動トリガー</w:t>
+            </w:r>
+          </w:p>
+          <w:p>
+            <w:pPr>
+              <w:spacing w:before="0" w:after="0"/>
+            </w:pPr>
+            <w:r>
+              <w:rPr>
+                <w:rFonts w:ascii="Consolas" w:cs="Consolas" w:eastAsia="Consolas" w:hAnsi="Consolas"/>
+                <w:sz w:val="18"/>
+                <w:szCs w:val="18"/>
+              </w:rPr>
+              <w:t xml:space="preserve">aws stepfunctions start-execution \</w:t>
+            </w:r>
+          </w:p>
+          <w:p>
+            <w:pPr>
+              <w:spacing w:before="0" w:after="0"/>
+            </w:pPr>
+            <w:r>
+              <w:rPr>
+                <w:rFonts w:ascii="Consolas" w:cs="Consolas" w:eastAsia="Consolas" w:hAnsi="Consolas"/>
+                <w:sz w:val="18"/>
+                <w:szCs w:val="18"/>
+              </w:rPr>
+              <w:t xml:space="preserve">  --region $REGION \</w:t>
+            </w:r>
+          </w:p>
+          <w:p>
+            <w:pPr>
+              <w:spacing w:before="0" w:after="0"/>
+            </w:pPr>
+            <w:r>
+              <w:rPr>
+                <w:rFonts w:ascii="Consolas" w:cs="Consolas" w:eastAsia="Consolas" w:hAnsi="Consolas"/>
+                <w:sz w:val="18"/>
+                <w:szCs w:val="18"/>
+              </w:rPr>
+              <w:t xml:space="preserve">  --state-machine-arn arn:aws:states:$REGION:$ACCOUNT:stateMachine:ksm-posprd-sf-sm-import-pos-master-sh \</w:t>
+            </w:r>
+          </w:p>
+          <w:p>
+            <w:pPr>
+              <w:spacing w:before="0" w:after="0"/>
+            </w:pPr>
+            <w:r>
+              <w:rPr>
+                <w:rFonts w:ascii="Consolas" w:cs="Consolas" w:eastAsia="Consolas" w:hAnsi="Consolas"/>
+                <w:sz w:val="18"/>
+                <w:szCs w:val="18"/>
+              </w:rPr>
+              <w:t xml:space="preserve">  --name "manual-$(date +%Y%m%d%H%M%S)"</w:t>
+            </w:r>
+          </w:p>
+        </w:tc>
+      </w:tr>
+    </w:tbl>
+    <w:p>
+      <w:pPr>
+        <w:spacing w:before="60" w:after="60"/>
+      </w:pPr>
+      <w:r>
+        <w:rPr>
+          <w:rFonts w:ascii="BIZ UDPゴシック" w:cs="BIZ UDPゴシック" w:eastAsia="BIZ UDPゴシック" w:hAnsi="BIZ UDPゴシック"/>
+          <w:color w:val="595959"/>
+          <w:sz w:val="20"/>
+          <w:szCs w:val="20"/>
+        </w:rPr>
+        <w:t xml:space="preserve">⚠️ 手動トリガーは二重実行に注意。実行前に list-executions で RUNNING 中の実行がないことを確認すること。</w:t>
+      </w:r>
+    </w:p>
+    <w:p>
+      <w:pPr>
+        <w:pStyle w:val="Heading1"/>
+      </w:pPr>
+      <w:r>
+        <w:rPr>
+          <w:rFonts w:ascii="BIZ UDPゴシック" w:cs="BIZ UDPゴシック" w:eastAsia="BIZ UDPゴシック" w:hAnsi="BIZ UDPゴシック"/>
+          <w:b/>
+          <w:bCs/>
+          <w:sz w:val="32"/>
+          <w:szCs w:val="32"/>
+        </w:rPr>
+        <w:t xml:space="preserve">5. 報告方法</w:t>
       </w:r>
     </w:p>
     <w:p>
@@ -9085,6 +11769,20 @@
           <w:szCs w:val="22"/>
         </w:rPr>
         <w:t xml:space="preserve">・切り戻しを実施した場合は、理由・実施日時・切り戻し後のメトリクスをあわせて報告する</w:t>
+      </w:r>
+    </w:p>
+    <w:p>
+      <w:pPr>
+        <w:spacing w:before="40" w:after="40"/>
+        <w:ind w:left="360" w:hanging="200"/>
+      </w:pPr>
+      <w:r>
+        <w:rPr>
+          <w:rFonts w:ascii="BIZ UDPゴシック" w:cs="BIZ UDPゴシック" w:eastAsia="BIZ UDPゴシック" w:hAnsi="BIZ UDPゴシック"/>
+          <w:sz w:val="22"/>
+          <w:szCs w:val="22"/>
+        </w:rPr>
+        <w:t xml:space="preserve">・ケースA（SFTP失敗）が発生した場合は発生日時・ベンダー名・対応内容を Thanh Nguyên に報告する</w:t>
       </w:r>
     </w:p>
     <w:p>

--- a/40_AWS/04_修正依頼/20260308_TransferFamilyコスト削減.docx
+++ b/40_AWS/04_修正依頼/20260308_TransferFamilyコスト削減.docx
@@ -418,7 +418,7 @@
                 <w:sz w:val="22"/>
                 <w:szCs w:val="22"/>
               </w:rPr>
-              <w:t xml:space="preserve">1.0</w:t>
+              <w:t xml:space="preserve">1.1</w:t>
             </w:r>
           </w:p>
         </w:tc>
@@ -836,7 +836,1600 @@
           </w:p>
         </w:tc>
       </w:tr>
+      <w:tr>
+        <w:trPr>
+          <w:cantSplit/>
+        </w:trPr>
+        <w:tc>
+          <w:tcPr>
+            <w:tcW w:type="dxa" w:w="800"/>
+            <w:tcBorders>
+              <w:top w:val="single" w:color="CCCCCC" w:sz="4"/>
+              <w:left w:val="single" w:color="CCCCCC" w:sz="4"/>
+              <w:bottom w:val="single" w:color="CCCCCC" w:sz="4"/>
+              <w:right w:val="single" w:color="CCCCCC" w:sz="4"/>
+            </w:tcBorders>
+            <w:shd w:fill="FFFFFF" w:val="clear"/>
+            <w:tcMar>
+              <w:top w:type="dxa" w:w="60"/>
+              <w:left w:type="dxa" w:w="100"/>
+              <w:bottom w:type="dxa" w:w="60"/>
+              <w:right w:type="dxa" w:w="100"/>
+            </w:tcMar>
+          </w:tcPr>
+          <w:p>
+            <w:r>
+              <w:rPr>
+                <w:rFonts w:ascii="BIZ UDPゴシック" w:cs="BIZ UDPゴシック" w:eastAsia="BIZ UDPゴシック" w:hAnsi="BIZ UDPゴシック"/>
+                <w:b w:val="false"/>
+                <w:bCs w:val="false"/>
+                <w:color w:val="000000"/>
+                <w:sz w:val="22"/>
+                <w:szCs w:val="22"/>
+              </w:rPr>
+              <w:t xml:space="preserve">1.1</w:t>
+            </w:r>
+          </w:p>
+        </w:tc>
+        <w:tc>
+          <w:tcPr>
+            <w:tcW w:type="dxa" w:w="1600"/>
+            <w:tcBorders>
+              <w:top w:val="single" w:color="CCCCCC" w:sz="4"/>
+              <w:left w:val="single" w:color="CCCCCC" w:sz="4"/>
+              <w:bottom w:val="single" w:color="CCCCCC" w:sz="4"/>
+              <w:right w:val="single" w:color="CCCCCC" w:sz="4"/>
+            </w:tcBorders>
+            <w:shd w:fill="FFFFFF" w:val="clear"/>
+            <w:tcMar>
+              <w:top w:type="dxa" w:w="60"/>
+              <w:left w:type="dxa" w:w="100"/>
+              <w:bottom w:type="dxa" w:w="60"/>
+              <w:right w:type="dxa" w:w="100"/>
+            </w:tcMar>
+          </w:tcPr>
+          <w:p>
+            <w:r>
+              <w:rPr>
+                <w:rFonts w:ascii="BIZ UDPゴシック" w:cs="BIZ UDPゴシック" w:eastAsia="BIZ UDPゴシック" w:hAnsi="BIZ UDPゴシック"/>
+                <w:b w:val="false"/>
+                <w:bCs w:val="false"/>
+                <w:color w:val="000000"/>
+                <w:sz w:val="22"/>
+                <w:szCs w:val="22"/>
+              </w:rPr>
+              <w:t xml:space="preserve">2026-03-08</w:t>
+            </w:r>
+          </w:p>
+        </w:tc>
+        <w:tc>
+          <w:tcPr>
+            <w:tcW w:type="dxa" w:w="2000"/>
+            <w:tcBorders>
+              <w:top w:val="single" w:color="CCCCCC" w:sz="4"/>
+              <w:left w:val="single" w:color="CCCCCC" w:sz="4"/>
+              <w:bottom w:val="single" w:color="CCCCCC" w:sz="4"/>
+              <w:right w:val="single" w:color="CCCCCC" w:sz="4"/>
+            </w:tcBorders>
+            <w:shd w:fill="FFFFFF" w:val="clear"/>
+            <w:tcMar>
+              <w:top w:type="dxa" w:w="60"/>
+              <w:left w:type="dxa" w:w="100"/>
+              <w:bottom w:type="dxa" w:w="60"/>
+              <w:right w:type="dxa" w:w="100"/>
+            </w:tcMar>
+          </w:tcPr>
+          <w:p>
+            <w:r>
+              <w:rPr>
+                <w:rFonts w:ascii="BIZ UDPゴシック" w:cs="BIZ UDPゴシック" w:eastAsia="BIZ UDPゴシック" w:hAnsi="BIZ UDPゴシック"/>
+                <w:b w:val="false"/>
+                <w:bCs w:val="false"/>
+                <w:color w:val="000000"/>
+                <w:sz w:val="22"/>
+                <w:szCs w:val="22"/>
+              </w:rPr>
+              <w:t xml:space="preserve">Thanh Nguyên</w:t>
+            </w:r>
+          </w:p>
+        </w:tc>
+        <w:tc>
+          <w:tcPr>
+            <w:tcW w:type="dxa" w:w="4600"/>
+            <w:tcBorders>
+              <w:top w:val="single" w:color="CCCCCC" w:sz="4"/>
+              <w:left w:val="single" w:color="CCCCCC" w:sz="4"/>
+              <w:bottom w:val="single" w:color="CCCCCC" w:sz="4"/>
+              <w:right w:val="single" w:color="CCCCCC" w:sz="4"/>
+            </w:tcBorders>
+            <w:shd w:fill="FFFFFF" w:val="clear"/>
+            <w:tcMar>
+              <w:top w:type="dxa" w:w="60"/>
+              <w:left w:type="dxa" w:w="100"/>
+              <w:bottom w:type="dxa" w:w="60"/>
+              <w:right w:type="dxa" w:w="100"/>
+            </w:tcMar>
+          </w:tcPr>
+          <w:p>
+            <w:r>
+              <w:rPr>
+                <w:rFonts w:ascii="BIZ UDPゴシック" w:cs="BIZ UDPゴシック" w:eastAsia="BIZ UDPゴシック" w:hAnsi="BIZ UDPゴシック"/>
+                <w:b w:val="false"/>
+                <w:bCs w:val="false"/>
+                <w:color w:val="000000"/>
+                <w:sz w:val="22"/>
+                <w:szCs w:val="22"/>
+              </w:rPr>
+              <w:t xml:space="preserve">顧客実施判断確認セクション（第0章）および時間外手動操作手順（第6章）を追加</w:t>
+            </w:r>
+          </w:p>
+        </w:tc>
+      </w:tr>
     </w:tbl>
+    <w:p>
+      <w:pPr>
+        <w:pStyle w:val="Heading1"/>
+      </w:pPr>
+      <w:r>
+        <w:rPr>
+          <w:rFonts w:ascii="BIZ UDPゴシック" w:cs="BIZ UDPゴシック" w:eastAsia="BIZ UDPゴシック" w:hAnsi="BIZ UDPゴシック"/>
+          <w:b/>
+          <w:bCs/>
+          <w:sz w:val="32"/>
+          <w:szCs w:val="32"/>
+        </w:rPr>
+        <w:t xml:space="preserve">0. 実施判断のご確認（顧客向け）</w:t>
+      </w:r>
+    </w:p>
+    <w:p>
+      <w:pPr>
+        <w:spacing w:before="60" w:after="60"/>
+      </w:pPr>
+      <w:r>
+        <w:rPr>
+          <w:rFonts w:ascii="BIZ UDPゴシック" w:cs="BIZ UDPゴシック" w:eastAsia="BIZ UDPゴシック" w:hAnsi="BIZ UDPゴシック"/>
+          <w:sz w:val="22"/>
+          <w:szCs w:val="22"/>
+        </w:rPr>
+        <w:t xml:space="preserve">本改修の実施にあたり、以下の内容をご確認のうえ、実施可否をご判断ください。</w:t>
+      </w:r>
+    </w:p>
+    <w:p>
+      <w:pPr>
+        <w:spacing w:before="40" w:after="40"/>
+      </w:pPr>
+      <w:r>
+        <w:t xml:space="preserve"/>
+      </w:r>
+    </w:p>
+    <w:p>
+      <w:pPr>
+        <w:pStyle w:val="Heading2"/>
+      </w:pPr>
+      <w:r>
+        <w:rPr>
+          <w:rFonts w:ascii="BIZ UDPゴシック" w:cs="BIZ UDPゴシック" w:eastAsia="BIZ UDPゴシック" w:hAnsi="BIZ UDPゴシック"/>
+          <w:b/>
+          <w:bCs/>
+          <w:sz w:val="24"/>
+          <w:szCs w:val="24"/>
+        </w:rPr>
+        <w:t xml:space="preserve">■ 削減効果と制約事項</w:t>
+      </w:r>
+    </w:p>
+    <w:tbl>
+      <w:tblPr>
+        <w:tblW w:type="dxa" w:w="9000"/>
+        <w:tblBorders>
+          <w:top w:val="single" w:color="auto" w:sz="4"/>
+          <w:left w:val="single" w:color="auto" w:sz="4"/>
+          <w:bottom w:val="single" w:color="auto" w:sz="4"/>
+          <w:right w:val="single" w:color="auto" w:sz="4"/>
+          <w:insideH w:val="single" w:color="auto" w:sz="4"/>
+          <w:insideV w:val="single" w:color="auto" w:sz="4"/>
+        </w:tblBorders>
+      </w:tblPr>
+      <w:tblGrid>
+        <w:gridCol w:w="2200"/>
+        <w:gridCol w:w="6800"/>
+      </w:tblGrid>
+      <w:tr>
+        <w:trPr>
+          <w:cantSplit/>
+        </w:trPr>
+        <w:tc>
+          <w:tcPr>
+            <w:tcW w:type="dxa" w:w="2200"/>
+            <w:tcBorders>
+              <w:top w:val="single" w:color="CCCCCC" w:sz="4"/>
+              <w:left w:val="single" w:color="CCCCCC" w:sz="4"/>
+              <w:bottom w:val="single" w:color="CCCCCC" w:sz="4"/>
+              <w:right w:val="single" w:color="CCCCCC" w:sz="4"/>
+            </w:tcBorders>
+            <w:shd w:fill="F5F5F5" w:val="clear"/>
+            <w:tcMar>
+              <w:top w:type="dxa" w:w="60"/>
+              <w:left w:type="dxa" w:w="100"/>
+              <w:bottom w:type="dxa" w:w="60"/>
+              <w:right w:type="dxa" w:w="100"/>
+            </w:tcMar>
+          </w:tcPr>
+          <w:p>
+            <w:r>
+              <w:rPr>
+                <w:rFonts w:ascii="BIZ UDPゴシック" w:cs="BIZ UDPゴシック" w:eastAsia="BIZ UDPゴシック" w:hAnsi="BIZ UDPゴシック"/>
+                <w:b/>
+                <w:bCs/>
+                <w:color w:val="000000"/>
+                <w:sz w:val="22"/>
+                <w:szCs w:val="22"/>
+              </w:rPr>
+              <w:t xml:space="preserve">項目</w:t>
+            </w:r>
+          </w:p>
+        </w:tc>
+        <w:tc>
+          <w:tcPr>
+            <w:tcW w:type="dxa" w:w="6800"/>
+            <w:tcBorders>
+              <w:top w:val="single" w:color="CCCCCC" w:sz="4"/>
+              <w:left w:val="single" w:color="CCCCCC" w:sz="4"/>
+              <w:bottom w:val="single" w:color="CCCCCC" w:sz="4"/>
+              <w:right w:val="single" w:color="CCCCCC" w:sz="4"/>
+            </w:tcBorders>
+            <w:shd w:fill="F5F5F5" w:val="clear"/>
+            <w:tcMar>
+              <w:top w:type="dxa" w:w="60"/>
+              <w:left w:type="dxa" w:w="100"/>
+              <w:bottom w:type="dxa" w:w="60"/>
+              <w:right w:type="dxa" w:w="100"/>
+            </w:tcMar>
+          </w:tcPr>
+          <w:p>
+            <w:r>
+              <w:rPr>
+                <w:rFonts w:ascii="BIZ UDPゴシック" w:cs="BIZ UDPゴシック" w:eastAsia="BIZ UDPゴシック" w:hAnsi="BIZ UDPゴシック"/>
+                <w:b/>
+                <w:bCs/>
+                <w:color w:val="000000"/>
+                <w:sz w:val="22"/>
+                <w:szCs w:val="22"/>
+              </w:rPr>
+              <w:t xml:space="preserve">内容</w:t>
+            </w:r>
+          </w:p>
+        </w:tc>
+      </w:tr>
+      <w:tr>
+        <w:trPr>
+          <w:cantSplit/>
+        </w:trPr>
+        <w:tc>
+          <w:tcPr>
+            <w:tcW w:type="dxa" w:w="2200"/>
+            <w:tcBorders>
+              <w:top w:val="single" w:color="CCCCCC" w:sz="4"/>
+              <w:left w:val="single" w:color="CCCCCC" w:sz="4"/>
+              <w:bottom w:val="single" w:color="CCCCCC" w:sz="4"/>
+              <w:right w:val="single" w:color="CCCCCC" w:sz="4"/>
+            </w:tcBorders>
+            <w:shd w:fill="E2EFDA" w:val="clear"/>
+            <w:tcMar>
+              <w:top w:type="dxa" w:w="60"/>
+              <w:left w:type="dxa" w:w="100"/>
+              <w:bottom w:type="dxa" w:w="60"/>
+              <w:right w:type="dxa" w:w="100"/>
+            </w:tcMar>
+          </w:tcPr>
+          <w:p>
+            <w:r>
+              <w:rPr>
+                <w:rFonts w:ascii="BIZ UDPゴシック" w:cs="BIZ UDPゴシック" w:eastAsia="BIZ UDPゴシック" w:hAnsi="BIZ UDPゴシック"/>
+                <w:b/>
+                <w:bCs/>
+                <w:color w:val="000000"/>
+                <w:sz w:val="22"/>
+                <w:szCs w:val="22"/>
+              </w:rPr>
+              <w:t xml:space="preserve">月額削減効果</w:t>
+            </w:r>
+          </w:p>
+        </w:tc>
+        <w:tc>
+          <w:tcPr>
+            <w:tcW w:type="dxa" w:w="6800"/>
+            <w:tcBorders>
+              <w:top w:val="single" w:color="CCCCCC" w:sz="4"/>
+              <w:left w:val="single" w:color="CCCCCC" w:sz="4"/>
+              <w:bottom w:val="single" w:color="CCCCCC" w:sz="4"/>
+              <w:right w:val="single" w:color="CCCCCC" w:sz="4"/>
+            </w:tcBorders>
+            <w:shd w:fill="E2EFDA" w:val="clear"/>
+            <w:tcMar>
+              <w:top w:type="dxa" w:w="60"/>
+              <w:left w:type="dxa" w:w="100"/>
+              <w:bottom w:type="dxa" w:w="60"/>
+              <w:right w:type="dxa" w:w="100"/>
+            </w:tcMar>
+          </w:tcPr>
+          <w:p>
+            <w:r>
+              <w:rPr>
+                <w:rFonts w:ascii="BIZ UDPゴシック" w:cs="BIZ UDPゴシック" w:eastAsia="BIZ UDPゴシック" w:hAnsi="BIZ UDPゴシック"/>
+                <w:b w:val="false"/>
+                <w:bCs w:val="false"/>
+                <w:color w:val="000000"/>
+                <w:sz w:val="22"/>
+                <w:szCs w:val="22"/>
+              </w:rPr>
+              <w:t xml:space="preserve">$234 / 月（約 36,900 円 / 月、約 443,000 円 / 年）※1ドル=157.8円換算</w:t>
+            </w:r>
+          </w:p>
+        </w:tc>
+      </w:tr>
+      <w:tr>
+        <w:trPr>
+          <w:cantSplit/>
+        </w:trPr>
+        <w:tc>
+          <w:tcPr>
+            <w:tcW w:type="dxa" w:w="2200"/>
+            <w:tcBorders>
+              <w:top w:val="single" w:color="CCCCCC" w:sz="4"/>
+              <w:left w:val="single" w:color="CCCCCC" w:sz="4"/>
+              <w:bottom w:val="single" w:color="CCCCCC" w:sz="4"/>
+              <w:right w:val="single" w:color="CCCCCC" w:sz="4"/>
+            </w:tcBorders>
+            <w:shd w:fill="F5F5F5" w:val="clear"/>
+            <w:tcMar>
+              <w:top w:type="dxa" w:w="60"/>
+              <w:left w:type="dxa" w:w="100"/>
+              <w:bottom w:type="dxa" w:w="60"/>
+              <w:right w:type="dxa" w:w="100"/>
+            </w:tcMar>
+          </w:tcPr>
+          <w:p>
+            <w:r>
+              <w:rPr>
+                <w:rFonts w:ascii="BIZ UDPゴシック" w:cs="BIZ UDPゴシック" w:eastAsia="BIZ UDPゴシック" w:hAnsi="BIZ UDPゴシック"/>
+                <w:b/>
+                <w:bCs/>
+                <w:color w:val="000000"/>
+                <w:sz w:val="22"/>
+                <w:szCs w:val="22"/>
+              </w:rPr>
+              <w:t xml:space="preserve">停止時間帯</w:t>
+            </w:r>
+          </w:p>
+        </w:tc>
+        <w:tc>
+          <w:tcPr>
+            <w:tcW w:type="dxa" w:w="6800"/>
+            <w:tcBorders>
+              <w:top w:val="single" w:color="CCCCCC" w:sz="4"/>
+              <w:left w:val="single" w:color="CCCCCC" w:sz="4"/>
+              <w:bottom w:val="single" w:color="CCCCCC" w:sz="4"/>
+              <w:right w:val="single" w:color="CCCCCC" w:sz="4"/>
+            </w:tcBorders>
+            <w:shd w:fill="FFFFFF" w:val="clear"/>
+            <w:tcMar>
+              <w:top w:type="dxa" w:w="60"/>
+              <w:left w:type="dxa" w:w="100"/>
+              <w:bottom w:type="dxa" w:w="60"/>
+              <w:right w:type="dxa" w:w="100"/>
+            </w:tcMar>
+          </w:tcPr>
+          <w:p>
+            <w:r>
+              <w:rPr>
+                <w:rFonts w:ascii="BIZ UDPゴシック" w:cs="BIZ UDPゴシック" w:eastAsia="BIZ UDPゴシック" w:hAnsi="BIZ UDPゴシック"/>
+                <w:b w:val="false"/>
+                <w:bCs w:val="false"/>
+                <w:color w:val="000000"/>
+                <w:sz w:val="22"/>
+                <w:szCs w:val="22"/>
+              </w:rPr>
+              <w:t xml:space="preserve">JST 07:00 〜 20:00（OC系・SH系のみ。SG系は24時間稼働継続）</w:t>
+            </w:r>
+          </w:p>
+        </w:tc>
+      </w:tr>
+      <w:tr>
+        <w:trPr>
+          <w:cantSplit/>
+        </w:trPr>
+        <w:tc>
+          <w:tcPr>
+            <w:tcW w:type="dxa" w:w="2200"/>
+            <w:tcBorders>
+              <w:top w:val="single" w:color="CCCCCC" w:sz="4"/>
+              <w:left w:val="single" w:color="CCCCCC" w:sz="4"/>
+              <w:bottom w:val="single" w:color="CCCCCC" w:sz="4"/>
+              <w:right w:val="single" w:color="CCCCCC" w:sz="4"/>
+            </w:tcBorders>
+            <w:shd w:fill="F5F5F5" w:val="clear"/>
+            <w:tcMar>
+              <w:top w:type="dxa" w:w="60"/>
+              <w:left w:type="dxa" w:w="100"/>
+              <w:bottom w:type="dxa" w:w="60"/>
+              <w:right w:type="dxa" w:w="100"/>
+            </w:tcMar>
+          </w:tcPr>
+          <w:p>
+            <w:r>
+              <w:rPr>
+                <w:rFonts w:ascii="BIZ UDPゴシック" w:cs="BIZ UDPゴシック" w:eastAsia="BIZ UDPゴシック" w:hAnsi="BIZ UDPゴシック"/>
+                <w:b/>
+                <w:bCs/>
+                <w:color w:val="000000"/>
+                <w:sz w:val="22"/>
+                <w:szCs w:val="22"/>
+              </w:rPr>
+              <w:t xml:space="preserve">稼働時間帯</w:t>
+            </w:r>
+          </w:p>
+        </w:tc>
+        <w:tc>
+          <w:tcPr>
+            <w:tcW w:type="dxa" w:w="6800"/>
+            <w:tcBorders>
+              <w:top w:val="single" w:color="CCCCCC" w:sz="4"/>
+              <w:left w:val="single" w:color="CCCCCC" w:sz="4"/>
+              <w:bottom w:val="single" w:color="CCCCCC" w:sz="4"/>
+              <w:right w:val="single" w:color="CCCCCC" w:sz="4"/>
+            </w:tcBorders>
+            <w:shd w:fill="FFFFFF" w:val="clear"/>
+            <w:tcMar>
+              <w:top w:type="dxa" w:w="60"/>
+              <w:left w:type="dxa" w:w="100"/>
+              <w:bottom w:type="dxa" w:w="60"/>
+              <w:right w:type="dxa" w:w="100"/>
+            </w:tcMar>
+          </w:tcPr>
+          <w:p>
+            <w:r>
+              <w:rPr>
+                <w:rFonts w:ascii="BIZ UDPゴシック" w:cs="BIZ UDPゴシック" w:eastAsia="BIZ UDPゴシック" w:hAnsi="BIZ UDPゴシック"/>
+                <w:b w:val="false"/>
+                <w:bCs w:val="false"/>
+                <w:color w:val="000000"/>
+                <w:sz w:val="22"/>
+                <w:szCs w:val="22"/>
+              </w:rPr>
+              <w:t xml:space="preserve">JST 20:00 〜 翌07:00（夜間・バッチ処理に合わせた稼働）</w:t>
+            </w:r>
+          </w:p>
+        </w:tc>
+      </w:tr>
+      <w:tr>
+        <w:trPr>
+          <w:cantSplit/>
+        </w:trPr>
+        <w:tc>
+          <w:tcPr>
+            <w:tcW w:type="dxa" w:w="2200"/>
+            <w:tcBorders>
+              <w:top w:val="single" w:color="CCCCCC" w:sz="4"/>
+              <w:left w:val="single" w:color="CCCCCC" w:sz="4"/>
+              <w:bottom w:val="single" w:color="CCCCCC" w:sz="4"/>
+              <w:right w:val="single" w:color="CCCCCC" w:sz="4"/>
+            </w:tcBorders>
+            <w:shd w:fill="FFF2CC" w:val="clear"/>
+            <w:tcMar>
+              <w:top w:type="dxa" w:w="60"/>
+              <w:left w:type="dxa" w:w="100"/>
+              <w:bottom w:type="dxa" w:w="60"/>
+              <w:right w:type="dxa" w:w="100"/>
+            </w:tcMar>
+          </w:tcPr>
+          <w:p>
+            <w:r>
+              <w:rPr>
+                <w:rFonts w:ascii="BIZ UDPゴシック" w:cs="BIZ UDPゴシック" w:eastAsia="BIZ UDPゴシック" w:hAnsi="BIZ UDPゴシック"/>
+                <w:b/>
+                <w:bCs/>
+                <w:color w:val="000000"/>
+                <w:sz w:val="22"/>
+                <w:szCs w:val="22"/>
+              </w:rPr>
+              <w:t xml:space="preserve">受信可能時間帯の制限</w:t>
+            </w:r>
+          </w:p>
+        </w:tc>
+        <w:tc>
+          <w:tcPr>
+            <w:tcW w:type="dxa" w:w="6800"/>
+            <w:tcBorders>
+              <w:top w:val="single" w:color="CCCCCC" w:sz="4"/>
+              <w:left w:val="single" w:color="CCCCCC" w:sz="4"/>
+              <w:bottom w:val="single" w:color="CCCCCC" w:sz="4"/>
+              <w:right w:val="single" w:color="CCCCCC" w:sz="4"/>
+            </w:tcBorders>
+            <w:shd w:fill="FFF2CC" w:val="clear"/>
+            <w:tcMar>
+              <w:top w:type="dxa" w:w="60"/>
+              <w:left w:type="dxa" w:w="100"/>
+              <w:bottom w:type="dxa" w:w="60"/>
+              <w:right w:type="dxa" w:w="100"/>
+            </w:tcMar>
+          </w:tcPr>
+          <w:p>
+            <w:r>
+              <w:rPr>
+                <w:rFonts w:ascii="BIZ UDPゴシック" w:cs="BIZ UDPゴシック" w:eastAsia="BIZ UDPゴシック" w:hAnsi="BIZ UDPゴシック"/>
+                <w:b w:val="false"/>
+                <w:bCs w:val="false"/>
+                <w:color w:val="000000"/>
+                <w:sz w:val="22"/>
+                <w:szCs w:val="22"/>
+              </w:rPr>
+              <w:t xml:space="preserve">停止時間帯（JST 07:00〜20:00）は SFTP 接続が拒否されるため、ベンダーからのファイル受信ができません。</w:t>
+            </w:r>
+          </w:p>
+        </w:tc>
+      </w:tr>
+      <w:tr>
+        <w:trPr>
+          <w:cantSplit/>
+        </w:trPr>
+        <w:tc>
+          <w:tcPr>
+            <w:tcW w:type="dxa" w:w="2200"/>
+            <w:tcBorders>
+              <w:top w:val="single" w:color="CCCCCC" w:sz="4"/>
+              <w:left w:val="single" w:color="CCCCCC" w:sz="4"/>
+              <w:bottom w:val="single" w:color="CCCCCC" w:sz="4"/>
+              <w:right w:val="single" w:color="CCCCCC" w:sz="4"/>
+            </w:tcBorders>
+            <w:shd w:fill="FFF2CC" w:val="clear"/>
+            <w:tcMar>
+              <w:top w:type="dxa" w:w="60"/>
+              <w:left w:type="dxa" w:w="100"/>
+              <w:bottom w:type="dxa" w:w="60"/>
+              <w:right w:type="dxa" w:w="100"/>
+            </w:tcMar>
+          </w:tcPr>
+          <w:p>
+            <w:r>
+              <w:rPr>
+                <w:rFonts w:ascii="BIZ UDPゴシック" w:cs="BIZ UDPゴシック" w:eastAsia="BIZ UDPゴシック" w:hAnsi="BIZ UDPゴシック"/>
+                <w:b/>
+                <w:bCs/>
+                <w:color w:val="000000"/>
+                <w:sz w:val="22"/>
+                <w:szCs w:val="22"/>
+              </w:rPr>
+              <w:t xml:space="preserve">時間外受信が必要な場合</w:t>
+            </w:r>
+          </w:p>
+        </w:tc>
+        <w:tc>
+          <w:tcPr>
+            <w:tcW w:type="dxa" w:w="6800"/>
+            <w:tcBorders>
+              <w:top w:val="single" w:color="CCCCCC" w:sz="4"/>
+              <w:left w:val="single" w:color="CCCCCC" w:sz="4"/>
+              <w:bottom w:val="single" w:color="CCCCCC" w:sz="4"/>
+              <w:right w:val="single" w:color="CCCCCC" w:sz="4"/>
+            </w:tcBorders>
+            <w:shd w:fill="FFF2CC" w:val="clear"/>
+            <w:tcMar>
+              <w:top w:type="dxa" w:w="60"/>
+              <w:left w:type="dxa" w:w="100"/>
+              <w:bottom w:type="dxa" w:w="60"/>
+              <w:right w:type="dxa" w:w="100"/>
+            </w:tcMar>
+          </w:tcPr>
+          <w:p>
+            <w:r>
+              <w:rPr>
+                <w:rFonts w:ascii="BIZ UDPゴシック" w:cs="BIZ UDPゴシック" w:eastAsia="BIZ UDPゴシック" w:hAnsi="BIZ UDPゴシック"/>
+                <w:b w:val="false"/>
+                <w:bCs w:val="false"/>
+                <w:color w:val="000000"/>
+                <w:sz w:val="22"/>
+                <w:szCs w:val="22"/>
+              </w:rPr>
+              <w:t xml:space="preserve">事前に LUVINA へ連絡をいただければ、手動でサーバーを起動します。連絡なしに時間外送信を行ってもファイルが届きません。</w:t>
+            </w:r>
+          </w:p>
+        </w:tc>
+      </w:tr>
+    </w:tbl>
+    <w:p>
+      <w:pPr>
+        <w:spacing w:before="40" w:after="40"/>
+      </w:pPr>
+      <w:r>
+        <w:t xml:space="preserve"/>
+      </w:r>
+    </w:p>
+    <w:p>
+      <w:pPr>
+        <w:pStyle w:val="Heading2"/>
+      </w:pPr>
+      <w:r>
+        <w:rPr>
+          <w:rFonts w:ascii="BIZ UDPゴシック" w:cs="BIZ UDPゴシック" w:eastAsia="BIZ UDPゴシック" w:hAnsi="BIZ UDPゴシック"/>
+          <w:b/>
+          <w:bCs/>
+          <w:sz w:val="24"/>
+          <w:szCs w:val="24"/>
+        </w:rPr>
+        <w:t xml:space="preserve">■ 実施判断チェックリスト</w:t>
+      </w:r>
+    </w:p>
+    <w:tbl>
+      <w:tblPr>
+        <w:tblW w:type="dxa" w:w="9000"/>
+        <w:tblBorders>
+          <w:top w:val="single" w:color="auto" w:sz="4"/>
+          <w:left w:val="single" w:color="auto" w:sz="4"/>
+          <w:bottom w:val="single" w:color="auto" w:sz="4"/>
+          <w:right w:val="single" w:color="auto" w:sz="4"/>
+          <w:insideH w:val="single" w:color="auto" w:sz="4"/>
+          <w:insideV w:val="single" w:color="auto" w:sz="4"/>
+        </w:tblBorders>
+      </w:tblPr>
+      <w:tblGrid>
+        <w:gridCol w:w="600"/>
+        <w:gridCol w:w="6600"/>
+        <w:gridCol w:w="1800"/>
+      </w:tblGrid>
+      <w:tr>
+        <w:trPr>
+          <w:cantSplit/>
+        </w:trPr>
+        <w:tc>
+          <w:tcPr>
+            <w:tcW w:type="dxa" w:w="600"/>
+            <w:tcBorders>
+              <w:top w:val="single" w:color="CCCCCC" w:sz="4"/>
+              <w:left w:val="single" w:color="CCCCCC" w:sz="4"/>
+              <w:bottom w:val="single" w:color="CCCCCC" w:sz="4"/>
+              <w:right w:val="single" w:color="CCCCCC" w:sz="4"/>
+            </w:tcBorders>
+            <w:shd w:fill="F5F5F5" w:val="clear"/>
+            <w:tcMar>
+              <w:top w:type="dxa" w:w="60"/>
+              <w:left w:type="dxa" w:w="100"/>
+              <w:bottom w:type="dxa" w:w="60"/>
+              <w:right w:type="dxa" w:w="100"/>
+            </w:tcMar>
+          </w:tcPr>
+          <w:p>
+            <w:r>
+              <w:rPr>
+                <w:rFonts w:ascii="BIZ UDPゴシック" w:cs="BIZ UDPゴシック" w:eastAsia="BIZ UDPゴシック" w:hAnsi="BIZ UDPゴシック"/>
+                <w:b/>
+                <w:bCs/>
+                <w:color w:val="000000"/>
+                <w:sz w:val="22"/>
+                <w:szCs w:val="22"/>
+              </w:rPr>
+              <w:t xml:space="preserve">No.</w:t>
+            </w:r>
+          </w:p>
+        </w:tc>
+        <w:tc>
+          <w:tcPr>
+            <w:tcW w:type="dxa" w:w="6600"/>
+            <w:tcBorders>
+              <w:top w:val="single" w:color="CCCCCC" w:sz="4"/>
+              <w:left w:val="single" w:color="CCCCCC" w:sz="4"/>
+              <w:bottom w:val="single" w:color="CCCCCC" w:sz="4"/>
+              <w:right w:val="single" w:color="CCCCCC" w:sz="4"/>
+            </w:tcBorders>
+            <w:shd w:fill="F5F5F5" w:val="clear"/>
+            <w:tcMar>
+              <w:top w:type="dxa" w:w="60"/>
+              <w:left w:type="dxa" w:w="100"/>
+              <w:bottom w:type="dxa" w:w="60"/>
+              <w:right w:type="dxa" w:w="100"/>
+            </w:tcMar>
+          </w:tcPr>
+          <w:p>
+            <w:r>
+              <w:rPr>
+                <w:rFonts w:ascii="BIZ UDPゴシック" w:cs="BIZ UDPゴシック" w:eastAsia="BIZ UDPゴシック" w:hAnsi="BIZ UDPゴシック"/>
+                <w:b/>
+                <w:bCs/>
+                <w:color w:val="000000"/>
+                <w:sz w:val="22"/>
+                <w:szCs w:val="22"/>
+              </w:rPr>
+              <w:t xml:space="preserve">確認事項</w:t>
+            </w:r>
+          </w:p>
+        </w:tc>
+        <w:tc>
+          <w:tcPr>
+            <w:tcW w:type="dxa" w:w="1800"/>
+            <w:tcBorders>
+              <w:top w:val="single" w:color="CCCCCC" w:sz="4"/>
+              <w:left w:val="single" w:color="CCCCCC" w:sz="4"/>
+              <w:bottom w:val="single" w:color="CCCCCC" w:sz="4"/>
+              <w:right w:val="single" w:color="CCCCCC" w:sz="4"/>
+            </w:tcBorders>
+            <w:shd w:fill="F5F5F5" w:val="clear"/>
+            <w:tcMar>
+              <w:top w:type="dxa" w:w="60"/>
+              <w:left w:type="dxa" w:w="100"/>
+              <w:bottom w:type="dxa" w:w="60"/>
+              <w:right w:type="dxa" w:w="100"/>
+            </w:tcMar>
+          </w:tcPr>
+          <w:p>
+            <w:r>
+              <w:rPr>
+                <w:rFonts w:ascii="BIZ UDPゴシック" w:cs="BIZ UDPゴシック" w:eastAsia="BIZ UDPゴシック" w:hAnsi="BIZ UDPゴシック"/>
+                <w:b/>
+                <w:bCs/>
+                <w:color w:val="000000"/>
+                <w:sz w:val="22"/>
+                <w:szCs w:val="22"/>
+              </w:rPr>
+              <w:t xml:space="preserve">確認結果</w:t>
+            </w:r>
+          </w:p>
+        </w:tc>
+      </w:tr>
+      <w:tr>
+        <w:trPr>
+          <w:cantSplit/>
+        </w:trPr>
+        <w:tc>
+          <w:tcPr>
+            <w:tcW w:type="dxa" w:w="600"/>
+            <w:tcBorders>
+              <w:top w:val="single" w:color="CCCCCC" w:sz="4"/>
+              <w:left w:val="single" w:color="CCCCCC" w:sz="4"/>
+              <w:bottom w:val="single" w:color="CCCCCC" w:sz="4"/>
+              <w:right w:val="single" w:color="CCCCCC" w:sz="4"/>
+            </w:tcBorders>
+            <w:shd w:fill="FFFFFF" w:val="clear"/>
+            <w:tcMar>
+              <w:top w:type="dxa" w:w="60"/>
+              <w:left w:type="dxa" w:w="100"/>
+              <w:bottom w:type="dxa" w:w="60"/>
+              <w:right w:type="dxa" w:w="100"/>
+            </w:tcMar>
+          </w:tcPr>
+          <w:p>
+            <w:r>
+              <w:rPr>
+                <w:rFonts w:ascii="BIZ UDPゴシック" w:cs="BIZ UDPゴシック" w:eastAsia="BIZ UDPゴシック" w:hAnsi="BIZ UDPゴシック"/>
+                <w:b w:val="false"/>
+                <w:bCs w:val="false"/>
+                <w:color w:val="000000"/>
+                <w:sz w:val="22"/>
+                <w:szCs w:val="22"/>
+              </w:rPr>
+              <w:t xml:space="preserve">1</w:t>
+            </w:r>
+          </w:p>
+        </w:tc>
+        <w:tc>
+          <w:tcPr>
+            <w:tcW w:type="dxa" w:w="6600"/>
+            <w:tcBorders>
+              <w:top w:val="single" w:color="CCCCCC" w:sz="4"/>
+              <w:left w:val="single" w:color="CCCCCC" w:sz="4"/>
+              <w:bottom w:val="single" w:color="CCCCCC" w:sz="4"/>
+              <w:right w:val="single" w:color="CCCCCC" w:sz="4"/>
+            </w:tcBorders>
+            <w:shd w:fill="FFFFFF" w:val="clear"/>
+            <w:tcMar>
+              <w:top w:type="dxa" w:w="60"/>
+              <w:left w:type="dxa" w:w="100"/>
+              <w:bottom w:type="dxa" w:w="60"/>
+              <w:right w:type="dxa" w:w="100"/>
+            </w:tcMar>
+          </w:tcPr>
+          <w:p>
+            <w:r>
+              <w:rPr>
+                <w:rFonts w:ascii="BIZ UDPゴシック" w:cs="BIZ UDPゴシック" w:eastAsia="BIZ UDPゴシック" w:hAnsi="BIZ UDPゴシック"/>
+                <w:b w:val="false"/>
+                <w:bCs w:val="false"/>
+                <w:color w:val="000000"/>
+                <w:sz w:val="22"/>
+                <w:szCs w:val="22"/>
+              </w:rPr>
+              <w:t xml:space="preserve">JST 07:00〜20:00 の時間帯に OC系・SH系のファイル受信が発生しないことを、ベンダー（BIPROGY / SHARP）に確認済みである</w:t>
+            </w:r>
+          </w:p>
+        </w:tc>
+        <w:tc>
+          <w:tcPr>
+            <w:tcW w:type="dxa" w:w="1800"/>
+            <w:tcBorders>
+              <w:top w:val="single" w:color="CCCCCC" w:sz="4"/>
+              <w:left w:val="single" w:color="CCCCCC" w:sz="4"/>
+              <w:bottom w:val="single" w:color="CCCCCC" w:sz="4"/>
+              <w:right w:val="single" w:color="CCCCCC" w:sz="4"/>
+            </w:tcBorders>
+            <w:shd w:fill="FFFFFF" w:val="clear"/>
+            <w:tcMar>
+              <w:top w:type="dxa" w:w="60"/>
+              <w:left w:type="dxa" w:w="100"/>
+              <w:bottom w:type="dxa" w:w="60"/>
+              <w:right w:type="dxa" w:w="100"/>
+            </w:tcMar>
+          </w:tcPr>
+          <w:p>
+            <w:r>
+              <w:rPr>
+                <w:rFonts w:ascii="BIZ UDPゴシック" w:cs="BIZ UDPゴシック" w:eastAsia="BIZ UDPゴシック" w:hAnsi="BIZ UDPゴシック"/>
+                <w:b w:val="false"/>
+                <w:bCs w:val="false"/>
+                <w:color w:val="000000"/>
+                <w:sz w:val="22"/>
+                <w:szCs w:val="22"/>
+              </w:rPr>
+              <w:t xml:space="preserve">□ YES　□ NO</w:t>
+            </w:r>
+          </w:p>
+        </w:tc>
+      </w:tr>
+      <w:tr>
+        <w:trPr>
+          <w:cantSplit/>
+        </w:trPr>
+        <w:tc>
+          <w:tcPr>
+            <w:tcW w:type="dxa" w:w="600"/>
+            <w:tcBorders>
+              <w:top w:val="single" w:color="CCCCCC" w:sz="4"/>
+              <w:left w:val="single" w:color="CCCCCC" w:sz="4"/>
+              <w:bottom w:val="single" w:color="CCCCCC" w:sz="4"/>
+              <w:right w:val="single" w:color="CCCCCC" w:sz="4"/>
+            </w:tcBorders>
+            <w:shd w:fill="FFFFFF" w:val="clear"/>
+            <w:tcMar>
+              <w:top w:type="dxa" w:w="60"/>
+              <w:left w:type="dxa" w:w="100"/>
+              <w:bottom w:type="dxa" w:w="60"/>
+              <w:right w:type="dxa" w:w="100"/>
+            </w:tcMar>
+          </w:tcPr>
+          <w:p>
+            <w:r>
+              <w:rPr>
+                <w:rFonts w:ascii="BIZ UDPゴシック" w:cs="BIZ UDPゴシック" w:eastAsia="BIZ UDPゴシック" w:hAnsi="BIZ UDPゴシック"/>
+                <w:b w:val="false"/>
+                <w:bCs w:val="false"/>
+                <w:color w:val="000000"/>
+                <w:sz w:val="22"/>
+                <w:szCs w:val="22"/>
+              </w:rPr>
+              <w:t xml:space="preserve">2</w:t>
+            </w:r>
+          </w:p>
+        </w:tc>
+        <w:tc>
+          <w:tcPr>
+            <w:tcW w:type="dxa" w:w="6600"/>
+            <w:tcBorders>
+              <w:top w:val="single" w:color="CCCCCC" w:sz="4"/>
+              <w:left w:val="single" w:color="CCCCCC" w:sz="4"/>
+              <w:bottom w:val="single" w:color="CCCCCC" w:sz="4"/>
+              <w:right w:val="single" w:color="CCCCCC" w:sz="4"/>
+            </w:tcBorders>
+            <w:shd w:fill="FFFFFF" w:val="clear"/>
+            <w:tcMar>
+              <w:top w:type="dxa" w:w="60"/>
+              <w:left w:type="dxa" w:w="100"/>
+              <w:bottom w:type="dxa" w:w="60"/>
+              <w:right w:type="dxa" w:w="100"/>
+            </w:tcMar>
+          </w:tcPr>
+          <w:p>
+            <w:r>
+              <w:rPr>
+                <w:rFonts w:ascii="BIZ UDPゴシック" w:cs="BIZ UDPゴシック" w:eastAsia="BIZ UDPゴシック" w:hAnsi="BIZ UDPゴシック"/>
+                <w:b w:val="false"/>
+                <w:bCs w:val="false"/>
+                <w:color w:val="000000"/>
+                <w:sz w:val="22"/>
+                <w:szCs w:val="22"/>
+              </w:rPr>
+              <w:t xml:space="preserve">時間外（JST 07:00〜20:00）にファイル送信が必要な場合は、事前に LUVINA へ連絡する運用に同意する</w:t>
+            </w:r>
+          </w:p>
+        </w:tc>
+        <w:tc>
+          <w:tcPr>
+            <w:tcW w:type="dxa" w:w="1800"/>
+            <w:tcBorders>
+              <w:top w:val="single" w:color="CCCCCC" w:sz="4"/>
+              <w:left w:val="single" w:color="CCCCCC" w:sz="4"/>
+              <w:bottom w:val="single" w:color="CCCCCC" w:sz="4"/>
+              <w:right w:val="single" w:color="CCCCCC" w:sz="4"/>
+            </w:tcBorders>
+            <w:shd w:fill="FFFFFF" w:val="clear"/>
+            <w:tcMar>
+              <w:top w:type="dxa" w:w="60"/>
+              <w:left w:type="dxa" w:w="100"/>
+              <w:bottom w:type="dxa" w:w="60"/>
+              <w:right w:type="dxa" w:w="100"/>
+            </w:tcMar>
+          </w:tcPr>
+          <w:p>
+            <w:r>
+              <w:rPr>
+                <w:rFonts w:ascii="BIZ UDPゴシック" w:cs="BIZ UDPゴシック" w:eastAsia="BIZ UDPゴシック" w:hAnsi="BIZ UDPゴシック"/>
+                <w:b w:val="false"/>
+                <w:bCs w:val="false"/>
+                <w:color w:val="000000"/>
+                <w:sz w:val="22"/>
+                <w:szCs w:val="22"/>
+              </w:rPr>
+              <w:t xml:space="preserve">□ YES　□ NO</w:t>
+            </w:r>
+          </w:p>
+        </w:tc>
+      </w:tr>
+      <w:tr>
+        <w:trPr>
+          <w:cantSplit/>
+        </w:trPr>
+        <w:tc>
+          <w:tcPr>
+            <w:tcW w:type="dxa" w:w="600"/>
+            <w:tcBorders>
+              <w:top w:val="single" w:color="CCCCCC" w:sz="4"/>
+              <w:left w:val="single" w:color="CCCCCC" w:sz="4"/>
+              <w:bottom w:val="single" w:color="CCCCCC" w:sz="4"/>
+              <w:right w:val="single" w:color="CCCCCC" w:sz="4"/>
+            </w:tcBorders>
+            <w:shd w:fill="FFFFFF" w:val="clear"/>
+            <w:tcMar>
+              <w:top w:type="dxa" w:w="60"/>
+              <w:left w:type="dxa" w:w="100"/>
+              <w:bottom w:type="dxa" w:w="60"/>
+              <w:right w:type="dxa" w:w="100"/>
+            </w:tcMar>
+          </w:tcPr>
+          <w:p>
+            <w:r>
+              <w:rPr>
+                <w:rFonts w:ascii="BIZ UDPゴシック" w:cs="BIZ UDPゴシック" w:eastAsia="BIZ UDPゴシック" w:hAnsi="BIZ UDPゴシック"/>
+                <w:b w:val="false"/>
+                <w:bCs w:val="false"/>
+                <w:color w:val="000000"/>
+                <w:sz w:val="22"/>
+                <w:szCs w:val="22"/>
+              </w:rPr>
+              <w:t xml:space="preserve">3</w:t>
+            </w:r>
+          </w:p>
+        </w:tc>
+        <w:tc>
+          <w:tcPr>
+            <w:tcW w:type="dxa" w:w="6600"/>
+            <w:tcBorders>
+              <w:top w:val="single" w:color="CCCCCC" w:sz="4"/>
+              <w:left w:val="single" w:color="CCCCCC" w:sz="4"/>
+              <w:bottom w:val="single" w:color="CCCCCC" w:sz="4"/>
+              <w:right w:val="single" w:color="CCCCCC" w:sz="4"/>
+            </w:tcBorders>
+            <w:shd w:fill="FFFFFF" w:val="clear"/>
+            <w:tcMar>
+              <w:top w:type="dxa" w:w="60"/>
+              <w:left w:type="dxa" w:w="100"/>
+              <w:bottom w:type="dxa" w:w="60"/>
+              <w:right w:type="dxa" w:w="100"/>
+            </w:tcMar>
+          </w:tcPr>
+          <w:p>
+            <w:r>
+              <w:rPr>
+                <w:rFonts w:ascii="BIZ UDPゴシック" w:cs="BIZ UDPゴシック" w:eastAsia="BIZ UDPゴシック" w:hAnsi="BIZ UDPゴシック"/>
+                <w:b w:val="false"/>
+                <w:bCs w:val="false"/>
+                <w:color w:val="000000"/>
+                <w:sz w:val="22"/>
+                <w:szCs w:val="22"/>
+              </w:rPr>
+              <w:t xml:space="preserve">削減効果（月額 $234 / 約 36,900 円）と時間外受信制限のトレードオフを理解し、本改修の実施を承認する</w:t>
+            </w:r>
+          </w:p>
+        </w:tc>
+        <w:tc>
+          <w:tcPr>
+            <w:tcW w:type="dxa" w:w="1800"/>
+            <w:tcBorders>
+              <w:top w:val="single" w:color="CCCCCC" w:sz="4"/>
+              <w:left w:val="single" w:color="CCCCCC" w:sz="4"/>
+              <w:bottom w:val="single" w:color="CCCCCC" w:sz="4"/>
+              <w:right w:val="single" w:color="CCCCCC" w:sz="4"/>
+            </w:tcBorders>
+            <w:shd w:fill="FFFFFF" w:val="clear"/>
+            <w:tcMar>
+              <w:top w:type="dxa" w:w="60"/>
+              <w:left w:type="dxa" w:w="100"/>
+              <w:bottom w:type="dxa" w:w="60"/>
+              <w:right w:type="dxa" w:w="100"/>
+            </w:tcMar>
+          </w:tcPr>
+          <w:p>
+            <w:r>
+              <w:rPr>
+                <w:rFonts w:ascii="BIZ UDPゴシック" w:cs="BIZ UDPゴシック" w:eastAsia="BIZ UDPゴシック" w:hAnsi="BIZ UDPゴシック"/>
+                <w:b w:val="false"/>
+                <w:bCs w:val="false"/>
+                <w:color w:val="000000"/>
+                <w:sz w:val="22"/>
+                <w:szCs w:val="22"/>
+              </w:rPr>
+              <w:t xml:space="preserve">□ 承認　□ 保留　□ 否認</w:t>
+            </w:r>
+          </w:p>
+        </w:tc>
+      </w:tr>
+    </w:tbl>
+    <w:p>
+      <w:pPr>
+        <w:spacing w:before="40" w:after="40"/>
+      </w:pPr>
+      <w:r>
+        <w:t xml:space="preserve"/>
+      </w:r>
+    </w:p>
+    <w:p>
+      <w:pPr>
+        <w:spacing w:before="60" w:after="60"/>
+      </w:pPr>
+      <w:r>
+        <w:rPr>
+          <w:rFonts w:ascii="BIZ UDPゴシック" w:cs="BIZ UDPゴシック" w:eastAsia="BIZ UDPゴシック" w:hAnsi="BIZ UDPゴシック"/>
+          <w:color w:val="595959"/>
+          <w:sz w:val="20"/>
+          <w:szCs w:val="20"/>
+        </w:rPr>
+        <w:t xml:space="preserve">※ 確認結果欄に記入・署名のうえ、LUVINA 担当者（Thanh Nguyên）へご返送ください。承認確認後に実施作業を開始します。</w:t>
+      </w:r>
+    </w:p>
+    <w:p>
+      <w:pPr>
+        <w:spacing w:before="40" w:after="40"/>
+      </w:pPr>
+      <w:r>
+        <w:t xml:space="preserve"/>
+      </w:r>
+    </w:p>
+    <w:p>
+      <w:pPr>
+        <w:pStyle w:val="Heading2"/>
+      </w:pPr>
+      <w:r>
+        <w:rPr>
+          <w:rFonts w:ascii="BIZ UDPゴシック" w:cs="BIZ UDPゴシック" w:eastAsia="BIZ UDPゴシック" w:hAnsi="BIZ UDPゴシック"/>
+          <w:b/>
+          <w:bCs/>
+          <w:sz w:val="24"/>
+          <w:szCs w:val="24"/>
+        </w:rPr>
+        <w:t xml:space="preserve">■ 時間外受信が必要な場合の対応フロー（概要）</w:t>
+      </w:r>
+    </w:p>
+    <w:tbl>
+      <w:tblPr>
+        <w:tblW w:type="dxa" w:w="9000"/>
+        <w:tblBorders>
+          <w:top w:val="single" w:color="auto" w:sz="4"/>
+          <w:left w:val="single" w:color="auto" w:sz="4"/>
+          <w:bottom w:val="single" w:color="auto" w:sz="4"/>
+          <w:right w:val="single" w:color="auto" w:sz="4"/>
+          <w:insideH w:val="single" w:color="auto" w:sz="4"/>
+          <w:insideV w:val="single" w:color="auto" w:sz="4"/>
+        </w:tblBorders>
+      </w:tblPr>
+      <w:tblGrid>
+        <w:gridCol w:w="800"/>
+        <w:gridCol w:w="3200"/>
+        <w:gridCol w:w="5000"/>
+      </w:tblGrid>
+      <w:tr>
+        <w:trPr>
+          <w:cantSplit/>
+        </w:trPr>
+        <w:tc>
+          <w:tcPr>
+            <w:tcW w:type="dxa" w:w="800"/>
+            <w:tcBorders>
+              <w:top w:val="single" w:color="CCCCCC" w:sz="4"/>
+              <w:left w:val="single" w:color="CCCCCC" w:sz="4"/>
+              <w:bottom w:val="single" w:color="CCCCCC" w:sz="4"/>
+              <w:right w:val="single" w:color="CCCCCC" w:sz="4"/>
+            </w:tcBorders>
+            <w:shd w:fill="F5F5F5" w:val="clear"/>
+            <w:tcMar>
+              <w:top w:type="dxa" w:w="60"/>
+              <w:left w:type="dxa" w:w="100"/>
+              <w:bottom w:type="dxa" w:w="60"/>
+              <w:right w:type="dxa" w:w="100"/>
+            </w:tcMar>
+          </w:tcPr>
+          <w:p>
+            <w:r>
+              <w:rPr>
+                <w:rFonts w:ascii="BIZ UDPゴシック" w:cs="BIZ UDPゴシック" w:eastAsia="BIZ UDPゴシック" w:hAnsi="BIZ UDPゴシック"/>
+                <w:b/>
+                <w:bCs/>
+                <w:color w:val="000000"/>
+                <w:sz w:val="22"/>
+                <w:szCs w:val="22"/>
+              </w:rPr>
+              <w:t xml:space="preserve">Step</w:t>
+            </w:r>
+          </w:p>
+        </w:tc>
+        <w:tc>
+          <w:tcPr>
+            <w:tcW w:type="dxa" w:w="3200"/>
+            <w:tcBorders>
+              <w:top w:val="single" w:color="CCCCCC" w:sz="4"/>
+              <w:left w:val="single" w:color="CCCCCC" w:sz="4"/>
+              <w:bottom w:val="single" w:color="CCCCCC" w:sz="4"/>
+              <w:right w:val="single" w:color="CCCCCC" w:sz="4"/>
+            </w:tcBorders>
+            <w:shd w:fill="F5F5F5" w:val="clear"/>
+            <w:tcMar>
+              <w:top w:type="dxa" w:w="60"/>
+              <w:left w:type="dxa" w:w="100"/>
+              <w:bottom w:type="dxa" w:w="60"/>
+              <w:right w:type="dxa" w:w="100"/>
+            </w:tcMar>
+          </w:tcPr>
+          <w:p>
+            <w:r>
+              <w:rPr>
+                <w:rFonts w:ascii="BIZ UDPゴシック" w:cs="BIZ UDPゴシック" w:eastAsia="BIZ UDPゴシック" w:hAnsi="BIZ UDPゴシック"/>
+                <w:b/>
+                <w:bCs/>
+                <w:color w:val="000000"/>
+                <w:sz w:val="22"/>
+                <w:szCs w:val="22"/>
+              </w:rPr>
+              <w:t xml:space="preserve">担当</w:t>
+            </w:r>
+          </w:p>
+        </w:tc>
+        <w:tc>
+          <w:tcPr>
+            <w:tcW w:type="dxa" w:w="5000"/>
+            <w:tcBorders>
+              <w:top w:val="single" w:color="CCCCCC" w:sz="4"/>
+              <w:left w:val="single" w:color="CCCCCC" w:sz="4"/>
+              <w:bottom w:val="single" w:color="CCCCCC" w:sz="4"/>
+              <w:right w:val="single" w:color="CCCCCC" w:sz="4"/>
+            </w:tcBorders>
+            <w:shd w:fill="F5F5F5" w:val="clear"/>
+            <w:tcMar>
+              <w:top w:type="dxa" w:w="60"/>
+              <w:left w:type="dxa" w:w="100"/>
+              <w:bottom w:type="dxa" w:w="60"/>
+              <w:right w:type="dxa" w:w="100"/>
+            </w:tcMar>
+          </w:tcPr>
+          <w:p>
+            <w:r>
+              <w:rPr>
+                <w:rFonts w:ascii="BIZ UDPゴシック" w:cs="BIZ UDPゴシック" w:eastAsia="BIZ UDPゴシック" w:hAnsi="BIZ UDPゴシック"/>
+                <w:b/>
+                <w:bCs/>
+                <w:color w:val="000000"/>
+                <w:sz w:val="22"/>
+                <w:szCs w:val="22"/>
+              </w:rPr>
+              <w:t xml:space="preserve">内容</w:t>
+            </w:r>
+          </w:p>
+        </w:tc>
+      </w:tr>
+      <w:tr>
+        <w:trPr>
+          <w:cantSplit/>
+        </w:trPr>
+        <w:tc>
+          <w:tcPr>
+            <w:tcW w:type="dxa" w:w="800"/>
+            <w:tcBorders>
+              <w:top w:val="single" w:color="CCCCCC" w:sz="4"/>
+              <w:left w:val="single" w:color="CCCCCC" w:sz="4"/>
+              <w:bottom w:val="single" w:color="CCCCCC" w:sz="4"/>
+              <w:right w:val="single" w:color="CCCCCC" w:sz="4"/>
+            </w:tcBorders>
+            <w:shd w:fill="FFFFFF" w:val="clear"/>
+            <w:tcMar>
+              <w:top w:type="dxa" w:w="60"/>
+              <w:left w:type="dxa" w:w="100"/>
+              <w:bottom w:type="dxa" w:w="60"/>
+              <w:right w:type="dxa" w:w="100"/>
+            </w:tcMar>
+          </w:tcPr>
+          <w:p>
+            <w:r>
+              <w:rPr>
+                <w:rFonts w:ascii="BIZ UDPゴシック" w:cs="BIZ UDPゴシック" w:eastAsia="BIZ UDPゴシック" w:hAnsi="BIZ UDPゴシック"/>
+                <w:b w:val="false"/>
+                <w:bCs w:val="false"/>
+                <w:color w:val="000000"/>
+                <w:sz w:val="22"/>
+                <w:szCs w:val="22"/>
+              </w:rPr>
+              <w:t xml:space="preserve">1</w:t>
+            </w:r>
+          </w:p>
+        </w:tc>
+        <w:tc>
+          <w:tcPr>
+            <w:tcW w:type="dxa" w:w="3200"/>
+            <w:tcBorders>
+              <w:top w:val="single" w:color="CCCCCC" w:sz="4"/>
+              <w:left w:val="single" w:color="CCCCCC" w:sz="4"/>
+              <w:bottom w:val="single" w:color="CCCCCC" w:sz="4"/>
+              <w:right w:val="single" w:color="CCCCCC" w:sz="4"/>
+            </w:tcBorders>
+            <w:shd w:fill="FFFFFF" w:val="clear"/>
+            <w:tcMar>
+              <w:top w:type="dxa" w:w="60"/>
+              <w:left w:type="dxa" w:w="100"/>
+              <w:bottom w:type="dxa" w:w="60"/>
+              <w:right w:type="dxa" w:w="100"/>
+            </w:tcMar>
+          </w:tcPr>
+          <w:p>
+            <w:r>
+              <w:rPr>
+                <w:rFonts w:ascii="BIZ UDPゴシック" w:cs="BIZ UDPゴシック" w:eastAsia="BIZ UDPゴシック" w:hAnsi="BIZ UDPゴシック"/>
+                <w:b w:val="false"/>
+                <w:bCs w:val="false"/>
+                <w:color w:val="000000"/>
+                <w:sz w:val="22"/>
+                <w:szCs w:val="22"/>
+              </w:rPr>
+              <w:t xml:space="preserve">カスミ担当者 → LUVINA</w:t>
+            </w:r>
+          </w:p>
+        </w:tc>
+        <w:tc>
+          <w:tcPr>
+            <w:tcW w:type="dxa" w:w="5000"/>
+            <w:tcBorders>
+              <w:top w:val="single" w:color="CCCCCC" w:sz="4"/>
+              <w:left w:val="single" w:color="CCCCCC" w:sz="4"/>
+              <w:bottom w:val="single" w:color="CCCCCC" w:sz="4"/>
+              <w:right w:val="single" w:color="CCCCCC" w:sz="4"/>
+            </w:tcBorders>
+            <w:shd w:fill="FFFFFF" w:val="clear"/>
+            <w:tcMar>
+              <w:top w:type="dxa" w:w="60"/>
+              <w:left w:type="dxa" w:w="100"/>
+              <w:bottom w:type="dxa" w:w="60"/>
+              <w:right w:type="dxa" w:w="100"/>
+            </w:tcMar>
+          </w:tcPr>
+          <w:p>
+            <w:r>
+              <w:rPr>
+                <w:rFonts w:ascii="BIZ UDPゴシック" w:cs="BIZ UDPゴシック" w:eastAsia="BIZ UDPゴシック" w:hAnsi="BIZ UDPゴシック"/>
+                <w:b w:val="false"/>
+                <w:bCs w:val="false"/>
+                <w:color w:val="000000"/>
+                <w:sz w:val="22"/>
+                <w:szCs w:val="22"/>
+              </w:rPr>
+              <w:t xml:space="preserve">時間外のファイル送信が必要な旨を事前に連絡する（日時・系統 OC/SH を明記）</w:t>
+            </w:r>
+          </w:p>
+        </w:tc>
+      </w:tr>
+      <w:tr>
+        <w:trPr>
+          <w:cantSplit/>
+        </w:trPr>
+        <w:tc>
+          <w:tcPr>
+            <w:tcW w:type="dxa" w:w="800"/>
+            <w:tcBorders>
+              <w:top w:val="single" w:color="CCCCCC" w:sz="4"/>
+              <w:left w:val="single" w:color="CCCCCC" w:sz="4"/>
+              <w:bottom w:val="single" w:color="CCCCCC" w:sz="4"/>
+              <w:right w:val="single" w:color="CCCCCC" w:sz="4"/>
+            </w:tcBorders>
+            <w:shd w:fill="FFFFFF" w:val="clear"/>
+            <w:tcMar>
+              <w:top w:type="dxa" w:w="60"/>
+              <w:left w:type="dxa" w:w="100"/>
+              <w:bottom w:type="dxa" w:w="60"/>
+              <w:right w:type="dxa" w:w="100"/>
+            </w:tcMar>
+          </w:tcPr>
+          <w:p>
+            <w:r>
+              <w:rPr>
+                <w:rFonts w:ascii="BIZ UDPゴシック" w:cs="BIZ UDPゴシック" w:eastAsia="BIZ UDPゴシック" w:hAnsi="BIZ UDPゴシック"/>
+                <w:b w:val="false"/>
+                <w:bCs w:val="false"/>
+                <w:color w:val="000000"/>
+                <w:sz w:val="22"/>
+                <w:szCs w:val="22"/>
+              </w:rPr>
+              <w:t xml:space="preserve">2</w:t>
+            </w:r>
+          </w:p>
+        </w:tc>
+        <w:tc>
+          <w:tcPr>
+            <w:tcW w:type="dxa" w:w="3200"/>
+            <w:tcBorders>
+              <w:top w:val="single" w:color="CCCCCC" w:sz="4"/>
+              <w:left w:val="single" w:color="CCCCCC" w:sz="4"/>
+              <w:bottom w:val="single" w:color="CCCCCC" w:sz="4"/>
+              <w:right w:val="single" w:color="CCCCCC" w:sz="4"/>
+            </w:tcBorders>
+            <w:shd w:fill="FFFFFF" w:val="clear"/>
+            <w:tcMar>
+              <w:top w:type="dxa" w:w="60"/>
+              <w:left w:type="dxa" w:w="100"/>
+              <w:bottom w:type="dxa" w:w="60"/>
+              <w:right w:type="dxa" w:w="100"/>
+            </w:tcMar>
+          </w:tcPr>
+          <w:p>
+            <w:r>
+              <w:rPr>
+                <w:rFonts w:ascii="BIZ UDPゴシック" w:cs="BIZ UDPゴシック" w:eastAsia="BIZ UDPゴシック" w:hAnsi="BIZ UDPゴシック"/>
+                <w:b w:val="false"/>
+                <w:bCs w:val="false"/>
+                <w:color w:val="000000"/>
+                <w:sz w:val="22"/>
+                <w:szCs w:val="22"/>
+              </w:rPr>
+              <w:t xml:space="preserve">LUVINA</w:t>
+            </w:r>
+          </w:p>
+        </w:tc>
+        <w:tc>
+          <w:tcPr>
+            <w:tcW w:type="dxa" w:w="5000"/>
+            <w:tcBorders>
+              <w:top w:val="single" w:color="CCCCCC" w:sz="4"/>
+              <w:left w:val="single" w:color="CCCCCC" w:sz="4"/>
+              <w:bottom w:val="single" w:color="CCCCCC" w:sz="4"/>
+              <w:right w:val="single" w:color="CCCCCC" w:sz="4"/>
+            </w:tcBorders>
+            <w:shd w:fill="FFFFFF" w:val="clear"/>
+            <w:tcMar>
+              <w:top w:type="dxa" w:w="60"/>
+              <w:left w:type="dxa" w:w="100"/>
+              <w:bottom w:type="dxa" w:w="60"/>
+              <w:right w:type="dxa" w:w="100"/>
+            </w:tcMar>
+          </w:tcPr>
+          <w:p>
+            <w:r>
+              <w:rPr>
+                <w:rFonts w:ascii="BIZ UDPゴシック" w:cs="BIZ UDPゴシック" w:eastAsia="BIZ UDPゴシック" w:hAnsi="BIZ UDPゴシック"/>
+                <w:b w:val="false"/>
+                <w:bCs w:val="false"/>
+                <w:color w:val="000000"/>
+                <w:sz w:val="22"/>
+                <w:szCs w:val="22"/>
+              </w:rPr>
+              <w:t xml:space="preserve">AWS CloudShell にてサーバーを手動起動（所要 30 秒〜1 分）し、完了を連絡する</w:t>
+            </w:r>
+          </w:p>
+        </w:tc>
+      </w:tr>
+      <w:tr>
+        <w:trPr>
+          <w:cantSplit/>
+        </w:trPr>
+        <w:tc>
+          <w:tcPr>
+            <w:tcW w:type="dxa" w:w="800"/>
+            <w:tcBorders>
+              <w:top w:val="single" w:color="CCCCCC" w:sz="4"/>
+              <w:left w:val="single" w:color="CCCCCC" w:sz="4"/>
+              <w:bottom w:val="single" w:color="CCCCCC" w:sz="4"/>
+              <w:right w:val="single" w:color="CCCCCC" w:sz="4"/>
+            </w:tcBorders>
+            <w:shd w:fill="FFFFFF" w:val="clear"/>
+            <w:tcMar>
+              <w:top w:type="dxa" w:w="60"/>
+              <w:left w:type="dxa" w:w="100"/>
+              <w:bottom w:type="dxa" w:w="60"/>
+              <w:right w:type="dxa" w:w="100"/>
+            </w:tcMar>
+          </w:tcPr>
+          <w:p>
+            <w:r>
+              <w:rPr>
+                <w:rFonts w:ascii="BIZ UDPゴシック" w:cs="BIZ UDPゴシック" w:eastAsia="BIZ UDPゴシック" w:hAnsi="BIZ UDPゴシック"/>
+                <w:b w:val="false"/>
+                <w:bCs w:val="false"/>
+                <w:color w:val="000000"/>
+                <w:sz w:val="22"/>
+                <w:szCs w:val="22"/>
+              </w:rPr>
+              <w:t xml:space="preserve">3</w:t>
+            </w:r>
+          </w:p>
+        </w:tc>
+        <w:tc>
+          <w:tcPr>
+            <w:tcW w:type="dxa" w:w="3200"/>
+            <w:tcBorders>
+              <w:top w:val="single" w:color="CCCCCC" w:sz="4"/>
+              <w:left w:val="single" w:color="CCCCCC" w:sz="4"/>
+              <w:bottom w:val="single" w:color="CCCCCC" w:sz="4"/>
+              <w:right w:val="single" w:color="CCCCCC" w:sz="4"/>
+            </w:tcBorders>
+            <w:shd w:fill="FFFFFF" w:val="clear"/>
+            <w:tcMar>
+              <w:top w:type="dxa" w:w="60"/>
+              <w:left w:type="dxa" w:w="100"/>
+              <w:bottom w:type="dxa" w:w="60"/>
+              <w:right w:type="dxa" w:w="100"/>
+            </w:tcMar>
+          </w:tcPr>
+          <w:p>
+            <w:r>
+              <w:rPr>
+                <w:rFonts w:ascii="BIZ UDPゴシック" w:cs="BIZ UDPゴシック" w:eastAsia="BIZ UDPゴシック" w:hAnsi="BIZ UDPゴシック"/>
+                <w:b w:val="false"/>
+                <w:bCs w:val="false"/>
+                <w:color w:val="000000"/>
+                <w:sz w:val="22"/>
+                <w:szCs w:val="22"/>
+              </w:rPr>
+              <w:t xml:space="preserve">ベンダー（BIPROGY / SHARP）</w:t>
+            </w:r>
+          </w:p>
+        </w:tc>
+        <w:tc>
+          <w:tcPr>
+            <w:tcW w:type="dxa" w:w="5000"/>
+            <w:tcBorders>
+              <w:top w:val="single" w:color="CCCCCC" w:sz="4"/>
+              <w:left w:val="single" w:color="CCCCCC" w:sz="4"/>
+              <w:bottom w:val="single" w:color="CCCCCC" w:sz="4"/>
+              <w:right w:val="single" w:color="CCCCCC" w:sz="4"/>
+            </w:tcBorders>
+            <w:shd w:fill="FFFFFF" w:val="clear"/>
+            <w:tcMar>
+              <w:top w:type="dxa" w:w="60"/>
+              <w:left w:type="dxa" w:w="100"/>
+              <w:bottom w:type="dxa" w:w="60"/>
+              <w:right w:type="dxa" w:w="100"/>
+            </w:tcMar>
+          </w:tcPr>
+          <w:p>
+            <w:r>
+              <w:rPr>
+                <w:rFonts w:ascii="BIZ UDPゴシック" w:cs="BIZ UDPゴシック" w:eastAsia="BIZ UDPゴシック" w:hAnsi="BIZ UDPゴシック"/>
+                <w:b w:val="false"/>
+                <w:bCs w:val="false"/>
+                <w:color w:val="000000"/>
+                <w:sz w:val="22"/>
+                <w:szCs w:val="22"/>
+              </w:rPr>
+              <w:t xml:space="preserve">LUVINA からの起動完了連絡を受けてからファイルを送信する</w:t>
+            </w:r>
+          </w:p>
+        </w:tc>
+      </w:tr>
+      <w:tr>
+        <w:trPr>
+          <w:cantSplit/>
+        </w:trPr>
+        <w:tc>
+          <w:tcPr>
+            <w:tcW w:type="dxa" w:w="800"/>
+            <w:tcBorders>
+              <w:top w:val="single" w:color="CCCCCC" w:sz="4"/>
+              <w:left w:val="single" w:color="CCCCCC" w:sz="4"/>
+              <w:bottom w:val="single" w:color="CCCCCC" w:sz="4"/>
+              <w:right w:val="single" w:color="CCCCCC" w:sz="4"/>
+            </w:tcBorders>
+            <w:shd w:fill="FFFFFF" w:val="clear"/>
+            <w:tcMar>
+              <w:top w:type="dxa" w:w="60"/>
+              <w:left w:type="dxa" w:w="100"/>
+              <w:bottom w:type="dxa" w:w="60"/>
+              <w:right w:type="dxa" w:w="100"/>
+            </w:tcMar>
+          </w:tcPr>
+          <w:p>
+            <w:r>
+              <w:rPr>
+                <w:rFonts w:ascii="BIZ UDPゴシック" w:cs="BIZ UDPゴシック" w:eastAsia="BIZ UDPゴシック" w:hAnsi="BIZ UDPゴシック"/>
+                <w:b w:val="false"/>
+                <w:bCs w:val="false"/>
+                <w:color w:val="000000"/>
+                <w:sz w:val="22"/>
+                <w:szCs w:val="22"/>
+              </w:rPr>
+              <w:t xml:space="preserve">4</w:t>
+            </w:r>
+          </w:p>
+        </w:tc>
+        <w:tc>
+          <w:tcPr>
+            <w:tcW w:type="dxa" w:w="3200"/>
+            <w:tcBorders>
+              <w:top w:val="single" w:color="CCCCCC" w:sz="4"/>
+              <w:left w:val="single" w:color="CCCCCC" w:sz="4"/>
+              <w:bottom w:val="single" w:color="CCCCCC" w:sz="4"/>
+              <w:right w:val="single" w:color="CCCCCC" w:sz="4"/>
+            </w:tcBorders>
+            <w:shd w:fill="FFFFFF" w:val="clear"/>
+            <w:tcMar>
+              <w:top w:type="dxa" w:w="60"/>
+              <w:left w:type="dxa" w:w="100"/>
+              <w:bottom w:type="dxa" w:w="60"/>
+              <w:right w:type="dxa" w:w="100"/>
+            </w:tcMar>
+          </w:tcPr>
+          <w:p>
+            <w:r>
+              <w:rPr>
+                <w:rFonts w:ascii="BIZ UDPゴシック" w:cs="BIZ UDPゴシック" w:eastAsia="BIZ UDPゴシック" w:hAnsi="BIZ UDPゴシック"/>
+                <w:b w:val="false"/>
+                <w:bCs w:val="false"/>
+                <w:color w:val="000000"/>
+                <w:sz w:val="22"/>
+                <w:szCs w:val="22"/>
+              </w:rPr>
+              <w:t xml:space="preserve">LUVINA（自動 / 手動）</w:t>
+            </w:r>
+          </w:p>
+        </w:tc>
+        <w:tc>
+          <w:tcPr>
+            <w:tcW w:type="dxa" w:w="5000"/>
+            <w:tcBorders>
+              <w:top w:val="single" w:color="CCCCCC" w:sz="4"/>
+              <w:left w:val="single" w:color="CCCCCC" w:sz="4"/>
+              <w:bottom w:val="single" w:color="CCCCCC" w:sz="4"/>
+              <w:right w:val="single" w:color="CCCCCC" w:sz="4"/>
+            </w:tcBorders>
+            <w:shd w:fill="FFFFFF" w:val="clear"/>
+            <w:tcMar>
+              <w:top w:type="dxa" w:w="60"/>
+              <w:left w:type="dxa" w:w="100"/>
+              <w:bottom w:type="dxa" w:w="60"/>
+              <w:right w:type="dxa" w:w="100"/>
+            </w:tcMar>
+          </w:tcPr>
+          <w:p>
+            <w:r>
+              <w:rPr>
+                <w:rFonts w:ascii="BIZ UDPゴシック" w:cs="BIZ UDPゴシック" w:eastAsia="BIZ UDPゴシック" w:hAnsi="BIZ UDPゴシック"/>
+                <w:b w:val="false"/>
+                <w:bCs w:val="false"/>
+                <w:color w:val="000000"/>
+                <w:sz w:val="22"/>
+                <w:szCs w:val="22"/>
+              </w:rPr>
+              <w:t xml:space="preserve">Step Functions が自動起動しインポート処理が実行される。詳細手順は「6. 時間外手動操作手順」参照</w:t>
+            </w:r>
+          </w:p>
+        </w:tc>
+      </w:tr>
+    </w:tbl>
+    <w:p>
+      <w:pPr>
+        <w:spacing w:before="40" w:after="40"/>
+      </w:pPr>
+      <w:r>
+        <w:t xml:space="preserve"/>
+      </w:r>
+    </w:p>
     <w:p>
       <w:pPr>
         <w:pStyle w:val="Heading1"/>
@@ -11712,6 +13305,3331 @@
           <w:szCs w:val="20"/>
         </w:rPr>
         <w:t xml:space="preserve">⚠️ 手動トリガーは二重実行に注意。実行前に list-executions で RUNNING 中の実行がないことを確認すること。</w:t>
+      </w:r>
+    </w:p>
+    <w:p>
+      <w:pPr>
+        <w:pStyle w:val="Heading1"/>
+      </w:pPr>
+      <w:r>
+        <w:rPr>
+          <w:rFonts w:ascii="BIZ UDPゴシック" w:cs="BIZ UDPゴシック" w:eastAsia="BIZ UDPゴシック" w:hAnsi="BIZ UDPゴシック"/>
+          <w:b/>
+          <w:bCs/>
+          <w:sz w:val="32"/>
+          <w:szCs w:val="32"/>
+        </w:rPr>
+        <w:t xml:space="preserve">6. 時間外手動操作手順</w:t>
+      </w:r>
+    </w:p>
+    <w:p>
+      <w:pPr>
+        <w:spacing w:before="60" w:after="60"/>
+      </w:pPr>
+      <w:r>
+        <w:rPr>
+          <w:rFonts w:ascii="BIZ UDPゴシック" w:cs="BIZ UDPゴシック" w:eastAsia="BIZ UDPゴシック" w:hAnsi="BIZ UDPゴシック"/>
+          <w:sz w:val="22"/>
+          <w:szCs w:val="22"/>
+        </w:rPr>
+        <w:t xml:space="preserve">停止時間帯（JST 07:00〜20:00）にカスミ担当者からの事前連絡を受けた際、LUVINA 担当者が行う手動操作手順を以下に示す。</w:t>
+      </w:r>
+    </w:p>
+    <w:p>
+      <w:pPr>
+        <w:spacing w:before="60" w:after="60"/>
+      </w:pPr>
+      <w:r>
+        <w:rPr>
+          <w:rFonts w:ascii="BIZ UDPゴシック" w:cs="BIZ UDPゴシック" w:eastAsia="BIZ UDPゴシック" w:hAnsi="BIZ UDPゴシック"/>
+          <w:color w:val="595959"/>
+          <w:sz w:val="20"/>
+          <w:szCs w:val="20"/>
+        </w:rPr>
+        <w:t xml:space="preserve">⚠️ 必ず事前連絡を受けてから操作すること。連絡なしで起動した場合は作業完了後に速やかにカスミ担当者へ報告すること。</w:t>
+      </w:r>
+    </w:p>
+    <w:p>
+      <w:pPr>
+        <w:spacing w:before="40" w:after="40"/>
+      </w:pPr>
+      <w:r>
+        <w:t xml:space="preserve"/>
+      </w:r>
+    </w:p>
+    <w:p>
+      <w:pPr>
+        <w:pStyle w:val="Heading2"/>
+      </w:pPr>
+      <w:r>
+        <w:rPr>
+          <w:rFonts w:ascii="BIZ UDPゴシック" w:cs="BIZ UDPゴシック" w:eastAsia="BIZ UDPゴシック" w:hAnsi="BIZ UDPゴシック"/>
+          <w:b/>
+          <w:bCs/>
+          <w:sz w:val="24"/>
+          <w:szCs w:val="24"/>
+        </w:rPr>
+        <w:t xml:space="preserve">■ 6.1 操作手順</w:t>
+      </w:r>
+    </w:p>
+    <w:tbl>
+      <w:tblPr>
+        <w:tblW w:type="dxa" w:w="9000"/>
+        <w:tblBorders>
+          <w:top w:val="single" w:color="auto" w:sz="4"/>
+          <w:left w:val="single" w:color="auto" w:sz="4"/>
+          <w:bottom w:val="single" w:color="auto" w:sz="4"/>
+          <w:right w:val="single" w:color="auto" w:sz="4"/>
+          <w:insideH w:val="single" w:color="auto" w:sz="4"/>
+          <w:insideV w:val="single" w:color="auto" w:sz="4"/>
+        </w:tblBorders>
+      </w:tblPr>
+      <w:tblGrid>
+        <w:gridCol w:w="600"/>
+        <w:gridCol w:w="5400"/>
+        <w:gridCol w:w="2400"/>
+        <w:gridCol w:w="600"/>
+      </w:tblGrid>
+      <w:tr>
+        <w:trPr>
+          <w:cantSplit/>
+        </w:trPr>
+        <w:tc>
+          <w:tcPr>
+            <w:tcW w:type="dxa" w:w="600"/>
+            <w:tcBorders>
+              <w:top w:val="single" w:color="CCCCCC" w:sz="4"/>
+              <w:left w:val="single" w:color="CCCCCC" w:sz="4"/>
+              <w:bottom w:val="single" w:color="CCCCCC" w:sz="4"/>
+              <w:right w:val="single" w:color="CCCCCC" w:sz="4"/>
+            </w:tcBorders>
+            <w:shd w:fill="D6E4F0" w:val="clear"/>
+            <w:tcMar>
+              <w:top w:type="dxa" w:w="60"/>
+              <w:left w:type="dxa" w:w="100"/>
+              <w:bottom w:type="dxa" w:w="60"/>
+              <w:right w:type="dxa" w:w="100"/>
+            </w:tcMar>
+          </w:tcPr>
+          <w:p>
+            <w:r>
+              <w:rPr>
+                <w:rFonts w:ascii="BIZ UDPゴシック" w:cs="BIZ UDPゴシック" w:eastAsia="BIZ UDPゴシック" w:hAnsi="BIZ UDPゴシック"/>
+                <w:b/>
+                <w:bCs/>
+                <w:color w:val="000000"/>
+                <w:sz w:val="22"/>
+                <w:szCs w:val="22"/>
+              </w:rPr>
+              <w:t xml:space="preserve">No.</w:t>
+            </w:r>
+          </w:p>
+        </w:tc>
+        <w:tc>
+          <w:tcPr>
+            <w:tcW w:type="dxa" w:w="5400"/>
+            <w:tcBorders>
+              <w:top w:val="single" w:color="CCCCCC" w:sz="4"/>
+              <w:left w:val="single" w:color="CCCCCC" w:sz="4"/>
+              <w:bottom w:val="single" w:color="CCCCCC" w:sz="4"/>
+              <w:right w:val="single" w:color="CCCCCC" w:sz="4"/>
+            </w:tcBorders>
+            <w:shd w:fill="D6E4F0" w:val="clear"/>
+            <w:tcMar>
+              <w:top w:type="dxa" w:w="60"/>
+              <w:left w:type="dxa" w:w="100"/>
+              <w:bottom w:type="dxa" w:w="60"/>
+              <w:right w:type="dxa" w:w="100"/>
+            </w:tcMar>
+          </w:tcPr>
+          <w:p>
+            <w:r>
+              <w:rPr>
+                <w:rFonts w:ascii="BIZ UDPゴシック" w:cs="BIZ UDPゴシック" w:eastAsia="BIZ UDPゴシック" w:hAnsi="BIZ UDPゴシック"/>
+                <w:b/>
+                <w:bCs/>
+                <w:color w:val="000000"/>
+                <w:sz w:val="22"/>
+                <w:szCs w:val="22"/>
+              </w:rPr>
+              <w:t xml:space="preserve">テスト手順・CloudShellコマンド</w:t>
+            </w:r>
+          </w:p>
+        </w:tc>
+        <w:tc>
+          <w:tcPr>
+            <w:tcW w:type="dxa" w:w="2400"/>
+            <w:tcBorders>
+              <w:top w:val="single" w:color="CCCCCC" w:sz="4"/>
+              <w:left w:val="single" w:color="CCCCCC" w:sz="4"/>
+              <w:bottom w:val="single" w:color="CCCCCC" w:sz="4"/>
+              <w:right w:val="single" w:color="CCCCCC" w:sz="4"/>
+            </w:tcBorders>
+            <w:shd w:fill="D6E4F0" w:val="clear"/>
+            <w:tcMar>
+              <w:top w:type="dxa" w:w="60"/>
+              <w:left w:type="dxa" w:w="100"/>
+              <w:bottom w:type="dxa" w:w="60"/>
+              <w:right w:type="dxa" w:w="100"/>
+            </w:tcMar>
+          </w:tcPr>
+          <w:p>
+            <w:r>
+              <w:rPr>
+                <w:rFonts w:ascii="BIZ UDPゴシック" w:cs="BIZ UDPゴシック" w:eastAsia="BIZ UDPゴシック" w:hAnsi="BIZ UDPゴシック"/>
+                <w:b/>
+                <w:bCs/>
+                <w:color w:val="000000"/>
+                <w:sz w:val="22"/>
+                <w:szCs w:val="22"/>
+              </w:rPr>
+              <w:t xml:space="preserve">期待結果・確認ポイント</w:t>
+            </w:r>
+          </w:p>
+        </w:tc>
+        <w:tc>
+          <w:tcPr>
+            <w:tcW w:type="dxa" w:w="600"/>
+            <w:tcBorders>
+              <w:top w:val="single" w:color="CCCCCC" w:sz="4"/>
+              <w:left w:val="single" w:color="CCCCCC" w:sz="4"/>
+              <w:bottom w:val="single" w:color="CCCCCC" w:sz="4"/>
+              <w:right w:val="single" w:color="CCCCCC" w:sz="4"/>
+            </w:tcBorders>
+            <w:shd w:fill="D6E4F0" w:val="clear"/>
+            <w:tcMar>
+              <w:top w:type="dxa" w:w="60"/>
+              <w:left w:type="dxa" w:w="100"/>
+              <w:bottom w:type="dxa" w:w="60"/>
+              <w:right w:type="dxa" w:w="100"/>
+            </w:tcMar>
+          </w:tcPr>
+          <w:p>
+            <w:r>
+              <w:rPr>
+                <w:rFonts w:ascii="BIZ UDPゴシック" w:cs="BIZ UDPゴシック" w:eastAsia="BIZ UDPゴシック" w:hAnsi="BIZ UDPゴシック"/>
+                <w:b/>
+                <w:bCs/>
+                <w:color w:val="000000"/>
+                <w:sz w:val="22"/>
+                <w:szCs w:val="22"/>
+              </w:rPr>
+              <w:t xml:space="preserve">結果</w:t>
+            </w:r>
+          </w:p>
+        </w:tc>
+      </w:tr>
+      <w:tr>
+        <w:trPr>
+          <w:cantSplit/>
+        </w:trPr>
+        <w:tc>
+          <w:tcPr>
+            <w:tcW w:type="dxa" w:w="600"/>
+            <w:tcBorders>
+              <w:top w:val="single" w:color="CCCCCC" w:sz="4"/>
+              <w:left w:val="single" w:color="CCCCCC" w:sz="4"/>
+              <w:bottom w:val="single" w:color="CCCCCC" w:sz="4"/>
+              <w:right w:val="single" w:color="CCCCCC" w:sz="4"/>
+            </w:tcBorders>
+            <w:shd w:fill="FFFFFF" w:val="clear"/>
+            <w:tcMar>
+              <w:top w:type="dxa" w:w="60"/>
+              <w:left w:type="dxa" w:w="100"/>
+              <w:bottom w:type="dxa" w:w="60"/>
+              <w:right w:type="dxa" w:w="100"/>
+            </w:tcMar>
+          </w:tcPr>
+          <w:p>
+            <w:r>
+              <w:rPr>
+                <w:rFonts w:ascii="BIZ UDPゴシック" w:cs="BIZ UDPゴシック" w:eastAsia="BIZ UDPゴシック" w:hAnsi="BIZ UDPゴシック"/>
+                <w:b w:val="false"/>
+                <w:bCs w:val="false"/>
+                <w:color w:val="000000"/>
+                <w:sz w:val="22"/>
+                <w:szCs w:val="22"/>
+              </w:rPr>
+              <w:t xml:space="preserve">1</w:t>
+            </w:r>
+          </w:p>
+        </w:tc>
+        <w:tc>
+          <w:tcPr>
+            <w:tcW w:type="dxa" w:w="5400"/>
+            <w:tcBorders>
+              <w:top w:val="single" w:color="CCCCCC" w:sz="4"/>
+              <w:left w:val="single" w:color="CCCCCC" w:sz="4"/>
+              <w:bottom w:val="single" w:color="CCCCCC" w:sz="4"/>
+              <w:right w:val="single" w:color="CCCCCC" w:sz="4"/>
+            </w:tcBorders>
+            <w:tcMar>
+              <w:top w:type="dxa" w:w="60"/>
+              <w:left w:type="dxa" w:w="100"/>
+              <w:bottom w:type="dxa" w:w="60"/>
+              <w:right w:type="dxa" w:w="100"/>
+            </w:tcMar>
+          </w:tcPr>
+          <w:p>
+            <w:pPr>
+              <w:spacing w:before="40" w:after="40"/>
+            </w:pPr>
+            <w:r>
+              <w:rPr>
+                <w:rFonts w:ascii="BIZ UDPゴシック" w:cs="BIZ UDPゴシック" w:eastAsia="BIZ UDPゴシック" w:hAnsi="BIZ UDPゴシック"/>
+                <w:sz w:val="20"/>
+                <w:szCs w:val="20"/>
+              </w:rPr>
+              <w:t xml:space="preserve">【STEP 1】AWS CloudShell を開く
+AWSマネジメントコンソールにログインし、右上の CloudShell アイコンをクリックする。</w:t>
+            </w:r>
+          </w:p>
+          <w:p>
+            <w:pPr>
+              <w:spacing w:before="60" w:after="0"/>
+            </w:pPr>
+            <w:r>
+              <w:rPr>
+                <w:rFonts w:ascii="BIZ UDPゴシック" w:cs="BIZ UDPゴシック" w:eastAsia="BIZ UDPゴシック" w:hAnsi="BIZ UDPゴシック"/>
+                <w:b/>
+                <w:bCs/>
+                <w:color w:val="1F4D78"/>
+                <w:sz w:val="18"/>
+                <w:szCs w:val="18"/>
+              </w:rPr>
+              <w:t xml:space="preserve">▶ CloudShellコマンド:</w:t>
+            </w:r>
+          </w:p>
+          <w:p>
+            <w:pPr>
+              <w:shd w:fill="F0F4F8" w:val="clear"/>
+              <w:spacing w:before="0" w:after="0"/>
+            </w:pPr>
+            <w:r>
+              <w:rPr>
+                <w:rFonts w:ascii="Consolas" w:cs="Consolas" w:eastAsia="Consolas" w:hAnsi="Consolas"/>
+                <w:color w:val="333333"/>
+                <w:sz w:val="17"/>
+                <w:szCs w:val="17"/>
+              </w:rPr>
+              <w:t xml:space="preserve"># リージョン確認（ap-northeast-1 であること）</w:t>
+            </w:r>
+          </w:p>
+          <w:p>
+            <w:pPr>
+              <w:shd w:fill="F0F4F8" w:val="clear"/>
+              <w:spacing w:before="0" w:after="0"/>
+            </w:pPr>
+            <w:r>
+              <w:rPr>
+                <w:rFonts w:ascii="Consolas" w:cs="Consolas" w:eastAsia="Consolas" w:hAnsi="Consolas"/>
+                <w:color w:val="333333"/>
+                <w:sz w:val="17"/>
+                <w:szCs w:val="17"/>
+              </w:rPr>
+              <w:t xml:space="preserve">aws configure get region</w:t>
+            </w:r>
+          </w:p>
+        </w:tc>
+        <w:tc>
+          <w:tcPr>
+            <w:tcW w:type="dxa" w:w="2400"/>
+            <w:tcBorders>
+              <w:top w:val="single" w:color="CCCCCC" w:sz="4"/>
+              <w:left w:val="single" w:color="CCCCCC" w:sz="4"/>
+              <w:bottom w:val="single" w:color="CCCCCC" w:sz="4"/>
+              <w:right w:val="single" w:color="CCCCCC" w:sz="4"/>
+            </w:tcBorders>
+            <w:tcMar>
+              <w:top w:type="dxa" w:w="60"/>
+              <w:left w:type="dxa" w:w="100"/>
+              <w:bottom w:type="dxa" w:w="60"/>
+              <w:right w:type="dxa" w:w="100"/>
+            </w:tcMar>
+          </w:tcPr>
+          <w:p>
+            <w:pPr>
+              <w:spacing w:before="40" w:after="40"/>
+            </w:pPr>
+            <w:r>
+              <w:rPr>
+                <w:rFonts w:ascii="BIZ UDPゴシック" w:cs="BIZ UDPゴシック" w:eastAsia="BIZ UDPゴシック" w:hAnsi="BIZ UDPゴシック"/>
+                <w:sz w:val="20"/>
+                <w:szCs w:val="20"/>
+              </w:rPr>
+              <w:t xml:space="preserve">東京リージョン（ap-northeast-1）で CloudShell が起動していること</w:t>
+            </w:r>
+          </w:p>
+          <w:p>
+            <w:pPr>
+              <w:spacing w:before="60" w:after="0"/>
+            </w:pPr>
+            <w:r>
+              <w:rPr>
+                <w:rFonts w:ascii="BIZ UDPゴシック" w:cs="BIZ UDPゴシック" w:eastAsia="BIZ UDPゴシック" w:hAnsi="BIZ UDPゴシック"/>
+                <w:b/>
+                <w:bCs/>
+                <w:color w:val="1F4D78"/>
+                <w:sz w:val="18"/>
+                <w:szCs w:val="18"/>
+              </w:rPr>
+              <w:t xml:space="preserve">✔ 確認ポイント:</w:t>
+            </w:r>
+          </w:p>
+          <w:p>
+            <w:pPr>
+              <w:spacing w:before="0" w:after="0"/>
+              <w:ind w:left="200"/>
+            </w:pPr>
+            <w:r>
+              <w:rPr>
+                <w:rFonts w:ascii="BIZ UDPゴシック" w:cs="BIZ UDPゴシック" w:eastAsia="BIZ UDPゴシック" w:hAnsi="BIZ UDPゴシック"/>
+                <w:sz w:val="18"/>
+                <w:szCs w:val="18"/>
+              </w:rPr>
+              <w:t xml:space="preserve">・ap-northeast-1 と表示されること</w:t>
+            </w:r>
+          </w:p>
+          <w:p>
+            <w:pPr>
+              <w:spacing w:before="0" w:after="0"/>
+              <w:ind w:left="200"/>
+            </w:pPr>
+            <w:r>
+              <w:rPr>
+                <w:rFonts w:ascii="BIZ UDPゴシック" w:cs="BIZ UDPゴシック" w:eastAsia="BIZ UDPゴシック" w:hAnsi="BIZ UDPゴシック"/>
+                <w:sz w:val="18"/>
+                <w:szCs w:val="18"/>
+              </w:rPr>
+              <w:t xml:space="preserve">・表示されない場合は画面右上のリージョンを「アジアパシフィック（東京）」に変更する</w:t>
+            </w:r>
+          </w:p>
+        </w:tc>
+        <w:tc>
+          <w:tcPr>
+            <w:tcW w:type="dxa" w:w="600"/>
+            <w:tcBorders>
+              <w:top w:val="single" w:color="CCCCCC" w:sz="4"/>
+              <w:left w:val="single" w:color="CCCCCC" w:sz="4"/>
+              <w:bottom w:val="single" w:color="CCCCCC" w:sz="4"/>
+              <w:right w:val="single" w:color="CCCCCC" w:sz="4"/>
+            </w:tcBorders>
+            <w:shd w:fill="FFFFFF" w:val="clear"/>
+            <w:tcMar>
+              <w:top w:type="dxa" w:w="60"/>
+              <w:left w:type="dxa" w:w="100"/>
+              <w:bottom w:type="dxa" w:w="60"/>
+              <w:right w:type="dxa" w:w="100"/>
+            </w:tcMar>
+          </w:tcPr>
+          <w:p>
+            <w:r>
+              <w:rPr>
+                <w:rFonts w:ascii="BIZ UDPゴシック" w:cs="BIZ UDPゴシック" w:eastAsia="BIZ UDPゴシック" w:hAnsi="BIZ UDPゴシック"/>
+                <w:b w:val="false"/>
+                <w:bCs w:val="false"/>
+                <w:color w:val="000000"/>
+                <w:sz w:val="22"/>
+                <w:szCs w:val="22"/>
+              </w:rPr>
+              <w:t xml:space="preserve"/>
+            </w:r>
+          </w:p>
+        </w:tc>
+      </w:tr>
+      <w:tr>
+        <w:trPr>
+          <w:cantSplit/>
+        </w:trPr>
+        <w:tc>
+          <w:tcPr>
+            <w:tcW w:type="dxa" w:w="600"/>
+            <w:tcBorders>
+              <w:top w:val="single" w:color="CCCCCC" w:sz="4"/>
+              <w:left w:val="single" w:color="CCCCCC" w:sz="4"/>
+              <w:bottom w:val="single" w:color="CCCCCC" w:sz="4"/>
+              <w:right w:val="single" w:color="CCCCCC" w:sz="4"/>
+            </w:tcBorders>
+            <w:shd w:fill="FFFFFF" w:val="clear"/>
+            <w:tcMar>
+              <w:top w:type="dxa" w:w="60"/>
+              <w:left w:type="dxa" w:w="100"/>
+              <w:bottom w:type="dxa" w:w="60"/>
+              <w:right w:type="dxa" w:w="100"/>
+            </w:tcMar>
+          </w:tcPr>
+          <w:p>
+            <w:r>
+              <w:rPr>
+                <w:rFonts w:ascii="BIZ UDPゴシック" w:cs="BIZ UDPゴシック" w:eastAsia="BIZ UDPゴシック" w:hAnsi="BIZ UDPゴシック"/>
+                <w:b w:val="false"/>
+                <w:bCs w:val="false"/>
+                <w:color w:val="000000"/>
+                <w:sz w:val="22"/>
+                <w:szCs w:val="22"/>
+              </w:rPr>
+              <w:t xml:space="preserve">2</w:t>
+            </w:r>
+          </w:p>
+        </w:tc>
+        <w:tc>
+          <w:tcPr>
+            <w:tcW w:type="dxa" w:w="5400"/>
+            <w:tcBorders>
+              <w:top w:val="single" w:color="CCCCCC" w:sz="4"/>
+              <w:left w:val="single" w:color="CCCCCC" w:sz="4"/>
+              <w:bottom w:val="single" w:color="CCCCCC" w:sz="4"/>
+              <w:right w:val="single" w:color="CCCCCC" w:sz="4"/>
+            </w:tcBorders>
+            <w:tcMar>
+              <w:top w:type="dxa" w:w="60"/>
+              <w:left w:type="dxa" w:w="100"/>
+              <w:bottom w:type="dxa" w:w="60"/>
+              <w:right w:type="dxa" w:w="100"/>
+            </w:tcMar>
+          </w:tcPr>
+          <w:p>
+            <w:pPr>
+              <w:spacing w:before="40" w:after="40"/>
+            </w:pPr>
+            <w:r>
+              <w:rPr>
+                <w:rFonts w:ascii="BIZ UDPゴシック" w:cs="BIZ UDPゴシック" w:eastAsia="BIZ UDPゴシック" w:hAnsi="BIZ UDPゴシック"/>
+                <w:sz w:val="20"/>
+                <w:szCs w:val="20"/>
+              </w:rPr>
+              <w:t xml:space="preserve">【STEP 2】対象サーバーの現在ステータスを確認する
+起動対象（OC系 / SH系 / 両方）を判断する。</w:t>
+            </w:r>
+          </w:p>
+          <w:p>
+            <w:pPr>
+              <w:spacing w:before="60" w:after="0"/>
+            </w:pPr>
+            <w:r>
+              <w:rPr>
+                <w:rFonts w:ascii="BIZ UDPゴシック" w:cs="BIZ UDPゴシック" w:eastAsia="BIZ UDPゴシック" w:hAnsi="BIZ UDPゴシック"/>
+                <w:b/>
+                <w:bCs/>
+                <w:color w:val="1F4D78"/>
+                <w:sz w:val="18"/>
+                <w:szCs w:val="18"/>
+              </w:rPr>
+              <w:t xml:space="preserve">▶ CloudShellコマンド:</w:t>
+            </w:r>
+          </w:p>
+          <w:p>
+            <w:pPr>
+              <w:shd w:fill="F0F4F8" w:val="clear"/>
+              <w:spacing w:before="0" w:after="0"/>
+            </w:pPr>
+            <w:r>
+              <w:rPr>
+                <w:rFonts w:ascii="Consolas" w:cs="Consolas" w:eastAsia="Consolas" w:hAnsi="Consolas"/>
+                <w:color w:val="333333"/>
+                <w:sz w:val="17"/>
+                <w:szCs w:val="17"/>
+              </w:rPr>
+              <w:t xml:space="preserve"># OC系ステータス確認</w:t>
+            </w:r>
+          </w:p>
+          <w:p>
+            <w:pPr>
+              <w:shd w:fill="F0F4F8" w:val="clear"/>
+              <w:spacing w:before="0" w:after="0"/>
+            </w:pPr>
+            <w:r>
+              <w:rPr>
+                <w:rFonts w:ascii="Consolas" w:cs="Consolas" w:eastAsia="Consolas" w:hAnsi="Consolas"/>
+                <w:color w:val="333333"/>
+                <w:sz w:val="17"/>
+                <w:szCs w:val="17"/>
+              </w:rPr>
+              <w:t xml:space="preserve">aws transfer describe-server \</w:t>
+            </w:r>
+          </w:p>
+          <w:p>
+            <w:pPr>
+              <w:shd w:fill="F0F4F8" w:val="clear"/>
+              <w:spacing w:before="0" w:after="0"/>
+            </w:pPr>
+            <w:r>
+              <w:rPr>
+                <w:rFonts w:ascii="Consolas" w:cs="Consolas" w:eastAsia="Consolas" w:hAnsi="Consolas"/>
+                <w:color w:val="333333"/>
+                <w:sz w:val="17"/>
+                <w:szCs w:val="17"/>
+              </w:rPr>
+              <w:t xml:space="preserve">  --server-id s-2a4905e8210f48248 \</w:t>
+            </w:r>
+          </w:p>
+          <w:p>
+            <w:pPr>
+              <w:shd w:fill="F0F4F8" w:val="clear"/>
+              <w:spacing w:before="0" w:after="0"/>
+            </w:pPr>
+            <w:r>
+              <w:rPr>
+                <w:rFonts w:ascii="Consolas" w:cs="Consolas" w:eastAsia="Consolas" w:hAnsi="Consolas"/>
+                <w:color w:val="333333"/>
+                <w:sz w:val="17"/>
+                <w:szCs w:val="17"/>
+              </w:rPr>
+              <w:t xml:space="preserve">  --query 'Server.State' --output text</w:t>
+            </w:r>
+          </w:p>
+          <w:p>
+            <w:pPr>
+              <w:shd w:fill="F0F4F8" w:val="clear"/>
+              <w:spacing w:before="0" w:after="0"/>
+            </w:pPr>
+            <w:r>
+              <w:rPr>
+                <w:rFonts w:ascii="Consolas" w:cs="Consolas" w:eastAsia="Consolas" w:hAnsi="Consolas"/>
+                <w:color w:val="333333"/>
+                <w:sz w:val="17"/>
+                <w:szCs w:val="17"/>
+              </w:rPr>
+              <w:t xml:space="preserve"/>
+            </w:r>
+          </w:p>
+          <w:p>
+            <w:pPr>
+              <w:shd w:fill="F0F4F8" w:val="clear"/>
+              <w:spacing w:before="0" w:after="0"/>
+            </w:pPr>
+            <w:r>
+              <w:rPr>
+                <w:rFonts w:ascii="Consolas" w:cs="Consolas" w:eastAsia="Consolas" w:hAnsi="Consolas"/>
+                <w:color w:val="333333"/>
+                <w:sz w:val="17"/>
+                <w:szCs w:val="17"/>
+              </w:rPr>
+              <w:t xml:space="preserve"># SH系ステータス確認</w:t>
+            </w:r>
+          </w:p>
+          <w:p>
+            <w:pPr>
+              <w:shd w:fill="F0F4F8" w:val="clear"/>
+              <w:spacing w:before="0" w:after="0"/>
+            </w:pPr>
+            <w:r>
+              <w:rPr>
+                <w:rFonts w:ascii="Consolas" w:cs="Consolas" w:eastAsia="Consolas" w:hAnsi="Consolas"/>
+                <w:color w:val="333333"/>
+                <w:sz w:val="17"/>
+                <w:szCs w:val="17"/>
+              </w:rPr>
+              <w:t xml:space="preserve">aws transfer describe-server \</w:t>
+            </w:r>
+          </w:p>
+          <w:p>
+            <w:pPr>
+              <w:shd w:fill="F0F4F8" w:val="clear"/>
+              <w:spacing w:before="0" w:after="0"/>
+            </w:pPr>
+            <w:r>
+              <w:rPr>
+                <w:rFonts w:ascii="Consolas" w:cs="Consolas" w:eastAsia="Consolas" w:hAnsi="Consolas"/>
+                <w:color w:val="333333"/>
+                <w:sz w:val="17"/>
+                <w:szCs w:val="17"/>
+              </w:rPr>
+              <w:t xml:space="preserve">  --server-id s-5546031218784c4ba \</w:t>
+            </w:r>
+          </w:p>
+          <w:p>
+            <w:pPr>
+              <w:shd w:fill="F0F4F8" w:val="clear"/>
+              <w:spacing w:before="0" w:after="0"/>
+            </w:pPr>
+            <w:r>
+              <w:rPr>
+                <w:rFonts w:ascii="Consolas" w:cs="Consolas" w:eastAsia="Consolas" w:hAnsi="Consolas"/>
+                <w:color w:val="333333"/>
+                <w:sz w:val="17"/>
+                <w:szCs w:val="17"/>
+              </w:rPr>
+              <w:t xml:space="preserve">  --query 'Server.State' --output text</w:t>
+            </w:r>
+          </w:p>
+        </w:tc>
+        <w:tc>
+          <w:tcPr>
+            <w:tcW w:type="dxa" w:w="2400"/>
+            <w:tcBorders>
+              <w:top w:val="single" w:color="CCCCCC" w:sz="4"/>
+              <w:left w:val="single" w:color="CCCCCC" w:sz="4"/>
+              <w:bottom w:val="single" w:color="CCCCCC" w:sz="4"/>
+              <w:right w:val="single" w:color="CCCCCC" w:sz="4"/>
+            </w:tcBorders>
+            <w:tcMar>
+              <w:top w:type="dxa" w:w="60"/>
+              <w:left w:type="dxa" w:w="100"/>
+              <w:bottom w:type="dxa" w:w="60"/>
+              <w:right w:type="dxa" w:w="100"/>
+            </w:tcMar>
+          </w:tcPr>
+          <w:p>
+            <w:pPr>
+              <w:spacing w:before="40" w:after="40"/>
+            </w:pPr>
+            <w:r>
+              <w:rPr>
+                <w:rFonts w:ascii="BIZ UDPゴシック" w:cs="BIZ UDPゴシック" w:eastAsia="BIZ UDPゴシック" w:hAnsi="BIZ UDPゴシック"/>
+                <w:sz w:val="20"/>
+                <w:szCs w:val="20"/>
+              </w:rPr>
+              <w:t xml:space="preserve">OFFLINE（停止中）と表示されること</w:t>
+            </w:r>
+          </w:p>
+          <w:p>
+            <w:pPr>
+              <w:spacing w:before="60" w:after="0"/>
+            </w:pPr>
+            <w:r>
+              <w:rPr>
+                <w:rFonts w:ascii="BIZ UDPゴシック" w:cs="BIZ UDPゴシック" w:eastAsia="BIZ UDPゴシック" w:hAnsi="BIZ UDPゴシック"/>
+                <w:b/>
+                <w:bCs/>
+                <w:color w:val="1F4D78"/>
+                <w:sz w:val="18"/>
+                <w:szCs w:val="18"/>
+              </w:rPr>
+              <w:t xml:space="preserve">✔ 確認ポイント:</w:t>
+            </w:r>
+          </w:p>
+          <w:p>
+            <w:pPr>
+              <w:spacing w:before="0" w:after="0"/>
+              <w:ind w:left="200"/>
+            </w:pPr>
+            <w:r>
+              <w:rPr>
+                <w:rFonts w:ascii="BIZ UDPゴシック" w:cs="BIZ UDPゴシック" w:eastAsia="BIZ UDPゴシック" w:hAnsi="BIZ UDPゴシック"/>
+                <w:sz w:val="18"/>
+                <w:szCs w:val="18"/>
+              </w:rPr>
+              <w:t xml:space="preserve">・OFFLINE → 次のSTEPで起動する</w:t>
+            </w:r>
+          </w:p>
+          <w:p>
+            <w:pPr>
+              <w:spacing w:before="0" w:after="0"/>
+              <w:ind w:left="200"/>
+            </w:pPr>
+            <w:r>
+              <w:rPr>
+                <w:rFonts w:ascii="BIZ UDPゴシック" w:cs="BIZ UDPゴシック" w:eastAsia="BIZ UDPゴシック" w:hAnsi="BIZ UDPゴシック"/>
+                <w:sz w:val="18"/>
+                <w:szCs w:val="18"/>
+              </w:rPr>
+              <w:t xml:space="preserve">・ONLINE → すでに稼働中のため起動操作は不要</w:t>
+            </w:r>
+          </w:p>
+          <w:p>
+            <w:pPr>
+              <w:spacing w:before="0" w:after="0"/>
+              <w:ind w:left="200"/>
+            </w:pPr>
+            <w:r>
+              <w:rPr>
+                <w:rFonts w:ascii="BIZ UDPゴシック" w:cs="BIZ UDPゴシック" w:eastAsia="BIZ UDPゴシック" w:hAnsi="BIZ UDPゴシック"/>
+                <w:sz w:val="18"/>
+                <w:szCs w:val="18"/>
+              </w:rPr>
+              <w:t xml:space="preserve">・STARTING / STOPPING → 遷移中のため30秒待って再確認する</w:t>
+            </w:r>
+          </w:p>
+        </w:tc>
+        <w:tc>
+          <w:tcPr>
+            <w:tcW w:type="dxa" w:w="600"/>
+            <w:tcBorders>
+              <w:top w:val="single" w:color="CCCCCC" w:sz="4"/>
+              <w:left w:val="single" w:color="CCCCCC" w:sz="4"/>
+              <w:bottom w:val="single" w:color="CCCCCC" w:sz="4"/>
+              <w:right w:val="single" w:color="CCCCCC" w:sz="4"/>
+            </w:tcBorders>
+            <w:shd w:fill="FFFFFF" w:val="clear"/>
+            <w:tcMar>
+              <w:top w:type="dxa" w:w="60"/>
+              <w:left w:type="dxa" w:w="100"/>
+              <w:bottom w:type="dxa" w:w="60"/>
+              <w:right w:type="dxa" w:w="100"/>
+            </w:tcMar>
+          </w:tcPr>
+          <w:p>
+            <w:r>
+              <w:rPr>
+                <w:rFonts w:ascii="BIZ UDPゴシック" w:cs="BIZ UDPゴシック" w:eastAsia="BIZ UDPゴシック" w:hAnsi="BIZ UDPゴシック"/>
+                <w:b w:val="false"/>
+                <w:bCs w:val="false"/>
+                <w:color w:val="000000"/>
+                <w:sz w:val="22"/>
+                <w:szCs w:val="22"/>
+              </w:rPr>
+              <w:t xml:space="preserve"/>
+            </w:r>
+          </w:p>
+        </w:tc>
+      </w:tr>
+      <w:tr>
+        <w:trPr>
+          <w:cantSplit/>
+        </w:trPr>
+        <w:tc>
+          <w:tcPr>
+            <w:tcW w:type="dxa" w:w="600"/>
+            <w:tcBorders>
+              <w:top w:val="single" w:color="CCCCCC" w:sz="4"/>
+              <w:left w:val="single" w:color="CCCCCC" w:sz="4"/>
+              <w:bottom w:val="single" w:color="CCCCCC" w:sz="4"/>
+              <w:right w:val="single" w:color="CCCCCC" w:sz="4"/>
+            </w:tcBorders>
+            <w:shd w:fill="FFFFFF" w:val="clear"/>
+            <w:tcMar>
+              <w:top w:type="dxa" w:w="60"/>
+              <w:left w:type="dxa" w:w="100"/>
+              <w:bottom w:type="dxa" w:w="60"/>
+              <w:right w:type="dxa" w:w="100"/>
+            </w:tcMar>
+          </w:tcPr>
+          <w:p>
+            <w:r>
+              <w:rPr>
+                <w:rFonts w:ascii="BIZ UDPゴシック" w:cs="BIZ UDPゴシック" w:eastAsia="BIZ UDPゴシック" w:hAnsi="BIZ UDPゴシック"/>
+                <w:b w:val="false"/>
+                <w:bCs w:val="false"/>
+                <w:color w:val="000000"/>
+                <w:sz w:val="22"/>
+                <w:szCs w:val="22"/>
+              </w:rPr>
+              <w:t xml:space="preserve">3</w:t>
+            </w:r>
+          </w:p>
+        </w:tc>
+        <w:tc>
+          <w:tcPr>
+            <w:tcW w:type="dxa" w:w="5400"/>
+            <w:tcBorders>
+              <w:top w:val="single" w:color="CCCCCC" w:sz="4"/>
+              <w:left w:val="single" w:color="CCCCCC" w:sz="4"/>
+              <w:bottom w:val="single" w:color="CCCCCC" w:sz="4"/>
+              <w:right w:val="single" w:color="CCCCCC" w:sz="4"/>
+            </w:tcBorders>
+            <w:tcMar>
+              <w:top w:type="dxa" w:w="60"/>
+              <w:left w:type="dxa" w:w="100"/>
+              <w:bottom w:type="dxa" w:w="60"/>
+              <w:right w:type="dxa" w:w="100"/>
+            </w:tcMar>
+          </w:tcPr>
+          <w:p>
+            <w:pPr>
+              <w:spacing w:before="40" w:after="40"/>
+            </w:pPr>
+            <w:r>
+              <w:rPr>
+                <w:rFonts w:ascii="BIZ UDPゴシック" w:cs="BIZ UDPゴシック" w:eastAsia="BIZ UDPゴシック" w:hAnsi="BIZ UDPゴシック"/>
+                <w:sz w:val="20"/>
+                <w:szCs w:val="20"/>
+              </w:rPr>
+              <w:t xml:space="preserve">【STEP 3】対象サーバーを手動起動する
+カスミ担当者から連絡を受けた系統（OC / SH / 両方）のみ起動する。</w:t>
+            </w:r>
+          </w:p>
+          <w:p>
+            <w:pPr>
+              <w:spacing w:before="60" w:after="0"/>
+            </w:pPr>
+            <w:r>
+              <w:rPr>
+                <w:rFonts w:ascii="BIZ UDPゴシック" w:cs="BIZ UDPゴシック" w:eastAsia="BIZ UDPゴシック" w:hAnsi="BIZ UDPゴシック"/>
+                <w:b/>
+                <w:bCs/>
+                <w:color w:val="1F4D78"/>
+                <w:sz w:val="18"/>
+                <w:szCs w:val="18"/>
+              </w:rPr>
+              <w:t xml:space="preserve">▶ CloudShellコマンド:</w:t>
+            </w:r>
+          </w:p>
+          <w:p>
+            <w:pPr>
+              <w:shd w:fill="F0F4F8" w:val="clear"/>
+              <w:spacing w:before="0" w:after="0"/>
+            </w:pPr>
+            <w:r>
+              <w:rPr>
+                <w:rFonts w:ascii="Consolas" w:cs="Consolas" w:eastAsia="Consolas" w:hAnsi="Consolas"/>
+                <w:color w:val="333333"/>
+                <w:sz w:val="17"/>
+                <w:szCs w:val="17"/>
+              </w:rPr>
+              <w:t xml:space="preserve"># OC系 起動</w:t>
+            </w:r>
+          </w:p>
+          <w:p>
+            <w:pPr>
+              <w:shd w:fill="F0F4F8" w:val="clear"/>
+              <w:spacing w:before="0" w:after="0"/>
+            </w:pPr>
+            <w:r>
+              <w:rPr>
+                <w:rFonts w:ascii="Consolas" w:cs="Consolas" w:eastAsia="Consolas" w:hAnsi="Consolas"/>
+                <w:color w:val="333333"/>
+                <w:sz w:val="17"/>
+                <w:szCs w:val="17"/>
+              </w:rPr>
+              <w:t xml:space="preserve">aws transfer start-server \</w:t>
+            </w:r>
+          </w:p>
+          <w:p>
+            <w:pPr>
+              <w:shd w:fill="F0F4F8" w:val="clear"/>
+              <w:spacing w:before="0" w:after="0"/>
+            </w:pPr>
+            <w:r>
+              <w:rPr>
+                <w:rFonts w:ascii="Consolas" w:cs="Consolas" w:eastAsia="Consolas" w:hAnsi="Consolas"/>
+                <w:color w:val="333333"/>
+                <w:sz w:val="17"/>
+                <w:szCs w:val="17"/>
+              </w:rPr>
+              <w:t xml:space="preserve">  --server-id s-2a4905e8210f48248</w:t>
+            </w:r>
+          </w:p>
+          <w:p>
+            <w:pPr>
+              <w:shd w:fill="F0F4F8" w:val="clear"/>
+              <w:spacing w:before="0" w:after="0"/>
+            </w:pPr>
+            <w:r>
+              <w:rPr>
+                <w:rFonts w:ascii="Consolas" w:cs="Consolas" w:eastAsia="Consolas" w:hAnsi="Consolas"/>
+                <w:color w:val="333333"/>
+                <w:sz w:val="17"/>
+                <w:szCs w:val="17"/>
+              </w:rPr>
+              <w:t xml:space="preserve"/>
+            </w:r>
+          </w:p>
+          <w:p>
+            <w:pPr>
+              <w:shd w:fill="F0F4F8" w:val="clear"/>
+              <w:spacing w:before="0" w:after="0"/>
+            </w:pPr>
+            <w:r>
+              <w:rPr>
+                <w:rFonts w:ascii="Consolas" w:cs="Consolas" w:eastAsia="Consolas" w:hAnsi="Consolas"/>
+                <w:color w:val="333333"/>
+                <w:sz w:val="17"/>
+                <w:szCs w:val="17"/>
+              </w:rPr>
+              <w:t xml:space="preserve"># SH系 起動</w:t>
+            </w:r>
+          </w:p>
+          <w:p>
+            <w:pPr>
+              <w:shd w:fill="F0F4F8" w:val="clear"/>
+              <w:spacing w:before="0" w:after="0"/>
+            </w:pPr>
+            <w:r>
+              <w:rPr>
+                <w:rFonts w:ascii="Consolas" w:cs="Consolas" w:eastAsia="Consolas" w:hAnsi="Consolas"/>
+                <w:color w:val="333333"/>
+                <w:sz w:val="17"/>
+                <w:szCs w:val="17"/>
+              </w:rPr>
+              <w:t xml:space="preserve">aws transfer start-server \</w:t>
+            </w:r>
+          </w:p>
+          <w:p>
+            <w:pPr>
+              <w:shd w:fill="F0F4F8" w:val="clear"/>
+              <w:spacing w:before="0" w:after="0"/>
+            </w:pPr>
+            <w:r>
+              <w:rPr>
+                <w:rFonts w:ascii="Consolas" w:cs="Consolas" w:eastAsia="Consolas" w:hAnsi="Consolas"/>
+                <w:color w:val="333333"/>
+                <w:sz w:val="17"/>
+                <w:szCs w:val="17"/>
+              </w:rPr>
+              <w:t xml:space="preserve">  --server-id s-5546031218784c4ba</w:t>
+            </w:r>
+          </w:p>
+        </w:tc>
+        <w:tc>
+          <w:tcPr>
+            <w:tcW w:type="dxa" w:w="2400"/>
+            <w:tcBorders>
+              <w:top w:val="single" w:color="CCCCCC" w:sz="4"/>
+              <w:left w:val="single" w:color="CCCCCC" w:sz="4"/>
+              <w:bottom w:val="single" w:color="CCCCCC" w:sz="4"/>
+              <w:right w:val="single" w:color="CCCCCC" w:sz="4"/>
+            </w:tcBorders>
+            <w:tcMar>
+              <w:top w:type="dxa" w:w="60"/>
+              <w:left w:type="dxa" w:w="100"/>
+              <w:bottom w:type="dxa" w:w="60"/>
+              <w:right w:type="dxa" w:w="100"/>
+            </w:tcMar>
+          </w:tcPr>
+          <w:p>
+            <w:pPr>
+              <w:spacing w:before="40" w:after="40"/>
+            </w:pPr>
+            <w:r>
+              <w:rPr>
+                <w:rFonts w:ascii="BIZ UDPゴシック" w:cs="BIZ UDPゴシック" w:eastAsia="BIZ UDPゴシック" w:hAnsi="BIZ UDPゴシック"/>
+                <w:sz w:val="20"/>
+                <w:szCs w:val="20"/>
+              </w:rPr>
+              <w:t xml:space="preserve">コマンドが正常に完了すること（エラーなし）</w:t>
+            </w:r>
+          </w:p>
+          <w:p>
+            <w:pPr>
+              <w:spacing w:before="60" w:after="0"/>
+            </w:pPr>
+            <w:r>
+              <w:rPr>
+                <w:rFonts w:ascii="BIZ UDPゴシック" w:cs="BIZ UDPゴシック" w:eastAsia="BIZ UDPゴシック" w:hAnsi="BIZ UDPゴシック"/>
+                <w:b/>
+                <w:bCs/>
+                <w:color w:val="1F4D78"/>
+                <w:sz w:val="18"/>
+                <w:szCs w:val="18"/>
+              </w:rPr>
+              <w:t xml:space="preserve">✔ 確認ポイント:</w:t>
+            </w:r>
+          </w:p>
+          <w:p>
+            <w:pPr>
+              <w:spacing w:before="0" w:after="0"/>
+              <w:ind w:left="200"/>
+            </w:pPr>
+            <w:r>
+              <w:rPr>
+                <w:rFonts w:ascii="BIZ UDPゴシック" w:cs="BIZ UDPゴシック" w:eastAsia="BIZ UDPゴシック" w:hAnsi="BIZ UDPゴシック"/>
+                <w:sz w:val="18"/>
+                <w:szCs w:val="18"/>
+              </w:rPr>
+              <w:t xml:space="preserve">・エラーメッセージが表示されないこと</w:t>
+            </w:r>
+          </w:p>
+          <w:p>
+            <w:pPr>
+              <w:spacing w:before="0" w:after="0"/>
+              <w:ind w:left="200"/>
+            </w:pPr>
+            <w:r>
+              <w:rPr>
+                <w:rFonts w:ascii="BIZ UDPゴシック" w:cs="BIZ UDPゴシック" w:eastAsia="BIZ UDPゴシック" w:hAnsi="BIZ UDPゴシック"/>
+                <w:sz w:val="18"/>
+                <w:szCs w:val="18"/>
+              </w:rPr>
+              <w:t xml:space="preserve">・起動には30秒〜1分かかる場合がある</w:t>
+            </w:r>
+          </w:p>
+        </w:tc>
+        <w:tc>
+          <w:tcPr>
+            <w:tcW w:type="dxa" w:w="600"/>
+            <w:tcBorders>
+              <w:top w:val="single" w:color="CCCCCC" w:sz="4"/>
+              <w:left w:val="single" w:color="CCCCCC" w:sz="4"/>
+              <w:bottom w:val="single" w:color="CCCCCC" w:sz="4"/>
+              <w:right w:val="single" w:color="CCCCCC" w:sz="4"/>
+            </w:tcBorders>
+            <w:shd w:fill="FFFFFF" w:val="clear"/>
+            <w:tcMar>
+              <w:top w:type="dxa" w:w="60"/>
+              <w:left w:type="dxa" w:w="100"/>
+              <w:bottom w:type="dxa" w:w="60"/>
+              <w:right w:type="dxa" w:w="100"/>
+            </w:tcMar>
+          </w:tcPr>
+          <w:p>
+            <w:r>
+              <w:rPr>
+                <w:rFonts w:ascii="BIZ UDPゴシック" w:cs="BIZ UDPゴシック" w:eastAsia="BIZ UDPゴシック" w:hAnsi="BIZ UDPゴシック"/>
+                <w:b w:val="false"/>
+                <w:bCs w:val="false"/>
+                <w:color w:val="000000"/>
+                <w:sz w:val="22"/>
+                <w:szCs w:val="22"/>
+              </w:rPr>
+              <w:t xml:space="preserve"/>
+            </w:r>
+          </w:p>
+        </w:tc>
+      </w:tr>
+      <w:tr>
+        <w:trPr>
+          <w:cantSplit/>
+        </w:trPr>
+        <w:tc>
+          <w:tcPr>
+            <w:tcW w:type="dxa" w:w="600"/>
+            <w:tcBorders>
+              <w:top w:val="single" w:color="CCCCCC" w:sz="4"/>
+              <w:left w:val="single" w:color="CCCCCC" w:sz="4"/>
+              <w:bottom w:val="single" w:color="CCCCCC" w:sz="4"/>
+              <w:right w:val="single" w:color="CCCCCC" w:sz="4"/>
+            </w:tcBorders>
+            <w:shd w:fill="FFFFFF" w:val="clear"/>
+            <w:tcMar>
+              <w:top w:type="dxa" w:w="60"/>
+              <w:left w:type="dxa" w:w="100"/>
+              <w:bottom w:type="dxa" w:w="60"/>
+              <w:right w:type="dxa" w:w="100"/>
+            </w:tcMar>
+          </w:tcPr>
+          <w:p>
+            <w:r>
+              <w:rPr>
+                <w:rFonts w:ascii="BIZ UDPゴシック" w:cs="BIZ UDPゴシック" w:eastAsia="BIZ UDPゴシック" w:hAnsi="BIZ UDPゴシック"/>
+                <w:b w:val="false"/>
+                <w:bCs w:val="false"/>
+                <w:color w:val="000000"/>
+                <w:sz w:val="22"/>
+                <w:szCs w:val="22"/>
+              </w:rPr>
+              <w:t xml:space="preserve">4</w:t>
+            </w:r>
+          </w:p>
+        </w:tc>
+        <w:tc>
+          <w:tcPr>
+            <w:tcW w:type="dxa" w:w="5400"/>
+            <w:tcBorders>
+              <w:top w:val="single" w:color="CCCCCC" w:sz="4"/>
+              <w:left w:val="single" w:color="CCCCCC" w:sz="4"/>
+              <w:bottom w:val="single" w:color="CCCCCC" w:sz="4"/>
+              <w:right w:val="single" w:color="CCCCCC" w:sz="4"/>
+            </w:tcBorders>
+            <w:tcMar>
+              <w:top w:type="dxa" w:w="60"/>
+              <w:left w:type="dxa" w:w="100"/>
+              <w:bottom w:type="dxa" w:w="60"/>
+              <w:right w:type="dxa" w:w="100"/>
+            </w:tcMar>
+          </w:tcPr>
+          <w:p>
+            <w:pPr>
+              <w:spacing w:before="40" w:after="40"/>
+            </w:pPr>
+            <w:r>
+              <w:rPr>
+                <w:rFonts w:ascii="BIZ UDPゴシック" w:cs="BIZ UDPゴシック" w:eastAsia="BIZ UDPゴシック" w:hAnsi="BIZ UDPゴシック"/>
+                <w:sz w:val="20"/>
+                <w:szCs w:val="20"/>
+              </w:rPr>
+              <w:t xml:space="preserve">【STEP 4】ONLINE になったことを確認してからベンダーへ送信許可を連絡する</w:t>
+            </w:r>
+          </w:p>
+          <w:p>
+            <w:pPr>
+              <w:spacing w:before="60" w:after="0"/>
+            </w:pPr>
+            <w:r>
+              <w:rPr>
+                <w:rFonts w:ascii="BIZ UDPゴシック" w:cs="BIZ UDPゴシック" w:eastAsia="BIZ UDPゴシック" w:hAnsi="BIZ UDPゴシック"/>
+                <w:b/>
+                <w:bCs/>
+                <w:color w:val="1F4D78"/>
+                <w:sz w:val="18"/>
+                <w:szCs w:val="18"/>
+              </w:rPr>
+              <w:t xml:space="preserve">▶ CloudShellコマンド:</w:t>
+            </w:r>
+          </w:p>
+          <w:p>
+            <w:pPr>
+              <w:shd w:fill="F0F4F8" w:val="clear"/>
+              <w:spacing w:before="0" w:after="0"/>
+            </w:pPr>
+            <w:r>
+              <w:rPr>
+                <w:rFonts w:ascii="Consolas" w:cs="Consolas" w:eastAsia="Consolas" w:hAnsi="Consolas"/>
+                <w:color w:val="333333"/>
+                <w:sz w:val="17"/>
+                <w:szCs w:val="17"/>
+              </w:rPr>
+              <w:t xml:space="preserve"># OC系 ONLINE 確認</w:t>
+            </w:r>
+          </w:p>
+          <w:p>
+            <w:pPr>
+              <w:shd w:fill="F0F4F8" w:val="clear"/>
+              <w:spacing w:before="0" w:after="0"/>
+            </w:pPr>
+            <w:r>
+              <w:rPr>
+                <w:rFonts w:ascii="Consolas" w:cs="Consolas" w:eastAsia="Consolas" w:hAnsi="Consolas"/>
+                <w:color w:val="333333"/>
+                <w:sz w:val="17"/>
+                <w:szCs w:val="17"/>
+              </w:rPr>
+              <w:t xml:space="preserve">aws transfer describe-server \</w:t>
+            </w:r>
+          </w:p>
+          <w:p>
+            <w:pPr>
+              <w:shd w:fill="F0F4F8" w:val="clear"/>
+              <w:spacing w:before="0" w:after="0"/>
+            </w:pPr>
+            <w:r>
+              <w:rPr>
+                <w:rFonts w:ascii="Consolas" w:cs="Consolas" w:eastAsia="Consolas" w:hAnsi="Consolas"/>
+                <w:color w:val="333333"/>
+                <w:sz w:val="17"/>
+                <w:szCs w:val="17"/>
+              </w:rPr>
+              <w:t xml:space="preserve">  --server-id s-2a4905e8210f48248 \</w:t>
+            </w:r>
+          </w:p>
+          <w:p>
+            <w:pPr>
+              <w:shd w:fill="F0F4F8" w:val="clear"/>
+              <w:spacing w:before="0" w:after="0"/>
+            </w:pPr>
+            <w:r>
+              <w:rPr>
+                <w:rFonts w:ascii="Consolas" w:cs="Consolas" w:eastAsia="Consolas" w:hAnsi="Consolas"/>
+                <w:color w:val="333333"/>
+                <w:sz w:val="17"/>
+                <w:szCs w:val="17"/>
+              </w:rPr>
+              <w:t xml:space="preserve">  --query 'Server.State' --output text</w:t>
+            </w:r>
+          </w:p>
+          <w:p>
+            <w:pPr>
+              <w:shd w:fill="F0F4F8" w:val="clear"/>
+              <w:spacing w:before="0" w:after="0"/>
+            </w:pPr>
+            <w:r>
+              <w:rPr>
+                <w:rFonts w:ascii="Consolas" w:cs="Consolas" w:eastAsia="Consolas" w:hAnsi="Consolas"/>
+                <w:color w:val="333333"/>
+                <w:sz w:val="17"/>
+                <w:szCs w:val="17"/>
+              </w:rPr>
+              <w:t xml:space="preserve"/>
+            </w:r>
+          </w:p>
+          <w:p>
+            <w:pPr>
+              <w:shd w:fill="F0F4F8" w:val="clear"/>
+              <w:spacing w:before="0" w:after="0"/>
+            </w:pPr>
+            <w:r>
+              <w:rPr>
+                <w:rFonts w:ascii="Consolas" w:cs="Consolas" w:eastAsia="Consolas" w:hAnsi="Consolas"/>
+                <w:color w:val="333333"/>
+                <w:sz w:val="17"/>
+                <w:szCs w:val="17"/>
+              </w:rPr>
+              <w:t xml:space="preserve"># SH系 ONLINE 確認</w:t>
+            </w:r>
+          </w:p>
+          <w:p>
+            <w:pPr>
+              <w:shd w:fill="F0F4F8" w:val="clear"/>
+              <w:spacing w:before="0" w:after="0"/>
+            </w:pPr>
+            <w:r>
+              <w:rPr>
+                <w:rFonts w:ascii="Consolas" w:cs="Consolas" w:eastAsia="Consolas" w:hAnsi="Consolas"/>
+                <w:color w:val="333333"/>
+                <w:sz w:val="17"/>
+                <w:szCs w:val="17"/>
+              </w:rPr>
+              <w:t xml:space="preserve">aws transfer describe-server \</w:t>
+            </w:r>
+          </w:p>
+          <w:p>
+            <w:pPr>
+              <w:shd w:fill="F0F4F8" w:val="clear"/>
+              <w:spacing w:before="0" w:after="0"/>
+            </w:pPr>
+            <w:r>
+              <w:rPr>
+                <w:rFonts w:ascii="Consolas" w:cs="Consolas" w:eastAsia="Consolas" w:hAnsi="Consolas"/>
+                <w:color w:val="333333"/>
+                <w:sz w:val="17"/>
+                <w:szCs w:val="17"/>
+              </w:rPr>
+              <w:t xml:space="preserve">  --server-id s-5546031218784c4ba \</w:t>
+            </w:r>
+          </w:p>
+          <w:p>
+            <w:pPr>
+              <w:shd w:fill="F0F4F8" w:val="clear"/>
+              <w:spacing w:before="0" w:after="0"/>
+            </w:pPr>
+            <w:r>
+              <w:rPr>
+                <w:rFonts w:ascii="Consolas" w:cs="Consolas" w:eastAsia="Consolas" w:hAnsi="Consolas"/>
+                <w:color w:val="333333"/>
+                <w:sz w:val="17"/>
+                <w:szCs w:val="17"/>
+              </w:rPr>
+              <w:t xml:space="preserve">  --query 'Server.State' --output text</w:t>
+            </w:r>
+          </w:p>
+        </w:tc>
+        <w:tc>
+          <w:tcPr>
+            <w:tcW w:type="dxa" w:w="2400"/>
+            <w:tcBorders>
+              <w:top w:val="single" w:color="CCCCCC" w:sz="4"/>
+              <w:left w:val="single" w:color="CCCCCC" w:sz="4"/>
+              <w:bottom w:val="single" w:color="CCCCCC" w:sz="4"/>
+              <w:right w:val="single" w:color="CCCCCC" w:sz="4"/>
+            </w:tcBorders>
+            <w:tcMar>
+              <w:top w:type="dxa" w:w="60"/>
+              <w:left w:type="dxa" w:w="100"/>
+              <w:bottom w:type="dxa" w:w="60"/>
+              <w:right w:type="dxa" w:w="100"/>
+            </w:tcMar>
+          </w:tcPr>
+          <w:p>
+            <w:pPr>
+              <w:spacing w:before="40" w:after="40"/>
+            </w:pPr>
+            <w:r>
+              <w:rPr>
+                <w:rFonts w:ascii="BIZ UDPゴシック" w:cs="BIZ UDPゴシック" w:eastAsia="BIZ UDPゴシック" w:hAnsi="BIZ UDPゴシック"/>
+                <w:sz w:val="20"/>
+                <w:szCs w:val="20"/>
+              </w:rPr>
+              <w:t xml:space="preserve">ONLINE と表示されること</w:t>
+            </w:r>
+          </w:p>
+          <w:p>
+            <w:pPr>
+              <w:spacing w:before="60" w:after="0"/>
+            </w:pPr>
+            <w:r>
+              <w:rPr>
+                <w:rFonts w:ascii="BIZ UDPゴシック" w:cs="BIZ UDPゴシック" w:eastAsia="BIZ UDPゴシック" w:hAnsi="BIZ UDPゴシック"/>
+                <w:b/>
+                <w:bCs/>
+                <w:color w:val="1F4D78"/>
+                <w:sz w:val="18"/>
+                <w:szCs w:val="18"/>
+              </w:rPr>
+              <w:t xml:space="preserve">✔ 確認ポイント:</w:t>
+            </w:r>
+          </w:p>
+          <w:p>
+            <w:pPr>
+              <w:spacing w:before="0" w:after="0"/>
+              <w:ind w:left="200"/>
+            </w:pPr>
+            <w:r>
+              <w:rPr>
+                <w:rFonts w:ascii="BIZ UDPゴシック" w:cs="BIZ UDPゴシック" w:eastAsia="BIZ UDPゴシック" w:hAnsi="BIZ UDPゴシック"/>
+                <w:sz w:val="18"/>
+                <w:szCs w:val="18"/>
+              </w:rPr>
+              <w:t xml:space="preserve">・ONLINE を確認してからカスミ担当者に「起動完了・送信可能」と連絡する</w:t>
+            </w:r>
+          </w:p>
+          <w:p>
+            <w:pPr>
+              <w:spacing w:before="0" w:after="0"/>
+              <w:ind w:left="200"/>
+            </w:pPr>
+            <w:r>
+              <w:rPr>
+                <w:rFonts w:ascii="BIZ UDPゴシック" w:cs="BIZ UDPゴシック" w:eastAsia="BIZ UDPゴシック" w:hAnsi="BIZ UDPゴシック"/>
+                <w:sz w:val="18"/>
+                <w:szCs w:val="18"/>
+              </w:rPr>
+              <w:t xml:space="preserve">・STARTING が続く場合は1分待って再実行する</w:t>
+            </w:r>
+          </w:p>
+        </w:tc>
+        <w:tc>
+          <w:tcPr>
+            <w:tcW w:type="dxa" w:w="600"/>
+            <w:tcBorders>
+              <w:top w:val="single" w:color="CCCCCC" w:sz="4"/>
+              <w:left w:val="single" w:color="CCCCCC" w:sz="4"/>
+              <w:bottom w:val="single" w:color="CCCCCC" w:sz="4"/>
+              <w:right w:val="single" w:color="CCCCCC" w:sz="4"/>
+            </w:tcBorders>
+            <w:shd w:fill="FFFFFF" w:val="clear"/>
+            <w:tcMar>
+              <w:top w:type="dxa" w:w="60"/>
+              <w:left w:type="dxa" w:w="100"/>
+              <w:bottom w:type="dxa" w:w="60"/>
+              <w:right w:type="dxa" w:w="100"/>
+            </w:tcMar>
+          </w:tcPr>
+          <w:p>
+            <w:r>
+              <w:rPr>
+                <w:rFonts w:ascii="BIZ UDPゴシック" w:cs="BIZ UDPゴシック" w:eastAsia="BIZ UDPゴシック" w:hAnsi="BIZ UDPゴシック"/>
+                <w:b w:val="false"/>
+                <w:bCs w:val="false"/>
+                <w:color w:val="000000"/>
+                <w:sz w:val="22"/>
+                <w:szCs w:val="22"/>
+              </w:rPr>
+              <w:t xml:space="preserve"/>
+            </w:r>
+          </w:p>
+        </w:tc>
+      </w:tr>
+      <w:tr>
+        <w:trPr>
+          <w:cantSplit/>
+        </w:trPr>
+        <w:tc>
+          <w:tcPr>
+            <w:tcW w:type="dxa" w:w="600"/>
+            <w:tcBorders>
+              <w:top w:val="single" w:color="CCCCCC" w:sz="4"/>
+              <w:left w:val="single" w:color="CCCCCC" w:sz="4"/>
+              <w:bottom w:val="single" w:color="CCCCCC" w:sz="4"/>
+              <w:right w:val="single" w:color="CCCCCC" w:sz="4"/>
+            </w:tcBorders>
+            <w:shd w:fill="FFFFFF" w:val="clear"/>
+            <w:tcMar>
+              <w:top w:type="dxa" w:w="60"/>
+              <w:left w:type="dxa" w:w="100"/>
+              <w:bottom w:type="dxa" w:w="60"/>
+              <w:right w:type="dxa" w:w="100"/>
+            </w:tcMar>
+          </w:tcPr>
+          <w:p>
+            <w:r>
+              <w:rPr>
+                <w:rFonts w:ascii="BIZ UDPゴシック" w:cs="BIZ UDPゴシック" w:eastAsia="BIZ UDPゴシック" w:hAnsi="BIZ UDPゴシック"/>
+                <w:b w:val="false"/>
+                <w:bCs w:val="false"/>
+                <w:color w:val="000000"/>
+                <w:sz w:val="22"/>
+                <w:szCs w:val="22"/>
+              </w:rPr>
+              <w:t xml:space="preserve">5</w:t>
+            </w:r>
+          </w:p>
+        </w:tc>
+        <w:tc>
+          <w:tcPr>
+            <w:tcW w:type="dxa" w:w="5400"/>
+            <w:tcBorders>
+              <w:top w:val="single" w:color="CCCCCC" w:sz="4"/>
+              <w:left w:val="single" w:color="CCCCCC" w:sz="4"/>
+              <w:bottom w:val="single" w:color="CCCCCC" w:sz="4"/>
+              <w:right w:val="single" w:color="CCCCCC" w:sz="4"/>
+            </w:tcBorders>
+            <w:tcMar>
+              <w:top w:type="dxa" w:w="60"/>
+              <w:left w:type="dxa" w:w="100"/>
+              <w:bottom w:type="dxa" w:w="60"/>
+              <w:right w:type="dxa" w:w="100"/>
+            </w:tcMar>
+          </w:tcPr>
+          <w:p>
+            <w:pPr>
+              <w:spacing w:before="40" w:after="40"/>
+            </w:pPr>
+            <w:r>
+              <w:rPr>
+                <w:rFonts w:ascii="BIZ UDPゴシック" w:cs="BIZ UDPゴシック" w:eastAsia="BIZ UDPゴシック" w:hAnsi="BIZ UDPゴシック"/>
+                <w:sz w:val="20"/>
+                <w:szCs w:val="20"/>
+              </w:rPr>
+              <w:t xml:space="preserve">【STEP 5】ファイル受信を確認する
+ベンダー送信後、S3 にファイルが届いたことを確認する。</w:t>
+            </w:r>
+          </w:p>
+          <w:p>
+            <w:pPr>
+              <w:spacing w:before="60" w:after="0"/>
+            </w:pPr>
+            <w:r>
+              <w:rPr>
+                <w:rFonts w:ascii="BIZ UDPゴシック" w:cs="BIZ UDPゴシック" w:eastAsia="BIZ UDPゴシック" w:hAnsi="BIZ UDPゴシック"/>
+                <w:b/>
+                <w:bCs/>
+                <w:color w:val="1F4D78"/>
+                <w:sz w:val="18"/>
+                <w:szCs w:val="18"/>
+              </w:rPr>
+              <w:t xml:space="preserve">▶ CloudShellコマンド:</w:t>
+            </w:r>
+          </w:p>
+          <w:p>
+            <w:pPr>
+              <w:shd w:fill="F0F4F8" w:val="clear"/>
+              <w:spacing w:before="0" w:after="0"/>
+            </w:pPr>
+            <w:r>
+              <w:rPr>
+                <w:rFonts w:ascii="Consolas" w:cs="Consolas" w:eastAsia="Consolas" w:hAnsi="Consolas"/>
+                <w:color w:val="333333"/>
+                <w:sz w:val="17"/>
+                <w:szCs w:val="17"/>
+              </w:rPr>
+              <w:t xml:space="preserve"># OC系 S3受信確認</w:t>
+            </w:r>
+          </w:p>
+          <w:p>
+            <w:pPr>
+              <w:shd w:fill="F0F4F8" w:val="clear"/>
+              <w:spacing w:before="0" w:after="0"/>
+            </w:pPr>
+            <w:r>
+              <w:rPr>
+                <w:rFonts w:ascii="Consolas" w:cs="Consolas" w:eastAsia="Consolas" w:hAnsi="Consolas"/>
+                <w:color w:val="333333"/>
+                <w:sz w:val="17"/>
+                <w:szCs w:val="17"/>
+              </w:rPr>
+              <w:t xml:space="preserve">aws s3 ls s3://prd-ignica-ksm/pos-original/oc/receive/ \</w:t>
+            </w:r>
+          </w:p>
+          <w:p>
+            <w:pPr>
+              <w:shd w:fill="F0F4F8" w:val="clear"/>
+              <w:spacing w:before="0" w:after="0"/>
+            </w:pPr>
+            <w:r>
+              <w:rPr>
+                <w:rFonts w:ascii="Consolas" w:cs="Consolas" w:eastAsia="Consolas" w:hAnsi="Consolas"/>
+                <w:color w:val="333333"/>
+                <w:sz w:val="17"/>
+                <w:szCs w:val="17"/>
+              </w:rPr>
+              <w:t xml:space="preserve">  --recursive | sort | tail -10</w:t>
+            </w:r>
+          </w:p>
+          <w:p>
+            <w:pPr>
+              <w:shd w:fill="F0F4F8" w:val="clear"/>
+              <w:spacing w:before="0" w:after="0"/>
+            </w:pPr>
+            <w:r>
+              <w:rPr>
+                <w:rFonts w:ascii="Consolas" w:cs="Consolas" w:eastAsia="Consolas" w:hAnsi="Consolas"/>
+                <w:color w:val="333333"/>
+                <w:sz w:val="17"/>
+                <w:szCs w:val="17"/>
+              </w:rPr>
+              <w:t xml:space="preserve"/>
+            </w:r>
+          </w:p>
+          <w:p>
+            <w:pPr>
+              <w:shd w:fill="F0F4F8" w:val="clear"/>
+              <w:spacing w:before="0" w:after="0"/>
+            </w:pPr>
+            <w:r>
+              <w:rPr>
+                <w:rFonts w:ascii="Consolas" w:cs="Consolas" w:eastAsia="Consolas" w:hAnsi="Consolas"/>
+                <w:color w:val="333333"/>
+                <w:sz w:val="17"/>
+                <w:szCs w:val="17"/>
+              </w:rPr>
+              <w:t xml:space="preserve"># SH系 S3受信確認</w:t>
+            </w:r>
+          </w:p>
+          <w:p>
+            <w:pPr>
+              <w:shd w:fill="F0F4F8" w:val="clear"/>
+              <w:spacing w:before="0" w:after="0"/>
+            </w:pPr>
+            <w:r>
+              <w:rPr>
+                <w:rFonts w:ascii="Consolas" w:cs="Consolas" w:eastAsia="Consolas" w:hAnsi="Consolas"/>
+                <w:color w:val="333333"/>
+                <w:sz w:val="17"/>
+                <w:szCs w:val="17"/>
+              </w:rPr>
+              <w:t xml:space="preserve">aws s3 ls s3://prd-ignica-ksm/pos-original/sh/receive/ \</w:t>
+            </w:r>
+          </w:p>
+          <w:p>
+            <w:pPr>
+              <w:shd w:fill="F0F4F8" w:val="clear"/>
+              <w:spacing w:before="0" w:after="0"/>
+            </w:pPr>
+            <w:r>
+              <w:rPr>
+                <w:rFonts w:ascii="Consolas" w:cs="Consolas" w:eastAsia="Consolas" w:hAnsi="Consolas"/>
+                <w:color w:val="333333"/>
+                <w:sz w:val="17"/>
+                <w:szCs w:val="17"/>
+              </w:rPr>
+              <w:t xml:space="preserve">  --recursive | sort | tail -10</w:t>
+            </w:r>
+          </w:p>
+        </w:tc>
+        <w:tc>
+          <w:tcPr>
+            <w:tcW w:type="dxa" w:w="2400"/>
+            <w:tcBorders>
+              <w:top w:val="single" w:color="CCCCCC" w:sz="4"/>
+              <w:left w:val="single" w:color="CCCCCC" w:sz="4"/>
+              <w:bottom w:val="single" w:color="CCCCCC" w:sz="4"/>
+              <w:right w:val="single" w:color="CCCCCC" w:sz="4"/>
+            </w:tcBorders>
+            <w:tcMar>
+              <w:top w:type="dxa" w:w="60"/>
+              <w:left w:type="dxa" w:w="100"/>
+              <w:bottom w:type="dxa" w:w="60"/>
+              <w:right w:type="dxa" w:w="100"/>
+            </w:tcMar>
+          </w:tcPr>
+          <w:p>
+            <w:pPr>
+              <w:spacing w:before="40" w:after="40"/>
+            </w:pPr>
+            <w:r>
+              <w:rPr>
+                <w:rFonts w:ascii="BIZ UDPゴシック" w:cs="BIZ UDPゴシック" w:eastAsia="BIZ UDPゴシック" w:hAnsi="BIZ UDPゴシック"/>
+                <w:sz w:val="20"/>
+                <w:szCs w:val="20"/>
+              </w:rPr>
+              <w:t xml:space="preserve">直近のタイムスタンプでファイルが存在すること</w:t>
+            </w:r>
+          </w:p>
+          <w:p>
+            <w:pPr>
+              <w:spacing w:before="60" w:after="0"/>
+            </w:pPr>
+            <w:r>
+              <w:rPr>
+                <w:rFonts w:ascii="BIZ UDPゴシック" w:cs="BIZ UDPゴシック" w:eastAsia="BIZ UDPゴシック" w:hAnsi="BIZ UDPゴシック"/>
+                <w:b/>
+                <w:bCs/>
+                <w:color w:val="1F4D78"/>
+                <w:sz w:val="18"/>
+                <w:szCs w:val="18"/>
+              </w:rPr>
+              <w:t xml:space="preserve">✔ 確認ポイント:</w:t>
+            </w:r>
+          </w:p>
+          <w:p>
+            <w:pPr>
+              <w:spacing w:before="0" w:after="0"/>
+              <w:ind w:left="200"/>
+            </w:pPr>
+            <w:r>
+              <w:rPr>
+                <w:rFonts w:ascii="BIZ UDPゴシック" w:cs="BIZ UDPゴシック" w:eastAsia="BIZ UDPゴシック" w:hAnsi="BIZ UDPゴシック"/>
+                <w:sz w:val="18"/>
+                <w:szCs w:val="18"/>
+              </w:rPr>
+              <w:t xml:space="preserve">・ファイルのタイムスタンプが送信時刻と一致すること</w:t>
+            </w:r>
+          </w:p>
+          <w:p>
+            <w:pPr>
+              <w:spacing w:before="0" w:after="0"/>
+              <w:ind w:left="200"/>
+            </w:pPr>
+            <w:r>
+              <w:rPr>
+                <w:rFonts w:ascii="BIZ UDPゴシック" w:cs="BIZ UDPゴシック" w:eastAsia="BIZ UDPゴシック" w:hAnsi="BIZ UDPゴシック"/>
+                <w:sz w:val="18"/>
+                <w:szCs w:val="18"/>
+              </w:rPr>
+              <w:t xml:space="preserve">・ファイルが存在しない場合はベンダーに再送信を依頼する</w:t>
+            </w:r>
+          </w:p>
+        </w:tc>
+        <w:tc>
+          <w:tcPr>
+            <w:tcW w:type="dxa" w:w="600"/>
+            <w:tcBorders>
+              <w:top w:val="single" w:color="CCCCCC" w:sz="4"/>
+              <w:left w:val="single" w:color="CCCCCC" w:sz="4"/>
+              <w:bottom w:val="single" w:color="CCCCCC" w:sz="4"/>
+              <w:right w:val="single" w:color="CCCCCC" w:sz="4"/>
+            </w:tcBorders>
+            <w:shd w:fill="FFFFFF" w:val="clear"/>
+            <w:tcMar>
+              <w:top w:type="dxa" w:w="60"/>
+              <w:left w:type="dxa" w:w="100"/>
+              <w:bottom w:type="dxa" w:w="60"/>
+              <w:right w:type="dxa" w:w="100"/>
+            </w:tcMar>
+          </w:tcPr>
+          <w:p>
+            <w:r>
+              <w:rPr>
+                <w:rFonts w:ascii="BIZ UDPゴシック" w:cs="BIZ UDPゴシック" w:eastAsia="BIZ UDPゴシック" w:hAnsi="BIZ UDPゴシック"/>
+                <w:b w:val="false"/>
+                <w:bCs w:val="false"/>
+                <w:color w:val="000000"/>
+                <w:sz w:val="22"/>
+                <w:szCs w:val="22"/>
+              </w:rPr>
+              <w:t xml:space="preserve"/>
+            </w:r>
+          </w:p>
+        </w:tc>
+      </w:tr>
+      <w:tr>
+        <w:trPr>
+          <w:cantSplit/>
+        </w:trPr>
+        <w:tc>
+          <w:tcPr>
+            <w:tcW w:type="dxa" w:w="600"/>
+            <w:tcBorders>
+              <w:top w:val="single" w:color="CCCCCC" w:sz="4"/>
+              <w:left w:val="single" w:color="CCCCCC" w:sz="4"/>
+              <w:bottom w:val="single" w:color="CCCCCC" w:sz="4"/>
+              <w:right w:val="single" w:color="CCCCCC" w:sz="4"/>
+            </w:tcBorders>
+            <w:shd w:fill="FFFFFF" w:val="clear"/>
+            <w:tcMar>
+              <w:top w:type="dxa" w:w="60"/>
+              <w:left w:type="dxa" w:w="100"/>
+              <w:bottom w:type="dxa" w:w="60"/>
+              <w:right w:type="dxa" w:w="100"/>
+            </w:tcMar>
+          </w:tcPr>
+          <w:p>
+            <w:r>
+              <w:rPr>
+                <w:rFonts w:ascii="BIZ UDPゴシック" w:cs="BIZ UDPゴシック" w:eastAsia="BIZ UDPゴシック" w:hAnsi="BIZ UDPゴシック"/>
+                <w:b w:val="false"/>
+                <w:bCs w:val="false"/>
+                <w:color w:val="000000"/>
+                <w:sz w:val="22"/>
+                <w:szCs w:val="22"/>
+              </w:rPr>
+              <w:t xml:space="preserve">6</w:t>
+            </w:r>
+          </w:p>
+        </w:tc>
+        <w:tc>
+          <w:tcPr>
+            <w:tcW w:type="dxa" w:w="5400"/>
+            <w:tcBorders>
+              <w:top w:val="single" w:color="CCCCCC" w:sz="4"/>
+              <w:left w:val="single" w:color="CCCCCC" w:sz="4"/>
+              <w:bottom w:val="single" w:color="CCCCCC" w:sz="4"/>
+              <w:right w:val="single" w:color="CCCCCC" w:sz="4"/>
+            </w:tcBorders>
+            <w:tcMar>
+              <w:top w:type="dxa" w:w="60"/>
+              <w:left w:type="dxa" w:w="100"/>
+              <w:bottom w:type="dxa" w:w="60"/>
+              <w:right w:type="dxa" w:w="100"/>
+            </w:tcMar>
+          </w:tcPr>
+          <w:p>
+            <w:pPr>
+              <w:spacing w:before="40" w:after="40"/>
+            </w:pPr>
+            <w:r>
+              <w:rPr>
+                <w:rFonts w:ascii="BIZ UDPゴシック" w:cs="BIZ UDPゴシック" w:eastAsia="BIZ UDPゴシック" w:hAnsi="BIZ UDPゴシック"/>
+                <w:sz w:val="20"/>
+                <w:szCs w:val="20"/>
+              </w:rPr>
+              <w:t xml:space="preserve">【STEP 6】Step Functions の自動起動を確認する
+S3 にファイルが届くと EventBridge 経由で Step Functions が自動起動する。</w:t>
+            </w:r>
+          </w:p>
+          <w:p>
+            <w:pPr>
+              <w:spacing w:before="60" w:after="0"/>
+            </w:pPr>
+            <w:r>
+              <w:rPr>
+                <w:rFonts w:ascii="BIZ UDPゴシック" w:cs="BIZ UDPゴシック" w:eastAsia="BIZ UDPゴシック" w:hAnsi="BIZ UDPゴシック"/>
+                <w:b/>
+                <w:bCs/>
+                <w:color w:val="1F4D78"/>
+                <w:sz w:val="18"/>
+                <w:szCs w:val="18"/>
+              </w:rPr>
+              <w:t xml:space="preserve">▶ CloudShellコマンド:</w:t>
+            </w:r>
+          </w:p>
+          <w:p>
+            <w:pPr>
+              <w:shd w:fill="F0F4F8" w:val="clear"/>
+              <w:spacing w:before="0" w:after="0"/>
+            </w:pPr>
+            <w:r>
+              <w:rPr>
+                <w:rFonts w:ascii="Consolas" w:cs="Consolas" w:eastAsia="Consolas" w:hAnsi="Consolas"/>
+                <w:color w:val="333333"/>
+                <w:sz w:val="17"/>
+                <w:szCs w:val="17"/>
+              </w:rPr>
+              <w:t xml:space="preserve"># OC系 Step Functions 実行状況確認</w:t>
+            </w:r>
+          </w:p>
+          <w:p>
+            <w:pPr>
+              <w:shd w:fill="F0F4F8" w:val="clear"/>
+              <w:spacing w:before="0" w:after="0"/>
+            </w:pPr>
+            <w:r>
+              <w:rPr>
+                <w:rFonts w:ascii="Consolas" w:cs="Consolas" w:eastAsia="Consolas" w:hAnsi="Consolas"/>
+                <w:color w:val="333333"/>
+                <w:sz w:val="17"/>
+                <w:szCs w:val="17"/>
+              </w:rPr>
+              <w:t xml:space="preserve">aws stepfunctions list-executions \</w:t>
+            </w:r>
+          </w:p>
+          <w:p>
+            <w:pPr>
+              <w:shd w:fill="F0F4F8" w:val="clear"/>
+              <w:spacing w:before="0" w:after="0"/>
+            </w:pPr>
+            <w:r>
+              <w:rPr>
+                <w:rFonts w:ascii="Consolas" w:cs="Consolas" w:eastAsia="Consolas" w:hAnsi="Consolas"/>
+                <w:color w:val="333333"/>
+                <w:sz w:val="17"/>
+                <w:szCs w:val="17"/>
+              </w:rPr>
+              <w:t xml:space="preserve">  --state-machine-arn arn:aws:states:ap-northeast-1:332802448674:stateMachine:ksm-posprd-sf-sm-receive-pos-master-oc \</w:t>
+            </w:r>
+          </w:p>
+          <w:p>
+            <w:pPr>
+              <w:shd w:fill="F0F4F8" w:val="clear"/>
+              <w:spacing w:before="0" w:after="0"/>
+            </w:pPr>
+            <w:r>
+              <w:rPr>
+                <w:rFonts w:ascii="Consolas" w:cs="Consolas" w:eastAsia="Consolas" w:hAnsi="Consolas"/>
+                <w:color w:val="333333"/>
+                <w:sz w:val="17"/>
+                <w:szCs w:val="17"/>
+              </w:rPr>
+              <w:t xml:space="preserve">  --status-filter RUNNING \</w:t>
+            </w:r>
+          </w:p>
+          <w:p>
+            <w:pPr>
+              <w:shd w:fill="F0F4F8" w:val="clear"/>
+              <w:spacing w:before="0" w:after="0"/>
+            </w:pPr>
+            <w:r>
+              <w:rPr>
+                <w:rFonts w:ascii="Consolas" w:cs="Consolas" w:eastAsia="Consolas" w:hAnsi="Consolas"/>
+                <w:color w:val="333333"/>
+                <w:sz w:val="17"/>
+                <w:szCs w:val="17"/>
+              </w:rPr>
+              <w:t xml:space="preserve">  --max-results 5</w:t>
+            </w:r>
+          </w:p>
+          <w:p>
+            <w:pPr>
+              <w:shd w:fill="F0F4F8" w:val="clear"/>
+              <w:spacing w:before="0" w:after="0"/>
+            </w:pPr>
+            <w:r>
+              <w:rPr>
+                <w:rFonts w:ascii="Consolas" w:cs="Consolas" w:eastAsia="Consolas" w:hAnsi="Consolas"/>
+                <w:color w:val="333333"/>
+                <w:sz w:val="17"/>
+                <w:szCs w:val="17"/>
+              </w:rPr>
+              <w:t xml:space="preserve"/>
+            </w:r>
+          </w:p>
+          <w:p>
+            <w:pPr>
+              <w:shd w:fill="F0F4F8" w:val="clear"/>
+              <w:spacing w:before="0" w:after="0"/>
+            </w:pPr>
+            <w:r>
+              <w:rPr>
+                <w:rFonts w:ascii="Consolas" w:cs="Consolas" w:eastAsia="Consolas" w:hAnsi="Consolas"/>
+                <w:color w:val="333333"/>
+                <w:sz w:val="17"/>
+                <w:szCs w:val="17"/>
+              </w:rPr>
+              <w:t xml:space="preserve"># SH系 Step Functions 実行状況確認</w:t>
+            </w:r>
+          </w:p>
+          <w:p>
+            <w:pPr>
+              <w:shd w:fill="F0F4F8" w:val="clear"/>
+              <w:spacing w:before="0" w:after="0"/>
+            </w:pPr>
+            <w:r>
+              <w:rPr>
+                <w:rFonts w:ascii="Consolas" w:cs="Consolas" w:eastAsia="Consolas" w:hAnsi="Consolas"/>
+                <w:color w:val="333333"/>
+                <w:sz w:val="17"/>
+                <w:szCs w:val="17"/>
+              </w:rPr>
+              <w:t xml:space="preserve">aws stepfunctions list-executions \</w:t>
+            </w:r>
+          </w:p>
+          <w:p>
+            <w:pPr>
+              <w:shd w:fill="F0F4F8" w:val="clear"/>
+              <w:spacing w:before="0" w:after="0"/>
+            </w:pPr>
+            <w:r>
+              <w:rPr>
+                <w:rFonts w:ascii="Consolas" w:cs="Consolas" w:eastAsia="Consolas" w:hAnsi="Consolas"/>
+                <w:color w:val="333333"/>
+                <w:sz w:val="17"/>
+                <w:szCs w:val="17"/>
+              </w:rPr>
+              <w:t xml:space="preserve">  --state-machine-arn arn:aws:states:ap-northeast-1:332802448674:stateMachine:ksm-posprd-sf-sm-import-pos-master-sh \</w:t>
+            </w:r>
+          </w:p>
+          <w:p>
+            <w:pPr>
+              <w:shd w:fill="F0F4F8" w:val="clear"/>
+              <w:spacing w:before="0" w:after="0"/>
+            </w:pPr>
+            <w:r>
+              <w:rPr>
+                <w:rFonts w:ascii="Consolas" w:cs="Consolas" w:eastAsia="Consolas" w:hAnsi="Consolas"/>
+                <w:color w:val="333333"/>
+                <w:sz w:val="17"/>
+                <w:szCs w:val="17"/>
+              </w:rPr>
+              <w:t xml:space="preserve">  --status-filter RUNNING \</w:t>
+            </w:r>
+          </w:p>
+          <w:p>
+            <w:pPr>
+              <w:shd w:fill="F0F4F8" w:val="clear"/>
+              <w:spacing w:before="0" w:after="0"/>
+            </w:pPr>
+            <w:r>
+              <w:rPr>
+                <w:rFonts w:ascii="Consolas" w:cs="Consolas" w:eastAsia="Consolas" w:hAnsi="Consolas"/>
+                <w:color w:val="333333"/>
+                <w:sz w:val="17"/>
+                <w:szCs w:val="17"/>
+              </w:rPr>
+              <w:t xml:space="preserve">  --max-results 5</w:t>
+            </w:r>
+          </w:p>
+        </w:tc>
+        <w:tc>
+          <w:tcPr>
+            <w:tcW w:type="dxa" w:w="2400"/>
+            <w:tcBorders>
+              <w:top w:val="single" w:color="CCCCCC" w:sz="4"/>
+              <w:left w:val="single" w:color="CCCCCC" w:sz="4"/>
+              <w:bottom w:val="single" w:color="CCCCCC" w:sz="4"/>
+              <w:right w:val="single" w:color="CCCCCC" w:sz="4"/>
+            </w:tcBorders>
+            <w:tcMar>
+              <w:top w:type="dxa" w:w="60"/>
+              <w:left w:type="dxa" w:w="100"/>
+              <w:bottom w:type="dxa" w:w="60"/>
+              <w:right w:type="dxa" w:w="100"/>
+            </w:tcMar>
+          </w:tcPr>
+          <w:p>
+            <w:pPr>
+              <w:spacing w:before="40" w:after="40"/>
+            </w:pPr>
+            <w:r>
+              <w:rPr>
+                <w:rFonts w:ascii="BIZ UDPゴシック" w:cs="BIZ UDPゴシック" w:eastAsia="BIZ UDPゴシック" w:hAnsi="BIZ UDPゴシック"/>
+                <w:sz w:val="20"/>
+                <w:szCs w:val="20"/>
+              </w:rPr>
+              <w:t xml:space="preserve">RUNNING または SUCCEEDED の実行が存在すること</w:t>
+            </w:r>
+          </w:p>
+          <w:p>
+            <w:pPr>
+              <w:spacing w:before="60" w:after="0"/>
+            </w:pPr>
+            <w:r>
+              <w:rPr>
+                <w:rFonts w:ascii="BIZ UDPゴシック" w:cs="BIZ UDPゴシック" w:eastAsia="BIZ UDPゴシック" w:hAnsi="BIZ UDPゴシック"/>
+                <w:b/>
+                <w:bCs/>
+                <w:color w:val="1F4D78"/>
+                <w:sz w:val="18"/>
+                <w:szCs w:val="18"/>
+              </w:rPr>
+              <w:t xml:space="preserve">✔ 確認ポイント:</w:t>
+            </w:r>
+          </w:p>
+          <w:p>
+            <w:pPr>
+              <w:spacing w:before="0" w:after="0"/>
+              <w:ind w:left="200"/>
+            </w:pPr>
+            <w:r>
+              <w:rPr>
+                <w:rFonts w:ascii="BIZ UDPゴシック" w:cs="BIZ UDPゴシック" w:eastAsia="BIZ UDPゴシック" w:hAnsi="BIZ UDPゴシック"/>
+                <w:sz w:val="18"/>
+                <w:szCs w:val="18"/>
+              </w:rPr>
+              <w:t xml:space="preserve">・RUNNING が表示されれば処理中（正常）</w:t>
+            </w:r>
+          </w:p>
+          <w:p>
+            <w:pPr>
+              <w:spacing w:before="0" w:after="0"/>
+              <w:ind w:left="200"/>
+            </w:pPr>
+            <w:r>
+              <w:rPr>
+                <w:rFonts w:ascii="BIZ UDPゴシック" w:cs="BIZ UDPゴシック" w:eastAsia="BIZ UDPゴシック" w:hAnsi="BIZ UDPゴシック"/>
+                <w:sz w:val="18"/>
+                <w:szCs w:val="18"/>
+              </w:rPr>
+              <w:t xml:space="preserve">・5分以上経っても実行が現れない場合は次のSTEP 7 で手動トリガーする</w:t>
+            </w:r>
+          </w:p>
+        </w:tc>
+        <w:tc>
+          <w:tcPr>
+            <w:tcW w:type="dxa" w:w="600"/>
+            <w:tcBorders>
+              <w:top w:val="single" w:color="CCCCCC" w:sz="4"/>
+              <w:left w:val="single" w:color="CCCCCC" w:sz="4"/>
+              <w:bottom w:val="single" w:color="CCCCCC" w:sz="4"/>
+              <w:right w:val="single" w:color="CCCCCC" w:sz="4"/>
+            </w:tcBorders>
+            <w:shd w:fill="FFFFFF" w:val="clear"/>
+            <w:tcMar>
+              <w:top w:type="dxa" w:w="60"/>
+              <w:left w:type="dxa" w:w="100"/>
+              <w:bottom w:type="dxa" w:w="60"/>
+              <w:right w:type="dxa" w:w="100"/>
+            </w:tcMar>
+          </w:tcPr>
+          <w:p>
+            <w:r>
+              <w:rPr>
+                <w:rFonts w:ascii="BIZ UDPゴシック" w:cs="BIZ UDPゴシック" w:eastAsia="BIZ UDPゴシック" w:hAnsi="BIZ UDPゴシック"/>
+                <w:b w:val="false"/>
+                <w:bCs w:val="false"/>
+                <w:color w:val="000000"/>
+                <w:sz w:val="22"/>
+                <w:szCs w:val="22"/>
+              </w:rPr>
+              <w:t xml:space="preserve"/>
+            </w:r>
+          </w:p>
+        </w:tc>
+      </w:tr>
+      <w:tr>
+        <w:trPr>
+          <w:cantSplit/>
+        </w:trPr>
+        <w:tc>
+          <w:tcPr>
+            <w:tcW w:type="dxa" w:w="600"/>
+            <w:tcBorders>
+              <w:top w:val="single" w:color="CCCCCC" w:sz="4"/>
+              <w:left w:val="single" w:color="CCCCCC" w:sz="4"/>
+              <w:bottom w:val="single" w:color="CCCCCC" w:sz="4"/>
+              <w:right w:val="single" w:color="CCCCCC" w:sz="4"/>
+            </w:tcBorders>
+            <w:shd w:fill="FFFFFF" w:val="clear"/>
+            <w:tcMar>
+              <w:top w:type="dxa" w:w="60"/>
+              <w:left w:type="dxa" w:w="100"/>
+              <w:bottom w:type="dxa" w:w="60"/>
+              <w:right w:type="dxa" w:w="100"/>
+            </w:tcMar>
+          </w:tcPr>
+          <w:p>
+            <w:r>
+              <w:rPr>
+                <w:rFonts w:ascii="BIZ UDPゴシック" w:cs="BIZ UDPゴシック" w:eastAsia="BIZ UDPゴシック" w:hAnsi="BIZ UDPゴシック"/>
+                <w:b w:val="false"/>
+                <w:bCs w:val="false"/>
+                <w:color w:val="000000"/>
+                <w:sz w:val="22"/>
+                <w:szCs w:val="22"/>
+              </w:rPr>
+              <w:t xml:space="preserve">7</w:t>
+            </w:r>
+          </w:p>
+        </w:tc>
+        <w:tc>
+          <w:tcPr>
+            <w:tcW w:type="dxa" w:w="5400"/>
+            <w:tcBorders>
+              <w:top w:val="single" w:color="CCCCCC" w:sz="4"/>
+              <w:left w:val="single" w:color="CCCCCC" w:sz="4"/>
+              <w:bottom w:val="single" w:color="CCCCCC" w:sz="4"/>
+              <w:right w:val="single" w:color="CCCCCC" w:sz="4"/>
+            </w:tcBorders>
+            <w:tcMar>
+              <w:top w:type="dxa" w:w="60"/>
+              <w:left w:type="dxa" w:w="100"/>
+              <w:bottom w:type="dxa" w:w="60"/>
+              <w:right w:type="dxa" w:w="100"/>
+            </w:tcMar>
+          </w:tcPr>
+          <w:p>
+            <w:pPr>
+              <w:spacing w:before="40" w:after="40"/>
+            </w:pPr>
+            <w:r>
+              <w:rPr>
+                <w:rFonts w:ascii="BIZ UDPゴシック" w:cs="BIZ UDPゴシック" w:eastAsia="BIZ UDPゴシック" w:hAnsi="BIZ UDPゴシック"/>
+                <w:sz w:val="20"/>
+                <w:szCs w:val="20"/>
+              </w:rPr>
+              <w:t xml:space="preserve">【STEP 7】Step Functions が自動起動しない場合は手動トリガーする（任意）</w:t>
+            </w:r>
+          </w:p>
+          <w:p>
+            <w:pPr>
+              <w:spacing w:before="60" w:after="0"/>
+            </w:pPr>
+            <w:r>
+              <w:rPr>
+                <w:rFonts w:ascii="BIZ UDPゴシック" w:cs="BIZ UDPゴシック" w:eastAsia="BIZ UDPゴシック" w:hAnsi="BIZ UDPゴシック"/>
+                <w:b/>
+                <w:bCs/>
+                <w:color w:val="1F4D78"/>
+                <w:sz w:val="18"/>
+                <w:szCs w:val="18"/>
+              </w:rPr>
+              <w:t xml:space="preserve">▶ CloudShellコマンド:</w:t>
+            </w:r>
+          </w:p>
+          <w:p>
+            <w:pPr>
+              <w:shd w:fill="F0F4F8" w:val="clear"/>
+              <w:spacing w:before="0" w:after="0"/>
+            </w:pPr>
+            <w:r>
+              <w:rPr>
+                <w:rFonts w:ascii="Consolas" w:cs="Consolas" w:eastAsia="Consolas" w:hAnsi="Consolas"/>
+                <w:color w:val="333333"/>
+                <w:sz w:val="17"/>
+                <w:szCs w:val="17"/>
+              </w:rPr>
+              <w:t xml:space="preserve"># OC系 手動トリガー</w:t>
+            </w:r>
+          </w:p>
+          <w:p>
+            <w:pPr>
+              <w:shd w:fill="F0F4F8" w:val="clear"/>
+              <w:spacing w:before="0" w:after="0"/>
+            </w:pPr>
+            <w:r>
+              <w:rPr>
+                <w:rFonts w:ascii="Consolas" w:cs="Consolas" w:eastAsia="Consolas" w:hAnsi="Consolas"/>
+                <w:color w:val="333333"/>
+                <w:sz w:val="17"/>
+                <w:szCs w:val="17"/>
+              </w:rPr>
+              <w:t xml:space="preserve">aws stepfunctions start-execution \</w:t>
+            </w:r>
+          </w:p>
+          <w:p>
+            <w:pPr>
+              <w:shd w:fill="F0F4F8" w:val="clear"/>
+              <w:spacing w:before="0" w:after="0"/>
+            </w:pPr>
+            <w:r>
+              <w:rPr>
+                <w:rFonts w:ascii="Consolas" w:cs="Consolas" w:eastAsia="Consolas" w:hAnsi="Consolas"/>
+                <w:color w:val="333333"/>
+                <w:sz w:val="17"/>
+                <w:szCs w:val="17"/>
+              </w:rPr>
+              <w:t xml:space="preserve">  --state-machine-arn arn:aws:states:ap-northeast-1:332802448674:stateMachine:ksm-posprd-sf-sm-receive-pos-master-oc \</w:t>
+            </w:r>
+          </w:p>
+          <w:p>
+            <w:pPr>
+              <w:shd w:fill="F0F4F8" w:val="clear"/>
+              <w:spacing w:before="0" w:after="0"/>
+            </w:pPr>
+            <w:r>
+              <w:rPr>
+                <w:rFonts w:ascii="Consolas" w:cs="Consolas" w:eastAsia="Consolas" w:hAnsi="Consolas"/>
+                <w:color w:val="333333"/>
+                <w:sz w:val="17"/>
+                <w:szCs w:val="17"/>
+              </w:rPr>
+              <w:t xml:space="preserve">  --name "manual-$(date +%Y%m%d%H%M%S)"</w:t>
+            </w:r>
+          </w:p>
+          <w:p>
+            <w:pPr>
+              <w:shd w:fill="F0F4F8" w:val="clear"/>
+              <w:spacing w:before="0" w:after="0"/>
+            </w:pPr>
+            <w:r>
+              <w:rPr>
+                <w:rFonts w:ascii="Consolas" w:cs="Consolas" w:eastAsia="Consolas" w:hAnsi="Consolas"/>
+                <w:color w:val="333333"/>
+                <w:sz w:val="17"/>
+                <w:szCs w:val="17"/>
+              </w:rPr>
+              <w:t xml:space="preserve"/>
+            </w:r>
+          </w:p>
+          <w:p>
+            <w:pPr>
+              <w:shd w:fill="F0F4F8" w:val="clear"/>
+              <w:spacing w:before="0" w:after="0"/>
+            </w:pPr>
+            <w:r>
+              <w:rPr>
+                <w:rFonts w:ascii="Consolas" w:cs="Consolas" w:eastAsia="Consolas" w:hAnsi="Consolas"/>
+                <w:color w:val="333333"/>
+                <w:sz w:val="17"/>
+                <w:szCs w:val="17"/>
+              </w:rPr>
+              <w:t xml:space="preserve"># SH系 手動トリガー</w:t>
+            </w:r>
+          </w:p>
+          <w:p>
+            <w:pPr>
+              <w:shd w:fill="F0F4F8" w:val="clear"/>
+              <w:spacing w:before="0" w:after="0"/>
+            </w:pPr>
+            <w:r>
+              <w:rPr>
+                <w:rFonts w:ascii="Consolas" w:cs="Consolas" w:eastAsia="Consolas" w:hAnsi="Consolas"/>
+                <w:color w:val="333333"/>
+                <w:sz w:val="17"/>
+                <w:szCs w:val="17"/>
+              </w:rPr>
+              <w:t xml:space="preserve">aws stepfunctions start-execution \</w:t>
+            </w:r>
+          </w:p>
+          <w:p>
+            <w:pPr>
+              <w:shd w:fill="F0F4F8" w:val="clear"/>
+              <w:spacing w:before="0" w:after="0"/>
+            </w:pPr>
+            <w:r>
+              <w:rPr>
+                <w:rFonts w:ascii="Consolas" w:cs="Consolas" w:eastAsia="Consolas" w:hAnsi="Consolas"/>
+                <w:color w:val="333333"/>
+                <w:sz w:val="17"/>
+                <w:szCs w:val="17"/>
+              </w:rPr>
+              <w:t xml:space="preserve">  --state-machine-arn arn:aws:states:ap-northeast-1:332802448674:stateMachine:ksm-posprd-sf-sm-import-pos-master-sh \</w:t>
+            </w:r>
+          </w:p>
+          <w:p>
+            <w:pPr>
+              <w:shd w:fill="F0F4F8" w:val="clear"/>
+              <w:spacing w:before="0" w:after="0"/>
+            </w:pPr>
+            <w:r>
+              <w:rPr>
+                <w:rFonts w:ascii="Consolas" w:cs="Consolas" w:eastAsia="Consolas" w:hAnsi="Consolas"/>
+                <w:color w:val="333333"/>
+                <w:sz w:val="17"/>
+                <w:szCs w:val="17"/>
+              </w:rPr>
+              <w:t xml:space="preserve">  --name "manual-$(date +%Y%m%d%H%M%S)"</w:t>
+            </w:r>
+          </w:p>
+        </w:tc>
+        <w:tc>
+          <w:tcPr>
+            <w:tcW w:type="dxa" w:w="2400"/>
+            <w:tcBorders>
+              <w:top w:val="single" w:color="CCCCCC" w:sz="4"/>
+              <w:left w:val="single" w:color="CCCCCC" w:sz="4"/>
+              <w:bottom w:val="single" w:color="CCCCCC" w:sz="4"/>
+              <w:right w:val="single" w:color="CCCCCC" w:sz="4"/>
+            </w:tcBorders>
+            <w:tcMar>
+              <w:top w:type="dxa" w:w="60"/>
+              <w:left w:type="dxa" w:w="100"/>
+              <w:bottom w:type="dxa" w:w="60"/>
+              <w:right w:type="dxa" w:w="100"/>
+            </w:tcMar>
+          </w:tcPr>
+          <w:p>
+            <w:pPr>
+              <w:spacing w:before="40" w:after="40"/>
+            </w:pPr>
+            <w:r>
+              <w:rPr>
+                <w:rFonts w:ascii="BIZ UDPゴシック" w:cs="BIZ UDPゴシック" w:eastAsia="BIZ UDPゴシック" w:hAnsi="BIZ UDPゴシック"/>
+                <w:sz w:val="20"/>
+                <w:szCs w:val="20"/>
+              </w:rPr>
+              <w:t xml:space="preserve">executionArn が返却されること</w:t>
+            </w:r>
+          </w:p>
+          <w:p>
+            <w:pPr>
+              <w:spacing w:before="60" w:after="0"/>
+            </w:pPr>
+            <w:r>
+              <w:rPr>
+                <w:rFonts w:ascii="BIZ UDPゴシック" w:cs="BIZ UDPゴシック" w:eastAsia="BIZ UDPゴシック" w:hAnsi="BIZ UDPゴシック"/>
+                <w:b/>
+                <w:bCs/>
+                <w:color w:val="1F4D78"/>
+                <w:sz w:val="18"/>
+                <w:szCs w:val="18"/>
+              </w:rPr>
+              <w:t xml:space="preserve">✔ 確認ポイント:</w:t>
+            </w:r>
+          </w:p>
+          <w:p>
+            <w:pPr>
+              <w:spacing w:before="0" w:after="0"/>
+              <w:ind w:left="200"/>
+            </w:pPr>
+            <w:r>
+              <w:rPr>
+                <w:rFonts w:ascii="BIZ UDPゴシック" w:cs="BIZ UDPゴシック" w:eastAsia="BIZ UDPゴシック" w:hAnsi="BIZ UDPゴシック"/>
+                <w:sz w:val="18"/>
+                <w:szCs w:val="18"/>
+              </w:rPr>
+              <w:t xml:space="preserve">・executionArn が表示されれば起動成功</w:t>
+            </w:r>
+          </w:p>
+          <w:p>
+            <w:pPr>
+              <w:spacing w:before="0" w:after="0"/>
+              <w:ind w:left="200"/>
+            </w:pPr>
+            <w:r>
+              <w:rPr>
+                <w:rFonts w:ascii="BIZ UDPゴシック" w:cs="BIZ UDPゴシック" w:eastAsia="BIZ UDPゴシック" w:hAnsi="BIZ UDPゴシック"/>
+                <w:sz w:val="18"/>
+                <w:szCs w:val="18"/>
+              </w:rPr>
+              <w:t xml:space="preserve">・二重実行に注意：RUNNING 中の実行がある場合は起動しないこと</w:t>
+            </w:r>
+          </w:p>
+        </w:tc>
+        <w:tc>
+          <w:tcPr>
+            <w:tcW w:type="dxa" w:w="600"/>
+            <w:tcBorders>
+              <w:top w:val="single" w:color="CCCCCC" w:sz="4"/>
+              <w:left w:val="single" w:color="CCCCCC" w:sz="4"/>
+              <w:bottom w:val="single" w:color="CCCCCC" w:sz="4"/>
+              <w:right w:val="single" w:color="CCCCCC" w:sz="4"/>
+            </w:tcBorders>
+            <w:shd w:fill="FFFFFF" w:val="clear"/>
+            <w:tcMar>
+              <w:top w:type="dxa" w:w="60"/>
+              <w:left w:type="dxa" w:w="100"/>
+              <w:bottom w:type="dxa" w:w="60"/>
+              <w:right w:type="dxa" w:w="100"/>
+            </w:tcMar>
+          </w:tcPr>
+          <w:p>
+            <w:r>
+              <w:rPr>
+                <w:rFonts w:ascii="BIZ UDPゴシック" w:cs="BIZ UDPゴシック" w:eastAsia="BIZ UDPゴシック" w:hAnsi="BIZ UDPゴシック"/>
+                <w:b w:val="false"/>
+                <w:bCs w:val="false"/>
+                <w:color w:val="000000"/>
+                <w:sz w:val="22"/>
+                <w:szCs w:val="22"/>
+              </w:rPr>
+              <w:t xml:space="preserve"/>
+            </w:r>
+          </w:p>
+        </w:tc>
+      </w:tr>
+      <w:tr>
+        <w:trPr>
+          <w:cantSplit/>
+        </w:trPr>
+        <w:tc>
+          <w:tcPr>
+            <w:tcW w:type="dxa" w:w="600"/>
+            <w:tcBorders>
+              <w:top w:val="single" w:color="CCCCCC" w:sz="4"/>
+              <w:left w:val="single" w:color="CCCCCC" w:sz="4"/>
+              <w:bottom w:val="single" w:color="CCCCCC" w:sz="4"/>
+              <w:right w:val="single" w:color="CCCCCC" w:sz="4"/>
+            </w:tcBorders>
+            <w:shd w:fill="FFFFFF" w:val="clear"/>
+            <w:tcMar>
+              <w:top w:type="dxa" w:w="60"/>
+              <w:left w:type="dxa" w:w="100"/>
+              <w:bottom w:type="dxa" w:w="60"/>
+              <w:right w:type="dxa" w:w="100"/>
+            </w:tcMar>
+          </w:tcPr>
+          <w:p>
+            <w:r>
+              <w:rPr>
+                <w:rFonts w:ascii="BIZ UDPゴシック" w:cs="BIZ UDPゴシック" w:eastAsia="BIZ UDPゴシック" w:hAnsi="BIZ UDPゴシック"/>
+                <w:b w:val="false"/>
+                <w:bCs w:val="false"/>
+                <w:color w:val="000000"/>
+                <w:sz w:val="22"/>
+                <w:szCs w:val="22"/>
+              </w:rPr>
+              <w:t xml:space="preserve">8</w:t>
+            </w:r>
+          </w:p>
+        </w:tc>
+        <w:tc>
+          <w:tcPr>
+            <w:tcW w:type="dxa" w:w="5400"/>
+            <w:tcBorders>
+              <w:top w:val="single" w:color="CCCCCC" w:sz="4"/>
+              <w:left w:val="single" w:color="CCCCCC" w:sz="4"/>
+              <w:bottom w:val="single" w:color="CCCCCC" w:sz="4"/>
+              <w:right w:val="single" w:color="CCCCCC" w:sz="4"/>
+            </w:tcBorders>
+            <w:tcMar>
+              <w:top w:type="dxa" w:w="60"/>
+              <w:left w:type="dxa" w:w="100"/>
+              <w:bottom w:type="dxa" w:w="60"/>
+              <w:right w:type="dxa" w:w="100"/>
+            </w:tcMar>
+          </w:tcPr>
+          <w:p>
+            <w:pPr>
+              <w:spacing w:before="40" w:after="40"/>
+            </w:pPr>
+            <w:r>
+              <w:rPr>
+                <w:rFonts w:ascii="BIZ UDPゴシック" w:cs="BIZ UDPゴシック" w:eastAsia="BIZ UDPゴシック" w:hAnsi="BIZ UDPゴシック"/>
+                <w:sz w:val="20"/>
+                <w:szCs w:val="20"/>
+              </w:rPr>
+              <w:t xml:space="preserve">【STEP 8】作業完了後にサーバーを停止する
+受信・処理が完了したことを確認してからサーバーを停止する。次回の定時停止スケジュール（JST 07:00）まで停止しても問題ない。</w:t>
+            </w:r>
+          </w:p>
+          <w:p>
+            <w:pPr>
+              <w:spacing w:before="60" w:after="0"/>
+            </w:pPr>
+            <w:r>
+              <w:rPr>
+                <w:rFonts w:ascii="BIZ UDPゴシック" w:cs="BIZ UDPゴシック" w:eastAsia="BIZ UDPゴシック" w:hAnsi="BIZ UDPゴシック"/>
+                <w:b/>
+                <w:bCs/>
+                <w:color w:val="1F4D78"/>
+                <w:sz w:val="18"/>
+                <w:szCs w:val="18"/>
+              </w:rPr>
+              <w:t xml:space="preserve">▶ CloudShellコマンド:</w:t>
+            </w:r>
+          </w:p>
+          <w:p>
+            <w:pPr>
+              <w:shd w:fill="F0F4F8" w:val="clear"/>
+              <w:spacing w:before="0" w:after="0"/>
+            </w:pPr>
+            <w:r>
+              <w:rPr>
+                <w:rFonts w:ascii="Consolas" w:cs="Consolas" w:eastAsia="Consolas" w:hAnsi="Consolas"/>
+                <w:color w:val="333333"/>
+                <w:sz w:val="17"/>
+                <w:szCs w:val="17"/>
+              </w:rPr>
+              <w:t xml:space="preserve"># OC系 停止</w:t>
+            </w:r>
+          </w:p>
+          <w:p>
+            <w:pPr>
+              <w:shd w:fill="F0F4F8" w:val="clear"/>
+              <w:spacing w:before="0" w:after="0"/>
+            </w:pPr>
+            <w:r>
+              <w:rPr>
+                <w:rFonts w:ascii="Consolas" w:cs="Consolas" w:eastAsia="Consolas" w:hAnsi="Consolas"/>
+                <w:color w:val="333333"/>
+                <w:sz w:val="17"/>
+                <w:szCs w:val="17"/>
+              </w:rPr>
+              <w:t xml:space="preserve">aws transfer stop-server \</w:t>
+            </w:r>
+          </w:p>
+          <w:p>
+            <w:pPr>
+              <w:shd w:fill="F0F4F8" w:val="clear"/>
+              <w:spacing w:before="0" w:after="0"/>
+            </w:pPr>
+            <w:r>
+              <w:rPr>
+                <w:rFonts w:ascii="Consolas" w:cs="Consolas" w:eastAsia="Consolas" w:hAnsi="Consolas"/>
+                <w:color w:val="333333"/>
+                <w:sz w:val="17"/>
+                <w:szCs w:val="17"/>
+              </w:rPr>
+              <w:t xml:space="preserve">  --server-id s-2a4905e8210f48248</w:t>
+            </w:r>
+          </w:p>
+          <w:p>
+            <w:pPr>
+              <w:shd w:fill="F0F4F8" w:val="clear"/>
+              <w:spacing w:before="0" w:after="0"/>
+            </w:pPr>
+            <w:r>
+              <w:rPr>
+                <w:rFonts w:ascii="Consolas" w:cs="Consolas" w:eastAsia="Consolas" w:hAnsi="Consolas"/>
+                <w:color w:val="333333"/>
+                <w:sz w:val="17"/>
+                <w:szCs w:val="17"/>
+              </w:rPr>
+              <w:t xml:space="preserve"/>
+            </w:r>
+          </w:p>
+          <w:p>
+            <w:pPr>
+              <w:shd w:fill="F0F4F8" w:val="clear"/>
+              <w:spacing w:before="0" w:after="0"/>
+            </w:pPr>
+            <w:r>
+              <w:rPr>
+                <w:rFonts w:ascii="Consolas" w:cs="Consolas" w:eastAsia="Consolas" w:hAnsi="Consolas"/>
+                <w:color w:val="333333"/>
+                <w:sz w:val="17"/>
+                <w:szCs w:val="17"/>
+              </w:rPr>
+              <w:t xml:space="preserve"># SH系 停止</w:t>
+            </w:r>
+          </w:p>
+          <w:p>
+            <w:pPr>
+              <w:shd w:fill="F0F4F8" w:val="clear"/>
+              <w:spacing w:before="0" w:after="0"/>
+            </w:pPr>
+            <w:r>
+              <w:rPr>
+                <w:rFonts w:ascii="Consolas" w:cs="Consolas" w:eastAsia="Consolas" w:hAnsi="Consolas"/>
+                <w:color w:val="333333"/>
+                <w:sz w:val="17"/>
+                <w:szCs w:val="17"/>
+              </w:rPr>
+              <w:t xml:space="preserve">aws transfer stop-server \</w:t>
+            </w:r>
+          </w:p>
+          <w:p>
+            <w:pPr>
+              <w:shd w:fill="F0F4F8" w:val="clear"/>
+              <w:spacing w:before="0" w:after="0"/>
+            </w:pPr>
+            <w:r>
+              <w:rPr>
+                <w:rFonts w:ascii="Consolas" w:cs="Consolas" w:eastAsia="Consolas" w:hAnsi="Consolas"/>
+                <w:color w:val="333333"/>
+                <w:sz w:val="17"/>
+                <w:szCs w:val="17"/>
+              </w:rPr>
+              <w:t xml:space="preserve">  --server-id s-5546031218784c4ba</w:t>
+            </w:r>
+          </w:p>
+          <w:p>
+            <w:pPr>
+              <w:shd w:fill="F0F4F8" w:val="clear"/>
+              <w:spacing w:before="0" w:after="0"/>
+            </w:pPr>
+            <w:r>
+              <w:rPr>
+                <w:rFonts w:ascii="Consolas" w:cs="Consolas" w:eastAsia="Consolas" w:hAnsi="Consolas"/>
+                <w:color w:val="333333"/>
+                <w:sz w:val="17"/>
+                <w:szCs w:val="17"/>
+              </w:rPr>
+              <w:t xml:space="preserve"/>
+            </w:r>
+          </w:p>
+          <w:p>
+            <w:pPr>
+              <w:shd w:fill="F0F4F8" w:val="clear"/>
+              <w:spacing w:before="0" w:after="0"/>
+            </w:pPr>
+            <w:r>
+              <w:rPr>
+                <w:rFonts w:ascii="Consolas" w:cs="Consolas" w:eastAsia="Consolas" w:hAnsi="Consolas"/>
+                <w:color w:val="333333"/>
+                <w:sz w:val="17"/>
+                <w:szCs w:val="17"/>
+              </w:rPr>
+              <w:t xml:space="preserve"># 停止確認</w:t>
+            </w:r>
+          </w:p>
+          <w:p>
+            <w:pPr>
+              <w:shd w:fill="F0F4F8" w:val="clear"/>
+              <w:spacing w:before="0" w:after="0"/>
+            </w:pPr>
+            <w:r>
+              <w:rPr>
+                <w:rFonts w:ascii="Consolas" w:cs="Consolas" w:eastAsia="Consolas" w:hAnsi="Consolas"/>
+                <w:color w:val="333333"/>
+                <w:sz w:val="17"/>
+                <w:szCs w:val="17"/>
+              </w:rPr>
+              <w:t xml:space="preserve">aws transfer describe-server \</w:t>
+            </w:r>
+          </w:p>
+          <w:p>
+            <w:pPr>
+              <w:shd w:fill="F0F4F8" w:val="clear"/>
+              <w:spacing w:before="0" w:after="0"/>
+            </w:pPr>
+            <w:r>
+              <w:rPr>
+                <w:rFonts w:ascii="Consolas" w:cs="Consolas" w:eastAsia="Consolas" w:hAnsi="Consolas"/>
+                <w:color w:val="333333"/>
+                <w:sz w:val="17"/>
+                <w:szCs w:val="17"/>
+              </w:rPr>
+              <w:t xml:space="preserve">  --server-id s-2a4905e8210f48248 \</w:t>
+            </w:r>
+          </w:p>
+          <w:p>
+            <w:pPr>
+              <w:shd w:fill="F0F4F8" w:val="clear"/>
+              <w:spacing w:before="0" w:after="0"/>
+            </w:pPr>
+            <w:r>
+              <w:rPr>
+                <w:rFonts w:ascii="Consolas" w:cs="Consolas" w:eastAsia="Consolas" w:hAnsi="Consolas"/>
+                <w:color w:val="333333"/>
+                <w:sz w:val="17"/>
+                <w:szCs w:val="17"/>
+              </w:rPr>
+              <w:t xml:space="preserve">  --query 'Server.State' --output text</w:t>
+            </w:r>
+          </w:p>
+          <w:p>
+            <w:pPr>
+              <w:shd w:fill="F0F4F8" w:val="clear"/>
+              <w:spacing w:before="0" w:after="0"/>
+            </w:pPr>
+            <w:r>
+              <w:rPr>
+                <w:rFonts w:ascii="Consolas" w:cs="Consolas" w:eastAsia="Consolas" w:hAnsi="Consolas"/>
+                <w:color w:val="333333"/>
+                <w:sz w:val="17"/>
+                <w:szCs w:val="17"/>
+              </w:rPr>
+              <w:t xml:space="preserve">aws transfer describe-server \</w:t>
+            </w:r>
+          </w:p>
+          <w:p>
+            <w:pPr>
+              <w:shd w:fill="F0F4F8" w:val="clear"/>
+              <w:spacing w:before="0" w:after="0"/>
+            </w:pPr>
+            <w:r>
+              <w:rPr>
+                <w:rFonts w:ascii="Consolas" w:cs="Consolas" w:eastAsia="Consolas" w:hAnsi="Consolas"/>
+                <w:color w:val="333333"/>
+                <w:sz w:val="17"/>
+                <w:szCs w:val="17"/>
+              </w:rPr>
+              <w:t xml:space="preserve">  --server-id s-5546031218784c4ba \</w:t>
+            </w:r>
+          </w:p>
+          <w:p>
+            <w:pPr>
+              <w:shd w:fill="F0F4F8" w:val="clear"/>
+              <w:spacing w:before="0" w:after="0"/>
+            </w:pPr>
+            <w:r>
+              <w:rPr>
+                <w:rFonts w:ascii="Consolas" w:cs="Consolas" w:eastAsia="Consolas" w:hAnsi="Consolas"/>
+                <w:color w:val="333333"/>
+                <w:sz w:val="17"/>
+                <w:szCs w:val="17"/>
+              </w:rPr>
+              <w:t xml:space="preserve">  --query 'Server.State' --output text</w:t>
+            </w:r>
+          </w:p>
+        </w:tc>
+        <w:tc>
+          <w:tcPr>
+            <w:tcW w:type="dxa" w:w="2400"/>
+            <w:tcBorders>
+              <w:top w:val="single" w:color="CCCCCC" w:sz="4"/>
+              <w:left w:val="single" w:color="CCCCCC" w:sz="4"/>
+              <w:bottom w:val="single" w:color="CCCCCC" w:sz="4"/>
+              <w:right w:val="single" w:color="CCCCCC" w:sz="4"/>
+            </w:tcBorders>
+            <w:tcMar>
+              <w:top w:type="dxa" w:w="60"/>
+              <w:left w:type="dxa" w:w="100"/>
+              <w:bottom w:type="dxa" w:w="60"/>
+              <w:right w:type="dxa" w:w="100"/>
+            </w:tcMar>
+          </w:tcPr>
+          <w:p>
+            <w:pPr>
+              <w:spacing w:before="40" w:after="40"/>
+            </w:pPr>
+            <w:r>
+              <w:rPr>
+                <w:rFonts w:ascii="BIZ UDPゴシック" w:cs="BIZ UDPゴシック" w:eastAsia="BIZ UDPゴシック" w:hAnsi="BIZ UDPゴシック"/>
+                <w:sz w:val="20"/>
+                <w:szCs w:val="20"/>
+              </w:rPr>
+              <w:t xml:space="preserve">OFFLINE と表示されること</w:t>
+            </w:r>
+          </w:p>
+          <w:p>
+            <w:pPr>
+              <w:spacing w:before="60" w:after="0"/>
+            </w:pPr>
+            <w:r>
+              <w:rPr>
+                <w:rFonts w:ascii="BIZ UDPゴシック" w:cs="BIZ UDPゴシック" w:eastAsia="BIZ UDPゴシック" w:hAnsi="BIZ UDPゴシック"/>
+                <w:b/>
+                <w:bCs/>
+                <w:color w:val="1F4D78"/>
+                <w:sz w:val="18"/>
+                <w:szCs w:val="18"/>
+              </w:rPr>
+              <w:t xml:space="preserve">✔ 確認ポイント:</w:t>
+            </w:r>
+          </w:p>
+          <w:p>
+            <w:pPr>
+              <w:spacing w:before="0" w:after="0"/>
+              <w:ind w:left="200"/>
+            </w:pPr>
+            <w:r>
+              <w:rPr>
+                <w:rFonts w:ascii="BIZ UDPゴシック" w:cs="BIZ UDPゴシック" w:eastAsia="BIZ UDPゴシック" w:hAnsi="BIZ UDPゴシック"/>
+                <w:sz w:val="18"/>
+                <w:szCs w:val="18"/>
+              </w:rPr>
+              <w:t xml:space="preserve">・OFFLINE を確認してからカスミ担当者に「作業完了」と連絡する</w:t>
+            </w:r>
+          </w:p>
+          <w:p>
+            <w:pPr>
+              <w:spacing w:before="0" w:after="0"/>
+              <w:ind w:left="200"/>
+            </w:pPr>
+            <w:r>
+              <w:rPr>
+                <w:rFonts w:ascii="BIZ UDPゴシック" w:cs="BIZ UDPゴシック" w:eastAsia="BIZ UDPゴシック" w:hAnsi="BIZ UDPゴシック"/>
+                <w:sz w:val="18"/>
+                <w:szCs w:val="18"/>
+              </w:rPr>
+              <w:t xml:space="preserve">・停止を忘れた場合は翌朝 07:00 の EventBridge スケジュールが自動停止する</w:t>
+            </w:r>
+          </w:p>
+        </w:tc>
+        <w:tc>
+          <w:tcPr>
+            <w:tcW w:type="dxa" w:w="600"/>
+            <w:tcBorders>
+              <w:top w:val="single" w:color="CCCCCC" w:sz="4"/>
+              <w:left w:val="single" w:color="CCCCCC" w:sz="4"/>
+              <w:bottom w:val="single" w:color="CCCCCC" w:sz="4"/>
+              <w:right w:val="single" w:color="CCCCCC" w:sz="4"/>
+            </w:tcBorders>
+            <w:shd w:fill="FFFFFF" w:val="clear"/>
+            <w:tcMar>
+              <w:top w:type="dxa" w:w="60"/>
+              <w:left w:type="dxa" w:w="100"/>
+              <w:bottom w:type="dxa" w:w="60"/>
+              <w:right w:type="dxa" w:w="100"/>
+            </w:tcMar>
+          </w:tcPr>
+          <w:p>
+            <w:r>
+              <w:rPr>
+                <w:rFonts w:ascii="BIZ UDPゴシック" w:cs="BIZ UDPゴシック" w:eastAsia="BIZ UDPゴシック" w:hAnsi="BIZ UDPゴシック"/>
+                <w:b w:val="false"/>
+                <w:bCs w:val="false"/>
+                <w:color w:val="000000"/>
+                <w:sz w:val="22"/>
+                <w:szCs w:val="22"/>
+              </w:rPr>
+              <w:t xml:space="preserve"/>
+            </w:r>
+          </w:p>
+        </w:tc>
+      </w:tr>
+    </w:tbl>
+    <w:p>
+      <w:pPr>
+        <w:spacing w:before="40" w:after="40"/>
+      </w:pPr>
+      <w:r>
+        <w:t xml:space="preserve"/>
+      </w:r>
+    </w:p>
+    <w:p>
+      <w:pPr>
+        <w:spacing w:before="60" w:after="60"/>
+      </w:pPr>
+      <w:r>
+        <w:rPr>
+          <w:rFonts w:ascii="BIZ UDPゴシック" w:cs="BIZ UDPゴシック" w:eastAsia="BIZ UDPゴシック" w:hAnsi="BIZ UDPゴシック"/>
+          <w:color w:val="595959"/>
+          <w:sz w:val="20"/>
+          <w:szCs w:val="20"/>
+        </w:rPr>
+        <w:t xml:space="preserve">⚠️ 時間外作業を実施した場合は、実施日時・対象サーバー・対応内容・Step Functionsの実行結果を Thanh Nguyên へ報告すること。</w:t>
+      </w:r>
+    </w:p>
+    <w:p>
+      <w:pPr>
+        <w:spacing w:before="40" w:after="40"/>
+      </w:pPr>
+      <w:r>
+        <w:t xml:space="preserve"/>
+      </w:r>
+    </w:p>
+    <w:p>
+      <w:pPr>
+        <w:pStyle w:val="Heading2"/>
+      </w:pPr>
+      <w:r>
+        <w:rPr>
+          <w:rFonts w:ascii="BIZ UDPゴシック" w:cs="BIZ UDPゴシック" w:eastAsia="BIZ UDPゴシック" w:hAnsi="BIZ UDPゴシック"/>
+          <w:b/>
+          <w:bCs/>
+          <w:sz w:val="24"/>
+          <w:szCs w:val="24"/>
+        </w:rPr>
+        <w:t xml:space="preserve">■ 6.2 連絡先</w:t>
+      </w:r>
+    </w:p>
+    <w:tbl>
+      <w:tblPr>
+        <w:tblW w:type="dxa" w:w="9000"/>
+        <w:tblBorders>
+          <w:top w:val="single" w:color="auto" w:sz="4"/>
+          <w:left w:val="single" w:color="auto" w:sz="4"/>
+          <w:bottom w:val="single" w:color="auto" w:sz="4"/>
+          <w:right w:val="single" w:color="auto" w:sz="4"/>
+          <w:insideH w:val="single" w:color="auto" w:sz="4"/>
+          <w:insideV w:val="single" w:color="auto" w:sz="4"/>
+        </w:tblBorders>
+      </w:tblPr>
+      <w:tblGrid>
+        <w:gridCol w:w="2000"/>
+        <w:gridCol w:w="3500"/>
+        <w:gridCol w:w="3500"/>
+      </w:tblGrid>
+      <w:tr>
+        <w:trPr>
+          <w:cantSplit/>
+        </w:trPr>
+        <w:tc>
+          <w:tcPr>
+            <w:tcW w:type="dxa" w:w="2000"/>
+            <w:tcBorders>
+              <w:top w:val="single" w:color="CCCCCC" w:sz="4"/>
+              <w:left w:val="single" w:color="CCCCCC" w:sz="4"/>
+              <w:bottom w:val="single" w:color="CCCCCC" w:sz="4"/>
+              <w:right w:val="single" w:color="CCCCCC" w:sz="4"/>
+            </w:tcBorders>
+            <w:shd w:fill="F5F5F5" w:val="clear"/>
+            <w:tcMar>
+              <w:top w:type="dxa" w:w="60"/>
+              <w:left w:type="dxa" w:w="100"/>
+              <w:bottom w:type="dxa" w:w="60"/>
+              <w:right w:type="dxa" w:w="100"/>
+            </w:tcMar>
+          </w:tcPr>
+          <w:p>
+            <w:r>
+              <w:rPr>
+                <w:rFonts w:ascii="BIZ UDPゴシック" w:cs="BIZ UDPゴシック" w:eastAsia="BIZ UDPゴシック" w:hAnsi="BIZ UDPゴシック"/>
+                <w:b/>
+                <w:bCs/>
+                <w:color w:val="000000"/>
+                <w:sz w:val="22"/>
+                <w:szCs w:val="22"/>
+              </w:rPr>
+              <w:t xml:space="preserve">役割</w:t>
+            </w:r>
+          </w:p>
+        </w:tc>
+        <w:tc>
+          <w:tcPr>
+            <w:tcW w:type="dxa" w:w="3500"/>
+            <w:tcBorders>
+              <w:top w:val="single" w:color="CCCCCC" w:sz="4"/>
+              <w:left w:val="single" w:color="CCCCCC" w:sz="4"/>
+              <w:bottom w:val="single" w:color="CCCCCC" w:sz="4"/>
+              <w:right w:val="single" w:color="CCCCCC" w:sz="4"/>
+            </w:tcBorders>
+            <w:shd w:fill="F5F5F5" w:val="clear"/>
+            <w:tcMar>
+              <w:top w:type="dxa" w:w="60"/>
+              <w:left w:type="dxa" w:w="100"/>
+              <w:bottom w:type="dxa" w:w="60"/>
+              <w:right w:type="dxa" w:w="100"/>
+            </w:tcMar>
+          </w:tcPr>
+          <w:p>
+            <w:r>
+              <w:rPr>
+                <w:rFonts w:ascii="BIZ UDPゴシック" w:cs="BIZ UDPゴシック" w:eastAsia="BIZ UDPゴシック" w:hAnsi="BIZ UDPゴシック"/>
+                <w:b/>
+                <w:bCs/>
+                <w:color w:val="000000"/>
+                <w:sz w:val="22"/>
+                <w:szCs w:val="22"/>
+              </w:rPr>
+              <w:t xml:space="preserve">担当者</w:t>
+            </w:r>
+          </w:p>
+        </w:tc>
+        <w:tc>
+          <w:tcPr>
+            <w:tcW w:type="dxa" w:w="3500"/>
+            <w:tcBorders>
+              <w:top w:val="single" w:color="CCCCCC" w:sz="4"/>
+              <w:left w:val="single" w:color="CCCCCC" w:sz="4"/>
+              <w:bottom w:val="single" w:color="CCCCCC" w:sz="4"/>
+              <w:right w:val="single" w:color="CCCCCC" w:sz="4"/>
+            </w:tcBorders>
+            <w:shd w:fill="F5F5F5" w:val="clear"/>
+            <w:tcMar>
+              <w:top w:type="dxa" w:w="60"/>
+              <w:left w:type="dxa" w:w="100"/>
+              <w:bottom w:type="dxa" w:w="60"/>
+              <w:right w:type="dxa" w:w="100"/>
+            </w:tcMar>
+          </w:tcPr>
+          <w:p>
+            <w:r>
+              <w:rPr>
+                <w:rFonts w:ascii="BIZ UDPゴシック" w:cs="BIZ UDPゴシック" w:eastAsia="BIZ UDPゴシック" w:hAnsi="BIZ UDPゴシック"/>
+                <w:b/>
+                <w:bCs/>
+                <w:color w:val="000000"/>
+                <w:sz w:val="22"/>
+                <w:szCs w:val="22"/>
+              </w:rPr>
+              <w:t xml:space="preserve">備考</w:t>
+            </w:r>
+          </w:p>
+        </w:tc>
+      </w:tr>
+      <w:tr>
+        <w:trPr>
+          <w:cantSplit/>
+        </w:trPr>
+        <w:tc>
+          <w:tcPr>
+            <w:tcW w:type="dxa" w:w="2000"/>
+            <w:tcBorders>
+              <w:top w:val="single" w:color="CCCCCC" w:sz="4"/>
+              <w:left w:val="single" w:color="CCCCCC" w:sz="4"/>
+              <w:bottom w:val="single" w:color="CCCCCC" w:sz="4"/>
+              <w:right w:val="single" w:color="CCCCCC" w:sz="4"/>
+            </w:tcBorders>
+            <w:shd w:fill="FFFFFF" w:val="clear"/>
+            <w:tcMar>
+              <w:top w:type="dxa" w:w="60"/>
+              <w:left w:type="dxa" w:w="100"/>
+              <w:bottom w:type="dxa" w:w="60"/>
+              <w:right w:type="dxa" w:w="100"/>
+            </w:tcMar>
+          </w:tcPr>
+          <w:p>
+            <w:r>
+              <w:rPr>
+                <w:rFonts w:ascii="BIZ UDPゴシック" w:cs="BIZ UDPゴシック" w:eastAsia="BIZ UDPゴシック" w:hAnsi="BIZ UDPゴシック"/>
+                <w:b w:val="false"/>
+                <w:bCs w:val="false"/>
+                <w:color w:val="000000"/>
+                <w:sz w:val="22"/>
+                <w:szCs w:val="22"/>
+              </w:rPr>
+              <w:t xml:space="preserve">LUVINA 担当（起動対応）</w:t>
+            </w:r>
+          </w:p>
+        </w:tc>
+        <w:tc>
+          <w:tcPr>
+            <w:tcW w:type="dxa" w:w="3500"/>
+            <w:tcBorders>
+              <w:top w:val="single" w:color="CCCCCC" w:sz="4"/>
+              <w:left w:val="single" w:color="CCCCCC" w:sz="4"/>
+              <w:bottom w:val="single" w:color="CCCCCC" w:sz="4"/>
+              <w:right w:val="single" w:color="CCCCCC" w:sz="4"/>
+            </w:tcBorders>
+            <w:shd w:fill="FFFFFF" w:val="clear"/>
+            <w:tcMar>
+              <w:top w:type="dxa" w:w="60"/>
+              <w:left w:type="dxa" w:w="100"/>
+              <w:bottom w:type="dxa" w:w="60"/>
+              <w:right w:type="dxa" w:w="100"/>
+            </w:tcMar>
+          </w:tcPr>
+          <w:p>
+            <w:r>
+              <w:rPr>
+                <w:rFonts w:ascii="BIZ UDPゴシック" w:cs="BIZ UDPゴシック" w:eastAsia="BIZ UDPゴシック" w:hAnsi="BIZ UDPゴシック"/>
+                <w:b w:val="false"/>
+                <w:bCs w:val="false"/>
+                <w:color w:val="000000"/>
+                <w:sz w:val="22"/>
+                <w:szCs w:val="22"/>
+              </w:rPr>
+              <w:t xml:space="preserve">Thanh Nguyên</w:t>
+            </w:r>
+          </w:p>
+        </w:tc>
+        <w:tc>
+          <w:tcPr>
+            <w:tcW w:type="dxa" w:w="3500"/>
+            <w:tcBorders>
+              <w:top w:val="single" w:color="CCCCCC" w:sz="4"/>
+              <w:left w:val="single" w:color="CCCCCC" w:sz="4"/>
+              <w:bottom w:val="single" w:color="CCCCCC" w:sz="4"/>
+              <w:right w:val="single" w:color="CCCCCC" w:sz="4"/>
+            </w:tcBorders>
+            <w:shd w:fill="FFFFFF" w:val="clear"/>
+            <w:tcMar>
+              <w:top w:type="dxa" w:w="60"/>
+              <w:left w:type="dxa" w:w="100"/>
+              <w:bottom w:type="dxa" w:w="60"/>
+              <w:right w:type="dxa" w:w="100"/>
+            </w:tcMar>
+          </w:tcPr>
+          <w:p>
+            <w:r>
+              <w:rPr>
+                <w:rFonts w:ascii="BIZ UDPゴシック" w:cs="BIZ UDPゴシック" w:eastAsia="BIZ UDPゴシック" w:hAnsi="BIZ UDPゴシック"/>
+                <w:b w:val="false"/>
+                <w:bCs w:val="false"/>
+                <w:color w:val="000000"/>
+                <w:sz w:val="22"/>
+                <w:szCs w:val="22"/>
+              </w:rPr>
+              <w:t xml:space="preserve">時間外起動依頼の受付・作業実施</w:t>
+            </w:r>
+          </w:p>
+        </w:tc>
+      </w:tr>
+      <w:tr>
+        <w:trPr>
+          <w:cantSplit/>
+        </w:trPr>
+        <w:tc>
+          <w:tcPr>
+            <w:tcW w:type="dxa" w:w="2000"/>
+            <w:tcBorders>
+              <w:top w:val="single" w:color="CCCCCC" w:sz="4"/>
+              <w:left w:val="single" w:color="CCCCCC" w:sz="4"/>
+              <w:bottom w:val="single" w:color="CCCCCC" w:sz="4"/>
+              <w:right w:val="single" w:color="CCCCCC" w:sz="4"/>
+            </w:tcBorders>
+            <w:shd w:fill="FFFFFF" w:val="clear"/>
+            <w:tcMar>
+              <w:top w:type="dxa" w:w="60"/>
+              <w:left w:type="dxa" w:w="100"/>
+              <w:bottom w:type="dxa" w:w="60"/>
+              <w:right w:type="dxa" w:w="100"/>
+            </w:tcMar>
+          </w:tcPr>
+          <w:p>
+            <w:r>
+              <w:rPr>
+                <w:rFonts w:ascii="BIZ UDPゴシック" w:cs="BIZ UDPゴシック" w:eastAsia="BIZ UDPゴシック" w:hAnsi="BIZ UDPゴシック"/>
+                <w:b w:val="false"/>
+                <w:bCs w:val="false"/>
+                <w:color w:val="000000"/>
+                <w:sz w:val="22"/>
+                <w:szCs w:val="22"/>
+              </w:rPr>
+              <w:t xml:space="preserve">カスミ担当者</w:t>
+            </w:r>
+          </w:p>
+        </w:tc>
+        <w:tc>
+          <w:tcPr>
+            <w:tcW w:type="dxa" w:w="3500"/>
+            <w:tcBorders>
+              <w:top w:val="single" w:color="CCCCCC" w:sz="4"/>
+              <w:left w:val="single" w:color="CCCCCC" w:sz="4"/>
+              <w:bottom w:val="single" w:color="CCCCCC" w:sz="4"/>
+              <w:right w:val="single" w:color="CCCCCC" w:sz="4"/>
+            </w:tcBorders>
+            <w:shd w:fill="FFFFFF" w:val="clear"/>
+            <w:tcMar>
+              <w:top w:type="dxa" w:w="60"/>
+              <w:left w:type="dxa" w:w="100"/>
+              <w:bottom w:type="dxa" w:w="60"/>
+              <w:right w:type="dxa" w:w="100"/>
+            </w:tcMar>
+          </w:tcPr>
+          <w:p>
+            <w:r>
+              <w:rPr>
+                <w:rFonts w:ascii="BIZ UDPゴシック" w:cs="BIZ UDPゴシック" w:eastAsia="BIZ UDPゴシック" w:hAnsi="BIZ UDPゴシック"/>
+                <w:b w:val="false"/>
+                <w:bCs w:val="false"/>
+                <w:color w:val="000000"/>
+                <w:sz w:val="22"/>
+                <w:szCs w:val="22"/>
+              </w:rPr>
+              <w:t xml:space="preserve">（顧客記入）</w:t>
+            </w:r>
+          </w:p>
+        </w:tc>
+        <w:tc>
+          <w:tcPr>
+            <w:tcW w:type="dxa" w:w="3500"/>
+            <w:tcBorders>
+              <w:top w:val="single" w:color="CCCCCC" w:sz="4"/>
+              <w:left w:val="single" w:color="CCCCCC" w:sz="4"/>
+              <w:bottom w:val="single" w:color="CCCCCC" w:sz="4"/>
+              <w:right w:val="single" w:color="CCCCCC" w:sz="4"/>
+            </w:tcBorders>
+            <w:shd w:fill="FFFFFF" w:val="clear"/>
+            <w:tcMar>
+              <w:top w:type="dxa" w:w="60"/>
+              <w:left w:type="dxa" w:w="100"/>
+              <w:bottom w:type="dxa" w:w="60"/>
+              <w:right w:type="dxa" w:w="100"/>
+            </w:tcMar>
+          </w:tcPr>
+          <w:p>
+            <w:r>
+              <w:rPr>
+                <w:rFonts w:ascii="BIZ UDPゴシック" w:cs="BIZ UDPゴシック" w:eastAsia="BIZ UDPゴシック" w:hAnsi="BIZ UDPゴシック"/>
+                <w:b w:val="false"/>
+                <w:bCs w:val="false"/>
+                <w:color w:val="000000"/>
+                <w:sz w:val="22"/>
+                <w:szCs w:val="22"/>
+              </w:rPr>
+              <w:t xml:space="preserve">時間外送信前の事前連絡窓口</w:t>
+            </w:r>
+          </w:p>
+        </w:tc>
+      </w:tr>
+      <w:tr>
+        <w:trPr>
+          <w:cantSplit/>
+        </w:trPr>
+        <w:tc>
+          <w:tcPr>
+            <w:tcW w:type="dxa" w:w="2000"/>
+            <w:tcBorders>
+              <w:top w:val="single" w:color="CCCCCC" w:sz="4"/>
+              <w:left w:val="single" w:color="CCCCCC" w:sz="4"/>
+              <w:bottom w:val="single" w:color="CCCCCC" w:sz="4"/>
+              <w:right w:val="single" w:color="CCCCCC" w:sz="4"/>
+            </w:tcBorders>
+            <w:shd w:fill="FFFFFF" w:val="clear"/>
+            <w:tcMar>
+              <w:top w:type="dxa" w:w="60"/>
+              <w:left w:type="dxa" w:w="100"/>
+              <w:bottom w:type="dxa" w:w="60"/>
+              <w:right w:type="dxa" w:w="100"/>
+            </w:tcMar>
+          </w:tcPr>
+          <w:p>
+            <w:r>
+              <w:rPr>
+                <w:rFonts w:ascii="BIZ UDPゴシック" w:cs="BIZ UDPゴシック" w:eastAsia="BIZ UDPゴシック" w:hAnsi="BIZ UDPゴシック"/>
+                <w:b w:val="false"/>
+                <w:bCs w:val="false"/>
+                <w:color w:val="000000"/>
+                <w:sz w:val="22"/>
+                <w:szCs w:val="22"/>
+              </w:rPr>
+              <w:t xml:space="preserve">BIPROGY（OC系）</w:t>
+            </w:r>
+          </w:p>
+        </w:tc>
+        <w:tc>
+          <w:tcPr>
+            <w:tcW w:type="dxa" w:w="3500"/>
+            <w:tcBorders>
+              <w:top w:val="single" w:color="CCCCCC" w:sz="4"/>
+              <w:left w:val="single" w:color="CCCCCC" w:sz="4"/>
+              <w:bottom w:val="single" w:color="CCCCCC" w:sz="4"/>
+              <w:right w:val="single" w:color="CCCCCC" w:sz="4"/>
+            </w:tcBorders>
+            <w:shd w:fill="FFFFFF" w:val="clear"/>
+            <w:tcMar>
+              <w:top w:type="dxa" w:w="60"/>
+              <w:left w:type="dxa" w:w="100"/>
+              <w:bottom w:type="dxa" w:w="60"/>
+              <w:right w:type="dxa" w:w="100"/>
+            </w:tcMar>
+          </w:tcPr>
+          <w:p>
+            <w:r>
+              <w:rPr>
+                <w:rFonts w:ascii="BIZ UDPゴシック" w:cs="BIZ UDPゴシック" w:eastAsia="BIZ UDPゴシック" w:hAnsi="BIZ UDPゴシック"/>
+                <w:b w:val="false"/>
+                <w:bCs w:val="false"/>
+                <w:color w:val="000000"/>
+                <w:sz w:val="22"/>
+                <w:szCs w:val="22"/>
+              </w:rPr>
+              <w:t xml:space="preserve">（顧客記入）</w:t>
+            </w:r>
+          </w:p>
+        </w:tc>
+        <w:tc>
+          <w:tcPr>
+            <w:tcW w:type="dxa" w:w="3500"/>
+            <w:tcBorders>
+              <w:top w:val="single" w:color="CCCCCC" w:sz="4"/>
+              <w:left w:val="single" w:color="CCCCCC" w:sz="4"/>
+              <w:bottom w:val="single" w:color="CCCCCC" w:sz="4"/>
+              <w:right w:val="single" w:color="CCCCCC" w:sz="4"/>
+            </w:tcBorders>
+            <w:shd w:fill="FFFFFF" w:val="clear"/>
+            <w:tcMar>
+              <w:top w:type="dxa" w:w="60"/>
+              <w:left w:type="dxa" w:w="100"/>
+              <w:bottom w:type="dxa" w:w="60"/>
+              <w:right w:type="dxa" w:w="100"/>
+            </w:tcMar>
+          </w:tcPr>
+          <w:p>
+            <w:r>
+              <w:rPr>
+                <w:rFonts w:ascii="BIZ UDPゴシック" w:cs="BIZ UDPゴシック" w:eastAsia="BIZ UDPゴシック" w:hAnsi="BIZ UDPゴシック"/>
+                <w:b w:val="false"/>
+                <w:bCs w:val="false"/>
+                <w:color w:val="000000"/>
+                <w:sz w:val="22"/>
+                <w:szCs w:val="22"/>
+              </w:rPr>
+              <w:t xml:space="preserve">OC系ファイル送信担当</w:t>
+            </w:r>
+          </w:p>
+        </w:tc>
+      </w:tr>
+      <w:tr>
+        <w:trPr>
+          <w:cantSplit/>
+        </w:trPr>
+        <w:tc>
+          <w:tcPr>
+            <w:tcW w:type="dxa" w:w="2000"/>
+            <w:tcBorders>
+              <w:top w:val="single" w:color="CCCCCC" w:sz="4"/>
+              <w:left w:val="single" w:color="CCCCCC" w:sz="4"/>
+              <w:bottom w:val="single" w:color="CCCCCC" w:sz="4"/>
+              <w:right w:val="single" w:color="CCCCCC" w:sz="4"/>
+            </w:tcBorders>
+            <w:shd w:fill="FFFFFF" w:val="clear"/>
+            <w:tcMar>
+              <w:top w:type="dxa" w:w="60"/>
+              <w:left w:type="dxa" w:w="100"/>
+              <w:bottom w:type="dxa" w:w="60"/>
+              <w:right w:type="dxa" w:w="100"/>
+            </w:tcMar>
+          </w:tcPr>
+          <w:p>
+            <w:r>
+              <w:rPr>
+                <w:rFonts w:ascii="BIZ UDPゴシック" w:cs="BIZ UDPゴシック" w:eastAsia="BIZ UDPゴシック" w:hAnsi="BIZ UDPゴシック"/>
+                <w:b w:val="false"/>
+                <w:bCs w:val="false"/>
+                <w:color w:val="000000"/>
+                <w:sz w:val="22"/>
+                <w:szCs w:val="22"/>
+              </w:rPr>
+              <w:t xml:space="preserve">SHARP（SH系）</w:t>
+            </w:r>
+          </w:p>
+        </w:tc>
+        <w:tc>
+          <w:tcPr>
+            <w:tcW w:type="dxa" w:w="3500"/>
+            <w:tcBorders>
+              <w:top w:val="single" w:color="CCCCCC" w:sz="4"/>
+              <w:left w:val="single" w:color="CCCCCC" w:sz="4"/>
+              <w:bottom w:val="single" w:color="CCCCCC" w:sz="4"/>
+              <w:right w:val="single" w:color="CCCCCC" w:sz="4"/>
+            </w:tcBorders>
+            <w:shd w:fill="FFFFFF" w:val="clear"/>
+            <w:tcMar>
+              <w:top w:type="dxa" w:w="60"/>
+              <w:left w:type="dxa" w:w="100"/>
+              <w:bottom w:type="dxa" w:w="60"/>
+              <w:right w:type="dxa" w:w="100"/>
+            </w:tcMar>
+          </w:tcPr>
+          <w:p>
+            <w:r>
+              <w:rPr>
+                <w:rFonts w:ascii="BIZ UDPゴシック" w:cs="BIZ UDPゴシック" w:eastAsia="BIZ UDPゴシック" w:hAnsi="BIZ UDPゴシック"/>
+                <w:b w:val="false"/>
+                <w:bCs w:val="false"/>
+                <w:color w:val="000000"/>
+                <w:sz w:val="22"/>
+                <w:szCs w:val="22"/>
+              </w:rPr>
+              <w:t xml:space="preserve">（顧客記入）</w:t>
+            </w:r>
+          </w:p>
+        </w:tc>
+        <w:tc>
+          <w:tcPr>
+            <w:tcW w:type="dxa" w:w="3500"/>
+            <w:tcBorders>
+              <w:top w:val="single" w:color="CCCCCC" w:sz="4"/>
+              <w:left w:val="single" w:color="CCCCCC" w:sz="4"/>
+              <w:bottom w:val="single" w:color="CCCCCC" w:sz="4"/>
+              <w:right w:val="single" w:color="CCCCCC" w:sz="4"/>
+            </w:tcBorders>
+            <w:shd w:fill="FFFFFF" w:val="clear"/>
+            <w:tcMar>
+              <w:top w:type="dxa" w:w="60"/>
+              <w:left w:type="dxa" w:w="100"/>
+              <w:bottom w:type="dxa" w:w="60"/>
+              <w:right w:type="dxa" w:w="100"/>
+            </w:tcMar>
+          </w:tcPr>
+          <w:p>
+            <w:r>
+              <w:rPr>
+                <w:rFonts w:ascii="BIZ UDPゴシック" w:cs="BIZ UDPゴシック" w:eastAsia="BIZ UDPゴシック" w:hAnsi="BIZ UDPゴシック"/>
+                <w:b w:val="false"/>
+                <w:bCs w:val="false"/>
+                <w:color w:val="000000"/>
+                <w:sz w:val="22"/>
+                <w:szCs w:val="22"/>
+              </w:rPr>
+              <w:t xml:space="preserve">SH系ファイル送信担当</w:t>
+            </w:r>
+          </w:p>
+        </w:tc>
+      </w:tr>
+    </w:tbl>
+    <w:p>
+      <w:pPr>
+        <w:spacing w:before="40" w:after="40"/>
+      </w:pPr>
+      <w:r>
+        <w:t xml:space="preserve"/>
       </w:r>
     </w:p>
     <w:p>

--- a/40_AWS/04_修正依頼/20260308_TransferFamilyコスト削減.docx
+++ b/40_AWS/04_修正依頼/20260308_TransferFamilyコスト削減.docx
@@ -8229,7 +8229,17 @@
       </w:rPr>
       <w:t xml:space="preserve">Luvina Software JSC.  |  Confidential  |  p. </w:t>
     </w:r>
-    <w:fldSimple w:instr="PAGE"/>
+    <w:fldSimple w:instr="PAGE">
+      <w:r>
+        <w:rPr>
+          <w:rFonts w:ascii="BIZ UDPゴシック" w:cs="BIZ UDPゴシック" w:eastAsia="BIZ UDPゴシック" w:hAnsi="BIZ UDPゴシック"/>
+          <w:color w:val="666666"/>
+          <w:sz w:val="16"/>
+          <w:szCs w:val="16"/>
+        </w:rPr>
+        <w:t>1</w:t>
+      </w:r>
+    </w:fldSimple>
   </w:p>
 </w:ftr>
 </file>

--- a/40_AWS/04_修正依頼/20260308_TransferFamilyコスト削減.docx
+++ b/40_AWS/04_修正依頼/20260308_TransferFamilyコスト削減.docx
@@ -4,7 +4,7 @@
   <w:body>
     <w:p>
       <w:pPr>
-        <w:spacing w:before="4800" w:after="120"/>
+        <w:spacing w:before="1800" w:after="120"/>
         <w:jc w:val="center"/>
       </w:pPr>
       <w:r>
@@ -12,39 +12,24 @@
           <w:rFonts w:ascii="BIZ UDPゴシック" w:cs="BIZ UDPゴシック" w:eastAsia="BIZ UDPゴシック" w:hAnsi="BIZ UDPゴシック"/>
           <w:b/>
           <w:bCs/>
-          <w:sz w:val="32"/>
-          <w:szCs w:val="32"/>
-        </w:rPr>
-        <w:t xml:space="preserve">2026/03/08  カスミPOS 本番環境 改修指示書</w:t>
-      </w:r>
-    </w:p>
-    <w:p>
-      <w:pPr>
-        <w:spacing w:before="120" w:after="120"/>
-        <w:jc w:val="center"/>
-      </w:pPr>
-      <w:r>
-        <w:rPr>
-          <w:rFonts w:ascii="BIZ UDPゴシック" w:cs="BIZ UDPゴシック" w:eastAsia="BIZ UDPゴシック" w:hAnsi="BIZ UDPゴシック"/>
-          <w:b/>
-          <w:bCs/>
-          <w:sz w:val="32"/>
-          <w:szCs w:val="32"/>
+          <w:sz w:val="56"/>
+          <w:szCs w:val="56"/>
         </w:rPr>
         <w:t xml:space="preserve">改　修　指　示　書</w:t>
       </w:r>
     </w:p>
     <w:p>
       <w:pPr>
-        <w:spacing w:before="3533" w:after="0"/>
+        <w:spacing w:before="80" w:after="240"/>
+        <w:jc w:val="center"/>
       </w:pPr>
       <w:r>
         <w:rPr>
           <w:rFonts w:ascii="BIZ UDPゴシック" w:cs="BIZ UDPゴシック" w:eastAsia="BIZ UDPゴシック" w:hAnsi="BIZ UDPゴシック"/>
-          <w:sz w:val="18"/>
-          <w:szCs w:val="18"/>
+          <w:sz w:val="24"/>
+          <w:szCs w:val="24"/>
         </w:rPr>
-        <w:t xml:space="preserve"/>
+        <w:t xml:space="preserve">2026/03/08  Transfer Family コスト削減（自動起動・停止）</w:t>
       </w:r>
     </w:p>
     <w:tbl>
@@ -89,6 +74,9 @@
             <w:r>
               <w:rPr>
                 <w:rFonts w:ascii="BIZ UDPゴシック" w:cs="BIZ UDPゴシック" w:eastAsia="BIZ UDPゴシック" w:hAnsi="BIZ UDPゴシック"/>
+                <w:b w:val="false"/>
+                <w:bCs w:val="false"/>
+                <w:color w:val="000000"/>
                 <w:sz w:val="18"/>
                 <w:szCs w:val="18"/>
               </w:rPr>
@@ -105,17 +93,21 @@
               <w:bottom w:val="single" w:color="CCCCCC" w:sz="4"/>
               <w:right w:val="single" w:color="CCCCCC" w:sz="4"/>
             </w:tcBorders>
-            <w:tcMar>
-              <w:top w:type="dxa" w:w="60"/>
-              <w:left w:type="dxa" w:w="100"/>
-              <w:bottom w:type="dxa" w:w="60"/>
-              <w:right w:type="dxa" w:w="100"/>
-            </w:tcMar>
-          </w:tcPr>
-          <w:p>
-            <w:r>
-              <w:rPr>
-                <w:rFonts w:ascii="BIZ UDPゴシック" w:cs="BIZ UDPゴシック" w:eastAsia="BIZ UDPゴシック" w:hAnsi="BIZ UDPゴシック"/>
+            <w:shd w:fill="FFFFFF" w:val="clear"/>
+            <w:tcMar>
+              <w:top w:type="dxa" w:w="60"/>
+              <w:left w:type="dxa" w:w="100"/>
+              <w:bottom w:type="dxa" w:w="60"/>
+              <w:right w:type="dxa" w:w="100"/>
+            </w:tcMar>
+          </w:tcPr>
+          <w:p>
+            <w:r>
+              <w:rPr>
+                <w:rFonts w:ascii="BIZ UDPゴシック" w:cs="BIZ UDPゴシック" w:eastAsia="BIZ UDPゴシック" w:hAnsi="BIZ UDPゴシック"/>
+                <w:b w:val="false"/>
+                <w:bCs w:val="false"/>
+                <w:color w:val="000000"/>
                 <w:sz w:val="18"/>
                 <w:szCs w:val="18"/>
               </w:rPr>
@@ -149,6 +141,9 @@
             <w:r>
               <w:rPr>
                 <w:rFonts w:ascii="BIZ UDPゴシック" w:cs="BIZ UDPゴシック" w:eastAsia="BIZ UDPゴシック" w:hAnsi="BIZ UDPゴシック"/>
+                <w:b w:val="false"/>
+                <w:bCs w:val="false"/>
+                <w:color w:val="000000"/>
                 <w:sz w:val="18"/>
                 <w:szCs w:val="18"/>
               </w:rPr>
@@ -165,17 +160,21 @@
               <w:bottom w:val="single" w:color="CCCCCC" w:sz="4"/>
               <w:right w:val="single" w:color="CCCCCC" w:sz="4"/>
             </w:tcBorders>
-            <w:tcMar>
-              <w:top w:type="dxa" w:w="60"/>
-              <w:left w:type="dxa" w:w="100"/>
-              <w:bottom w:type="dxa" w:w="60"/>
-              <w:right w:type="dxa" w:w="100"/>
-            </w:tcMar>
-          </w:tcPr>
-          <w:p>
-            <w:r>
-              <w:rPr>
-                <w:rFonts w:ascii="BIZ UDPゴシック" w:cs="BIZ UDPゴシック" w:eastAsia="BIZ UDPゴシック" w:hAnsi="BIZ UDPゴシック"/>
+            <w:shd w:fill="FFFFFF" w:val="clear"/>
+            <w:tcMar>
+              <w:top w:type="dxa" w:w="60"/>
+              <w:left w:type="dxa" w:w="100"/>
+              <w:bottom w:type="dxa" w:w="60"/>
+              <w:right w:type="dxa" w:w="100"/>
+            </w:tcMar>
+          </w:tcPr>
+          <w:p>
+            <w:r>
+              <w:rPr>
+                <w:rFonts w:ascii="BIZ UDPゴシック" w:cs="BIZ UDPゴシック" w:eastAsia="BIZ UDPゴシック" w:hAnsi="BIZ UDPゴシック"/>
+                <w:b w:val="false"/>
+                <w:bCs w:val="false"/>
+                <w:color w:val="000000"/>
                 <w:sz w:val="18"/>
                 <w:szCs w:val="18"/>
               </w:rPr>
@@ -209,6 +208,9 @@
             <w:r>
               <w:rPr>
                 <w:rFonts w:ascii="BIZ UDPゴシック" w:cs="BIZ UDPゴシック" w:eastAsia="BIZ UDPゴシック" w:hAnsi="BIZ UDPゴシック"/>
+                <w:b w:val="false"/>
+                <w:bCs w:val="false"/>
+                <w:color w:val="000000"/>
                 <w:sz w:val="18"/>
                 <w:szCs w:val="18"/>
               </w:rPr>
@@ -225,17 +227,21 @@
               <w:bottom w:val="single" w:color="CCCCCC" w:sz="4"/>
               <w:right w:val="single" w:color="CCCCCC" w:sz="4"/>
             </w:tcBorders>
-            <w:tcMar>
-              <w:top w:type="dxa" w:w="60"/>
-              <w:left w:type="dxa" w:w="100"/>
-              <w:bottom w:type="dxa" w:w="60"/>
-              <w:right w:type="dxa" w:w="100"/>
-            </w:tcMar>
-          </w:tcPr>
-          <w:p>
-            <w:r>
-              <w:rPr>
-                <w:rFonts w:ascii="BIZ UDPゴシック" w:cs="BIZ UDPゴシック" w:eastAsia="BIZ UDPゴシック" w:hAnsi="BIZ UDPゴシック"/>
+            <w:shd w:fill="FFFFFF" w:val="clear"/>
+            <w:tcMar>
+              <w:top w:type="dxa" w:w="60"/>
+              <w:left w:type="dxa" w:w="100"/>
+              <w:bottom w:type="dxa" w:w="60"/>
+              <w:right w:type="dxa" w:w="100"/>
+            </w:tcMar>
+          </w:tcPr>
+          <w:p>
+            <w:r>
+              <w:rPr>
+                <w:rFonts w:ascii="BIZ UDPゴシック" w:cs="BIZ UDPゴシック" w:eastAsia="BIZ UDPゴシック" w:hAnsi="BIZ UDPゴシック"/>
+                <w:b w:val="false"/>
+                <w:bCs w:val="false"/>
+                <w:color w:val="000000"/>
                 <w:sz w:val="18"/>
                 <w:szCs w:val="18"/>
               </w:rPr>
@@ -269,6 +275,9 @@
             <w:r>
               <w:rPr>
                 <w:rFonts w:ascii="BIZ UDPゴシック" w:cs="BIZ UDPゴシック" w:eastAsia="BIZ UDPゴシック" w:hAnsi="BIZ UDPゴシック"/>
+                <w:b w:val="false"/>
+                <w:bCs w:val="false"/>
+                <w:color w:val="000000"/>
                 <w:sz w:val="18"/>
                 <w:szCs w:val="18"/>
               </w:rPr>
@@ -285,17 +294,21 @@
               <w:bottom w:val="single" w:color="CCCCCC" w:sz="4"/>
               <w:right w:val="single" w:color="CCCCCC" w:sz="4"/>
             </w:tcBorders>
-            <w:tcMar>
-              <w:top w:type="dxa" w:w="60"/>
-              <w:left w:type="dxa" w:w="100"/>
-              <w:bottom w:type="dxa" w:w="60"/>
-              <w:right w:type="dxa" w:w="100"/>
-            </w:tcMar>
-          </w:tcPr>
-          <w:p>
-            <w:r>
-              <w:rPr>
-                <w:rFonts w:ascii="BIZ UDPゴシック" w:cs="BIZ UDPゴシック" w:eastAsia="BIZ UDPゴシック" w:hAnsi="BIZ UDPゴシック"/>
+            <w:shd w:fill="FFFFFF" w:val="clear"/>
+            <w:tcMar>
+              <w:top w:type="dxa" w:w="60"/>
+              <w:left w:type="dxa" w:w="100"/>
+              <w:bottom w:type="dxa" w:w="60"/>
+              <w:right w:type="dxa" w:w="100"/>
+            </w:tcMar>
+          </w:tcPr>
+          <w:p>
+            <w:r>
+              <w:rPr>
+                <w:rFonts w:ascii="BIZ UDPゴシック" w:cs="BIZ UDPゴシック" w:eastAsia="BIZ UDPゴシック" w:hAnsi="BIZ UDPゴシック"/>
+                <w:b w:val="false"/>
+                <w:bCs w:val="false"/>
+                <w:color w:val="000000"/>
                 <w:sz w:val="18"/>
                 <w:szCs w:val="18"/>
               </w:rPr>
@@ -329,6 +342,9 @@
             <w:r>
               <w:rPr>
                 <w:rFonts w:ascii="BIZ UDPゴシック" w:cs="BIZ UDPゴシック" w:eastAsia="BIZ UDPゴシック" w:hAnsi="BIZ UDPゴシック"/>
+                <w:b w:val="false"/>
+                <w:bCs w:val="false"/>
+                <w:color w:val="000000"/>
                 <w:sz w:val="18"/>
                 <w:szCs w:val="18"/>
               </w:rPr>
@@ -345,17 +361,21 @@
               <w:bottom w:val="single" w:color="CCCCCC" w:sz="4"/>
               <w:right w:val="single" w:color="CCCCCC" w:sz="4"/>
             </w:tcBorders>
-            <w:tcMar>
-              <w:top w:type="dxa" w:w="60"/>
-              <w:left w:type="dxa" w:w="100"/>
-              <w:bottom w:type="dxa" w:w="60"/>
-              <w:right w:type="dxa" w:w="100"/>
-            </w:tcMar>
-          </w:tcPr>
-          <w:p>
-            <w:r>
-              <w:rPr>
-                <w:rFonts w:ascii="BIZ UDPゴシック" w:cs="BIZ UDPゴシック" w:eastAsia="BIZ UDPゴシック" w:hAnsi="BIZ UDPゴシック"/>
+            <w:shd w:fill="FFFFFF" w:val="clear"/>
+            <w:tcMar>
+              <w:top w:type="dxa" w:w="60"/>
+              <w:left w:type="dxa" w:w="100"/>
+              <w:bottom w:type="dxa" w:w="60"/>
+              <w:right w:type="dxa" w:w="100"/>
+            </w:tcMar>
+          </w:tcPr>
+          <w:p>
+            <w:r>
+              <w:rPr>
+                <w:rFonts w:ascii="BIZ UDPゴシック" w:cs="BIZ UDPゴシック" w:eastAsia="BIZ UDPゴシック" w:hAnsi="BIZ UDPゴシック"/>
+                <w:b w:val="false"/>
+                <w:bCs w:val="false"/>
+                <w:color w:val="000000"/>
                 <w:sz w:val="18"/>
                 <w:szCs w:val="18"/>
               </w:rPr>
@@ -389,6 +409,9 @@
             <w:r>
               <w:rPr>
                 <w:rFonts w:ascii="BIZ UDPゴシック" w:cs="BIZ UDPゴシック" w:eastAsia="BIZ UDPゴシック" w:hAnsi="BIZ UDPゴシック"/>
+                <w:b w:val="false"/>
+                <w:bCs w:val="false"/>
+                <w:color w:val="000000"/>
                 <w:sz w:val="18"/>
                 <w:szCs w:val="18"/>
               </w:rPr>
@@ -405,17 +428,21 @@
               <w:bottom w:val="single" w:color="CCCCCC" w:sz="4"/>
               <w:right w:val="single" w:color="CCCCCC" w:sz="4"/>
             </w:tcBorders>
-            <w:tcMar>
-              <w:top w:type="dxa" w:w="60"/>
-              <w:left w:type="dxa" w:w="100"/>
-              <w:bottom w:type="dxa" w:w="60"/>
-              <w:right w:type="dxa" w:w="100"/>
-            </w:tcMar>
-          </w:tcPr>
-          <w:p>
-            <w:r>
-              <w:rPr>
-                <w:rFonts w:ascii="BIZ UDPゴシック" w:cs="BIZ UDPゴシック" w:eastAsia="BIZ UDPゴシック" w:hAnsi="BIZ UDPゴシック"/>
+            <w:shd w:fill="FFFFFF" w:val="clear"/>
+            <w:tcMar>
+              <w:top w:type="dxa" w:w="60"/>
+              <w:left w:type="dxa" w:w="100"/>
+              <w:bottom w:type="dxa" w:w="60"/>
+              <w:right w:type="dxa" w:w="100"/>
+            </w:tcMar>
+          </w:tcPr>
+          <w:p>
+            <w:r>
+              <w:rPr>
+                <w:rFonts w:ascii="BIZ UDPゴシック" w:cs="BIZ UDPゴシック" w:eastAsia="BIZ UDPゴシック" w:hAnsi="BIZ UDPゴシック"/>
+                <w:b w:val="false"/>
+                <w:bCs w:val="false"/>
+                <w:color w:val="000000"/>
                 <w:sz w:val="18"/>
                 <w:szCs w:val="18"/>
               </w:rPr>
@@ -449,6 +476,9 @@
             <w:r>
               <w:rPr>
                 <w:rFonts w:ascii="BIZ UDPゴシック" w:cs="BIZ UDPゴシック" w:eastAsia="BIZ UDPゴシック" w:hAnsi="BIZ UDPゴシック"/>
+                <w:b w:val="false"/>
+                <w:bCs w:val="false"/>
+                <w:color w:val="000000"/>
                 <w:sz w:val="18"/>
                 <w:szCs w:val="18"/>
               </w:rPr>
@@ -465,17 +495,21 @@
               <w:bottom w:val="single" w:color="CCCCCC" w:sz="4"/>
               <w:right w:val="single" w:color="CCCCCC" w:sz="4"/>
             </w:tcBorders>
-            <w:tcMar>
-              <w:top w:type="dxa" w:w="60"/>
-              <w:left w:type="dxa" w:w="100"/>
-              <w:bottom w:type="dxa" w:w="60"/>
-              <w:right w:type="dxa" w:w="100"/>
-            </w:tcMar>
-          </w:tcPr>
-          <w:p>
-            <w:r>
-              <w:rPr>
-                <w:rFonts w:ascii="BIZ UDPゴシック" w:cs="BIZ UDPゴシック" w:eastAsia="BIZ UDPゴシック" w:hAnsi="BIZ UDPゴシック"/>
+            <w:shd w:fill="FFFFFF" w:val="clear"/>
+            <w:tcMar>
+              <w:top w:type="dxa" w:w="60"/>
+              <w:left w:type="dxa" w:w="100"/>
+              <w:bottom w:type="dxa" w:w="60"/>
+              <w:right w:type="dxa" w:w="100"/>
+            </w:tcMar>
+          </w:tcPr>
+          <w:p>
+            <w:r>
+              <w:rPr>
+                <w:rFonts w:ascii="BIZ UDPゴシック" w:cs="BIZ UDPゴシック" w:eastAsia="BIZ UDPゴシック" w:hAnsi="BIZ UDPゴシック"/>
+                <w:b w:val="false"/>
+                <w:bCs w:val="false"/>
+                <w:color w:val="000000"/>
                 <w:sz w:val="18"/>
                 <w:szCs w:val="18"/>
               </w:rPr>
@@ -509,6 +543,9 @@
             <w:r>
               <w:rPr>
                 <w:rFonts w:ascii="BIZ UDPゴシック" w:cs="BIZ UDPゴシック" w:eastAsia="BIZ UDPゴシック" w:hAnsi="BIZ UDPゴシック"/>
+                <w:b w:val="false"/>
+                <w:bCs w:val="false"/>
+                <w:color w:val="000000"/>
                 <w:sz w:val="18"/>
                 <w:szCs w:val="18"/>
               </w:rPr>
@@ -525,17 +562,21 @@
               <w:bottom w:val="single" w:color="CCCCCC" w:sz="4"/>
               <w:right w:val="single" w:color="CCCCCC" w:sz="4"/>
             </w:tcBorders>
-            <w:tcMar>
-              <w:top w:type="dxa" w:w="60"/>
-              <w:left w:type="dxa" w:w="100"/>
-              <w:bottom w:type="dxa" w:w="60"/>
-              <w:right w:type="dxa" w:w="100"/>
-            </w:tcMar>
-          </w:tcPr>
-          <w:p>
-            <w:r>
-              <w:rPr>
-                <w:rFonts w:ascii="BIZ UDPゴシック" w:cs="BIZ UDPゴシック" w:eastAsia="BIZ UDPゴシック" w:hAnsi="BIZ UDPゴシック"/>
+            <w:shd w:fill="FFFFFF" w:val="clear"/>
+            <w:tcMar>
+              <w:top w:type="dxa" w:w="60"/>
+              <w:left w:type="dxa" w:w="100"/>
+              <w:bottom w:type="dxa" w:w="60"/>
+              <w:right w:type="dxa" w:w="100"/>
+            </w:tcMar>
+          </w:tcPr>
+          <w:p>
+            <w:r>
+              <w:rPr>
+                <w:rFonts w:ascii="BIZ UDPゴシック" w:cs="BIZ UDPゴシック" w:eastAsia="BIZ UDPゴシック" w:hAnsi="BIZ UDPゴシック"/>
+                <w:b w:val="false"/>
+                <w:bCs w:val="false"/>
+                <w:color w:val="000000"/>
                 <w:sz w:val="18"/>
                 <w:szCs w:val="18"/>
               </w:rPr>
@@ -547,53 +588,16 @@
     </w:tbl>
     <w:p>
       <w:pPr>
-        <w:spacing w:before="200" w:after="0"/>
-        <w:jc w:val="center"/>
+        <w:pStyle w:val="Normal"/>
+        <w:spacing w:before="0" w:after="0"/>
       </w:pPr>
       <w:r>
-        <w:drawing>
-          <wp:inline distT="0" distB="0" distL="0" distR="0">
-            <wp:extent cx="1714500" cy="857250"/>
-            <wp:effectExtent t="0" r="0" b="0" l="0"/>
-            <wp:docPr id="1" name="" descr="" title=""/>
-            <wp:cNvGraphicFramePr>
-              <a:graphicFrameLocks xmlns:a="http://schemas.openxmlformats.org/drawingml/2006/main" noChangeAspect="1"/>
-            </wp:cNvGraphicFramePr>
-            <a:graphic xmlns:a="http://schemas.openxmlformats.org/drawingml/2006/main">
-              <a:graphicData uri="http://schemas.openxmlformats.org/drawingml/2006/picture">
-                <pic:pic xmlns:pic="http://schemas.openxmlformats.org/drawingml/2006/picture">
-                  <pic:nvPicPr>
-                    <pic:cNvPr id="0" name="" descr=""/>
-                    <pic:cNvPicPr>
-                      <a:picLocks noChangeAspect="1" noChangeArrowheads="1"/>
-                    </pic:cNvPicPr>
-                  </pic:nvPicPr>
-                  <pic:blipFill>
-                    <a:blip r:embed="rId8" cstate="none"/>
-                    <a:srcRect/>
-                    <a:stretch>
-                      <a:fillRect/>
-                    </a:stretch>
-                  </pic:blipFill>
-                  <pic:spPr bwMode="auto">
-                    <a:xfrm>
-                      <a:off x="0" y="0"/>
-                      <a:ext cx="1714500" cy="857250"/>
-                    </a:xfrm>
-                    <a:prstGeom prst="rect">
-                      <a:avLst/>
-                    </a:prstGeom>
-                  </pic:spPr>
-                </pic:pic>
-              </a:graphicData>
-            </a:graphic>
-          </wp:inline>
-        </w:drawing>
+        <w:br w:type="page"/>
       </w:r>
     </w:p>
     <w:p>
       <w:pPr>
-        <w:pStyle w:val="Heading1"/>
+        <w:pStyle w:val="Heading2"/>
       </w:pPr>
       <w:r>
         <w:rPr>
@@ -640,9 +644,9 @@
             <w:shd w:fill="F5F5F5" w:val="clear"/>
             <w:tcMar>
               <w:top w:type="dxa" w:w="60"/>
-              <w:left w:type="dxa" w:w="120"/>
-              <w:bottom w:type="dxa" w:w="60"/>
-              <w:right w:type="dxa" w:w="120"/>
+              <w:left w:type="dxa" w:w="100"/>
+              <w:bottom w:type="dxa" w:w="60"/>
+              <w:right w:type="dxa" w:w="100"/>
             </w:tcMar>
           </w:tcPr>
           <w:p>
@@ -651,6 +655,7 @@
                 <w:rFonts w:ascii="BIZ UDPゴシック" w:cs="BIZ UDPゴシック" w:eastAsia="BIZ UDPゴシック" w:hAnsi="BIZ UDPゴシック"/>
                 <w:b/>
                 <w:bCs/>
+                <w:color w:val="000000"/>
                 <w:sz w:val="18"/>
                 <w:szCs w:val="18"/>
               </w:rPr>
@@ -670,9 +675,9 @@
             <w:shd w:fill="F5F5F5" w:val="clear"/>
             <w:tcMar>
               <w:top w:type="dxa" w:w="60"/>
-              <w:left w:type="dxa" w:w="120"/>
-              <w:bottom w:type="dxa" w:w="60"/>
-              <w:right w:type="dxa" w:w="120"/>
+              <w:left w:type="dxa" w:w="100"/>
+              <w:bottom w:type="dxa" w:w="60"/>
+              <w:right w:type="dxa" w:w="100"/>
             </w:tcMar>
           </w:tcPr>
           <w:p>
@@ -681,6 +686,7 @@
                 <w:rFonts w:ascii="BIZ UDPゴシック" w:cs="BIZ UDPゴシック" w:eastAsia="BIZ UDPゴシック" w:hAnsi="BIZ UDPゴシック"/>
                 <w:b/>
                 <w:bCs/>
+                <w:color w:val="000000"/>
                 <w:sz w:val="18"/>
                 <w:szCs w:val="18"/>
               </w:rPr>
@@ -700,9 +706,9 @@
             <w:shd w:fill="F5F5F5" w:val="clear"/>
             <w:tcMar>
               <w:top w:type="dxa" w:w="60"/>
-              <w:left w:type="dxa" w:w="120"/>
-              <w:bottom w:type="dxa" w:w="60"/>
-              <w:right w:type="dxa" w:w="120"/>
+              <w:left w:type="dxa" w:w="100"/>
+              <w:bottom w:type="dxa" w:w="60"/>
+              <w:right w:type="dxa" w:w="100"/>
             </w:tcMar>
           </w:tcPr>
           <w:p>
@@ -711,6 +717,7 @@
                 <w:rFonts w:ascii="BIZ UDPゴシック" w:cs="BIZ UDPゴシック" w:eastAsia="BIZ UDPゴシック" w:hAnsi="BIZ UDPゴシック"/>
                 <w:b/>
                 <w:bCs/>
+                <w:color w:val="000000"/>
                 <w:sz w:val="18"/>
                 <w:szCs w:val="18"/>
               </w:rPr>
@@ -730,9 +737,9 @@
             <w:shd w:fill="F5F5F5" w:val="clear"/>
             <w:tcMar>
               <w:top w:type="dxa" w:w="60"/>
-              <w:left w:type="dxa" w:w="120"/>
-              <w:bottom w:type="dxa" w:w="60"/>
-              <w:right w:type="dxa" w:w="120"/>
+              <w:left w:type="dxa" w:w="100"/>
+              <w:bottom w:type="dxa" w:w="60"/>
+              <w:right w:type="dxa" w:w="100"/>
             </w:tcMar>
           </w:tcPr>
           <w:p>
@@ -741,6 +748,7 @@
                 <w:rFonts w:ascii="BIZ UDPゴシック" w:cs="BIZ UDPゴシック" w:eastAsia="BIZ UDPゴシック" w:hAnsi="BIZ UDPゴシック"/>
                 <w:b/>
                 <w:bCs/>
+                <w:color w:val="000000"/>
                 <w:sz w:val="18"/>
                 <w:szCs w:val="18"/>
               </w:rPr>
@@ -762,17 +770,21 @@
               <w:bottom w:val="single" w:color="CCCCCC" w:sz="4"/>
               <w:right w:val="single" w:color="CCCCCC" w:sz="4"/>
             </w:tcBorders>
-            <w:tcMar>
-              <w:top w:type="dxa" w:w="60"/>
-              <w:left w:type="dxa" w:w="120"/>
-              <w:bottom w:type="dxa" w:w="60"/>
-              <w:right w:type="dxa" w:w="120"/>
-            </w:tcMar>
-          </w:tcPr>
-          <w:p>
-            <w:r>
-              <w:rPr>
-                <w:rFonts w:ascii="BIZ UDPゴシック" w:cs="BIZ UDPゴシック" w:eastAsia="BIZ UDPゴシック" w:hAnsi="BIZ UDPゴシック"/>
+            <w:shd w:fill="FFFFFF" w:val="clear"/>
+            <w:tcMar>
+              <w:top w:type="dxa" w:w="60"/>
+              <w:left w:type="dxa" w:w="100"/>
+              <w:bottom w:type="dxa" w:w="60"/>
+              <w:right w:type="dxa" w:w="100"/>
+            </w:tcMar>
+          </w:tcPr>
+          <w:p>
+            <w:r>
+              <w:rPr>
+                <w:rFonts w:ascii="BIZ UDPゴシック" w:cs="BIZ UDPゴシック" w:eastAsia="BIZ UDPゴシック" w:hAnsi="BIZ UDPゴシック"/>
+                <w:b w:val="false"/>
+                <w:bCs w:val="false"/>
+                <w:color w:val="000000"/>
                 <w:sz w:val="18"/>
                 <w:szCs w:val="18"/>
               </w:rPr>
@@ -789,17 +801,21 @@
               <w:bottom w:val="single" w:color="CCCCCC" w:sz="4"/>
               <w:right w:val="single" w:color="CCCCCC" w:sz="4"/>
             </w:tcBorders>
-            <w:tcMar>
-              <w:top w:type="dxa" w:w="60"/>
-              <w:left w:type="dxa" w:w="120"/>
-              <w:bottom w:type="dxa" w:w="60"/>
-              <w:right w:type="dxa" w:w="120"/>
-            </w:tcMar>
-          </w:tcPr>
-          <w:p>
-            <w:r>
-              <w:rPr>
-                <w:rFonts w:ascii="BIZ UDPゴシック" w:cs="BIZ UDPゴシック" w:eastAsia="BIZ UDPゴシック" w:hAnsi="BIZ UDPゴシック"/>
+            <w:shd w:fill="FFFFFF" w:val="clear"/>
+            <w:tcMar>
+              <w:top w:type="dxa" w:w="60"/>
+              <w:left w:type="dxa" w:w="100"/>
+              <w:bottom w:type="dxa" w:w="60"/>
+              <w:right w:type="dxa" w:w="100"/>
+            </w:tcMar>
+          </w:tcPr>
+          <w:p>
+            <w:r>
+              <w:rPr>
+                <w:rFonts w:ascii="BIZ UDPゴシック" w:cs="BIZ UDPゴシック" w:eastAsia="BIZ UDPゴシック" w:hAnsi="BIZ UDPゴシック"/>
+                <w:b w:val="false"/>
+                <w:bCs w:val="false"/>
+                <w:color w:val="000000"/>
                 <w:sz w:val="18"/>
                 <w:szCs w:val="18"/>
               </w:rPr>
@@ -816,17 +832,21 @@
               <w:bottom w:val="single" w:color="CCCCCC" w:sz="4"/>
               <w:right w:val="single" w:color="CCCCCC" w:sz="4"/>
             </w:tcBorders>
-            <w:tcMar>
-              <w:top w:type="dxa" w:w="60"/>
-              <w:left w:type="dxa" w:w="120"/>
-              <w:bottom w:type="dxa" w:w="60"/>
-              <w:right w:type="dxa" w:w="120"/>
-            </w:tcMar>
-          </w:tcPr>
-          <w:p>
-            <w:r>
-              <w:rPr>
-                <w:rFonts w:ascii="BIZ UDPゴシック" w:cs="BIZ UDPゴシック" w:eastAsia="BIZ UDPゴシック" w:hAnsi="BIZ UDPゴシック"/>
+            <w:shd w:fill="FFFFFF" w:val="clear"/>
+            <w:tcMar>
+              <w:top w:type="dxa" w:w="60"/>
+              <w:left w:type="dxa" w:w="100"/>
+              <w:bottom w:type="dxa" w:w="60"/>
+              <w:right w:type="dxa" w:w="100"/>
+            </w:tcMar>
+          </w:tcPr>
+          <w:p>
+            <w:r>
+              <w:rPr>
+                <w:rFonts w:ascii="BIZ UDPゴシック" w:cs="BIZ UDPゴシック" w:eastAsia="BIZ UDPゴシック" w:hAnsi="BIZ UDPゴシック"/>
+                <w:b w:val="false"/>
+                <w:bCs w:val="false"/>
+                <w:color w:val="000000"/>
                 <w:sz w:val="18"/>
                 <w:szCs w:val="18"/>
               </w:rPr>
@@ -843,17 +863,21 @@
               <w:bottom w:val="single" w:color="CCCCCC" w:sz="4"/>
               <w:right w:val="single" w:color="CCCCCC" w:sz="4"/>
             </w:tcBorders>
-            <w:tcMar>
-              <w:top w:type="dxa" w:w="60"/>
-              <w:left w:type="dxa" w:w="120"/>
-              <w:bottom w:type="dxa" w:w="60"/>
-              <w:right w:type="dxa" w:w="120"/>
-            </w:tcMar>
-          </w:tcPr>
-          <w:p>
-            <w:r>
-              <w:rPr>
-                <w:rFonts w:ascii="BIZ UDPゴシック" w:cs="BIZ UDPゴシック" w:eastAsia="BIZ UDPゴシック" w:hAnsi="BIZ UDPゴシック"/>
+            <w:shd w:fill="FFFFFF" w:val="clear"/>
+            <w:tcMar>
+              <w:top w:type="dxa" w:w="60"/>
+              <w:left w:type="dxa" w:w="100"/>
+              <w:bottom w:type="dxa" w:w="60"/>
+              <w:right w:type="dxa" w:w="100"/>
+            </w:tcMar>
+          </w:tcPr>
+          <w:p>
+            <w:r>
+              <w:rPr>
+                <w:rFonts w:ascii="BIZ UDPゴシック" w:cs="BIZ UDPゴシック" w:eastAsia="BIZ UDPゴシック" w:hAnsi="BIZ UDPゴシック"/>
+                <w:b w:val="false"/>
+                <w:bCs w:val="false"/>
+                <w:color w:val="000000"/>
                 <w:sz w:val="18"/>
                 <w:szCs w:val="18"/>
               </w:rPr>
@@ -875,17 +899,21 @@
               <w:bottom w:val="single" w:color="CCCCCC" w:sz="4"/>
               <w:right w:val="single" w:color="CCCCCC" w:sz="4"/>
             </w:tcBorders>
-            <w:tcMar>
-              <w:top w:type="dxa" w:w="60"/>
-              <w:left w:type="dxa" w:w="120"/>
-              <w:bottom w:type="dxa" w:w="60"/>
-              <w:right w:type="dxa" w:w="120"/>
-            </w:tcMar>
-          </w:tcPr>
-          <w:p>
-            <w:r>
-              <w:rPr>
-                <w:rFonts w:ascii="BIZ UDPゴシック" w:cs="BIZ UDPゴシック" w:eastAsia="BIZ UDPゴシック" w:hAnsi="BIZ UDPゴシック"/>
+            <w:shd w:fill="FFFFFF" w:val="clear"/>
+            <w:tcMar>
+              <w:top w:type="dxa" w:w="60"/>
+              <w:left w:type="dxa" w:w="100"/>
+              <w:bottom w:type="dxa" w:w="60"/>
+              <w:right w:type="dxa" w:w="100"/>
+            </w:tcMar>
+          </w:tcPr>
+          <w:p>
+            <w:r>
+              <w:rPr>
+                <w:rFonts w:ascii="BIZ UDPゴシック" w:cs="BIZ UDPゴシック" w:eastAsia="BIZ UDPゴシック" w:hAnsi="BIZ UDPゴシック"/>
+                <w:b w:val="false"/>
+                <w:bCs w:val="false"/>
+                <w:color w:val="000000"/>
                 <w:sz w:val="18"/>
                 <w:szCs w:val="18"/>
               </w:rPr>
@@ -902,17 +930,21 @@
               <w:bottom w:val="single" w:color="CCCCCC" w:sz="4"/>
               <w:right w:val="single" w:color="CCCCCC" w:sz="4"/>
             </w:tcBorders>
-            <w:tcMar>
-              <w:top w:type="dxa" w:w="60"/>
-              <w:left w:type="dxa" w:w="120"/>
-              <w:bottom w:type="dxa" w:w="60"/>
-              <w:right w:type="dxa" w:w="120"/>
-            </w:tcMar>
-          </w:tcPr>
-          <w:p>
-            <w:r>
-              <w:rPr>
-                <w:rFonts w:ascii="BIZ UDPゴシック" w:cs="BIZ UDPゴシック" w:eastAsia="BIZ UDPゴシック" w:hAnsi="BIZ UDPゴシック"/>
+            <w:shd w:fill="FFFFFF" w:val="clear"/>
+            <w:tcMar>
+              <w:top w:type="dxa" w:w="60"/>
+              <w:left w:type="dxa" w:w="100"/>
+              <w:bottom w:type="dxa" w:w="60"/>
+              <w:right w:type="dxa" w:w="100"/>
+            </w:tcMar>
+          </w:tcPr>
+          <w:p>
+            <w:r>
+              <w:rPr>
+                <w:rFonts w:ascii="BIZ UDPゴシック" w:cs="BIZ UDPゴシック" w:eastAsia="BIZ UDPゴシック" w:hAnsi="BIZ UDPゴシック"/>
+                <w:b w:val="false"/>
+                <w:bCs w:val="false"/>
+                <w:color w:val="000000"/>
                 <w:sz w:val="18"/>
                 <w:szCs w:val="18"/>
               </w:rPr>
@@ -929,17 +961,21 @@
               <w:bottom w:val="single" w:color="CCCCCC" w:sz="4"/>
               <w:right w:val="single" w:color="CCCCCC" w:sz="4"/>
             </w:tcBorders>
-            <w:tcMar>
-              <w:top w:type="dxa" w:w="60"/>
-              <w:left w:type="dxa" w:w="120"/>
-              <w:bottom w:type="dxa" w:w="60"/>
-              <w:right w:type="dxa" w:w="120"/>
-            </w:tcMar>
-          </w:tcPr>
-          <w:p>
-            <w:r>
-              <w:rPr>
-                <w:rFonts w:ascii="BIZ UDPゴシック" w:cs="BIZ UDPゴシック" w:eastAsia="BIZ UDPゴシック" w:hAnsi="BIZ UDPゴシック"/>
+            <w:shd w:fill="FFFFFF" w:val="clear"/>
+            <w:tcMar>
+              <w:top w:type="dxa" w:w="60"/>
+              <w:left w:type="dxa" w:w="100"/>
+              <w:bottom w:type="dxa" w:w="60"/>
+              <w:right w:type="dxa" w:w="100"/>
+            </w:tcMar>
+          </w:tcPr>
+          <w:p>
+            <w:r>
+              <w:rPr>
+                <w:rFonts w:ascii="BIZ UDPゴシック" w:cs="BIZ UDPゴシック" w:eastAsia="BIZ UDPゴシック" w:hAnsi="BIZ UDPゴシック"/>
+                <w:b w:val="false"/>
+                <w:bCs w:val="false"/>
+                <w:color w:val="000000"/>
                 <w:sz w:val="18"/>
                 <w:szCs w:val="18"/>
               </w:rPr>
@@ -956,17 +992,21 @@
               <w:bottom w:val="single" w:color="CCCCCC" w:sz="4"/>
               <w:right w:val="single" w:color="CCCCCC" w:sz="4"/>
             </w:tcBorders>
-            <w:tcMar>
-              <w:top w:type="dxa" w:w="60"/>
-              <w:left w:type="dxa" w:w="120"/>
-              <w:bottom w:type="dxa" w:w="60"/>
-              <w:right w:type="dxa" w:w="120"/>
-            </w:tcMar>
-          </w:tcPr>
-          <w:p>
-            <w:r>
-              <w:rPr>
-                <w:rFonts w:ascii="BIZ UDPゴシック" w:cs="BIZ UDPゴシック" w:eastAsia="BIZ UDPゴシック" w:hAnsi="BIZ UDPゴシック"/>
+            <w:shd w:fill="FFFFFF" w:val="clear"/>
+            <w:tcMar>
+              <w:top w:type="dxa" w:w="60"/>
+              <w:left w:type="dxa" w:w="100"/>
+              <w:bottom w:type="dxa" w:w="60"/>
+              <w:right w:type="dxa" w:w="100"/>
+            </w:tcMar>
+          </w:tcPr>
+          <w:p>
+            <w:r>
+              <w:rPr>
+                <w:rFonts w:ascii="BIZ UDPゴシック" w:cs="BIZ UDPゴシック" w:eastAsia="BIZ UDPゴシック" w:hAnsi="BIZ UDPゴシック"/>
+                <w:b w:val="false"/>
+                <w:bCs w:val="false"/>
+                <w:color w:val="000000"/>
                 <w:sz w:val="18"/>
                 <w:szCs w:val="18"/>
               </w:rPr>
@@ -976,6 +1016,15 @@
         </w:tc>
       </w:tr>
     </w:tbl>
+    <w:p>
+      <w:pPr>
+        <w:pStyle w:val="Normal"/>
+        <w:spacing w:before="0" w:after="0"/>
+      </w:pPr>
+      <w:r>
+        <w:br w:type="page"/>
+      </w:r>
+    </w:p>
     <w:p>
       <w:pPr>
         <w:pStyle w:val="Heading1"/>
@@ -985,13 +1034,16 @@
           <w:rFonts w:ascii="BIZ UDPゴシック" w:cs="BIZ UDPゴシック" w:eastAsia="BIZ UDPゴシック" w:hAnsi="BIZ UDPゴシック"/>
           <w:b/>
           <w:bCs/>
-          <w:sz w:val="24"/>
-          <w:szCs w:val="24"/>
+          <w:sz w:val="32"/>
+          <w:szCs w:val="32"/>
         </w:rPr>
         <w:t xml:space="preserve">0. 実施判断のご確認（顧客向け）</w:t>
       </w:r>
     </w:p>
     <w:p>
+      <w:pPr>
+        <w:spacing w:before="60" w:after="60"/>
+      </w:pPr>
       <w:r>
         <w:rPr>
           <w:rFonts w:ascii="BIZ UDPゴシック" w:cs="BIZ UDPゴシック" w:eastAsia="BIZ UDPゴシック" w:hAnsi="BIZ UDPゴシック"/>
@@ -1010,8 +1062,8 @@
           <w:rFonts w:ascii="BIZ UDPゴシック" w:cs="BIZ UDPゴシック" w:eastAsia="BIZ UDPゴシック" w:hAnsi="BIZ UDPゴシック"/>
           <w:b/>
           <w:bCs/>
-          <w:sz w:val="18"/>
-          <w:szCs w:val="18"/>
+          <w:sz w:val="24"/>
+          <w:szCs w:val="24"/>
         </w:rPr>
         <w:t xml:space="preserve">■ 削減効果と制約事項</w:t>
       </w:r>
@@ -1048,9 +1100,9 @@
             <w:shd w:fill="F5F5F5" w:val="clear"/>
             <w:tcMar>
               <w:top w:type="dxa" w:w="60"/>
-              <w:left w:type="dxa" w:w="120"/>
-              <w:bottom w:type="dxa" w:w="60"/>
-              <w:right w:type="dxa" w:w="120"/>
+              <w:left w:type="dxa" w:w="100"/>
+              <w:bottom w:type="dxa" w:w="60"/>
+              <w:right w:type="dxa" w:w="100"/>
             </w:tcMar>
           </w:tcPr>
           <w:p>
@@ -1059,6 +1111,7 @@
                 <w:rFonts w:ascii="BIZ UDPゴシック" w:cs="BIZ UDPゴシック" w:eastAsia="BIZ UDPゴシック" w:hAnsi="BIZ UDPゴシック"/>
                 <w:b/>
                 <w:bCs/>
+                <w:color w:val="000000"/>
                 <w:sz w:val="18"/>
                 <w:szCs w:val="18"/>
               </w:rPr>
@@ -1078,9 +1131,9 @@
             <w:shd w:fill="F5F5F5" w:val="clear"/>
             <w:tcMar>
               <w:top w:type="dxa" w:w="60"/>
-              <w:left w:type="dxa" w:w="120"/>
-              <w:bottom w:type="dxa" w:w="60"/>
-              <w:right w:type="dxa" w:w="120"/>
+              <w:left w:type="dxa" w:w="100"/>
+              <w:bottom w:type="dxa" w:w="60"/>
+              <w:right w:type="dxa" w:w="100"/>
             </w:tcMar>
           </w:tcPr>
           <w:p>
@@ -1089,6 +1142,7 @@
                 <w:rFonts w:ascii="BIZ UDPゴシック" w:cs="BIZ UDPゴシック" w:eastAsia="BIZ UDPゴシック" w:hAnsi="BIZ UDPゴシック"/>
                 <w:b/>
                 <w:bCs/>
+                <w:color w:val="000000"/>
                 <w:sz w:val="18"/>
                 <w:szCs w:val="18"/>
               </w:rPr>
@@ -1110,17 +1164,21 @@
               <w:bottom w:val="single" w:color="CCCCCC" w:sz="4"/>
               <w:right w:val="single" w:color="CCCCCC" w:sz="4"/>
             </w:tcBorders>
-            <w:tcMar>
-              <w:top w:type="dxa" w:w="60"/>
-              <w:left w:type="dxa" w:w="120"/>
-              <w:bottom w:type="dxa" w:w="60"/>
-              <w:right w:type="dxa" w:w="120"/>
-            </w:tcMar>
-          </w:tcPr>
-          <w:p>
-            <w:r>
-              <w:rPr>
-                <w:rFonts w:ascii="BIZ UDPゴシック" w:cs="BIZ UDPゴシック" w:eastAsia="BIZ UDPゴシック" w:hAnsi="BIZ UDPゴシック"/>
+            <w:shd w:fill="FFFFFF" w:val="clear"/>
+            <w:tcMar>
+              <w:top w:type="dxa" w:w="60"/>
+              <w:left w:type="dxa" w:w="100"/>
+              <w:bottom w:type="dxa" w:w="60"/>
+              <w:right w:type="dxa" w:w="100"/>
+            </w:tcMar>
+          </w:tcPr>
+          <w:p>
+            <w:r>
+              <w:rPr>
+                <w:rFonts w:ascii="BIZ UDPゴシック" w:cs="BIZ UDPゴシック" w:eastAsia="BIZ UDPゴシック" w:hAnsi="BIZ UDPゴシック"/>
+                <w:b w:val="false"/>
+                <w:bCs w:val="false"/>
+                <w:color w:val="000000"/>
                 <w:sz w:val="18"/>
                 <w:szCs w:val="18"/>
               </w:rPr>
@@ -1137,21 +1195,25 @@
               <w:bottom w:val="single" w:color="CCCCCC" w:sz="4"/>
               <w:right w:val="single" w:color="CCCCCC" w:sz="4"/>
             </w:tcBorders>
-            <w:tcMar>
-              <w:top w:type="dxa" w:w="60"/>
-              <w:left w:type="dxa" w:w="120"/>
-              <w:bottom w:type="dxa" w:w="60"/>
-              <w:right w:type="dxa" w:w="120"/>
-            </w:tcMar>
-          </w:tcPr>
-          <w:p>
-            <w:r>
-              <w:rPr>
-                <w:rFonts w:ascii="BIZ UDPゴシック" w:cs="BIZ UDPゴシック" w:eastAsia="BIZ UDPゴシック" w:hAnsi="BIZ UDPゴシック"/>
-                <w:sz w:val="18"/>
-                <w:szCs w:val="18"/>
-              </w:rPr>
-              <w:t xml:space="preserve">$234 / 月（約 36,900 円 / 月、約 443,000 円 / 年）※1ドル=157.8円換算</w:t>
+            <w:shd w:fill="FFFFFF" w:val="clear"/>
+            <w:tcMar>
+              <w:top w:type="dxa" w:w="60"/>
+              <w:left w:type="dxa" w:w="100"/>
+              <w:bottom w:type="dxa" w:w="60"/>
+              <w:right w:type="dxa" w:w="100"/>
+            </w:tcMar>
+          </w:tcPr>
+          <w:p>
+            <w:r>
+              <w:rPr>
+                <w:rFonts w:ascii="BIZ UDPゴシック" w:cs="BIZ UDPゴシック" w:eastAsia="BIZ UDPゴシック" w:hAnsi="BIZ UDPゴシック"/>
+                <w:b w:val="false"/>
+                <w:bCs w:val="false"/>
+                <w:color w:val="000000"/>
+                <w:sz w:val="18"/>
+                <w:szCs w:val="18"/>
+              </w:rPr>
+              <w:t xml:space="preserve">$234 / 月（約36,900円/月、約443,000円/年）※1ドル=157.8円換算</w:t>
             </w:r>
           </w:p>
         </w:tc>
@@ -1169,17 +1231,21 @@
               <w:bottom w:val="single" w:color="CCCCCC" w:sz="4"/>
               <w:right w:val="single" w:color="CCCCCC" w:sz="4"/>
             </w:tcBorders>
-            <w:tcMar>
-              <w:top w:type="dxa" w:w="60"/>
-              <w:left w:type="dxa" w:w="120"/>
-              <w:bottom w:type="dxa" w:w="60"/>
-              <w:right w:type="dxa" w:w="120"/>
-            </w:tcMar>
-          </w:tcPr>
-          <w:p>
-            <w:r>
-              <w:rPr>
-                <w:rFonts w:ascii="BIZ UDPゴシック" w:cs="BIZ UDPゴシック" w:eastAsia="BIZ UDPゴシック" w:hAnsi="BIZ UDPゴシック"/>
+            <w:shd w:fill="FFFFFF" w:val="clear"/>
+            <w:tcMar>
+              <w:top w:type="dxa" w:w="60"/>
+              <w:left w:type="dxa" w:w="100"/>
+              <w:bottom w:type="dxa" w:w="60"/>
+              <w:right w:type="dxa" w:w="100"/>
+            </w:tcMar>
+          </w:tcPr>
+          <w:p>
+            <w:r>
+              <w:rPr>
+                <w:rFonts w:ascii="BIZ UDPゴシック" w:cs="BIZ UDPゴシック" w:eastAsia="BIZ UDPゴシック" w:hAnsi="BIZ UDPゴシック"/>
+                <w:b w:val="false"/>
+                <w:bCs w:val="false"/>
+                <w:color w:val="000000"/>
                 <w:sz w:val="18"/>
                 <w:szCs w:val="18"/>
               </w:rPr>
@@ -1196,21 +1262,25 @@
               <w:bottom w:val="single" w:color="CCCCCC" w:sz="4"/>
               <w:right w:val="single" w:color="CCCCCC" w:sz="4"/>
             </w:tcBorders>
-            <w:tcMar>
-              <w:top w:type="dxa" w:w="60"/>
-              <w:left w:type="dxa" w:w="120"/>
-              <w:bottom w:type="dxa" w:w="60"/>
-              <w:right w:type="dxa" w:w="120"/>
-            </w:tcMar>
-          </w:tcPr>
-          <w:p>
-            <w:r>
-              <w:rPr>
-                <w:rFonts w:ascii="BIZ UDPゴシック" w:cs="BIZ UDPゴシック" w:eastAsia="BIZ UDPゴシック" w:hAnsi="BIZ UDPゴシック"/>
-                <w:sz w:val="18"/>
-                <w:szCs w:val="18"/>
-              </w:rPr>
-              <w:t xml:space="preserve">JST 07:00 〜 20:00（OC系・SH系のみ。SG系は24時間稼働継続）</w:t>
+            <w:shd w:fill="FFFFFF" w:val="clear"/>
+            <w:tcMar>
+              <w:top w:type="dxa" w:w="60"/>
+              <w:left w:type="dxa" w:w="100"/>
+              <w:bottom w:type="dxa" w:w="60"/>
+              <w:right w:type="dxa" w:w="100"/>
+            </w:tcMar>
+          </w:tcPr>
+          <w:p>
+            <w:r>
+              <w:rPr>
+                <w:rFonts w:ascii="BIZ UDPゴシック" w:cs="BIZ UDPゴシック" w:eastAsia="BIZ UDPゴシック" w:hAnsi="BIZ UDPゴシック"/>
+                <w:b w:val="false"/>
+                <w:bCs w:val="false"/>
+                <w:color w:val="000000"/>
+                <w:sz w:val="18"/>
+                <w:szCs w:val="18"/>
+              </w:rPr>
+              <w:t xml:space="preserve">JST 07:00〜20:00（OC系・SH系のみ。SG系は24時間稼働継続）</w:t>
             </w:r>
           </w:p>
         </w:tc>
@@ -1228,17 +1298,21 @@
               <w:bottom w:val="single" w:color="CCCCCC" w:sz="4"/>
               <w:right w:val="single" w:color="CCCCCC" w:sz="4"/>
             </w:tcBorders>
-            <w:tcMar>
-              <w:top w:type="dxa" w:w="60"/>
-              <w:left w:type="dxa" w:w="120"/>
-              <w:bottom w:type="dxa" w:w="60"/>
-              <w:right w:type="dxa" w:w="120"/>
-            </w:tcMar>
-          </w:tcPr>
-          <w:p>
-            <w:r>
-              <w:rPr>
-                <w:rFonts w:ascii="BIZ UDPゴシック" w:cs="BIZ UDPゴシック" w:eastAsia="BIZ UDPゴシック" w:hAnsi="BIZ UDPゴシック"/>
+            <w:shd w:fill="FFFFFF" w:val="clear"/>
+            <w:tcMar>
+              <w:top w:type="dxa" w:w="60"/>
+              <w:left w:type="dxa" w:w="100"/>
+              <w:bottom w:type="dxa" w:w="60"/>
+              <w:right w:type="dxa" w:w="100"/>
+            </w:tcMar>
+          </w:tcPr>
+          <w:p>
+            <w:r>
+              <w:rPr>
+                <w:rFonts w:ascii="BIZ UDPゴシック" w:cs="BIZ UDPゴシック" w:eastAsia="BIZ UDPゴシック" w:hAnsi="BIZ UDPゴシック"/>
+                <w:b w:val="false"/>
+                <w:bCs w:val="false"/>
+                <w:color w:val="000000"/>
                 <w:sz w:val="18"/>
                 <w:szCs w:val="18"/>
               </w:rPr>
@@ -1255,21 +1329,25 @@
               <w:bottom w:val="single" w:color="CCCCCC" w:sz="4"/>
               <w:right w:val="single" w:color="CCCCCC" w:sz="4"/>
             </w:tcBorders>
-            <w:tcMar>
-              <w:top w:type="dxa" w:w="60"/>
-              <w:left w:type="dxa" w:w="120"/>
-              <w:bottom w:type="dxa" w:w="60"/>
-              <w:right w:type="dxa" w:w="120"/>
-            </w:tcMar>
-          </w:tcPr>
-          <w:p>
-            <w:r>
-              <w:rPr>
-                <w:rFonts w:ascii="BIZ UDPゴシック" w:cs="BIZ UDPゴシック" w:eastAsia="BIZ UDPゴシック" w:hAnsi="BIZ UDPゴシック"/>
-                <w:sz w:val="18"/>
-                <w:szCs w:val="18"/>
-              </w:rPr>
-              <w:t xml:space="preserve">JST 20:00 〜 翌07:00（夜間・バッチ処理に合わせた稼働）</w:t>
+            <w:shd w:fill="FFFFFF" w:val="clear"/>
+            <w:tcMar>
+              <w:top w:type="dxa" w:w="60"/>
+              <w:left w:type="dxa" w:w="100"/>
+              <w:bottom w:type="dxa" w:w="60"/>
+              <w:right w:type="dxa" w:w="100"/>
+            </w:tcMar>
+          </w:tcPr>
+          <w:p>
+            <w:r>
+              <w:rPr>
+                <w:rFonts w:ascii="BIZ UDPゴシック" w:cs="BIZ UDPゴシック" w:eastAsia="BIZ UDPゴシック" w:hAnsi="BIZ UDPゴシック"/>
+                <w:b w:val="false"/>
+                <w:bCs w:val="false"/>
+                <w:color w:val="000000"/>
+                <w:sz w:val="18"/>
+                <w:szCs w:val="18"/>
+              </w:rPr>
+              <w:t xml:space="preserve">JST 20:00〜翌07:00（夜間・バッチ処理に合わせた稼働）</w:t>
             </w:r>
           </w:p>
         </w:tc>
@@ -1287,17 +1365,21 @@
               <w:bottom w:val="single" w:color="CCCCCC" w:sz="4"/>
               <w:right w:val="single" w:color="CCCCCC" w:sz="4"/>
             </w:tcBorders>
-            <w:tcMar>
-              <w:top w:type="dxa" w:w="60"/>
-              <w:left w:type="dxa" w:w="120"/>
-              <w:bottom w:type="dxa" w:w="60"/>
-              <w:right w:type="dxa" w:w="120"/>
-            </w:tcMar>
-          </w:tcPr>
-          <w:p>
-            <w:r>
-              <w:rPr>
-                <w:rFonts w:ascii="BIZ UDPゴシック" w:cs="BIZ UDPゴシック" w:eastAsia="BIZ UDPゴシック" w:hAnsi="BIZ UDPゴシック"/>
+            <w:shd w:fill="FFFFFF" w:val="clear"/>
+            <w:tcMar>
+              <w:top w:type="dxa" w:w="60"/>
+              <w:left w:type="dxa" w:w="100"/>
+              <w:bottom w:type="dxa" w:w="60"/>
+              <w:right w:type="dxa" w:w="100"/>
+            </w:tcMar>
+          </w:tcPr>
+          <w:p>
+            <w:r>
+              <w:rPr>
+                <w:rFonts w:ascii="BIZ UDPゴシック" w:cs="BIZ UDPゴシック" w:eastAsia="BIZ UDPゴシック" w:hAnsi="BIZ UDPゴシック"/>
+                <w:b w:val="false"/>
+                <w:bCs w:val="false"/>
+                <w:color w:val="000000"/>
                 <w:sz w:val="18"/>
                 <w:szCs w:val="18"/>
               </w:rPr>
@@ -1314,17 +1396,21 @@
               <w:bottom w:val="single" w:color="CCCCCC" w:sz="4"/>
               <w:right w:val="single" w:color="CCCCCC" w:sz="4"/>
             </w:tcBorders>
-            <w:tcMar>
-              <w:top w:type="dxa" w:w="60"/>
-              <w:left w:type="dxa" w:w="120"/>
-              <w:bottom w:type="dxa" w:w="60"/>
-              <w:right w:type="dxa" w:w="120"/>
-            </w:tcMar>
-          </w:tcPr>
-          <w:p>
-            <w:r>
-              <w:rPr>
-                <w:rFonts w:ascii="BIZ UDPゴシック" w:cs="BIZ UDPゴシック" w:eastAsia="BIZ UDPゴシック" w:hAnsi="BIZ UDPゴシック"/>
+            <w:shd w:fill="FFFFFF" w:val="clear"/>
+            <w:tcMar>
+              <w:top w:type="dxa" w:w="60"/>
+              <w:left w:type="dxa" w:w="100"/>
+              <w:bottom w:type="dxa" w:w="60"/>
+              <w:right w:type="dxa" w:w="100"/>
+            </w:tcMar>
+          </w:tcPr>
+          <w:p>
+            <w:r>
+              <w:rPr>
+                <w:rFonts w:ascii="BIZ UDPゴシック" w:cs="BIZ UDPゴシック" w:eastAsia="BIZ UDPゴシック" w:hAnsi="BIZ UDPゴシック"/>
+                <w:b w:val="false"/>
+                <w:bCs w:val="false"/>
+                <w:color w:val="000000"/>
                 <w:sz w:val="18"/>
                 <w:szCs w:val="18"/>
               </w:rPr>
@@ -1346,17 +1432,21 @@
               <w:bottom w:val="single" w:color="CCCCCC" w:sz="4"/>
               <w:right w:val="single" w:color="CCCCCC" w:sz="4"/>
             </w:tcBorders>
-            <w:tcMar>
-              <w:top w:type="dxa" w:w="60"/>
-              <w:left w:type="dxa" w:w="120"/>
-              <w:bottom w:type="dxa" w:w="60"/>
-              <w:right w:type="dxa" w:w="120"/>
-            </w:tcMar>
-          </w:tcPr>
-          <w:p>
-            <w:r>
-              <w:rPr>
-                <w:rFonts w:ascii="BIZ UDPゴシック" w:cs="BIZ UDPゴシック" w:eastAsia="BIZ UDPゴシック" w:hAnsi="BIZ UDPゴシック"/>
+            <w:shd w:fill="FFFFFF" w:val="clear"/>
+            <w:tcMar>
+              <w:top w:type="dxa" w:w="60"/>
+              <w:left w:type="dxa" w:w="100"/>
+              <w:bottom w:type="dxa" w:w="60"/>
+              <w:right w:type="dxa" w:w="100"/>
+            </w:tcMar>
+          </w:tcPr>
+          <w:p>
+            <w:r>
+              <w:rPr>
+                <w:rFonts w:ascii="BIZ UDPゴシック" w:cs="BIZ UDPゴシック" w:eastAsia="BIZ UDPゴシック" w:hAnsi="BIZ UDPゴシック"/>
+                <w:b w:val="false"/>
+                <w:bCs w:val="false"/>
+                <w:color w:val="000000"/>
                 <w:sz w:val="18"/>
                 <w:szCs w:val="18"/>
               </w:rPr>
@@ -1373,17 +1463,21 @@
               <w:bottom w:val="single" w:color="CCCCCC" w:sz="4"/>
               <w:right w:val="single" w:color="CCCCCC" w:sz="4"/>
             </w:tcBorders>
-            <w:tcMar>
-              <w:top w:type="dxa" w:w="60"/>
-              <w:left w:type="dxa" w:w="120"/>
-              <w:bottom w:type="dxa" w:w="60"/>
-              <w:right w:type="dxa" w:w="120"/>
-            </w:tcMar>
-          </w:tcPr>
-          <w:p>
-            <w:r>
-              <w:rPr>
-                <w:rFonts w:ascii="BIZ UDPゴシック" w:cs="BIZ UDPゴシック" w:eastAsia="BIZ UDPゴシック" w:hAnsi="BIZ UDPゴシック"/>
+            <w:shd w:fill="FFFFFF" w:val="clear"/>
+            <w:tcMar>
+              <w:top w:type="dxa" w:w="60"/>
+              <w:left w:type="dxa" w:w="100"/>
+              <w:bottom w:type="dxa" w:w="60"/>
+              <w:right w:type="dxa" w:w="100"/>
+            </w:tcMar>
+          </w:tcPr>
+          <w:p>
+            <w:r>
+              <w:rPr>
+                <w:rFonts w:ascii="BIZ UDPゴシック" w:cs="BIZ UDPゴシック" w:eastAsia="BIZ UDPゴシック" w:hAnsi="BIZ UDPゴシック"/>
+                <w:b w:val="false"/>
+                <w:bCs w:val="false"/>
+                <w:color w:val="000000"/>
                 <w:sz w:val="18"/>
                 <w:szCs w:val="18"/>
               </w:rPr>
@@ -1402,8 +1496,8 @@
           <w:rFonts w:ascii="BIZ UDPゴシック" w:cs="BIZ UDPゴシック" w:eastAsia="BIZ UDPゴシック" w:hAnsi="BIZ UDPゴシック"/>
           <w:b/>
           <w:bCs/>
-          <w:sz w:val="18"/>
-          <w:szCs w:val="18"/>
+          <w:sz w:val="24"/>
+          <w:szCs w:val="24"/>
         </w:rPr>
         <w:t xml:space="preserve">■ 実施判断チェックリスト</w:t>
       </w:r>
@@ -1422,8 +1516,8 @@
       </w:tblPr>
       <w:tblGrid>
         <w:gridCol w:w="567"/>
-        <w:gridCol w:w="6370"/>
-        <w:gridCol w:w="1567"/>
+        <w:gridCol w:w="6397"/>
+        <w:gridCol w:w="1540"/>
       </w:tblGrid>
       <w:tr>
         <w:trPr>
@@ -1441,9 +1535,9 @@
             <w:shd w:fill="F5F5F5" w:val="clear"/>
             <w:tcMar>
               <w:top w:type="dxa" w:w="60"/>
-              <w:left w:type="dxa" w:w="120"/>
-              <w:bottom w:type="dxa" w:w="60"/>
-              <w:right w:type="dxa" w:w="120"/>
+              <w:left w:type="dxa" w:w="100"/>
+              <w:bottom w:type="dxa" w:w="60"/>
+              <w:right w:type="dxa" w:w="100"/>
             </w:tcMar>
           </w:tcPr>
           <w:p>
@@ -1452,6 +1546,7 @@
                 <w:rFonts w:ascii="BIZ UDPゴシック" w:cs="BIZ UDPゴシック" w:eastAsia="BIZ UDPゴシック" w:hAnsi="BIZ UDPゴシック"/>
                 <w:b/>
                 <w:bCs/>
+                <w:color w:val="000000"/>
                 <w:sz w:val="18"/>
                 <w:szCs w:val="18"/>
               </w:rPr>
@@ -1461,7 +1556,7 @@
         </w:tc>
         <w:tc>
           <w:tcPr>
-            <w:tcW w:type="dxa" w:w="6370"/>
+            <w:tcW w:type="dxa" w:w="6397"/>
             <w:tcBorders>
               <w:top w:val="single" w:color="CCCCCC" w:sz="4"/>
               <w:left w:val="single" w:color="CCCCCC" w:sz="4"/>
@@ -1471,9 +1566,9 @@
             <w:shd w:fill="F5F5F5" w:val="clear"/>
             <w:tcMar>
               <w:top w:type="dxa" w:w="60"/>
-              <w:left w:type="dxa" w:w="120"/>
-              <w:bottom w:type="dxa" w:w="60"/>
-              <w:right w:type="dxa" w:w="120"/>
+              <w:left w:type="dxa" w:w="100"/>
+              <w:bottom w:type="dxa" w:w="60"/>
+              <w:right w:type="dxa" w:w="100"/>
             </w:tcMar>
           </w:tcPr>
           <w:p>
@@ -1482,6 +1577,7 @@
                 <w:rFonts w:ascii="BIZ UDPゴシック" w:cs="BIZ UDPゴシック" w:eastAsia="BIZ UDPゴシック" w:hAnsi="BIZ UDPゴシック"/>
                 <w:b/>
                 <w:bCs/>
+                <w:color w:val="000000"/>
                 <w:sz w:val="18"/>
                 <w:szCs w:val="18"/>
               </w:rPr>
@@ -1491,7 +1587,7 @@
         </w:tc>
         <w:tc>
           <w:tcPr>
-            <w:tcW w:type="dxa" w:w="1567"/>
+            <w:tcW w:type="dxa" w:w="1540"/>
             <w:tcBorders>
               <w:top w:val="single" w:color="CCCCCC" w:sz="4"/>
               <w:left w:val="single" w:color="CCCCCC" w:sz="4"/>
@@ -1501,9 +1597,9 @@
             <w:shd w:fill="F5F5F5" w:val="clear"/>
             <w:tcMar>
               <w:top w:type="dxa" w:w="60"/>
-              <w:left w:type="dxa" w:w="120"/>
-              <w:bottom w:type="dxa" w:w="60"/>
-              <w:right w:type="dxa" w:w="120"/>
+              <w:left w:type="dxa" w:w="100"/>
+              <w:bottom w:type="dxa" w:w="60"/>
+              <w:right w:type="dxa" w:w="100"/>
             </w:tcMar>
           </w:tcPr>
           <w:p>
@@ -1512,6 +1608,7 @@
                 <w:rFonts w:ascii="BIZ UDPゴシック" w:cs="BIZ UDPゴシック" w:eastAsia="BIZ UDPゴシック" w:hAnsi="BIZ UDPゴシック"/>
                 <w:b/>
                 <w:bCs/>
+                <w:color w:val="000000"/>
                 <w:sz w:val="18"/>
                 <w:szCs w:val="18"/>
               </w:rPr>
@@ -1533,17 +1630,21 @@
               <w:bottom w:val="single" w:color="CCCCCC" w:sz="4"/>
               <w:right w:val="single" w:color="CCCCCC" w:sz="4"/>
             </w:tcBorders>
-            <w:tcMar>
-              <w:top w:type="dxa" w:w="60"/>
-              <w:left w:type="dxa" w:w="120"/>
-              <w:bottom w:type="dxa" w:w="60"/>
-              <w:right w:type="dxa" w:w="120"/>
-            </w:tcMar>
-          </w:tcPr>
-          <w:p>
-            <w:r>
-              <w:rPr>
-                <w:rFonts w:ascii="BIZ UDPゴシック" w:cs="BIZ UDPゴシック" w:eastAsia="BIZ UDPゴシック" w:hAnsi="BIZ UDPゴシック"/>
+            <w:shd w:fill="FFFFFF" w:val="clear"/>
+            <w:tcMar>
+              <w:top w:type="dxa" w:w="60"/>
+              <w:left w:type="dxa" w:w="100"/>
+              <w:bottom w:type="dxa" w:w="60"/>
+              <w:right w:type="dxa" w:w="100"/>
+            </w:tcMar>
+          </w:tcPr>
+          <w:p>
+            <w:r>
+              <w:rPr>
+                <w:rFonts w:ascii="BIZ UDPゴシック" w:cs="BIZ UDPゴシック" w:eastAsia="BIZ UDPゴシック" w:hAnsi="BIZ UDPゴシック"/>
+                <w:b w:val="false"/>
+                <w:bCs w:val="false"/>
+                <w:color w:val="000000"/>
                 <w:sz w:val="18"/>
                 <w:szCs w:val="18"/>
               </w:rPr>
@@ -1553,24 +1654,28 @@
         </w:tc>
         <w:tc>
           <w:tcPr>
-            <w:tcW w:type="dxa" w:w="6370"/>
-            <w:tcBorders>
-              <w:top w:val="single" w:color="CCCCCC" w:sz="4"/>
-              <w:left w:val="single" w:color="CCCCCC" w:sz="4"/>
-              <w:bottom w:val="single" w:color="CCCCCC" w:sz="4"/>
-              <w:right w:val="single" w:color="CCCCCC" w:sz="4"/>
-            </w:tcBorders>
-            <w:tcMar>
-              <w:top w:type="dxa" w:w="60"/>
-              <w:left w:type="dxa" w:w="120"/>
-              <w:bottom w:type="dxa" w:w="60"/>
-              <w:right w:type="dxa" w:w="120"/>
-            </w:tcMar>
-          </w:tcPr>
-          <w:p>
-            <w:r>
-              <w:rPr>
-                <w:rFonts w:ascii="BIZ UDPゴシック" w:cs="BIZ UDPゴシック" w:eastAsia="BIZ UDPゴシック" w:hAnsi="BIZ UDPゴシック"/>
+            <w:tcW w:type="dxa" w:w="6397"/>
+            <w:tcBorders>
+              <w:top w:val="single" w:color="CCCCCC" w:sz="4"/>
+              <w:left w:val="single" w:color="CCCCCC" w:sz="4"/>
+              <w:bottom w:val="single" w:color="CCCCCC" w:sz="4"/>
+              <w:right w:val="single" w:color="CCCCCC" w:sz="4"/>
+            </w:tcBorders>
+            <w:shd w:fill="FFFFFF" w:val="clear"/>
+            <w:tcMar>
+              <w:top w:type="dxa" w:w="60"/>
+              <w:left w:type="dxa" w:w="100"/>
+              <w:bottom w:type="dxa" w:w="60"/>
+              <w:right w:type="dxa" w:w="100"/>
+            </w:tcMar>
+          </w:tcPr>
+          <w:p>
+            <w:r>
+              <w:rPr>
+                <w:rFonts w:ascii="BIZ UDPゴシック" w:cs="BIZ UDPゴシック" w:eastAsia="BIZ UDPゴシック" w:hAnsi="BIZ UDPゴシック"/>
+                <w:b w:val="false"/>
+                <w:bCs w:val="false"/>
+                <w:color w:val="000000"/>
                 <w:sz w:val="18"/>
                 <w:szCs w:val="18"/>
               </w:rPr>
@@ -1580,24 +1685,28 @@
         </w:tc>
         <w:tc>
           <w:tcPr>
-            <w:tcW w:type="dxa" w:w="1567"/>
-            <w:tcBorders>
-              <w:top w:val="single" w:color="CCCCCC" w:sz="4"/>
-              <w:left w:val="single" w:color="CCCCCC" w:sz="4"/>
-              <w:bottom w:val="single" w:color="CCCCCC" w:sz="4"/>
-              <w:right w:val="single" w:color="CCCCCC" w:sz="4"/>
-            </w:tcBorders>
-            <w:tcMar>
-              <w:top w:type="dxa" w:w="60"/>
-              <w:left w:type="dxa" w:w="120"/>
-              <w:bottom w:type="dxa" w:w="60"/>
-              <w:right w:type="dxa" w:w="120"/>
-            </w:tcMar>
-          </w:tcPr>
-          <w:p>
-            <w:r>
-              <w:rPr>
-                <w:rFonts w:ascii="BIZ UDPゴシック" w:cs="BIZ UDPゴシック" w:eastAsia="BIZ UDPゴシック" w:hAnsi="BIZ UDPゴシック"/>
+            <w:tcW w:type="dxa" w:w="1540"/>
+            <w:tcBorders>
+              <w:top w:val="single" w:color="CCCCCC" w:sz="4"/>
+              <w:left w:val="single" w:color="CCCCCC" w:sz="4"/>
+              <w:bottom w:val="single" w:color="CCCCCC" w:sz="4"/>
+              <w:right w:val="single" w:color="CCCCCC" w:sz="4"/>
+            </w:tcBorders>
+            <w:shd w:fill="FFFFFF" w:val="clear"/>
+            <w:tcMar>
+              <w:top w:type="dxa" w:w="60"/>
+              <w:left w:type="dxa" w:w="100"/>
+              <w:bottom w:type="dxa" w:w="60"/>
+              <w:right w:type="dxa" w:w="100"/>
+            </w:tcMar>
+          </w:tcPr>
+          <w:p>
+            <w:r>
+              <w:rPr>
+                <w:rFonts w:ascii="BIZ UDPゴシック" w:cs="BIZ UDPゴシック" w:eastAsia="BIZ UDPゴシック" w:hAnsi="BIZ UDPゴシック"/>
+                <w:b w:val="false"/>
+                <w:bCs w:val="false"/>
+                <w:color w:val="000000"/>
                 <w:sz w:val="18"/>
                 <w:szCs w:val="18"/>
               </w:rPr>
@@ -1619,17 +1728,21 @@
               <w:bottom w:val="single" w:color="CCCCCC" w:sz="4"/>
               <w:right w:val="single" w:color="CCCCCC" w:sz="4"/>
             </w:tcBorders>
-            <w:tcMar>
-              <w:top w:type="dxa" w:w="60"/>
-              <w:left w:type="dxa" w:w="120"/>
-              <w:bottom w:type="dxa" w:w="60"/>
-              <w:right w:type="dxa" w:w="120"/>
-            </w:tcMar>
-          </w:tcPr>
-          <w:p>
-            <w:r>
-              <w:rPr>
-                <w:rFonts w:ascii="BIZ UDPゴシック" w:cs="BIZ UDPゴシック" w:eastAsia="BIZ UDPゴシック" w:hAnsi="BIZ UDPゴシック"/>
+            <w:shd w:fill="FFFFFF" w:val="clear"/>
+            <w:tcMar>
+              <w:top w:type="dxa" w:w="60"/>
+              <w:left w:type="dxa" w:w="100"/>
+              <w:bottom w:type="dxa" w:w="60"/>
+              <w:right w:type="dxa" w:w="100"/>
+            </w:tcMar>
+          </w:tcPr>
+          <w:p>
+            <w:r>
+              <w:rPr>
+                <w:rFonts w:ascii="BIZ UDPゴシック" w:cs="BIZ UDPゴシック" w:eastAsia="BIZ UDPゴシック" w:hAnsi="BIZ UDPゴシック"/>
+                <w:b w:val="false"/>
+                <w:bCs w:val="false"/>
+                <w:color w:val="000000"/>
                 <w:sz w:val="18"/>
                 <w:szCs w:val="18"/>
               </w:rPr>
@@ -1639,24 +1752,28 @@
         </w:tc>
         <w:tc>
           <w:tcPr>
-            <w:tcW w:type="dxa" w:w="6370"/>
-            <w:tcBorders>
-              <w:top w:val="single" w:color="CCCCCC" w:sz="4"/>
-              <w:left w:val="single" w:color="CCCCCC" w:sz="4"/>
-              <w:bottom w:val="single" w:color="CCCCCC" w:sz="4"/>
-              <w:right w:val="single" w:color="CCCCCC" w:sz="4"/>
-            </w:tcBorders>
-            <w:tcMar>
-              <w:top w:type="dxa" w:w="60"/>
-              <w:left w:type="dxa" w:w="120"/>
-              <w:bottom w:type="dxa" w:w="60"/>
-              <w:right w:type="dxa" w:w="120"/>
-            </w:tcMar>
-          </w:tcPr>
-          <w:p>
-            <w:r>
-              <w:rPr>
-                <w:rFonts w:ascii="BIZ UDPゴシック" w:cs="BIZ UDPゴシック" w:eastAsia="BIZ UDPゴシック" w:hAnsi="BIZ UDPゴシック"/>
+            <w:tcW w:type="dxa" w:w="6397"/>
+            <w:tcBorders>
+              <w:top w:val="single" w:color="CCCCCC" w:sz="4"/>
+              <w:left w:val="single" w:color="CCCCCC" w:sz="4"/>
+              <w:bottom w:val="single" w:color="CCCCCC" w:sz="4"/>
+              <w:right w:val="single" w:color="CCCCCC" w:sz="4"/>
+            </w:tcBorders>
+            <w:shd w:fill="FFFFFF" w:val="clear"/>
+            <w:tcMar>
+              <w:top w:type="dxa" w:w="60"/>
+              <w:left w:type="dxa" w:w="100"/>
+              <w:bottom w:type="dxa" w:w="60"/>
+              <w:right w:type="dxa" w:w="100"/>
+            </w:tcMar>
+          </w:tcPr>
+          <w:p>
+            <w:r>
+              <w:rPr>
+                <w:rFonts w:ascii="BIZ UDPゴシック" w:cs="BIZ UDPゴシック" w:eastAsia="BIZ UDPゴシック" w:hAnsi="BIZ UDPゴシック"/>
+                <w:b w:val="false"/>
+                <w:bCs w:val="false"/>
+                <w:color w:val="000000"/>
                 <w:sz w:val="18"/>
                 <w:szCs w:val="18"/>
               </w:rPr>
@@ -1666,24 +1783,28 @@
         </w:tc>
         <w:tc>
           <w:tcPr>
-            <w:tcW w:type="dxa" w:w="1567"/>
-            <w:tcBorders>
-              <w:top w:val="single" w:color="CCCCCC" w:sz="4"/>
-              <w:left w:val="single" w:color="CCCCCC" w:sz="4"/>
-              <w:bottom w:val="single" w:color="CCCCCC" w:sz="4"/>
-              <w:right w:val="single" w:color="CCCCCC" w:sz="4"/>
-            </w:tcBorders>
-            <w:tcMar>
-              <w:top w:type="dxa" w:w="60"/>
-              <w:left w:type="dxa" w:w="120"/>
-              <w:bottom w:type="dxa" w:w="60"/>
-              <w:right w:type="dxa" w:w="120"/>
-            </w:tcMar>
-          </w:tcPr>
-          <w:p>
-            <w:r>
-              <w:rPr>
-                <w:rFonts w:ascii="BIZ UDPゴシック" w:cs="BIZ UDPゴシック" w:eastAsia="BIZ UDPゴシック" w:hAnsi="BIZ UDPゴシック"/>
+            <w:tcW w:type="dxa" w:w="1540"/>
+            <w:tcBorders>
+              <w:top w:val="single" w:color="CCCCCC" w:sz="4"/>
+              <w:left w:val="single" w:color="CCCCCC" w:sz="4"/>
+              <w:bottom w:val="single" w:color="CCCCCC" w:sz="4"/>
+              <w:right w:val="single" w:color="CCCCCC" w:sz="4"/>
+            </w:tcBorders>
+            <w:shd w:fill="FFFFFF" w:val="clear"/>
+            <w:tcMar>
+              <w:top w:type="dxa" w:w="60"/>
+              <w:left w:type="dxa" w:w="100"/>
+              <w:bottom w:type="dxa" w:w="60"/>
+              <w:right w:type="dxa" w:w="100"/>
+            </w:tcMar>
+          </w:tcPr>
+          <w:p>
+            <w:r>
+              <w:rPr>
+                <w:rFonts w:ascii="BIZ UDPゴシック" w:cs="BIZ UDPゴシック" w:eastAsia="BIZ UDPゴシック" w:hAnsi="BIZ UDPゴシック"/>
+                <w:b w:val="false"/>
+                <w:bCs w:val="false"/>
+                <w:color w:val="000000"/>
                 <w:sz w:val="18"/>
                 <w:szCs w:val="18"/>
               </w:rPr>
@@ -1705,17 +1826,21 @@
               <w:bottom w:val="single" w:color="CCCCCC" w:sz="4"/>
               <w:right w:val="single" w:color="CCCCCC" w:sz="4"/>
             </w:tcBorders>
-            <w:tcMar>
-              <w:top w:type="dxa" w:w="60"/>
-              <w:left w:type="dxa" w:w="120"/>
-              <w:bottom w:type="dxa" w:w="60"/>
-              <w:right w:type="dxa" w:w="120"/>
-            </w:tcMar>
-          </w:tcPr>
-          <w:p>
-            <w:r>
-              <w:rPr>
-                <w:rFonts w:ascii="BIZ UDPゴシック" w:cs="BIZ UDPゴシック" w:eastAsia="BIZ UDPゴシック" w:hAnsi="BIZ UDPゴシック"/>
+            <w:shd w:fill="FFFFFF" w:val="clear"/>
+            <w:tcMar>
+              <w:top w:type="dxa" w:w="60"/>
+              <w:left w:type="dxa" w:w="100"/>
+              <w:bottom w:type="dxa" w:w="60"/>
+              <w:right w:type="dxa" w:w="100"/>
+            </w:tcMar>
+          </w:tcPr>
+          <w:p>
+            <w:r>
+              <w:rPr>
+                <w:rFonts w:ascii="BIZ UDPゴシック" w:cs="BIZ UDPゴシック" w:eastAsia="BIZ UDPゴシック" w:hAnsi="BIZ UDPゴシック"/>
+                <w:b w:val="false"/>
+                <w:bCs w:val="false"/>
+                <w:color w:val="000000"/>
                 <w:sz w:val="18"/>
                 <w:szCs w:val="18"/>
               </w:rPr>
@@ -1725,51 +1850,59 @@
         </w:tc>
         <w:tc>
           <w:tcPr>
-            <w:tcW w:type="dxa" w:w="6370"/>
-            <w:tcBorders>
-              <w:top w:val="single" w:color="CCCCCC" w:sz="4"/>
-              <w:left w:val="single" w:color="CCCCCC" w:sz="4"/>
-              <w:bottom w:val="single" w:color="CCCCCC" w:sz="4"/>
-              <w:right w:val="single" w:color="CCCCCC" w:sz="4"/>
-            </w:tcBorders>
-            <w:tcMar>
-              <w:top w:type="dxa" w:w="60"/>
-              <w:left w:type="dxa" w:w="120"/>
-              <w:bottom w:type="dxa" w:w="60"/>
-              <w:right w:type="dxa" w:w="120"/>
-            </w:tcMar>
-          </w:tcPr>
-          <w:p>
-            <w:r>
-              <w:rPr>
-                <w:rFonts w:ascii="BIZ UDPゴシック" w:cs="BIZ UDPゴシック" w:eastAsia="BIZ UDPゴシック" w:hAnsi="BIZ UDPゴシック"/>
-                <w:sz w:val="18"/>
-                <w:szCs w:val="18"/>
-              </w:rPr>
-              <w:t xml:space="preserve">削減効果（月額 $234 / 約 36,900 円）と時間外受信制限のトレードオフを理解し、本改修の実施を承認する</w:t>
-            </w:r>
-          </w:p>
-        </w:tc>
-        <w:tc>
-          <w:tcPr>
-            <w:tcW w:type="dxa" w:w="1567"/>
-            <w:tcBorders>
-              <w:top w:val="single" w:color="CCCCCC" w:sz="4"/>
-              <w:left w:val="single" w:color="CCCCCC" w:sz="4"/>
-              <w:bottom w:val="single" w:color="CCCCCC" w:sz="4"/>
-              <w:right w:val="single" w:color="CCCCCC" w:sz="4"/>
-            </w:tcBorders>
-            <w:tcMar>
-              <w:top w:type="dxa" w:w="60"/>
-              <w:left w:type="dxa" w:w="120"/>
-              <w:bottom w:type="dxa" w:w="60"/>
-              <w:right w:type="dxa" w:w="120"/>
-            </w:tcMar>
-          </w:tcPr>
-          <w:p>
-            <w:r>
-              <w:rPr>
-                <w:rFonts w:ascii="BIZ UDPゴシック" w:cs="BIZ UDPゴシック" w:eastAsia="BIZ UDPゴシック" w:hAnsi="BIZ UDPゴシック"/>
+            <w:tcW w:type="dxa" w:w="6397"/>
+            <w:tcBorders>
+              <w:top w:val="single" w:color="CCCCCC" w:sz="4"/>
+              <w:left w:val="single" w:color="CCCCCC" w:sz="4"/>
+              <w:bottom w:val="single" w:color="CCCCCC" w:sz="4"/>
+              <w:right w:val="single" w:color="CCCCCC" w:sz="4"/>
+            </w:tcBorders>
+            <w:shd w:fill="FFFFFF" w:val="clear"/>
+            <w:tcMar>
+              <w:top w:type="dxa" w:w="60"/>
+              <w:left w:type="dxa" w:w="100"/>
+              <w:bottom w:type="dxa" w:w="60"/>
+              <w:right w:type="dxa" w:w="100"/>
+            </w:tcMar>
+          </w:tcPr>
+          <w:p>
+            <w:r>
+              <w:rPr>
+                <w:rFonts w:ascii="BIZ UDPゴシック" w:cs="BIZ UDPゴシック" w:eastAsia="BIZ UDPゴシック" w:hAnsi="BIZ UDPゴシック"/>
+                <w:b w:val="false"/>
+                <w:bCs w:val="false"/>
+                <w:color w:val="000000"/>
+                <w:sz w:val="18"/>
+                <w:szCs w:val="18"/>
+              </w:rPr>
+              <w:t xml:space="preserve">削減効果（月額 $234 / 約36,900円）と時間外受信制限のトレードオフを理解し、本改修の実施を承認する</w:t>
+            </w:r>
+          </w:p>
+        </w:tc>
+        <w:tc>
+          <w:tcPr>
+            <w:tcW w:type="dxa" w:w="1540"/>
+            <w:tcBorders>
+              <w:top w:val="single" w:color="CCCCCC" w:sz="4"/>
+              <w:left w:val="single" w:color="CCCCCC" w:sz="4"/>
+              <w:bottom w:val="single" w:color="CCCCCC" w:sz="4"/>
+              <w:right w:val="single" w:color="CCCCCC" w:sz="4"/>
+            </w:tcBorders>
+            <w:shd w:fill="FFFFFF" w:val="clear"/>
+            <w:tcMar>
+              <w:top w:type="dxa" w:w="60"/>
+              <w:left w:type="dxa" w:w="100"/>
+              <w:bottom w:type="dxa" w:w="60"/>
+              <w:right w:type="dxa" w:w="100"/>
+            </w:tcMar>
+          </w:tcPr>
+          <w:p>
+            <w:r>
+              <w:rPr>
+                <w:rFonts w:ascii="BIZ UDPゴシック" w:cs="BIZ UDPゴシック" w:eastAsia="BIZ UDPゴシック" w:hAnsi="BIZ UDPゴシック"/>
+                <w:b w:val="false"/>
+                <w:bCs w:val="false"/>
+                <w:color w:val="000000"/>
                 <w:sz w:val="18"/>
                 <w:szCs w:val="18"/>
               </w:rPr>
@@ -1780,6 +1913,9 @@
       </w:tr>
     </w:tbl>
     <w:p>
+      <w:pPr>
+        <w:spacing w:before="60" w:after="60"/>
+      </w:pPr>
       <w:r>
         <w:rPr>
           <w:rFonts w:ascii="BIZ UDPゴシック" w:cs="BIZ UDPゴシック" w:eastAsia="BIZ UDPゴシック" w:hAnsi="BIZ UDPゴシック"/>
@@ -1798,8 +1934,8 @@
           <w:rFonts w:ascii="BIZ UDPゴシック" w:cs="BIZ UDPゴシック" w:eastAsia="BIZ UDPゴシック" w:hAnsi="BIZ UDPゴシック"/>
           <w:b/>
           <w:bCs/>
-          <w:sz w:val="18"/>
-          <w:szCs w:val="18"/>
+          <w:sz w:val="24"/>
+          <w:szCs w:val="24"/>
         </w:rPr>
         <w:t xml:space="preserve">■ 時間外受信が必要な場合の対応フロー（概要）</w:t>
       </w:r>
@@ -1818,8 +1954,8 @@
       </w:tblPr>
       <w:tblGrid>
         <w:gridCol w:w="567"/>
-        <w:gridCol w:w="2646"/>
-        <w:gridCol w:w="5291"/>
+        <w:gridCol w:w="2268"/>
+        <w:gridCol w:w="5669"/>
       </w:tblGrid>
       <w:tr>
         <w:trPr>
@@ -1834,12 +1970,12 @@
               <w:bottom w:val="single" w:color="CCCCCC" w:sz="4"/>
               <w:right w:val="single" w:color="CCCCCC" w:sz="4"/>
             </w:tcBorders>
-            <w:shd w:fill="E8F4FD" w:val="clear"/>
-            <w:tcMar>
-              <w:top w:type="dxa" w:w="60"/>
-              <w:left w:type="dxa" w:w="120"/>
-              <w:bottom w:type="dxa" w:w="60"/>
-              <w:right w:type="dxa" w:w="120"/>
+            <w:shd w:fill="F5F5F5" w:val="clear"/>
+            <w:tcMar>
+              <w:top w:type="dxa" w:w="60"/>
+              <w:left w:type="dxa" w:w="100"/>
+              <w:bottom w:type="dxa" w:w="60"/>
+              <w:right w:type="dxa" w:w="100"/>
             </w:tcMar>
           </w:tcPr>
           <w:p>
@@ -1848,6 +1984,7 @@
                 <w:rFonts w:ascii="BIZ UDPゴシック" w:cs="BIZ UDPゴシック" w:eastAsia="BIZ UDPゴシック" w:hAnsi="BIZ UDPゴシック"/>
                 <w:b/>
                 <w:bCs/>
+                <w:color w:val="000000"/>
                 <w:sz w:val="18"/>
                 <w:szCs w:val="18"/>
               </w:rPr>
@@ -1857,19 +1994,19 @@
         </w:tc>
         <w:tc>
           <w:tcPr>
-            <w:tcW w:type="dxa" w:w="2646"/>
-            <w:tcBorders>
-              <w:top w:val="single" w:color="CCCCCC" w:sz="4"/>
-              <w:left w:val="single" w:color="CCCCCC" w:sz="4"/>
-              <w:bottom w:val="single" w:color="CCCCCC" w:sz="4"/>
-              <w:right w:val="single" w:color="CCCCCC" w:sz="4"/>
-            </w:tcBorders>
-            <w:shd w:fill="E8F4FD" w:val="clear"/>
-            <w:tcMar>
-              <w:top w:type="dxa" w:w="60"/>
-              <w:left w:type="dxa" w:w="120"/>
-              <w:bottom w:type="dxa" w:w="60"/>
-              <w:right w:type="dxa" w:w="120"/>
+            <w:tcW w:type="dxa" w:w="2268"/>
+            <w:tcBorders>
+              <w:top w:val="single" w:color="CCCCCC" w:sz="4"/>
+              <w:left w:val="single" w:color="CCCCCC" w:sz="4"/>
+              <w:bottom w:val="single" w:color="CCCCCC" w:sz="4"/>
+              <w:right w:val="single" w:color="CCCCCC" w:sz="4"/>
+            </w:tcBorders>
+            <w:shd w:fill="F5F5F5" w:val="clear"/>
+            <w:tcMar>
+              <w:top w:type="dxa" w:w="60"/>
+              <w:left w:type="dxa" w:w="100"/>
+              <w:bottom w:type="dxa" w:w="60"/>
+              <w:right w:type="dxa" w:w="100"/>
             </w:tcMar>
           </w:tcPr>
           <w:p>
@@ -1878,6 +2015,7 @@
                 <w:rFonts w:ascii="BIZ UDPゴシック" w:cs="BIZ UDPゴシック" w:eastAsia="BIZ UDPゴシック" w:hAnsi="BIZ UDPゴシック"/>
                 <w:b/>
                 <w:bCs/>
+                <w:color w:val="000000"/>
                 <w:sz w:val="18"/>
                 <w:szCs w:val="18"/>
               </w:rPr>
@@ -1887,19 +2025,19 @@
         </w:tc>
         <w:tc>
           <w:tcPr>
-            <w:tcW w:type="dxa" w:w="5291"/>
-            <w:tcBorders>
-              <w:top w:val="single" w:color="CCCCCC" w:sz="4"/>
-              <w:left w:val="single" w:color="CCCCCC" w:sz="4"/>
-              <w:bottom w:val="single" w:color="CCCCCC" w:sz="4"/>
-              <w:right w:val="single" w:color="CCCCCC" w:sz="4"/>
-            </w:tcBorders>
-            <w:shd w:fill="E8F4FD" w:val="clear"/>
-            <w:tcMar>
-              <w:top w:type="dxa" w:w="60"/>
-              <w:left w:type="dxa" w:w="120"/>
-              <w:bottom w:type="dxa" w:w="60"/>
-              <w:right w:type="dxa" w:w="120"/>
+            <w:tcW w:type="dxa" w:w="5669"/>
+            <w:tcBorders>
+              <w:top w:val="single" w:color="CCCCCC" w:sz="4"/>
+              <w:left w:val="single" w:color="CCCCCC" w:sz="4"/>
+              <w:bottom w:val="single" w:color="CCCCCC" w:sz="4"/>
+              <w:right w:val="single" w:color="CCCCCC" w:sz="4"/>
+            </w:tcBorders>
+            <w:shd w:fill="F5F5F5" w:val="clear"/>
+            <w:tcMar>
+              <w:top w:type="dxa" w:w="60"/>
+              <w:left w:type="dxa" w:w="100"/>
+              <w:bottom w:type="dxa" w:w="60"/>
+              <w:right w:type="dxa" w:w="100"/>
             </w:tcMar>
           </w:tcPr>
           <w:p>
@@ -1908,6 +2046,7 @@
                 <w:rFonts w:ascii="BIZ UDPゴシック" w:cs="BIZ UDPゴシック" w:eastAsia="BIZ UDPゴシック" w:hAnsi="BIZ UDPゴシック"/>
                 <w:b/>
                 <w:bCs/>
+                <w:color w:val="000000"/>
                 <w:sz w:val="18"/>
                 <w:szCs w:val="18"/>
               </w:rPr>
@@ -1929,17 +2068,21 @@
               <w:bottom w:val="single" w:color="CCCCCC" w:sz="4"/>
               <w:right w:val="single" w:color="CCCCCC" w:sz="4"/>
             </w:tcBorders>
-            <w:tcMar>
-              <w:top w:type="dxa" w:w="60"/>
-              <w:left w:type="dxa" w:w="120"/>
-              <w:bottom w:type="dxa" w:w="60"/>
-              <w:right w:type="dxa" w:w="120"/>
-            </w:tcMar>
-          </w:tcPr>
-          <w:p>
-            <w:r>
-              <w:rPr>
-                <w:rFonts w:ascii="BIZ UDPゴシック" w:cs="BIZ UDPゴシック" w:eastAsia="BIZ UDPゴシック" w:hAnsi="BIZ UDPゴシック"/>
+            <w:shd w:fill="FFFFFF" w:val="clear"/>
+            <w:tcMar>
+              <w:top w:type="dxa" w:w="60"/>
+              <w:left w:type="dxa" w:w="100"/>
+              <w:bottom w:type="dxa" w:w="60"/>
+              <w:right w:type="dxa" w:w="100"/>
+            </w:tcMar>
+          </w:tcPr>
+          <w:p>
+            <w:r>
+              <w:rPr>
+                <w:rFonts w:ascii="BIZ UDPゴシック" w:cs="BIZ UDPゴシック" w:eastAsia="BIZ UDPゴシック" w:hAnsi="BIZ UDPゴシック"/>
+                <w:b w:val="false"/>
+                <w:bCs w:val="false"/>
+                <w:color w:val="000000"/>
                 <w:sz w:val="18"/>
                 <w:szCs w:val="18"/>
               </w:rPr>
@@ -1949,24 +2092,28 @@
         </w:tc>
         <w:tc>
           <w:tcPr>
-            <w:tcW w:type="dxa" w:w="2646"/>
-            <w:tcBorders>
-              <w:top w:val="single" w:color="CCCCCC" w:sz="4"/>
-              <w:left w:val="single" w:color="CCCCCC" w:sz="4"/>
-              <w:bottom w:val="single" w:color="CCCCCC" w:sz="4"/>
-              <w:right w:val="single" w:color="CCCCCC" w:sz="4"/>
-            </w:tcBorders>
-            <w:tcMar>
-              <w:top w:type="dxa" w:w="60"/>
-              <w:left w:type="dxa" w:w="120"/>
-              <w:bottom w:type="dxa" w:w="60"/>
-              <w:right w:type="dxa" w:w="120"/>
-            </w:tcMar>
-          </w:tcPr>
-          <w:p>
-            <w:r>
-              <w:rPr>
-                <w:rFonts w:ascii="BIZ UDPゴシック" w:cs="BIZ UDPゴシック" w:eastAsia="BIZ UDPゴシック" w:hAnsi="BIZ UDPゴシック"/>
+            <w:tcW w:type="dxa" w:w="2268"/>
+            <w:tcBorders>
+              <w:top w:val="single" w:color="CCCCCC" w:sz="4"/>
+              <w:left w:val="single" w:color="CCCCCC" w:sz="4"/>
+              <w:bottom w:val="single" w:color="CCCCCC" w:sz="4"/>
+              <w:right w:val="single" w:color="CCCCCC" w:sz="4"/>
+            </w:tcBorders>
+            <w:shd w:fill="FFFFFF" w:val="clear"/>
+            <w:tcMar>
+              <w:top w:type="dxa" w:w="60"/>
+              <w:left w:type="dxa" w:w="100"/>
+              <w:bottom w:type="dxa" w:w="60"/>
+              <w:right w:type="dxa" w:w="100"/>
+            </w:tcMar>
+          </w:tcPr>
+          <w:p>
+            <w:r>
+              <w:rPr>
+                <w:rFonts w:ascii="BIZ UDPゴシック" w:cs="BIZ UDPゴシック" w:eastAsia="BIZ UDPゴシック" w:hAnsi="BIZ UDPゴシック"/>
+                <w:b w:val="false"/>
+                <w:bCs w:val="false"/>
+                <w:color w:val="000000"/>
                 <w:sz w:val="18"/>
                 <w:szCs w:val="18"/>
               </w:rPr>
@@ -1976,24 +2123,28 @@
         </w:tc>
         <w:tc>
           <w:tcPr>
-            <w:tcW w:type="dxa" w:w="5291"/>
-            <w:tcBorders>
-              <w:top w:val="single" w:color="CCCCCC" w:sz="4"/>
-              <w:left w:val="single" w:color="CCCCCC" w:sz="4"/>
-              <w:bottom w:val="single" w:color="CCCCCC" w:sz="4"/>
-              <w:right w:val="single" w:color="CCCCCC" w:sz="4"/>
-            </w:tcBorders>
-            <w:tcMar>
-              <w:top w:type="dxa" w:w="60"/>
-              <w:left w:type="dxa" w:w="120"/>
-              <w:bottom w:type="dxa" w:w="60"/>
-              <w:right w:type="dxa" w:w="120"/>
-            </w:tcMar>
-          </w:tcPr>
-          <w:p>
-            <w:r>
-              <w:rPr>
-                <w:rFonts w:ascii="BIZ UDPゴシック" w:cs="BIZ UDPゴシック" w:eastAsia="BIZ UDPゴシック" w:hAnsi="BIZ UDPゴシック"/>
+            <w:tcW w:type="dxa" w:w="5669"/>
+            <w:tcBorders>
+              <w:top w:val="single" w:color="CCCCCC" w:sz="4"/>
+              <w:left w:val="single" w:color="CCCCCC" w:sz="4"/>
+              <w:bottom w:val="single" w:color="CCCCCC" w:sz="4"/>
+              <w:right w:val="single" w:color="CCCCCC" w:sz="4"/>
+            </w:tcBorders>
+            <w:shd w:fill="FFFFFF" w:val="clear"/>
+            <w:tcMar>
+              <w:top w:type="dxa" w:w="60"/>
+              <w:left w:type="dxa" w:w="100"/>
+              <w:bottom w:type="dxa" w:w="60"/>
+              <w:right w:type="dxa" w:w="100"/>
+            </w:tcMar>
+          </w:tcPr>
+          <w:p>
+            <w:r>
+              <w:rPr>
+                <w:rFonts w:ascii="BIZ UDPゴシック" w:cs="BIZ UDPゴシック" w:eastAsia="BIZ UDPゴシック" w:hAnsi="BIZ UDPゴシック"/>
+                <w:b w:val="false"/>
+                <w:bCs w:val="false"/>
+                <w:color w:val="000000"/>
                 <w:sz w:val="18"/>
                 <w:szCs w:val="18"/>
               </w:rPr>
@@ -2015,17 +2166,21 @@
               <w:bottom w:val="single" w:color="CCCCCC" w:sz="4"/>
               <w:right w:val="single" w:color="CCCCCC" w:sz="4"/>
             </w:tcBorders>
-            <w:tcMar>
-              <w:top w:type="dxa" w:w="60"/>
-              <w:left w:type="dxa" w:w="120"/>
-              <w:bottom w:type="dxa" w:w="60"/>
-              <w:right w:type="dxa" w:w="120"/>
-            </w:tcMar>
-          </w:tcPr>
-          <w:p>
-            <w:r>
-              <w:rPr>
-                <w:rFonts w:ascii="BIZ UDPゴシック" w:cs="BIZ UDPゴシック" w:eastAsia="BIZ UDPゴシック" w:hAnsi="BIZ UDPゴシック"/>
+            <w:shd w:fill="FFFFFF" w:val="clear"/>
+            <w:tcMar>
+              <w:top w:type="dxa" w:w="60"/>
+              <w:left w:type="dxa" w:w="100"/>
+              <w:bottom w:type="dxa" w:w="60"/>
+              <w:right w:type="dxa" w:w="100"/>
+            </w:tcMar>
+          </w:tcPr>
+          <w:p>
+            <w:r>
+              <w:rPr>
+                <w:rFonts w:ascii="BIZ UDPゴシック" w:cs="BIZ UDPゴシック" w:eastAsia="BIZ UDPゴシック" w:hAnsi="BIZ UDPゴシック"/>
+                <w:b w:val="false"/>
+                <w:bCs w:val="false"/>
+                <w:color w:val="000000"/>
                 <w:sz w:val="18"/>
                 <w:szCs w:val="18"/>
               </w:rPr>
@@ -2035,24 +2190,28 @@
         </w:tc>
         <w:tc>
           <w:tcPr>
-            <w:tcW w:type="dxa" w:w="2646"/>
-            <w:tcBorders>
-              <w:top w:val="single" w:color="CCCCCC" w:sz="4"/>
-              <w:left w:val="single" w:color="CCCCCC" w:sz="4"/>
-              <w:bottom w:val="single" w:color="CCCCCC" w:sz="4"/>
-              <w:right w:val="single" w:color="CCCCCC" w:sz="4"/>
-            </w:tcBorders>
-            <w:tcMar>
-              <w:top w:type="dxa" w:w="60"/>
-              <w:left w:type="dxa" w:w="120"/>
-              <w:bottom w:type="dxa" w:w="60"/>
-              <w:right w:type="dxa" w:w="120"/>
-            </w:tcMar>
-          </w:tcPr>
-          <w:p>
-            <w:r>
-              <w:rPr>
-                <w:rFonts w:ascii="BIZ UDPゴシック" w:cs="BIZ UDPゴシック" w:eastAsia="BIZ UDPゴシック" w:hAnsi="BIZ UDPゴシック"/>
+            <w:tcW w:type="dxa" w:w="2268"/>
+            <w:tcBorders>
+              <w:top w:val="single" w:color="CCCCCC" w:sz="4"/>
+              <w:left w:val="single" w:color="CCCCCC" w:sz="4"/>
+              <w:bottom w:val="single" w:color="CCCCCC" w:sz="4"/>
+              <w:right w:val="single" w:color="CCCCCC" w:sz="4"/>
+            </w:tcBorders>
+            <w:shd w:fill="FFFFFF" w:val="clear"/>
+            <w:tcMar>
+              <w:top w:type="dxa" w:w="60"/>
+              <w:left w:type="dxa" w:w="100"/>
+              <w:bottom w:type="dxa" w:w="60"/>
+              <w:right w:type="dxa" w:w="100"/>
+            </w:tcMar>
+          </w:tcPr>
+          <w:p>
+            <w:r>
+              <w:rPr>
+                <w:rFonts w:ascii="BIZ UDPゴシック" w:cs="BIZ UDPゴシック" w:eastAsia="BIZ UDPゴシック" w:hAnsi="BIZ UDPゴシック"/>
+                <w:b w:val="false"/>
+                <w:bCs w:val="false"/>
+                <w:color w:val="000000"/>
                 <w:sz w:val="18"/>
                 <w:szCs w:val="18"/>
               </w:rPr>
@@ -2062,28 +2221,32 @@
         </w:tc>
         <w:tc>
           <w:tcPr>
-            <w:tcW w:type="dxa" w:w="5291"/>
-            <w:tcBorders>
-              <w:top w:val="single" w:color="CCCCCC" w:sz="4"/>
-              <w:left w:val="single" w:color="CCCCCC" w:sz="4"/>
-              <w:bottom w:val="single" w:color="CCCCCC" w:sz="4"/>
-              <w:right w:val="single" w:color="CCCCCC" w:sz="4"/>
-            </w:tcBorders>
-            <w:tcMar>
-              <w:top w:type="dxa" w:w="60"/>
-              <w:left w:type="dxa" w:w="120"/>
-              <w:bottom w:type="dxa" w:w="60"/>
-              <w:right w:type="dxa" w:w="120"/>
-            </w:tcMar>
-          </w:tcPr>
-          <w:p>
-            <w:r>
-              <w:rPr>
-                <w:rFonts w:ascii="BIZ UDPゴシック" w:cs="BIZ UDPゴシック" w:eastAsia="BIZ UDPゴシック" w:hAnsi="BIZ UDPゴシック"/>
-                <w:sz w:val="18"/>
-                <w:szCs w:val="18"/>
-              </w:rPr>
-              <w:t xml:space="preserve">AWS CloudShell にてサーバーを手動起動（所要 30 秒〜1 分）し、完了を連絡する</w:t>
+            <w:tcW w:type="dxa" w:w="5669"/>
+            <w:tcBorders>
+              <w:top w:val="single" w:color="CCCCCC" w:sz="4"/>
+              <w:left w:val="single" w:color="CCCCCC" w:sz="4"/>
+              <w:bottom w:val="single" w:color="CCCCCC" w:sz="4"/>
+              <w:right w:val="single" w:color="CCCCCC" w:sz="4"/>
+            </w:tcBorders>
+            <w:shd w:fill="FFFFFF" w:val="clear"/>
+            <w:tcMar>
+              <w:top w:type="dxa" w:w="60"/>
+              <w:left w:type="dxa" w:w="100"/>
+              <w:bottom w:type="dxa" w:w="60"/>
+              <w:right w:type="dxa" w:w="100"/>
+            </w:tcMar>
+          </w:tcPr>
+          <w:p>
+            <w:r>
+              <w:rPr>
+                <w:rFonts w:ascii="BIZ UDPゴシック" w:cs="BIZ UDPゴシック" w:eastAsia="BIZ UDPゴシック" w:hAnsi="BIZ UDPゴシック"/>
+                <w:b w:val="false"/>
+                <w:bCs w:val="false"/>
+                <w:color w:val="000000"/>
+                <w:sz w:val="18"/>
+                <w:szCs w:val="18"/>
+              </w:rPr>
+              <w:t xml:space="preserve">AWS CloudShell にてサーバーを手動起動（所要30秒〜1分）し、完了を連絡する</w:t>
             </w:r>
           </w:p>
         </w:tc>
@@ -2101,17 +2264,21 @@
               <w:bottom w:val="single" w:color="CCCCCC" w:sz="4"/>
               <w:right w:val="single" w:color="CCCCCC" w:sz="4"/>
             </w:tcBorders>
-            <w:tcMar>
-              <w:top w:type="dxa" w:w="60"/>
-              <w:left w:type="dxa" w:w="120"/>
-              <w:bottom w:type="dxa" w:w="60"/>
-              <w:right w:type="dxa" w:w="120"/>
-            </w:tcMar>
-          </w:tcPr>
-          <w:p>
-            <w:r>
-              <w:rPr>
-                <w:rFonts w:ascii="BIZ UDPゴシック" w:cs="BIZ UDPゴシック" w:eastAsia="BIZ UDPゴシック" w:hAnsi="BIZ UDPゴシック"/>
+            <w:shd w:fill="FFFFFF" w:val="clear"/>
+            <w:tcMar>
+              <w:top w:type="dxa" w:w="60"/>
+              <w:left w:type="dxa" w:w="100"/>
+              <w:bottom w:type="dxa" w:w="60"/>
+              <w:right w:type="dxa" w:w="100"/>
+            </w:tcMar>
+          </w:tcPr>
+          <w:p>
+            <w:r>
+              <w:rPr>
+                <w:rFonts w:ascii="BIZ UDPゴシック" w:cs="BIZ UDPゴシック" w:eastAsia="BIZ UDPゴシック" w:hAnsi="BIZ UDPゴシック"/>
+                <w:b w:val="false"/>
+                <w:bCs w:val="false"/>
+                <w:color w:val="000000"/>
                 <w:sz w:val="18"/>
                 <w:szCs w:val="18"/>
               </w:rPr>
@@ -2121,24 +2288,28 @@
         </w:tc>
         <w:tc>
           <w:tcPr>
-            <w:tcW w:type="dxa" w:w="2646"/>
-            <w:tcBorders>
-              <w:top w:val="single" w:color="CCCCCC" w:sz="4"/>
-              <w:left w:val="single" w:color="CCCCCC" w:sz="4"/>
-              <w:bottom w:val="single" w:color="CCCCCC" w:sz="4"/>
-              <w:right w:val="single" w:color="CCCCCC" w:sz="4"/>
-            </w:tcBorders>
-            <w:tcMar>
-              <w:top w:type="dxa" w:w="60"/>
-              <w:left w:type="dxa" w:w="120"/>
-              <w:bottom w:type="dxa" w:w="60"/>
-              <w:right w:type="dxa" w:w="120"/>
-            </w:tcMar>
-          </w:tcPr>
-          <w:p>
-            <w:r>
-              <w:rPr>
-                <w:rFonts w:ascii="BIZ UDPゴシック" w:cs="BIZ UDPゴシック" w:eastAsia="BIZ UDPゴシック" w:hAnsi="BIZ UDPゴシック"/>
+            <w:tcW w:type="dxa" w:w="2268"/>
+            <w:tcBorders>
+              <w:top w:val="single" w:color="CCCCCC" w:sz="4"/>
+              <w:left w:val="single" w:color="CCCCCC" w:sz="4"/>
+              <w:bottom w:val="single" w:color="CCCCCC" w:sz="4"/>
+              <w:right w:val="single" w:color="CCCCCC" w:sz="4"/>
+            </w:tcBorders>
+            <w:shd w:fill="FFFFFF" w:val="clear"/>
+            <w:tcMar>
+              <w:top w:type="dxa" w:w="60"/>
+              <w:left w:type="dxa" w:w="100"/>
+              <w:bottom w:type="dxa" w:w="60"/>
+              <w:right w:type="dxa" w:w="100"/>
+            </w:tcMar>
+          </w:tcPr>
+          <w:p>
+            <w:r>
+              <w:rPr>
+                <w:rFonts w:ascii="BIZ UDPゴシック" w:cs="BIZ UDPゴシック" w:eastAsia="BIZ UDPゴシック" w:hAnsi="BIZ UDPゴシック"/>
+                <w:b w:val="false"/>
+                <w:bCs w:val="false"/>
+                <w:color w:val="000000"/>
                 <w:sz w:val="18"/>
                 <w:szCs w:val="18"/>
               </w:rPr>
@@ -2148,24 +2319,28 @@
         </w:tc>
         <w:tc>
           <w:tcPr>
-            <w:tcW w:type="dxa" w:w="5291"/>
-            <w:tcBorders>
-              <w:top w:val="single" w:color="CCCCCC" w:sz="4"/>
-              <w:left w:val="single" w:color="CCCCCC" w:sz="4"/>
-              <w:bottom w:val="single" w:color="CCCCCC" w:sz="4"/>
-              <w:right w:val="single" w:color="CCCCCC" w:sz="4"/>
-            </w:tcBorders>
-            <w:tcMar>
-              <w:top w:type="dxa" w:w="60"/>
-              <w:left w:type="dxa" w:w="120"/>
-              <w:bottom w:type="dxa" w:w="60"/>
-              <w:right w:type="dxa" w:w="120"/>
-            </w:tcMar>
-          </w:tcPr>
-          <w:p>
-            <w:r>
-              <w:rPr>
-                <w:rFonts w:ascii="BIZ UDPゴシック" w:cs="BIZ UDPゴシック" w:eastAsia="BIZ UDPゴシック" w:hAnsi="BIZ UDPゴシック"/>
+            <w:tcW w:type="dxa" w:w="5669"/>
+            <w:tcBorders>
+              <w:top w:val="single" w:color="CCCCCC" w:sz="4"/>
+              <w:left w:val="single" w:color="CCCCCC" w:sz="4"/>
+              <w:bottom w:val="single" w:color="CCCCCC" w:sz="4"/>
+              <w:right w:val="single" w:color="CCCCCC" w:sz="4"/>
+            </w:tcBorders>
+            <w:shd w:fill="FFFFFF" w:val="clear"/>
+            <w:tcMar>
+              <w:top w:type="dxa" w:w="60"/>
+              <w:left w:type="dxa" w:w="100"/>
+              <w:bottom w:type="dxa" w:w="60"/>
+              <w:right w:type="dxa" w:w="100"/>
+            </w:tcMar>
+          </w:tcPr>
+          <w:p>
+            <w:r>
+              <w:rPr>
+                <w:rFonts w:ascii="BIZ UDPゴシック" w:cs="BIZ UDPゴシック" w:eastAsia="BIZ UDPゴシック" w:hAnsi="BIZ UDPゴシック"/>
+                <w:b w:val="false"/>
+                <w:bCs w:val="false"/>
+                <w:color w:val="000000"/>
                 <w:sz w:val="18"/>
                 <w:szCs w:val="18"/>
               </w:rPr>
@@ -2187,17 +2362,21 @@
               <w:bottom w:val="single" w:color="CCCCCC" w:sz="4"/>
               <w:right w:val="single" w:color="CCCCCC" w:sz="4"/>
             </w:tcBorders>
-            <w:tcMar>
-              <w:top w:type="dxa" w:w="60"/>
-              <w:left w:type="dxa" w:w="120"/>
-              <w:bottom w:type="dxa" w:w="60"/>
-              <w:right w:type="dxa" w:w="120"/>
-            </w:tcMar>
-          </w:tcPr>
-          <w:p>
-            <w:r>
-              <w:rPr>
-                <w:rFonts w:ascii="BIZ UDPゴシック" w:cs="BIZ UDPゴシック" w:eastAsia="BIZ UDPゴシック" w:hAnsi="BIZ UDPゴシック"/>
+            <w:shd w:fill="FFFFFF" w:val="clear"/>
+            <w:tcMar>
+              <w:top w:type="dxa" w:w="60"/>
+              <w:left w:type="dxa" w:w="100"/>
+              <w:bottom w:type="dxa" w:w="60"/>
+              <w:right w:type="dxa" w:w="100"/>
+            </w:tcMar>
+          </w:tcPr>
+          <w:p>
+            <w:r>
+              <w:rPr>
+                <w:rFonts w:ascii="BIZ UDPゴシック" w:cs="BIZ UDPゴシック" w:eastAsia="BIZ UDPゴシック" w:hAnsi="BIZ UDPゴシック"/>
+                <w:b w:val="false"/>
+                <w:bCs w:val="false"/>
+                <w:color w:val="000000"/>
                 <w:sz w:val="18"/>
                 <w:szCs w:val="18"/>
               </w:rPr>
@@ -2207,24 +2386,28 @@
         </w:tc>
         <w:tc>
           <w:tcPr>
-            <w:tcW w:type="dxa" w:w="2646"/>
-            <w:tcBorders>
-              <w:top w:val="single" w:color="CCCCCC" w:sz="4"/>
-              <w:left w:val="single" w:color="CCCCCC" w:sz="4"/>
-              <w:bottom w:val="single" w:color="CCCCCC" w:sz="4"/>
-              <w:right w:val="single" w:color="CCCCCC" w:sz="4"/>
-            </w:tcBorders>
-            <w:tcMar>
-              <w:top w:type="dxa" w:w="60"/>
-              <w:left w:type="dxa" w:w="120"/>
-              <w:bottom w:type="dxa" w:w="60"/>
-              <w:right w:type="dxa" w:w="120"/>
-            </w:tcMar>
-          </w:tcPr>
-          <w:p>
-            <w:r>
-              <w:rPr>
-                <w:rFonts w:ascii="BIZ UDPゴシック" w:cs="BIZ UDPゴシック" w:eastAsia="BIZ UDPゴシック" w:hAnsi="BIZ UDPゴシック"/>
+            <w:tcW w:type="dxa" w:w="2268"/>
+            <w:tcBorders>
+              <w:top w:val="single" w:color="CCCCCC" w:sz="4"/>
+              <w:left w:val="single" w:color="CCCCCC" w:sz="4"/>
+              <w:bottom w:val="single" w:color="CCCCCC" w:sz="4"/>
+              <w:right w:val="single" w:color="CCCCCC" w:sz="4"/>
+            </w:tcBorders>
+            <w:shd w:fill="FFFFFF" w:val="clear"/>
+            <w:tcMar>
+              <w:top w:type="dxa" w:w="60"/>
+              <w:left w:type="dxa" w:w="100"/>
+              <w:bottom w:type="dxa" w:w="60"/>
+              <w:right w:type="dxa" w:w="100"/>
+            </w:tcMar>
+          </w:tcPr>
+          <w:p>
+            <w:r>
+              <w:rPr>
+                <w:rFonts w:ascii="BIZ UDPゴシック" w:cs="BIZ UDPゴシック" w:eastAsia="BIZ UDPゴシック" w:hAnsi="BIZ UDPゴシック"/>
+                <w:b w:val="false"/>
+                <w:bCs w:val="false"/>
+                <w:color w:val="000000"/>
                 <w:sz w:val="18"/>
                 <w:szCs w:val="18"/>
               </w:rPr>
@@ -2234,24 +2417,28 @@
         </w:tc>
         <w:tc>
           <w:tcPr>
-            <w:tcW w:type="dxa" w:w="5291"/>
-            <w:tcBorders>
-              <w:top w:val="single" w:color="CCCCCC" w:sz="4"/>
-              <w:left w:val="single" w:color="CCCCCC" w:sz="4"/>
-              <w:bottom w:val="single" w:color="CCCCCC" w:sz="4"/>
-              <w:right w:val="single" w:color="CCCCCC" w:sz="4"/>
-            </w:tcBorders>
-            <w:tcMar>
-              <w:top w:type="dxa" w:w="60"/>
-              <w:left w:type="dxa" w:w="120"/>
-              <w:bottom w:type="dxa" w:w="60"/>
-              <w:right w:type="dxa" w:w="120"/>
-            </w:tcMar>
-          </w:tcPr>
-          <w:p>
-            <w:r>
-              <w:rPr>
-                <w:rFonts w:ascii="BIZ UDPゴシック" w:cs="BIZ UDPゴシック" w:eastAsia="BIZ UDPゴシック" w:hAnsi="BIZ UDPゴシック"/>
+            <w:tcW w:type="dxa" w:w="5669"/>
+            <w:tcBorders>
+              <w:top w:val="single" w:color="CCCCCC" w:sz="4"/>
+              <w:left w:val="single" w:color="CCCCCC" w:sz="4"/>
+              <w:bottom w:val="single" w:color="CCCCCC" w:sz="4"/>
+              <w:right w:val="single" w:color="CCCCCC" w:sz="4"/>
+            </w:tcBorders>
+            <w:shd w:fill="FFFFFF" w:val="clear"/>
+            <w:tcMar>
+              <w:top w:type="dxa" w:w="60"/>
+              <w:left w:type="dxa" w:w="100"/>
+              <w:bottom w:type="dxa" w:w="60"/>
+              <w:right w:type="dxa" w:w="100"/>
+            </w:tcMar>
+          </w:tcPr>
+          <w:p>
+            <w:r>
+              <w:rPr>
+                <w:rFonts w:ascii="BIZ UDPゴシック" w:cs="BIZ UDPゴシック" w:eastAsia="BIZ UDPゴシック" w:hAnsi="BIZ UDPゴシック"/>
+                <w:b w:val="false"/>
+                <w:bCs w:val="false"/>
+                <w:color w:val="000000"/>
                 <w:sz w:val="18"/>
                 <w:szCs w:val="18"/>
               </w:rPr>
@@ -2270,13 +2457,16 @@
           <w:rFonts w:ascii="BIZ UDPゴシック" w:cs="BIZ UDPゴシック" w:eastAsia="BIZ UDPゴシック" w:hAnsi="BIZ UDPゴシック"/>
           <w:b/>
           <w:bCs/>
-          <w:sz w:val="24"/>
-          <w:szCs w:val="24"/>
+          <w:sz w:val="32"/>
+          <w:szCs w:val="32"/>
         </w:rPr>
         <w:t xml:space="preserve">1. 概要・背景</w:t>
       </w:r>
     </w:p>
     <w:p>
+      <w:pPr>
+        <w:spacing w:before="60" w:after="60"/>
+      </w:pPr>
       <w:r>
         <w:rPr>
           <w:rFonts w:ascii="BIZ UDPゴシック" w:cs="BIZ UDPゴシック" w:eastAsia="BIZ UDPゴシック" w:hAnsi="BIZ UDPゴシック"/>
@@ -2295,8 +2485,8 @@
           <w:rFonts w:ascii="BIZ UDPゴシック" w:cs="BIZ UDPゴシック" w:eastAsia="BIZ UDPゴシック" w:hAnsi="BIZ UDPゴシック"/>
           <w:b/>
           <w:bCs/>
-          <w:sz w:val="18"/>
-          <w:szCs w:val="18"/>
+          <w:sz w:val="24"/>
+          <w:szCs w:val="24"/>
         </w:rPr>
         <w:t xml:space="preserve">■ 改修一覧</w:t>
       </w:r>
@@ -2314,11 +2504,11 @@
         </w:tblBorders>
       </w:tblPr>
       <w:tblGrid>
-        <w:gridCol w:w="567"/>
-        <w:gridCol w:w="2268"/>
+        <w:gridCol w:w="850"/>
+        <w:gridCol w:w="2362"/>
         <w:gridCol w:w="3401"/>
-        <w:gridCol w:w="1134"/>
-        <w:gridCol w:w="1134"/>
+        <w:gridCol w:w="946"/>
+        <w:gridCol w:w="945"/>
       </w:tblGrid>
       <w:tr>
         <w:trPr>
@@ -2326,7 +2516,7 @@
         </w:trPr>
         <w:tc>
           <w:tcPr>
-            <w:tcW w:type="dxa" w:w="567"/>
+            <w:tcW w:type="dxa" w:w="850"/>
             <w:tcBorders>
               <w:top w:val="single" w:color="CCCCCC" w:sz="4"/>
               <w:left w:val="single" w:color="CCCCCC" w:sz="4"/>
@@ -2336,9 +2526,9 @@
             <w:shd w:fill="F5F5F5" w:val="clear"/>
             <w:tcMar>
               <w:top w:type="dxa" w:w="60"/>
-              <w:left w:type="dxa" w:w="120"/>
-              <w:bottom w:type="dxa" w:w="60"/>
-              <w:right w:type="dxa" w:w="120"/>
+              <w:left w:type="dxa" w:w="100"/>
+              <w:bottom w:type="dxa" w:w="60"/>
+              <w:right w:type="dxa" w:w="100"/>
             </w:tcMar>
           </w:tcPr>
           <w:p>
@@ -2347,6 +2537,7 @@
                 <w:rFonts w:ascii="BIZ UDPゴシック" w:cs="BIZ UDPゴシック" w:eastAsia="BIZ UDPゴシック" w:hAnsi="BIZ UDPゴシック"/>
                 <w:b/>
                 <w:bCs/>
+                <w:color w:val="000000"/>
                 <w:sz w:val="18"/>
                 <w:szCs w:val="18"/>
               </w:rPr>
@@ -2356,7 +2547,7 @@
         </w:tc>
         <w:tc>
           <w:tcPr>
-            <w:tcW w:type="dxa" w:w="2268"/>
+            <w:tcW w:type="dxa" w:w="2362"/>
             <w:tcBorders>
               <w:top w:val="single" w:color="CCCCCC" w:sz="4"/>
               <w:left w:val="single" w:color="CCCCCC" w:sz="4"/>
@@ -2366,9 +2557,9 @@
             <w:shd w:fill="F5F5F5" w:val="clear"/>
             <w:tcMar>
               <w:top w:type="dxa" w:w="60"/>
-              <w:left w:type="dxa" w:w="120"/>
-              <w:bottom w:type="dxa" w:w="60"/>
-              <w:right w:type="dxa" w:w="120"/>
+              <w:left w:type="dxa" w:w="100"/>
+              <w:bottom w:type="dxa" w:w="60"/>
+              <w:right w:type="dxa" w:w="100"/>
             </w:tcMar>
           </w:tcPr>
           <w:p>
@@ -2377,6 +2568,7 @@
                 <w:rFonts w:ascii="BIZ UDPゴシック" w:cs="BIZ UDPゴシック" w:eastAsia="BIZ UDPゴシック" w:hAnsi="BIZ UDPゴシック"/>
                 <w:b/>
                 <w:bCs/>
+                <w:color w:val="000000"/>
                 <w:sz w:val="18"/>
                 <w:szCs w:val="18"/>
               </w:rPr>
@@ -2396,9 +2588,9 @@
             <w:shd w:fill="F5F5F5" w:val="clear"/>
             <w:tcMar>
               <w:top w:type="dxa" w:w="60"/>
-              <w:left w:type="dxa" w:w="120"/>
-              <w:bottom w:type="dxa" w:w="60"/>
-              <w:right w:type="dxa" w:w="120"/>
+              <w:left w:type="dxa" w:w="100"/>
+              <w:bottom w:type="dxa" w:w="60"/>
+              <w:right w:type="dxa" w:w="100"/>
             </w:tcMar>
           </w:tcPr>
           <w:p>
@@ -2407,6 +2599,7 @@
                 <w:rFonts w:ascii="BIZ UDPゴシック" w:cs="BIZ UDPゴシック" w:eastAsia="BIZ UDPゴシック" w:hAnsi="BIZ UDPゴシック"/>
                 <w:b/>
                 <w:bCs/>
+                <w:color w:val="000000"/>
                 <w:sz w:val="18"/>
                 <w:szCs w:val="18"/>
               </w:rPr>
@@ -2416,7 +2609,7 @@
         </w:tc>
         <w:tc>
           <w:tcPr>
-            <w:tcW w:type="dxa" w:w="1134"/>
+            <w:tcW w:type="dxa" w:w="946"/>
             <w:tcBorders>
               <w:top w:val="single" w:color="CCCCCC" w:sz="4"/>
               <w:left w:val="single" w:color="CCCCCC" w:sz="4"/>
@@ -2426,9 +2619,9 @@
             <w:shd w:fill="F5F5F5" w:val="clear"/>
             <w:tcMar>
               <w:top w:type="dxa" w:w="60"/>
-              <w:left w:type="dxa" w:w="120"/>
-              <w:bottom w:type="dxa" w:w="60"/>
-              <w:right w:type="dxa" w:w="120"/>
+              <w:left w:type="dxa" w:w="100"/>
+              <w:bottom w:type="dxa" w:w="60"/>
+              <w:right w:type="dxa" w:w="100"/>
             </w:tcMar>
           </w:tcPr>
           <w:p>
@@ -2437,6 +2630,7 @@
                 <w:rFonts w:ascii="BIZ UDPゴシック" w:cs="BIZ UDPゴシック" w:eastAsia="BIZ UDPゴシック" w:hAnsi="BIZ UDPゴシック"/>
                 <w:b/>
                 <w:bCs/>
+                <w:color w:val="000000"/>
                 <w:sz w:val="18"/>
                 <w:szCs w:val="18"/>
               </w:rPr>
@@ -2446,7 +2640,7 @@
         </w:tc>
         <w:tc>
           <w:tcPr>
-            <w:tcW w:type="dxa" w:w="1134"/>
+            <w:tcW w:type="dxa" w:w="945"/>
             <w:tcBorders>
               <w:top w:val="single" w:color="CCCCCC" w:sz="4"/>
               <w:left w:val="single" w:color="CCCCCC" w:sz="4"/>
@@ -2456,9 +2650,9 @@
             <w:shd w:fill="F5F5F5" w:val="clear"/>
             <w:tcMar>
               <w:top w:type="dxa" w:w="60"/>
-              <w:left w:type="dxa" w:w="120"/>
-              <w:bottom w:type="dxa" w:w="60"/>
-              <w:right w:type="dxa" w:w="120"/>
+              <w:left w:type="dxa" w:w="100"/>
+              <w:bottom w:type="dxa" w:w="60"/>
+              <w:right w:type="dxa" w:w="100"/>
             </w:tcMar>
           </w:tcPr>
           <w:p>
@@ -2467,6 +2661,7 @@
                 <w:rFonts w:ascii="BIZ UDPゴシック" w:cs="BIZ UDPゴシック" w:eastAsia="BIZ UDPゴシック" w:hAnsi="BIZ UDPゴシック"/>
                 <w:b/>
                 <w:bCs/>
+                <w:color w:val="000000"/>
                 <w:sz w:val="18"/>
                 <w:szCs w:val="18"/>
               </w:rPr>
@@ -2481,24 +2676,28 @@
         </w:trPr>
         <w:tc>
           <w:tcPr>
-            <w:tcW w:type="dxa" w:w="567"/>
-            <w:tcBorders>
-              <w:top w:val="single" w:color="CCCCCC" w:sz="4"/>
-              <w:left w:val="single" w:color="CCCCCC" w:sz="4"/>
-              <w:bottom w:val="single" w:color="CCCCCC" w:sz="4"/>
-              <w:right w:val="single" w:color="CCCCCC" w:sz="4"/>
-            </w:tcBorders>
-            <w:tcMar>
-              <w:top w:type="dxa" w:w="60"/>
-              <w:left w:type="dxa" w:w="120"/>
-              <w:bottom w:type="dxa" w:w="60"/>
-              <w:right w:type="dxa" w:w="120"/>
-            </w:tcMar>
-          </w:tcPr>
-          <w:p>
-            <w:r>
-              <w:rPr>
-                <w:rFonts w:ascii="BIZ UDPゴシック" w:cs="BIZ UDPゴシック" w:eastAsia="BIZ UDPゴシック" w:hAnsi="BIZ UDPゴシック"/>
+            <w:tcW w:type="dxa" w:w="850"/>
+            <w:tcBorders>
+              <w:top w:val="single" w:color="CCCCCC" w:sz="4"/>
+              <w:left w:val="single" w:color="CCCCCC" w:sz="4"/>
+              <w:bottom w:val="single" w:color="CCCCCC" w:sz="4"/>
+              <w:right w:val="single" w:color="CCCCCC" w:sz="4"/>
+            </w:tcBorders>
+            <w:shd w:fill="FFFFFF" w:val="clear"/>
+            <w:tcMar>
+              <w:top w:type="dxa" w:w="60"/>
+              <w:left w:type="dxa" w:w="100"/>
+              <w:bottom w:type="dxa" w:w="60"/>
+              <w:right w:type="dxa" w:w="100"/>
+            </w:tcMar>
+          </w:tcPr>
+          <w:p>
+            <w:r>
+              <w:rPr>
+                <w:rFonts w:ascii="BIZ UDPゴシック" w:cs="BIZ UDPゴシック" w:eastAsia="BIZ UDPゴシック" w:hAnsi="BIZ UDPゴシック"/>
+                <w:b w:val="false"/>
+                <w:bCs w:val="false"/>
+                <w:color w:val="000000"/>
                 <w:sz w:val="18"/>
                 <w:szCs w:val="18"/>
               </w:rPr>
@@ -2508,24 +2707,28 @@
         </w:tc>
         <w:tc>
           <w:tcPr>
-            <w:tcW w:type="dxa" w:w="2268"/>
-            <w:tcBorders>
-              <w:top w:val="single" w:color="CCCCCC" w:sz="4"/>
-              <w:left w:val="single" w:color="CCCCCC" w:sz="4"/>
-              <w:bottom w:val="single" w:color="CCCCCC" w:sz="4"/>
-              <w:right w:val="single" w:color="CCCCCC" w:sz="4"/>
-            </w:tcBorders>
-            <w:tcMar>
-              <w:top w:type="dxa" w:w="60"/>
-              <w:left w:type="dxa" w:w="120"/>
-              <w:bottom w:type="dxa" w:w="60"/>
-              <w:right w:type="dxa" w:w="120"/>
-            </w:tcMar>
-          </w:tcPr>
-          <w:p>
-            <w:r>
-              <w:rPr>
-                <w:rFonts w:ascii="BIZ UDPゴシック" w:cs="BIZ UDPゴシック" w:eastAsia="BIZ UDPゴシック" w:hAnsi="BIZ UDPゴシック"/>
+            <w:tcW w:type="dxa" w:w="2362"/>
+            <w:tcBorders>
+              <w:top w:val="single" w:color="CCCCCC" w:sz="4"/>
+              <w:left w:val="single" w:color="CCCCCC" w:sz="4"/>
+              <w:bottom w:val="single" w:color="CCCCCC" w:sz="4"/>
+              <w:right w:val="single" w:color="CCCCCC" w:sz="4"/>
+            </w:tcBorders>
+            <w:shd w:fill="FFFFFF" w:val="clear"/>
+            <w:tcMar>
+              <w:top w:type="dxa" w:w="60"/>
+              <w:left w:type="dxa" w:w="100"/>
+              <w:bottom w:type="dxa" w:w="60"/>
+              <w:right w:type="dxa" w:w="100"/>
+            </w:tcMar>
+          </w:tcPr>
+          <w:p>
+            <w:r>
+              <w:rPr>
+                <w:rFonts w:ascii="BIZ UDPゴシック" w:cs="BIZ UDPゴシック" w:eastAsia="BIZ UDPゴシック" w:hAnsi="BIZ UDPゴシック"/>
+                <w:b w:val="false"/>
+                <w:bCs w:val="false"/>
+                <w:color w:val="000000"/>
                 <w:sz w:val="18"/>
                 <w:szCs w:val="18"/>
               </w:rPr>
@@ -2542,17 +2745,21 @@
               <w:bottom w:val="single" w:color="CCCCCC" w:sz="4"/>
               <w:right w:val="single" w:color="CCCCCC" w:sz="4"/>
             </w:tcBorders>
-            <w:tcMar>
-              <w:top w:type="dxa" w:w="60"/>
-              <w:left w:type="dxa" w:w="120"/>
-              <w:bottom w:type="dxa" w:w="60"/>
-              <w:right w:type="dxa" w:w="120"/>
-            </w:tcMar>
-          </w:tcPr>
-          <w:p>
-            <w:r>
-              <w:rPr>
-                <w:rFonts w:ascii="BIZ UDPゴシック" w:cs="BIZ UDPゴシック" w:eastAsia="BIZ UDPゴシック" w:hAnsi="BIZ UDPゴシック"/>
+            <w:shd w:fill="FFFFFF" w:val="clear"/>
+            <w:tcMar>
+              <w:top w:type="dxa" w:w="60"/>
+              <w:left w:type="dxa" w:w="100"/>
+              <w:bottom w:type="dxa" w:w="60"/>
+              <w:right w:type="dxa" w:w="100"/>
+            </w:tcMar>
+          </w:tcPr>
+          <w:p>
+            <w:r>
+              <w:rPr>
+                <w:rFonts w:ascii="BIZ UDPゴシック" w:cs="BIZ UDPゴシック" w:eastAsia="BIZ UDPゴシック" w:hAnsi="BIZ UDPゴシック"/>
+                <w:b w:val="false"/>
+                <w:bCs w:val="false"/>
+                <w:color w:val="000000"/>
                 <w:sz w:val="18"/>
                 <w:szCs w:val="18"/>
               </w:rPr>
@@ -2562,24 +2769,28 @@
         </w:tc>
         <w:tc>
           <w:tcPr>
-            <w:tcW w:type="dxa" w:w="1134"/>
-            <w:tcBorders>
-              <w:top w:val="single" w:color="CCCCCC" w:sz="4"/>
-              <w:left w:val="single" w:color="CCCCCC" w:sz="4"/>
-              <w:bottom w:val="single" w:color="CCCCCC" w:sz="4"/>
-              <w:right w:val="single" w:color="CCCCCC" w:sz="4"/>
-            </w:tcBorders>
-            <w:tcMar>
-              <w:top w:type="dxa" w:w="60"/>
-              <w:left w:type="dxa" w:w="120"/>
-              <w:bottom w:type="dxa" w:w="60"/>
-              <w:right w:type="dxa" w:w="120"/>
-            </w:tcMar>
-          </w:tcPr>
-          <w:p>
-            <w:r>
-              <w:rPr>
-                <w:rFonts w:ascii="BIZ UDPゴシック" w:cs="BIZ UDPゴシック" w:eastAsia="BIZ UDPゴシック" w:hAnsi="BIZ UDPゴシック"/>
+            <w:tcW w:type="dxa" w:w="946"/>
+            <w:tcBorders>
+              <w:top w:val="single" w:color="CCCCCC" w:sz="4"/>
+              <w:left w:val="single" w:color="CCCCCC" w:sz="4"/>
+              <w:bottom w:val="single" w:color="CCCCCC" w:sz="4"/>
+              <w:right w:val="single" w:color="CCCCCC" w:sz="4"/>
+            </w:tcBorders>
+            <w:shd w:fill="FFFFFF" w:val="clear"/>
+            <w:tcMar>
+              <w:top w:type="dxa" w:w="60"/>
+              <w:left w:type="dxa" w:w="100"/>
+              <w:bottom w:type="dxa" w:w="60"/>
+              <w:right w:type="dxa" w:w="100"/>
+            </w:tcMar>
+          </w:tcPr>
+          <w:p>
+            <w:r>
+              <w:rPr>
+                <w:rFonts w:ascii="BIZ UDPゴシック" w:cs="BIZ UDPゴシック" w:eastAsia="BIZ UDPゴシック" w:hAnsi="BIZ UDPゴシック"/>
+                <w:b w:val="false"/>
+                <w:bCs w:val="false"/>
+                <w:color w:val="000000"/>
                 <w:sz w:val="18"/>
                 <w:szCs w:val="18"/>
               </w:rPr>
@@ -2589,24 +2800,28 @@
         </w:tc>
         <w:tc>
           <w:tcPr>
-            <w:tcW w:type="dxa" w:w="1134"/>
-            <w:tcBorders>
-              <w:top w:val="single" w:color="CCCCCC" w:sz="4"/>
-              <w:left w:val="single" w:color="CCCCCC" w:sz="4"/>
-              <w:bottom w:val="single" w:color="CCCCCC" w:sz="4"/>
-              <w:right w:val="single" w:color="CCCCCC" w:sz="4"/>
-            </w:tcBorders>
-            <w:tcMar>
-              <w:top w:type="dxa" w:w="60"/>
-              <w:left w:type="dxa" w:w="120"/>
-              <w:bottom w:type="dxa" w:w="60"/>
-              <w:right w:type="dxa" w:w="120"/>
-            </w:tcMar>
-          </w:tcPr>
-          <w:p>
-            <w:r>
-              <w:rPr>
-                <w:rFonts w:ascii="BIZ UDPゴシック" w:cs="BIZ UDPゴシック" w:eastAsia="BIZ UDPゴシック" w:hAnsi="BIZ UDPゴシック"/>
+            <w:tcW w:type="dxa" w:w="945"/>
+            <w:tcBorders>
+              <w:top w:val="single" w:color="CCCCCC" w:sz="4"/>
+              <w:left w:val="single" w:color="CCCCCC" w:sz="4"/>
+              <w:bottom w:val="single" w:color="CCCCCC" w:sz="4"/>
+              <w:right w:val="single" w:color="CCCCCC" w:sz="4"/>
+            </w:tcBorders>
+            <w:shd w:fill="FFFFFF" w:val="clear"/>
+            <w:tcMar>
+              <w:top w:type="dxa" w:w="60"/>
+              <w:left w:type="dxa" w:w="100"/>
+              <w:bottom w:type="dxa" w:w="60"/>
+              <w:right w:type="dxa" w:w="100"/>
+            </w:tcMar>
+          </w:tcPr>
+          <w:p>
+            <w:r>
+              <w:rPr>
+                <w:rFonts w:ascii="BIZ UDPゴシック" w:cs="BIZ UDPゴシック" w:eastAsia="BIZ UDPゴシック" w:hAnsi="BIZ UDPゴシック"/>
+                <w:b w:val="false"/>
+                <w:bCs w:val="false"/>
+                <w:color w:val="000000"/>
                 <w:sz w:val="18"/>
                 <w:szCs w:val="18"/>
               </w:rPr>
@@ -2621,24 +2836,28 @@
         </w:trPr>
         <w:tc>
           <w:tcPr>
-            <w:tcW w:type="dxa" w:w="567"/>
-            <w:tcBorders>
-              <w:top w:val="single" w:color="CCCCCC" w:sz="4"/>
-              <w:left w:val="single" w:color="CCCCCC" w:sz="4"/>
-              <w:bottom w:val="single" w:color="CCCCCC" w:sz="4"/>
-              <w:right w:val="single" w:color="CCCCCC" w:sz="4"/>
-            </w:tcBorders>
-            <w:tcMar>
-              <w:top w:type="dxa" w:w="60"/>
-              <w:left w:type="dxa" w:w="120"/>
-              <w:bottom w:type="dxa" w:w="60"/>
-              <w:right w:type="dxa" w:w="120"/>
-            </w:tcMar>
-          </w:tcPr>
-          <w:p>
-            <w:r>
-              <w:rPr>
-                <w:rFonts w:ascii="BIZ UDPゴシック" w:cs="BIZ UDPゴシック" w:eastAsia="BIZ UDPゴシック" w:hAnsi="BIZ UDPゴシック"/>
+            <w:tcW w:type="dxa" w:w="850"/>
+            <w:tcBorders>
+              <w:top w:val="single" w:color="CCCCCC" w:sz="4"/>
+              <w:left w:val="single" w:color="CCCCCC" w:sz="4"/>
+              <w:bottom w:val="single" w:color="CCCCCC" w:sz="4"/>
+              <w:right w:val="single" w:color="CCCCCC" w:sz="4"/>
+            </w:tcBorders>
+            <w:shd w:fill="FFFFFF" w:val="clear"/>
+            <w:tcMar>
+              <w:top w:type="dxa" w:w="60"/>
+              <w:left w:type="dxa" w:w="100"/>
+              <w:bottom w:type="dxa" w:w="60"/>
+              <w:right w:type="dxa" w:w="100"/>
+            </w:tcMar>
+          </w:tcPr>
+          <w:p>
+            <w:r>
+              <w:rPr>
+                <w:rFonts w:ascii="BIZ UDPゴシック" w:cs="BIZ UDPゴシック" w:eastAsia="BIZ UDPゴシック" w:hAnsi="BIZ UDPゴシック"/>
+                <w:b w:val="false"/>
+                <w:bCs w:val="false"/>
+                <w:color w:val="000000"/>
                 <w:sz w:val="18"/>
                 <w:szCs w:val="18"/>
               </w:rPr>
@@ -2648,24 +2867,28 @@
         </w:tc>
         <w:tc>
           <w:tcPr>
-            <w:tcW w:type="dxa" w:w="2268"/>
-            <w:tcBorders>
-              <w:top w:val="single" w:color="CCCCCC" w:sz="4"/>
-              <w:left w:val="single" w:color="CCCCCC" w:sz="4"/>
-              <w:bottom w:val="single" w:color="CCCCCC" w:sz="4"/>
-              <w:right w:val="single" w:color="CCCCCC" w:sz="4"/>
-            </w:tcBorders>
-            <w:tcMar>
-              <w:top w:type="dxa" w:w="60"/>
-              <w:left w:type="dxa" w:w="120"/>
-              <w:bottom w:type="dxa" w:w="60"/>
-              <w:right w:type="dxa" w:w="120"/>
-            </w:tcMar>
-          </w:tcPr>
-          <w:p>
-            <w:r>
-              <w:rPr>
-                <w:rFonts w:ascii="BIZ UDPゴシック" w:cs="BIZ UDPゴシック" w:eastAsia="BIZ UDPゴシック" w:hAnsi="BIZ UDPゴシック"/>
+            <w:tcW w:type="dxa" w:w="2362"/>
+            <w:tcBorders>
+              <w:top w:val="single" w:color="CCCCCC" w:sz="4"/>
+              <w:left w:val="single" w:color="CCCCCC" w:sz="4"/>
+              <w:bottom w:val="single" w:color="CCCCCC" w:sz="4"/>
+              <w:right w:val="single" w:color="CCCCCC" w:sz="4"/>
+            </w:tcBorders>
+            <w:shd w:fill="FFFFFF" w:val="clear"/>
+            <w:tcMar>
+              <w:top w:type="dxa" w:w="60"/>
+              <w:left w:type="dxa" w:w="100"/>
+              <w:bottom w:type="dxa" w:w="60"/>
+              <w:right w:type="dxa" w:w="100"/>
+            </w:tcMar>
+          </w:tcPr>
+          <w:p>
+            <w:r>
+              <w:rPr>
+                <w:rFonts w:ascii="BIZ UDPゴシック" w:cs="BIZ UDPゴシック" w:eastAsia="BIZ UDPゴシック" w:hAnsi="BIZ UDPゴシック"/>
+                <w:b w:val="false"/>
+                <w:bCs w:val="false"/>
+                <w:color w:val="000000"/>
                 <w:sz w:val="18"/>
                 <w:szCs w:val="18"/>
               </w:rPr>
@@ -2682,17 +2905,21 @@
               <w:bottom w:val="single" w:color="CCCCCC" w:sz="4"/>
               <w:right w:val="single" w:color="CCCCCC" w:sz="4"/>
             </w:tcBorders>
-            <w:tcMar>
-              <w:top w:type="dxa" w:w="60"/>
-              <w:left w:type="dxa" w:w="120"/>
-              <w:bottom w:type="dxa" w:w="60"/>
-              <w:right w:type="dxa" w:w="120"/>
-            </w:tcMar>
-          </w:tcPr>
-          <w:p>
-            <w:r>
-              <w:rPr>
-                <w:rFonts w:ascii="BIZ UDPゴシック" w:cs="BIZ UDPゴシック" w:eastAsia="BIZ UDPゴシック" w:hAnsi="BIZ UDPゴシック"/>
+            <w:shd w:fill="FFFFFF" w:val="clear"/>
+            <w:tcMar>
+              <w:top w:type="dxa" w:w="60"/>
+              <w:left w:type="dxa" w:w="100"/>
+              <w:bottom w:type="dxa" w:w="60"/>
+              <w:right w:type="dxa" w:w="100"/>
+            </w:tcMar>
+          </w:tcPr>
+          <w:p>
+            <w:r>
+              <w:rPr>
+                <w:rFonts w:ascii="BIZ UDPゴシック" w:cs="BIZ UDPゴシック" w:eastAsia="BIZ UDPゴシック" w:hAnsi="BIZ UDPゴシック"/>
+                <w:b w:val="false"/>
+                <w:bCs w:val="false"/>
+                <w:color w:val="000000"/>
                 <w:sz w:val="18"/>
                 <w:szCs w:val="18"/>
               </w:rPr>
@@ -2702,24 +2929,28 @@
         </w:tc>
         <w:tc>
           <w:tcPr>
-            <w:tcW w:type="dxa" w:w="1134"/>
-            <w:tcBorders>
-              <w:top w:val="single" w:color="CCCCCC" w:sz="4"/>
-              <w:left w:val="single" w:color="CCCCCC" w:sz="4"/>
-              <w:bottom w:val="single" w:color="CCCCCC" w:sz="4"/>
-              <w:right w:val="single" w:color="CCCCCC" w:sz="4"/>
-            </w:tcBorders>
-            <w:tcMar>
-              <w:top w:type="dxa" w:w="60"/>
-              <w:left w:type="dxa" w:w="120"/>
-              <w:bottom w:type="dxa" w:w="60"/>
-              <w:right w:type="dxa" w:w="120"/>
-            </w:tcMar>
-          </w:tcPr>
-          <w:p>
-            <w:r>
-              <w:rPr>
-                <w:rFonts w:ascii="BIZ UDPゴシック" w:cs="BIZ UDPゴシック" w:eastAsia="BIZ UDPゴシック" w:hAnsi="BIZ UDPゴシック"/>
+            <w:tcW w:type="dxa" w:w="946"/>
+            <w:tcBorders>
+              <w:top w:val="single" w:color="CCCCCC" w:sz="4"/>
+              <w:left w:val="single" w:color="CCCCCC" w:sz="4"/>
+              <w:bottom w:val="single" w:color="CCCCCC" w:sz="4"/>
+              <w:right w:val="single" w:color="CCCCCC" w:sz="4"/>
+            </w:tcBorders>
+            <w:shd w:fill="FFFFFF" w:val="clear"/>
+            <w:tcMar>
+              <w:top w:type="dxa" w:w="60"/>
+              <w:left w:type="dxa" w:w="100"/>
+              <w:bottom w:type="dxa" w:w="60"/>
+              <w:right w:type="dxa" w:w="100"/>
+            </w:tcMar>
+          </w:tcPr>
+          <w:p>
+            <w:r>
+              <w:rPr>
+                <w:rFonts w:ascii="BIZ UDPゴシック" w:cs="BIZ UDPゴシック" w:eastAsia="BIZ UDPゴシック" w:hAnsi="BIZ UDPゴシック"/>
+                <w:b w:val="false"/>
+                <w:bCs w:val="false"/>
+                <w:color w:val="000000"/>
                 <w:sz w:val="18"/>
                 <w:szCs w:val="18"/>
               </w:rPr>
@@ -2729,24 +2960,28 @@
         </w:tc>
         <w:tc>
           <w:tcPr>
-            <w:tcW w:type="dxa" w:w="1134"/>
-            <w:tcBorders>
-              <w:top w:val="single" w:color="CCCCCC" w:sz="4"/>
-              <w:left w:val="single" w:color="CCCCCC" w:sz="4"/>
-              <w:bottom w:val="single" w:color="CCCCCC" w:sz="4"/>
-              <w:right w:val="single" w:color="CCCCCC" w:sz="4"/>
-            </w:tcBorders>
-            <w:tcMar>
-              <w:top w:type="dxa" w:w="60"/>
-              <w:left w:type="dxa" w:w="120"/>
-              <w:bottom w:type="dxa" w:w="60"/>
-              <w:right w:type="dxa" w:w="120"/>
-            </w:tcMar>
-          </w:tcPr>
-          <w:p>
-            <w:r>
-              <w:rPr>
-                <w:rFonts w:ascii="BIZ UDPゴシック" w:cs="BIZ UDPゴシック" w:eastAsia="BIZ UDPゴシック" w:hAnsi="BIZ UDPゴシック"/>
+            <w:tcW w:type="dxa" w:w="945"/>
+            <w:tcBorders>
+              <w:top w:val="single" w:color="CCCCCC" w:sz="4"/>
+              <w:left w:val="single" w:color="CCCCCC" w:sz="4"/>
+              <w:bottom w:val="single" w:color="CCCCCC" w:sz="4"/>
+              <w:right w:val="single" w:color="CCCCCC" w:sz="4"/>
+            </w:tcBorders>
+            <w:shd w:fill="FFFFFF" w:val="clear"/>
+            <w:tcMar>
+              <w:top w:type="dxa" w:w="60"/>
+              <w:left w:type="dxa" w:w="100"/>
+              <w:bottom w:type="dxa" w:w="60"/>
+              <w:right w:type="dxa" w:w="100"/>
+            </w:tcMar>
+          </w:tcPr>
+          <w:p>
+            <w:r>
+              <w:rPr>
+                <w:rFonts w:ascii="BIZ UDPゴシック" w:cs="BIZ UDPゴシック" w:eastAsia="BIZ UDPゴシック" w:hAnsi="BIZ UDPゴシック"/>
+                <w:b w:val="false"/>
+                <w:bCs w:val="false"/>
+                <w:color w:val="000000"/>
                 <w:sz w:val="18"/>
                 <w:szCs w:val="18"/>
               </w:rPr>
@@ -2761,24 +2996,28 @@
         </w:trPr>
         <w:tc>
           <w:tcPr>
-            <w:tcW w:type="dxa" w:w="567"/>
-            <w:tcBorders>
-              <w:top w:val="single" w:color="CCCCCC" w:sz="4"/>
-              <w:left w:val="single" w:color="CCCCCC" w:sz="4"/>
-              <w:bottom w:val="single" w:color="CCCCCC" w:sz="4"/>
-              <w:right w:val="single" w:color="CCCCCC" w:sz="4"/>
-            </w:tcBorders>
-            <w:tcMar>
-              <w:top w:type="dxa" w:w="60"/>
-              <w:left w:type="dxa" w:w="120"/>
-              <w:bottom w:type="dxa" w:w="60"/>
-              <w:right w:type="dxa" w:w="120"/>
-            </w:tcMar>
-          </w:tcPr>
-          <w:p>
-            <w:r>
-              <w:rPr>
-                <w:rFonts w:ascii="BIZ UDPゴシック" w:cs="BIZ UDPゴシック" w:eastAsia="BIZ UDPゴシック" w:hAnsi="BIZ UDPゴシック"/>
+            <w:tcW w:type="dxa" w:w="850"/>
+            <w:tcBorders>
+              <w:top w:val="single" w:color="CCCCCC" w:sz="4"/>
+              <w:left w:val="single" w:color="CCCCCC" w:sz="4"/>
+              <w:bottom w:val="single" w:color="CCCCCC" w:sz="4"/>
+              <w:right w:val="single" w:color="CCCCCC" w:sz="4"/>
+            </w:tcBorders>
+            <w:shd w:fill="FFFFFF" w:val="clear"/>
+            <w:tcMar>
+              <w:top w:type="dxa" w:w="60"/>
+              <w:left w:type="dxa" w:w="100"/>
+              <w:bottom w:type="dxa" w:w="60"/>
+              <w:right w:type="dxa" w:w="100"/>
+            </w:tcMar>
+          </w:tcPr>
+          <w:p>
+            <w:r>
+              <w:rPr>
+                <w:rFonts w:ascii="BIZ UDPゴシック" w:cs="BIZ UDPゴシック" w:eastAsia="BIZ UDPゴシック" w:hAnsi="BIZ UDPゴシック"/>
+                <w:b w:val="false"/>
+                <w:bCs w:val="false"/>
+                <w:color w:val="000000"/>
                 <w:sz w:val="18"/>
                 <w:szCs w:val="18"/>
               </w:rPr>
@@ -2788,24 +3027,28 @@
         </w:tc>
         <w:tc>
           <w:tcPr>
-            <w:tcW w:type="dxa" w:w="2268"/>
-            <w:tcBorders>
-              <w:top w:val="single" w:color="CCCCCC" w:sz="4"/>
-              <w:left w:val="single" w:color="CCCCCC" w:sz="4"/>
-              <w:bottom w:val="single" w:color="CCCCCC" w:sz="4"/>
-              <w:right w:val="single" w:color="CCCCCC" w:sz="4"/>
-            </w:tcBorders>
-            <w:tcMar>
-              <w:top w:type="dxa" w:w="60"/>
-              <w:left w:type="dxa" w:w="120"/>
-              <w:bottom w:type="dxa" w:w="60"/>
-              <w:right w:type="dxa" w:w="120"/>
-            </w:tcMar>
-          </w:tcPr>
-          <w:p>
-            <w:r>
-              <w:rPr>
-                <w:rFonts w:ascii="BIZ UDPゴシック" w:cs="BIZ UDPゴシック" w:eastAsia="BIZ UDPゴシック" w:hAnsi="BIZ UDPゴシック"/>
+            <w:tcW w:type="dxa" w:w="2362"/>
+            <w:tcBorders>
+              <w:top w:val="single" w:color="CCCCCC" w:sz="4"/>
+              <w:left w:val="single" w:color="CCCCCC" w:sz="4"/>
+              <w:bottom w:val="single" w:color="CCCCCC" w:sz="4"/>
+              <w:right w:val="single" w:color="CCCCCC" w:sz="4"/>
+            </w:tcBorders>
+            <w:shd w:fill="FFFFFF" w:val="clear"/>
+            <w:tcMar>
+              <w:top w:type="dxa" w:w="60"/>
+              <w:left w:type="dxa" w:w="100"/>
+              <w:bottom w:type="dxa" w:w="60"/>
+              <w:right w:type="dxa" w:w="100"/>
+            </w:tcMar>
+          </w:tcPr>
+          <w:p>
+            <w:r>
+              <w:rPr>
+                <w:rFonts w:ascii="BIZ UDPゴシック" w:cs="BIZ UDPゴシック" w:eastAsia="BIZ UDPゴシック" w:hAnsi="BIZ UDPゴシック"/>
+                <w:b w:val="false"/>
+                <w:bCs w:val="false"/>
+                <w:color w:val="000000"/>
                 <w:sz w:val="18"/>
                 <w:szCs w:val="18"/>
               </w:rPr>
@@ -2822,17 +3065,21 @@
               <w:bottom w:val="single" w:color="CCCCCC" w:sz="4"/>
               <w:right w:val="single" w:color="CCCCCC" w:sz="4"/>
             </w:tcBorders>
-            <w:tcMar>
-              <w:top w:type="dxa" w:w="60"/>
-              <w:left w:type="dxa" w:w="120"/>
-              <w:bottom w:type="dxa" w:w="60"/>
-              <w:right w:type="dxa" w:w="120"/>
-            </w:tcMar>
-          </w:tcPr>
-          <w:p>
-            <w:r>
-              <w:rPr>
-                <w:rFonts w:ascii="BIZ UDPゴシック" w:cs="BIZ UDPゴシック" w:eastAsia="BIZ UDPゴシック" w:hAnsi="BIZ UDPゴシック"/>
+            <w:shd w:fill="FFFFFF" w:val="clear"/>
+            <w:tcMar>
+              <w:top w:type="dxa" w:w="60"/>
+              <w:left w:type="dxa" w:w="100"/>
+              <w:bottom w:type="dxa" w:w="60"/>
+              <w:right w:type="dxa" w:w="100"/>
+            </w:tcMar>
+          </w:tcPr>
+          <w:p>
+            <w:r>
+              <w:rPr>
+                <w:rFonts w:ascii="BIZ UDPゴシック" w:cs="BIZ UDPゴシック" w:eastAsia="BIZ UDPゴシック" w:hAnsi="BIZ UDPゴシック"/>
+                <w:b w:val="false"/>
+                <w:bCs w:val="false"/>
+                <w:color w:val="000000"/>
                 <w:sz w:val="18"/>
                 <w:szCs w:val="18"/>
               </w:rPr>
@@ -2842,24 +3089,28 @@
         </w:tc>
         <w:tc>
           <w:tcPr>
-            <w:tcW w:type="dxa" w:w="1134"/>
-            <w:tcBorders>
-              <w:top w:val="single" w:color="CCCCCC" w:sz="4"/>
-              <w:left w:val="single" w:color="CCCCCC" w:sz="4"/>
-              <w:bottom w:val="single" w:color="CCCCCC" w:sz="4"/>
-              <w:right w:val="single" w:color="CCCCCC" w:sz="4"/>
-            </w:tcBorders>
-            <w:tcMar>
-              <w:top w:type="dxa" w:w="60"/>
-              <w:left w:type="dxa" w:w="120"/>
-              <w:bottom w:type="dxa" w:w="60"/>
-              <w:right w:type="dxa" w:w="120"/>
-            </w:tcMar>
-          </w:tcPr>
-          <w:p>
-            <w:r>
-              <w:rPr>
-                <w:rFonts w:ascii="BIZ UDPゴシック" w:cs="BIZ UDPゴシック" w:eastAsia="BIZ UDPゴシック" w:hAnsi="BIZ UDPゴシック"/>
+            <w:tcW w:type="dxa" w:w="946"/>
+            <w:tcBorders>
+              <w:top w:val="single" w:color="CCCCCC" w:sz="4"/>
+              <w:left w:val="single" w:color="CCCCCC" w:sz="4"/>
+              <w:bottom w:val="single" w:color="CCCCCC" w:sz="4"/>
+              <w:right w:val="single" w:color="CCCCCC" w:sz="4"/>
+            </w:tcBorders>
+            <w:shd w:fill="FFFFFF" w:val="clear"/>
+            <w:tcMar>
+              <w:top w:type="dxa" w:w="60"/>
+              <w:left w:type="dxa" w:w="100"/>
+              <w:bottom w:type="dxa" w:w="60"/>
+              <w:right w:type="dxa" w:w="100"/>
+            </w:tcMar>
+          </w:tcPr>
+          <w:p>
+            <w:r>
+              <w:rPr>
+                <w:rFonts w:ascii="BIZ UDPゴシック" w:cs="BIZ UDPゴシック" w:eastAsia="BIZ UDPゴシック" w:hAnsi="BIZ UDPゴシック"/>
+                <w:b w:val="false"/>
+                <w:bCs w:val="false"/>
+                <w:color w:val="000000"/>
                 <w:sz w:val="18"/>
                 <w:szCs w:val="18"/>
               </w:rPr>
@@ -2869,24 +3120,28 @@
         </w:tc>
         <w:tc>
           <w:tcPr>
-            <w:tcW w:type="dxa" w:w="1134"/>
-            <w:tcBorders>
-              <w:top w:val="single" w:color="CCCCCC" w:sz="4"/>
-              <w:left w:val="single" w:color="CCCCCC" w:sz="4"/>
-              <w:bottom w:val="single" w:color="CCCCCC" w:sz="4"/>
-              <w:right w:val="single" w:color="CCCCCC" w:sz="4"/>
-            </w:tcBorders>
-            <w:tcMar>
-              <w:top w:type="dxa" w:w="60"/>
-              <w:left w:type="dxa" w:w="120"/>
-              <w:bottom w:type="dxa" w:w="60"/>
-              <w:right w:type="dxa" w:w="120"/>
-            </w:tcMar>
-          </w:tcPr>
-          <w:p>
-            <w:r>
-              <w:rPr>
-                <w:rFonts w:ascii="BIZ UDPゴシック" w:cs="BIZ UDPゴシック" w:eastAsia="BIZ UDPゴシック" w:hAnsi="BIZ UDPゴシック"/>
+            <w:tcW w:type="dxa" w:w="945"/>
+            <w:tcBorders>
+              <w:top w:val="single" w:color="CCCCCC" w:sz="4"/>
+              <w:left w:val="single" w:color="CCCCCC" w:sz="4"/>
+              <w:bottom w:val="single" w:color="CCCCCC" w:sz="4"/>
+              <w:right w:val="single" w:color="CCCCCC" w:sz="4"/>
+            </w:tcBorders>
+            <w:shd w:fill="FFFFFF" w:val="clear"/>
+            <w:tcMar>
+              <w:top w:type="dxa" w:w="60"/>
+              <w:left w:type="dxa" w:w="100"/>
+              <w:bottom w:type="dxa" w:w="60"/>
+              <w:right w:type="dxa" w:w="100"/>
+            </w:tcMar>
+          </w:tcPr>
+          <w:p>
+            <w:r>
+              <w:rPr>
+                <w:rFonts w:ascii="BIZ UDPゴシック" w:cs="BIZ UDPゴシック" w:eastAsia="BIZ UDPゴシック" w:hAnsi="BIZ UDPゴシック"/>
+                <w:b w:val="false"/>
+                <w:bCs w:val="false"/>
+                <w:color w:val="000000"/>
                 <w:sz w:val="18"/>
                 <w:szCs w:val="18"/>
               </w:rPr>
@@ -2905,10 +3160,10 @@
           <w:rFonts w:ascii="BIZ UDPゴシック" w:cs="BIZ UDPゴシック" w:eastAsia="BIZ UDPゴシック" w:hAnsi="BIZ UDPゴシック"/>
           <w:b/>
           <w:bCs/>
-          <w:sz w:val="24"/>
-          <w:szCs w:val="24"/>
+          <w:sz w:val="32"/>
+          <w:szCs w:val="32"/>
         </w:rPr>
-        <w:t xml:space="preserve">No.1  EventBridge スケジュール作成</w:t>
+        <w:t xml:space="preserve">2. No.1 EventBridge スケジュール作成</w:t>
       </w:r>
     </w:p>
     <w:p>
@@ -2920,8 +3175,8 @@
           <w:rFonts w:ascii="BIZ UDPゴシック" w:cs="BIZ UDPゴシック" w:eastAsia="BIZ UDPゴシック" w:hAnsi="BIZ UDPゴシック"/>
           <w:b/>
           <w:bCs/>
-          <w:sz w:val="18"/>
-          <w:szCs w:val="18"/>
+          <w:sz w:val="24"/>
+          <w:szCs w:val="24"/>
         </w:rPr>
         <w:t xml:space="preserve">■ 受信時間帯の実測根拠（CloudWatch 7日間）</w:t>
       </w:r>
@@ -2939,10 +3194,10 @@
         </w:tblBorders>
       </w:tblPr>
       <w:tblGrid>
-        <w:gridCol w:w="945"/>
+        <w:gridCol w:w="567"/>
         <w:gridCol w:w="2268"/>
         <w:gridCol w:w="2268"/>
-        <w:gridCol w:w="1890"/>
+        <w:gridCol w:w="2268"/>
         <w:gridCol w:w="1133"/>
       </w:tblGrid>
       <w:tr>
@@ -2951,7 +3206,7 @@
         </w:trPr>
         <w:tc>
           <w:tcPr>
-            <w:tcW w:type="dxa" w:w="945"/>
+            <w:tcW w:type="dxa" w:w="567"/>
             <w:tcBorders>
               <w:top w:val="single" w:color="CCCCCC" w:sz="4"/>
               <w:left w:val="single" w:color="CCCCCC" w:sz="4"/>
@@ -2961,9 +3216,9 @@
             <w:shd w:fill="F5F5F5" w:val="clear"/>
             <w:tcMar>
               <w:top w:type="dxa" w:w="60"/>
-              <w:left w:type="dxa" w:w="120"/>
-              <w:bottom w:type="dxa" w:w="60"/>
-              <w:right w:type="dxa" w:w="120"/>
+              <w:left w:type="dxa" w:w="100"/>
+              <w:bottom w:type="dxa" w:w="60"/>
+              <w:right w:type="dxa" w:w="100"/>
             </w:tcMar>
           </w:tcPr>
           <w:p>
@@ -2972,6 +3227,7 @@
                 <w:rFonts w:ascii="BIZ UDPゴシック" w:cs="BIZ UDPゴシック" w:eastAsia="BIZ UDPゴシック" w:hAnsi="BIZ UDPゴシック"/>
                 <w:b/>
                 <w:bCs/>
+                <w:color w:val="000000"/>
                 <w:sz w:val="18"/>
                 <w:szCs w:val="18"/>
               </w:rPr>
@@ -2991,9 +3247,9 @@
             <w:shd w:fill="F5F5F5" w:val="clear"/>
             <w:tcMar>
               <w:top w:type="dxa" w:w="60"/>
-              <w:left w:type="dxa" w:w="120"/>
-              <w:bottom w:type="dxa" w:w="60"/>
-              <w:right w:type="dxa" w:w="120"/>
+              <w:left w:type="dxa" w:w="100"/>
+              <w:bottom w:type="dxa" w:w="60"/>
+              <w:right w:type="dxa" w:w="100"/>
             </w:tcMar>
           </w:tcPr>
           <w:p>
@@ -3002,6 +3258,7 @@
                 <w:rFonts w:ascii="BIZ UDPゴシック" w:cs="BIZ UDPゴシック" w:eastAsia="BIZ UDPゴシック" w:hAnsi="BIZ UDPゴシック"/>
                 <w:b/>
                 <w:bCs/>
+                <w:color w:val="000000"/>
                 <w:sz w:val="18"/>
                 <w:szCs w:val="18"/>
               </w:rPr>
@@ -3021,9 +3278,9 @@
             <w:shd w:fill="F5F5F5" w:val="clear"/>
             <w:tcMar>
               <w:top w:type="dxa" w:w="60"/>
-              <w:left w:type="dxa" w:w="120"/>
-              <w:bottom w:type="dxa" w:w="60"/>
-              <w:right w:type="dxa" w:w="120"/>
+              <w:left w:type="dxa" w:w="100"/>
+              <w:bottom w:type="dxa" w:w="60"/>
+              <w:right w:type="dxa" w:w="100"/>
             </w:tcMar>
           </w:tcPr>
           <w:p>
@@ -3032,6 +3289,7 @@
                 <w:rFonts w:ascii="BIZ UDPゴシック" w:cs="BIZ UDPゴシック" w:eastAsia="BIZ UDPゴシック" w:hAnsi="BIZ UDPゴシック"/>
                 <w:b/>
                 <w:bCs/>
+                <w:color w:val="000000"/>
                 <w:sz w:val="18"/>
                 <w:szCs w:val="18"/>
               </w:rPr>
@@ -3041,7 +3299,7 @@
         </w:tc>
         <w:tc>
           <w:tcPr>
-            <w:tcW w:type="dxa" w:w="1890"/>
+            <w:tcW w:type="dxa" w:w="2268"/>
             <w:tcBorders>
               <w:top w:val="single" w:color="CCCCCC" w:sz="4"/>
               <w:left w:val="single" w:color="CCCCCC" w:sz="4"/>
@@ -3051,9 +3309,9 @@
             <w:shd w:fill="F5F5F5" w:val="clear"/>
             <w:tcMar>
               <w:top w:type="dxa" w:w="60"/>
-              <w:left w:type="dxa" w:w="120"/>
-              <w:bottom w:type="dxa" w:w="60"/>
-              <w:right w:type="dxa" w:w="120"/>
+              <w:left w:type="dxa" w:w="100"/>
+              <w:bottom w:type="dxa" w:w="60"/>
+              <w:right w:type="dxa" w:w="100"/>
             </w:tcMar>
           </w:tcPr>
           <w:p>
@@ -3062,6 +3320,7 @@
                 <w:rFonts w:ascii="BIZ UDPゴシック" w:cs="BIZ UDPゴシック" w:eastAsia="BIZ UDPゴシック" w:hAnsi="BIZ UDPゴシック"/>
                 <w:b/>
                 <w:bCs/>
+                <w:color w:val="000000"/>
                 <w:sz w:val="18"/>
                 <w:szCs w:val="18"/>
               </w:rPr>
@@ -3081,9 +3340,9 @@
             <w:shd w:fill="F5F5F5" w:val="clear"/>
             <w:tcMar>
               <w:top w:type="dxa" w:w="60"/>
-              <w:left w:type="dxa" w:w="120"/>
-              <w:bottom w:type="dxa" w:w="60"/>
-              <w:right w:type="dxa" w:w="120"/>
+              <w:left w:type="dxa" w:w="100"/>
+              <w:bottom w:type="dxa" w:w="60"/>
+              <w:right w:type="dxa" w:w="100"/>
             </w:tcMar>
           </w:tcPr>
           <w:p>
@@ -3092,6 +3351,7 @@
                 <w:rFonts w:ascii="BIZ UDPゴシック" w:cs="BIZ UDPゴシック" w:eastAsia="BIZ UDPゴシック" w:hAnsi="BIZ UDPゴシック"/>
                 <w:b/>
                 <w:bCs/>
+                <w:color w:val="000000"/>
                 <w:sz w:val="18"/>
                 <w:szCs w:val="18"/>
               </w:rPr>
@@ -3106,24 +3366,28 @@
         </w:trPr>
         <w:tc>
           <w:tcPr>
-            <w:tcW w:type="dxa" w:w="945"/>
-            <w:tcBorders>
-              <w:top w:val="single" w:color="CCCCCC" w:sz="4"/>
-              <w:left w:val="single" w:color="CCCCCC" w:sz="4"/>
-              <w:bottom w:val="single" w:color="CCCCCC" w:sz="4"/>
-              <w:right w:val="single" w:color="CCCCCC" w:sz="4"/>
-            </w:tcBorders>
-            <w:tcMar>
-              <w:top w:type="dxa" w:w="60"/>
-              <w:left w:type="dxa" w:w="120"/>
-              <w:bottom w:type="dxa" w:w="60"/>
-              <w:right w:type="dxa" w:w="120"/>
-            </w:tcMar>
-          </w:tcPr>
-          <w:p>
-            <w:r>
-              <w:rPr>
-                <w:rFonts w:ascii="BIZ UDPゴシック" w:cs="BIZ UDPゴシック" w:eastAsia="BIZ UDPゴシック" w:hAnsi="BIZ UDPゴシック"/>
+            <w:tcW w:type="dxa" w:w="567"/>
+            <w:tcBorders>
+              <w:top w:val="single" w:color="CCCCCC" w:sz="4"/>
+              <w:left w:val="single" w:color="CCCCCC" w:sz="4"/>
+              <w:bottom w:val="single" w:color="CCCCCC" w:sz="4"/>
+              <w:right w:val="single" w:color="CCCCCC" w:sz="4"/>
+            </w:tcBorders>
+            <w:shd w:fill="FFFFFF" w:val="clear"/>
+            <w:tcMar>
+              <w:top w:type="dxa" w:w="60"/>
+              <w:left w:type="dxa" w:w="100"/>
+              <w:bottom w:type="dxa" w:w="60"/>
+              <w:right w:type="dxa" w:w="100"/>
+            </w:tcMar>
+          </w:tcPr>
+          <w:p>
+            <w:r>
+              <w:rPr>
+                <w:rFonts w:ascii="BIZ UDPゴシック" w:cs="BIZ UDPゴシック" w:eastAsia="BIZ UDPゴシック" w:hAnsi="BIZ UDPゴシック"/>
+                <w:b w:val="false"/>
+                <w:bCs w:val="false"/>
+                <w:color w:val="000000"/>
                 <w:sz w:val="18"/>
                 <w:szCs w:val="18"/>
               </w:rPr>
@@ -3140,17 +3404,21 @@
               <w:bottom w:val="single" w:color="CCCCCC" w:sz="4"/>
               <w:right w:val="single" w:color="CCCCCC" w:sz="4"/>
             </w:tcBorders>
-            <w:tcMar>
-              <w:top w:type="dxa" w:w="60"/>
-              <w:left w:type="dxa" w:w="120"/>
-              <w:bottom w:type="dxa" w:w="60"/>
-              <w:right w:type="dxa" w:w="120"/>
-            </w:tcMar>
-          </w:tcPr>
-          <w:p>
-            <w:r>
-              <w:rPr>
-                <w:rFonts w:ascii="BIZ UDPゴシック" w:cs="BIZ UDPゴシック" w:eastAsia="BIZ UDPゴシック" w:hAnsi="BIZ UDPゴシック"/>
+            <w:shd w:fill="FFFFFF" w:val="clear"/>
+            <w:tcMar>
+              <w:top w:type="dxa" w:w="60"/>
+              <w:left w:type="dxa" w:w="100"/>
+              <w:bottom w:type="dxa" w:w="60"/>
+              <w:right w:type="dxa" w:w="100"/>
+            </w:tcMar>
+          </w:tcPr>
+          <w:p>
+            <w:r>
+              <w:rPr>
+                <w:rFonts w:ascii="BIZ UDPゴシック" w:cs="BIZ UDPゴシック" w:eastAsia="BIZ UDPゴシック" w:hAnsi="BIZ UDPゴシック"/>
+                <w:b w:val="false"/>
+                <w:bCs w:val="false"/>
+                <w:color w:val="000000"/>
                 <w:sz w:val="18"/>
                 <w:szCs w:val="18"/>
               </w:rPr>
@@ -3167,17 +3435,21 @@
               <w:bottom w:val="single" w:color="CCCCCC" w:sz="4"/>
               <w:right w:val="single" w:color="CCCCCC" w:sz="4"/>
             </w:tcBorders>
-            <w:tcMar>
-              <w:top w:type="dxa" w:w="60"/>
-              <w:left w:type="dxa" w:w="120"/>
-              <w:bottom w:type="dxa" w:w="60"/>
-              <w:right w:type="dxa" w:w="120"/>
-            </w:tcMar>
-          </w:tcPr>
-          <w:p>
-            <w:r>
-              <w:rPr>
-                <w:rFonts w:ascii="BIZ UDPゴシック" w:cs="BIZ UDPゴシック" w:eastAsia="BIZ UDPゴシック" w:hAnsi="BIZ UDPゴシック"/>
+            <w:shd w:fill="FFFFFF" w:val="clear"/>
+            <w:tcMar>
+              <w:top w:type="dxa" w:w="60"/>
+              <w:left w:type="dxa" w:w="100"/>
+              <w:bottom w:type="dxa" w:w="60"/>
+              <w:right w:type="dxa" w:w="100"/>
+            </w:tcMar>
+          </w:tcPr>
+          <w:p>
+            <w:r>
+              <w:rPr>
+                <w:rFonts w:ascii="BIZ UDPゴシック" w:cs="BIZ UDPゴシック" w:eastAsia="BIZ UDPゴシック" w:hAnsi="BIZ UDPゴシック"/>
+                <w:b w:val="false"/>
+                <w:bCs w:val="false"/>
+                <w:color w:val="000000"/>
                 <w:sz w:val="18"/>
                 <w:szCs w:val="18"/>
               </w:rPr>
@@ -3187,24 +3459,28 @@
         </w:tc>
         <w:tc>
           <w:tcPr>
-            <w:tcW w:type="dxa" w:w="1890"/>
-            <w:tcBorders>
-              <w:top w:val="single" w:color="CCCCCC" w:sz="4"/>
-              <w:left w:val="single" w:color="CCCCCC" w:sz="4"/>
-              <w:bottom w:val="single" w:color="CCCCCC" w:sz="4"/>
-              <w:right w:val="single" w:color="CCCCCC" w:sz="4"/>
-            </w:tcBorders>
-            <w:tcMar>
-              <w:top w:type="dxa" w:w="60"/>
-              <w:left w:type="dxa" w:w="120"/>
-              <w:bottom w:type="dxa" w:w="60"/>
-              <w:right w:type="dxa" w:w="120"/>
-            </w:tcMar>
-          </w:tcPr>
-          <w:p>
-            <w:r>
-              <w:rPr>
-                <w:rFonts w:ascii="BIZ UDPゴシック" w:cs="BIZ UDPゴシック" w:eastAsia="BIZ UDPゴシック" w:hAnsi="BIZ UDPゴシック"/>
+            <w:tcW w:type="dxa" w:w="2268"/>
+            <w:tcBorders>
+              <w:top w:val="single" w:color="CCCCCC" w:sz="4"/>
+              <w:left w:val="single" w:color="CCCCCC" w:sz="4"/>
+              <w:bottom w:val="single" w:color="CCCCCC" w:sz="4"/>
+              <w:right w:val="single" w:color="CCCCCC" w:sz="4"/>
+            </w:tcBorders>
+            <w:shd w:fill="FFFFFF" w:val="clear"/>
+            <w:tcMar>
+              <w:top w:type="dxa" w:w="60"/>
+              <w:left w:type="dxa" w:w="100"/>
+              <w:bottom w:type="dxa" w:w="60"/>
+              <w:right w:type="dxa" w:w="100"/>
+            </w:tcMar>
+          </w:tcPr>
+          <w:p>
+            <w:r>
+              <w:rPr>
+                <w:rFonts w:ascii="BIZ UDPゴシック" w:cs="BIZ UDPゴシック" w:eastAsia="BIZ UDPゴシック" w:hAnsi="BIZ UDPゴシック"/>
+                <w:b w:val="false"/>
+                <w:bCs w:val="false"/>
+                <w:color w:val="000000"/>
                 <w:sz w:val="18"/>
                 <w:szCs w:val="18"/>
               </w:rPr>
@@ -3221,17 +3497,21 @@
               <w:bottom w:val="single" w:color="CCCCCC" w:sz="4"/>
               <w:right w:val="single" w:color="CCCCCC" w:sz="4"/>
             </w:tcBorders>
-            <w:tcMar>
-              <w:top w:type="dxa" w:w="60"/>
-              <w:left w:type="dxa" w:w="120"/>
-              <w:bottom w:type="dxa" w:w="60"/>
-              <w:right w:type="dxa" w:w="120"/>
-            </w:tcMar>
-          </w:tcPr>
-          <w:p>
-            <w:r>
-              <w:rPr>
-                <w:rFonts w:ascii="BIZ UDPゴシック" w:cs="BIZ UDPゴシック" w:eastAsia="BIZ UDPゴシック" w:hAnsi="BIZ UDPゴシック"/>
+            <w:shd w:fill="FFFFFF" w:val="clear"/>
+            <w:tcMar>
+              <w:top w:type="dxa" w:w="60"/>
+              <w:left w:type="dxa" w:w="100"/>
+              <w:bottom w:type="dxa" w:w="60"/>
+              <w:right w:type="dxa" w:w="100"/>
+            </w:tcMar>
+          </w:tcPr>
+          <w:p>
+            <w:r>
+              <w:rPr>
+                <w:rFonts w:ascii="BIZ UDPゴシック" w:cs="BIZ UDPゴシック" w:eastAsia="BIZ UDPゴシック" w:hAnsi="BIZ UDPゴシック"/>
+                <w:b w:val="false"/>
+                <w:bCs w:val="false"/>
+                <w:color w:val="000000"/>
                 <w:sz w:val="18"/>
                 <w:szCs w:val="18"/>
               </w:rPr>
@@ -3246,24 +3526,28 @@
         </w:trPr>
         <w:tc>
           <w:tcPr>
-            <w:tcW w:type="dxa" w:w="945"/>
-            <w:tcBorders>
-              <w:top w:val="single" w:color="CCCCCC" w:sz="4"/>
-              <w:left w:val="single" w:color="CCCCCC" w:sz="4"/>
-              <w:bottom w:val="single" w:color="CCCCCC" w:sz="4"/>
-              <w:right w:val="single" w:color="CCCCCC" w:sz="4"/>
-            </w:tcBorders>
-            <w:tcMar>
-              <w:top w:type="dxa" w:w="60"/>
-              <w:left w:type="dxa" w:w="120"/>
-              <w:bottom w:type="dxa" w:w="60"/>
-              <w:right w:type="dxa" w:w="120"/>
-            </w:tcMar>
-          </w:tcPr>
-          <w:p>
-            <w:r>
-              <w:rPr>
-                <w:rFonts w:ascii="BIZ UDPゴシック" w:cs="BIZ UDPゴシック" w:eastAsia="BIZ UDPゴシック" w:hAnsi="BIZ UDPゴシック"/>
+            <w:tcW w:type="dxa" w:w="567"/>
+            <w:tcBorders>
+              <w:top w:val="single" w:color="CCCCCC" w:sz="4"/>
+              <w:left w:val="single" w:color="CCCCCC" w:sz="4"/>
+              <w:bottom w:val="single" w:color="CCCCCC" w:sz="4"/>
+              <w:right w:val="single" w:color="CCCCCC" w:sz="4"/>
+            </w:tcBorders>
+            <w:shd w:fill="FFFFFF" w:val="clear"/>
+            <w:tcMar>
+              <w:top w:type="dxa" w:w="60"/>
+              <w:left w:type="dxa" w:w="100"/>
+              <w:bottom w:type="dxa" w:w="60"/>
+              <w:right w:type="dxa" w:w="100"/>
+            </w:tcMar>
+          </w:tcPr>
+          <w:p>
+            <w:r>
+              <w:rPr>
+                <w:rFonts w:ascii="BIZ UDPゴシック" w:cs="BIZ UDPゴシック" w:eastAsia="BIZ UDPゴシック" w:hAnsi="BIZ UDPゴシック"/>
+                <w:b w:val="false"/>
+                <w:bCs w:val="false"/>
+                <w:color w:val="000000"/>
                 <w:sz w:val="18"/>
                 <w:szCs w:val="18"/>
               </w:rPr>
@@ -3280,17 +3564,21 @@
               <w:bottom w:val="single" w:color="CCCCCC" w:sz="4"/>
               <w:right w:val="single" w:color="CCCCCC" w:sz="4"/>
             </w:tcBorders>
-            <w:tcMar>
-              <w:top w:type="dxa" w:w="60"/>
-              <w:left w:type="dxa" w:w="120"/>
-              <w:bottom w:type="dxa" w:w="60"/>
-              <w:right w:type="dxa" w:w="120"/>
-            </w:tcMar>
-          </w:tcPr>
-          <w:p>
-            <w:r>
-              <w:rPr>
-                <w:rFonts w:ascii="BIZ UDPゴシック" w:cs="BIZ UDPゴシック" w:eastAsia="BIZ UDPゴシック" w:hAnsi="BIZ UDPゴシック"/>
+            <w:shd w:fill="FFFFFF" w:val="clear"/>
+            <w:tcMar>
+              <w:top w:type="dxa" w:w="60"/>
+              <w:left w:type="dxa" w:w="100"/>
+              <w:bottom w:type="dxa" w:w="60"/>
+              <w:right w:type="dxa" w:w="100"/>
+            </w:tcMar>
+          </w:tcPr>
+          <w:p>
+            <w:r>
+              <w:rPr>
+                <w:rFonts w:ascii="BIZ UDPゴシック" w:cs="BIZ UDPゴシック" w:eastAsia="BIZ UDPゴシック" w:hAnsi="BIZ UDPゴシック"/>
+                <w:b w:val="false"/>
+                <w:bCs w:val="false"/>
+                <w:color w:val="000000"/>
                 <w:sz w:val="18"/>
                 <w:szCs w:val="18"/>
               </w:rPr>
@@ -3307,17 +3595,21 @@
               <w:bottom w:val="single" w:color="CCCCCC" w:sz="4"/>
               <w:right w:val="single" w:color="CCCCCC" w:sz="4"/>
             </w:tcBorders>
-            <w:tcMar>
-              <w:top w:type="dxa" w:w="60"/>
-              <w:left w:type="dxa" w:w="120"/>
-              <w:bottom w:type="dxa" w:w="60"/>
-              <w:right w:type="dxa" w:w="120"/>
-            </w:tcMar>
-          </w:tcPr>
-          <w:p>
-            <w:r>
-              <w:rPr>
-                <w:rFonts w:ascii="BIZ UDPゴシック" w:cs="BIZ UDPゴシック" w:eastAsia="BIZ UDPゴシック" w:hAnsi="BIZ UDPゴシック"/>
+            <w:shd w:fill="FFFFFF" w:val="clear"/>
+            <w:tcMar>
+              <w:top w:type="dxa" w:w="60"/>
+              <w:left w:type="dxa" w:w="100"/>
+              <w:bottom w:type="dxa" w:w="60"/>
+              <w:right w:type="dxa" w:w="100"/>
+            </w:tcMar>
+          </w:tcPr>
+          <w:p>
+            <w:r>
+              <w:rPr>
+                <w:rFonts w:ascii="BIZ UDPゴシック" w:cs="BIZ UDPゴシック" w:eastAsia="BIZ UDPゴシック" w:hAnsi="BIZ UDPゴシック"/>
+                <w:b w:val="false"/>
+                <w:bCs w:val="false"/>
+                <w:color w:val="000000"/>
                 <w:sz w:val="18"/>
                 <w:szCs w:val="18"/>
               </w:rPr>
@@ -3327,24 +3619,28 @@
         </w:tc>
         <w:tc>
           <w:tcPr>
-            <w:tcW w:type="dxa" w:w="1890"/>
-            <w:tcBorders>
-              <w:top w:val="single" w:color="CCCCCC" w:sz="4"/>
-              <w:left w:val="single" w:color="CCCCCC" w:sz="4"/>
-              <w:bottom w:val="single" w:color="CCCCCC" w:sz="4"/>
-              <w:right w:val="single" w:color="CCCCCC" w:sz="4"/>
-            </w:tcBorders>
-            <w:tcMar>
-              <w:top w:type="dxa" w:w="60"/>
-              <w:left w:type="dxa" w:w="120"/>
-              <w:bottom w:type="dxa" w:w="60"/>
-              <w:right w:type="dxa" w:w="120"/>
-            </w:tcMar>
-          </w:tcPr>
-          <w:p>
-            <w:r>
-              <w:rPr>
-                <w:rFonts w:ascii="BIZ UDPゴシック" w:cs="BIZ UDPゴシック" w:eastAsia="BIZ UDPゴシック" w:hAnsi="BIZ UDPゴシック"/>
+            <w:tcW w:type="dxa" w:w="2268"/>
+            <w:tcBorders>
+              <w:top w:val="single" w:color="CCCCCC" w:sz="4"/>
+              <w:left w:val="single" w:color="CCCCCC" w:sz="4"/>
+              <w:bottom w:val="single" w:color="CCCCCC" w:sz="4"/>
+              <w:right w:val="single" w:color="CCCCCC" w:sz="4"/>
+            </w:tcBorders>
+            <w:shd w:fill="FFFFFF" w:val="clear"/>
+            <w:tcMar>
+              <w:top w:type="dxa" w:w="60"/>
+              <w:left w:type="dxa" w:w="100"/>
+              <w:bottom w:type="dxa" w:w="60"/>
+              <w:right w:type="dxa" w:w="100"/>
+            </w:tcMar>
+          </w:tcPr>
+          <w:p>
+            <w:r>
+              <w:rPr>
+                <w:rFonts w:ascii="BIZ UDPゴシック" w:cs="BIZ UDPゴシック" w:eastAsia="BIZ UDPゴシック" w:hAnsi="BIZ UDPゴシック"/>
+                <w:b w:val="false"/>
+                <w:bCs w:val="false"/>
+                <w:color w:val="000000"/>
                 <w:sz w:val="18"/>
                 <w:szCs w:val="18"/>
               </w:rPr>
@@ -3361,17 +3657,21 @@
               <w:bottom w:val="single" w:color="CCCCCC" w:sz="4"/>
               <w:right w:val="single" w:color="CCCCCC" w:sz="4"/>
             </w:tcBorders>
-            <w:tcMar>
-              <w:top w:type="dxa" w:w="60"/>
-              <w:left w:type="dxa" w:w="120"/>
-              <w:bottom w:type="dxa" w:w="60"/>
-              <w:right w:type="dxa" w:w="120"/>
-            </w:tcMar>
-          </w:tcPr>
-          <w:p>
-            <w:r>
-              <w:rPr>
-                <w:rFonts w:ascii="BIZ UDPゴシック" w:cs="BIZ UDPゴシック" w:eastAsia="BIZ UDPゴシック" w:hAnsi="BIZ UDPゴシック"/>
+            <w:shd w:fill="FFFFFF" w:val="clear"/>
+            <w:tcMar>
+              <w:top w:type="dxa" w:w="60"/>
+              <w:left w:type="dxa" w:w="100"/>
+              <w:bottom w:type="dxa" w:w="60"/>
+              <w:right w:type="dxa" w:w="100"/>
+            </w:tcMar>
+          </w:tcPr>
+          <w:p>
+            <w:r>
+              <w:rPr>
+                <w:rFonts w:ascii="BIZ UDPゴシック" w:cs="BIZ UDPゴシック" w:eastAsia="BIZ UDPゴシック" w:hAnsi="BIZ UDPゴシック"/>
+                <w:b w:val="false"/>
+                <w:bCs w:val="false"/>
+                <w:color w:val="000000"/>
                 <w:sz w:val="18"/>
                 <w:szCs w:val="18"/>
               </w:rPr>
@@ -3386,24 +3686,28 @@
         </w:trPr>
         <w:tc>
           <w:tcPr>
-            <w:tcW w:type="dxa" w:w="945"/>
-            <w:tcBorders>
-              <w:top w:val="single" w:color="CCCCCC" w:sz="4"/>
-              <w:left w:val="single" w:color="CCCCCC" w:sz="4"/>
-              <w:bottom w:val="single" w:color="CCCCCC" w:sz="4"/>
-              <w:right w:val="single" w:color="CCCCCC" w:sz="4"/>
-            </w:tcBorders>
-            <w:tcMar>
-              <w:top w:type="dxa" w:w="60"/>
-              <w:left w:type="dxa" w:w="120"/>
-              <w:bottom w:type="dxa" w:w="60"/>
-              <w:right w:type="dxa" w:w="120"/>
-            </w:tcMar>
-          </w:tcPr>
-          <w:p>
-            <w:r>
-              <w:rPr>
-                <w:rFonts w:ascii="BIZ UDPゴシック" w:cs="BIZ UDPゴシック" w:eastAsia="BIZ UDPゴシック" w:hAnsi="BIZ UDPゴシック"/>
+            <w:tcW w:type="dxa" w:w="567"/>
+            <w:tcBorders>
+              <w:top w:val="single" w:color="CCCCCC" w:sz="4"/>
+              <w:left w:val="single" w:color="CCCCCC" w:sz="4"/>
+              <w:bottom w:val="single" w:color="CCCCCC" w:sz="4"/>
+              <w:right w:val="single" w:color="CCCCCC" w:sz="4"/>
+            </w:tcBorders>
+            <w:shd w:fill="FFFFFF" w:val="clear"/>
+            <w:tcMar>
+              <w:top w:type="dxa" w:w="60"/>
+              <w:left w:type="dxa" w:w="100"/>
+              <w:bottom w:type="dxa" w:w="60"/>
+              <w:right w:type="dxa" w:w="100"/>
+            </w:tcMar>
+          </w:tcPr>
+          <w:p>
+            <w:r>
+              <w:rPr>
+                <w:rFonts w:ascii="BIZ UDPゴシック" w:cs="BIZ UDPゴシック" w:eastAsia="BIZ UDPゴシック" w:hAnsi="BIZ UDPゴシック"/>
+                <w:b w:val="false"/>
+                <w:bCs w:val="false"/>
+                <w:color w:val="000000"/>
                 <w:sz w:val="18"/>
                 <w:szCs w:val="18"/>
               </w:rPr>
@@ -3420,17 +3724,21 @@
               <w:bottom w:val="single" w:color="CCCCCC" w:sz="4"/>
               <w:right w:val="single" w:color="CCCCCC" w:sz="4"/>
             </w:tcBorders>
-            <w:tcMar>
-              <w:top w:type="dxa" w:w="60"/>
-              <w:left w:type="dxa" w:w="120"/>
-              <w:bottom w:type="dxa" w:w="60"/>
-              <w:right w:type="dxa" w:w="120"/>
-            </w:tcMar>
-          </w:tcPr>
-          <w:p>
-            <w:r>
-              <w:rPr>
-                <w:rFonts w:ascii="BIZ UDPゴシック" w:cs="BIZ UDPゴシック" w:eastAsia="BIZ UDPゴシック" w:hAnsi="BIZ UDPゴシック"/>
+            <w:shd w:fill="FFFFFF" w:val="clear"/>
+            <w:tcMar>
+              <w:top w:type="dxa" w:w="60"/>
+              <w:left w:type="dxa" w:w="100"/>
+              <w:bottom w:type="dxa" w:w="60"/>
+              <w:right w:type="dxa" w:w="100"/>
+            </w:tcMar>
+          </w:tcPr>
+          <w:p>
+            <w:r>
+              <w:rPr>
+                <w:rFonts w:ascii="BIZ UDPゴシック" w:cs="BIZ UDPゴシック" w:eastAsia="BIZ UDPゴシック" w:hAnsi="BIZ UDPゴシック"/>
+                <w:b w:val="false"/>
+                <w:bCs w:val="false"/>
+                <w:color w:val="000000"/>
                 <w:sz w:val="18"/>
                 <w:szCs w:val="18"/>
               </w:rPr>
@@ -3447,44 +3755,52 @@
               <w:bottom w:val="single" w:color="CCCCCC" w:sz="4"/>
               <w:right w:val="single" w:color="CCCCCC" w:sz="4"/>
             </w:tcBorders>
-            <w:tcMar>
-              <w:top w:type="dxa" w:w="60"/>
-              <w:left w:type="dxa" w:w="120"/>
-              <w:bottom w:type="dxa" w:w="60"/>
-              <w:right w:type="dxa" w:w="120"/>
-            </w:tcMar>
-          </w:tcPr>
-          <w:p>
-            <w:r>
-              <w:rPr>
-                <w:rFonts w:ascii="BIZ UDPゴシック" w:cs="BIZ UDPゴシック" w:eastAsia="BIZ UDPゴシック" w:hAnsi="BIZ UDPゴシック"/>
-                <w:sz w:val="18"/>
-                <w:szCs w:val="18"/>
-              </w:rPr>
-              <w:t xml:space="preserve">終日散発（01〜02時に~1MB大ファイル）</w:t>
-            </w:r>
-          </w:p>
-        </w:tc>
-        <w:tc>
-          <w:tcPr>
-            <w:tcW w:type="dxa" w:w="1890"/>
-            <w:tcBorders>
-              <w:top w:val="single" w:color="CCCCCC" w:sz="4"/>
-              <w:left w:val="single" w:color="CCCCCC" w:sz="4"/>
-              <w:bottom w:val="single" w:color="CCCCCC" w:sz="4"/>
-              <w:right w:val="single" w:color="CCCCCC" w:sz="4"/>
-            </w:tcBorders>
-            <w:tcMar>
-              <w:top w:type="dxa" w:w="60"/>
-              <w:left w:type="dxa" w:w="120"/>
-              <w:bottom w:type="dxa" w:w="60"/>
-              <w:right w:type="dxa" w:w="120"/>
-            </w:tcMar>
-          </w:tcPr>
-          <w:p>
-            <w:r>
-              <w:rPr>
-                <w:rFonts w:ascii="BIZ UDPゴシック" w:cs="BIZ UDPゴシック" w:eastAsia="BIZ UDPゴシック" w:hAnsi="BIZ UDPゴシック"/>
+            <w:shd w:fill="FFFFFF" w:val="clear"/>
+            <w:tcMar>
+              <w:top w:type="dxa" w:w="60"/>
+              <w:left w:type="dxa" w:w="100"/>
+              <w:bottom w:type="dxa" w:w="60"/>
+              <w:right w:type="dxa" w:w="100"/>
+            </w:tcMar>
+          </w:tcPr>
+          <w:p>
+            <w:r>
+              <w:rPr>
+                <w:rFonts w:ascii="BIZ UDPゴシック" w:cs="BIZ UDPゴシック" w:eastAsia="BIZ UDPゴシック" w:hAnsi="BIZ UDPゴシック"/>
+                <w:b w:val="false"/>
+                <w:bCs w:val="false"/>
+                <w:color w:val="000000"/>
+                <w:sz w:val="18"/>
+                <w:szCs w:val="18"/>
+              </w:rPr>
+              <w:t xml:space="preserve">終日散発（01〜02時に大ファイル）</w:t>
+            </w:r>
+          </w:p>
+        </w:tc>
+        <w:tc>
+          <w:tcPr>
+            <w:tcW w:type="dxa" w:w="2268"/>
+            <w:tcBorders>
+              <w:top w:val="single" w:color="CCCCCC" w:sz="4"/>
+              <w:left w:val="single" w:color="CCCCCC" w:sz="4"/>
+              <w:bottom w:val="single" w:color="CCCCCC" w:sz="4"/>
+              <w:right w:val="single" w:color="CCCCCC" w:sz="4"/>
+            </w:tcBorders>
+            <w:shd w:fill="FFFFFF" w:val="clear"/>
+            <w:tcMar>
+              <w:top w:type="dxa" w:w="60"/>
+              <w:left w:type="dxa" w:w="100"/>
+              <w:bottom w:type="dxa" w:w="60"/>
+              <w:right w:type="dxa" w:w="100"/>
+            </w:tcMar>
+          </w:tcPr>
+          <w:p>
+            <w:r>
+              <w:rPr>
+                <w:rFonts w:ascii="BIZ UDPゴシック" w:cs="BIZ UDPゴシック" w:eastAsia="BIZ UDPゴシック" w:hAnsi="BIZ UDPゴシック"/>
+                <w:b w:val="false"/>
+                <w:bCs w:val="false"/>
+                <w:color w:val="000000"/>
                 <w:sz w:val="18"/>
                 <w:szCs w:val="18"/>
               </w:rPr>
@@ -3501,17 +3817,21 @@
               <w:bottom w:val="single" w:color="CCCCCC" w:sz="4"/>
               <w:right w:val="single" w:color="CCCCCC" w:sz="4"/>
             </w:tcBorders>
-            <w:tcMar>
-              <w:top w:type="dxa" w:w="60"/>
-              <w:left w:type="dxa" w:w="120"/>
-              <w:bottom w:type="dxa" w:w="60"/>
-              <w:right w:type="dxa" w:w="120"/>
-            </w:tcMar>
-          </w:tcPr>
-          <w:p>
-            <w:r>
-              <w:rPr>
-                <w:rFonts w:ascii="BIZ UDPゴシック" w:cs="BIZ UDPゴシック" w:eastAsia="BIZ UDPゴシック" w:hAnsi="BIZ UDPゴシック"/>
+            <w:shd w:fill="FFFFFF" w:val="clear"/>
+            <w:tcMar>
+              <w:top w:type="dxa" w:w="60"/>
+              <w:left w:type="dxa" w:w="100"/>
+              <w:bottom w:type="dxa" w:w="60"/>
+              <w:right w:type="dxa" w:w="100"/>
+            </w:tcMar>
+          </w:tcPr>
+          <w:p>
+            <w:r>
+              <w:rPr>
+                <w:rFonts w:ascii="BIZ UDPゴシック" w:cs="BIZ UDPゴシック" w:eastAsia="BIZ UDPゴシック" w:hAnsi="BIZ UDPゴシック"/>
+                <w:b w:val="false"/>
+                <w:bCs w:val="false"/>
+                <w:color w:val="000000"/>
                 <w:sz w:val="18"/>
                 <w:szCs w:val="18"/>
               </w:rPr>
@@ -3530,10 +3850,10 @@
           <w:rFonts w:ascii="BIZ UDPゴシック" w:cs="BIZ UDPゴシック" w:eastAsia="BIZ UDPゴシック" w:hAnsi="BIZ UDPゴシック"/>
           <w:b/>
           <w:bCs/>
-          <w:sz w:val="18"/>
-          <w:szCs w:val="18"/>
+          <w:sz w:val="24"/>
+          <w:szCs w:val="24"/>
         </w:rPr>
-        <w:t xml:space="preserve">■ 変更前 (Before) / 変更後 (After)</w:t>
+        <w:t xml:space="preserve">■ 変更前 / 変更後</w:t>
       </w:r>
     </w:p>
     <w:tbl>
@@ -3568,9 +3888,9 @@
             <w:shd w:fill="F5F5F5" w:val="clear"/>
             <w:tcMar>
               <w:top w:type="dxa" w:w="60"/>
-              <w:left w:type="dxa" w:w="120"/>
-              <w:bottom w:type="dxa" w:w="60"/>
-              <w:right w:type="dxa" w:w="120"/>
+              <w:left w:type="dxa" w:w="100"/>
+              <w:bottom w:type="dxa" w:w="60"/>
+              <w:right w:type="dxa" w:w="100"/>
             </w:tcMar>
           </w:tcPr>
           <w:p>
@@ -3579,6 +3899,7 @@
                 <w:rFonts w:ascii="BIZ UDPゴシック" w:cs="BIZ UDPゴシック" w:eastAsia="BIZ UDPゴシック" w:hAnsi="BIZ UDPゴシック"/>
                 <w:b/>
                 <w:bCs/>
+                <w:color w:val="000000"/>
                 <w:sz w:val="18"/>
                 <w:szCs w:val="18"/>
               </w:rPr>
@@ -3598,9 +3919,9 @@
             <w:shd w:fill="F5F5F5" w:val="clear"/>
             <w:tcMar>
               <w:top w:type="dxa" w:w="60"/>
-              <w:left w:type="dxa" w:w="120"/>
-              <w:bottom w:type="dxa" w:w="60"/>
-              <w:right w:type="dxa" w:w="120"/>
+              <w:left w:type="dxa" w:w="100"/>
+              <w:bottom w:type="dxa" w:w="60"/>
+              <w:right w:type="dxa" w:w="100"/>
             </w:tcMar>
           </w:tcPr>
           <w:p>
@@ -3609,6 +3930,7 @@
                 <w:rFonts w:ascii="BIZ UDPゴシック" w:cs="BIZ UDPゴシック" w:eastAsia="BIZ UDPゴシック" w:hAnsi="BIZ UDPゴシック"/>
                 <w:b/>
                 <w:bCs/>
+                <w:color w:val="000000"/>
                 <w:sz w:val="18"/>
                 <w:szCs w:val="18"/>
               </w:rPr>
@@ -3630,19 +3952,20 @@
               <w:bottom w:val="single" w:color="CCCCCC" w:sz="4"/>
               <w:right w:val="single" w:color="CCCCCC" w:sz="4"/>
             </w:tcBorders>
-            <w:tcMar>
-              <w:top w:type="dxa" w:w="80"/>
-              <w:left w:type="dxa" w:w="120"/>
-              <w:bottom w:type="dxa" w:w="80"/>
-              <w:right w:type="dxa" w:w="120"/>
+            <w:shd w:fill="FFFFFF" w:val="clear"/>
+            <w:tcMar>
+              <w:top w:type="dxa" w:w="60"/>
+              <w:left w:type="dxa" w:w="100"/>
+              <w:bottom w:type="dxa" w:w="60"/>
+              <w:right w:type="dxa" w:w="100"/>
             </w:tcMar>
           </w:tcPr>
           <w:p>
             <w:r>
               <w:rPr>
                 <w:rFonts w:ascii="Consolas" w:cs="Consolas" w:eastAsia="Consolas" w:hAnsi="Consolas"/>
-                <w:sz w:val="16"/>
-                <w:szCs w:val="16"/>
+                <w:sz w:val="18"/>
+                <w:szCs w:val="18"/>
               </w:rPr>
               <w:t xml:space="preserve">OC系 s-2a4905e8210f48248: 常時ONLINE</w:t>
             </w:r>
@@ -3651,8 +3974,8 @@
             <w:r>
               <w:rPr>
                 <w:rFonts w:ascii="Consolas" w:cs="Consolas" w:eastAsia="Consolas" w:hAnsi="Consolas"/>
-                <w:sz w:val="16"/>
-                <w:szCs w:val="16"/>
+                <w:sz w:val="18"/>
+                <w:szCs w:val="18"/>
               </w:rPr>
               <w:t xml:space="preserve">SH系 s-5546031218784c4ba: 常時ONLINE</w:t>
             </w:r>
@@ -3661,8 +3984,18 @@
             <w:r>
               <w:rPr>
                 <w:rFonts w:ascii="Consolas" w:cs="Consolas" w:eastAsia="Consolas" w:hAnsi="Consolas"/>
-                <w:sz w:val="16"/>
-                <w:szCs w:val="16"/>
+                <w:sz w:val="18"/>
+                <w:szCs w:val="18"/>
+              </w:rPr>
+              <w:t xml:space="preserve"/>
+            </w:r>
+          </w:p>
+          <w:p>
+            <w:r>
+              <w:rPr>
+                <w:rFonts w:ascii="Consolas" w:cs="Consolas" w:eastAsia="Consolas" w:hAnsi="Consolas"/>
+                <w:sz w:val="18"/>
+                <w:szCs w:val="18"/>
               </w:rPr>
               <w:t xml:space="preserve">EventBridge ルール: なし</w:t>
             </w:r>
@@ -3671,8 +4004,8 @@
             <w:r>
               <w:rPr>
                 <w:rFonts w:ascii="Consolas" w:cs="Consolas" w:eastAsia="Consolas" w:hAnsi="Consolas"/>
-                <w:sz w:val="16"/>
-                <w:szCs w:val="16"/>
+                <w:sz w:val="18"/>
+                <w:szCs w:val="18"/>
               </w:rPr>
               <w:t xml:space="preserve">Lambda 関数: なし</w:t>
             </w:r>
@@ -3681,8 +4014,18 @@
             <w:r>
               <w:rPr>
                 <w:rFonts w:ascii="Consolas" w:cs="Consolas" w:eastAsia="Consolas" w:hAnsi="Consolas"/>
-                <w:sz w:val="16"/>
-                <w:szCs w:val="16"/>
+                <w:sz w:val="18"/>
+                <w:szCs w:val="18"/>
+              </w:rPr>
+              <w:t xml:space="preserve"/>
+            </w:r>
+          </w:p>
+          <w:p>
+            <w:r>
+              <w:rPr>
+                <w:rFonts w:ascii="Consolas" w:cs="Consolas" w:eastAsia="Consolas" w:hAnsi="Consolas"/>
+                <w:sz w:val="18"/>
+                <w:szCs w:val="18"/>
               </w:rPr>
               <w:t xml:space="preserve">月額: $648（3台すべて720h稼働）</w:t>
             </w:r>
@@ -3697,19 +4040,20 @@
               <w:bottom w:val="single" w:color="CCCCCC" w:sz="4"/>
               <w:right w:val="single" w:color="CCCCCC" w:sz="4"/>
             </w:tcBorders>
-            <w:tcMar>
-              <w:top w:type="dxa" w:w="80"/>
-              <w:left w:type="dxa" w:w="120"/>
-              <w:bottom w:type="dxa" w:w="80"/>
-              <w:right w:type="dxa" w:w="120"/>
+            <w:shd w:fill="FFFFFF" w:val="clear"/>
+            <w:tcMar>
+              <w:top w:type="dxa" w:w="60"/>
+              <w:left w:type="dxa" w:w="100"/>
+              <w:bottom w:type="dxa" w:w="60"/>
+              <w:right w:type="dxa" w:w="100"/>
             </w:tcMar>
           </w:tcPr>
           <w:p>
             <w:r>
               <w:rPr>
                 <w:rFonts w:ascii="Consolas" w:cs="Consolas" w:eastAsia="Consolas" w:hAnsi="Consolas"/>
-                <w:sz w:val="16"/>
-                <w:szCs w:val="16"/>
+                <w:sz w:val="18"/>
+                <w:szCs w:val="18"/>
               </w:rPr>
               <w:t xml:space="preserve">OC系: JST 07:00〜20:00 は OFFLINE</w:t>
             </w:r>
@@ -3718,8 +4062,8 @@
             <w:r>
               <w:rPr>
                 <w:rFonts w:ascii="Consolas" w:cs="Consolas" w:eastAsia="Consolas" w:hAnsi="Consolas"/>
-                <w:sz w:val="16"/>
-                <w:szCs w:val="16"/>
+                <w:sz w:val="18"/>
+                <w:szCs w:val="18"/>
               </w:rPr>
               <w:t xml:space="preserve">SH系: JST 07:00〜20:00 は OFFLINE</w:t>
             </w:r>
@@ -3728,28 +4072,48 @@
             <w:r>
               <w:rPr>
                 <w:rFonts w:ascii="Consolas" w:cs="Consolas" w:eastAsia="Consolas" w:hAnsi="Consolas"/>
-                <w:sz w:val="16"/>
-                <w:szCs w:val="16"/>
-              </w:rPr>
-              <w:t xml:space="preserve">EventBridge 起動: cron(0 11 * * ? *)</w:t>
+                <w:sz w:val="18"/>
+                <w:szCs w:val="18"/>
+              </w:rPr>
+              <w:t xml:space="preserve"/>
             </w:r>
           </w:p>
           <w:p>
             <w:r>
               <w:rPr>
                 <w:rFonts w:ascii="Consolas" w:cs="Consolas" w:eastAsia="Consolas" w:hAnsi="Consolas"/>
-                <w:sz w:val="16"/>
-                <w:szCs w:val="16"/>
-              </w:rPr>
-              <w:t xml:space="preserve">EventBridge 停止: cron(0 22 * * ? *)</w:t>
+                <w:sz w:val="18"/>
+                <w:szCs w:val="18"/>
+              </w:rPr>
+              <w:t xml:space="preserve">EventBridge 起動: cron(0 11 * * ? *)  = JST 20:00</w:t>
             </w:r>
           </w:p>
           <w:p>
             <w:r>
               <w:rPr>
                 <w:rFonts w:ascii="Consolas" w:cs="Consolas" w:eastAsia="Consolas" w:hAnsi="Consolas"/>
-                <w:sz w:val="16"/>
-                <w:szCs w:val="16"/>
+                <w:sz w:val="18"/>
+                <w:szCs w:val="18"/>
+              </w:rPr>
+              <w:t xml:space="preserve">EventBridge 停止: cron(0 22 * * ? *)  = JST 07:00</w:t>
+            </w:r>
+          </w:p>
+          <w:p>
+            <w:r>
+              <w:rPr>
+                <w:rFonts w:ascii="Consolas" w:cs="Consolas" w:eastAsia="Consolas" w:hAnsi="Consolas"/>
+                <w:sz w:val="18"/>
+                <w:szCs w:val="18"/>
+              </w:rPr>
+              <w:t xml:space="preserve"/>
+            </w:r>
+          </w:p>
+          <w:p>
+            <w:r>
+              <w:rPr>
+                <w:rFonts w:ascii="Consolas" w:cs="Consolas" w:eastAsia="Consolas" w:hAnsi="Consolas"/>
+                <w:sz w:val="18"/>
+                <w:szCs w:val="18"/>
               </w:rPr>
               <w:t xml:space="preserve">月額: $414（OC/SH系は330h稼働）</w:t>
             </w:r>
@@ -3766,8 +4130,8 @@
           <w:rFonts w:ascii="BIZ UDPゴシック" w:cs="BIZ UDPゴシック" w:eastAsia="BIZ UDPゴシック" w:hAnsi="BIZ UDPゴシック"/>
           <w:b/>
           <w:bCs/>
-          <w:sz w:val="18"/>
-          <w:szCs w:val="18"/>
+          <w:sz w:val="24"/>
+          <w:szCs w:val="24"/>
         </w:rPr>
         <w:t xml:space="preserve">■ EventBridge 設定値</w:t>
       </w:r>
@@ -3787,9 +4151,9 @@
       <w:tblGrid>
         <w:gridCol w:w="2268"/>
         <w:gridCol w:w="1134"/>
-        <w:gridCol w:w="1890"/>
-        <w:gridCol w:w="1323"/>
-        <w:gridCol w:w="1889"/>
+        <w:gridCol w:w="1701"/>
+        <w:gridCol w:w="1134"/>
+        <w:gridCol w:w="2267"/>
       </w:tblGrid>
       <w:tr>
         <w:trPr>
@@ -3807,9 +4171,9 @@
             <w:shd w:fill="F5F5F5" w:val="clear"/>
             <w:tcMar>
               <w:top w:type="dxa" w:w="60"/>
-              <w:left w:type="dxa" w:w="120"/>
-              <w:bottom w:type="dxa" w:w="60"/>
-              <w:right w:type="dxa" w:w="120"/>
+              <w:left w:type="dxa" w:w="100"/>
+              <w:bottom w:type="dxa" w:w="60"/>
+              <w:right w:type="dxa" w:w="100"/>
             </w:tcMar>
           </w:tcPr>
           <w:p>
@@ -3818,6 +4182,7 @@
                 <w:rFonts w:ascii="BIZ UDPゴシック" w:cs="BIZ UDPゴシック" w:eastAsia="BIZ UDPゴシック" w:hAnsi="BIZ UDPゴシック"/>
                 <w:b/>
                 <w:bCs/>
+                <w:color w:val="000000"/>
                 <w:sz w:val="18"/>
                 <w:szCs w:val="18"/>
               </w:rPr>
@@ -3837,9 +4202,9 @@
             <w:shd w:fill="F5F5F5" w:val="clear"/>
             <w:tcMar>
               <w:top w:type="dxa" w:w="60"/>
-              <w:left w:type="dxa" w:w="120"/>
-              <w:bottom w:type="dxa" w:w="60"/>
-              <w:right w:type="dxa" w:w="120"/>
+              <w:left w:type="dxa" w:w="100"/>
+              <w:bottom w:type="dxa" w:w="60"/>
+              <w:right w:type="dxa" w:w="100"/>
             </w:tcMar>
           </w:tcPr>
           <w:p>
@@ -3848,6 +4213,7 @@
                 <w:rFonts w:ascii="BIZ UDPゴシック" w:cs="BIZ UDPゴシック" w:eastAsia="BIZ UDPゴシック" w:hAnsi="BIZ UDPゴシック"/>
                 <w:b/>
                 <w:bCs/>
+                <w:color w:val="000000"/>
                 <w:sz w:val="18"/>
                 <w:szCs w:val="18"/>
               </w:rPr>
@@ -3857,7 +4223,7 @@
         </w:tc>
         <w:tc>
           <w:tcPr>
-            <w:tcW w:type="dxa" w:w="1890"/>
+            <w:tcW w:type="dxa" w:w="1701"/>
             <w:tcBorders>
               <w:top w:val="single" w:color="CCCCCC" w:sz="4"/>
               <w:left w:val="single" w:color="CCCCCC" w:sz="4"/>
@@ -3867,9 +4233,9 @@
             <w:shd w:fill="F5F5F5" w:val="clear"/>
             <w:tcMar>
               <w:top w:type="dxa" w:w="60"/>
-              <w:left w:type="dxa" w:w="120"/>
-              <w:bottom w:type="dxa" w:w="60"/>
-              <w:right w:type="dxa" w:w="120"/>
+              <w:left w:type="dxa" w:w="100"/>
+              <w:bottom w:type="dxa" w:w="60"/>
+              <w:right w:type="dxa" w:w="100"/>
             </w:tcMar>
           </w:tcPr>
           <w:p>
@@ -3878,6 +4244,7 @@
                 <w:rFonts w:ascii="BIZ UDPゴシック" w:cs="BIZ UDPゴシック" w:eastAsia="BIZ UDPゴシック" w:hAnsi="BIZ UDPゴシック"/>
                 <w:b/>
                 <w:bCs/>
+                <w:color w:val="000000"/>
                 <w:sz w:val="18"/>
                 <w:szCs w:val="18"/>
               </w:rPr>
@@ -3887,7 +4254,7 @@
         </w:tc>
         <w:tc>
           <w:tcPr>
-            <w:tcW w:type="dxa" w:w="1323"/>
+            <w:tcW w:type="dxa" w:w="1134"/>
             <w:tcBorders>
               <w:top w:val="single" w:color="CCCCCC" w:sz="4"/>
               <w:left w:val="single" w:color="CCCCCC" w:sz="4"/>
@@ -3897,9 +4264,9 @@
             <w:shd w:fill="F5F5F5" w:val="clear"/>
             <w:tcMar>
               <w:top w:type="dxa" w:w="60"/>
-              <w:left w:type="dxa" w:w="120"/>
-              <w:bottom w:type="dxa" w:w="60"/>
-              <w:right w:type="dxa" w:w="120"/>
+              <w:left w:type="dxa" w:w="100"/>
+              <w:bottom w:type="dxa" w:w="60"/>
+              <w:right w:type="dxa" w:w="100"/>
             </w:tcMar>
           </w:tcPr>
           <w:p>
@@ -3908,6 +4275,7 @@
                 <w:rFonts w:ascii="BIZ UDPゴシック" w:cs="BIZ UDPゴシック" w:eastAsia="BIZ UDPゴシック" w:hAnsi="BIZ UDPゴシック"/>
                 <w:b/>
                 <w:bCs/>
+                <w:color w:val="000000"/>
                 <w:sz w:val="18"/>
                 <w:szCs w:val="18"/>
               </w:rPr>
@@ -3917,7 +4285,7 @@
         </w:tc>
         <w:tc>
           <w:tcPr>
-            <w:tcW w:type="dxa" w:w="1889"/>
+            <w:tcW w:type="dxa" w:w="2267"/>
             <w:tcBorders>
               <w:top w:val="single" w:color="CCCCCC" w:sz="4"/>
               <w:left w:val="single" w:color="CCCCCC" w:sz="4"/>
@@ -3927,9 +4295,9 @@
             <w:shd w:fill="F5F5F5" w:val="clear"/>
             <w:tcMar>
               <w:top w:type="dxa" w:w="60"/>
-              <w:left w:type="dxa" w:w="120"/>
-              <w:bottom w:type="dxa" w:w="60"/>
-              <w:right w:type="dxa" w:w="120"/>
+              <w:left w:type="dxa" w:w="100"/>
+              <w:bottom w:type="dxa" w:w="60"/>
+              <w:right w:type="dxa" w:w="100"/>
             </w:tcMar>
           </w:tcPr>
           <w:p>
@@ -3938,6 +4306,7 @@
                 <w:rFonts w:ascii="BIZ UDPゴシック" w:cs="BIZ UDPゴシック" w:eastAsia="BIZ UDPゴシック" w:hAnsi="BIZ UDPゴシック"/>
                 <w:b/>
                 <w:bCs/>
+                <w:color w:val="000000"/>
                 <w:sz w:val="18"/>
                 <w:szCs w:val="18"/>
               </w:rPr>
@@ -3959,17 +4328,21 @@
               <w:bottom w:val="single" w:color="CCCCCC" w:sz="4"/>
               <w:right w:val="single" w:color="CCCCCC" w:sz="4"/>
             </w:tcBorders>
-            <w:tcMar>
-              <w:top w:type="dxa" w:w="60"/>
-              <w:left w:type="dxa" w:w="120"/>
-              <w:bottom w:type="dxa" w:w="60"/>
-              <w:right w:type="dxa" w:w="120"/>
-            </w:tcMar>
-          </w:tcPr>
-          <w:p>
-            <w:r>
-              <w:rPr>
-                <w:rFonts w:ascii="BIZ UDPゴシック" w:cs="BIZ UDPゴシック" w:eastAsia="BIZ UDPゴシック" w:hAnsi="BIZ UDPゴシック"/>
+            <w:shd w:fill="FFFFFF" w:val="clear"/>
+            <w:tcMar>
+              <w:top w:type="dxa" w:w="60"/>
+              <w:left w:type="dxa" w:w="100"/>
+              <w:bottom w:type="dxa" w:w="60"/>
+              <w:right w:type="dxa" w:w="100"/>
+            </w:tcMar>
+          </w:tcPr>
+          <w:p>
+            <w:r>
+              <w:rPr>
+                <w:rFonts w:ascii="BIZ UDPゴシック" w:cs="BIZ UDPゴシック" w:eastAsia="BIZ UDPゴシック" w:hAnsi="BIZ UDPゴシック"/>
+                <w:b w:val="false"/>
+                <w:bCs w:val="false"/>
+                <w:color w:val="000000"/>
                 <w:sz w:val="18"/>
                 <w:szCs w:val="18"/>
               </w:rPr>
@@ -3986,17 +4359,21 @@
               <w:bottom w:val="single" w:color="CCCCCC" w:sz="4"/>
               <w:right w:val="single" w:color="CCCCCC" w:sz="4"/>
             </w:tcBorders>
-            <w:tcMar>
-              <w:top w:type="dxa" w:w="60"/>
-              <w:left w:type="dxa" w:w="120"/>
-              <w:bottom w:type="dxa" w:w="60"/>
-              <w:right w:type="dxa" w:w="120"/>
-            </w:tcMar>
-          </w:tcPr>
-          <w:p>
-            <w:r>
-              <w:rPr>
-                <w:rFonts w:ascii="BIZ UDPゴシック" w:cs="BIZ UDPゴシック" w:eastAsia="BIZ UDPゴシック" w:hAnsi="BIZ UDPゴシック"/>
+            <w:shd w:fill="FFFFFF" w:val="clear"/>
+            <w:tcMar>
+              <w:top w:type="dxa" w:w="60"/>
+              <w:left w:type="dxa" w:w="100"/>
+              <w:bottom w:type="dxa" w:w="60"/>
+              <w:right w:type="dxa" w:w="100"/>
+            </w:tcMar>
+          </w:tcPr>
+          <w:p>
+            <w:r>
+              <w:rPr>
+                <w:rFonts w:ascii="BIZ UDPゴシック" w:cs="BIZ UDPゴシック" w:eastAsia="BIZ UDPゴシック" w:hAnsi="BIZ UDPゴシック"/>
+                <w:b w:val="false"/>
+                <w:bCs w:val="false"/>
+                <w:color w:val="000000"/>
                 <w:sz w:val="18"/>
                 <w:szCs w:val="18"/>
               </w:rPr>
@@ -4006,24 +4383,28 @@
         </w:tc>
         <w:tc>
           <w:tcPr>
-            <w:tcW w:type="dxa" w:w="1890"/>
-            <w:tcBorders>
-              <w:top w:val="single" w:color="CCCCCC" w:sz="4"/>
-              <w:left w:val="single" w:color="CCCCCC" w:sz="4"/>
-              <w:bottom w:val="single" w:color="CCCCCC" w:sz="4"/>
-              <w:right w:val="single" w:color="CCCCCC" w:sz="4"/>
-            </w:tcBorders>
-            <w:tcMar>
-              <w:top w:type="dxa" w:w="60"/>
-              <w:left w:type="dxa" w:w="120"/>
-              <w:bottom w:type="dxa" w:w="60"/>
-              <w:right w:type="dxa" w:w="120"/>
-            </w:tcMar>
-          </w:tcPr>
-          <w:p>
-            <w:r>
-              <w:rPr>
-                <w:rFonts w:ascii="BIZ UDPゴシック" w:cs="BIZ UDPゴシック" w:eastAsia="BIZ UDPゴシック" w:hAnsi="BIZ UDPゴシック"/>
+            <w:tcW w:type="dxa" w:w="1701"/>
+            <w:tcBorders>
+              <w:top w:val="single" w:color="CCCCCC" w:sz="4"/>
+              <w:left w:val="single" w:color="CCCCCC" w:sz="4"/>
+              <w:bottom w:val="single" w:color="CCCCCC" w:sz="4"/>
+              <w:right w:val="single" w:color="CCCCCC" w:sz="4"/>
+            </w:tcBorders>
+            <w:shd w:fill="FFFFFF" w:val="clear"/>
+            <w:tcMar>
+              <w:top w:type="dxa" w:w="60"/>
+              <w:left w:type="dxa" w:w="100"/>
+              <w:bottom w:type="dxa" w:w="60"/>
+              <w:right w:type="dxa" w:w="100"/>
+            </w:tcMar>
+          </w:tcPr>
+          <w:p>
+            <w:r>
+              <w:rPr>
+                <w:rFonts w:ascii="BIZ UDPゴシック" w:cs="BIZ UDPゴシック" w:eastAsia="BIZ UDPゴシック" w:hAnsi="BIZ UDPゴシック"/>
+                <w:b w:val="false"/>
+                <w:bCs w:val="false"/>
+                <w:color w:val="000000"/>
                 <w:sz w:val="18"/>
                 <w:szCs w:val="18"/>
               </w:rPr>
@@ -4033,24 +4414,28 @@
         </w:tc>
         <w:tc>
           <w:tcPr>
-            <w:tcW w:type="dxa" w:w="1323"/>
-            <w:tcBorders>
-              <w:top w:val="single" w:color="CCCCCC" w:sz="4"/>
-              <w:left w:val="single" w:color="CCCCCC" w:sz="4"/>
-              <w:bottom w:val="single" w:color="CCCCCC" w:sz="4"/>
-              <w:right w:val="single" w:color="CCCCCC" w:sz="4"/>
-            </w:tcBorders>
-            <w:tcMar>
-              <w:top w:type="dxa" w:w="60"/>
-              <w:left w:type="dxa" w:w="120"/>
-              <w:bottom w:type="dxa" w:w="60"/>
-              <w:right w:type="dxa" w:w="120"/>
-            </w:tcMar>
-          </w:tcPr>
-          <w:p>
-            <w:r>
-              <w:rPr>
-                <w:rFonts w:ascii="BIZ UDPゴシック" w:cs="BIZ UDPゴシック" w:eastAsia="BIZ UDPゴシック" w:hAnsi="BIZ UDPゴシック"/>
+            <w:tcW w:type="dxa" w:w="1134"/>
+            <w:tcBorders>
+              <w:top w:val="single" w:color="CCCCCC" w:sz="4"/>
+              <w:left w:val="single" w:color="CCCCCC" w:sz="4"/>
+              <w:bottom w:val="single" w:color="CCCCCC" w:sz="4"/>
+              <w:right w:val="single" w:color="CCCCCC" w:sz="4"/>
+            </w:tcBorders>
+            <w:shd w:fill="FFFFFF" w:val="clear"/>
+            <w:tcMar>
+              <w:top w:type="dxa" w:w="60"/>
+              <w:left w:type="dxa" w:w="100"/>
+              <w:bottom w:type="dxa" w:w="60"/>
+              <w:right w:type="dxa" w:w="100"/>
+            </w:tcMar>
+          </w:tcPr>
+          <w:p>
+            <w:r>
+              <w:rPr>
+                <w:rFonts w:ascii="BIZ UDPゴシック" w:cs="BIZ UDPゴシック" w:eastAsia="BIZ UDPゴシック" w:hAnsi="BIZ UDPゴシック"/>
+                <w:b w:val="false"/>
+                <w:bCs w:val="false"/>
+                <w:color w:val="000000"/>
                 <w:sz w:val="18"/>
                 <w:szCs w:val="18"/>
               </w:rPr>
@@ -4060,24 +4445,28 @@
         </w:tc>
         <w:tc>
           <w:tcPr>
-            <w:tcW w:type="dxa" w:w="1889"/>
-            <w:tcBorders>
-              <w:top w:val="single" w:color="CCCCCC" w:sz="4"/>
-              <w:left w:val="single" w:color="CCCCCC" w:sz="4"/>
-              <w:bottom w:val="single" w:color="CCCCCC" w:sz="4"/>
-              <w:right w:val="single" w:color="CCCCCC" w:sz="4"/>
-            </w:tcBorders>
-            <w:tcMar>
-              <w:top w:type="dxa" w:w="60"/>
-              <w:left w:type="dxa" w:w="120"/>
-              <w:bottom w:type="dxa" w:w="60"/>
-              <w:right w:type="dxa" w:w="120"/>
-            </w:tcMar>
-          </w:tcPr>
-          <w:p>
-            <w:r>
-              <w:rPr>
-                <w:rFonts w:ascii="BIZ UDPゴシック" w:cs="BIZ UDPゴシック" w:eastAsia="BIZ UDPゴシック" w:hAnsi="BIZ UDPゴシック"/>
+            <w:tcW w:type="dxa" w:w="2267"/>
+            <w:tcBorders>
+              <w:top w:val="single" w:color="CCCCCC" w:sz="4"/>
+              <w:left w:val="single" w:color="CCCCCC" w:sz="4"/>
+              <w:bottom w:val="single" w:color="CCCCCC" w:sz="4"/>
+              <w:right w:val="single" w:color="CCCCCC" w:sz="4"/>
+            </w:tcBorders>
+            <w:shd w:fill="FFFFFF" w:val="clear"/>
+            <w:tcMar>
+              <w:top w:type="dxa" w:w="60"/>
+              <w:left w:type="dxa" w:w="100"/>
+              <w:bottom w:type="dxa" w:w="60"/>
+              <w:right w:type="dxa" w:w="100"/>
+            </w:tcMar>
+          </w:tcPr>
+          <w:p>
+            <w:r>
+              <w:rPr>
+                <w:rFonts w:ascii="BIZ UDPゴシック" w:cs="BIZ UDPゴシック" w:eastAsia="BIZ UDPゴシック" w:hAnsi="BIZ UDPゴシック"/>
+                <w:b w:val="false"/>
+                <w:bCs w:val="false"/>
+                <w:color w:val="000000"/>
                 <w:sz w:val="18"/>
                 <w:szCs w:val="18"/>
               </w:rPr>
@@ -4099,17 +4488,21 @@
               <w:bottom w:val="single" w:color="CCCCCC" w:sz="4"/>
               <w:right w:val="single" w:color="CCCCCC" w:sz="4"/>
             </w:tcBorders>
-            <w:tcMar>
-              <w:top w:type="dxa" w:w="60"/>
-              <w:left w:type="dxa" w:w="120"/>
-              <w:bottom w:type="dxa" w:w="60"/>
-              <w:right w:type="dxa" w:w="120"/>
-            </w:tcMar>
-          </w:tcPr>
-          <w:p>
-            <w:r>
-              <w:rPr>
-                <w:rFonts w:ascii="BIZ UDPゴシック" w:cs="BIZ UDPゴシック" w:eastAsia="BIZ UDPゴシック" w:hAnsi="BIZ UDPゴシック"/>
+            <w:shd w:fill="FFFFFF" w:val="clear"/>
+            <w:tcMar>
+              <w:top w:type="dxa" w:w="60"/>
+              <w:left w:type="dxa" w:w="100"/>
+              <w:bottom w:type="dxa" w:w="60"/>
+              <w:right w:type="dxa" w:w="100"/>
+            </w:tcMar>
+          </w:tcPr>
+          <w:p>
+            <w:r>
+              <w:rPr>
+                <w:rFonts w:ascii="BIZ UDPゴシック" w:cs="BIZ UDPゴシック" w:eastAsia="BIZ UDPゴシック" w:hAnsi="BIZ UDPゴシック"/>
+                <w:b w:val="false"/>
+                <w:bCs w:val="false"/>
+                <w:color w:val="000000"/>
                 <w:sz w:val="18"/>
                 <w:szCs w:val="18"/>
               </w:rPr>
@@ -4126,17 +4519,21 @@
               <w:bottom w:val="single" w:color="CCCCCC" w:sz="4"/>
               <w:right w:val="single" w:color="CCCCCC" w:sz="4"/>
             </w:tcBorders>
-            <w:tcMar>
-              <w:top w:type="dxa" w:w="60"/>
-              <w:left w:type="dxa" w:w="120"/>
-              <w:bottom w:type="dxa" w:w="60"/>
-              <w:right w:type="dxa" w:w="120"/>
-            </w:tcMar>
-          </w:tcPr>
-          <w:p>
-            <w:r>
-              <w:rPr>
-                <w:rFonts w:ascii="BIZ UDPゴシック" w:cs="BIZ UDPゴシック" w:eastAsia="BIZ UDPゴシック" w:hAnsi="BIZ UDPゴシック"/>
+            <w:shd w:fill="FFFFFF" w:val="clear"/>
+            <w:tcMar>
+              <w:top w:type="dxa" w:w="60"/>
+              <w:left w:type="dxa" w:w="100"/>
+              <w:bottom w:type="dxa" w:w="60"/>
+              <w:right w:type="dxa" w:w="100"/>
+            </w:tcMar>
+          </w:tcPr>
+          <w:p>
+            <w:r>
+              <w:rPr>
+                <w:rFonts w:ascii="BIZ UDPゴシック" w:cs="BIZ UDPゴシック" w:eastAsia="BIZ UDPゴシック" w:hAnsi="BIZ UDPゴシック"/>
+                <w:b w:val="false"/>
+                <w:bCs w:val="false"/>
+                <w:color w:val="000000"/>
                 <w:sz w:val="18"/>
                 <w:szCs w:val="18"/>
               </w:rPr>
@@ -4146,24 +4543,28 @@
         </w:tc>
         <w:tc>
           <w:tcPr>
-            <w:tcW w:type="dxa" w:w="1890"/>
-            <w:tcBorders>
-              <w:top w:val="single" w:color="CCCCCC" w:sz="4"/>
-              <w:left w:val="single" w:color="CCCCCC" w:sz="4"/>
-              <w:bottom w:val="single" w:color="CCCCCC" w:sz="4"/>
-              <w:right w:val="single" w:color="CCCCCC" w:sz="4"/>
-            </w:tcBorders>
-            <w:tcMar>
-              <w:top w:type="dxa" w:w="60"/>
-              <w:left w:type="dxa" w:w="120"/>
-              <w:bottom w:type="dxa" w:w="60"/>
-              <w:right w:type="dxa" w:w="120"/>
-            </w:tcMar>
-          </w:tcPr>
-          <w:p>
-            <w:r>
-              <w:rPr>
-                <w:rFonts w:ascii="BIZ UDPゴシック" w:cs="BIZ UDPゴシック" w:eastAsia="BIZ UDPゴシック" w:hAnsi="BIZ UDPゴシック"/>
+            <w:tcW w:type="dxa" w:w="1701"/>
+            <w:tcBorders>
+              <w:top w:val="single" w:color="CCCCCC" w:sz="4"/>
+              <w:left w:val="single" w:color="CCCCCC" w:sz="4"/>
+              <w:bottom w:val="single" w:color="CCCCCC" w:sz="4"/>
+              <w:right w:val="single" w:color="CCCCCC" w:sz="4"/>
+            </w:tcBorders>
+            <w:shd w:fill="FFFFFF" w:val="clear"/>
+            <w:tcMar>
+              <w:top w:type="dxa" w:w="60"/>
+              <w:left w:type="dxa" w:w="100"/>
+              <w:bottom w:type="dxa" w:w="60"/>
+              <w:right w:type="dxa" w:w="100"/>
+            </w:tcMar>
+          </w:tcPr>
+          <w:p>
+            <w:r>
+              <w:rPr>
+                <w:rFonts w:ascii="BIZ UDPゴシック" w:cs="BIZ UDPゴシック" w:eastAsia="BIZ UDPゴシック" w:hAnsi="BIZ UDPゴシック"/>
+                <w:b w:val="false"/>
+                <w:bCs w:val="false"/>
+                <w:color w:val="000000"/>
                 <w:sz w:val="18"/>
                 <w:szCs w:val="18"/>
               </w:rPr>
@@ -4173,24 +4574,28 @@
         </w:tc>
         <w:tc>
           <w:tcPr>
-            <w:tcW w:type="dxa" w:w="1323"/>
-            <w:tcBorders>
-              <w:top w:val="single" w:color="CCCCCC" w:sz="4"/>
-              <w:left w:val="single" w:color="CCCCCC" w:sz="4"/>
-              <w:bottom w:val="single" w:color="CCCCCC" w:sz="4"/>
-              <w:right w:val="single" w:color="CCCCCC" w:sz="4"/>
-            </w:tcBorders>
-            <w:tcMar>
-              <w:top w:type="dxa" w:w="60"/>
-              <w:left w:type="dxa" w:w="120"/>
-              <w:bottom w:type="dxa" w:w="60"/>
-              <w:right w:type="dxa" w:w="120"/>
-            </w:tcMar>
-          </w:tcPr>
-          <w:p>
-            <w:r>
-              <w:rPr>
-                <w:rFonts w:ascii="BIZ UDPゴシック" w:cs="BIZ UDPゴシック" w:eastAsia="BIZ UDPゴシック" w:hAnsi="BIZ UDPゴシック"/>
+            <w:tcW w:type="dxa" w:w="1134"/>
+            <w:tcBorders>
+              <w:top w:val="single" w:color="CCCCCC" w:sz="4"/>
+              <w:left w:val="single" w:color="CCCCCC" w:sz="4"/>
+              <w:bottom w:val="single" w:color="CCCCCC" w:sz="4"/>
+              <w:right w:val="single" w:color="CCCCCC" w:sz="4"/>
+            </w:tcBorders>
+            <w:shd w:fill="FFFFFF" w:val="clear"/>
+            <w:tcMar>
+              <w:top w:type="dxa" w:w="60"/>
+              <w:left w:type="dxa" w:w="100"/>
+              <w:bottom w:type="dxa" w:w="60"/>
+              <w:right w:type="dxa" w:w="100"/>
+            </w:tcMar>
+          </w:tcPr>
+          <w:p>
+            <w:r>
+              <w:rPr>
+                <w:rFonts w:ascii="BIZ UDPゴシック" w:cs="BIZ UDPゴシック" w:eastAsia="BIZ UDPゴシック" w:hAnsi="BIZ UDPゴシック"/>
+                <w:b w:val="false"/>
+                <w:bCs w:val="false"/>
+                <w:color w:val="000000"/>
                 <w:sz w:val="18"/>
                 <w:szCs w:val="18"/>
               </w:rPr>
@@ -4200,24 +4605,28 @@
         </w:tc>
         <w:tc>
           <w:tcPr>
-            <w:tcW w:type="dxa" w:w="1889"/>
-            <w:tcBorders>
-              <w:top w:val="single" w:color="CCCCCC" w:sz="4"/>
-              <w:left w:val="single" w:color="CCCCCC" w:sz="4"/>
-              <w:bottom w:val="single" w:color="CCCCCC" w:sz="4"/>
-              <w:right w:val="single" w:color="CCCCCC" w:sz="4"/>
-            </w:tcBorders>
-            <w:tcMar>
-              <w:top w:type="dxa" w:w="60"/>
-              <w:left w:type="dxa" w:w="120"/>
-              <w:bottom w:type="dxa" w:w="60"/>
-              <w:right w:type="dxa" w:w="120"/>
-            </w:tcMar>
-          </w:tcPr>
-          <w:p>
-            <w:r>
-              <w:rPr>
-                <w:rFonts w:ascii="BIZ UDPゴシック" w:cs="BIZ UDPゴシック" w:eastAsia="BIZ UDPゴシック" w:hAnsi="BIZ UDPゴシック"/>
+            <w:tcW w:type="dxa" w:w="2267"/>
+            <w:tcBorders>
+              <w:top w:val="single" w:color="CCCCCC" w:sz="4"/>
+              <w:left w:val="single" w:color="CCCCCC" w:sz="4"/>
+              <w:bottom w:val="single" w:color="CCCCCC" w:sz="4"/>
+              <w:right w:val="single" w:color="CCCCCC" w:sz="4"/>
+            </w:tcBorders>
+            <w:shd w:fill="FFFFFF" w:val="clear"/>
+            <w:tcMar>
+              <w:top w:type="dxa" w:w="60"/>
+              <w:left w:type="dxa" w:w="100"/>
+              <w:bottom w:type="dxa" w:w="60"/>
+              <w:right w:type="dxa" w:w="100"/>
+            </w:tcMar>
+          </w:tcPr>
+          <w:p>
+            <w:r>
+              <w:rPr>
+                <w:rFonts w:ascii="BIZ UDPゴシック" w:cs="BIZ UDPゴシック" w:eastAsia="BIZ UDPゴシック" w:hAnsi="BIZ UDPゴシック"/>
+                <w:b w:val="false"/>
+                <w:bCs w:val="false"/>
+                <w:color w:val="000000"/>
                 <w:sz w:val="18"/>
                 <w:szCs w:val="18"/>
               </w:rPr>
@@ -4236,10 +4645,10 @@
           <w:rFonts w:ascii="BIZ UDPゴシック" w:cs="BIZ UDPゴシック" w:eastAsia="BIZ UDPゴシック" w:hAnsi="BIZ UDPゴシック"/>
           <w:b/>
           <w:bCs/>
-          <w:sz w:val="24"/>
-          <w:szCs w:val="24"/>
+          <w:sz w:val="32"/>
+          <w:szCs w:val="32"/>
         </w:rPr>
-        <w:t xml:space="preserve">No.2  Lambda 関数作成</w:t>
+        <w:t xml:space="preserve">3. No.2 Lambda 関数作成</w:t>
       </w:r>
     </w:p>
     <w:p>
@@ -4251,8 +4660,8 @@
           <w:rFonts w:ascii="BIZ UDPゴシック" w:cs="BIZ UDPゴシック" w:eastAsia="BIZ UDPゴシック" w:hAnsi="BIZ UDPゴシック"/>
           <w:b/>
           <w:bCs/>
-          <w:sz w:val="18"/>
-          <w:szCs w:val="18"/>
+          <w:sz w:val="24"/>
+          <w:szCs w:val="24"/>
         </w:rPr>
         <w:t xml:space="preserve">■ 対象ファイル・リソース</w:t>
       </w:r>
@@ -4264,6 +4673,7 @@
           <w:ilvl w:val="0"/>
           <w:numId w:val="2"/>
         </w:numPr>
+        <w:spacing w:before="40" w:after="40"/>
       </w:pPr>
       <w:r>
         <w:rPr>
@@ -4281,6 +4691,7 @@
           <w:ilvl w:val="0"/>
           <w:numId w:val="2"/>
         </w:numPr>
+        <w:spacing w:before="40" w:after="40"/>
       </w:pPr>
       <w:r>
         <w:rPr>
@@ -4298,6 +4709,7 @@
           <w:ilvl w:val="0"/>
           <w:numId w:val="2"/>
         </w:numPr>
+        <w:spacing w:before="40" w:after="40"/>
       </w:pPr>
       <w:r>
         <w:rPr>
@@ -4317,10 +4729,10 @@
           <w:rFonts w:ascii="BIZ UDPゴシック" w:cs="BIZ UDPゴシック" w:eastAsia="BIZ UDPゴシック" w:hAnsi="BIZ UDPゴシック"/>
           <w:b/>
           <w:bCs/>
-          <w:sz w:val="18"/>
-          <w:szCs w:val="18"/>
+          <w:sz w:val="24"/>
+          <w:szCs w:val="24"/>
         </w:rPr>
-        <w:t xml:space="preserve">■ 変更前 (Before) / 変更後 (After)</w:t>
+        <w:t xml:space="preserve">■ 変更前 / 変更後</w:t>
       </w:r>
     </w:p>
     <w:tbl>
@@ -4355,9 +4767,9 @@
             <w:shd w:fill="F5F5F5" w:val="clear"/>
             <w:tcMar>
               <w:top w:type="dxa" w:w="60"/>
-              <w:left w:type="dxa" w:w="120"/>
-              <w:bottom w:type="dxa" w:w="60"/>
-              <w:right w:type="dxa" w:w="120"/>
+              <w:left w:type="dxa" w:w="100"/>
+              <w:bottom w:type="dxa" w:w="60"/>
+              <w:right w:type="dxa" w:w="100"/>
             </w:tcMar>
           </w:tcPr>
           <w:p>
@@ -4366,6 +4778,7 @@
                 <w:rFonts w:ascii="BIZ UDPゴシック" w:cs="BIZ UDPゴシック" w:eastAsia="BIZ UDPゴシック" w:hAnsi="BIZ UDPゴシック"/>
                 <w:b/>
                 <w:bCs/>
+                <w:color w:val="000000"/>
                 <w:sz w:val="18"/>
                 <w:szCs w:val="18"/>
               </w:rPr>
@@ -4385,9 +4798,9 @@
             <w:shd w:fill="F5F5F5" w:val="clear"/>
             <w:tcMar>
               <w:top w:type="dxa" w:w="60"/>
-              <w:left w:type="dxa" w:w="120"/>
-              <w:bottom w:type="dxa" w:w="60"/>
-              <w:right w:type="dxa" w:w="120"/>
+              <w:left w:type="dxa" w:w="100"/>
+              <w:bottom w:type="dxa" w:w="60"/>
+              <w:right w:type="dxa" w:w="100"/>
             </w:tcMar>
           </w:tcPr>
           <w:p>
@@ -4396,6 +4809,7 @@
                 <w:rFonts w:ascii="BIZ UDPゴシック" w:cs="BIZ UDPゴシック" w:eastAsia="BIZ UDPゴシック" w:hAnsi="BIZ UDPゴシック"/>
                 <w:b/>
                 <w:bCs/>
+                <w:color w:val="000000"/>
                 <w:sz w:val="18"/>
                 <w:szCs w:val="18"/>
               </w:rPr>
@@ -4417,19 +4831,20 @@
               <w:bottom w:val="single" w:color="CCCCCC" w:sz="4"/>
               <w:right w:val="single" w:color="CCCCCC" w:sz="4"/>
             </w:tcBorders>
-            <w:tcMar>
-              <w:top w:type="dxa" w:w="80"/>
-              <w:left w:type="dxa" w:w="120"/>
-              <w:bottom w:type="dxa" w:w="80"/>
-              <w:right w:type="dxa" w:w="120"/>
+            <w:shd w:fill="FFFFFF" w:val="clear"/>
+            <w:tcMar>
+              <w:top w:type="dxa" w:w="60"/>
+              <w:left w:type="dxa" w:w="100"/>
+              <w:bottom w:type="dxa" w:w="60"/>
+              <w:right w:type="dxa" w:w="100"/>
             </w:tcMar>
           </w:tcPr>
           <w:p>
             <w:r>
               <w:rPr>
                 <w:rFonts w:ascii="Consolas" w:cs="Consolas" w:eastAsia="Consolas" w:hAnsi="Consolas"/>
-                <w:sz w:val="16"/>
-                <w:szCs w:val="16"/>
+                <w:sz w:val="18"/>
+                <w:szCs w:val="18"/>
               </w:rPr>
               <w:t xml:space="preserve">（新規作成のため変更前コードなし）</w:t>
             </w:r>
@@ -4444,19 +4859,20 @@
               <w:bottom w:val="single" w:color="CCCCCC" w:sz="4"/>
               <w:right w:val="single" w:color="CCCCCC" w:sz="4"/>
             </w:tcBorders>
-            <w:tcMar>
-              <w:top w:type="dxa" w:w="80"/>
-              <w:left w:type="dxa" w:w="120"/>
-              <w:bottom w:type="dxa" w:w="80"/>
-              <w:right w:type="dxa" w:w="120"/>
+            <w:shd w:fill="FFFFFF" w:val="clear"/>
+            <w:tcMar>
+              <w:top w:type="dxa" w:w="60"/>
+              <w:left w:type="dxa" w:w="100"/>
+              <w:bottom w:type="dxa" w:w="60"/>
+              <w:right w:type="dxa" w:w="100"/>
             </w:tcMar>
           </w:tcPr>
           <w:p>
             <w:r>
               <w:rPr>
                 <w:rFonts w:ascii="Consolas" w:cs="Consolas" w:eastAsia="Consolas" w:hAnsi="Consolas"/>
-                <w:sz w:val="16"/>
-                <w:szCs w:val="16"/>
+                <w:sz w:val="18"/>
+                <w:szCs w:val="18"/>
               </w:rPr>
               <w:t xml:space="preserve">import boto3, os</w:t>
             </w:r>
@@ -4465,8 +4881,18 @@
             <w:r>
               <w:rPr>
                 <w:rFonts w:ascii="Consolas" w:cs="Consolas" w:eastAsia="Consolas" w:hAnsi="Consolas"/>
-                <w:sz w:val="16"/>
-                <w:szCs w:val="16"/>
+                <w:sz w:val="18"/>
+                <w:szCs w:val="18"/>
+              </w:rPr>
+              <w:t xml:space="preserve"/>
+            </w:r>
+          </w:p>
+          <w:p>
+            <w:r>
+              <w:rPr>
+                <w:rFonts w:ascii="Consolas" w:cs="Consolas" w:eastAsia="Consolas" w:hAnsi="Consolas"/>
+                <w:sz w:val="18"/>
+                <w:szCs w:val="18"/>
               </w:rPr>
               <w:t xml:space="preserve">def handler(event, context):</w:t>
             </w:r>
@@ -4475,100 +4901,100 @@
             <w:r>
               <w:rPr>
                 <w:rFonts w:ascii="Consolas" w:cs="Consolas" w:eastAsia="Consolas" w:hAnsi="Consolas"/>
-                <w:sz w:val="16"/>
-                <w:szCs w:val="16"/>
-              </w:rPr>
-              <w:t xml:space="preserve">  action = os.environ['ACTION']</w:t>
+                <w:sz w:val="18"/>
+                <w:szCs w:val="18"/>
+              </w:rPr>
+              <w:t xml:space="preserve">    action = os.environ['ACTION']</w:t>
             </w:r>
           </w:p>
           <w:p>
             <w:r>
               <w:rPr>
                 <w:rFonts w:ascii="Consolas" w:cs="Consolas" w:eastAsia="Consolas" w:hAnsi="Consolas"/>
-                <w:sz w:val="16"/>
-                <w:szCs w:val="16"/>
-              </w:rPr>
-              <w:t xml:space="preserve">  server_ids = os.environ['SERVER_IDS'].split(',')</w:t>
+                <w:sz w:val="18"/>
+                <w:szCs w:val="18"/>
+              </w:rPr>
+              <w:t xml:space="preserve">    server_ids = os.environ['SERVER_IDS'].split(',')</w:t>
             </w:r>
           </w:p>
           <w:p>
             <w:r>
               <w:rPr>
                 <w:rFonts w:ascii="Consolas" w:cs="Consolas" w:eastAsia="Consolas" w:hAnsi="Consolas"/>
-                <w:sz w:val="16"/>
-                <w:szCs w:val="16"/>
-              </w:rPr>
-              <w:t xml:space="preserve">  client = boto3.client('transfer',</w:t>
+                <w:sz w:val="18"/>
+                <w:szCs w:val="18"/>
+              </w:rPr>
+              <w:t xml:space="preserve">    client = boto3.client('transfer',</w:t>
             </w:r>
           </w:p>
           <w:p>
             <w:r>
               <w:rPr>
                 <w:rFonts w:ascii="Consolas" w:cs="Consolas" w:eastAsia="Consolas" w:hAnsi="Consolas"/>
-                <w:sz w:val="16"/>
-                <w:szCs w:val="16"/>
-              </w:rPr>
-              <w:t xml:space="preserve">    region_name='ap-northeast-1')</w:t>
+                <w:sz w:val="18"/>
+                <w:szCs w:val="18"/>
+              </w:rPr>
+              <w:t xml:space="preserve">        region_name='ap-northeast-1')</w:t>
             </w:r>
           </w:p>
           <w:p>
             <w:r>
               <w:rPr>
                 <w:rFonts w:ascii="Consolas" w:cs="Consolas" w:eastAsia="Consolas" w:hAnsi="Consolas"/>
-                <w:sz w:val="16"/>
-                <w:szCs w:val="16"/>
-              </w:rPr>
-              <w:t xml:space="preserve">  for sid in server_ids:</w:t>
+                <w:sz w:val="18"/>
+                <w:szCs w:val="18"/>
+              </w:rPr>
+              <w:t xml:space="preserve">    for sid in server_ids:</w:t>
             </w:r>
           </w:p>
           <w:p>
             <w:r>
               <w:rPr>
                 <w:rFonts w:ascii="Consolas" w:cs="Consolas" w:eastAsia="Consolas" w:hAnsi="Consolas"/>
-                <w:sz w:val="16"/>
-                <w:szCs w:val="16"/>
-              </w:rPr>
-              <w:t xml:space="preserve">    if action == 'start':</w:t>
+                <w:sz w:val="18"/>
+                <w:szCs w:val="18"/>
+              </w:rPr>
+              <w:t xml:space="preserve">        if action == 'start':</w:t>
             </w:r>
           </w:p>
           <w:p>
             <w:r>
               <w:rPr>
                 <w:rFonts w:ascii="Consolas" w:cs="Consolas" w:eastAsia="Consolas" w:hAnsi="Consolas"/>
-                <w:sz w:val="16"/>
-                <w:szCs w:val="16"/>
-              </w:rPr>
-              <w:t xml:space="preserve">      client.start_server(ServerId=sid.strip())</w:t>
+                <w:sz w:val="18"/>
+                <w:szCs w:val="18"/>
+              </w:rPr>
+              <w:t xml:space="preserve">            client.start_server(ServerId=sid.strip())</w:t>
             </w:r>
           </w:p>
           <w:p>
             <w:r>
               <w:rPr>
                 <w:rFonts w:ascii="Consolas" w:cs="Consolas" w:eastAsia="Consolas" w:hAnsi="Consolas"/>
-                <w:sz w:val="16"/>
-                <w:szCs w:val="16"/>
-              </w:rPr>
-              <w:t xml:space="preserve">    else:</w:t>
+                <w:sz w:val="18"/>
+                <w:szCs w:val="18"/>
+              </w:rPr>
+              <w:t xml:space="preserve">        else:</w:t>
             </w:r>
           </w:p>
           <w:p>
             <w:r>
               <w:rPr>
                 <w:rFonts w:ascii="Consolas" w:cs="Consolas" w:eastAsia="Consolas" w:hAnsi="Consolas"/>
-                <w:sz w:val="16"/>
-                <w:szCs w:val="16"/>
-              </w:rPr>
-              <w:t xml:space="preserve">      client.stop_server(ServerId=sid.strip())</w:t>
+                <w:sz w:val="18"/>
+                <w:szCs w:val="18"/>
+              </w:rPr>
+              <w:t xml:space="preserve">            client.stop_server(ServerId=sid.strip())</w:t>
             </w:r>
           </w:p>
           <w:p>
             <w:r>
               <w:rPr>
                 <w:rFonts w:ascii="Consolas" w:cs="Consolas" w:eastAsia="Consolas" w:hAnsi="Consolas"/>
-                <w:sz w:val="16"/>
-                <w:szCs w:val="16"/>
-              </w:rPr>
-              <w:t xml:space="preserve">  return {'status':'ok','action':action}</w:t>
+                <w:sz w:val="18"/>
+                <w:szCs w:val="18"/>
+              </w:rPr>
+              <w:t xml:space="preserve">    return {'status':'ok','action':action}</w:t>
             </w:r>
           </w:p>
         </w:tc>
@@ -4583,8 +5009,8 @@
           <w:rFonts w:ascii="BIZ UDPゴシック" w:cs="BIZ UDPゴシック" w:eastAsia="BIZ UDPゴシック" w:hAnsi="BIZ UDPゴシック"/>
           <w:b/>
           <w:bCs/>
-          <w:sz w:val="18"/>
-          <w:szCs w:val="18"/>
+          <w:sz w:val="24"/>
+          <w:szCs w:val="24"/>
         </w:rPr>
         <w:t xml:space="preserve">■ 環境変数設定</w:t>
       </w:r>
@@ -4622,9 +5048,9 @@
             <w:shd w:fill="F5F5F5" w:val="clear"/>
             <w:tcMar>
               <w:top w:type="dxa" w:w="60"/>
-              <w:left w:type="dxa" w:w="120"/>
-              <w:bottom w:type="dxa" w:w="60"/>
-              <w:right w:type="dxa" w:w="120"/>
+              <w:left w:type="dxa" w:w="100"/>
+              <w:bottom w:type="dxa" w:w="60"/>
+              <w:right w:type="dxa" w:w="100"/>
             </w:tcMar>
           </w:tcPr>
           <w:p>
@@ -4633,6 +5059,7 @@
                 <w:rFonts w:ascii="BIZ UDPゴシック" w:cs="BIZ UDPゴシック" w:eastAsia="BIZ UDPゴシック" w:hAnsi="BIZ UDPゴシック"/>
                 <w:b/>
                 <w:bCs/>
+                <w:color w:val="000000"/>
                 <w:sz w:val="18"/>
                 <w:szCs w:val="18"/>
               </w:rPr>
@@ -4652,9 +5079,9 @@
             <w:shd w:fill="F5F5F5" w:val="clear"/>
             <w:tcMar>
               <w:top w:type="dxa" w:w="60"/>
-              <w:left w:type="dxa" w:w="120"/>
-              <w:bottom w:type="dxa" w:w="60"/>
-              <w:right w:type="dxa" w:w="120"/>
+              <w:left w:type="dxa" w:w="100"/>
+              <w:bottom w:type="dxa" w:w="60"/>
+              <w:right w:type="dxa" w:w="100"/>
             </w:tcMar>
           </w:tcPr>
           <w:p>
@@ -4663,6 +5090,7 @@
                 <w:rFonts w:ascii="BIZ UDPゴシック" w:cs="BIZ UDPゴシック" w:eastAsia="BIZ UDPゴシック" w:hAnsi="BIZ UDPゴシック"/>
                 <w:b/>
                 <w:bCs/>
+                <w:color w:val="000000"/>
                 <w:sz w:val="18"/>
                 <w:szCs w:val="18"/>
               </w:rPr>
@@ -4682,9 +5110,9 @@
             <w:shd w:fill="F5F5F5" w:val="clear"/>
             <w:tcMar>
               <w:top w:type="dxa" w:w="60"/>
-              <w:left w:type="dxa" w:w="120"/>
-              <w:bottom w:type="dxa" w:w="60"/>
-              <w:right w:type="dxa" w:w="120"/>
+              <w:left w:type="dxa" w:w="100"/>
+              <w:bottom w:type="dxa" w:w="60"/>
+              <w:right w:type="dxa" w:w="100"/>
             </w:tcMar>
           </w:tcPr>
           <w:p>
@@ -4693,6 +5121,7 @@
                 <w:rFonts w:ascii="BIZ UDPゴシック" w:cs="BIZ UDPゴシック" w:eastAsia="BIZ UDPゴシック" w:hAnsi="BIZ UDPゴシック"/>
                 <w:b/>
                 <w:bCs/>
+                <w:color w:val="000000"/>
                 <w:sz w:val="18"/>
                 <w:szCs w:val="18"/>
               </w:rPr>
@@ -4714,17 +5143,21 @@
               <w:bottom w:val="single" w:color="CCCCCC" w:sz="4"/>
               <w:right w:val="single" w:color="CCCCCC" w:sz="4"/>
             </w:tcBorders>
-            <w:tcMar>
-              <w:top w:type="dxa" w:w="60"/>
-              <w:left w:type="dxa" w:w="120"/>
-              <w:bottom w:type="dxa" w:w="60"/>
-              <w:right w:type="dxa" w:w="120"/>
-            </w:tcMar>
-          </w:tcPr>
-          <w:p>
-            <w:r>
-              <w:rPr>
-                <w:rFonts w:ascii="BIZ UDPゴシック" w:cs="BIZ UDPゴシック" w:eastAsia="BIZ UDPゴシック" w:hAnsi="BIZ UDPゴシック"/>
+            <w:shd w:fill="FFFFFF" w:val="clear"/>
+            <w:tcMar>
+              <w:top w:type="dxa" w:w="60"/>
+              <w:left w:type="dxa" w:w="100"/>
+              <w:bottom w:type="dxa" w:w="60"/>
+              <w:right w:type="dxa" w:w="100"/>
+            </w:tcMar>
+          </w:tcPr>
+          <w:p>
+            <w:r>
+              <w:rPr>
+                <w:rFonts w:ascii="BIZ UDPゴシック" w:cs="BIZ UDPゴシック" w:eastAsia="BIZ UDPゴシック" w:hAnsi="BIZ UDPゴシック"/>
+                <w:b w:val="false"/>
+                <w:bCs w:val="false"/>
+                <w:color w:val="000000"/>
                 <w:sz w:val="18"/>
                 <w:szCs w:val="18"/>
               </w:rPr>
@@ -4741,17 +5174,21 @@
               <w:bottom w:val="single" w:color="CCCCCC" w:sz="4"/>
               <w:right w:val="single" w:color="CCCCCC" w:sz="4"/>
             </w:tcBorders>
-            <w:tcMar>
-              <w:top w:type="dxa" w:w="60"/>
-              <w:left w:type="dxa" w:w="120"/>
-              <w:bottom w:type="dxa" w:w="60"/>
-              <w:right w:type="dxa" w:w="120"/>
-            </w:tcMar>
-          </w:tcPr>
-          <w:p>
-            <w:r>
-              <w:rPr>
-                <w:rFonts w:ascii="BIZ UDPゴシック" w:cs="BIZ UDPゴシック" w:eastAsia="BIZ UDPゴシック" w:hAnsi="BIZ UDPゴシック"/>
+            <w:shd w:fill="FFFFFF" w:val="clear"/>
+            <w:tcMar>
+              <w:top w:type="dxa" w:w="60"/>
+              <w:left w:type="dxa" w:w="100"/>
+              <w:bottom w:type="dxa" w:w="60"/>
+              <w:right w:type="dxa" w:w="100"/>
+            </w:tcMar>
+          </w:tcPr>
+          <w:p>
+            <w:r>
+              <w:rPr>
+                <w:rFonts w:ascii="BIZ UDPゴシック" w:cs="BIZ UDPゴシック" w:eastAsia="BIZ UDPゴシック" w:hAnsi="BIZ UDPゴシック"/>
+                <w:b w:val="false"/>
+                <w:bCs w:val="false"/>
+                <w:color w:val="000000"/>
                 <w:sz w:val="18"/>
                 <w:szCs w:val="18"/>
               </w:rPr>
@@ -4768,17 +5205,21 @@
               <w:bottom w:val="single" w:color="CCCCCC" w:sz="4"/>
               <w:right w:val="single" w:color="CCCCCC" w:sz="4"/>
             </w:tcBorders>
-            <w:tcMar>
-              <w:top w:type="dxa" w:w="60"/>
-              <w:left w:type="dxa" w:w="120"/>
-              <w:bottom w:type="dxa" w:w="60"/>
-              <w:right w:type="dxa" w:w="120"/>
-            </w:tcMar>
-          </w:tcPr>
-          <w:p>
-            <w:r>
-              <w:rPr>
-                <w:rFonts w:ascii="BIZ UDPゴシック" w:cs="BIZ UDPゴシック" w:eastAsia="BIZ UDPゴシック" w:hAnsi="BIZ UDPゴシック"/>
+            <w:shd w:fill="FFFFFF" w:val="clear"/>
+            <w:tcMar>
+              <w:top w:type="dxa" w:w="60"/>
+              <w:left w:type="dxa" w:w="100"/>
+              <w:bottom w:type="dxa" w:w="60"/>
+              <w:right w:type="dxa" w:w="100"/>
+            </w:tcMar>
+          </w:tcPr>
+          <w:p>
+            <w:r>
+              <w:rPr>
+                <w:rFonts w:ascii="BIZ UDPゴシック" w:cs="BIZ UDPゴシック" w:eastAsia="BIZ UDPゴシック" w:hAnsi="BIZ UDPゴシック"/>
+                <w:b w:val="false"/>
+                <w:bCs w:val="false"/>
+                <w:color w:val="000000"/>
                 <w:sz w:val="18"/>
                 <w:szCs w:val="18"/>
               </w:rPr>
@@ -4800,17 +5241,21 @@
               <w:bottom w:val="single" w:color="CCCCCC" w:sz="4"/>
               <w:right w:val="single" w:color="CCCCCC" w:sz="4"/>
             </w:tcBorders>
-            <w:tcMar>
-              <w:top w:type="dxa" w:w="60"/>
-              <w:left w:type="dxa" w:w="120"/>
-              <w:bottom w:type="dxa" w:w="60"/>
-              <w:right w:type="dxa" w:w="120"/>
-            </w:tcMar>
-          </w:tcPr>
-          <w:p>
-            <w:r>
-              <w:rPr>
-                <w:rFonts w:ascii="BIZ UDPゴシック" w:cs="BIZ UDPゴシック" w:eastAsia="BIZ UDPゴシック" w:hAnsi="BIZ UDPゴシック"/>
+            <w:shd w:fill="FFFFFF" w:val="clear"/>
+            <w:tcMar>
+              <w:top w:type="dxa" w:w="60"/>
+              <w:left w:type="dxa" w:w="100"/>
+              <w:bottom w:type="dxa" w:w="60"/>
+              <w:right w:type="dxa" w:w="100"/>
+            </w:tcMar>
+          </w:tcPr>
+          <w:p>
+            <w:r>
+              <w:rPr>
+                <w:rFonts w:ascii="BIZ UDPゴシック" w:cs="BIZ UDPゴシック" w:eastAsia="BIZ UDPゴシック" w:hAnsi="BIZ UDPゴシック"/>
+                <w:b w:val="false"/>
+                <w:bCs w:val="false"/>
+                <w:color w:val="000000"/>
                 <w:sz w:val="18"/>
                 <w:szCs w:val="18"/>
               </w:rPr>
@@ -4827,17 +5272,21 @@
               <w:bottom w:val="single" w:color="CCCCCC" w:sz="4"/>
               <w:right w:val="single" w:color="CCCCCC" w:sz="4"/>
             </w:tcBorders>
-            <w:tcMar>
-              <w:top w:type="dxa" w:w="60"/>
-              <w:left w:type="dxa" w:w="120"/>
-              <w:bottom w:type="dxa" w:w="60"/>
-              <w:right w:type="dxa" w:w="120"/>
-            </w:tcMar>
-          </w:tcPr>
-          <w:p>
-            <w:r>
-              <w:rPr>
-                <w:rFonts w:ascii="BIZ UDPゴシック" w:cs="BIZ UDPゴシック" w:eastAsia="BIZ UDPゴシック" w:hAnsi="BIZ UDPゴシック"/>
+            <w:shd w:fill="FFFFFF" w:val="clear"/>
+            <w:tcMar>
+              <w:top w:type="dxa" w:w="60"/>
+              <w:left w:type="dxa" w:w="100"/>
+              <w:bottom w:type="dxa" w:w="60"/>
+              <w:right w:type="dxa" w:w="100"/>
+            </w:tcMar>
+          </w:tcPr>
+          <w:p>
+            <w:r>
+              <w:rPr>
+                <w:rFonts w:ascii="BIZ UDPゴシック" w:cs="BIZ UDPゴシック" w:eastAsia="BIZ UDPゴシック" w:hAnsi="BIZ UDPゴシック"/>
+                <w:b w:val="false"/>
+                <w:bCs w:val="false"/>
+                <w:color w:val="000000"/>
                 <w:sz w:val="18"/>
                 <w:szCs w:val="18"/>
               </w:rPr>
@@ -4854,17 +5303,21 @@
               <w:bottom w:val="single" w:color="CCCCCC" w:sz="4"/>
               <w:right w:val="single" w:color="CCCCCC" w:sz="4"/>
             </w:tcBorders>
-            <w:tcMar>
-              <w:top w:type="dxa" w:w="60"/>
-              <w:left w:type="dxa" w:w="120"/>
-              <w:bottom w:type="dxa" w:w="60"/>
-              <w:right w:type="dxa" w:w="120"/>
-            </w:tcMar>
-          </w:tcPr>
-          <w:p>
-            <w:r>
-              <w:rPr>
-                <w:rFonts w:ascii="BIZ UDPゴシック" w:cs="BIZ UDPゴシック" w:eastAsia="BIZ UDPゴシック" w:hAnsi="BIZ UDPゴシック"/>
+            <w:shd w:fill="FFFFFF" w:val="clear"/>
+            <w:tcMar>
+              <w:top w:type="dxa" w:w="60"/>
+              <w:left w:type="dxa" w:w="100"/>
+              <w:bottom w:type="dxa" w:w="60"/>
+              <w:right w:type="dxa" w:w="100"/>
+            </w:tcMar>
+          </w:tcPr>
+          <w:p>
+            <w:r>
+              <w:rPr>
+                <w:rFonts w:ascii="BIZ UDPゴシック" w:cs="BIZ UDPゴシック" w:eastAsia="BIZ UDPゴシック" w:hAnsi="BIZ UDPゴシック"/>
+                <w:b w:val="false"/>
+                <w:bCs w:val="false"/>
+                <w:color w:val="000000"/>
                 <w:sz w:val="18"/>
                 <w:szCs w:val="18"/>
               </w:rPr>
@@ -4886,17 +5339,21 @@
               <w:bottom w:val="single" w:color="CCCCCC" w:sz="4"/>
               <w:right w:val="single" w:color="CCCCCC" w:sz="4"/>
             </w:tcBorders>
-            <w:tcMar>
-              <w:top w:type="dxa" w:w="60"/>
-              <w:left w:type="dxa" w:w="120"/>
-              <w:bottom w:type="dxa" w:w="60"/>
-              <w:right w:type="dxa" w:w="120"/>
-            </w:tcMar>
-          </w:tcPr>
-          <w:p>
-            <w:r>
-              <w:rPr>
-                <w:rFonts w:ascii="BIZ UDPゴシック" w:cs="BIZ UDPゴシック" w:eastAsia="BIZ UDPゴシック" w:hAnsi="BIZ UDPゴシック"/>
+            <w:shd w:fill="FFFFFF" w:val="clear"/>
+            <w:tcMar>
+              <w:top w:type="dxa" w:w="60"/>
+              <w:left w:type="dxa" w:w="100"/>
+              <w:bottom w:type="dxa" w:w="60"/>
+              <w:right w:type="dxa" w:w="100"/>
+            </w:tcMar>
+          </w:tcPr>
+          <w:p>
+            <w:r>
+              <w:rPr>
+                <w:rFonts w:ascii="BIZ UDPゴシック" w:cs="BIZ UDPゴシック" w:eastAsia="BIZ UDPゴシック" w:hAnsi="BIZ UDPゴシック"/>
+                <w:b w:val="false"/>
+                <w:bCs w:val="false"/>
+                <w:color w:val="000000"/>
                 <w:sz w:val="18"/>
                 <w:szCs w:val="18"/>
               </w:rPr>
@@ -4913,17 +5370,21 @@
               <w:bottom w:val="single" w:color="CCCCCC" w:sz="4"/>
               <w:right w:val="single" w:color="CCCCCC" w:sz="4"/>
             </w:tcBorders>
-            <w:tcMar>
-              <w:top w:type="dxa" w:w="60"/>
-              <w:left w:type="dxa" w:w="120"/>
-              <w:bottom w:type="dxa" w:w="60"/>
-              <w:right w:type="dxa" w:w="120"/>
-            </w:tcMar>
-          </w:tcPr>
-          <w:p>
-            <w:r>
-              <w:rPr>
-                <w:rFonts w:ascii="BIZ UDPゴシック" w:cs="BIZ UDPゴシック" w:eastAsia="BIZ UDPゴシック" w:hAnsi="BIZ UDPゴシック"/>
+            <w:shd w:fill="FFFFFF" w:val="clear"/>
+            <w:tcMar>
+              <w:top w:type="dxa" w:w="60"/>
+              <w:left w:type="dxa" w:w="100"/>
+              <w:bottom w:type="dxa" w:w="60"/>
+              <w:right w:type="dxa" w:w="100"/>
+            </w:tcMar>
+          </w:tcPr>
+          <w:p>
+            <w:r>
+              <w:rPr>
+                <w:rFonts w:ascii="BIZ UDPゴシック" w:cs="BIZ UDPゴシック" w:eastAsia="BIZ UDPゴシック" w:hAnsi="BIZ UDPゴシック"/>
+                <w:b w:val="false"/>
+                <w:bCs w:val="false"/>
+                <w:color w:val="000000"/>
                 <w:sz w:val="18"/>
                 <w:szCs w:val="18"/>
               </w:rPr>
@@ -4940,17 +5401,21 @@
               <w:bottom w:val="single" w:color="CCCCCC" w:sz="4"/>
               <w:right w:val="single" w:color="CCCCCC" w:sz="4"/>
             </w:tcBorders>
-            <w:tcMar>
-              <w:top w:type="dxa" w:w="60"/>
-              <w:left w:type="dxa" w:w="120"/>
-              <w:bottom w:type="dxa" w:w="60"/>
-              <w:right w:type="dxa" w:w="120"/>
-            </w:tcMar>
-          </w:tcPr>
-          <w:p>
-            <w:r>
-              <w:rPr>
-                <w:rFonts w:ascii="BIZ UDPゴシック" w:cs="BIZ UDPゴシック" w:eastAsia="BIZ UDPゴシック" w:hAnsi="BIZ UDPゴシック"/>
+            <w:shd w:fill="FFFFFF" w:val="clear"/>
+            <w:tcMar>
+              <w:top w:type="dxa" w:w="60"/>
+              <w:left w:type="dxa" w:w="100"/>
+              <w:bottom w:type="dxa" w:w="60"/>
+              <w:right w:type="dxa" w:w="100"/>
+            </w:tcMar>
+          </w:tcPr>
+          <w:p>
+            <w:r>
+              <w:rPr>
+                <w:rFonts w:ascii="BIZ UDPゴシック" w:cs="BIZ UDPゴシック" w:eastAsia="BIZ UDPゴシック" w:hAnsi="BIZ UDPゴシック"/>
+                <w:b w:val="false"/>
+                <w:bCs w:val="false"/>
+                <w:color w:val="000000"/>
                 <w:sz w:val="18"/>
                 <w:szCs w:val="18"/>
               </w:rPr>
@@ -4972,17 +5437,21 @@
               <w:bottom w:val="single" w:color="CCCCCC" w:sz="4"/>
               <w:right w:val="single" w:color="CCCCCC" w:sz="4"/>
             </w:tcBorders>
-            <w:tcMar>
-              <w:top w:type="dxa" w:w="60"/>
-              <w:left w:type="dxa" w:w="120"/>
-              <w:bottom w:type="dxa" w:w="60"/>
-              <w:right w:type="dxa" w:w="120"/>
-            </w:tcMar>
-          </w:tcPr>
-          <w:p>
-            <w:r>
-              <w:rPr>
-                <w:rFonts w:ascii="BIZ UDPゴシック" w:cs="BIZ UDPゴシック" w:eastAsia="BIZ UDPゴシック" w:hAnsi="BIZ UDPゴシック"/>
+            <w:shd w:fill="FFFFFF" w:val="clear"/>
+            <w:tcMar>
+              <w:top w:type="dxa" w:w="60"/>
+              <w:left w:type="dxa" w:w="100"/>
+              <w:bottom w:type="dxa" w:w="60"/>
+              <w:right w:type="dxa" w:w="100"/>
+            </w:tcMar>
+          </w:tcPr>
+          <w:p>
+            <w:r>
+              <w:rPr>
+                <w:rFonts w:ascii="BIZ UDPゴシック" w:cs="BIZ UDPゴシック" w:eastAsia="BIZ UDPゴシック" w:hAnsi="BIZ UDPゴシック"/>
+                <w:b w:val="false"/>
+                <w:bCs w:val="false"/>
+                <w:color w:val="000000"/>
                 <w:sz w:val="18"/>
                 <w:szCs w:val="18"/>
               </w:rPr>
@@ -4999,17 +5468,21 @@
               <w:bottom w:val="single" w:color="CCCCCC" w:sz="4"/>
               <w:right w:val="single" w:color="CCCCCC" w:sz="4"/>
             </w:tcBorders>
-            <w:tcMar>
-              <w:top w:type="dxa" w:w="60"/>
-              <w:left w:type="dxa" w:w="120"/>
-              <w:bottom w:type="dxa" w:w="60"/>
-              <w:right w:type="dxa" w:w="120"/>
-            </w:tcMar>
-          </w:tcPr>
-          <w:p>
-            <w:r>
-              <w:rPr>
-                <w:rFonts w:ascii="BIZ UDPゴシック" w:cs="BIZ UDPゴシック" w:eastAsia="BIZ UDPゴシック" w:hAnsi="BIZ UDPゴシック"/>
+            <w:shd w:fill="FFFFFF" w:val="clear"/>
+            <w:tcMar>
+              <w:top w:type="dxa" w:w="60"/>
+              <w:left w:type="dxa" w:w="100"/>
+              <w:bottom w:type="dxa" w:w="60"/>
+              <w:right w:type="dxa" w:w="100"/>
+            </w:tcMar>
+          </w:tcPr>
+          <w:p>
+            <w:r>
+              <w:rPr>
+                <w:rFonts w:ascii="BIZ UDPゴシック" w:cs="BIZ UDPゴシック" w:eastAsia="BIZ UDPゴシック" w:hAnsi="BIZ UDPゴシック"/>
+                <w:b w:val="false"/>
+                <w:bCs w:val="false"/>
+                <w:color w:val="000000"/>
                 <w:sz w:val="18"/>
                 <w:szCs w:val="18"/>
               </w:rPr>
@@ -5026,17 +5499,21 @@
               <w:bottom w:val="single" w:color="CCCCCC" w:sz="4"/>
               <w:right w:val="single" w:color="CCCCCC" w:sz="4"/>
             </w:tcBorders>
-            <w:tcMar>
-              <w:top w:type="dxa" w:w="60"/>
-              <w:left w:type="dxa" w:w="120"/>
-              <w:bottom w:type="dxa" w:w="60"/>
-              <w:right w:type="dxa" w:w="120"/>
-            </w:tcMar>
-          </w:tcPr>
-          <w:p>
-            <w:r>
-              <w:rPr>
-                <w:rFonts w:ascii="BIZ UDPゴシック" w:cs="BIZ UDPゴシック" w:eastAsia="BIZ UDPゴシック" w:hAnsi="BIZ UDPゴシック"/>
+            <w:shd w:fill="FFFFFF" w:val="clear"/>
+            <w:tcMar>
+              <w:top w:type="dxa" w:w="60"/>
+              <w:left w:type="dxa" w:w="100"/>
+              <w:bottom w:type="dxa" w:w="60"/>
+              <w:right w:type="dxa" w:w="100"/>
+            </w:tcMar>
+          </w:tcPr>
+          <w:p>
+            <w:r>
+              <w:rPr>
+                <w:rFonts w:ascii="BIZ UDPゴシック" w:cs="BIZ UDPゴシック" w:eastAsia="BIZ UDPゴシック" w:hAnsi="BIZ UDPゴシック"/>
+                <w:b w:val="false"/>
+                <w:bCs w:val="false"/>
+                <w:color w:val="000000"/>
                 <w:sz w:val="18"/>
                 <w:szCs w:val="18"/>
               </w:rPr>
@@ -5055,10 +5532,10 @@
           <w:rFonts w:ascii="BIZ UDPゴシック" w:cs="BIZ UDPゴシック" w:eastAsia="BIZ UDPゴシック" w:hAnsi="BIZ UDPゴシック"/>
           <w:b/>
           <w:bCs/>
-          <w:sz w:val="24"/>
-          <w:szCs w:val="24"/>
+          <w:sz w:val="32"/>
+          <w:szCs w:val="32"/>
         </w:rPr>
-        <w:t xml:space="preserve">No.3  コスト削減効果</w:t>
+        <w:t xml:space="preserve">4. No.3 コスト削減効果</w:t>
       </w:r>
     </w:p>
     <w:tbl>
@@ -5074,11 +5551,11 @@
         </w:tblBorders>
       </w:tblPr>
       <w:tblGrid>
-        <w:gridCol w:w="1890"/>
-        <w:gridCol w:w="1134"/>
-        <w:gridCol w:w="1890"/>
-        <w:gridCol w:w="1890"/>
-        <w:gridCol w:w="1700"/>
+        <w:gridCol w:w="1701"/>
+        <w:gridCol w:w="567"/>
+        <w:gridCol w:w="1701"/>
+        <w:gridCol w:w="2268"/>
+        <w:gridCol w:w="2267"/>
       </w:tblGrid>
       <w:tr>
         <w:trPr>
@@ -5086,7 +5563,7 @@
         </w:trPr>
         <w:tc>
           <w:tcPr>
-            <w:tcW w:type="dxa" w:w="1890"/>
+            <w:tcW w:type="dxa" w:w="1701"/>
             <w:tcBorders>
               <w:top w:val="single" w:color="CCCCCC" w:sz="4"/>
               <w:left w:val="single" w:color="CCCCCC" w:sz="4"/>
@@ -5096,9 +5573,9 @@
             <w:shd w:fill="F5F5F5" w:val="clear"/>
             <w:tcMar>
               <w:top w:type="dxa" w:w="60"/>
-              <w:left w:type="dxa" w:w="120"/>
-              <w:bottom w:type="dxa" w:w="60"/>
-              <w:right w:type="dxa" w:w="120"/>
+              <w:left w:type="dxa" w:w="100"/>
+              <w:bottom w:type="dxa" w:w="60"/>
+              <w:right w:type="dxa" w:w="100"/>
             </w:tcMar>
           </w:tcPr>
           <w:p>
@@ -5107,6 +5584,7 @@
                 <w:rFonts w:ascii="BIZ UDPゴシック" w:cs="BIZ UDPゴシック" w:eastAsia="BIZ UDPゴシック" w:hAnsi="BIZ UDPゴシック"/>
                 <w:b/>
                 <w:bCs/>
+                <w:color w:val="000000"/>
                 <w:sz w:val="18"/>
                 <w:szCs w:val="18"/>
               </w:rPr>
@@ -5116,7 +5594,7 @@
         </w:tc>
         <w:tc>
           <w:tcPr>
-            <w:tcW w:type="dxa" w:w="1134"/>
+            <w:tcW w:type="dxa" w:w="567"/>
             <w:tcBorders>
               <w:top w:val="single" w:color="CCCCCC" w:sz="4"/>
               <w:left w:val="single" w:color="CCCCCC" w:sz="4"/>
@@ -5126,9 +5604,9 @@
             <w:shd w:fill="F5F5F5" w:val="clear"/>
             <w:tcMar>
               <w:top w:type="dxa" w:w="60"/>
-              <w:left w:type="dxa" w:w="120"/>
-              <w:bottom w:type="dxa" w:w="60"/>
-              <w:right w:type="dxa" w:w="120"/>
+              <w:left w:type="dxa" w:w="100"/>
+              <w:bottom w:type="dxa" w:w="60"/>
+              <w:right w:type="dxa" w:w="100"/>
             </w:tcMar>
           </w:tcPr>
           <w:p>
@@ -5137,6 +5615,7 @@
                 <w:rFonts w:ascii="BIZ UDPゴシック" w:cs="BIZ UDPゴシック" w:eastAsia="BIZ UDPゴシック" w:hAnsi="BIZ UDPゴシック"/>
                 <w:b/>
                 <w:bCs/>
+                <w:color w:val="000000"/>
                 <w:sz w:val="18"/>
                 <w:szCs w:val="18"/>
               </w:rPr>
@@ -5146,7 +5625,7 @@
         </w:tc>
         <w:tc>
           <w:tcPr>
-            <w:tcW w:type="dxa" w:w="1890"/>
+            <w:tcW w:type="dxa" w:w="1701"/>
             <w:tcBorders>
               <w:top w:val="single" w:color="CCCCCC" w:sz="4"/>
               <w:left w:val="single" w:color="CCCCCC" w:sz="4"/>
@@ -5156,9 +5635,9 @@
             <w:shd w:fill="F5F5F5" w:val="clear"/>
             <w:tcMar>
               <w:top w:type="dxa" w:w="60"/>
-              <w:left w:type="dxa" w:w="120"/>
-              <w:bottom w:type="dxa" w:w="60"/>
-              <w:right w:type="dxa" w:w="120"/>
+              <w:left w:type="dxa" w:w="100"/>
+              <w:bottom w:type="dxa" w:w="60"/>
+              <w:right w:type="dxa" w:w="100"/>
             </w:tcMar>
           </w:tcPr>
           <w:p>
@@ -5167,6 +5646,7 @@
                 <w:rFonts w:ascii="BIZ UDPゴシック" w:cs="BIZ UDPゴシック" w:eastAsia="BIZ UDPゴシック" w:hAnsi="BIZ UDPゴシック"/>
                 <w:b/>
                 <w:bCs/>
+                <w:color w:val="000000"/>
                 <w:sz w:val="18"/>
                 <w:szCs w:val="18"/>
               </w:rPr>
@@ -5176,7 +5656,7 @@
         </w:tc>
         <w:tc>
           <w:tcPr>
-            <w:tcW w:type="dxa" w:w="1890"/>
+            <w:tcW w:type="dxa" w:w="2268"/>
             <w:tcBorders>
               <w:top w:val="single" w:color="CCCCCC" w:sz="4"/>
               <w:left w:val="single" w:color="CCCCCC" w:sz="4"/>
@@ -5186,9 +5666,9 @@
             <w:shd w:fill="F5F5F5" w:val="clear"/>
             <w:tcMar>
               <w:top w:type="dxa" w:w="60"/>
-              <w:left w:type="dxa" w:w="120"/>
-              <w:bottom w:type="dxa" w:w="60"/>
-              <w:right w:type="dxa" w:w="120"/>
+              <w:left w:type="dxa" w:w="100"/>
+              <w:bottom w:type="dxa" w:w="60"/>
+              <w:right w:type="dxa" w:w="100"/>
             </w:tcMar>
           </w:tcPr>
           <w:p>
@@ -5197,6 +5677,7 @@
                 <w:rFonts w:ascii="BIZ UDPゴシック" w:cs="BIZ UDPゴシック" w:eastAsia="BIZ UDPゴシック" w:hAnsi="BIZ UDPゴシック"/>
                 <w:b/>
                 <w:bCs/>
+                <w:color w:val="000000"/>
                 <w:sz w:val="18"/>
                 <w:szCs w:val="18"/>
               </w:rPr>
@@ -5206,7 +5687,7 @@
         </w:tc>
         <w:tc>
           <w:tcPr>
-            <w:tcW w:type="dxa" w:w="1700"/>
+            <w:tcW w:type="dxa" w:w="2267"/>
             <w:tcBorders>
               <w:top w:val="single" w:color="CCCCCC" w:sz="4"/>
               <w:left w:val="single" w:color="CCCCCC" w:sz="4"/>
@@ -5216,9 +5697,9 @@
             <w:shd w:fill="F5F5F5" w:val="clear"/>
             <w:tcMar>
               <w:top w:type="dxa" w:w="60"/>
-              <w:left w:type="dxa" w:w="120"/>
-              <w:bottom w:type="dxa" w:w="60"/>
-              <w:right w:type="dxa" w:w="120"/>
+              <w:left w:type="dxa" w:w="100"/>
+              <w:bottom w:type="dxa" w:w="60"/>
+              <w:right w:type="dxa" w:w="100"/>
             </w:tcMar>
           </w:tcPr>
           <w:p>
@@ -5227,6 +5708,7 @@
                 <w:rFonts w:ascii="BIZ UDPゴシック" w:cs="BIZ UDPゴシック" w:eastAsia="BIZ UDPゴシック" w:hAnsi="BIZ UDPゴシック"/>
                 <w:b/>
                 <w:bCs/>
+                <w:color w:val="000000"/>
                 <w:sz w:val="18"/>
                 <w:szCs w:val="18"/>
               </w:rPr>
@@ -5241,24 +5723,28 @@
         </w:trPr>
         <w:tc>
           <w:tcPr>
-            <w:tcW w:type="dxa" w:w="1890"/>
-            <w:tcBorders>
-              <w:top w:val="single" w:color="CCCCCC" w:sz="4"/>
-              <w:left w:val="single" w:color="CCCCCC" w:sz="4"/>
-              <w:bottom w:val="single" w:color="CCCCCC" w:sz="4"/>
-              <w:right w:val="single" w:color="CCCCCC" w:sz="4"/>
-            </w:tcBorders>
-            <w:tcMar>
-              <w:top w:type="dxa" w:w="60"/>
-              <w:left w:type="dxa" w:w="120"/>
-              <w:bottom w:type="dxa" w:w="60"/>
-              <w:right w:type="dxa" w:w="120"/>
-            </w:tcMar>
-          </w:tcPr>
-          <w:p>
-            <w:r>
-              <w:rPr>
-                <w:rFonts w:ascii="BIZ UDPゴシック" w:cs="BIZ UDPゴシック" w:eastAsia="BIZ UDPゴシック" w:hAnsi="BIZ UDPゴシック"/>
+            <w:tcW w:type="dxa" w:w="1701"/>
+            <w:tcBorders>
+              <w:top w:val="single" w:color="CCCCCC" w:sz="4"/>
+              <w:left w:val="single" w:color="CCCCCC" w:sz="4"/>
+              <w:bottom w:val="single" w:color="CCCCCC" w:sz="4"/>
+              <w:right w:val="single" w:color="CCCCCC" w:sz="4"/>
+            </w:tcBorders>
+            <w:shd w:fill="FFFFFF" w:val="clear"/>
+            <w:tcMar>
+              <w:top w:type="dxa" w:w="60"/>
+              <w:left w:type="dxa" w:w="100"/>
+              <w:bottom w:type="dxa" w:w="60"/>
+              <w:right w:type="dxa" w:w="100"/>
+            </w:tcMar>
+          </w:tcPr>
+          <w:p>
+            <w:r>
+              <w:rPr>
+                <w:rFonts w:ascii="BIZ UDPゴシック" w:cs="BIZ UDPゴシック" w:eastAsia="BIZ UDPゴシック" w:hAnsi="BIZ UDPゴシック"/>
+                <w:b w:val="false"/>
+                <w:bCs w:val="false"/>
+                <w:color w:val="000000"/>
                 <w:sz w:val="18"/>
                 <w:szCs w:val="18"/>
               </w:rPr>
@@ -5268,24 +5754,28 @@
         </w:tc>
         <w:tc>
           <w:tcPr>
-            <w:tcW w:type="dxa" w:w="1134"/>
-            <w:tcBorders>
-              <w:top w:val="single" w:color="CCCCCC" w:sz="4"/>
-              <w:left w:val="single" w:color="CCCCCC" w:sz="4"/>
-              <w:bottom w:val="single" w:color="CCCCCC" w:sz="4"/>
-              <w:right w:val="single" w:color="CCCCCC" w:sz="4"/>
-            </w:tcBorders>
-            <w:tcMar>
-              <w:top w:type="dxa" w:w="60"/>
-              <w:left w:type="dxa" w:w="120"/>
-              <w:bottom w:type="dxa" w:w="60"/>
-              <w:right w:type="dxa" w:w="120"/>
-            </w:tcMar>
-          </w:tcPr>
-          <w:p>
-            <w:r>
-              <w:rPr>
-                <w:rFonts w:ascii="BIZ UDPゴシック" w:cs="BIZ UDPゴシック" w:eastAsia="BIZ UDPゴシック" w:hAnsi="BIZ UDPゴシック"/>
+            <w:tcW w:type="dxa" w:w="567"/>
+            <w:tcBorders>
+              <w:top w:val="single" w:color="CCCCCC" w:sz="4"/>
+              <w:left w:val="single" w:color="CCCCCC" w:sz="4"/>
+              <w:bottom w:val="single" w:color="CCCCCC" w:sz="4"/>
+              <w:right w:val="single" w:color="CCCCCC" w:sz="4"/>
+            </w:tcBorders>
+            <w:shd w:fill="FFFFFF" w:val="clear"/>
+            <w:tcMar>
+              <w:top w:type="dxa" w:w="60"/>
+              <w:left w:type="dxa" w:w="100"/>
+              <w:bottom w:type="dxa" w:w="60"/>
+              <w:right w:type="dxa" w:w="100"/>
+            </w:tcMar>
+          </w:tcPr>
+          <w:p>
+            <w:r>
+              <w:rPr>
+                <w:rFonts w:ascii="BIZ UDPゴシック" w:cs="BIZ UDPゴシック" w:eastAsia="BIZ UDPゴシック" w:hAnsi="BIZ UDPゴシック"/>
+                <w:b w:val="false"/>
+                <w:bCs w:val="false"/>
+                <w:color w:val="000000"/>
                 <w:sz w:val="18"/>
                 <w:szCs w:val="18"/>
               </w:rPr>
@@ -5295,24 +5785,28 @@
         </w:tc>
         <w:tc>
           <w:tcPr>
-            <w:tcW w:type="dxa" w:w="1890"/>
-            <w:tcBorders>
-              <w:top w:val="single" w:color="CCCCCC" w:sz="4"/>
-              <w:left w:val="single" w:color="CCCCCC" w:sz="4"/>
-              <w:bottom w:val="single" w:color="CCCCCC" w:sz="4"/>
-              <w:right w:val="single" w:color="CCCCCC" w:sz="4"/>
-            </w:tcBorders>
-            <w:tcMar>
-              <w:top w:type="dxa" w:w="60"/>
-              <w:left w:type="dxa" w:w="120"/>
-              <w:bottom w:type="dxa" w:w="60"/>
-              <w:right w:type="dxa" w:w="120"/>
-            </w:tcMar>
-          </w:tcPr>
-          <w:p>
-            <w:r>
-              <w:rPr>
-                <w:rFonts w:ascii="BIZ UDPゴシック" w:cs="BIZ UDPゴシック" w:eastAsia="BIZ UDPゴシック" w:hAnsi="BIZ UDPゴシック"/>
+            <w:tcW w:type="dxa" w:w="1701"/>
+            <w:tcBorders>
+              <w:top w:val="single" w:color="CCCCCC" w:sz="4"/>
+              <w:left w:val="single" w:color="CCCCCC" w:sz="4"/>
+              <w:bottom w:val="single" w:color="CCCCCC" w:sz="4"/>
+              <w:right w:val="single" w:color="CCCCCC" w:sz="4"/>
+            </w:tcBorders>
+            <w:shd w:fill="FFFFFF" w:val="clear"/>
+            <w:tcMar>
+              <w:top w:type="dxa" w:w="60"/>
+              <w:left w:type="dxa" w:w="100"/>
+              <w:bottom w:type="dxa" w:w="60"/>
+              <w:right w:type="dxa" w:w="100"/>
+            </w:tcMar>
+          </w:tcPr>
+          <w:p>
+            <w:r>
+              <w:rPr>
+                <w:rFonts w:ascii="BIZ UDPゴシック" w:cs="BIZ UDPゴシック" w:eastAsia="BIZ UDPゴシック" w:hAnsi="BIZ UDPゴシック"/>
+                <w:b w:val="false"/>
+                <w:bCs w:val="false"/>
+                <w:color w:val="000000"/>
                 <w:sz w:val="18"/>
                 <w:szCs w:val="18"/>
               </w:rPr>
@@ -5322,24 +5816,28 @@
         </w:tc>
         <w:tc>
           <w:tcPr>
-            <w:tcW w:type="dxa" w:w="1890"/>
-            <w:tcBorders>
-              <w:top w:val="single" w:color="CCCCCC" w:sz="4"/>
-              <w:left w:val="single" w:color="CCCCCC" w:sz="4"/>
-              <w:bottom w:val="single" w:color="CCCCCC" w:sz="4"/>
-              <w:right w:val="single" w:color="CCCCCC" w:sz="4"/>
-            </w:tcBorders>
-            <w:tcMar>
-              <w:top w:type="dxa" w:w="60"/>
-              <w:left w:type="dxa" w:w="120"/>
-              <w:bottom w:type="dxa" w:w="60"/>
-              <w:right w:type="dxa" w:w="120"/>
-            </w:tcMar>
-          </w:tcPr>
-          <w:p>
-            <w:r>
-              <w:rPr>
-                <w:rFonts w:ascii="BIZ UDPゴシック" w:cs="BIZ UDPゴシック" w:eastAsia="BIZ UDPゴシック" w:hAnsi="BIZ UDPゴシック"/>
+            <w:tcW w:type="dxa" w:w="2268"/>
+            <w:tcBorders>
+              <w:top w:val="single" w:color="CCCCCC" w:sz="4"/>
+              <w:left w:val="single" w:color="CCCCCC" w:sz="4"/>
+              <w:bottom w:val="single" w:color="CCCCCC" w:sz="4"/>
+              <w:right w:val="single" w:color="CCCCCC" w:sz="4"/>
+            </w:tcBorders>
+            <w:shd w:fill="FFFFFF" w:val="clear"/>
+            <w:tcMar>
+              <w:top w:type="dxa" w:w="60"/>
+              <w:left w:type="dxa" w:w="100"/>
+              <w:bottom w:type="dxa" w:w="60"/>
+              <w:right w:type="dxa" w:w="100"/>
+            </w:tcMar>
+          </w:tcPr>
+          <w:p>
+            <w:r>
+              <w:rPr>
+                <w:rFonts w:ascii="BIZ UDPゴシック" w:cs="BIZ UDPゴシック" w:eastAsia="BIZ UDPゴシック" w:hAnsi="BIZ UDPゴシック"/>
+                <w:b w:val="false"/>
+                <w:bCs w:val="false"/>
+                <w:color w:val="000000"/>
                 <w:sz w:val="18"/>
                 <w:szCs w:val="18"/>
               </w:rPr>
@@ -5349,24 +5847,28 @@
         </w:tc>
         <w:tc>
           <w:tcPr>
-            <w:tcW w:type="dxa" w:w="1700"/>
-            <w:tcBorders>
-              <w:top w:val="single" w:color="CCCCCC" w:sz="4"/>
-              <w:left w:val="single" w:color="CCCCCC" w:sz="4"/>
-              <w:bottom w:val="single" w:color="CCCCCC" w:sz="4"/>
-              <w:right w:val="single" w:color="CCCCCC" w:sz="4"/>
-            </w:tcBorders>
-            <w:tcMar>
-              <w:top w:type="dxa" w:w="60"/>
-              <w:left w:type="dxa" w:w="120"/>
-              <w:bottom w:type="dxa" w:w="60"/>
-              <w:right w:type="dxa" w:w="120"/>
-            </w:tcMar>
-          </w:tcPr>
-          <w:p>
-            <w:r>
-              <w:rPr>
-                <w:rFonts w:ascii="BIZ UDPゴシック" w:cs="BIZ UDPゴシック" w:eastAsia="BIZ UDPゴシック" w:hAnsi="BIZ UDPゴシック"/>
+            <w:tcW w:type="dxa" w:w="2267"/>
+            <w:tcBorders>
+              <w:top w:val="single" w:color="CCCCCC" w:sz="4"/>
+              <w:left w:val="single" w:color="CCCCCC" w:sz="4"/>
+              <w:bottom w:val="single" w:color="CCCCCC" w:sz="4"/>
+              <w:right w:val="single" w:color="CCCCCC" w:sz="4"/>
+            </w:tcBorders>
+            <w:shd w:fill="FFFFFF" w:val="clear"/>
+            <w:tcMar>
+              <w:top w:type="dxa" w:w="60"/>
+              <w:left w:type="dxa" w:w="100"/>
+              <w:bottom w:type="dxa" w:w="60"/>
+              <w:right w:type="dxa" w:w="100"/>
+            </w:tcMar>
+          </w:tcPr>
+          <w:p>
+            <w:r>
+              <w:rPr>
+                <w:rFonts w:ascii="BIZ UDPゴシック" w:cs="BIZ UDPゴシック" w:eastAsia="BIZ UDPゴシック" w:hAnsi="BIZ UDPゴシック"/>
+                <w:b w:val="false"/>
+                <w:bCs w:val="false"/>
+                <w:color w:val="000000"/>
                 <w:sz w:val="18"/>
                 <w:szCs w:val="18"/>
               </w:rPr>
@@ -5381,24 +5883,28 @@
         </w:trPr>
         <w:tc>
           <w:tcPr>
-            <w:tcW w:type="dxa" w:w="1890"/>
-            <w:tcBorders>
-              <w:top w:val="single" w:color="CCCCCC" w:sz="4"/>
-              <w:left w:val="single" w:color="CCCCCC" w:sz="4"/>
-              <w:bottom w:val="single" w:color="CCCCCC" w:sz="4"/>
-              <w:right w:val="single" w:color="CCCCCC" w:sz="4"/>
-            </w:tcBorders>
-            <w:tcMar>
-              <w:top w:type="dxa" w:w="60"/>
-              <w:left w:type="dxa" w:w="120"/>
-              <w:bottom w:type="dxa" w:w="60"/>
-              <w:right w:type="dxa" w:w="120"/>
-            </w:tcMar>
-          </w:tcPr>
-          <w:p>
-            <w:r>
-              <w:rPr>
-                <w:rFonts w:ascii="BIZ UDPゴシック" w:cs="BIZ UDPゴシック" w:eastAsia="BIZ UDPゴシック" w:hAnsi="BIZ UDPゴシック"/>
+            <w:tcW w:type="dxa" w:w="1701"/>
+            <w:tcBorders>
+              <w:top w:val="single" w:color="CCCCCC" w:sz="4"/>
+              <w:left w:val="single" w:color="CCCCCC" w:sz="4"/>
+              <w:bottom w:val="single" w:color="CCCCCC" w:sz="4"/>
+              <w:right w:val="single" w:color="CCCCCC" w:sz="4"/>
+            </w:tcBorders>
+            <w:shd w:fill="FFFFFF" w:val="clear"/>
+            <w:tcMar>
+              <w:top w:type="dxa" w:w="60"/>
+              <w:left w:type="dxa" w:w="100"/>
+              <w:bottom w:type="dxa" w:w="60"/>
+              <w:right w:type="dxa" w:w="100"/>
+            </w:tcMar>
+          </w:tcPr>
+          <w:p>
+            <w:r>
+              <w:rPr>
+                <w:rFonts w:ascii="BIZ UDPゴシック" w:cs="BIZ UDPゴシック" w:eastAsia="BIZ UDPゴシック" w:hAnsi="BIZ UDPゴシック"/>
+                <w:b w:val="false"/>
+                <w:bCs w:val="false"/>
+                <w:color w:val="000000"/>
                 <w:sz w:val="18"/>
                 <w:szCs w:val="18"/>
               </w:rPr>
@@ -5408,24 +5914,28 @@
         </w:tc>
         <w:tc>
           <w:tcPr>
-            <w:tcW w:type="dxa" w:w="1134"/>
-            <w:tcBorders>
-              <w:top w:val="single" w:color="CCCCCC" w:sz="4"/>
-              <w:left w:val="single" w:color="CCCCCC" w:sz="4"/>
-              <w:bottom w:val="single" w:color="CCCCCC" w:sz="4"/>
-              <w:right w:val="single" w:color="CCCCCC" w:sz="4"/>
-            </w:tcBorders>
-            <w:tcMar>
-              <w:top w:type="dxa" w:w="60"/>
-              <w:left w:type="dxa" w:w="120"/>
-              <w:bottom w:type="dxa" w:w="60"/>
-              <w:right w:type="dxa" w:w="120"/>
-            </w:tcMar>
-          </w:tcPr>
-          <w:p>
-            <w:r>
-              <w:rPr>
-                <w:rFonts w:ascii="BIZ UDPゴシック" w:cs="BIZ UDPゴシック" w:eastAsia="BIZ UDPゴシック" w:hAnsi="BIZ UDPゴシック"/>
+            <w:tcW w:type="dxa" w:w="567"/>
+            <w:tcBorders>
+              <w:top w:val="single" w:color="CCCCCC" w:sz="4"/>
+              <w:left w:val="single" w:color="CCCCCC" w:sz="4"/>
+              <w:bottom w:val="single" w:color="CCCCCC" w:sz="4"/>
+              <w:right w:val="single" w:color="CCCCCC" w:sz="4"/>
+            </w:tcBorders>
+            <w:shd w:fill="FFFFFF" w:val="clear"/>
+            <w:tcMar>
+              <w:top w:type="dxa" w:w="60"/>
+              <w:left w:type="dxa" w:w="100"/>
+              <w:bottom w:type="dxa" w:w="60"/>
+              <w:right w:type="dxa" w:w="100"/>
+            </w:tcMar>
+          </w:tcPr>
+          <w:p>
+            <w:r>
+              <w:rPr>
+                <w:rFonts w:ascii="BIZ UDPゴシック" w:cs="BIZ UDPゴシック" w:eastAsia="BIZ UDPゴシック" w:hAnsi="BIZ UDPゴシック"/>
+                <w:b w:val="false"/>
+                <w:bCs w:val="false"/>
+                <w:color w:val="000000"/>
                 <w:sz w:val="18"/>
                 <w:szCs w:val="18"/>
               </w:rPr>
@@ -5435,24 +5945,28 @@
         </w:tc>
         <w:tc>
           <w:tcPr>
-            <w:tcW w:type="dxa" w:w="1890"/>
-            <w:tcBorders>
-              <w:top w:val="single" w:color="CCCCCC" w:sz="4"/>
-              <w:left w:val="single" w:color="CCCCCC" w:sz="4"/>
-              <w:bottom w:val="single" w:color="CCCCCC" w:sz="4"/>
-              <w:right w:val="single" w:color="CCCCCC" w:sz="4"/>
-            </w:tcBorders>
-            <w:tcMar>
-              <w:top w:type="dxa" w:w="60"/>
-              <w:left w:type="dxa" w:w="120"/>
-              <w:bottom w:type="dxa" w:w="60"/>
-              <w:right w:type="dxa" w:w="120"/>
-            </w:tcMar>
-          </w:tcPr>
-          <w:p>
-            <w:r>
-              <w:rPr>
-                <w:rFonts w:ascii="BIZ UDPゴシック" w:cs="BIZ UDPゴシック" w:eastAsia="BIZ UDPゴシック" w:hAnsi="BIZ UDPゴシック"/>
+            <w:tcW w:type="dxa" w:w="1701"/>
+            <w:tcBorders>
+              <w:top w:val="single" w:color="CCCCCC" w:sz="4"/>
+              <w:left w:val="single" w:color="CCCCCC" w:sz="4"/>
+              <w:bottom w:val="single" w:color="CCCCCC" w:sz="4"/>
+              <w:right w:val="single" w:color="CCCCCC" w:sz="4"/>
+            </w:tcBorders>
+            <w:shd w:fill="FFFFFF" w:val="clear"/>
+            <w:tcMar>
+              <w:top w:type="dxa" w:w="60"/>
+              <w:left w:type="dxa" w:w="100"/>
+              <w:bottom w:type="dxa" w:w="60"/>
+              <w:right w:type="dxa" w:w="100"/>
+            </w:tcMar>
+          </w:tcPr>
+          <w:p>
+            <w:r>
+              <w:rPr>
+                <w:rFonts w:ascii="BIZ UDPゴシック" w:cs="BIZ UDPゴシック" w:eastAsia="BIZ UDPゴシック" w:hAnsi="BIZ UDPゴシック"/>
+                <w:b w:val="false"/>
+                <w:bCs w:val="false"/>
+                <w:color w:val="000000"/>
                 <w:sz w:val="18"/>
                 <w:szCs w:val="18"/>
               </w:rPr>
@@ -5462,24 +5976,28 @@
         </w:tc>
         <w:tc>
           <w:tcPr>
-            <w:tcW w:type="dxa" w:w="1890"/>
-            <w:tcBorders>
-              <w:top w:val="single" w:color="CCCCCC" w:sz="4"/>
-              <w:left w:val="single" w:color="CCCCCC" w:sz="4"/>
-              <w:bottom w:val="single" w:color="CCCCCC" w:sz="4"/>
-              <w:right w:val="single" w:color="CCCCCC" w:sz="4"/>
-            </w:tcBorders>
-            <w:tcMar>
-              <w:top w:type="dxa" w:w="60"/>
-              <w:left w:type="dxa" w:w="120"/>
-              <w:bottom w:type="dxa" w:w="60"/>
-              <w:right w:type="dxa" w:w="120"/>
-            </w:tcMar>
-          </w:tcPr>
-          <w:p>
-            <w:r>
-              <w:rPr>
-                <w:rFonts w:ascii="BIZ UDPゴシック" w:cs="BIZ UDPゴシック" w:eastAsia="BIZ UDPゴシック" w:hAnsi="BIZ UDPゴシック"/>
+            <w:tcW w:type="dxa" w:w="2268"/>
+            <w:tcBorders>
+              <w:top w:val="single" w:color="CCCCCC" w:sz="4"/>
+              <w:left w:val="single" w:color="CCCCCC" w:sz="4"/>
+              <w:bottom w:val="single" w:color="CCCCCC" w:sz="4"/>
+              <w:right w:val="single" w:color="CCCCCC" w:sz="4"/>
+            </w:tcBorders>
+            <w:shd w:fill="FFFFFF" w:val="clear"/>
+            <w:tcMar>
+              <w:top w:type="dxa" w:w="60"/>
+              <w:left w:type="dxa" w:w="100"/>
+              <w:bottom w:type="dxa" w:w="60"/>
+              <w:right w:type="dxa" w:w="100"/>
+            </w:tcMar>
+          </w:tcPr>
+          <w:p>
+            <w:r>
+              <w:rPr>
+                <w:rFonts w:ascii="BIZ UDPゴシック" w:cs="BIZ UDPゴシック" w:eastAsia="BIZ UDPゴシック" w:hAnsi="BIZ UDPゴシック"/>
+                <w:b w:val="false"/>
+                <w:bCs w:val="false"/>
+                <w:color w:val="000000"/>
                 <w:sz w:val="18"/>
                 <w:szCs w:val="18"/>
               </w:rPr>
@@ -5489,24 +6007,28 @@
         </w:tc>
         <w:tc>
           <w:tcPr>
-            <w:tcW w:type="dxa" w:w="1700"/>
-            <w:tcBorders>
-              <w:top w:val="single" w:color="CCCCCC" w:sz="4"/>
-              <w:left w:val="single" w:color="CCCCCC" w:sz="4"/>
-              <w:bottom w:val="single" w:color="CCCCCC" w:sz="4"/>
-              <w:right w:val="single" w:color="CCCCCC" w:sz="4"/>
-            </w:tcBorders>
-            <w:tcMar>
-              <w:top w:type="dxa" w:w="60"/>
-              <w:left w:type="dxa" w:w="120"/>
-              <w:bottom w:type="dxa" w:w="60"/>
-              <w:right w:type="dxa" w:w="120"/>
-            </w:tcMar>
-          </w:tcPr>
-          <w:p>
-            <w:r>
-              <w:rPr>
-                <w:rFonts w:ascii="BIZ UDPゴシック" w:cs="BIZ UDPゴシック" w:eastAsia="BIZ UDPゴシック" w:hAnsi="BIZ UDPゴシック"/>
+            <w:tcW w:type="dxa" w:w="2267"/>
+            <w:tcBorders>
+              <w:top w:val="single" w:color="CCCCCC" w:sz="4"/>
+              <w:left w:val="single" w:color="CCCCCC" w:sz="4"/>
+              <w:bottom w:val="single" w:color="CCCCCC" w:sz="4"/>
+              <w:right w:val="single" w:color="CCCCCC" w:sz="4"/>
+            </w:tcBorders>
+            <w:shd w:fill="FFFFFF" w:val="clear"/>
+            <w:tcMar>
+              <w:top w:type="dxa" w:w="60"/>
+              <w:left w:type="dxa" w:w="100"/>
+              <w:bottom w:type="dxa" w:w="60"/>
+              <w:right w:type="dxa" w:w="100"/>
+            </w:tcMar>
+          </w:tcPr>
+          <w:p>
+            <w:r>
+              <w:rPr>
+                <w:rFonts w:ascii="BIZ UDPゴシック" w:cs="BIZ UDPゴシック" w:eastAsia="BIZ UDPゴシック" w:hAnsi="BIZ UDPゴシック"/>
+                <w:b w:val="false"/>
+                <w:bCs w:val="false"/>
+                <w:color w:val="000000"/>
                 <w:sz w:val="18"/>
                 <w:szCs w:val="18"/>
               </w:rPr>
@@ -5521,24 +6043,28 @@
         </w:trPr>
         <w:tc>
           <w:tcPr>
-            <w:tcW w:type="dxa" w:w="1890"/>
-            <w:tcBorders>
-              <w:top w:val="single" w:color="CCCCCC" w:sz="4"/>
-              <w:left w:val="single" w:color="CCCCCC" w:sz="4"/>
-              <w:bottom w:val="single" w:color="CCCCCC" w:sz="4"/>
-              <w:right w:val="single" w:color="CCCCCC" w:sz="4"/>
-            </w:tcBorders>
-            <w:tcMar>
-              <w:top w:type="dxa" w:w="60"/>
-              <w:left w:type="dxa" w:w="120"/>
-              <w:bottom w:type="dxa" w:w="60"/>
-              <w:right w:type="dxa" w:w="120"/>
-            </w:tcMar>
-          </w:tcPr>
-          <w:p>
-            <w:r>
-              <w:rPr>
-                <w:rFonts w:ascii="BIZ UDPゴシック" w:cs="BIZ UDPゴシック" w:eastAsia="BIZ UDPゴシック" w:hAnsi="BIZ UDPゴシック"/>
+            <w:tcW w:type="dxa" w:w="1701"/>
+            <w:tcBorders>
+              <w:top w:val="single" w:color="CCCCCC" w:sz="4"/>
+              <w:left w:val="single" w:color="CCCCCC" w:sz="4"/>
+              <w:bottom w:val="single" w:color="CCCCCC" w:sz="4"/>
+              <w:right w:val="single" w:color="CCCCCC" w:sz="4"/>
+            </w:tcBorders>
+            <w:shd w:fill="FFFFFF" w:val="clear"/>
+            <w:tcMar>
+              <w:top w:type="dxa" w:w="60"/>
+              <w:left w:type="dxa" w:w="100"/>
+              <w:bottom w:type="dxa" w:w="60"/>
+              <w:right w:type="dxa" w:w="100"/>
+            </w:tcMar>
+          </w:tcPr>
+          <w:p>
+            <w:r>
+              <w:rPr>
+                <w:rFonts w:ascii="BIZ UDPゴシック" w:cs="BIZ UDPゴシック" w:eastAsia="BIZ UDPゴシック" w:hAnsi="BIZ UDPゴシック"/>
+                <w:b w:val="false"/>
+                <w:bCs w:val="false"/>
+                <w:color w:val="000000"/>
                 <w:sz w:val="18"/>
                 <w:szCs w:val="18"/>
               </w:rPr>
@@ -5548,24 +6074,28 @@
         </w:tc>
         <w:tc>
           <w:tcPr>
-            <w:tcW w:type="dxa" w:w="1134"/>
-            <w:tcBorders>
-              <w:top w:val="single" w:color="CCCCCC" w:sz="4"/>
-              <w:left w:val="single" w:color="CCCCCC" w:sz="4"/>
-              <w:bottom w:val="single" w:color="CCCCCC" w:sz="4"/>
-              <w:right w:val="single" w:color="CCCCCC" w:sz="4"/>
-            </w:tcBorders>
-            <w:tcMar>
-              <w:top w:type="dxa" w:w="60"/>
-              <w:left w:type="dxa" w:w="120"/>
-              <w:bottom w:type="dxa" w:w="60"/>
-              <w:right w:type="dxa" w:w="120"/>
-            </w:tcMar>
-          </w:tcPr>
-          <w:p>
-            <w:r>
-              <w:rPr>
-                <w:rFonts w:ascii="BIZ UDPゴシック" w:cs="BIZ UDPゴシック" w:eastAsia="BIZ UDPゴシック" w:hAnsi="BIZ UDPゴシック"/>
+            <w:tcW w:type="dxa" w:w="567"/>
+            <w:tcBorders>
+              <w:top w:val="single" w:color="CCCCCC" w:sz="4"/>
+              <w:left w:val="single" w:color="CCCCCC" w:sz="4"/>
+              <w:bottom w:val="single" w:color="CCCCCC" w:sz="4"/>
+              <w:right w:val="single" w:color="CCCCCC" w:sz="4"/>
+            </w:tcBorders>
+            <w:shd w:fill="FFFFFF" w:val="clear"/>
+            <w:tcMar>
+              <w:top w:type="dxa" w:w="60"/>
+              <w:left w:type="dxa" w:w="100"/>
+              <w:bottom w:type="dxa" w:w="60"/>
+              <w:right w:type="dxa" w:w="100"/>
+            </w:tcMar>
+          </w:tcPr>
+          <w:p>
+            <w:r>
+              <w:rPr>
+                <w:rFonts w:ascii="BIZ UDPゴシック" w:cs="BIZ UDPゴシック" w:eastAsia="BIZ UDPゴシック" w:hAnsi="BIZ UDPゴシック"/>
+                <w:b w:val="false"/>
+                <w:bCs w:val="false"/>
+                <w:color w:val="000000"/>
                 <w:sz w:val="18"/>
                 <w:szCs w:val="18"/>
               </w:rPr>
@@ -5575,24 +6105,28 @@
         </w:tc>
         <w:tc>
           <w:tcPr>
-            <w:tcW w:type="dxa" w:w="1890"/>
-            <w:tcBorders>
-              <w:top w:val="single" w:color="CCCCCC" w:sz="4"/>
-              <w:left w:val="single" w:color="CCCCCC" w:sz="4"/>
-              <w:bottom w:val="single" w:color="CCCCCC" w:sz="4"/>
-              <w:right w:val="single" w:color="CCCCCC" w:sz="4"/>
-            </w:tcBorders>
-            <w:tcMar>
-              <w:top w:type="dxa" w:w="60"/>
-              <w:left w:type="dxa" w:w="120"/>
-              <w:bottom w:type="dxa" w:w="60"/>
-              <w:right w:type="dxa" w:w="120"/>
-            </w:tcMar>
-          </w:tcPr>
-          <w:p>
-            <w:r>
-              <w:rPr>
-                <w:rFonts w:ascii="BIZ UDPゴシック" w:cs="BIZ UDPゴシック" w:eastAsia="BIZ UDPゴシック" w:hAnsi="BIZ UDPゴシック"/>
+            <w:tcW w:type="dxa" w:w="1701"/>
+            <w:tcBorders>
+              <w:top w:val="single" w:color="CCCCCC" w:sz="4"/>
+              <w:left w:val="single" w:color="CCCCCC" w:sz="4"/>
+              <w:bottom w:val="single" w:color="CCCCCC" w:sz="4"/>
+              <w:right w:val="single" w:color="CCCCCC" w:sz="4"/>
+            </w:tcBorders>
+            <w:shd w:fill="FFFFFF" w:val="clear"/>
+            <w:tcMar>
+              <w:top w:type="dxa" w:w="60"/>
+              <w:left w:type="dxa" w:w="100"/>
+              <w:bottom w:type="dxa" w:w="60"/>
+              <w:right w:type="dxa" w:w="100"/>
+            </w:tcMar>
+          </w:tcPr>
+          <w:p>
+            <w:r>
+              <w:rPr>
+                <w:rFonts w:ascii="BIZ UDPゴシック" w:cs="BIZ UDPゴシック" w:eastAsia="BIZ UDPゴシック" w:hAnsi="BIZ UDPゴシック"/>
+                <w:b w:val="false"/>
+                <w:bCs w:val="false"/>
+                <w:color w:val="000000"/>
                 <w:sz w:val="18"/>
                 <w:szCs w:val="18"/>
               </w:rPr>
@@ -5602,24 +6136,28 @@
         </w:tc>
         <w:tc>
           <w:tcPr>
-            <w:tcW w:type="dxa" w:w="1890"/>
-            <w:tcBorders>
-              <w:top w:val="single" w:color="CCCCCC" w:sz="4"/>
-              <w:left w:val="single" w:color="CCCCCC" w:sz="4"/>
-              <w:bottom w:val="single" w:color="CCCCCC" w:sz="4"/>
-              <w:right w:val="single" w:color="CCCCCC" w:sz="4"/>
-            </w:tcBorders>
-            <w:tcMar>
-              <w:top w:type="dxa" w:w="60"/>
-              <w:left w:type="dxa" w:w="120"/>
-              <w:bottom w:type="dxa" w:w="60"/>
-              <w:right w:type="dxa" w:w="120"/>
-            </w:tcMar>
-          </w:tcPr>
-          <w:p>
-            <w:r>
-              <w:rPr>
-                <w:rFonts w:ascii="BIZ UDPゴシック" w:cs="BIZ UDPゴシック" w:eastAsia="BIZ UDPゴシック" w:hAnsi="BIZ UDPゴシック"/>
+            <w:tcW w:type="dxa" w:w="2268"/>
+            <w:tcBorders>
+              <w:top w:val="single" w:color="CCCCCC" w:sz="4"/>
+              <w:left w:val="single" w:color="CCCCCC" w:sz="4"/>
+              <w:bottom w:val="single" w:color="CCCCCC" w:sz="4"/>
+              <w:right w:val="single" w:color="CCCCCC" w:sz="4"/>
+            </w:tcBorders>
+            <w:shd w:fill="FFFFFF" w:val="clear"/>
+            <w:tcMar>
+              <w:top w:type="dxa" w:w="60"/>
+              <w:left w:type="dxa" w:w="100"/>
+              <w:bottom w:type="dxa" w:w="60"/>
+              <w:right w:type="dxa" w:w="100"/>
+            </w:tcMar>
+          </w:tcPr>
+          <w:p>
+            <w:r>
+              <w:rPr>
+                <w:rFonts w:ascii="BIZ UDPゴシック" w:cs="BIZ UDPゴシック" w:eastAsia="BIZ UDPゴシック" w:hAnsi="BIZ UDPゴシック"/>
+                <w:b w:val="false"/>
+                <w:bCs w:val="false"/>
+                <w:color w:val="000000"/>
                 <w:sz w:val="18"/>
                 <w:szCs w:val="18"/>
               </w:rPr>
@@ -5629,24 +6167,28 @@
         </w:tc>
         <w:tc>
           <w:tcPr>
-            <w:tcW w:type="dxa" w:w="1700"/>
-            <w:tcBorders>
-              <w:top w:val="single" w:color="CCCCCC" w:sz="4"/>
-              <w:left w:val="single" w:color="CCCCCC" w:sz="4"/>
-              <w:bottom w:val="single" w:color="CCCCCC" w:sz="4"/>
-              <w:right w:val="single" w:color="CCCCCC" w:sz="4"/>
-            </w:tcBorders>
-            <w:tcMar>
-              <w:top w:type="dxa" w:w="60"/>
-              <w:left w:type="dxa" w:w="120"/>
-              <w:bottom w:type="dxa" w:w="60"/>
-              <w:right w:type="dxa" w:w="120"/>
-            </w:tcMar>
-          </w:tcPr>
-          <w:p>
-            <w:r>
-              <w:rPr>
-                <w:rFonts w:ascii="BIZ UDPゴシック" w:cs="BIZ UDPゴシック" w:eastAsia="BIZ UDPゴシック" w:hAnsi="BIZ UDPゴシック"/>
+            <w:tcW w:type="dxa" w:w="2267"/>
+            <w:tcBorders>
+              <w:top w:val="single" w:color="CCCCCC" w:sz="4"/>
+              <w:left w:val="single" w:color="CCCCCC" w:sz="4"/>
+              <w:bottom w:val="single" w:color="CCCCCC" w:sz="4"/>
+              <w:right w:val="single" w:color="CCCCCC" w:sz="4"/>
+            </w:tcBorders>
+            <w:shd w:fill="FFFFFF" w:val="clear"/>
+            <w:tcMar>
+              <w:top w:type="dxa" w:w="60"/>
+              <w:left w:type="dxa" w:w="100"/>
+              <w:bottom w:type="dxa" w:w="60"/>
+              <w:right w:type="dxa" w:w="100"/>
+            </w:tcMar>
+          </w:tcPr>
+          <w:p>
+            <w:r>
+              <w:rPr>
+                <w:rFonts w:ascii="BIZ UDPゴシック" w:cs="BIZ UDPゴシック" w:eastAsia="BIZ UDPゴシック" w:hAnsi="BIZ UDPゴシック"/>
+                <w:b w:val="false"/>
+                <w:bCs w:val="false"/>
+                <w:color w:val="000000"/>
                 <w:sz w:val="18"/>
                 <w:szCs w:val="18"/>
               </w:rPr>
@@ -5665,10 +6207,10 @@
           <w:rFonts w:ascii="BIZ UDPゴシック" w:cs="BIZ UDPゴシック" w:eastAsia="BIZ UDPゴシック" w:hAnsi="BIZ UDPゴシック"/>
           <w:b/>
           <w:bCs/>
-          <w:sz w:val="24"/>
-          <w:szCs w:val="24"/>
+          <w:sz w:val="32"/>
+          <w:szCs w:val="32"/>
         </w:rPr>
-        <w:t xml:space="preserve">No.4  テスト手順・報告</w:t>
+        <w:t xml:space="preserve">5. テスト手順・報告</w:t>
       </w:r>
     </w:p>
     <w:tbl>
@@ -5705,9 +6247,9 @@
             <w:shd w:fill="D6E4F0" w:val="clear"/>
             <w:tcMar>
               <w:top w:type="dxa" w:w="60"/>
-              <w:left w:type="dxa" w:w="120"/>
-              <w:bottom w:type="dxa" w:w="60"/>
-              <w:right w:type="dxa" w:w="120"/>
+              <w:left w:type="dxa" w:w="100"/>
+              <w:bottom w:type="dxa" w:w="60"/>
+              <w:right w:type="dxa" w:w="100"/>
             </w:tcMar>
           </w:tcPr>
           <w:p>
@@ -5716,6 +6258,7 @@
                 <w:rFonts w:ascii="BIZ UDPゴシック" w:cs="BIZ UDPゴシック" w:eastAsia="BIZ UDPゴシック" w:hAnsi="BIZ UDPゴシック"/>
                 <w:b/>
                 <w:bCs/>
+                <w:color w:val="000000"/>
                 <w:sz w:val="18"/>
                 <w:szCs w:val="18"/>
               </w:rPr>
@@ -5735,9 +6278,9 @@
             <w:shd w:fill="D6E4F0" w:val="clear"/>
             <w:tcMar>
               <w:top w:type="dxa" w:w="60"/>
-              <w:left w:type="dxa" w:w="120"/>
-              <w:bottom w:type="dxa" w:w="60"/>
-              <w:right w:type="dxa" w:w="120"/>
+              <w:left w:type="dxa" w:w="100"/>
+              <w:bottom w:type="dxa" w:w="60"/>
+              <w:right w:type="dxa" w:w="100"/>
             </w:tcMar>
           </w:tcPr>
           <w:p>
@@ -5746,6 +6289,7 @@
                 <w:rFonts w:ascii="BIZ UDPゴシック" w:cs="BIZ UDPゴシック" w:eastAsia="BIZ UDPゴシック" w:hAnsi="BIZ UDPゴシック"/>
                 <w:b/>
                 <w:bCs/>
+                <w:color w:val="000000"/>
                 <w:sz w:val="18"/>
                 <w:szCs w:val="18"/>
               </w:rPr>
@@ -5765,9 +6309,9 @@
             <w:shd w:fill="D6E4F0" w:val="clear"/>
             <w:tcMar>
               <w:top w:type="dxa" w:w="60"/>
-              <w:left w:type="dxa" w:w="120"/>
-              <w:bottom w:type="dxa" w:w="60"/>
-              <w:right w:type="dxa" w:w="120"/>
+              <w:left w:type="dxa" w:w="100"/>
+              <w:bottom w:type="dxa" w:w="60"/>
+              <w:right w:type="dxa" w:w="100"/>
             </w:tcMar>
           </w:tcPr>
           <w:p>
@@ -5776,6 +6320,7 @@
                 <w:rFonts w:ascii="BIZ UDPゴシック" w:cs="BIZ UDPゴシック" w:eastAsia="BIZ UDPゴシック" w:hAnsi="BIZ UDPゴシック"/>
                 <w:b/>
                 <w:bCs/>
+                <w:color w:val="000000"/>
                 <w:sz w:val="18"/>
                 <w:szCs w:val="18"/>
               </w:rPr>
@@ -5795,9 +6340,9 @@
             <w:shd w:fill="D6E4F0" w:val="clear"/>
             <w:tcMar>
               <w:top w:type="dxa" w:w="60"/>
-              <w:left w:type="dxa" w:w="120"/>
-              <w:bottom w:type="dxa" w:w="60"/>
-              <w:right w:type="dxa" w:w="120"/>
+              <w:left w:type="dxa" w:w="100"/>
+              <w:bottom w:type="dxa" w:w="60"/>
+              <w:right w:type="dxa" w:w="100"/>
             </w:tcMar>
           </w:tcPr>
           <w:p>
@@ -5806,6 +6351,7 @@
                 <w:rFonts w:ascii="BIZ UDPゴシック" w:cs="BIZ UDPゴシック" w:eastAsia="BIZ UDPゴシック" w:hAnsi="BIZ UDPゴシック"/>
                 <w:b/>
                 <w:bCs/>
+                <w:color w:val="000000"/>
                 <w:sz w:val="18"/>
                 <w:szCs w:val="18"/>
               </w:rPr>
@@ -5827,17 +6373,21 @@
               <w:bottom w:val="single" w:color="CCCCCC" w:sz="4"/>
               <w:right w:val="single" w:color="CCCCCC" w:sz="4"/>
             </w:tcBorders>
-            <w:tcMar>
-              <w:top w:type="dxa" w:w="60"/>
-              <w:left w:type="dxa" w:w="120"/>
-              <w:bottom w:type="dxa" w:w="60"/>
-              <w:right w:type="dxa" w:w="120"/>
-            </w:tcMar>
-          </w:tcPr>
-          <w:p>
-            <w:r>
-              <w:rPr>
-                <w:rFonts w:ascii="BIZ UDPゴシック" w:cs="BIZ UDPゴシック" w:eastAsia="BIZ UDPゴシック" w:hAnsi="BIZ UDPゴシック"/>
+            <w:shd w:fill="FFFFFF" w:val="clear"/>
+            <w:tcMar>
+              <w:top w:type="dxa" w:w="60"/>
+              <w:left w:type="dxa" w:w="100"/>
+              <w:bottom w:type="dxa" w:w="60"/>
+              <w:right w:type="dxa" w:w="100"/>
+            </w:tcMar>
+          </w:tcPr>
+          <w:p>
+            <w:r>
+              <w:rPr>
+                <w:rFonts w:ascii="BIZ UDPゴシック" w:cs="BIZ UDPゴシック" w:eastAsia="BIZ UDPゴシック" w:hAnsi="BIZ UDPゴシック"/>
+                <w:b w:val="false"/>
+                <w:bCs w:val="false"/>
+                <w:color w:val="000000"/>
                 <w:sz w:val="18"/>
                 <w:szCs w:val="18"/>
               </w:rPr>
@@ -5854,17 +6404,21 @@
               <w:bottom w:val="single" w:color="CCCCCC" w:sz="4"/>
               <w:right w:val="single" w:color="CCCCCC" w:sz="4"/>
             </w:tcBorders>
-            <w:tcMar>
-              <w:top w:type="dxa" w:w="60"/>
-              <w:left w:type="dxa" w:w="120"/>
-              <w:bottom w:type="dxa" w:w="60"/>
-              <w:right w:type="dxa" w:w="120"/>
-            </w:tcMar>
-          </w:tcPr>
-          <w:p>
-            <w:r>
-              <w:rPr>
-                <w:rFonts w:ascii="BIZ UDPゴシック" w:cs="BIZ UDPゴシック" w:eastAsia="BIZ UDPゴシック" w:hAnsi="BIZ UDPゴシック"/>
+            <w:shd w:fill="FFFFFF" w:val="clear"/>
+            <w:tcMar>
+              <w:top w:type="dxa" w:w="60"/>
+              <w:left w:type="dxa" w:w="100"/>
+              <w:bottom w:type="dxa" w:w="60"/>
+              <w:right w:type="dxa" w:w="100"/>
+            </w:tcMar>
+          </w:tcPr>
+          <w:p>
+            <w:r>
+              <w:rPr>
+                <w:rFonts w:ascii="BIZ UDPゴシック" w:cs="BIZ UDPゴシック" w:eastAsia="BIZ UDPゴシック" w:hAnsi="BIZ UDPゴシック"/>
+                <w:b w:val="false"/>
+                <w:bCs w:val="false"/>
+                <w:color w:val="000000"/>
                 <w:sz w:val="18"/>
                 <w:szCs w:val="18"/>
               </w:rPr>
@@ -5882,17 +6436,21 @@
               <w:bottom w:val="single" w:color="CCCCCC" w:sz="4"/>
               <w:right w:val="single" w:color="CCCCCC" w:sz="4"/>
             </w:tcBorders>
-            <w:tcMar>
-              <w:top w:type="dxa" w:w="60"/>
-              <w:left w:type="dxa" w:w="120"/>
-              <w:bottom w:type="dxa" w:w="60"/>
-              <w:right w:type="dxa" w:w="120"/>
-            </w:tcMar>
-          </w:tcPr>
-          <w:p>
-            <w:r>
-              <w:rPr>
-                <w:rFonts w:ascii="BIZ UDPゴシック" w:cs="BIZ UDPゴシック" w:eastAsia="BIZ UDPゴシック" w:hAnsi="BIZ UDPゴシック"/>
+            <w:shd w:fill="FFFFFF" w:val="clear"/>
+            <w:tcMar>
+              <w:top w:type="dxa" w:w="60"/>
+              <w:left w:type="dxa" w:w="100"/>
+              <w:bottom w:type="dxa" w:w="60"/>
+              <w:right w:type="dxa" w:w="100"/>
+            </w:tcMar>
+          </w:tcPr>
+          <w:p>
+            <w:r>
+              <w:rPr>
+                <w:rFonts w:ascii="BIZ UDPゴシック" w:cs="BIZ UDPゴシック" w:eastAsia="BIZ UDPゴシック" w:hAnsi="BIZ UDPゴシック"/>
+                <w:b w:val="false"/>
+                <w:bCs w:val="false"/>
+                <w:color w:val="000000"/>
                 <w:sz w:val="18"/>
                 <w:szCs w:val="18"/>
               </w:rPr>
@@ -5909,17 +6467,21 @@
               <w:bottom w:val="single" w:color="CCCCCC" w:sz="4"/>
               <w:right w:val="single" w:color="CCCCCC" w:sz="4"/>
             </w:tcBorders>
-            <w:tcMar>
-              <w:top w:type="dxa" w:w="60"/>
-              <w:left w:type="dxa" w:w="120"/>
-              <w:bottom w:type="dxa" w:w="60"/>
-              <w:right w:type="dxa" w:w="120"/>
-            </w:tcMar>
-          </w:tcPr>
-          <w:p>
-            <w:r>
-              <w:rPr>
-                <w:rFonts w:ascii="BIZ UDPゴシック" w:cs="BIZ UDPゴシック" w:eastAsia="BIZ UDPゴシック" w:hAnsi="BIZ UDPゴシック"/>
+            <w:shd w:fill="FFFFFF" w:val="clear"/>
+            <w:tcMar>
+              <w:top w:type="dxa" w:w="60"/>
+              <w:left w:type="dxa" w:w="100"/>
+              <w:bottom w:type="dxa" w:w="60"/>
+              <w:right w:type="dxa" w:w="100"/>
+            </w:tcMar>
+          </w:tcPr>
+          <w:p>
+            <w:r>
+              <w:rPr>
+                <w:rFonts w:ascii="BIZ UDPゴシック" w:cs="BIZ UDPゴシック" w:eastAsia="BIZ UDPゴシック" w:hAnsi="BIZ UDPゴシック"/>
+                <w:b w:val="false"/>
+                <w:bCs w:val="false"/>
+                <w:color w:val="000000"/>
                 <w:sz w:val="18"/>
                 <w:szCs w:val="18"/>
               </w:rPr>
@@ -5941,17 +6503,21 @@
               <w:bottom w:val="single" w:color="CCCCCC" w:sz="4"/>
               <w:right w:val="single" w:color="CCCCCC" w:sz="4"/>
             </w:tcBorders>
-            <w:tcMar>
-              <w:top w:type="dxa" w:w="60"/>
-              <w:left w:type="dxa" w:w="120"/>
-              <w:bottom w:type="dxa" w:w="60"/>
-              <w:right w:type="dxa" w:w="120"/>
-            </w:tcMar>
-          </w:tcPr>
-          <w:p>
-            <w:r>
-              <w:rPr>
-                <w:rFonts w:ascii="BIZ UDPゴシック" w:cs="BIZ UDPゴシック" w:eastAsia="BIZ UDPゴシック" w:hAnsi="BIZ UDPゴシック"/>
+            <w:shd w:fill="FFFFFF" w:val="clear"/>
+            <w:tcMar>
+              <w:top w:type="dxa" w:w="60"/>
+              <w:left w:type="dxa" w:w="100"/>
+              <w:bottom w:type="dxa" w:w="60"/>
+              <w:right w:type="dxa" w:w="100"/>
+            </w:tcMar>
+          </w:tcPr>
+          <w:p>
+            <w:r>
+              <w:rPr>
+                <w:rFonts w:ascii="BIZ UDPゴシック" w:cs="BIZ UDPゴシック" w:eastAsia="BIZ UDPゴシック" w:hAnsi="BIZ UDPゴシック"/>
+                <w:b w:val="false"/>
+                <w:bCs w:val="false"/>
+                <w:color w:val="000000"/>
                 <w:sz w:val="18"/>
                 <w:szCs w:val="18"/>
               </w:rPr>
@@ -5968,17 +6534,21 @@
               <w:bottom w:val="single" w:color="CCCCCC" w:sz="4"/>
               <w:right w:val="single" w:color="CCCCCC" w:sz="4"/>
             </w:tcBorders>
-            <w:tcMar>
-              <w:top w:type="dxa" w:w="60"/>
-              <w:left w:type="dxa" w:w="120"/>
-              <w:bottom w:type="dxa" w:w="60"/>
-              <w:right w:type="dxa" w:w="120"/>
-            </w:tcMar>
-          </w:tcPr>
-          <w:p>
-            <w:r>
-              <w:rPr>
-                <w:rFonts w:ascii="BIZ UDPゴシック" w:cs="BIZ UDPゴシック" w:eastAsia="BIZ UDPゴシック" w:hAnsi="BIZ UDPゴシック"/>
+            <w:shd w:fill="FFFFFF" w:val="clear"/>
+            <w:tcMar>
+              <w:top w:type="dxa" w:w="60"/>
+              <w:left w:type="dxa" w:w="100"/>
+              <w:bottom w:type="dxa" w:w="60"/>
+              <w:right w:type="dxa" w:w="100"/>
+            </w:tcMar>
+          </w:tcPr>
+          <w:p>
+            <w:r>
+              <w:rPr>
+                <w:rFonts w:ascii="BIZ UDPゴシック" w:cs="BIZ UDPゴシック" w:eastAsia="BIZ UDPゴシック" w:hAnsi="BIZ UDPゴシック"/>
+                <w:b w:val="false"/>
+                <w:bCs w:val="false"/>
+                <w:color w:val="000000"/>
                 <w:sz w:val="18"/>
                 <w:szCs w:val="18"/>
               </w:rPr>
@@ -5996,17 +6566,21 @@
               <w:bottom w:val="single" w:color="CCCCCC" w:sz="4"/>
               <w:right w:val="single" w:color="CCCCCC" w:sz="4"/>
             </w:tcBorders>
-            <w:tcMar>
-              <w:top w:type="dxa" w:w="60"/>
-              <w:left w:type="dxa" w:w="120"/>
-              <w:bottom w:type="dxa" w:w="60"/>
-              <w:right w:type="dxa" w:w="120"/>
-            </w:tcMar>
-          </w:tcPr>
-          <w:p>
-            <w:r>
-              <w:rPr>
-                <w:rFonts w:ascii="BIZ UDPゴシック" w:cs="BIZ UDPゴシック" w:eastAsia="BIZ UDPゴシック" w:hAnsi="BIZ UDPゴシック"/>
+            <w:shd w:fill="FFFFFF" w:val="clear"/>
+            <w:tcMar>
+              <w:top w:type="dxa" w:w="60"/>
+              <w:left w:type="dxa" w:w="100"/>
+              <w:bottom w:type="dxa" w:w="60"/>
+              <w:right w:type="dxa" w:w="100"/>
+            </w:tcMar>
+          </w:tcPr>
+          <w:p>
+            <w:r>
+              <w:rPr>
+                <w:rFonts w:ascii="BIZ UDPゴシック" w:cs="BIZ UDPゴシック" w:eastAsia="BIZ UDPゴシック" w:hAnsi="BIZ UDPゴシック"/>
+                <w:b w:val="false"/>
+                <w:bCs w:val="false"/>
+                <w:color w:val="000000"/>
                 <w:sz w:val="18"/>
                 <w:szCs w:val="18"/>
               </w:rPr>
@@ -6023,17 +6597,21 @@
               <w:bottom w:val="single" w:color="CCCCCC" w:sz="4"/>
               <w:right w:val="single" w:color="CCCCCC" w:sz="4"/>
             </w:tcBorders>
-            <w:tcMar>
-              <w:top w:type="dxa" w:w="60"/>
-              <w:left w:type="dxa" w:w="120"/>
-              <w:bottom w:type="dxa" w:w="60"/>
-              <w:right w:type="dxa" w:w="120"/>
-            </w:tcMar>
-          </w:tcPr>
-          <w:p>
-            <w:r>
-              <w:rPr>
-                <w:rFonts w:ascii="BIZ UDPゴシック" w:cs="BIZ UDPゴシック" w:eastAsia="BIZ UDPゴシック" w:hAnsi="BIZ UDPゴシック"/>
+            <w:shd w:fill="FFFFFF" w:val="clear"/>
+            <w:tcMar>
+              <w:top w:type="dxa" w:w="60"/>
+              <w:left w:type="dxa" w:w="100"/>
+              <w:bottom w:type="dxa" w:w="60"/>
+              <w:right w:type="dxa" w:w="100"/>
+            </w:tcMar>
+          </w:tcPr>
+          <w:p>
+            <w:r>
+              <w:rPr>
+                <w:rFonts w:ascii="BIZ UDPゴシック" w:cs="BIZ UDPゴシック" w:eastAsia="BIZ UDPゴシック" w:hAnsi="BIZ UDPゴシック"/>
+                <w:b w:val="false"/>
+                <w:bCs w:val="false"/>
+                <w:color w:val="000000"/>
                 <w:sz w:val="18"/>
                 <w:szCs w:val="18"/>
               </w:rPr>
@@ -6055,17 +6633,21 @@
               <w:bottom w:val="single" w:color="CCCCCC" w:sz="4"/>
               <w:right w:val="single" w:color="CCCCCC" w:sz="4"/>
             </w:tcBorders>
-            <w:tcMar>
-              <w:top w:type="dxa" w:w="60"/>
-              <w:left w:type="dxa" w:w="120"/>
-              <w:bottom w:type="dxa" w:w="60"/>
-              <w:right w:type="dxa" w:w="120"/>
-            </w:tcMar>
-          </w:tcPr>
-          <w:p>
-            <w:r>
-              <w:rPr>
-                <w:rFonts w:ascii="BIZ UDPゴシック" w:cs="BIZ UDPゴシック" w:eastAsia="BIZ UDPゴシック" w:hAnsi="BIZ UDPゴシック"/>
+            <w:shd w:fill="FFFFFF" w:val="clear"/>
+            <w:tcMar>
+              <w:top w:type="dxa" w:w="60"/>
+              <w:left w:type="dxa" w:w="100"/>
+              <w:bottom w:type="dxa" w:w="60"/>
+              <w:right w:type="dxa" w:w="100"/>
+            </w:tcMar>
+          </w:tcPr>
+          <w:p>
+            <w:r>
+              <w:rPr>
+                <w:rFonts w:ascii="BIZ UDPゴシック" w:cs="BIZ UDPゴシック" w:eastAsia="BIZ UDPゴシック" w:hAnsi="BIZ UDPゴシック"/>
+                <w:b w:val="false"/>
+                <w:bCs w:val="false"/>
+                <w:color w:val="000000"/>
                 <w:sz w:val="18"/>
                 <w:szCs w:val="18"/>
               </w:rPr>
@@ -6082,17 +6664,21 @@
               <w:bottom w:val="single" w:color="CCCCCC" w:sz="4"/>
               <w:right w:val="single" w:color="CCCCCC" w:sz="4"/>
             </w:tcBorders>
-            <w:tcMar>
-              <w:top w:type="dxa" w:w="60"/>
-              <w:left w:type="dxa" w:w="120"/>
-              <w:bottom w:type="dxa" w:w="60"/>
-              <w:right w:type="dxa" w:w="120"/>
-            </w:tcMar>
-          </w:tcPr>
-          <w:p>
-            <w:r>
-              <w:rPr>
-                <w:rFonts w:ascii="BIZ UDPゴシック" w:cs="BIZ UDPゴシック" w:eastAsia="BIZ UDPゴシック" w:hAnsi="BIZ UDPゴシック"/>
+            <w:shd w:fill="FFFFFF" w:val="clear"/>
+            <w:tcMar>
+              <w:top w:type="dxa" w:w="60"/>
+              <w:left w:type="dxa" w:w="100"/>
+              <w:bottom w:type="dxa" w:w="60"/>
+              <w:right w:type="dxa" w:w="100"/>
+            </w:tcMar>
+          </w:tcPr>
+          <w:p>
+            <w:r>
+              <w:rPr>
+                <w:rFonts w:ascii="BIZ UDPゴシック" w:cs="BIZ UDPゴシック" w:eastAsia="BIZ UDPゴシック" w:hAnsi="BIZ UDPゴシック"/>
+                <w:b w:val="false"/>
+                <w:bCs w:val="false"/>
+                <w:color w:val="000000"/>
                 <w:sz w:val="18"/>
                 <w:szCs w:val="18"/>
               </w:rPr>
@@ -6110,17 +6696,21 @@
               <w:bottom w:val="single" w:color="CCCCCC" w:sz="4"/>
               <w:right w:val="single" w:color="CCCCCC" w:sz="4"/>
             </w:tcBorders>
-            <w:tcMar>
-              <w:top w:type="dxa" w:w="60"/>
-              <w:left w:type="dxa" w:w="120"/>
-              <w:bottom w:type="dxa" w:w="60"/>
-              <w:right w:type="dxa" w:w="120"/>
-            </w:tcMar>
-          </w:tcPr>
-          <w:p>
-            <w:r>
-              <w:rPr>
-                <w:rFonts w:ascii="BIZ UDPゴシック" w:cs="BIZ UDPゴシック" w:eastAsia="BIZ UDPゴシック" w:hAnsi="BIZ UDPゴシック"/>
+            <w:shd w:fill="FFFFFF" w:val="clear"/>
+            <w:tcMar>
+              <w:top w:type="dxa" w:w="60"/>
+              <w:left w:type="dxa" w:w="100"/>
+              <w:bottom w:type="dxa" w:w="60"/>
+              <w:right w:type="dxa" w:w="100"/>
+            </w:tcMar>
+          </w:tcPr>
+          <w:p>
+            <w:r>
+              <w:rPr>
+                <w:rFonts w:ascii="BIZ UDPゴシック" w:cs="BIZ UDPゴシック" w:eastAsia="BIZ UDPゴシック" w:hAnsi="BIZ UDPゴシック"/>
+                <w:b w:val="false"/>
+                <w:bCs w:val="false"/>
+                <w:color w:val="000000"/>
                 <w:sz w:val="18"/>
                 <w:szCs w:val="18"/>
               </w:rPr>
@@ -6137,17 +6727,21 @@
               <w:bottom w:val="single" w:color="CCCCCC" w:sz="4"/>
               <w:right w:val="single" w:color="CCCCCC" w:sz="4"/>
             </w:tcBorders>
-            <w:tcMar>
-              <w:top w:type="dxa" w:w="60"/>
-              <w:left w:type="dxa" w:w="120"/>
-              <w:bottom w:type="dxa" w:w="60"/>
-              <w:right w:type="dxa" w:w="120"/>
-            </w:tcMar>
-          </w:tcPr>
-          <w:p>
-            <w:r>
-              <w:rPr>
-                <w:rFonts w:ascii="BIZ UDPゴシック" w:cs="BIZ UDPゴシック" w:eastAsia="BIZ UDPゴシック" w:hAnsi="BIZ UDPゴシック"/>
+            <w:shd w:fill="FFFFFF" w:val="clear"/>
+            <w:tcMar>
+              <w:top w:type="dxa" w:w="60"/>
+              <w:left w:type="dxa" w:w="100"/>
+              <w:bottom w:type="dxa" w:w="60"/>
+              <w:right w:type="dxa" w:w="100"/>
+            </w:tcMar>
+          </w:tcPr>
+          <w:p>
+            <w:r>
+              <w:rPr>
+                <w:rFonts w:ascii="BIZ UDPゴシック" w:cs="BIZ UDPゴシック" w:eastAsia="BIZ UDPゴシック" w:hAnsi="BIZ UDPゴシック"/>
+                <w:b w:val="false"/>
+                <w:bCs w:val="false"/>
+                <w:color w:val="000000"/>
                 <w:sz w:val="18"/>
                 <w:szCs w:val="18"/>
               </w:rPr>
@@ -6169,17 +6763,21 @@
               <w:bottom w:val="single" w:color="CCCCCC" w:sz="4"/>
               <w:right w:val="single" w:color="CCCCCC" w:sz="4"/>
             </w:tcBorders>
-            <w:tcMar>
-              <w:top w:type="dxa" w:w="60"/>
-              <w:left w:type="dxa" w:w="120"/>
-              <w:bottom w:type="dxa" w:w="60"/>
-              <w:right w:type="dxa" w:w="120"/>
-            </w:tcMar>
-          </w:tcPr>
-          <w:p>
-            <w:r>
-              <w:rPr>
-                <w:rFonts w:ascii="BIZ UDPゴシック" w:cs="BIZ UDPゴシック" w:eastAsia="BIZ UDPゴシック" w:hAnsi="BIZ UDPゴシック"/>
+            <w:shd w:fill="FFFFFF" w:val="clear"/>
+            <w:tcMar>
+              <w:top w:type="dxa" w:w="60"/>
+              <w:left w:type="dxa" w:w="100"/>
+              <w:bottom w:type="dxa" w:w="60"/>
+              <w:right w:type="dxa" w:w="100"/>
+            </w:tcMar>
+          </w:tcPr>
+          <w:p>
+            <w:r>
+              <w:rPr>
+                <w:rFonts w:ascii="BIZ UDPゴシック" w:cs="BIZ UDPゴシック" w:eastAsia="BIZ UDPゴシック" w:hAnsi="BIZ UDPゴシック"/>
+                <w:b w:val="false"/>
+                <w:bCs w:val="false"/>
+                <w:color w:val="000000"/>
                 <w:sz w:val="18"/>
                 <w:szCs w:val="18"/>
               </w:rPr>
@@ -6196,17 +6794,21 @@
               <w:bottom w:val="single" w:color="CCCCCC" w:sz="4"/>
               <w:right w:val="single" w:color="CCCCCC" w:sz="4"/>
             </w:tcBorders>
-            <w:tcMar>
-              <w:top w:type="dxa" w:w="60"/>
-              <w:left w:type="dxa" w:w="120"/>
-              <w:bottom w:type="dxa" w:w="60"/>
-              <w:right w:type="dxa" w:w="120"/>
-            </w:tcMar>
-          </w:tcPr>
-          <w:p>
-            <w:r>
-              <w:rPr>
-                <w:rFonts w:ascii="BIZ UDPゴシック" w:cs="BIZ UDPゴシック" w:eastAsia="BIZ UDPゴシック" w:hAnsi="BIZ UDPゴシック"/>
+            <w:shd w:fill="FFFFFF" w:val="clear"/>
+            <w:tcMar>
+              <w:top w:type="dxa" w:w="60"/>
+              <w:left w:type="dxa" w:w="100"/>
+              <w:bottom w:type="dxa" w:w="60"/>
+              <w:right w:type="dxa" w:w="100"/>
+            </w:tcMar>
+          </w:tcPr>
+          <w:p>
+            <w:r>
+              <w:rPr>
+                <w:rFonts w:ascii="BIZ UDPゴシック" w:cs="BIZ UDPゴシック" w:eastAsia="BIZ UDPゴシック" w:hAnsi="BIZ UDPゴシック"/>
+                <w:b w:val="false"/>
+                <w:bCs w:val="false"/>
+                <w:color w:val="000000"/>
                 <w:sz w:val="18"/>
                 <w:szCs w:val="18"/>
               </w:rPr>
@@ -6224,17 +6826,21 @@
               <w:bottom w:val="single" w:color="CCCCCC" w:sz="4"/>
               <w:right w:val="single" w:color="CCCCCC" w:sz="4"/>
             </w:tcBorders>
-            <w:tcMar>
-              <w:top w:type="dxa" w:w="60"/>
-              <w:left w:type="dxa" w:w="120"/>
-              <w:bottom w:type="dxa" w:w="60"/>
-              <w:right w:type="dxa" w:w="120"/>
-            </w:tcMar>
-          </w:tcPr>
-          <w:p>
-            <w:r>
-              <w:rPr>
-                <w:rFonts w:ascii="BIZ UDPゴシック" w:cs="BIZ UDPゴシック" w:eastAsia="BIZ UDPゴシック" w:hAnsi="BIZ UDPゴシック"/>
+            <w:shd w:fill="FFFFFF" w:val="clear"/>
+            <w:tcMar>
+              <w:top w:type="dxa" w:w="60"/>
+              <w:left w:type="dxa" w:w="100"/>
+              <w:bottom w:type="dxa" w:w="60"/>
+              <w:right w:type="dxa" w:w="100"/>
+            </w:tcMar>
+          </w:tcPr>
+          <w:p>
+            <w:r>
+              <w:rPr>
+                <w:rFonts w:ascii="BIZ UDPゴシック" w:cs="BIZ UDPゴシック" w:eastAsia="BIZ UDPゴシック" w:hAnsi="BIZ UDPゴシック"/>
+                <w:b w:val="false"/>
+                <w:bCs w:val="false"/>
+                <w:color w:val="000000"/>
                 <w:sz w:val="18"/>
                 <w:szCs w:val="18"/>
               </w:rPr>
@@ -6251,17 +6857,21 @@
               <w:bottom w:val="single" w:color="CCCCCC" w:sz="4"/>
               <w:right w:val="single" w:color="CCCCCC" w:sz="4"/>
             </w:tcBorders>
-            <w:tcMar>
-              <w:top w:type="dxa" w:w="60"/>
-              <w:left w:type="dxa" w:w="120"/>
-              <w:bottom w:type="dxa" w:w="60"/>
-              <w:right w:type="dxa" w:w="120"/>
-            </w:tcMar>
-          </w:tcPr>
-          <w:p>
-            <w:r>
-              <w:rPr>
-                <w:rFonts w:ascii="BIZ UDPゴシック" w:cs="BIZ UDPゴシック" w:eastAsia="BIZ UDPゴシック" w:hAnsi="BIZ UDPゴシック"/>
+            <w:shd w:fill="FFFFFF" w:val="clear"/>
+            <w:tcMar>
+              <w:top w:type="dxa" w:w="60"/>
+              <w:left w:type="dxa" w:w="100"/>
+              <w:bottom w:type="dxa" w:w="60"/>
+              <w:right w:type="dxa" w:w="100"/>
+            </w:tcMar>
+          </w:tcPr>
+          <w:p>
+            <w:r>
+              <w:rPr>
+                <w:rFonts w:ascii="BIZ UDPゴシック" w:cs="BIZ UDPゴシック" w:eastAsia="BIZ UDPゴシック" w:hAnsi="BIZ UDPゴシック"/>
+                <w:b w:val="false"/>
+                <w:bCs w:val="false"/>
+                <w:color w:val="000000"/>
                 <w:sz w:val="18"/>
                 <w:szCs w:val="18"/>
               </w:rPr>
@@ -6283,17 +6893,21 @@
               <w:bottom w:val="single" w:color="CCCCCC" w:sz="4"/>
               <w:right w:val="single" w:color="CCCCCC" w:sz="4"/>
             </w:tcBorders>
-            <w:tcMar>
-              <w:top w:type="dxa" w:w="60"/>
-              <w:left w:type="dxa" w:w="120"/>
-              <w:bottom w:type="dxa" w:w="60"/>
-              <w:right w:type="dxa" w:w="120"/>
-            </w:tcMar>
-          </w:tcPr>
-          <w:p>
-            <w:r>
-              <w:rPr>
-                <w:rFonts w:ascii="BIZ UDPゴシック" w:cs="BIZ UDPゴシック" w:eastAsia="BIZ UDPゴシック" w:hAnsi="BIZ UDPゴシック"/>
+            <w:shd w:fill="FFFFFF" w:val="clear"/>
+            <w:tcMar>
+              <w:top w:type="dxa" w:w="60"/>
+              <w:left w:type="dxa" w:w="100"/>
+              <w:bottom w:type="dxa" w:w="60"/>
+              <w:right w:type="dxa" w:w="100"/>
+            </w:tcMar>
+          </w:tcPr>
+          <w:p>
+            <w:r>
+              <w:rPr>
+                <w:rFonts w:ascii="BIZ UDPゴシック" w:cs="BIZ UDPゴシック" w:eastAsia="BIZ UDPゴシック" w:hAnsi="BIZ UDPゴシック"/>
+                <w:b w:val="false"/>
+                <w:bCs w:val="false"/>
+                <w:color w:val="000000"/>
                 <w:sz w:val="18"/>
                 <w:szCs w:val="18"/>
               </w:rPr>
@@ -6310,17 +6924,21 @@
               <w:bottom w:val="single" w:color="CCCCCC" w:sz="4"/>
               <w:right w:val="single" w:color="CCCCCC" w:sz="4"/>
             </w:tcBorders>
-            <w:tcMar>
-              <w:top w:type="dxa" w:w="60"/>
-              <w:left w:type="dxa" w:w="120"/>
-              <w:bottom w:type="dxa" w:w="60"/>
-              <w:right w:type="dxa" w:w="120"/>
-            </w:tcMar>
-          </w:tcPr>
-          <w:p>
-            <w:r>
-              <w:rPr>
-                <w:rFonts w:ascii="BIZ UDPゴシック" w:cs="BIZ UDPゴシック" w:eastAsia="BIZ UDPゴシック" w:hAnsi="BIZ UDPゴシック"/>
+            <w:shd w:fill="FFFFFF" w:val="clear"/>
+            <w:tcMar>
+              <w:top w:type="dxa" w:w="60"/>
+              <w:left w:type="dxa" w:w="100"/>
+              <w:bottom w:type="dxa" w:w="60"/>
+              <w:right w:type="dxa" w:w="100"/>
+            </w:tcMar>
+          </w:tcPr>
+          <w:p>
+            <w:r>
+              <w:rPr>
+                <w:rFonts w:ascii="BIZ UDPゴシック" w:cs="BIZ UDPゴシック" w:eastAsia="BIZ UDPゴシック" w:hAnsi="BIZ UDPゴシック"/>
+                <w:b w:val="false"/>
+                <w:bCs w:val="false"/>
+                <w:color w:val="000000"/>
                 <w:sz w:val="18"/>
                 <w:szCs w:val="18"/>
               </w:rPr>
@@ -6338,17 +6956,21 @@
               <w:bottom w:val="single" w:color="CCCCCC" w:sz="4"/>
               <w:right w:val="single" w:color="CCCCCC" w:sz="4"/>
             </w:tcBorders>
-            <w:tcMar>
-              <w:top w:type="dxa" w:w="60"/>
-              <w:left w:type="dxa" w:w="120"/>
-              <w:bottom w:type="dxa" w:w="60"/>
-              <w:right w:type="dxa" w:w="120"/>
-            </w:tcMar>
-          </w:tcPr>
-          <w:p>
-            <w:r>
-              <w:rPr>
-                <w:rFonts w:ascii="BIZ UDPゴシック" w:cs="BIZ UDPゴシック" w:eastAsia="BIZ UDPゴシック" w:hAnsi="BIZ UDPゴシック"/>
+            <w:shd w:fill="FFFFFF" w:val="clear"/>
+            <w:tcMar>
+              <w:top w:type="dxa" w:w="60"/>
+              <w:left w:type="dxa" w:w="100"/>
+              <w:bottom w:type="dxa" w:w="60"/>
+              <w:right w:type="dxa" w:w="100"/>
+            </w:tcMar>
+          </w:tcPr>
+          <w:p>
+            <w:r>
+              <w:rPr>
+                <w:rFonts w:ascii="BIZ UDPゴシック" w:cs="BIZ UDPゴシック" w:eastAsia="BIZ UDPゴシック" w:hAnsi="BIZ UDPゴシック"/>
+                <w:b w:val="false"/>
+                <w:bCs w:val="false"/>
+                <w:color w:val="000000"/>
                 <w:sz w:val="18"/>
                 <w:szCs w:val="18"/>
               </w:rPr>
@@ -6365,17 +6987,21 @@
               <w:bottom w:val="single" w:color="CCCCCC" w:sz="4"/>
               <w:right w:val="single" w:color="CCCCCC" w:sz="4"/>
             </w:tcBorders>
-            <w:tcMar>
-              <w:top w:type="dxa" w:w="60"/>
-              <w:left w:type="dxa" w:w="120"/>
-              <w:bottom w:type="dxa" w:w="60"/>
-              <w:right w:type="dxa" w:w="120"/>
-            </w:tcMar>
-          </w:tcPr>
-          <w:p>
-            <w:r>
-              <w:rPr>
-                <w:rFonts w:ascii="BIZ UDPゴシック" w:cs="BIZ UDPゴシック" w:eastAsia="BIZ UDPゴシック" w:hAnsi="BIZ UDPゴシック"/>
+            <w:shd w:fill="FFFFFF" w:val="clear"/>
+            <w:tcMar>
+              <w:top w:type="dxa" w:w="60"/>
+              <w:left w:type="dxa" w:w="100"/>
+              <w:bottom w:type="dxa" w:w="60"/>
+              <w:right w:type="dxa" w:w="100"/>
+            </w:tcMar>
+          </w:tcPr>
+          <w:p>
+            <w:r>
+              <w:rPr>
+                <w:rFonts w:ascii="BIZ UDPゴシック" w:cs="BIZ UDPゴシック" w:eastAsia="BIZ UDPゴシック" w:hAnsi="BIZ UDPゴシック"/>
+                <w:b w:val="false"/>
+                <w:bCs w:val="false"/>
+                <w:color w:val="000000"/>
                 <w:sz w:val="18"/>
                 <w:szCs w:val="18"/>
               </w:rPr>
@@ -6386,6 +7012,9 @@
       </w:tr>
     </w:tbl>
     <w:p>
+      <w:pPr>
+        <w:spacing w:before="60" w:after="60"/>
+      </w:pPr>
       <w:r>
         <w:rPr>
           <w:rFonts w:ascii="BIZ UDPゴシック" w:cs="BIZ UDPゴシック" w:eastAsia="BIZ UDPゴシック" w:hAnsi="BIZ UDPゴシック"/>
@@ -6404,288 +7033,16 @@
           <w:rFonts w:ascii="BIZ UDPゴシック" w:cs="BIZ UDPゴシック" w:eastAsia="BIZ UDPゴシック" w:hAnsi="BIZ UDPゴシック"/>
           <w:b/>
           <w:bCs/>
-          <w:sz w:val="24"/>
-          <w:szCs w:val="24"/>
-        </w:rPr>
-        <w:t xml:space="preserve">2. 問題発生時の切り戻し手順</w:t>
-      </w:r>
-    </w:p>
-    <w:p>
-      <w:pPr>
-        <w:pStyle w:val="Heading2"/>
-      </w:pPr>
-      <w:r>
-        <w:rPr>
-          <w:rFonts w:ascii="BIZ UDPゴシック" w:cs="BIZ UDPゴシック" w:eastAsia="BIZ UDPゴシック" w:hAnsi="BIZ UDPゴシック"/>
-          <w:b/>
-          <w:bCs/>
-          <w:sz w:val="18"/>
-          <w:szCs w:val="18"/>
-        </w:rPr>
-        <w:t xml:space="preserve">■ 切り戻しコマンド（CloudShell）</w:t>
-      </w:r>
-    </w:p>
-    <w:tbl>
-      <w:tblPr>
-        <w:tblW w:type="dxa" w:w="8504"/>
-        <w:tblBorders>
-          <w:top w:val="single" w:color="auto" w:sz="4"/>
-          <w:left w:val="single" w:color="auto" w:sz="4"/>
-          <w:bottom w:val="single" w:color="auto" w:sz="4"/>
-          <w:right w:val="single" w:color="auto" w:sz="4"/>
-          <w:insideH w:val="single" w:color="auto" w:sz="4"/>
-          <w:insideV w:val="single" w:color="auto" w:sz="4"/>
-        </w:tblBorders>
-      </w:tblPr>
-      <w:tblGrid>
-        <w:gridCol w:w="8504"/>
-      </w:tblGrid>
-      <w:tr>
-        <w:trPr>
-          <w:cantSplit/>
-        </w:trPr>
-      </w:tr>
-      <w:tr>
-        <w:trPr>
-          <w:cantSplit/>
-        </w:trPr>
-        <w:tc>
-          <w:tcPr>
-            <w:tcW w:type="dxa" w:w="8504"/>
-            <w:tcBorders>
-              <w:top w:val="single" w:color="CCCCCC" w:sz="4"/>
-              <w:left w:val="single" w:color="CCCCCC" w:sz="4"/>
-              <w:bottom w:val="single" w:color="CCCCCC" w:sz="4"/>
-              <w:right w:val="single" w:color="CCCCCC" w:sz="4"/>
-            </w:tcBorders>
-            <w:tcMar>
-              <w:top w:type="dxa" w:w="60"/>
-              <w:left w:type="dxa" w:w="120"/>
-              <w:bottom w:type="dxa" w:w="60"/>
-              <w:right w:type="dxa" w:w="120"/>
-            </w:tcMar>
-          </w:tcPr>
-          <w:p>
-            <w:r>
-              <w:rPr>
-                <w:rFonts w:ascii="BIZ UDPゴシック" w:cs="BIZ UDPゴシック" w:eastAsia="BIZ UDPゴシック" w:hAnsi="BIZ UDPゴシック"/>
-                <w:sz w:val="18"/>
-                <w:szCs w:val="18"/>
-              </w:rPr>
-              <w:t xml:space="preserve">REGION="ap-northeast-1"</w:t>
-            </w:r>
-          </w:p>
-        </w:tc>
-      </w:tr>
-      <w:tr>
-        <w:trPr>
-          <w:cantSplit/>
-        </w:trPr>
-        <w:tc>
-          <w:tcPr>
-            <w:tcW w:type="dxa" w:w="8504"/>
-            <w:tcBorders>
-              <w:top w:val="single" w:color="CCCCCC" w:sz="4"/>
-              <w:left w:val="single" w:color="CCCCCC" w:sz="4"/>
-              <w:bottom w:val="single" w:color="CCCCCC" w:sz="4"/>
-              <w:right w:val="single" w:color="CCCCCC" w:sz="4"/>
-            </w:tcBorders>
-            <w:tcMar>
-              <w:top w:type="dxa" w:w="60"/>
-              <w:left w:type="dxa" w:w="120"/>
-              <w:bottom w:type="dxa" w:w="60"/>
-              <w:right w:type="dxa" w:w="120"/>
-            </w:tcMar>
-          </w:tcPr>
-          <w:p>
-            <w:r>
-              <w:rPr>
-                <w:rFonts w:ascii="BIZ UDPゴシック" w:cs="BIZ UDPゴシック" w:eastAsia="BIZ UDPゴシック" w:hAnsi="BIZ UDPゴシック"/>
-                <w:sz w:val="18"/>
-                <w:szCs w:val="18"/>
-              </w:rPr>
-              <w:t xml:space="preserve"># Step 1: EventBridge ルールを両方とも無効化</w:t>
-            </w:r>
-          </w:p>
-        </w:tc>
-      </w:tr>
-      <w:tr>
-        <w:trPr>
-          <w:cantSplit/>
-        </w:trPr>
-        <w:tc>
-          <w:tcPr>
-            <w:tcW w:type="dxa" w:w="8504"/>
-            <w:tcBorders>
-              <w:top w:val="single" w:color="CCCCCC" w:sz="4"/>
-              <w:left w:val="single" w:color="CCCCCC" w:sz="4"/>
-              <w:bottom w:val="single" w:color="CCCCCC" w:sz="4"/>
-              <w:right w:val="single" w:color="CCCCCC" w:sz="4"/>
-            </w:tcBorders>
-            <w:tcMar>
-              <w:top w:type="dxa" w:w="60"/>
-              <w:left w:type="dxa" w:w="120"/>
-              <w:bottom w:type="dxa" w:w="60"/>
-              <w:right w:type="dxa" w:w="120"/>
-            </w:tcMar>
-          </w:tcPr>
-          <w:p>
-            <w:r>
-              <w:rPr>
-                <w:rFonts w:ascii="BIZ UDPゴシック" w:cs="BIZ UDPゴシック" w:eastAsia="BIZ UDPゴシック" w:hAnsi="BIZ UDPゴシック"/>
-                <w:sz w:val="18"/>
-                <w:szCs w:val="18"/>
-              </w:rPr>
-              <w:t xml:space="preserve">aws events disable-rule --region $REGION --name ksm-posprd-eb-tf-start</w:t>
-            </w:r>
-          </w:p>
-        </w:tc>
-      </w:tr>
-      <w:tr>
-        <w:trPr>
-          <w:cantSplit/>
-        </w:trPr>
-        <w:tc>
-          <w:tcPr>
-            <w:tcW w:type="dxa" w:w="8504"/>
-            <w:tcBorders>
-              <w:top w:val="single" w:color="CCCCCC" w:sz="4"/>
-              <w:left w:val="single" w:color="CCCCCC" w:sz="4"/>
-              <w:bottom w:val="single" w:color="CCCCCC" w:sz="4"/>
-              <w:right w:val="single" w:color="CCCCCC" w:sz="4"/>
-            </w:tcBorders>
-            <w:tcMar>
-              <w:top w:type="dxa" w:w="60"/>
-              <w:left w:type="dxa" w:w="120"/>
-              <w:bottom w:type="dxa" w:w="60"/>
-              <w:right w:type="dxa" w:w="120"/>
-            </w:tcMar>
-          </w:tcPr>
-          <w:p>
-            <w:r>
-              <w:rPr>
-                <w:rFonts w:ascii="BIZ UDPゴシック" w:cs="BIZ UDPゴシック" w:eastAsia="BIZ UDPゴシック" w:hAnsi="BIZ UDPゴシック"/>
-                <w:sz w:val="18"/>
-                <w:szCs w:val="18"/>
-              </w:rPr>
-              <w:t xml:space="preserve">aws events disable-rule --region $REGION --name ksm-posprd-eb-tf-stop</w:t>
-            </w:r>
-          </w:p>
-        </w:tc>
-      </w:tr>
-      <w:tr>
-        <w:trPr>
-          <w:cantSplit/>
-        </w:trPr>
-        <w:tc>
-          <w:tcPr>
-            <w:tcW w:type="dxa" w:w="8504"/>
-            <w:tcBorders>
-              <w:top w:val="single" w:color="CCCCCC" w:sz="4"/>
-              <w:left w:val="single" w:color="CCCCCC" w:sz="4"/>
-              <w:bottom w:val="single" w:color="CCCCCC" w:sz="4"/>
-              <w:right w:val="single" w:color="CCCCCC" w:sz="4"/>
-            </w:tcBorders>
-            <w:tcMar>
-              <w:top w:type="dxa" w:w="60"/>
-              <w:left w:type="dxa" w:w="120"/>
-              <w:bottom w:type="dxa" w:w="60"/>
-              <w:right w:type="dxa" w:w="120"/>
-            </w:tcMar>
-          </w:tcPr>
-          <w:p>
-            <w:r>
-              <w:rPr>
-                <w:rFonts w:ascii="BIZ UDPゴシック" w:cs="BIZ UDPゴシック" w:eastAsia="BIZ UDPゴシック" w:hAnsi="BIZ UDPゴシック"/>
-                <w:sz w:val="18"/>
-                <w:szCs w:val="18"/>
-              </w:rPr>
-              <w:t xml:space="preserve"># Step 2: OC系・SH系サーバーを手動で起動（常時ONLINEに戻す）</w:t>
-            </w:r>
-          </w:p>
-        </w:tc>
-      </w:tr>
-      <w:tr>
-        <w:trPr>
-          <w:cantSplit/>
-        </w:trPr>
-        <w:tc>
-          <w:tcPr>
-            <w:tcW w:type="dxa" w:w="8504"/>
-            <w:tcBorders>
-              <w:top w:val="single" w:color="CCCCCC" w:sz="4"/>
-              <w:left w:val="single" w:color="CCCCCC" w:sz="4"/>
-              <w:bottom w:val="single" w:color="CCCCCC" w:sz="4"/>
-              <w:right w:val="single" w:color="CCCCCC" w:sz="4"/>
-            </w:tcBorders>
-            <w:tcMar>
-              <w:top w:type="dxa" w:w="60"/>
-              <w:left w:type="dxa" w:w="120"/>
-              <w:bottom w:type="dxa" w:w="60"/>
-              <w:right w:type="dxa" w:w="120"/>
-            </w:tcMar>
-          </w:tcPr>
-          <w:p>
-            <w:r>
-              <w:rPr>
-                <w:rFonts w:ascii="BIZ UDPゴシック" w:cs="BIZ UDPゴシック" w:eastAsia="BIZ UDPゴシック" w:hAnsi="BIZ UDPゴシック"/>
-                <w:sz w:val="18"/>
-                <w:szCs w:val="18"/>
-              </w:rPr>
-              <w:t xml:space="preserve">aws transfer start-server --region $REGION --server-id s-2a4905e8210f48248</w:t>
-            </w:r>
-          </w:p>
-        </w:tc>
-      </w:tr>
-      <w:tr>
-        <w:trPr>
-          <w:cantSplit/>
-        </w:trPr>
-        <w:tc>
-          <w:tcPr>
-            <w:tcW w:type="dxa" w:w="8504"/>
-            <w:tcBorders>
-              <w:top w:val="single" w:color="CCCCCC" w:sz="4"/>
-              <w:left w:val="single" w:color="CCCCCC" w:sz="4"/>
-              <w:bottom w:val="single" w:color="CCCCCC" w:sz="4"/>
-              <w:right w:val="single" w:color="CCCCCC" w:sz="4"/>
-            </w:tcBorders>
-            <w:tcMar>
-              <w:top w:type="dxa" w:w="60"/>
-              <w:left w:type="dxa" w:w="120"/>
-              <w:bottom w:type="dxa" w:w="60"/>
-              <w:right w:type="dxa" w:w="120"/>
-            </w:tcMar>
-          </w:tcPr>
-          <w:p>
-            <w:r>
-              <w:rPr>
-                <w:rFonts w:ascii="BIZ UDPゴシック" w:cs="BIZ UDPゴシック" w:eastAsia="BIZ UDPゴシック" w:hAnsi="BIZ UDPゴシック"/>
-                <w:sz w:val="18"/>
-                <w:szCs w:val="18"/>
-              </w:rPr>
-              <w:t xml:space="preserve">aws transfer start-server --region $REGION --server-id s-5546031218784c4ba</w:t>
-            </w:r>
-          </w:p>
-        </w:tc>
-      </w:tr>
-    </w:tbl>
-    <w:p>
-      <w:pPr>
-        <w:pStyle w:val="Heading1"/>
-      </w:pPr>
-      <w:r>
-        <w:rPr>
-          <w:rFonts w:ascii="BIZ UDPゴシック" w:cs="BIZ UDPゴシック" w:eastAsia="BIZ UDPゴシック" w:hAnsi="BIZ UDPゴシック"/>
-          <w:b/>
-          <w:bCs/>
-          <w:sz w:val="24"/>
-          <w:szCs w:val="24"/>
+          <w:sz w:val="32"/>
+          <w:szCs w:val="32"/>
         </w:rPr>
         <w:t xml:space="preserve">6. 時間外手動操作手順</w:t>
       </w:r>
     </w:p>
     <w:p>
+      <w:pPr>
+        <w:spacing w:before="60" w:after="60"/>
+      </w:pPr>
       <w:r>
         <w:rPr>
           <w:rFonts w:ascii="BIZ UDPゴシック" w:cs="BIZ UDPゴシック" w:eastAsia="BIZ UDPゴシック" w:hAnsi="BIZ UDPゴシック"/>
@@ -6729,9 +7086,9 @@
             <w:shd w:fill="D6E4F0" w:val="clear"/>
             <w:tcMar>
               <w:top w:type="dxa" w:w="60"/>
-              <w:left w:type="dxa" w:w="120"/>
-              <w:bottom w:type="dxa" w:w="60"/>
-              <w:right w:type="dxa" w:w="120"/>
+              <w:left w:type="dxa" w:w="100"/>
+              <w:bottom w:type="dxa" w:w="60"/>
+              <w:right w:type="dxa" w:w="100"/>
             </w:tcMar>
           </w:tcPr>
           <w:p>
@@ -6740,6 +7097,7 @@
                 <w:rFonts w:ascii="BIZ UDPゴシック" w:cs="BIZ UDPゴシック" w:eastAsia="BIZ UDPゴシック" w:hAnsi="BIZ UDPゴシック"/>
                 <w:b/>
                 <w:bCs/>
+                <w:color w:val="000000"/>
                 <w:sz w:val="18"/>
                 <w:szCs w:val="18"/>
               </w:rPr>
@@ -6759,9 +7117,9 @@
             <w:shd w:fill="D6E4F0" w:val="clear"/>
             <w:tcMar>
               <w:top w:type="dxa" w:w="60"/>
-              <w:left w:type="dxa" w:w="120"/>
-              <w:bottom w:type="dxa" w:w="60"/>
-              <w:right w:type="dxa" w:w="120"/>
+              <w:left w:type="dxa" w:w="100"/>
+              <w:bottom w:type="dxa" w:w="60"/>
+              <w:right w:type="dxa" w:w="100"/>
             </w:tcMar>
           </w:tcPr>
           <w:p>
@@ -6770,6 +7128,7 @@
                 <w:rFonts w:ascii="BIZ UDPゴシック" w:cs="BIZ UDPゴシック" w:eastAsia="BIZ UDPゴシック" w:hAnsi="BIZ UDPゴシック"/>
                 <w:b/>
                 <w:bCs/>
+                <w:color w:val="000000"/>
                 <w:sz w:val="18"/>
                 <w:szCs w:val="18"/>
               </w:rPr>
@@ -6789,9 +7148,9 @@
             <w:shd w:fill="D6E4F0" w:val="clear"/>
             <w:tcMar>
               <w:top w:type="dxa" w:w="60"/>
-              <w:left w:type="dxa" w:w="120"/>
-              <w:bottom w:type="dxa" w:w="60"/>
-              <w:right w:type="dxa" w:w="120"/>
+              <w:left w:type="dxa" w:w="100"/>
+              <w:bottom w:type="dxa" w:w="60"/>
+              <w:right w:type="dxa" w:w="100"/>
             </w:tcMar>
           </w:tcPr>
           <w:p>
@@ -6800,6 +7159,7 @@
                 <w:rFonts w:ascii="BIZ UDPゴシック" w:cs="BIZ UDPゴシック" w:eastAsia="BIZ UDPゴシック" w:hAnsi="BIZ UDPゴシック"/>
                 <w:b/>
                 <w:bCs/>
+                <w:color w:val="000000"/>
                 <w:sz w:val="18"/>
                 <w:szCs w:val="18"/>
               </w:rPr>
@@ -6819,9 +7179,9 @@
             <w:shd w:fill="D6E4F0" w:val="clear"/>
             <w:tcMar>
               <w:top w:type="dxa" w:w="60"/>
-              <w:left w:type="dxa" w:w="120"/>
-              <w:bottom w:type="dxa" w:w="60"/>
-              <w:right w:type="dxa" w:w="120"/>
+              <w:left w:type="dxa" w:w="100"/>
+              <w:bottom w:type="dxa" w:w="60"/>
+              <w:right w:type="dxa" w:w="100"/>
             </w:tcMar>
           </w:tcPr>
           <w:p>
@@ -6830,6 +7190,7 @@
                 <w:rFonts w:ascii="BIZ UDPゴシック" w:cs="BIZ UDPゴシック" w:eastAsia="BIZ UDPゴシック" w:hAnsi="BIZ UDPゴシック"/>
                 <w:b/>
                 <w:bCs/>
+                <w:color w:val="000000"/>
                 <w:sz w:val="18"/>
                 <w:szCs w:val="18"/>
               </w:rPr>
@@ -6851,17 +7212,21 @@
               <w:bottom w:val="single" w:color="CCCCCC" w:sz="4"/>
               <w:right w:val="single" w:color="CCCCCC" w:sz="4"/>
             </w:tcBorders>
-            <w:tcMar>
-              <w:top w:type="dxa" w:w="60"/>
-              <w:left w:type="dxa" w:w="120"/>
-              <w:bottom w:type="dxa" w:w="60"/>
-              <w:right w:type="dxa" w:w="120"/>
-            </w:tcMar>
-          </w:tcPr>
-          <w:p>
-            <w:r>
-              <w:rPr>
-                <w:rFonts w:ascii="BIZ UDPゴシック" w:cs="BIZ UDPゴシック" w:eastAsia="BIZ UDPゴシック" w:hAnsi="BIZ UDPゴシック"/>
+            <w:shd w:fill="FFFFFF" w:val="clear"/>
+            <w:tcMar>
+              <w:top w:type="dxa" w:w="60"/>
+              <w:left w:type="dxa" w:w="100"/>
+              <w:bottom w:type="dxa" w:w="60"/>
+              <w:right w:type="dxa" w:w="100"/>
+            </w:tcMar>
+          </w:tcPr>
+          <w:p>
+            <w:r>
+              <w:rPr>
+                <w:rFonts w:ascii="BIZ UDPゴシック" w:cs="BIZ UDPゴシック" w:eastAsia="BIZ UDPゴシック" w:hAnsi="BIZ UDPゴシック"/>
+                <w:b w:val="false"/>
+                <w:bCs w:val="false"/>
+                <w:color w:val="000000"/>
                 <w:sz w:val="18"/>
                 <w:szCs w:val="18"/>
               </w:rPr>
@@ -6878,17 +7243,21 @@
               <w:bottom w:val="single" w:color="CCCCCC" w:sz="4"/>
               <w:right w:val="single" w:color="CCCCCC" w:sz="4"/>
             </w:tcBorders>
-            <w:tcMar>
-              <w:top w:type="dxa" w:w="60"/>
-              <w:left w:type="dxa" w:w="120"/>
-              <w:bottom w:type="dxa" w:w="60"/>
-              <w:right w:type="dxa" w:w="120"/>
-            </w:tcMar>
-          </w:tcPr>
-          <w:p>
-            <w:r>
-              <w:rPr>
-                <w:rFonts w:ascii="BIZ UDPゴシック" w:cs="BIZ UDPゴシック" w:eastAsia="BIZ UDPゴシック" w:hAnsi="BIZ UDPゴシック"/>
+            <w:shd w:fill="FFFFFF" w:val="clear"/>
+            <w:tcMar>
+              <w:top w:type="dxa" w:w="60"/>
+              <w:left w:type="dxa" w:w="100"/>
+              <w:bottom w:type="dxa" w:w="60"/>
+              <w:right w:type="dxa" w:w="100"/>
+            </w:tcMar>
+          </w:tcPr>
+          <w:p>
+            <w:r>
+              <w:rPr>
+                <w:rFonts w:ascii="BIZ UDPゴシック" w:cs="BIZ UDPゴシック" w:eastAsia="BIZ UDPゴシック" w:hAnsi="BIZ UDPゴシック"/>
+                <w:b w:val="false"/>
+                <w:bCs w:val="false"/>
+                <w:color w:val="000000"/>
                 <w:sz w:val="18"/>
                 <w:szCs w:val="18"/>
               </w:rPr>
@@ -6906,17 +7275,21 @@
               <w:bottom w:val="single" w:color="CCCCCC" w:sz="4"/>
               <w:right w:val="single" w:color="CCCCCC" w:sz="4"/>
             </w:tcBorders>
-            <w:tcMar>
-              <w:top w:type="dxa" w:w="60"/>
-              <w:left w:type="dxa" w:w="120"/>
-              <w:bottom w:type="dxa" w:w="60"/>
-              <w:right w:type="dxa" w:w="120"/>
-            </w:tcMar>
-          </w:tcPr>
-          <w:p>
-            <w:r>
-              <w:rPr>
-                <w:rFonts w:ascii="BIZ UDPゴシック" w:cs="BIZ UDPゴシック" w:eastAsia="BIZ UDPゴシック" w:hAnsi="BIZ UDPゴシック"/>
+            <w:shd w:fill="FFFFFF" w:val="clear"/>
+            <w:tcMar>
+              <w:top w:type="dxa" w:w="60"/>
+              <w:left w:type="dxa" w:w="100"/>
+              <w:bottom w:type="dxa" w:w="60"/>
+              <w:right w:type="dxa" w:w="100"/>
+            </w:tcMar>
+          </w:tcPr>
+          <w:p>
+            <w:r>
+              <w:rPr>
+                <w:rFonts w:ascii="BIZ UDPゴシック" w:cs="BIZ UDPゴシック" w:eastAsia="BIZ UDPゴシック" w:hAnsi="BIZ UDPゴシック"/>
+                <w:b w:val="false"/>
+                <w:bCs w:val="false"/>
+                <w:color w:val="000000"/>
                 <w:sz w:val="18"/>
                 <w:szCs w:val="18"/>
               </w:rPr>
@@ -6933,17 +7306,21 @@
               <w:bottom w:val="single" w:color="CCCCCC" w:sz="4"/>
               <w:right w:val="single" w:color="CCCCCC" w:sz="4"/>
             </w:tcBorders>
-            <w:tcMar>
-              <w:top w:type="dxa" w:w="60"/>
-              <w:left w:type="dxa" w:w="120"/>
-              <w:bottom w:type="dxa" w:w="60"/>
-              <w:right w:type="dxa" w:w="120"/>
-            </w:tcMar>
-          </w:tcPr>
-          <w:p>
-            <w:r>
-              <w:rPr>
-                <w:rFonts w:ascii="BIZ UDPゴシック" w:cs="BIZ UDPゴシック" w:eastAsia="BIZ UDPゴシック" w:hAnsi="BIZ UDPゴシック"/>
+            <w:shd w:fill="FFFFFF" w:val="clear"/>
+            <w:tcMar>
+              <w:top w:type="dxa" w:w="60"/>
+              <w:left w:type="dxa" w:w="100"/>
+              <w:bottom w:type="dxa" w:w="60"/>
+              <w:right w:type="dxa" w:w="100"/>
+            </w:tcMar>
+          </w:tcPr>
+          <w:p>
+            <w:r>
+              <w:rPr>
+                <w:rFonts w:ascii="BIZ UDPゴシック" w:cs="BIZ UDPゴシック" w:eastAsia="BIZ UDPゴシック" w:hAnsi="BIZ UDPゴシック"/>
+                <w:b w:val="false"/>
+                <w:bCs w:val="false"/>
+                <w:color w:val="000000"/>
                 <w:sz w:val="18"/>
                 <w:szCs w:val="18"/>
               </w:rPr>
@@ -6965,17 +7342,21 @@
               <w:bottom w:val="single" w:color="CCCCCC" w:sz="4"/>
               <w:right w:val="single" w:color="CCCCCC" w:sz="4"/>
             </w:tcBorders>
-            <w:tcMar>
-              <w:top w:type="dxa" w:w="60"/>
-              <w:left w:type="dxa" w:w="120"/>
-              <w:bottom w:type="dxa" w:w="60"/>
-              <w:right w:type="dxa" w:w="120"/>
-            </w:tcMar>
-          </w:tcPr>
-          <w:p>
-            <w:r>
-              <w:rPr>
-                <w:rFonts w:ascii="BIZ UDPゴシック" w:cs="BIZ UDPゴシック" w:eastAsia="BIZ UDPゴシック" w:hAnsi="BIZ UDPゴシック"/>
+            <w:shd w:fill="FFFFFF" w:val="clear"/>
+            <w:tcMar>
+              <w:top w:type="dxa" w:w="60"/>
+              <w:left w:type="dxa" w:w="100"/>
+              <w:bottom w:type="dxa" w:w="60"/>
+              <w:right w:type="dxa" w:w="100"/>
+            </w:tcMar>
+          </w:tcPr>
+          <w:p>
+            <w:r>
+              <w:rPr>
+                <w:rFonts w:ascii="BIZ UDPゴシック" w:cs="BIZ UDPゴシック" w:eastAsia="BIZ UDPゴシック" w:hAnsi="BIZ UDPゴシック"/>
+                <w:b w:val="false"/>
+                <w:bCs w:val="false"/>
+                <w:color w:val="000000"/>
                 <w:sz w:val="18"/>
                 <w:szCs w:val="18"/>
               </w:rPr>
@@ -6992,17 +7373,21 @@
               <w:bottom w:val="single" w:color="CCCCCC" w:sz="4"/>
               <w:right w:val="single" w:color="CCCCCC" w:sz="4"/>
             </w:tcBorders>
-            <w:tcMar>
-              <w:top w:type="dxa" w:w="60"/>
-              <w:left w:type="dxa" w:w="120"/>
-              <w:bottom w:type="dxa" w:w="60"/>
-              <w:right w:type="dxa" w:w="120"/>
-            </w:tcMar>
-          </w:tcPr>
-          <w:p>
-            <w:r>
-              <w:rPr>
-                <w:rFonts w:ascii="BIZ UDPゴシック" w:cs="BIZ UDPゴシック" w:eastAsia="BIZ UDPゴシック" w:hAnsi="BIZ UDPゴシック"/>
+            <w:shd w:fill="FFFFFF" w:val="clear"/>
+            <w:tcMar>
+              <w:top w:type="dxa" w:w="60"/>
+              <w:left w:type="dxa" w:w="100"/>
+              <w:bottom w:type="dxa" w:w="60"/>
+              <w:right w:type="dxa" w:w="100"/>
+            </w:tcMar>
+          </w:tcPr>
+          <w:p>
+            <w:r>
+              <w:rPr>
+                <w:rFonts w:ascii="BIZ UDPゴシック" w:cs="BIZ UDPゴシック" w:eastAsia="BIZ UDPゴシック" w:hAnsi="BIZ UDPゴシック"/>
+                <w:b w:val="false"/>
+                <w:bCs w:val="false"/>
+                <w:color w:val="000000"/>
                 <w:sz w:val="18"/>
                 <w:szCs w:val="18"/>
               </w:rPr>
@@ -7020,17 +7405,21 @@
               <w:bottom w:val="single" w:color="CCCCCC" w:sz="4"/>
               <w:right w:val="single" w:color="CCCCCC" w:sz="4"/>
             </w:tcBorders>
-            <w:tcMar>
-              <w:top w:type="dxa" w:w="60"/>
-              <w:left w:type="dxa" w:w="120"/>
-              <w:bottom w:type="dxa" w:w="60"/>
-              <w:right w:type="dxa" w:w="120"/>
-            </w:tcMar>
-          </w:tcPr>
-          <w:p>
-            <w:r>
-              <w:rPr>
-                <w:rFonts w:ascii="BIZ UDPゴシック" w:cs="BIZ UDPゴシック" w:eastAsia="BIZ UDPゴシック" w:hAnsi="BIZ UDPゴシック"/>
+            <w:shd w:fill="FFFFFF" w:val="clear"/>
+            <w:tcMar>
+              <w:top w:type="dxa" w:w="60"/>
+              <w:left w:type="dxa" w:w="100"/>
+              <w:bottom w:type="dxa" w:w="60"/>
+              <w:right w:type="dxa" w:w="100"/>
+            </w:tcMar>
+          </w:tcPr>
+          <w:p>
+            <w:r>
+              <w:rPr>
+                <w:rFonts w:ascii="BIZ UDPゴシック" w:cs="BIZ UDPゴシック" w:eastAsia="BIZ UDPゴシック" w:hAnsi="BIZ UDPゴシック"/>
+                <w:b w:val="false"/>
+                <w:bCs w:val="false"/>
+                <w:color w:val="000000"/>
                 <w:sz w:val="18"/>
                 <w:szCs w:val="18"/>
               </w:rPr>
@@ -7047,17 +7436,21 @@
               <w:bottom w:val="single" w:color="CCCCCC" w:sz="4"/>
               <w:right w:val="single" w:color="CCCCCC" w:sz="4"/>
             </w:tcBorders>
-            <w:tcMar>
-              <w:top w:type="dxa" w:w="60"/>
-              <w:left w:type="dxa" w:w="120"/>
-              <w:bottom w:type="dxa" w:w="60"/>
-              <w:right w:type="dxa" w:w="120"/>
-            </w:tcMar>
-          </w:tcPr>
-          <w:p>
-            <w:r>
-              <w:rPr>
-                <w:rFonts w:ascii="BIZ UDPゴシック" w:cs="BIZ UDPゴシック" w:eastAsia="BIZ UDPゴシック" w:hAnsi="BIZ UDPゴシック"/>
+            <w:shd w:fill="FFFFFF" w:val="clear"/>
+            <w:tcMar>
+              <w:top w:type="dxa" w:w="60"/>
+              <w:left w:type="dxa" w:w="100"/>
+              <w:bottom w:type="dxa" w:w="60"/>
+              <w:right w:type="dxa" w:w="100"/>
+            </w:tcMar>
+          </w:tcPr>
+          <w:p>
+            <w:r>
+              <w:rPr>
+                <w:rFonts w:ascii="BIZ UDPゴシック" w:cs="BIZ UDPゴシック" w:eastAsia="BIZ UDPゴシック" w:hAnsi="BIZ UDPゴシック"/>
+                <w:b w:val="false"/>
+                <w:bCs w:val="false"/>
+                <w:color w:val="000000"/>
                 <w:sz w:val="18"/>
                 <w:szCs w:val="18"/>
               </w:rPr>
@@ -7079,17 +7472,21 @@
               <w:bottom w:val="single" w:color="CCCCCC" w:sz="4"/>
               <w:right w:val="single" w:color="CCCCCC" w:sz="4"/>
             </w:tcBorders>
-            <w:tcMar>
-              <w:top w:type="dxa" w:w="60"/>
-              <w:left w:type="dxa" w:w="120"/>
-              <w:bottom w:type="dxa" w:w="60"/>
-              <w:right w:type="dxa" w:w="120"/>
-            </w:tcMar>
-          </w:tcPr>
-          <w:p>
-            <w:r>
-              <w:rPr>
-                <w:rFonts w:ascii="BIZ UDPゴシック" w:cs="BIZ UDPゴシック" w:eastAsia="BIZ UDPゴシック" w:hAnsi="BIZ UDPゴシック"/>
+            <w:shd w:fill="FFFFFF" w:val="clear"/>
+            <w:tcMar>
+              <w:top w:type="dxa" w:w="60"/>
+              <w:left w:type="dxa" w:w="100"/>
+              <w:bottom w:type="dxa" w:w="60"/>
+              <w:right w:type="dxa" w:w="100"/>
+            </w:tcMar>
+          </w:tcPr>
+          <w:p>
+            <w:r>
+              <w:rPr>
+                <w:rFonts w:ascii="BIZ UDPゴシック" w:cs="BIZ UDPゴシック" w:eastAsia="BIZ UDPゴシック" w:hAnsi="BIZ UDPゴシック"/>
+                <w:b w:val="false"/>
+                <w:bCs w:val="false"/>
+                <w:color w:val="000000"/>
                 <w:sz w:val="18"/>
                 <w:szCs w:val="18"/>
               </w:rPr>
@@ -7106,17 +7503,21 @@
               <w:bottom w:val="single" w:color="CCCCCC" w:sz="4"/>
               <w:right w:val="single" w:color="CCCCCC" w:sz="4"/>
             </w:tcBorders>
-            <w:tcMar>
-              <w:top w:type="dxa" w:w="60"/>
-              <w:left w:type="dxa" w:w="120"/>
-              <w:bottom w:type="dxa" w:w="60"/>
-              <w:right w:type="dxa" w:w="120"/>
-            </w:tcMar>
-          </w:tcPr>
-          <w:p>
-            <w:r>
-              <w:rPr>
-                <w:rFonts w:ascii="BIZ UDPゴシック" w:cs="BIZ UDPゴシック" w:eastAsia="BIZ UDPゴシック" w:hAnsi="BIZ UDPゴシック"/>
+            <w:shd w:fill="FFFFFF" w:val="clear"/>
+            <w:tcMar>
+              <w:top w:type="dxa" w:w="60"/>
+              <w:left w:type="dxa" w:w="100"/>
+              <w:bottom w:type="dxa" w:w="60"/>
+              <w:right w:type="dxa" w:w="100"/>
+            </w:tcMar>
+          </w:tcPr>
+          <w:p>
+            <w:r>
+              <w:rPr>
+                <w:rFonts w:ascii="BIZ UDPゴシック" w:cs="BIZ UDPゴシック" w:eastAsia="BIZ UDPゴシック" w:hAnsi="BIZ UDPゴシック"/>
+                <w:b w:val="false"/>
+                <w:bCs w:val="false"/>
+                <w:color w:val="000000"/>
                 <w:sz w:val="18"/>
                 <w:szCs w:val="18"/>
               </w:rPr>
@@ -7135,17 +7536,21 @@
               <w:bottom w:val="single" w:color="CCCCCC" w:sz="4"/>
               <w:right w:val="single" w:color="CCCCCC" w:sz="4"/>
             </w:tcBorders>
-            <w:tcMar>
-              <w:top w:type="dxa" w:w="60"/>
-              <w:left w:type="dxa" w:w="120"/>
-              <w:bottom w:type="dxa" w:w="60"/>
-              <w:right w:type="dxa" w:w="120"/>
-            </w:tcMar>
-          </w:tcPr>
-          <w:p>
-            <w:r>
-              <w:rPr>
-                <w:rFonts w:ascii="BIZ UDPゴシック" w:cs="BIZ UDPゴシック" w:eastAsia="BIZ UDPゴシック" w:hAnsi="BIZ UDPゴシック"/>
+            <w:shd w:fill="FFFFFF" w:val="clear"/>
+            <w:tcMar>
+              <w:top w:type="dxa" w:w="60"/>
+              <w:left w:type="dxa" w:w="100"/>
+              <w:bottom w:type="dxa" w:w="60"/>
+              <w:right w:type="dxa" w:w="100"/>
+            </w:tcMar>
+          </w:tcPr>
+          <w:p>
+            <w:r>
+              <w:rPr>
+                <w:rFonts w:ascii="BIZ UDPゴシック" w:cs="BIZ UDPゴシック" w:eastAsia="BIZ UDPゴシック" w:hAnsi="BIZ UDPゴシック"/>
+                <w:b w:val="false"/>
+                <w:bCs w:val="false"/>
+                <w:color w:val="000000"/>
                 <w:sz w:val="18"/>
                 <w:szCs w:val="18"/>
               </w:rPr>
@@ -7162,17 +7567,21 @@
               <w:bottom w:val="single" w:color="CCCCCC" w:sz="4"/>
               <w:right w:val="single" w:color="CCCCCC" w:sz="4"/>
             </w:tcBorders>
-            <w:tcMar>
-              <w:top w:type="dxa" w:w="60"/>
-              <w:left w:type="dxa" w:w="120"/>
-              <w:bottom w:type="dxa" w:w="60"/>
-              <w:right w:type="dxa" w:w="120"/>
-            </w:tcMar>
-          </w:tcPr>
-          <w:p>
-            <w:r>
-              <w:rPr>
-                <w:rFonts w:ascii="BIZ UDPゴシック" w:cs="BIZ UDPゴシック" w:eastAsia="BIZ UDPゴシック" w:hAnsi="BIZ UDPゴシック"/>
+            <w:shd w:fill="FFFFFF" w:val="clear"/>
+            <w:tcMar>
+              <w:top w:type="dxa" w:w="60"/>
+              <w:left w:type="dxa" w:w="100"/>
+              <w:bottom w:type="dxa" w:w="60"/>
+              <w:right w:type="dxa" w:w="100"/>
+            </w:tcMar>
+          </w:tcPr>
+          <w:p>
+            <w:r>
+              <w:rPr>
+                <w:rFonts w:ascii="BIZ UDPゴシック" w:cs="BIZ UDPゴシック" w:eastAsia="BIZ UDPゴシック" w:hAnsi="BIZ UDPゴシック"/>
+                <w:b w:val="false"/>
+                <w:bCs w:val="false"/>
+                <w:color w:val="000000"/>
                 <w:sz w:val="18"/>
                 <w:szCs w:val="18"/>
               </w:rPr>
@@ -7194,17 +7603,21 @@
               <w:bottom w:val="single" w:color="CCCCCC" w:sz="4"/>
               <w:right w:val="single" w:color="CCCCCC" w:sz="4"/>
             </w:tcBorders>
-            <w:tcMar>
-              <w:top w:type="dxa" w:w="60"/>
-              <w:left w:type="dxa" w:w="120"/>
-              <w:bottom w:type="dxa" w:w="60"/>
-              <w:right w:type="dxa" w:w="120"/>
-            </w:tcMar>
-          </w:tcPr>
-          <w:p>
-            <w:r>
-              <w:rPr>
-                <w:rFonts w:ascii="BIZ UDPゴシック" w:cs="BIZ UDPゴシック" w:eastAsia="BIZ UDPゴシック" w:hAnsi="BIZ UDPゴシック"/>
+            <w:shd w:fill="FFFFFF" w:val="clear"/>
+            <w:tcMar>
+              <w:top w:type="dxa" w:w="60"/>
+              <w:left w:type="dxa" w:w="100"/>
+              <w:bottom w:type="dxa" w:w="60"/>
+              <w:right w:type="dxa" w:w="100"/>
+            </w:tcMar>
+          </w:tcPr>
+          <w:p>
+            <w:r>
+              <w:rPr>
+                <w:rFonts w:ascii="BIZ UDPゴシック" w:cs="BIZ UDPゴシック" w:eastAsia="BIZ UDPゴシック" w:hAnsi="BIZ UDPゴシック"/>
+                <w:b w:val="false"/>
+                <w:bCs w:val="false"/>
+                <w:color w:val="000000"/>
                 <w:sz w:val="18"/>
                 <w:szCs w:val="18"/>
               </w:rPr>
@@ -7221,17 +7634,21 @@
               <w:bottom w:val="single" w:color="CCCCCC" w:sz="4"/>
               <w:right w:val="single" w:color="CCCCCC" w:sz="4"/>
             </w:tcBorders>
-            <w:tcMar>
-              <w:top w:type="dxa" w:w="60"/>
-              <w:left w:type="dxa" w:w="120"/>
-              <w:bottom w:type="dxa" w:w="60"/>
-              <w:right w:type="dxa" w:w="120"/>
-            </w:tcMar>
-          </w:tcPr>
-          <w:p>
-            <w:r>
-              <w:rPr>
-                <w:rFonts w:ascii="BIZ UDPゴシック" w:cs="BIZ UDPゴシック" w:eastAsia="BIZ UDPゴシック" w:hAnsi="BIZ UDPゴシック"/>
+            <w:shd w:fill="FFFFFF" w:val="clear"/>
+            <w:tcMar>
+              <w:top w:type="dxa" w:w="60"/>
+              <w:left w:type="dxa" w:w="100"/>
+              <w:bottom w:type="dxa" w:w="60"/>
+              <w:right w:type="dxa" w:w="100"/>
+            </w:tcMar>
+          </w:tcPr>
+          <w:p>
+            <w:r>
+              <w:rPr>
+                <w:rFonts w:ascii="BIZ UDPゴシック" w:cs="BIZ UDPゴシック" w:eastAsia="BIZ UDPゴシック" w:hAnsi="BIZ UDPゴシック"/>
+                <w:b w:val="false"/>
+                <w:bCs w:val="false"/>
+                <w:color w:val="000000"/>
                 <w:sz w:val="18"/>
                 <w:szCs w:val="18"/>
               </w:rPr>
@@ -7249,17 +7666,21 @@
               <w:bottom w:val="single" w:color="CCCCCC" w:sz="4"/>
               <w:right w:val="single" w:color="CCCCCC" w:sz="4"/>
             </w:tcBorders>
-            <w:tcMar>
-              <w:top w:type="dxa" w:w="60"/>
-              <w:left w:type="dxa" w:w="120"/>
-              <w:bottom w:type="dxa" w:w="60"/>
-              <w:right w:type="dxa" w:w="120"/>
-            </w:tcMar>
-          </w:tcPr>
-          <w:p>
-            <w:r>
-              <w:rPr>
-                <w:rFonts w:ascii="BIZ UDPゴシック" w:cs="BIZ UDPゴシック" w:eastAsia="BIZ UDPゴシック" w:hAnsi="BIZ UDPゴシック"/>
+            <w:shd w:fill="FFFFFF" w:val="clear"/>
+            <w:tcMar>
+              <w:top w:type="dxa" w:w="60"/>
+              <w:left w:type="dxa" w:w="100"/>
+              <w:bottom w:type="dxa" w:w="60"/>
+              <w:right w:type="dxa" w:w="100"/>
+            </w:tcMar>
+          </w:tcPr>
+          <w:p>
+            <w:r>
+              <w:rPr>
+                <w:rFonts w:ascii="BIZ UDPゴシック" w:cs="BIZ UDPゴシック" w:eastAsia="BIZ UDPゴシック" w:hAnsi="BIZ UDPゴシック"/>
+                <w:b w:val="false"/>
+                <w:bCs w:val="false"/>
+                <w:color w:val="000000"/>
                 <w:sz w:val="18"/>
                 <w:szCs w:val="18"/>
               </w:rPr>
@@ -7276,17 +7697,21 @@
               <w:bottom w:val="single" w:color="CCCCCC" w:sz="4"/>
               <w:right w:val="single" w:color="CCCCCC" w:sz="4"/>
             </w:tcBorders>
-            <w:tcMar>
-              <w:top w:type="dxa" w:w="60"/>
-              <w:left w:type="dxa" w:w="120"/>
-              <w:bottom w:type="dxa" w:w="60"/>
-              <w:right w:type="dxa" w:w="120"/>
-            </w:tcMar>
-          </w:tcPr>
-          <w:p>
-            <w:r>
-              <w:rPr>
-                <w:rFonts w:ascii="BIZ UDPゴシック" w:cs="BIZ UDPゴシック" w:eastAsia="BIZ UDPゴシック" w:hAnsi="BIZ UDPゴシック"/>
+            <w:shd w:fill="FFFFFF" w:val="clear"/>
+            <w:tcMar>
+              <w:top w:type="dxa" w:w="60"/>
+              <w:left w:type="dxa" w:w="100"/>
+              <w:bottom w:type="dxa" w:w="60"/>
+              <w:right w:type="dxa" w:w="100"/>
+            </w:tcMar>
+          </w:tcPr>
+          <w:p>
+            <w:r>
+              <w:rPr>
+                <w:rFonts w:ascii="BIZ UDPゴシック" w:cs="BIZ UDPゴシック" w:eastAsia="BIZ UDPゴシック" w:hAnsi="BIZ UDPゴシック"/>
+                <w:b w:val="false"/>
+                <w:bCs w:val="false"/>
+                <w:color w:val="000000"/>
                 <w:sz w:val="18"/>
                 <w:szCs w:val="18"/>
               </w:rPr>
@@ -7308,17 +7733,21 @@
               <w:bottom w:val="single" w:color="CCCCCC" w:sz="4"/>
               <w:right w:val="single" w:color="CCCCCC" w:sz="4"/>
             </w:tcBorders>
-            <w:tcMar>
-              <w:top w:type="dxa" w:w="60"/>
-              <w:left w:type="dxa" w:w="120"/>
-              <w:bottom w:type="dxa" w:w="60"/>
-              <w:right w:type="dxa" w:w="120"/>
-            </w:tcMar>
-          </w:tcPr>
-          <w:p>
-            <w:r>
-              <w:rPr>
-                <w:rFonts w:ascii="BIZ UDPゴシック" w:cs="BIZ UDPゴシック" w:eastAsia="BIZ UDPゴシック" w:hAnsi="BIZ UDPゴシック"/>
+            <w:shd w:fill="FFFFFF" w:val="clear"/>
+            <w:tcMar>
+              <w:top w:type="dxa" w:w="60"/>
+              <w:left w:type="dxa" w:w="100"/>
+              <w:bottom w:type="dxa" w:w="60"/>
+              <w:right w:type="dxa" w:w="100"/>
+            </w:tcMar>
+          </w:tcPr>
+          <w:p>
+            <w:r>
+              <w:rPr>
+                <w:rFonts w:ascii="BIZ UDPゴシック" w:cs="BIZ UDPゴシック" w:eastAsia="BIZ UDPゴシック" w:hAnsi="BIZ UDPゴシック"/>
+                <w:b w:val="false"/>
+                <w:bCs w:val="false"/>
+                <w:color w:val="000000"/>
                 <w:sz w:val="18"/>
                 <w:szCs w:val="18"/>
               </w:rPr>
@@ -7335,17 +7764,21 @@
               <w:bottom w:val="single" w:color="CCCCCC" w:sz="4"/>
               <w:right w:val="single" w:color="CCCCCC" w:sz="4"/>
             </w:tcBorders>
-            <w:tcMar>
-              <w:top w:type="dxa" w:w="60"/>
-              <w:left w:type="dxa" w:w="120"/>
-              <w:bottom w:type="dxa" w:w="60"/>
-              <w:right w:type="dxa" w:w="120"/>
-            </w:tcMar>
-          </w:tcPr>
-          <w:p>
-            <w:r>
-              <w:rPr>
-                <w:rFonts w:ascii="BIZ UDPゴシック" w:cs="BIZ UDPゴシック" w:eastAsia="BIZ UDPゴシック" w:hAnsi="BIZ UDPゴシック"/>
+            <w:shd w:fill="FFFFFF" w:val="clear"/>
+            <w:tcMar>
+              <w:top w:type="dxa" w:w="60"/>
+              <w:left w:type="dxa" w:w="100"/>
+              <w:bottom w:type="dxa" w:w="60"/>
+              <w:right w:type="dxa" w:w="100"/>
+            </w:tcMar>
+          </w:tcPr>
+          <w:p>
+            <w:r>
+              <w:rPr>
+                <w:rFonts w:ascii="BIZ UDPゴシック" w:cs="BIZ UDPゴシック" w:eastAsia="BIZ UDPゴシック" w:hAnsi="BIZ UDPゴシック"/>
+                <w:b w:val="false"/>
+                <w:bCs w:val="false"/>
+                <w:color w:val="000000"/>
                 <w:sz w:val="18"/>
                 <w:szCs w:val="18"/>
               </w:rPr>
@@ -7363,17 +7796,21 @@
               <w:bottom w:val="single" w:color="CCCCCC" w:sz="4"/>
               <w:right w:val="single" w:color="CCCCCC" w:sz="4"/>
             </w:tcBorders>
-            <w:tcMar>
-              <w:top w:type="dxa" w:w="60"/>
-              <w:left w:type="dxa" w:w="120"/>
-              <w:bottom w:type="dxa" w:w="60"/>
-              <w:right w:type="dxa" w:w="120"/>
-            </w:tcMar>
-          </w:tcPr>
-          <w:p>
-            <w:r>
-              <w:rPr>
-                <w:rFonts w:ascii="BIZ UDPゴシック" w:cs="BIZ UDPゴシック" w:eastAsia="BIZ UDPゴシック" w:hAnsi="BIZ UDPゴシック"/>
+            <w:shd w:fill="FFFFFF" w:val="clear"/>
+            <w:tcMar>
+              <w:top w:type="dxa" w:w="60"/>
+              <w:left w:type="dxa" w:w="100"/>
+              <w:bottom w:type="dxa" w:w="60"/>
+              <w:right w:type="dxa" w:w="100"/>
+            </w:tcMar>
+          </w:tcPr>
+          <w:p>
+            <w:r>
+              <w:rPr>
+                <w:rFonts w:ascii="BIZ UDPゴシック" w:cs="BIZ UDPゴシック" w:eastAsia="BIZ UDPゴシック" w:hAnsi="BIZ UDPゴシック"/>
+                <w:b w:val="false"/>
+                <w:bCs w:val="false"/>
+                <w:color w:val="000000"/>
                 <w:sz w:val="18"/>
                 <w:szCs w:val="18"/>
               </w:rPr>
@@ -7390,17 +7827,21 @@
               <w:bottom w:val="single" w:color="CCCCCC" w:sz="4"/>
               <w:right w:val="single" w:color="CCCCCC" w:sz="4"/>
             </w:tcBorders>
-            <w:tcMar>
-              <w:top w:type="dxa" w:w="60"/>
-              <w:left w:type="dxa" w:w="120"/>
-              <w:bottom w:type="dxa" w:w="60"/>
-              <w:right w:type="dxa" w:w="120"/>
-            </w:tcMar>
-          </w:tcPr>
-          <w:p>
-            <w:r>
-              <w:rPr>
-                <w:rFonts w:ascii="BIZ UDPゴシック" w:cs="BIZ UDPゴシック" w:eastAsia="BIZ UDPゴシック" w:hAnsi="BIZ UDPゴシック"/>
+            <w:shd w:fill="FFFFFF" w:val="clear"/>
+            <w:tcMar>
+              <w:top w:type="dxa" w:w="60"/>
+              <w:left w:type="dxa" w:w="100"/>
+              <w:bottom w:type="dxa" w:w="60"/>
+              <w:right w:type="dxa" w:w="100"/>
+            </w:tcMar>
+          </w:tcPr>
+          <w:p>
+            <w:r>
+              <w:rPr>
+                <w:rFonts w:ascii="BIZ UDPゴシック" w:cs="BIZ UDPゴシック" w:eastAsia="BIZ UDPゴシック" w:hAnsi="BIZ UDPゴシック"/>
+                <w:b w:val="false"/>
+                <w:bCs w:val="false"/>
+                <w:color w:val="000000"/>
                 <w:sz w:val="18"/>
                 <w:szCs w:val="18"/>
               </w:rPr>
@@ -7422,17 +7863,21 @@
               <w:bottom w:val="single" w:color="CCCCCC" w:sz="4"/>
               <w:right w:val="single" w:color="CCCCCC" w:sz="4"/>
             </w:tcBorders>
-            <w:tcMar>
-              <w:top w:type="dxa" w:w="60"/>
-              <w:left w:type="dxa" w:w="120"/>
-              <w:bottom w:type="dxa" w:w="60"/>
-              <w:right w:type="dxa" w:w="120"/>
-            </w:tcMar>
-          </w:tcPr>
-          <w:p>
-            <w:r>
-              <w:rPr>
-                <w:rFonts w:ascii="BIZ UDPゴシック" w:cs="BIZ UDPゴシック" w:eastAsia="BIZ UDPゴシック" w:hAnsi="BIZ UDPゴシック"/>
+            <w:shd w:fill="FFFFFF" w:val="clear"/>
+            <w:tcMar>
+              <w:top w:type="dxa" w:w="60"/>
+              <w:left w:type="dxa" w:w="100"/>
+              <w:bottom w:type="dxa" w:w="60"/>
+              <w:right w:type="dxa" w:w="100"/>
+            </w:tcMar>
+          </w:tcPr>
+          <w:p>
+            <w:r>
+              <w:rPr>
+                <w:rFonts w:ascii="BIZ UDPゴシック" w:cs="BIZ UDPゴシック" w:eastAsia="BIZ UDPゴシック" w:hAnsi="BIZ UDPゴシック"/>
+                <w:b w:val="false"/>
+                <w:bCs w:val="false"/>
+                <w:color w:val="000000"/>
                 <w:sz w:val="18"/>
                 <w:szCs w:val="18"/>
               </w:rPr>
@@ -7449,17 +7894,21 @@
               <w:bottom w:val="single" w:color="CCCCCC" w:sz="4"/>
               <w:right w:val="single" w:color="CCCCCC" w:sz="4"/>
             </w:tcBorders>
-            <w:tcMar>
-              <w:top w:type="dxa" w:w="60"/>
-              <w:left w:type="dxa" w:w="120"/>
-              <w:bottom w:type="dxa" w:w="60"/>
-              <w:right w:type="dxa" w:w="120"/>
-            </w:tcMar>
-          </w:tcPr>
-          <w:p>
-            <w:r>
-              <w:rPr>
-                <w:rFonts w:ascii="BIZ UDPゴシック" w:cs="BIZ UDPゴシック" w:eastAsia="BIZ UDPゴシック" w:hAnsi="BIZ UDPゴシック"/>
+            <w:shd w:fill="FFFFFF" w:val="clear"/>
+            <w:tcMar>
+              <w:top w:type="dxa" w:w="60"/>
+              <w:left w:type="dxa" w:w="100"/>
+              <w:bottom w:type="dxa" w:w="60"/>
+              <w:right w:type="dxa" w:w="100"/>
+            </w:tcMar>
+          </w:tcPr>
+          <w:p>
+            <w:r>
+              <w:rPr>
+                <w:rFonts w:ascii="BIZ UDPゴシック" w:cs="BIZ UDPゴシック" w:eastAsia="BIZ UDPゴシック" w:hAnsi="BIZ UDPゴシック"/>
+                <w:b w:val="false"/>
+                <w:bCs w:val="false"/>
+                <w:color w:val="000000"/>
                 <w:sz w:val="18"/>
                 <w:szCs w:val="18"/>
               </w:rPr>
@@ -7477,17 +7926,21 @@
               <w:bottom w:val="single" w:color="CCCCCC" w:sz="4"/>
               <w:right w:val="single" w:color="CCCCCC" w:sz="4"/>
             </w:tcBorders>
-            <w:tcMar>
-              <w:top w:type="dxa" w:w="60"/>
-              <w:left w:type="dxa" w:w="120"/>
-              <w:bottom w:type="dxa" w:w="60"/>
-              <w:right w:type="dxa" w:w="120"/>
-            </w:tcMar>
-          </w:tcPr>
-          <w:p>
-            <w:r>
-              <w:rPr>
-                <w:rFonts w:ascii="BIZ UDPゴシック" w:cs="BIZ UDPゴシック" w:eastAsia="BIZ UDPゴシック" w:hAnsi="BIZ UDPゴシック"/>
+            <w:shd w:fill="FFFFFF" w:val="clear"/>
+            <w:tcMar>
+              <w:top w:type="dxa" w:w="60"/>
+              <w:left w:type="dxa" w:w="100"/>
+              <w:bottom w:type="dxa" w:w="60"/>
+              <w:right w:type="dxa" w:w="100"/>
+            </w:tcMar>
+          </w:tcPr>
+          <w:p>
+            <w:r>
+              <w:rPr>
+                <w:rFonts w:ascii="BIZ UDPゴシック" w:cs="BIZ UDPゴシック" w:eastAsia="BIZ UDPゴシック" w:hAnsi="BIZ UDPゴシック"/>
+                <w:b w:val="false"/>
+                <w:bCs w:val="false"/>
+                <w:color w:val="000000"/>
                 <w:sz w:val="18"/>
                 <w:szCs w:val="18"/>
               </w:rPr>
@@ -7504,17 +7957,21 @@
               <w:bottom w:val="single" w:color="CCCCCC" w:sz="4"/>
               <w:right w:val="single" w:color="CCCCCC" w:sz="4"/>
             </w:tcBorders>
-            <w:tcMar>
-              <w:top w:type="dxa" w:w="60"/>
-              <w:left w:type="dxa" w:w="120"/>
-              <w:bottom w:type="dxa" w:w="60"/>
-              <w:right w:type="dxa" w:w="120"/>
-            </w:tcMar>
-          </w:tcPr>
-          <w:p>
-            <w:r>
-              <w:rPr>
-                <w:rFonts w:ascii="BIZ UDPゴシック" w:cs="BIZ UDPゴシック" w:eastAsia="BIZ UDPゴシック" w:hAnsi="BIZ UDPゴシック"/>
+            <w:shd w:fill="FFFFFF" w:val="clear"/>
+            <w:tcMar>
+              <w:top w:type="dxa" w:w="60"/>
+              <w:left w:type="dxa" w:w="100"/>
+              <w:bottom w:type="dxa" w:w="60"/>
+              <w:right w:type="dxa" w:w="100"/>
+            </w:tcMar>
+          </w:tcPr>
+          <w:p>
+            <w:r>
+              <w:rPr>
+                <w:rFonts w:ascii="BIZ UDPゴシック" w:cs="BIZ UDPゴシック" w:eastAsia="BIZ UDPゴシック" w:hAnsi="BIZ UDPゴシック"/>
+                <w:b w:val="false"/>
+                <w:bCs w:val="false"/>
+                <w:color w:val="000000"/>
                 <w:sz w:val="18"/>
                 <w:szCs w:val="18"/>
               </w:rPr>
@@ -7536,17 +7993,21 @@
               <w:bottom w:val="single" w:color="CCCCCC" w:sz="4"/>
               <w:right w:val="single" w:color="CCCCCC" w:sz="4"/>
             </w:tcBorders>
-            <w:tcMar>
-              <w:top w:type="dxa" w:w="60"/>
-              <w:left w:type="dxa" w:w="120"/>
-              <w:bottom w:type="dxa" w:w="60"/>
-              <w:right w:type="dxa" w:w="120"/>
-            </w:tcMar>
-          </w:tcPr>
-          <w:p>
-            <w:r>
-              <w:rPr>
-                <w:rFonts w:ascii="BIZ UDPゴシック" w:cs="BIZ UDPゴシック" w:eastAsia="BIZ UDPゴシック" w:hAnsi="BIZ UDPゴシック"/>
+            <w:shd w:fill="FFFFFF" w:val="clear"/>
+            <w:tcMar>
+              <w:top w:type="dxa" w:w="60"/>
+              <w:left w:type="dxa" w:w="100"/>
+              <w:bottom w:type="dxa" w:w="60"/>
+              <w:right w:type="dxa" w:w="100"/>
+            </w:tcMar>
+          </w:tcPr>
+          <w:p>
+            <w:r>
+              <w:rPr>
+                <w:rFonts w:ascii="BIZ UDPゴシック" w:cs="BIZ UDPゴシック" w:eastAsia="BIZ UDPゴシック" w:hAnsi="BIZ UDPゴシック"/>
+                <w:b w:val="false"/>
+                <w:bCs w:val="false"/>
+                <w:color w:val="000000"/>
                 <w:sz w:val="18"/>
                 <w:szCs w:val="18"/>
               </w:rPr>
@@ -7563,17 +8024,21 @@
               <w:bottom w:val="single" w:color="CCCCCC" w:sz="4"/>
               <w:right w:val="single" w:color="CCCCCC" w:sz="4"/>
             </w:tcBorders>
-            <w:tcMar>
-              <w:top w:type="dxa" w:w="60"/>
-              <w:left w:type="dxa" w:w="120"/>
-              <w:bottom w:type="dxa" w:w="60"/>
-              <w:right w:type="dxa" w:w="120"/>
-            </w:tcMar>
-          </w:tcPr>
-          <w:p>
-            <w:r>
-              <w:rPr>
-                <w:rFonts w:ascii="BIZ UDPゴシック" w:cs="BIZ UDPゴシック" w:eastAsia="BIZ UDPゴシック" w:hAnsi="BIZ UDPゴシック"/>
+            <w:shd w:fill="FFFFFF" w:val="clear"/>
+            <w:tcMar>
+              <w:top w:type="dxa" w:w="60"/>
+              <w:left w:type="dxa" w:w="100"/>
+              <w:bottom w:type="dxa" w:w="60"/>
+              <w:right w:type="dxa" w:w="100"/>
+            </w:tcMar>
+          </w:tcPr>
+          <w:p>
+            <w:r>
+              <w:rPr>
+                <w:rFonts w:ascii="BIZ UDPゴシック" w:cs="BIZ UDPゴシック" w:eastAsia="BIZ UDPゴシック" w:hAnsi="BIZ UDPゴシック"/>
+                <w:b w:val="false"/>
+                <w:bCs w:val="false"/>
+                <w:color w:val="000000"/>
                 <w:sz w:val="18"/>
                 <w:szCs w:val="18"/>
               </w:rPr>
@@ -7592,17 +8057,21 @@
               <w:bottom w:val="single" w:color="CCCCCC" w:sz="4"/>
               <w:right w:val="single" w:color="CCCCCC" w:sz="4"/>
             </w:tcBorders>
-            <w:tcMar>
-              <w:top w:type="dxa" w:w="60"/>
-              <w:left w:type="dxa" w:w="120"/>
-              <w:bottom w:type="dxa" w:w="60"/>
-              <w:right w:type="dxa" w:w="120"/>
-            </w:tcMar>
-          </w:tcPr>
-          <w:p>
-            <w:r>
-              <w:rPr>
-                <w:rFonts w:ascii="BIZ UDPゴシック" w:cs="BIZ UDPゴシック" w:eastAsia="BIZ UDPゴシック" w:hAnsi="BIZ UDPゴシック"/>
+            <w:shd w:fill="FFFFFF" w:val="clear"/>
+            <w:tcMar>
+              <w:top w:type="dxa" w:w="60"/>
+              <w:left w:type="dxa" w:w="100"/>
+              <w:bottom w:type="dxa" w:w="60"/>
+              <w:right w:type="dxa" w:w="100"/>
+            </w:tcMar>
+          </w:tcPr>
+          <w:p>
+            <w:r>
+              <w:rPr>
+                <w:rFonts w:ascii="BIZ UDPゴシック" w:cs="BIZ UDPゴシック" w:eastAsia="BIZ UDPゴシック" w:hAnsi="BIZ UDPゴシック"/>
+                <w:b w:val="false"/>
+                <w:bCs w:val="false"/>
+                <w:color w:val="000000"/>
                 <w:sz w:val="18"/>
                 <w:szCs w:val="18"/>
               </w:rPr>
@@ -7619,17 +8088,21 @@
               <w:bottom w:val="single" w:color="CCCCCC" w:sz="4"/>
               <w:right w:val="single" w:color="CCCCCC" w:sz="4"/>
             </w:tcBorders>
-            <w:tcMar>
-              <w:top w:type="dxa" w:w="60"/>
-              <w:left w:type="dxa" w:w="120"/>
-              <w:bottom w:type="dxa" w:w="60"/>
-              <w:right w:type="dxa" w:w="120"/>
-            </w:tcMar>
-          </w:tcPr>
-          <w:p>
-            <w:r>
-              <w:rPr>
-                <w:rFonts w:ascii="BIZ UDPゴシック" w:cs="BIZ UDPゴシック" w:eastAsia="BIZ UDPゴシック" w:hAnsi="BIZ UDPゴシック"/>
+            <w:shd w:fill="FFFFFF" w:val="clear"/>
+            <w:tcMar>
+              <w:top w:type="dxa" w:w="60"/>
+              <w:left w:type="dxa" w:w="100"/>
+              <w:bottom w:type="dxa" w:w="60"/>
+              <w:right w:type="dxa" w:w="100"/>
+            </w:tcMar>
+          </w:tcPr>
+          <w:p>
+            <w:r>
+              <w:rPr>
+                <w:rFonts w:ascii="BIZ UDPゴシック" w:cs="BIZ UDPゴシック" w:eastAsia="BIZ UDPゴシック" w:hAnsi="BIZ UDPゴシック"/>
+                <w:b w:val="false"/>
+                <w:bCs w:val="false"/>
+                <w:color w:val="000000"/>
                 <w:sz w:val="18"/>
                 <w:szCs w:val="18"/>
               </w:rPr>
@@ -7648,8 +8121,8 @@
           <w:rFonts w:ascii="BIZ UDPゴシック" w:cs="BIZ UDPゴシック" w:eastAsia="BIZ UDPゴシック" w:hAnsi="BIZ UDPゴシック"/>
           <w:b/>
           <w:bCs/>
-          <w:sz w:val="18"/>
-          <w:szCs w:val="18"/>
+          <w:sz w:val="24"/>
+          <w:szCs w:val="24"/>
         </w:rPr>
         <w:t xml:space="preserve">■ 連絡先</w:t>
       </w:r>
@@ -7687,9 +8160,9 @@
             <w:shd w:fill="F5F5F5" w:val="clear"/>
             <w:tcMar>
               <w:top w:type="dxa" w:w="60"/>
-              <w:left w:type="dxa" w:w="120"/>
-              <w:bottom w:type="dxa" w:w="60"/>
-              <w:right w:type="dxa" w:w="120"/>
+              <w:left w:type="dxa" w:w="100"/>
+              <w:bottom w:type="dxa" w:w="60"/>
+              <w:right w:type="dxa" w:w="100"/>
             </w:tcMar>
           </w:tcPr>
           <w:p>
@@ -7698,6 +8171,7 @@
                 <w:rFonts w:ascii="BIZ UDPゴシック" w:cs="BIZ UDPゴシック" w:eastAsia="BIZ UDPゴシック" w:hAnsi="BIZ UDPゴシック"/>
                 <w:b/>
                 <w:bCs/>
+                <w:color w:val="000000"/>
                 <w:sz w:val="18"/>
                 <w:szCs w:val="18"/>
               </w:rPr>
@@ -7717,9 +8191,9 @@
             <w:shd w:fill="F5F5F5" w:val="clear"/>
             <w:tcMar>
               <w:top w:type="dxa" w:w="60"/>
-              <w:left w:type="dxa" w:w="120"/>
-              <w:bottom w:type="dxa" w:w="60"/>
-              <w:right w:type="dxa" w:w="120"/>
+              <w:left w:type="dxa" w:w="100"/>
+              <w:bottom w:type="dxa" w:w="60"/>
+              <w:right w:type="dxa" w:w="100"/>
             </w:tcMar>
           </w:tcPr>
           <w:p>
@@ -7728,6 +8202,7 @@
                 <w:rFonts w:ascii="BIZ UDPゴシック" w:cs="BIZ UDPゴシック" w:eastAsia="BIZ UDPゴシック" w:hAnsi="BIZ UDPゴシック"/>
                 <w:b/>
                 <w:bCs/>
+                <w:color w:val="000000"/>
                 <w:sz w:val="18"/>
                 <w:szCs w:val="18"/>
               </w:rPr>
@@ -7747,9 +8222,9 @@
             <w:shd w:fill="F5F5F5" w:val="clear"/>
             <w:tcMar>
               <w:top w:type="dxa" w:w="60"/>
-              <w:left w:type="dxa" w:w="120"/>
-              <w:bottom w:type="dxa" w:w="60"/>
-              <w:right w:type="dxa" w:w="120"/>
+              <w:left w:type="dxa" w:w="100"/>
+              <w:bottom w:type="dxa" w:w="60"/>
+              <w:right w:type="dxa" w:w="100"/>
             </w:tcMar>
           </w:tcPr>
           <w:p>
@@ -7758,6 +8233,7 @@
                 <w:rFonts w:ascii="BIZ UDPゴシック" w:cs="BIZ UDPゴシック" w:eastAsia="BIZ UDPゴシック" w:hAnsi="BIZ UDPゴシック"/>
                 <w:b/>
                 <w:bCs/>
+                <w:color w:val="000000"/>
                 <w:sz w:val="18"/>
                 <w:szCs w:val="18"/>
               </w:rPr>
@@ -7779,17 +8255,21 @@
               <w:bottom w:val="single" w:color="CCCCCC" w:sz="4"/>
               <w:right w:val="single" w:color="CCCCCC" w:sz="4"/>
             </w:tcBorders>
-            <w:tcMar>
-              <w:top w:type="dxa" w:w="60"/>
-              <w:left w:type="dxa" w:w="120"/>
-              <w:bottom w:type="dxa" w:w="60"/>
-              <w:right w:type="dxa" w:w="120"/>
-            </w:tcMar>
-          </w:tcPr>
-          <w:p>
-            <w:r>
-              <w:rPr>
-                <w:rFonts w:ascii="BIZ UDPゴシック" w:cs="BIZ UDPゴシック" w:eastAsia="BIZ UDPゴシック" w:hAnsi="BIZ UDPゴシック"/>
+            <w:shd w:fill="FFFFFF" w:val="clear"/>
+            <w:tcMar>
+              <w:top w:type="dxa" w:w="60"/>
+              <w:left w:type="dxa" w:w="100"/>
+              <w:bottom w:type="dxa" w:w="60"/>
+              <w:right w:type="dxa" w:w="100"/>
+            </w:tcMar>
+          </w:tcPr>
+          <w:p>
+            <w:r>
+              <w:rPr>
+                <w:rFonts w:ascii="BIZ UDPゴシック" w:cs="BIZ UDPゴシック" w:eastAsia="BIZ UDPゴシック" w:hAnsi="BIZ UDPゴシック"/>
+                <w:b w:val="false"/>
+                <w:bCs w:val="false"/>
+                <w:color w:val="000000"/>
                 <w:sz w:val="18"/>
                 <w:szCs w:val="18"/>
               </w:rPr>
@@ -7806,17 +8286,21 @@
               <w:bottom w:val="single" w:color="CCCCCC" w:sz="4"/>
               <w:right w:val="single" w:color="CCCCCC" w:sz="4"/>
             </w:tcBorders>
-            <w:tcMar>
-              <w:top w:type="dxa" w:w="60"/>
-              <w:left w:type="dxa" w:w="120"/>
-              <w:bottom w:type="dxa" w:w="60"/>
-              <w:right w:type="dxa" w:w="120"/>
-            </w:tcMar>
-          </w:tcPr>
-          <w:p>
-            <w:r>
-              <w:rPr>
-                <w:rFonts w:ascii="BIZ UDPゴシック" w:cs="BIZ UDPゴシック" w:eastAsia="BIZ UDPゴシック" w:hAnsi="BIZ UDPゴシック"/>
+            <w:shd w:fill="FFFFFF" w:val="clear"/>
+            <w:tcMar>
+              <w:top w:type="dxa" w:w="60"/>
+              <w:left w:type="dxa" w:w="100"/>
+              <w:bottom w:type="dxa" w:w="60"/>
+              <w:right w:type="dxa" w:w="100"/>
+            </w:tcMar>
+          </w:tcPr>
+          <w:p>
+            <w:r>
+              <w:rPr>
+                <w:rFonts w:ascii="BIZ UDPゴシック" w:cs="BIZ UDPゴシック" w:eastAsia="BIZ UDPゴシック" w:hAnsi="BIZ UDPゴシック"/>
+                <w:b w:val="false"/>
+                <w:bCs w:val="false"/>
+                <w:color w:val="000000"/>
                 <w:sz w:val="18"/>
                 <w:szCs w:val="18"/>
               </w:rPr>
@@ -7833,17 +8317,21 @@
               <w:bottom w:val="single" w:color="CCCCCC" w:sz="4"/>
               <w:right w:val="single" w:color="CCCCCC" w:sz="4"/>
             </w:tcBorders>
-            <w:tcMar>
-              <w:top w:type="dxa" w:w="60"/>
-              <w:left w:type="dxa" w:w="120"/>
-              <w:bottom w:type="dxa" w:w="60"/>
-              <w:right w:type="dxa" w:w="120"/>
-            </w:tcMar>
-          </w:tcPr>
-          <w:p>
-            <w:r>
-              <w:rPr>
-                <w:rFonts w:ascii="BIZ UDPゴシック" w:cs="BIZ UDPゴシック" w:eastAsia="BIZ UDPゴシック" w:hAnsi="BIZ UDPゴシック"/>
+            <w:shd w:fill="FFFFFF" w:val="clear"/>
+            <w:tcMar>
+              <w:top w:type="dxa" w:w="60"/>
+              <w:left w:type="dxa" w:w="100"/>
+              <w:bottom w:type="dxa" w:w="60"/>
+              <w:right w:type="dxa" w:w="100"/>
+            </w:tcMar>
+          </w:tcPr>
+          <w:p>
+            <w:r>
+              <w:rPr>
+                <w:rFonts w:ascii="BIZ UDPゴシック" w:cs="BIZ UDPゴシック" w:eastAsia="BIZ UDPゴシック" w:hAnsi="BIZ UDPゴシック"/>
+                <w:b w:val="false"/>
+                <w:bCs w:val="false"/>
+                <w:color w:val="000000"/>
                 <w:sz w:val="18"/>
                 <w:szCs w:val="18"/>
               </w:rPr>
@@ -7865,17 +8353,21 @@
               <w:bottom w:val="single" w:color="CCCCCC" w:sz="4"/>
               <w:right w:val="single" w:color="CCCCCC" w:sz="4"/>
             </w:tcBorders>
-            <w:tcMar>
-              <w:top w:type="dxa" w:w="60"/>
-              <w:left w:type="dxa" w:w="120"/>
-              <w:bottom w:type="dxa" w:w="60"/>
-              <w:right w:type="dxa" w:w="120"/>
-            </w:tcMar>
-          </w:tcPr>
-          <w:p>
-            <w:r>
-              <w:rPr>
-                <w:rFonts w:ascii="BIZ UDPゴシック" w:cs="BIZ UDPゴシック" w:eastAsia="BIZ UDPゴシック" w:hAnsi="BIZ UDPゴシック"/>
+            <w:shd w:fill="FFFFFF" w:val="clear"/>
+            <w:tcMar>
+              <w:top w:type="dxa" w:w="60"/>
+              <w:left w:type="dxa" w:w="100"/>
+              <w:bottom w:type="dxa" w:w="60"/>
+              <w:right w:type="dxa" w:w="100"/>
+            </w:tcMar>
+          </w:tcPr>
+          <w:p>
+            <w:r>
+              <w:rPr>
+                <w:rFonts w:ascii="BIZ UDPゴシック" w:cs="BIZ UDPゴシック" w:eastAsia="BIZ UDPゴシック" w:hAnsi="BIZ UDPゴシック"/>
+                <w:b w:val="false"/>
+                <w:bCs w:val="false"/>
+                <w:color w:val="000000"/>
                 <w:sz w:val="18"/>
                 <w:szCs w:val="18"/>
               </w:rPr>
@@ -7892,17 +8384,21 @@
               <w:bottom w:val="single" w:color="CCCCCC" w:sz="4"/>
               <w:right w:val="single" w:color="CCCCCC" w:sz="4"/>
             </w:tcBorders>
-            <w:tcMar>
-              <w:top w:type="dxa" w:w="60"/>
-              <w:left w:type="dxa" w:w="120"/>
-              <w:bottom w:type="dxa" w:w="60"/>
-              <w:right w:type="dxa" w:w="120"/>
-            </w:tcMar>
-          </w:tcPr>
-          <w:p>
-            <w:r>
-              <w:rPr>
-                <w:rFonts w:ascii="BIZ UDPゴシック" w:cs="BIZ UDPゴシック" w:eastAsia="BIZ UDPゴシック" w:hAnsi="BIZ UDPゴシック"/>
+            <w:shd w:fill="FFFFFF" w:val="clear"/>
+            <w:tcMar>
+              <w:top w:type="dxa" w:w="60"/>
+              <w:left w:type="dxa" w:w="100"/>
+              <w:bottom w:type="dxa" w:w="60"/>
+              <w:right w:type="dxa" w:w="100"/>
+            </w:tcMar>
+          </w:tcPr>
+          <w:p>
+            <w:r>
+              <w:rPr>
+                <w:rFonts w:ascii="BIZ UDPゴシック" w:cs="BIZ UDPゴシック" w:eastAsia="BIZ UDPゴシック" w:hAnsi="BIZ UDPゴシック"/>
+                <w:b w:val="false"/>
+                <w:bCs w:val="false"/>
+                <w:color w:val="000000"/>
                 <w:sz w:val="18"/>
                 <w:szCs w:val="18"/>
               </w:rPr>
@@ -7919,17 +8415,21 @@
               <w:bottom w:val="single" w:color="CCCCCC" w:sz="4"/>
               <w:right w:val="single" w:color="CCCCCC" w:sz="4"/>
             </w:tcBorders>
-            <w:tcMar>
-              <w:top w:type="dxa" w:w="60"/>
-              <w:left w:type="dxa" w:w="120"/>
-              <w:bottom w:type="dxa" w:w="60"/>
-              <w:right w:type="dxa" w:w="120"/>
-            </w:tcMar>
-          </w:tcPr>
-          <w:p>
-            <w:r>
-              <w:rPr>
-                <w:rFonts w:ascii="BIZ UDPゴシック" w:cs="BIZ UDPゴシック" w:eastAsia="BIZ UDPゴシック" w:hAnsi="BIZ UDPゴシック"/>
+            <w:shd w:fill="FFFFFF" w:val="clear"/>
+            <w:tcMar>
+              <w:top w:type="dxa" w:w="60"/>
+              <w:left w:type="dxa" w:w="100"/>
+              <w:bottom w:type="dxa" w:w="60"/>
+              <w:right w:type="dxa" w:w="100"/>
+            </w:tcMar>
+          </w:tcPr>
+          <w:p>
+            <w:r>
+              <w:rPr>
+                <w:rFonts w:ascii="BIZ UDPゴシック" w:cs="BIZ UDPゴシック" w:eastAsia="BIZ UDPゴシック" w:hAnsi="BIZ UDPゴシック"/>
+                <w:b w:val="false"/>
+                <w:bCs w:val="false"/>
+                <w:color w:val="000000"/>
                 <w:sz w:val="18"/>
                 <w:szCs w:val="18"/>
               </w:rPr>
@@ -7951,17 +8451,21 @@
               <w:bottom w:val="single" w:color="CCCCCC" w:sz="4"/>
               <w:right w:val="single" w:color="CCCCCC" w:sz="4"/>
             </w:tcBorders>
-            <w:tcMar>
-              <w:top w:type="dxa" w:w="60"/>
-              <w:left w:type="dxa" w:w="120"/>
-              <w:bottom w:type="dxa" w:w="60"/>
-              <w:right w:type="dxa" w:w="120"/>
-            </w:tcMar>
-          </w:tcPr>
-          <w:p>
-            <w:r>
-              <w:rPr>
-                <w:rFonts w:ascii="BIZ UDPゴシック" w:cs="BIZ UDPゴシック" w:eastAsia="BIZ UDPゴシック" w:hAnsi="BIZ UDPゴシック"/>
+            <w:shd w:fill="FFFFFF" w:val="clear"/>
+            <w:tcMar>
+              <w:top w:type="dxa" w:w="60"/>
+              <w:left w:type="dxa" w:w="100"/>
+              <w:bottom w:type="dxa" w:w="60"/>
+              <w:right w:type="dxa" w:w="100"/>
+            </w:tcMar>
+          </w:tcPr>
+          <w:p>
+            <w:r>
+              <w:rPr>
+                <w:rFonts w:ascii="BIZ UDPゴシック" w:cs="BIZ UDPゴシック" w:eastAsia="BIZ UDPゴシック" w:hAnsi="BIZ UDPゴシック"/>
+                <w:b w:val="false"/>
+                <w:bCs w:val="false"/>
+                <w:color w:val="000000"/>
                 <w:sz w:val="18"/>
                 <w:szCs w:val="18"/>
               </w:rPr>
@@ -7978,17 +8482,21 @@
               <w:bottom w:val="single" w:color="CCCCCC" w:sz="4"/>
               <w:right w:val="single" w:color="CCCCCC" w:sz="4"/>
             </w:tcBorders>
-            <w:tcMar>
-              <w:top w:type="dxa" w:w="60"/>
-              <w:left w:type="dxa" w:w="120"/>
-              <w:bottom w:type="dxa" w:w="60"/>
-              <w:right w:type="dxa" w:w="120"/>
-            </w:tcMar>
-          </w:tcPr>
-          <w:p>
-            <w:r>
-              <w:rPr>
-                <w:rFonts w:ascii="BIZ UDPゴシック" w:cs="BIZ UDPゴシック" w:eastAsia="BIZ UDPゴシック" w:hAnsi="BIZ UDPゴシック"/>
+            <w:shd w:fill="FFFFFF" w:val="clear"/>
+            <w:tcMar>
+              <w:top w:type="dxa" w:w="60"/>
+              <w:left w:type="dxa" w:w="100"/>
+              <w:bottom w:type="dxa" w:w="60"/>
+              <w:right w:type="dxa" w:w="100"/>
+            </w:tcMar>
+          </w:tcPr>
+          <w:p>
+            <w:r>
+              <w:rPr>
+                <w:rFonts w:ascii="BIZ UDPゴシック" w:cs="BIZ UDPゴシック" w:eastAsia="BIZ UDPゴシック" w:hAnsi="BIZ UDPゴシック"/>
+                <w:b w:val="false"/>
+                <w:bCs w:val="false"/>
+                <w:color w:val="000000"/>
                 <w:sz w:val="18"/>
                 <w:szCs w:val="18"/>
               </w:rPr>
@@ -8005,17 +8513,21 @@
               <w:bottom w:val="single" w:color="CCCCCC" w:sz="4"/>
               <w:right w:val="single" w:color="CCCCCC" w:sz="4"/>
             </w:tcBorders>
-            <w:tcMar>
-              <w:top w:type="dxa" w:w="60"/>
-              <w:left w:type="dxa" w:w="120"/>
-              <w:bottom w:type="dxa" w:w="60"/>
-              <w:right w:type="dxa" w:w="120"/>
-            </w:tcMar>
-          </w:tcPr>
-          <w:p>
-            <w:r>
-              <w:rPr>
-                <w:rFonts w:ascii="BIZ UDPゴシック" w:cs="BIZ UDPゴシック" w:eastAsia="BIZ UDPゴシック" w:hAnsi="BIZ UDPゴシック"/>
+            <w:shd w:fill="FFFFFF" w:val="clear"/>
+            <w:tcMar>
+              <w:top w:type="dxa" w:w="60"/>
+              <w:left w:type="dxa" w:w="100"/>
+              <w:bottom w:type="dxa" w:w="60"/>
+              <w:right w:type="dxa" w:w="100"/>
+            </w:tcMar>
+          </w:tcPr>
+          <w:p>
+            <w:r>
+              <w:rPr>
+                <w:rFonts w:ascii="BIZ UDPゴシック" w:cs="BIZ UDPゴシック" w:eastAsia="BIZ UDPゴシック" w:hAnsi="BIZ UDPゴシック"/>
+                <w:b w:val="false"/>
+                <w:bCs w:val="false"/>
+                <w:color w:val="000000"/>
                 <w:sz w:val="18"/>
                 <w:szCs w:val="18"/>
               </w:rPr>
@@ -8037,17 +8549,21 @@
               <w:bottom w:val="single" w:color="CCCCCC" w:sz="4"/>
               <w:right w:val="single" w:color="CCCCCC" w:sz="4"/>
             </w:tcBorders>
-            <w:tcMar>
-              <w:top w:type="dxa" w:w="60"/>
-              <w:left w:type="dxa" w:w="120"/>
-              <w:bottom w:type="dxa" w:w="60"/>
-              <w:right w:type="dxa" w:w="120"/>
-            </w:tcMar>
-          </w:tcPr>
-          <w:p>
-            <w:r>
-              <w:rPr>
-                <w:rFonts w:ascii="BIZ UDPゴシック" w:cs="BIZ UDPゴシック" w:eastAsia="BIZ UDPゴシック" w:hAnsi="BIZ UDPゴシック"/>
+            <w:shd w:fill="FFFFFF" w:val="clear"/>
+            <w:tcMar>
+              <w:top w:type="dxa" w:w="60"/>
+              <w:left w:type="dxa" w:w="100"/>
+              <w:bottom w:type="dxa" w:w="60"/>
+              <w:right w:type="dxa" w:w="100"/>
+            </w:tcMar>
+          </w:tcPr>
+          <w:p>
+            <w:r>
+              <w:rPr>
+                <w:rFonts w:ascii="BIZ UDPゴシック" w:cs="BIZ UDPゴシック" w:eastAsia="BIZ UDPゴシック" w:hAnsi="BIZ UDPゴシック"/>
+                <w:b w:val="false"/>
+                <w:bCs w:val="false"/>
+                <w:color w:val="000000"/>
                 <w:sz w:val="18"/>
                 <w:szCs w:val="18"/>
               </w:rPr>
@@ -8064,17 +8580,21 @@
               <w:bottom w:val="single" w:color="CCCCCC" w:sz="4"/>
               <w:right w:val="single" w:color="CCCCCC" w:sz="4"/>
             </w:tcBorders>
-            <w:tcMar>
-              <w:top w:type="dxa" w:w="60"/>
-              <w:left w:type="dxa" w:w="120"/>
-              <w:bottom w:type="dxa" w:w="60"/>
-              <w:right w:type="dxa" w:w="120"/>
-            </w:tcMar>
-          </w:tcPr>
-          <w:p>
-            <w:r>
-              <w:rPr>
-                <w:rFonts w:ascii="BIZ UDPゴシック" w:cs="BIZ UDPゴシック" w:eastAsia="BIZ UDPゴシック" w:hAnsi="BIZ UDPゴシック"/>
+            <w:shd w:fill="FFFFFF" w:val="clear"/>
+            <w:tcMar>
+              <w:top w:type="dxa" w:w="60"/>
+              <w:left w:type="dxa" w:w="100"/>
+              <w:bottom w:type="dxa" w:w="60"/>
+              <w:right w:type="dxa" w:w="100"/>
+            </w:tcMar>
+          </w:tcPr>
+          <w:p>
+            <w:r>
+              <w:rPr>
+                <w:rFonts w:ascii="BIZ UDPゴシック" w:cs="BIZ UDPゴシック" w:eastAsia="BIZ UDPゴシック" w:hAnsi="BIZ UDPゴシック"/>
+                <w:b w:val="false"/>
+                <w:bCs w:val="false"/>
+                <w:color w:val="000000"/>
                 <w:sz w:val="18"/>
                 <w:szCs w:val="18"/>
               </w:rPr>
@@ -8091,17 +8611,21 @@
               <w:bottom w:val="single" w:color="CCCCCC" w:sz="4"/>
               <w:right w:val="single" w:color="CCCCCC" w:sz="4"/>
             </w:tcBorders>
-            <w:tcMar>
-              <w:top w:type="dxa" w:w="60"/>
-              <w:left w:type="dxa" w:w="120"/>
-              <w:bottom w:type="dxa" w:w="60"/>
-              <w:right w:type="dxa" w:w="120"/>
-            </w:tcMar>
-          </w:tcPr>
-          <w:p>
-            <w:r>
-              <w:rPr>
-                <w:rFonts w:ascii="BIZ UDPゴシック" w:cs="BIZ UDPゴシック" w:eastAsia="BIZ UDPゴシック" w:hAnsi="BIZ UDPゴシック"/>
+            <w:shd w:fill="FFFFFF" w:val="clear"/>
+            <w:tcMar>
+              <w:top w:type="dxa" w:w="60"/>
+              <w:left w:type="dxa" w:w="100"/>
+              <w:bottom w:type="dxa" w:w="60"/>
+              <w:right w:type="dxa" w:w="100"/>
+            </w:tcMar>
+          </w:tcPr>
+          <w:p>
+            <w:r>
+              <w:rPr>
+                <w:rFonts w:ascii="BIZ UDPゴシック" w:cs="BIZ UDPゴシック" w:eastAsia="BIZ UDPゴシック" w:hAnsi="BIZ UDPゴシック"/>
+                <w:b w:val="false"/>
+                <w:bCs w:val="false"/>
+                <w:color w:val="000000"/>
                 <w:sz w:val="18"/>
                 <w:szCs w:val="18"/>
               </w:rPr>
@@ -8120,10 +8644,159 @@
           <w:rFonts w:ascii="BIZ UDPゴシック" w:cs="BIZ UDPゴシック" w:eastAsia="BIZ UDPゴシック" w:hAnsi="BIZ UDPゴシック"/>
           <w:b/>
           <w:bCs/>
+          <w:sz w:val="32"/>
+          <w:szCs w:val="32"/>
+        </w:rPr>
+        <w:t xml:space="preserve">7. 切り戻し手順</w:t>
+      </w:r>
+    </w:p>
+    <w:p>
+      <w:pPr>
+        <w:pStyle w:val="Heading2"/>
+      </w:pPr>
+      <w:r>
+        <w:rPr>
+          <w:rFonts w:ascii="BIZ UDPゴシック" w:cs="BIZ UDPゴシック" w:eastAsia="BIZ UDPゴシック" w:hAnsi="BIZ UDPゴシック"/>
+          <w:b/>
+          <w:bCs/>
           <w:sz w:val="24"/>
           <w:szCs w:val="24"/>
         </w:rPr>
-        <w:t xml:space="preserve">5. 報告方法</w:t>
+        <w:t xml:space="preserve">■ 切り戻しコマンド（CloudShell）</w:t>
+      </w:r>
+    </w:p>
+    <w:tbl>
+      <w:tblPr>
+        <w:tblW w:type="dxa" w:w="8504"/>
+        <w:tblBorders>
+          <w:top w:val="single" w:color="auto" w:sz="4"/>
+          <w:left w:val="single" w:color="auto" w:sz="4"/>
+          <w:bottom w:val="single" w:color="auto" w:sz="4"/>
+          <w:right w:val="single" w:color="auto" w:sz="4"/>
+          <w:insideH w:val="single" w:color="auto" w:sz="4"/>
+          <w:insideV w:val="single" w:color="auto" w:sz="4"/>
+        </w:tblBorders>
+      </w:tblPr>
+      <w:tblGrid>
+        <w:gridCol w:w="8504"/>
+      </w:tblGrid>
+      <w:tr>
+        <w:trPr>
+          <w:cantSplit/>
+        </w:trPr>
+        <w:tc>
+          <w:tcPr>
+            <w:tcW w:type="dxa" w:w="8504"/>
+            <w:tcBorders>
+              <w:top w:val="single" w:color="CCCCCC" w:sz="4"/>
+              <w:left w:val="single" w:color="CCCCCC" w:sz="4"/>
+              <w:bottom w:val="single" w:color="CCCCCC" w:sz="4"/>
+              <w:right w:val="single" w:color="CCCCCC" w:sz="4"/>
+            </w:tcBorders>
+            <w:shd w:fill="F5F5F5" w:val="clear"/>
+            <w:tcMar>
+              <w:top w:type="dxa" w:w="60"/>
+              <w:left w:type="dxa" w:w="100"/>
+              <w:bottom w:type="dxa" w:w="60"/>
+              <w:right w:type="dxa" w:w="100"/>
+            </w:tcMar>
+          </w:tcPr>
+          <w:p>
+            <w:r>
+              <w:rPr>
+                <w:rFonts w:ascii="Consolas" w:cs="Consolas" w:eastAsia="Consolas" w:hAnsi="Consolas"/>
+                <w:sz w:val="18"/>
+                <w:szCs w:val="18"/>
+              </w:rPr>
+              <w:t xml:space="preserve">REGION="ap-northeast-1"</w:t>
+            </w:r>
+          </w:p>
+          <w:p>
+            <w:r>
+              <w:rPr>
+                <w:rFonts w:ascii="Consolas" w:cs="Consolas" w:eastAsia="Consolas" w:hAnsi="Consolas"/>
+                <w:sz w:val="18"/>
+                <w:szCs w:val="18"/>
+              </w:rPr>
+              <w:t xml:space="preserve"># Step 1: EventBridge ルールを両方とも無効化</w:t>
+            </w:r>
+          </w:p>
+          <w:p>
+            <w:r>
+              <w:rPr>
+                <w:rFonts w:ascii="Consolas" w:cs="Consolas" w:eastAsia="Consolas" w:hAnsi="Consolas"/>
+                <w:sz w:val="18"/>
+                <w:szCs w:val="18"/>
+              </w:rPr>
+              <w:t xml:space="preserve">aws events disable-rule --region $REGION --name ksm-posprd-eb-tf-start</w:t>
+            </w:r>
+          </w:p>
+          <w:p>
+            <w:r>
+              <w:rPr>
+                <w:rFonts w:ascii="Consolas" w:cs="Consolas" w:eastAsia="Consolas" w:hAnsi="Consolas"/>
+                <w:sz w:val="18"/>
+                <w:szCs w:val="18"/>
+              </w:rPr>
+              <w:t xml:space="preserve">aws events disable-rule --region $REGION --name ksm-posprd-eb-tf-stop</w:t>
+            </w:r>
+          </w:p>
+          <w:p>
+            <w:r>
+              <w:rPr>
+                <w:rFonts w:ascii="Consolas" w:cs="Consolas" w:eastAsia="Consolas" w:hAnsi="Consolas"/>
+                <w:sz w:val="18"/>
+                <w:szCs w:val="18"/>
+              </w:rPr>
+              <w:t xml:space="preserve"/>
+            </w:r>
+          </w:p>
+          <w:p>
+            <w:r>
+              <w:rPr>
+                <w:rFonts w:ascii="Consolas" w:cs="Consolas" w:eastAsia="Consolas" w:hAnsi="Consolas"/>
+                <w:sz w:val="18"/>
+                <w:szCs w:val="18"/>
+              </w:rPr>
+              <w:t xml:space="preserve"># Step 2: OC系・SH系サーバーを手動で起動（常時ONLINEに戻す）</w:t>
+            </w:r>
+          </w:p>
+          <w:p>
+            <w:r>
+              <w:rPr>
+                <w:rFonts w:ascii="Consolas" w:cs="Consolas" w:eastAsia="Consolas" w:hAnsi="Consolas"/>
+                <w:sz w:val="18"/>
+                <w:szCs w:val="18"/>
+              </w:rPr>
+              <w:t xml:space="preserve">aws transfer start-server --region $REGION --server-id s-2a4905e8210f48248</w:t>
+            </w:r>
+          </w:p>
+          <w:p>
+            <w:r>
+              <w:rPr>
+                <w:rFonts w:ascii="Consolas" w:cs="Consolas" w:eastAsia="Consolas" w:hAnsi="Consolas"/>
+                <w:sz w:val="18"/>
+                <w:szCs w:val="18"/>
+              </w:rPr>
+              <w:t xml:space="preserve">aws transfer start-server --region $REGION --server-id s-5546031218784c4ba</w:t>
+            </w:r>
+          </w:p>
+        </w:tc>
+      </w:tr>
+    </w:tbl>
+    <w:p>
+      <w:pPr>
+        <w:pStyle w:val="Heading1"/>
+      </w:pPr>
+      <w:r>
+        <w:rPr>
+          <w:rFonts w:ascii="BIZ UDPゴシック" w:cs="BIZ UDPゴシック" w:eastAsia="BIZ UDPゴシック" w:hAnsi="BIZ UDPゴシック"/>
+          <w:b/>
+          <w:bCs/>
+          <w:sz w:val="32"/>
+          <w:szCs w:val="32"/>
+        </w:rPr>
+        <w:t xml:space="preserve">8. 報告方法</w:t>
       </w:r>
     </w:p>
     <w:p>
@@ -8133,6 +8806,7 @@
           <w:ilvl w:val="0"/>
           <w:numId w:val="2"/>
         </w:numPr>
+        <w:spacing w:before="40" w:after="40"/>
       </w:pPr>
       <w:r>
         <w:rPr>
@@ -8150,6 +8824,7 @@
           <w:ilvl w:val="0"/>
           <w:numId w:val="2"/>
         </w:numPr>
+        <w:spacing w:before="40" w:after="40"/>
       </w:pPr>
       <w:r>
         <w:rPr>
@@ -8167,6 +8842,7 @@
           <w:ilvl w:val="0"/>
           <w:numId w:val="2"/>
         </w:numPr>
+        <w:spacing w:before="40" w:after="40"/>
       </w:pPr>
       <w:r>
         <w:rPr>
@@ -8184,6 +8860,7 @@
           <w:ilvl w:val="0"/>
           <w:numId w:val="2"/>
         </w:numPr>
+        <w:spacing w:before="40" w:after="40"/>
       </w:pPr>
       <w:r>
         <w:rPr>
@@ -8227,7 +8904,7 @@
         <w:sz w:val="16"/>
         <w:szCs w:val="16"/>
       </w:rPr>
-      <w:t xml:space="preserve">Luvina Software JSC.  |  Confidential  |  p. </w:t>
+      <w:t xml:space="preserve">Luvina Software JSC.  |  Confidential  |  p.</w:t>
     </w:r>
     <w:fldSimple w:instr="PAGE">
       <w:r>
@@ -8237,7 +8914,6 @@
           <w:sz w:val="16"/>
           <w:szCs w:val="16"/>
         </w:rPr>
-        <w:t>1</w:t>
       </w:r>
     </w:fldSimple>
   </w:p>
@@ -8299,10 +8975,10 @@
         <w:b/>
         <w:bCs/>
         <w:color w:val="C8102E"/>
-        <w:sz w:val="26"/>
-        <w:szCs w:val="26"/>
+        <w:sz w:val="22"/>
+        <w:szCs w:val="22"/>
       </w:rPr>
-      <w:t xml:space="preserve">カスミPOS  改修指示書  Transfer Family コスト削減</w:t>
+      <w:t xml:space="preserve">カスミPOS 改修指示書</w:t>
     </w:r>
     <w:r>
       <w:rPr>
@@ -8411,16 +9087,7 @@
       <w:lvlText w:val="・"/>
       <w:lvlJc w:val="left"/>
       <w:pPr>
-        <w:ind w:left="420" w:hanging="280"/>
-      </w:pPr>
-    </w:lvl>
-    <w:lvl w:ilvl="1" w15:tentative="1">
-      <w:start w:val="1"/>
-      <w:numFmt w:val="bullet"/>
-      <w:lvlText w:val="－"/>
-      <w:lvlJc w:val="left"/>
-      <w:pPr>
-        <w:ind w:left="720" w:hanging="280"/>
+        <w:ind w:left="600" w:hanging="300"/>
       </w:pPr>
     </w:lvl>
   </w:abstractNum>
@@ -8591,12 +9258,25 @@
     <w:next w:val="Normal"/>
     <w:qFormat/>
     <w:pPr>
-      <w:pageBreakBefore/>
-      <w:pBdr>
-        <w:bottom w:val="single" w:color="E8A0A8" w:sz="2" w:space="4"/>
-      </w:pBdr>
-      <w:spacing w:before="0" w:after="120"/>
+      <w:spacing w:before="300" w:after="120"/>
       <w:outlineLvl w:val="0"/>
+    </w:pPr>
+    <w:rPr>
+      <w:rFonts w:ascii="BIZ UDPゴシック" w:cs="BIZ UDPゴシック" w:eastAsia="BIZ UDPゴシック" w:hAnsi="BIZ UDPゴシック"/>
+      <w:b/>
+      <w:bCs/>
+      <w:sz w:val="32"/>
+      <w:szCs w:val="32"/>
+    </w:rPr>
+  </w:style>
+  <w:style w:type="paragraph" w:styleId="Heading2">
+    <w:name w:val="Heading 2"/>
+    <w:basedOn w:val="Normal"/>
+    <w:next w:val="Normal"/>
+    <w:qFormat/>
+    <w:pPr>
+      <w:spacing w:before="200" w:after="80"/>
+      <w:outlineLvl w:val="1"/>
     </w:pPr>
     <w:rPr>
       <w:rFonts w:ascii="BIZ UDPゴシック" w:cs="BIZ UDPゴシック" w:eastAsia="BIZ UDPゴシック" w:hAnsi="BIZ UDPゴシック"/>
@@ -8606,21 +9286,21 @@
       <w:szCs w:val="24"/>
     </w:rPr>
   </w:style>
-  <w:style w:type="paragraph" w:styleId="Heading2">
-    <w:name w:val="Heading 2"/>
+  <w:style w:type="paragraph" w:styleId="Heading3">
+    <w:name w:val="Heading 3"/>
     <w:basedOn w:val="Normal"/>
     <w:next w:val="Normal"/>
     <w:qFormat/>
     <w:pPr>
       <w:spacing w:before="160" w:after="60"/>
-      <w:outlineLvl w:val="1"/>
+      <w:outlineLvl w:val="2"/>
     </w:pPr>
     <w:rPr>
       <w:rFonts w:ascii="BIZ UDPゴシック" w:cs="BIZ UDPゴシック" w:eastAsia="BIZ UDPゴシック" w:hAnsi="BIZ UDPゴシック"/>
       <w:b/>
       <w:bCs/>
-      <w:sz w:val="18"/>
-      <w:szCs w:val="18"/>
+      <w:sz w:val="22"/>
+      <w:szCs w:val="22"/>
     </w:rPr>
   </w:style>
 </w:styles>

--- a/40_AWS/04_修正依頼/20260308_TransferFamilyコスト削減.docx
+++ b/40_AWS/04_修正依頼/20260308_TransferFamilyコスト削減.docx
@@ -4,7 +4,7 @@
   <w:body>
     <w:p>
       <w:pPr>
-        <w:spacing w:before="1800" w:after="120"/>
+        <w:spacing w:before="4800" w:after="80"/>
         <w:jc w:val="center"/>
       </w:pPr>
       <w:r>
@@ -12,24 +12,40 @@
           <w:rFonts w:ascii="BIZ UDPゴシック" w:cs="BIZ UDPゴシック" w:eastAsia="BIZ UDPゴシック" w:hAnsi="BIZ UDPゴシック"/>
           <w:b/>
           <w:bCs/>
-          <w:sz w:val="56"/>
-          <w:szCs w:val="56"/>
+          <w:color w:val="C8102E"/>
+          <w:sz w:val="32"/>
+          <w:szCs w:val="32"/>
         </w:rPr>
-        <w:t xml:space="preserve">改　修　指　示　書</w:t>
+        <w:t xml:space="preserve">カスミPOS 本番環境  改修指示書</w:t>
       </w:r>
     </w:p>
     <w:p>
       <w:pPr>
-        <w:spacing w:before="80" w:after="240"/>
+        <w:spacing w:before="80" w:after="80"/>
         <w:jc w:val="center"/>
       </w:pPr>
       <w:r>
         <w:rPr>
           <w:rFonts w:ascii="BIZ UDPゴシック" w:cs="BIZ UDPゴシック" w:eastAsia="BIZ UDPゴシック" w:hAnsi="BIZ UDPゴシック"/>
-          <w:sz w:val="24"/>
-          <w:szCs w:val="24"/>
+          <w:b/>
+          <w:bCs/>
+          <w:sz w:val="32"/>
+          <w:szCs w:val="32"/>
         </w:rPr>
         <w:t xml:space="preserve">2026/03/08  Transfer Family コスト削減（自動起動・停止）</w:t>
+      </w:r>
+    </w:p>
+    <w:p>
+      <w:pPr>
+        <w:spacing w:before="2400" w:after="0"/>
+      </w:pPr>
+      <w:r>
+        <w:rPr>
+          <w:rFonts w:ascii="BIZ UDPゴシック" w:cs="BIZ UDPゴシック" w:eastAsia="BIZ UDPゴシック" w:hAnsi="BIZ UDPゴシック"/>
+          <w:sz w:val="18"/>
+          <w:szCs w:val="18"/>
+        </w:rPr>
+        <w:t xml:space="preserve"/>
       </w:r>
     </w:p>
     <w:tbl>
@@ -76,7 +92,6 @@
                 <w:rFonts w:ascii="BIZ UDPゴシック" w:cs="BIZ UDPゴシック" w:eastAsia="BIZ UDPゴシック" w:hAnsi="BIZ UDPゴシック"/>
                 <w:b w:val="false"/>
                 <w:bCs w:val="false"/>
-                <w:color w:val="000000"/>
                 <w:sz w:val="18"/>
                 <w:szCs w:val="18"/>
               </w:rPr>
@@ -107,7 +122,6 @@
                 <w:rFonts w:ascii="BIZ UDPゴシック" w:cs="BIZ UDPゴシック" w:eastAsia="BIZ UDPゴシック" w:hAnsi="BIZ UDPゴシック"/>
                 <w:b w:val="false"/>
                 <w:bCs w:val="false"/>
-                <w:color w:val="000000"/>
                 <w:sz w:val="18"/>
                 <w:szCs w:val="18"/>
               </w:rPr>
@@ -143,7 +157,6 @@
                 <w:rFonts w:ascii="BIZ UDPゴシック" w:cs="BIZ UDPゴシック" w:eastAsia="BIZ UDPゴシック" w:hAnsi="BIZ UDPゴシック"/>
                 <w:b w:val="false"/>
                 <w:bCs w:val="false"/>
-                <w:color w:val="000000"/>
                 <w:sz w:val="18"/>
                 <w:szCs w:val="18"/>
               </w:rPr>
@@ -174,7 +187,6 @@
                 <w:rFonts w:ascii="BIZ UDPゴシック" w:cs="BIZ UDPゴシック" w:eastAsia="BIZ UDPゴシック" w:hAnsi="BIZ UDPゴシック"/>
                 <w:b w:val="false"/>
                 <w:bCs w:val="false"/>
-                <w:color w:val="000000"/>
                 <w:sz w:val="18"/>
                 <w:szCs w:val="18"/>
               </w:rPr>
@@ -210,7 +222,6 @@
                 <w:rFonts w:ascii="BIZ UDPゴシック" w:cs="BIZ UDPゴシック" w:eastAsia="BIZ UDPゴシック" w:hAnsi="BIZ UDPゴシック"/>
                 <w:b w:val="false"/>
                 <w:bCs w:val="false"/>
-                <w:color w:val="000000"/>
                 <w:sz w:val="18"/>
                 <w:szCs w:val="18"/>
               </w:rPr>
@@ -241,7 +252,6 @@
                 <w:rFonts w:ascii="BIZ UDPゴシック" w:cs="BIZ UDPゴシック" w:eastAsia="BIZ UDPゴシック" w:hAnsi="BIZ UDPゴシック"/>
                 <w:b w:val="false"/>
                 <w:bCs w:val="false"/>
-                <w:color w:val="000000"/>
                 <w:sz w:val="18"/>
                 <w:szCs w:val="18"/>
               </w:rPr>
@@ -277,7 +287,6 @@
                 <w:rFonts w:ascii="BIZ UDPゴシック" w:cs="BIZ UDPゴシック" w:eastAsia="BIZ UDPゴシック" w:hAnsi="BIZ UDPゴシック"/>
                 <w:b w:val="false"/>
                 <w:bCs w:val="false"/>
-                <w:color w:val="000000"/>
                 <w:sz w:val="18"/>
                 <w:szCs w:val="18"/>
               </w:rPr>
@@ -308,7 +317,6 @@
                 <w:rFonts w:ascii="BIZ UDPゴシック" w:cs="BIZ UDPゴシック" w:eastAsia="BIZ UDPゴシック" w:hAnsi="BIZ UDPゴシック"/>
                 <w:b w:val="false"/>
                 <w:bCs w:val="false"/>
-                <w:color w:val="000000"/>
                 <w:sz w:val="18"/>
                 <w:szCs w:val="18"/>
               </w:rPr>
@@ -344,7 +352,6 @@
                 <w:rFonts w:ascii="BIZ UDPゴシック" w:cs="BIZ UDPゴシック" w:eastAsia="BIZ UDPゴシック" w:hAnsi="BIZ UDPゴシック"/>
                 <w:b w:val="false"/>
                 <w:bCs w:val="false"/>
-                <w:color w:val="000000"/>
                 <w:sz w:val="18"/>
                 <w:szCs w:val="18"/>
               </w:rPr>
@@ -375,7 +382,6 @@
                 <w:rFonts w:ascii="BIZ UDPゴシック" w:cs="BIZ UDPゴシック" w:eastAsia="BIZ UDPゴシック" w:hAnsi="BIZ UDPゴシック"/>
                 <w:b w:val="false"/>
                 <w:bCs w:val="false"/>
-                <w:color w:val="000000"/>
                 <w:sz w:val="18"/>
                 <w:szCs w:val="18"/>
               </w:rPr>
@@ -411,7 +417,6 @@
                 <w:rFonts w:ascii="BIZ UDPゴシック" w:cs="BIZ UDPゴシック" w:eastAsia="BIZ UDPゴシック" w:hAnsi="BIZ UDPゴシック"/>
                 <w:b w:val="false"/>
                 <w:bCs w:val="false"/>
-                <w:color w:val="000000"/>
                 <w:sz w:val="18"/>
                 <w:szCs w:val="18"/>
               </w:rPr>
@@ -442,7 +447,6 @@
                 <w:rFonts w:ascii="BIZ UDPゴシック" w:cs="BIZ UDPゴシック" w:eastAsia="BIZ UDPゴシック" w:hAnsi="BIZ UDPゴシック"/>
                 <w:b w:val="false"/>
                 <w:bCs w:val="false"/>
-                <w:color w:val="000000"/>
                 <w:sz w:val="18"/>
                 <w:szCs w:val="18"/>
               </w:rPr>
@@ -478,7 +482,6 @@
                 <w:rFonts w:ascii="BIZ UDPゴシック" w:cs="BIZ UDPゴシック" w:eastAsia="BIZ UDPゴシック" w:hAnsi="BIZ UDPゴシック"/>
                 <w:b w:val="false"/>
                 <w:bCs w:val="false"/>
-                <w:color w:val="000000"/>
                 <w:sz w:val="18"/>
                 <w:szCs w:val="18"/>
               </w:rPr>
@@ -509,7 +512,6 @@
                 <w:rFonts w:ascii="BIZ UDPゴシック" w:cs="BIZ UDPゴシック" w:eastAsia="BIZ UDPゴシック" w:hAnsi="BIZ UDPゴシック"/>
                 <w:b w:val="false"/>
                 <w:bCs w:val="false"/>
-                <w:color w:val="000000"/>
                 <w:sz w:val="18"/>
                 <w:szCs w:val="18"/>
               </w:rPr>
@@ -545,7 +547,6 @@
                 <w:rFonts w:ascii="BIZ UDPゴシック" w:cs="BIZ UDPゴシック" w:eastAsia="BIZ UDPゴシック" w:hAnsi="BIZ UDPゴシック"/>
                 <w:b w:val="false"/>
                 <w:bCs w:val="false"/>
-                <w:color w:val="000000"/>
                 <w:sz w:val="18"/>
                 <w:szCs w:val="18"/>
               </w:rPr>
@@ -576,7 +577,6 @@
                 <w:rFonts w:ascii="BIZ UDPゴシック" w:cs="BIZ UDPゴシック" w:eastAsia="BIZ UDPゴシック" w:hAnsi="BIZ UDPゴシック"/>
                 <w:b w:val="false"/>
                 <w:bCs w:val="false"/>
-                <w:color w:val="000000"/>
                 <w:sz w:val="18"/>
                 <w:szCs w:val="18"/>
               </w:rPr>
@@ -586,6 +586,52 @@
         </w:tc>
       </w:tr>
     </w:tbl>
+    <w:p>
+      <w:pPr>
+        <w:spacing w:before="1400" w:after="0"/>
+        <w:jc w:val="center"/>
+      </w:pPr>
+      <w:r>
+        <w:drawing>
+          <wp:inline distT="0" distB="0" distL="0" distR="0">
+            <wp:extent cx="857250" cy="428625"/>
+            <wp:effectExtent t="0" r="0" b="0" l="0"/>
+            <wp:docPr id="1" name="" descr="" title=""/>
+            <wp:cNvGraphicFramePr>
+              <a:graphicFrameLocks xmlns:a="http://schemas.openxmlformats.org/drawingml/2006/main" noChangeAspect="1"/>
+            </wp:cNvGraphicFramePr>
+            <a:graphic xmlns:a="http://schemas.openxmlformats.org/drawingml/2006/main">
+              <a:graphicData uri="http://schemas.openxmlformats.org/drawingml/2006/picture">
+                <pic:pic xmlns:pic="http://schemas.openxmlformats.org/drawingml/2006/picture">
+                  <pic:nvPicPr>
+                    <pic:cNvPr id="0" name="" descr=""/>
+                    <pic:cNvPicPr>
+                      <a:picLocks noChangeAspect="1" noChangeArrowheads="1"/>
+                    </pic:cNvPicPr>
+                  </pic:nvPicPr>
+                  <pic:blipFill>
+                    <a:blip r:embed="rId8" cstate="none"/>
+                    <a:srcRect/>
+                    <a:stretch>
+                      <a:fillRect/>
+                    </a:stretch>
+                  </pic:blipFill>
+                  <pic:spPr bwMode="auto">
+                    <a:xfrm>
+                      <a:off x="0" y="0"/>
+                      <a:ext cx="857250" cy="428625"/>
+                    </a:xfrm>
+                    <a:prstGeom prst="rect">
+                      <a:avLst/>
+                    </a:prstGeom>
+                  </pic:spPr>
+                </pic:pic>
+              </a:graphicData>
+            </a:graphic>
+          </wp:inline>
+        </w:drawing>
+      </w:r>
+    </w:p>
     <w:p>
       <w:pPr>
         <w:pStyle w:val="Normal"/>
@@ -604,8 +650,8 @@
           <w:rFonts w:ascii="BIZ UDPゴシック" w:cs="BIZ UDPゴシック" w:eastAsia="BIZ UDPゴシック" w:hAnsi="BIZ UDPゴシック"/>
           <w:b/>
           <w:bCs/>
-          <w:sz w:val="24"/>
-          <w:szCs w:val="24"/>
+          <w:sz w:val="18"/>
+          <w:szCs w:val="18"/>
         </w:rPr>
         <w:t xml:space="preserve">■ 改廃履歴</w:t>
       </w:r>
@@ -655,7 +701,6 @@
                 <w:rFonts w:ascii="BIZ UDPゴシック" w:cs="BIZ UDPゴシック" w:eastAsia="BIZ UDPゴシック" w:hAnsi="BIZ UDPゴシック"/>
                 <w:b/>
                 <w:bCs/>
-                <w:color w:val="000000"/>
                 <w:sz w:val="18"/>
                 <w:szCs w:val="18"/>
               </w:rPr>
@@ -686,7 +731,6 @@
                 <w:rFonts w:ascii="BIZ UDPゴシック" w:cs="BIZ UDPゴシック" w:eastAsia="BIZ UDPゴシック" w:hAnsi="BIZ UDPゴシック"/>
                 <w:b/>
                 <w:bCs/>
-                <w:color w:val="000000"/>
                 <w:sz w:val="18"/>
                 <w:szCs w:val="18"/>
               </w:rPr>
@@ -717,7 +761,6 @@
                 <w:rFonts w:ascii="BIZ UDPゴシック" w:cs="BIZ UDPゴシック" w:eastAsia="BIZ UDPゴシック" w:hAnsi="BIZ UDPゴシック"/>
                 <w:b/>
                 <w:bCs/>
-                <w:color w:val="000000"/>
                 <w:sz w:val="18"/>
                 <w:szCs w:val="18"/>
               </w:rPr>
@@ -748,7 +791,6 @@
                 <w:rFonts w:ascii="BIZ UDPゴシック" w:cs="BIZ UDPゴシック" w:eastAsia="BIZ UDPゴシック" w:hAnsi="BIZ UDPゴシック"/>
                 <w:b/>
                 <w:bCs/>
-                <w:color w:val="000000"/>
                 <w:sz w:val="18"/>
                 <w:szCs w:val="18"/>
               </w:rPr>
@@ -784,7 +826,6 @@
                 <w:rFonts w:ascii="BIZ UDPゴシック" w:cs="BIZ UDPゴシック" w:eastAsia="BIZ UDPゴシック" w:hAnsi="BIZ UDPゴシック"/>
                 <w:b w:val="false"/>
                 <w:bCs w:val="false"/>
-                <w:color w:val="000000"/>
                 <w:sz w:val="18"/>
                 <w:szCs w:val="18"/>
               </w:rPr>
@@ -815,7 +856,6 @@
                 <w:rFonts w:ascii="BIZ UDPゴシック" w:cs="BIZ UDPゴシック" w:eastAsia="BIZ UDPゴシック" w:hAnsi="BIZ UDPゴシック"/>
                 <w:b w:val="false"/>
                 <w:bCs w:val="false"/>
-                <w:color w:val="000000"/>
                 <w:sz w:val="18"/>
                 <w:szCs w:val="18"/>
               </w:rPr>
@@ -846,7 +886,6 @@
                 <w:rFonts w:ascii="BIZ UDPゴシック" w:cs="BIZ UDPゴシック" w:eastAsia="BIZ UDPゴシック" w:hAnsi="BIZ UDPゴシック"/>
                 <w:b w:val="false"/>
                 <w:bCs w:val="false"/>
-                <w:color w:val="000000"/>
                 <w:sz w:val="18"/>
                 <w:szCs w:val="18"/>
               </w:rPr>
@@ -877,7 +916,6 @@
                 <w:rFonts w:ascii="BIZ UDPゴシック" w:cs="BIZ UDPゴシック" w:eastAsia="BIZ UDPゴシック" w:hAnsi="BIZ UDPゴシック"/>
                 <w:b w:val="false"/>
                 <w:bCs w:val="false"/>
-                <w:color w:val="000000"/>
                 <w:sz w:val="18"/>
                 <w:szCs w:val="18"/>
               </w:rPr>
@@ -913,7 +951,6 @@
                 <w:rFonts w:ascii="BIZ UDPゴシック" w:cs="BIZ UDPゴシック" w:eastAsia="BIZ UDPゴシック" w:hAnsi="BIZ UDPゴシック"/>
                 <w:b w:val="false"/>
                 <w:bCs w:val="false"/>
-                <w:color w:val="000000"/>
                 <w:sz w:val="18"/>
                 <w:szCs w:val="18"/>
               </w:rPr>
@@ -944,7 +981,6 @@
                 <w:rFonts w:ascii="BIZ UDPゴシック" w:cs="BIZ UDPゴシック" w:eastAsia="BIZ UDPゴシック" w:hAnsi="BIZ UDPゴシック"/>
                 <w:b w:val="false"/>
                 <w:bCs w:val="false"/>
-                <w:color w:val="000000"/>
                 <w:sz w:val="18"/>
                 <w:szCs w:val="18"/>
               </w:rPr>
@@ -975,7 +1011,6 @@
                 <w:rFonts w:ascii="BIZ UDPゴシック" w:cs="BIZ UDPゴシック" w:eastAsia="BIZ UDPゴシック" w:hAnsi="BIZ UDPゴシック"/>
                 <w:b w:val="false"/>
                 <w:bCs w:val="false"/>
-                <w:color w:val="000000"/>
                 <w:sz w:val="18"/>
                 <w:szCs w:val="18"/>
               </w:rPr>
@@ -1006,7 +1041,6 @@
                 <w:rFonts w:ascii="BIZ UDPゴシック" w:cs="BIZ UDPゴシック" w:eastAsia="BIZ UDPゴシック" w:hAnsi="BIZ UDPゴシック"/>
                 <w:b w:val="false"/>
                 <w:bCs w:val="false"/>
-                <w:color w:val="000000"/>
                 <w:sz w:val="18"/>
                 <w:szCs w:val="18"/>
               </w:rPr>
@@ -1034,8 +1068,8 @@
           <w:rFonts w:ascii="BIZ UDPゴシック" w:cs="BIZ UDPゴシック" w:eastAsia="BIZ UDPゴシック" w:hAnsi="BIZ UDPゴシック"/>
           <w:b/>
           <w:bCs/>
-          <w:sz w:val="32"/>
-          <w:szCs w:val="32"/>
+          <w:sz w:val="24"/>
+          <w:szCs w:val="24"/>
         </w:rPr>
         <w:t xml:space="preserve">0. 実施判断のご確認（顧客向け）</w:t>
       </w:r>
@@ -1062,8 +1096,8 @@
           <w:rFonts w:ascii="BIZ UDPゴシック" w:cs="BIZ UDPゴシック" w:eastAsia="BIZ UDPゴシック" w:hAnsi="BIZ UDPゴシック"/>
           <w:b/>
           <w:bCs/>
-          <w:sz w:val="24"/>
-          <w:szCs w:val="24"/>
+          <w:sz w:val="18"/>
+          <w:szCs w:val="18"/>
         </w:rPr>
         <w:t xml:space="preserve">■ 削減効果と制約事項</w:t>
       </w:r>
@@ -1111,7 +1145,6 @@
                 <w:rFonts w:ascii="BIZ UDPゴシック" w:cs="BIZ UDPゴシック" w:eastAsia="BIZ UDPゴシック" w:hAnsi="BIZ UDPゴシック"/>
                 <w:b/>
                 <w:bCs/>
-                <w:color w:val="000000"/>
                 <w:sz w:val="18"/>
                 <w:szCs w:val="18"/>
               </w:rPr>
@@ -1142,7 +1175,6 @@
                 <w:rFonts w:ascii="BIZ UDPゴシック" w:cs="BIZ UDPゴシック" w:eastAsia="BIZ UDPゴシック" w:hAnsi="BIZ UDPゴシック"/>
                 <w:b/>
                 <w:bCs/>
-                <w:color w:val="000000"/>
                 <w:sz w:val="18"/>
                 <w:szCs w:val="18"/>
               </w:rPr>
@@ -1178,7 +1210,6 @@
                 <w:rFonts w:ascii="BIZ UDPゴシック" w:cs="BIZ UDPゴシック" w:eastAsia="BIZ UDPゴシック" w:hAnsi="BIZ UDPゴシック"/>
                 <w:b w:val="false"/>
                 <w:bCs w:val="false"/>
-                <w:color w:val="000000"/>
                 <w:sz w:val="18"/>
                 <w:szCs w:val="18"/>
               </w:rPr>
@@ -1209,7 +1240,6 @@
                 <w:rFonts w:ascii="BIZ UDPゴシック" w:cs="BIZ UDPゴシック" w:eastAsia="BIZ UDPゴシック" w:hAnsi="BIZ UDPゴシック"/>
                 <w:b w:val="false"/>
                 <w:bCs w:val="false"/>
-                <w:color w:val="000000"/>
                 <w:sz w:val="18"/>
                 <w:szCs w:val="18"/>
               </w:rPr>
@@ -1245,7 +1275,6 @@
                 <w:rFonts w:ascii="BIZ UDPゴシック" w:cs="BIZ UDPゴシック" w:eastAsia="BIZ UDPゴシック" w:hAnsi="BIZ UDPゴシック"/>
                 <w:b w:val="false"/>
                 <w:bCs w:val="false"/>
-                <w:color w:val="000000"/>
                 <w:sz w:val="18"/>
                 <w:szCs w:val="18"/>
               </w:rPr>
@@ -1276,7 +1305,6 @@
                 <w:rFonts w:ascii="BIZ UDPゴシック" w:cs="BIZ UDPゴシック" w:eastAsia="BIZ UDPゴシック" w:hAnsi="BIZ UDPゴシック"/>
                 <w:b w:val="false"/>
                 <w:bCs w:val="false"/>
-                <w:color w:val="000000"/>
                 <w:sz w:val="18"/>
                 <w:szCs w:val="18"/>
               </w:rPr>
@@ -1312,7 +1340,6 @@
                 <w:rFonts w:ascii="BIZ UDPゴシック" w:cs="BIZ UDPゴシック" w:eastAsia="BIZ UDPゴシック" w:hAnsi="BIZ UDPゴシック"/>
                 <w:b w:val="false"/>
                 <w:bCs w:val="false"/>
-                <w:color w:val="000000"/>
                 <w:sz w:val="18"/>
                 <w:szCs w:val="18"/>
               </w:rPr>
@@ -1343,7 +1370,6 @@
                 <w:rFonts w:ascii="BIZ UDPゴシック" w:cs="BIZ UDPゴシック" w:eastAsia="BIZ UDPゴシック" w:hAnsi="BIZ UDPゴシック"/>
                 <w:b w:val="false"/>
                 <w:bCs w:val="false"/>
-                <w:color w:val="000000"/>
                 <w:sz w:val="18"/>
                 <w:szCs w:val="18"/>
               </w:rPr>
@@ -1379,7 +1405,6 @@
                 <w:rFonts w:ascii="BIZ UDPゴシック" w:cs="BIZ UDPゴシック" w:eastAsia="BIZ UDPゴシック" w:hAnsi="BIZ UDPゴシック"/>
                 <w:b w:val="false"/>
                 <w:bCs w:val="false"/>
-                <w:color w:val="000000"/>
                 <w:sz w:val="18"/>
                 <w:szCs w:val="18"/>
               </w:rPr>
@@ -1410,7 +1435,6 @@
                 <w:rFonts w:ascii="BIZ UDPゴシック" w:cs="BIZ UDPゴシック" w:eastAsia="BIZ UDPゴシック" w:hAnsi="BIZ UDPゴシック"/>
                 <w:b w:val="false"/>
                 <w:bCs w:val="false"/>
-                <w:color w:val="000000"/>
                 <w:sz w:val="18"/>
                 <w:szCs w:val="18"/>
               </w:rPr>
@@ -1446,7 +1470,6 @@
                 <w:rFonts w:ascii="BIZ UDPゴシック" w:cs="BIZ UDPゴシック" w:eastAsia="BIZ UDPゴシック" w:hAnsi="BIZ UDPゴシック"/>
                 <w:b w:val="false"/>
                 <w:bCs w:val="false"/>
-                <w:color w:val="000000"/>
                 <w:sz w:val="18"/>
                 <w:szCs w:val="18"/>
               </w:rPr>
@@ -1477,11 +1500,10 @@
                 <w:rFonts w:ascii="BIZ UDPゴシック" w:cs="BIZ UDPゴシック" w:eastAsia="BIZ UDPゴシック" w:hAnsi="BIZ UDPゴシック"/>
                 <w:b w:val="false"/>
                 <w:bCs w:val="false"/>
-                <w:color w:val="000000"/>
-                <w:sz w:val="18"/>
-                <w:szCs w:val="18"/>
-              </w:rPr>
-              <w:t xml:space="preserve">事前に LUVINA へ連絡をいただければ、手動でサーバーを起動します。連絡なしに時間外送信を行ってもファイルが届きません。</w:t>
+                <w:sz w:val="18"/>
+                <w:szCs w:val="18"/>
+              </w:rPr>
+              <w:t xml:space="preserve">事前に LUVINA へ連絡をいただければ、手動でサーバーを起動します。</w:t>
             </w:r>
           </w:p>
         </w:tc>
@@ -1496,8 +1518,8 @@
           <w:rFonts w:ascii="BIZ UDPゴシック" w:cs="BIZ UDPゴシック" w:eastAsia="BIZ UDPゴシック" w:hAnsi="BIZ UDPゴシック"/>
           <w:b/>
           <w:bCs/>
-          <w:sz w:val="24"/>
-          <w:szCs w:val="24"/>
+          <w:sz w:val="18"/>
+          <w:szCs w:val="18"/>
         </w:rPr>
         <w:t xml:space="preserve">■ 実施判断チェックリスト</w:t>
       </w:r>
@@ -1546,7 +1568,6 @@
                 <w:rFonts w:ascii="BIZ UDPゴシック" w:cs="BIZ UDPゴシック" w:eastAsia="BIZ UDPゴシック" w:hAnsi="BIZ UDPゴシック"/>
                 <w:b/>
                 <w:bCs/>
-                <w:color w:val="000000"/>
                 <w:sz w:val="18"/>
                 <w:szCs w:val="18"/>
               </w:rPr>
@@ -1577,7 +1598,6 @@
                 <w:rFonts w:ascii="BIZ UDPゴシック" w:cs="BIZ UDPゴシック" w:eastAsia="BIZ UDPゴシック" w:hAnsi="BIZ UDPゴシック"/>
                 <w:b/>
                 <w:bCs/>
-                <w:color w:val="000000"/>
                 <w:sz w:val="18"/>
                 <w:szCs w:val="18"/>
               </w:rPr>
@@ -1608,7 +1628,6 @@
                 <w:rFonts w:ascii="BIZ UDPゴシック" w:cs="BIZ UDPゴシック" w:eastAsia="BIZ UDPゴシック" w:hAnsi="BIZ UDPゴシック"/>
                 <w:b/>
                 <w:bCs/>
-                <w:color w:val="000000"/>
                 <w:sz w:val="18"/>
                 <w:szCs w:val="18"/>
               </w:rPr>
@@ -1644,7 +1663,6 @@
                 <w:rFonts w:ascii="BIZ UDPゴシック" w:cs="BIZ UDPゴシック" w:eastAsia="BIZ UDPゴシック" w:hAnsi="BIZ UDPゴシック"/>
                 <w:b w:val="false"/>
                 <w:bCs w:val="false"/>
-                <w:color w:val="000000"/>
                 <w:sz w:val="18"/>
                 <w:szCs w:val="18"/>
               </w:rPr>
@@ -1675,7 +1693,6 @@
                 <w:rFonts w:ascii="BIZ UDPゴシック" w:cs="BIZ UDPゴシック" w:eastAsia="BIZ UDPゴシック" w:hAnsi="BIZ UDPゴシック"/>
                 <w:b w:val="false"/>
                 <w:bCs w:val="false"/>
-                <w:color w:val="000000"/>
                 <w:sz w:val="18"/>
                 <w:szCs w:val="18"/>
               </w:rPr>
@@ -1706,7 +1723,6 @@
                 <w:rFonts w:ascii="BIZ UDPゴシック" w:cs="BIZ UDPゴシック" w:eastAsia="BIZ UDPゴシック" w:hAnsi="BIZ UDPゴシック"/>
                 <w:b w:val="false"/>
                 <w:bCs w:val="false"/>
-                <w:color w:val="000000"/>
                 <w:sz w:val="18"/>
                 <w:szCs w:val="18"/>
               </w:rPr>
@@ -1742,7 +1758,6 @@
                 <w:rFonts w:ascii="BIZ UDPゴシック" w:cs="BIZ UDPゴシック" w:eastAsia="BIZ UDPゴシック" w:hAnsi="BIZ UDPゴシック"/>
                 <w:b w:val="false"/>
                 <w:bCs w:val="false"/>
-                <w:color w:val="000000"/>
                 <w:sz w:val="18"/>
                 <w:szCs w:val="18"/>
               </w:rPr>
@@ -1773,7 +1788,6 @@
                 <w:rFonts w:ascii="BIZ UDPゴシック" w:cs="BIZ UDPゴシック" w:eastAsia="BIZ UDPゴシック" w:hAnsi="BIZ UDPゴシック"/>
                 <w:b w:val="false"/>
                 <w:bCs w:val="false"/>
-                <w:color w:val="000000"/>
                 <w:sz w:val="18"/>
                 <w:szCs w:val="18"/>
               </w:rPr>
@@ -1804,7 +1818,6 @@
                 <w:rFonts w:ascii="BIZ UDPゴシック" w:cs="BIZ UDPゴシック" w:eastAsia="BIZ UDPゴシック" w:hAnsi="BIZ UDPゴシック"/>
                 <w:b w:val="false"/>
                 <w:bCs w:val="false"/>
-                <w:color w:val="000000"/>
                 <w:sz w:val="18"/>
                 <w:szCs w:val="18"/>
               </w:rPr>
@@ -1840,7 +1853,6 @@
                 <w:rFonts w:ascii="BIZ UDPゴシック" w:cs="BIZ UDPゴシック" w:eastAsia="BIZ UDPゴシック" w:hAnsi="BIZ UDPゴシック"/>
                 <w:b w:val="false"/>
                 <w:bCs w:val="false"/>
-                <w:color w:val="000000"/>
                 <w:sz w:val="18"/>
                 <w:szCs w:val="18"/>
               </w:rPr>
@@ -1871,7 +1883,6 @@
                 <w:rFonts w:ascii="BIZ UDPゴシック" w:cs="BIZ UDPゴシック" w:eastAsia="BIZ UDPゴシック" w:hAnsi="BIZ UDPゴシック"/>
                 <w:b w:val="false"/>
                 <w:bCs w:val="false"/>
-                <w:color w:val="000000"/>
                 <w:sz w:val="18"/>
                 <w:szCs w:val="18"/>
               </w:rPr>
@@ -1902,7 +1913,6 @@
                 <w:rFonts w:ascii="BIZ UDPゴシック" w:cs="BIZ UDPゴシック" w:eastAsia="BIZ UDPゴシック" w:hAnsi="BIZ UDPゴシック"/>
                 <w:b w:val="false"/>
                 <w:bCs w:val="false"/>
-                <w:color w:val="000000"/>
                 <w:sz w:val="18"/>
                 <w:szCs w:val="18"/>
               </w:rPr>
@@ -1927,7 +1937,7 @@
     </w:p>
     <w:p>
       <w:pPr>
-        <w:pStyle w:val="Heading2"/>
+        <w:pStyle w:val="Heading1"/>
       </w:pPr>
       <w:r>
         <w:rPr>
@@ -1936,529 +1946,6 @@
           <w:bCs/>
           <w:sz w:val="24"/>
           <w:szCs w:val="24"/>
-        </w:rPr>
-        <w:t xml:space="preserve">■ 時間外受信が必要な場合の対応フロー（概要）</w:t>
-      </w:r>
-    </w:p>
-    <w:tbl>
-      <w:tblPr>
-        <w:tblW w:type="dxa" w:w="8504"/>
-        <w:tblBorders>
-          <w:top w:val="single" w:color="auto" w:sz="4"/>
-          <w:left w:val="single" w:color="auto" w:sz="4"/>
-          <w:bottom w:val="single" w:color="auto" w:sz="4"/>
-          <w:right w:val="single" w:color="auto" w:sz="4"/>
-          <w:insideH w:val="single" w:color="auto" w:sz="4"/>
-          <w:insideV w:val="single" w:color="auto" w:sz="4"/>
-        </w:tblBorders>
-      </w:tblPr>
-      <w:tblGrid>
-        <w:gridCol w:w="567"/>
-        <w:gridCol w:w="2268"/>
-        <w:gridCol w:w="5669"/>
-      </w:tblGrid>
-      <w:tr>
-        <w:trPr>
-          <w:cantSplit/>
-        </w:trPr>
-        <w:tc>
-          <w:tcPr>
-            <w:tcW w:type="dxa" w:w="567"/>
-            <w:tcBorders>
-              <w:top w:val="single" w:color="CCCCCC" w:sz="4"/>
-              <w:left w:val="single" w:color="CCCCCC" w:sz="4"/>
-              <w:bottom w:val="single" w:color="CCCCCC" w:sz="4"/>
-              <w:right w:val="single" w:color="CCCCCC" w:sz="4"/>
-            </w:tcBorders>
-            <w:shd w:fill="F5F5F5" w:val="clear"/>
-            <w:tcMar>
-              <w:top w:type="dxa" w:w="60"/>
-              <w:left w:type="dxa" w:w="100"/>
-              <w:bottom w:type="dxa" w:w="60"/>
-              <w:right w:type="dxa" w:w="100"/>
-            </w:tcMar>
-          </w:tcPr>
-          <w:p>
-            <w:r>
-              <w:rPr>
-                <w:rFonts w:ascii="BIZ UDPゴシック" w:cs="BIZ UDPゴシック" w:eastAsia="BIZ UDPゴシック" w:hAnsi="BIZ UDPゴシック"/>
-                <w:b/>
-                <w:bCs/>
-                <w:color w:val="000000"/>
-                <w:sz w:val="18"/>
-                <w:szCs w:val="18"/>
-              </w:rPr>
-              <w:t xml:space="preserve">Step</w:t>
-            </w:r>
-          </w:p>
-        </w:tc>
-        <w:tc>
-          <w:tcPr>
-            <w:tcW w:type="dxa" w:w="2268"/>
-            <w:tcBorders>
-              <w:top w:val="single" w:color="CCCCCC" w:sz="4"/>
-              <w:left w:val="single" w:color="CCCCCC" w:sz="4"/>
-              <w:bottom w:val="single" w:color="CCCCCC" w:sz="4"/>
-              <w:right w:val="single" w:color="CCCCCC" w:sz="4"/>
-            </w:tcBorders>
-            <w:shd w:fill="F5F5F5" w:val="clear"/>
-            <w:tcMar>
-              <w:top w:type="dxa" w:w="60"/>
-              <w:left w:type="dxa" w:w="100"/>
-              <w:bottom w:type="dxa" w:w="60"/>
-              <w:right w:type="dxa" w:w="100"/>
-            </w:tcMar>
-          </w:tcPr>
-          <w:p>
-            <w:r>
-              <w:rPr>
-                <w:rFonts w:ascii="BIZ UDPゴシック" w:cs="BIZ UDPゴシック" w:eastAsia="BIZ UDPゴシック" w:hAnsi="BIZ UDPゴシック"/>
-                <w:b/>
-                <w:bCs/>
-                <w:color w:val="000000"/>
-                <w:sz w:val="18"/>
-                <w:szCs w:val="18"/>
-              </w:rPr>
-              <w:t xml:space="preserve">担当</w:t>
-            </w:r>
-          </w:p>
-        </w:tc>
-        <w:tc>
-          <w:tcPr>
-            <w:tcW w:type="dxa" w:w="5669"/>
-            <w:tcBorders>
-              <w:top w:val="single" w:color="CCCCCC" w:sz="4"/>
-              <w:left w:val="single" w:color="CCCCCC" w:sz="4"/>
-              <w:bottom w:val="single" w:color="CCCCCC" w:sz="4"/>
-              <w:right w:val="single" w:color="CCCCCC" w:sz="4"/>
-            </w:tcBorders>
-            <w:shd w:fill="F5F5F5" w:val="clear"/>
-            <w:tcMar>
-              <w:top w:type="dxa" w:w="60"/>
-              <w:left w:type="dxa" w:w="100"/>
-              <w:bottom w:type="dxa" w:w="60"/>
-              <w:right w:type="dxa" w:w="100"/>
-            </w:tcMar>
-          </w:tcPr>
-          <w:p>
-            <w:r>
-              <w:rPr>
-                <w:rFonts w:ascii="BIZ UDPゴシック" w:cs="BIZ UDPゴシック" w:eastAsia="BIZ UDPゴシック" w:hAnsi="BIZ UDPゴシック"/>
-                <w:b/>
-                <w:bCs/>
-                <w:color w:val="000000"/>
-                <w:sz w:val="18"/>
-                <w:szCs w:val="18"/>
-              </w:rPr>
-              <w:t xml:space="preserve">内容</w:t>
-            </w:r>
-          </w:p>
-        </w:tc>
-      </w:tr>
-      <w:tr>
-        <w:trPr>
-          <w:cantSplit/>
-        </w:trPr>
-        <w:tc>
-          <w:tcPr>
-            <w:tcW w:type="dxa" w:w="567"/>
-            <w:tcBorders>
-              <w:top w:val="single" w:color="CCCCCC" w:sz="4"/>
-              <w:left w:val="single" w:color="CCCCCC" w:sz="4"/>
-              <w:bottom w:val="single" w:color="CCCCCC" w:sz="4"/>
-              <w:right w:val="single" w:color="CCCCCC" w:sz="4"/>
-            </w:tcBorders>
-            <w:shd w:fill="FFFFFF" w:val="clear"/>
-            <w:tcMar>
-              <w:top w:type="dxa" w:w="60"/>
-              <w:left w:type="dxa" w:w="100"/>
-              <w:bottom w:type="dxa" w:w="60"/>
-              <w:right w:type="dxa" w:w="100"/>
-            </w:tcMar>
-          </w:tcPr>
-          <w:p>
-            <w:r>
-              <w:rPr>
-                <w:rFonts w:ascii="BIZ UDPゴシック" w:cs="BIZ UDPゴシック" w:eastAsia="BIZ UDPゴシック" w:hAnsi="BIZ UDPゴシック"/>
-                <w:b w:val="false"/>
-                <w:bCs w:val="false"/>
-                <w:color w:val="000000"/>
-                <w:sz w:val="18"/>
-                <w:szCs w:val="18"/>
-              </w:rPr>
-              <w:t xml:space="preserve">1</w:t>
-            </w:r>
-          </w:p>
-        </w:tc>
-        <w:tc>
-          <w:tcPr>
-            <w:tcW w:type="dxa" w:w="2268"/>
-            <w:tcBorders>
-              <w:top w:val="single" w:color="CCCCCC" w:sz="4"/>
-              <w:left w:val="single" w:color="CCCCCC" w:sz="4"/>
-              <w:bottom w:val="single" w:color="CCCCCC" w:sz="4"/>
-              <w:right w:val="single" w:color="CCCCCC" w:sz="4"/>
-            </w:tcBorders>
-            <w:shd w:fill="FFFFFF" w:val="clear"/>
-            <w:tcMar>
-              <w:top w:type="dxa" w:w="60"/>
-              <w:left w:type="dxa" w:w="100"/>
-              <w:bottom w:type="dxa" w:w="60"/>
-              <w:right w:type="dxa" w:w="100"/>
-            </w:tcMar>
-          </w:tcPr>
-          <w:p>
-            <w:r>
-              <w:rPr>
-                <w:rFonts w:ascii="BIZ UDPゴシック" w:cs="BIZ UDPゴシック" w:eastAsia="BIZ UDPゴシック" w:hAnsi="BIZ UDPゴシック"/>
-                <w:b w:val="false"/>
-                <w:bCs w:val="false"/>
-                <w:color w:val="000000"/>
-                <w:sz w:val="18"/>
-                <w:szCs w:val="18"/>
-              </w:rPr>
-              <w:t xml:space="preserve">カスミ担当者 → LUVINA</w:t>
-            </w:r>
-          </w:p>
-        </w:tc>
-        <w:tc>
-          <w:tcPr>
-            <w:tcW w:type="dxa" w:w="5669"/>
-            <w:tcBorders>
-              <w:top w:val="single" w:color="CCCCCC" w:sz="4"/>
-              <w:left w:val="single" w:color="CCCCCC" w:sz="4"/>
-              <w:bottom w:val="single" w:color="CCCCCC" w:sz="4"/>
-              <w:right w:val="single" w:color="CCCCCC" w:sz="4"/>
-            </w:tcBorders>
-            <w:shd w:fill="FFFFFF" w:val="clear"/>
-            <w:tcMar>
-              <w:top w:type="dxa" w:w="60"/>
-              <w:left w:type="dxa" w:w="100"/>
-              <w:bottom w:type="dxa" w:w="60"/>
-              <w:right w:type="dxa" w:w="100"/>
-            </w:tcMar>
-          </w:tcPr>
-          <w:p>
-            <w:r>
-              <w:rPr>
-                <w:rFonts w:ascii="BIZ UDPゴシック" w:cs="BIZ UDPゴシック" w:eastAsia="BIZ UDPゴシック" w:hAnsi="BIZ UDPゴシック"/>
-                <w:b w:val="false"/>
-                <w:bCs w:val="false"/>
-                <w:color w:val="000000"/>
-                <w:sz w:val="18"/>
-                <w:szCs w:val="18"/>
-              </w:rPr>
-              <w:t xml:space="preserve">時間外のファイル送信が必要な旨を事前に連絡する（日時・系統 OC/SH を明記）</w:t>
-            </w:r>
-          </w:p>
-        </w:tc>
-      </w:tr>
-      <w:tr>
-        <w:trPr>
-          <w:cantSplit/>
-        </w:trPr>
-        <w:tc>
-          <w:tcPr>
-            <w:tcW w:type="dxa" w:w="567"/>
-            <w:tcBorders>
-              <w:top w:val="single" w:color="CCCCCC" w:sz="4"/>
-              <w:left w:val="single" w:color="CCCCCC" w:sz="4"/>
-              <w:bottom w:val="single" w:color="CCCCCC" w:sz="4"/>
-              <w:right w:val="single" w:color="CCCCCC" w:sz="4"/>
-            </w:tcBorders>
-            <w:shd w:fill="FFFFFF" w:val="clear"/>
-            <w:tcMar>
-              <w:top w:type="dxa" w:w="60"/>
-              <w:left w:type="dxa" w:w="100"/>
-              <w:bottom w:type="dxa" w:w="60"/>
-              <w:right w:type="dxa" w:w="100"/>
-            </w:tcMar>
-          </w:tcPr>
-          <w:p>
-            <w:r>
-              <w:rPr>
-                <w:rFonts w:ascii="BIZ UDPゴシック" w:cs="BIZ UDPゴシック" w:eastAsia="BIZ UDPゴシック" w:hAnsi="BIZ UDPゴシック"/>
-                <w:b w:val="false"/>
-                <w:bCs w:val="false"/>
-                <w:color w:val="000000"/>
-                <w:sz w:val="18"/>
-                <w:szCs w:val="18"/>
-              </w:rPr>
-              <w:t xml:space="preserve">2</w:t>
-            </w:r>
-          </w:p>
-        </w:tc>
-        <w:tc>
-          <w:tcPr>
-            <w:tcW w:type="dxa" w:w="2268"/>
-            <w:tcBorders>
-              <w:top w:val="single" w:color="CCCCCC" w:sz="4"/>
-              <w:left w:val="single" w:color="CCCCCC" w:sz="4"/>
-              <w:bottom w:val="single" w:color="CCCCCC" w:sz="4"/>
-              <w:right w:val="single" w:color="CCCCCC" w:sz="4"/>
-            </w:tcBorders>
-            <w:shd w:fill="FFFFFF" w:val="clear"/>
-            <w:tcMar>
-              <w:top w:type="dxa" w:w="60"/>
-              <w:left w:type="dxa" w:w="100"/>
-              <w:bottom w:type="dxa" w:w="60"/>
-              <w:right w:type="dxa" w:w="100"/>
-            </w:tcMar>
-          </w:tcPr>
-          <w:p>
-            <w:r>
-              <w:rPr>
-                <w:rFonts w:ascii="BIZ UDPゴシック" w:cs="BIZ UDPゴシック" w:eastAsia="BIZ UDPゴシック" w:hAnsi="BIZ UDPゴシック"/>
-                <w:b w:val="false"/>
-                <w:bCs w:val="false"/>
-                <w:color w:val="000000"/>
-                <w:sz w:val="18"/>
-                <w:szCs w:val="18"/>
-              </w:rPr>
-              <w:t xml:space="preserve">LUVINA</w:t>
-            </w:r>
-          </w:p>
-        </w:tc>
-        <w:tc>
-          <w:tcPr>
-            <w:tcW w:type="dxa" w:w="5669"/>
-            <w:tcBorders>
-              <w:top w:val="single" w:color="CCCCCC" w:sz="4"/>
-              <w:left w:val="single" w:color="CCCCCC" w:sz="4"/>
-              <w:bottom w:val="single" w:color="CCCCCC" w:sz="4"/>
-              <w:right w:val="single" w:color="CCCCCC" w:sz="4"/>
-            </w:tcBorders>
-            <w:shd w:fill="FFFFFF" w:val="clear"/>
-            <w:tcMar>
-              <w:top w:type="dxa" w:w="60"/>
-              <w:left w:type="dxa" w:w="100"/>
-              <w:bottom w:type="dxa" w:w="60"/>
-              <w:right w:type="dxa" w:w="100"/>
-            </w:tcMar>
-          </w:tcPr>
-          <w:p>
-            <w:r>
-              <w:rPr>
-                <w:rFonts w:ascii="BIZ UDPゴシック" w:cs="BIZ UDPゴシック" w:eastAsia="BIZ UDPゴシック" w:hAnsi="BIZ UDPゴシック"/>
-                <w:b w:val="false"/>
-                <w:bCs w:val="false"/>
-                <w:color w:val="000000"/>
-                <w:sz w:val="18"/>
-                <w:szCs w:val="18"/>
-              </w:rPr>
-              <w:t xml:space="preserve">AWS CloudShell にてサーバーを手動起動（所要30秒〜1分）し、完了を連絡する</w:t>
-            </w:r>
-          </w:p>
-        </w:tc>
-      </w:tr>
-      <w:tr>
-        <w:trPr>
-          <w:cantSplit/>
-        </w:trPr>
-        <w:tc>
-          <w:tcPr>
-            <w:tcW w:type="dxa" w:w="567"/>
-            <w:tcBorders>
-              <w:top w:val="single" w:color="CCCCCC" w:sz="4"/>
-              <w:left w:val="single" w:color="CCCCCC" w:sz="4"/>
-              <w:bottom w:val="single" w:color="CCCCCC" w:sz="4"/>
-              <w:right w:val="single" w:color="CCCCCC" w:sz="4"/>
-            </w:tcBorders>
-            <w:shd w:fill="FFFFFF" w:val="clear"/>
-            <w:tcMar>
-              <w:top w:type="dxa" w:w="60"/>
-              <w:left w:type="dxa" w:w="100"/>
-              <w:bottom w:type="dxa" w:w="60"/>
-              <w:right w:type="dxa" w:w="100"/>
-            </w:tcMar>
-          </w:tcPr>
-          <w:p>
-            <w:r>
-              <w:rPr>
-                <w:rFonts w:ascii="BIZ UDPゴシック" w:cs="BIZ UDPゴシック" w:eastAsia="BIZ UDPゴシック" w:hAnsi="BIZ UDPゴシック"/>
-                <w:b w:val="false"/>
-                <w:bCs w:val="false"/>
-                <w:color w:val="000000"/>
-                <w:sz w:val="18"/>
-                <w:szCs w:val="18"/>
-              </w:rPr>
-              <w:t xml:space="preserve">3</w:t>
-            </w:r>
-          </w:p>
-        </w:tc>
-        <w:tc>
-          <w:tcPr>
-            <w:tcW w:type="dxa" w:w="2268"/>
-            <w:tcBorders>
-              <w:top w:val="single" w:color="CCCCCC" w:sz="4"/>
-              <w:left w:val="single" w:color="CCCCCC" w:sz="4"/>
-              <w:bottom w:val="single" w:color="CCCCCC" w:sz="4"/>
-              <w:right w:val="single" w:color="CCCCCC" w:sz="4"/>
-            </w:tcBorders>
-            <w:shd w:fill="FFFFFF" w:val="clear"/>
-            <w:tcMar>
-              <w:top w:type="dxa" w:w="60"/>
-              <w:left w:type="dxa" w:w="100"/>
-              <w:bottom w:type="dxa" w:w="60"/>
-              <w:right w:type="dxa" w:w="100"/>
-            </w:tcMar>
-          </w:tcPr>
-          <w:p>
-            <w:r>
-              <w:rPr>
-                <w:rFonts w:ascii="BIZ UDPゴシック" w:cs="BIZ UDPゴシック" w:eastAsia="BIZ UDPゴシック" w:hAnsi="BIZ UDPゴシック"/>
-                <w:b w:val="false"/>
-                <w:bCs w:val="false"/>
-                <w:color w:val="000000"/>
-                <w:sz w:val="18"/>
-                <w:szCs w:val="18"/>
-              </w:rPr>
-              <w:t xml:space="preserve">ベンダー（BIPROGY / SHARP）</w:t>
-            </w:r>
-          </w:p>
-        </w:tc>
-        <w:tc>
-          <w:tcPr>
-            <w:tcW w:type="dxa" w:w="5669"/>
-            <w:tcBorders>
-              <w:top w:val="single" w:color="CCCCCC" w:sz="4"/>
-              <w:left w:val="single" w:color="CCCCCC" w:sz="4"/>
-              <w:bottom w:val="single" w:color="CCCCCC" w:sz="4"/>
-              <w:right w:val="single" w:color="CCCCCC" w:sz="4"/>
-            </w:tcBorders>
-            <w:shd w:fill="FFFFFF" w:val="clear"/>
-            <w:tcMar>
-              <w:top w:type="dxa" w:w="60"/>
-              <w:left w:type="dxa" w:w="100"/>
-              <w:bottom w:type="dxa" w:w="60"/>
-              <w:right w:type="dxa" w:w="100"/>
-            </w:tcMar>
-          </w:tcPr>
-          <w:p>
-            <w:r>
-              <w:rPr>
-                <w:rFonts w:ascii="BIZ UDPゴシック" w:cs="BIZ UDPゴシック" w:eastAsia="BIZ UDPゴシック" w:hAnsi="BIZ UDPゴシック"/>
-                <w:b w:val="false"/>
-                <w:bCs w:val="false"/>
-                <w:color w:val="000000"/>
-                <w:sz w:val="18"/>
-                <w:szCs w:val="18"/>
-              </w:rPr>
-              <w:t xml:space="preserve">LUVINA からの起動完了連絡を受けてからファイルを送信する</w:t>
-            </w:r>
-          </w:p>
-        </w:tc>
-      </w:tr>
-      <w:tr>
-        <w:trPr>
-          <w:cantSplit/>
-        </w:trPr>
-        <w:tc>
-          <w:tcPr>
-            <w:tcW w:type="dxa" w:w="567"/>
-            <w:tcBorders>
-              <w:top w:val="single" w:color="CCCCCC" w:sz="4"/>
-              <w:left w:val="single" w:color="CCCCCC" w:sz="4"/>
-              <w:bottom w:val="single" w:color="CCCCCC" w:sz="4"/>
-              <w:right w:val="single" w:color="CCCCCC" w:sz="4"/>
-            </w:tcBorders>
-            <w:shd w:fill="FFFFFF" w:val="clear"/>
-            <w:tcMar>
-              <w:top w:type="dxa" w:w="60"/>
-              <w:left w:type="dxa" w:w="100"/>
-              <w:bottom w:type="dxa" w:w="60"/>
-              <w:right w:type="dxa" w:w="100"/>
-            </w:tcMar>
-          </w:tcPr>
-          <w:p>
-            <w:r>
-              <w:rPr>
-                <w:rFonts w:ascii="BIZ UDPゴシック" w:cs="BIZ UDPゴシック" w:eastAsia="BIZ UDPゴシック" w:hAnsi="BIZ UDPゴシック"/>
-                <w:b w:val="false"/>
-                <w:bCs w:val="false"/>
-                <w:color w:val="000000"/>
-                <w:sz w:val="18"/>
-                <w:szCs w:val="18"/>
-              </w:rPr>
-              <w:t xml:space="preserve">4</w:t>
-            </w:r>
-          </w:p>
-        </w:tc>
-        <w:tc>
-          <w:tcPr>
-            <w:tcW w:type="dxa" w:w="2268"/>
-            <w:tcBorders>
-              <w:top w:val="single" w:color="CCCCCC" w:sz="4"/>
-              <w:left w:val="single" w:color="CCCCCC" w:sz="4"/>
-              <w:bottom w:val="single" w:color="CCCCCC" w:sz="4"/>
-              <w:right w:val="single" w:color="CCCCCC" w:sz="4"/>
-            </w:tcBorders>
-            <w:shd w:fill="FFFFFF" w:val="clear"/>
-            <w:tcMar>
-              <w:top w:type="dxa" w:w="60"/>
-              <w:left w:type="dxa" w:w="100"/>
-              <w:bottom w:type="dxa" w:w="60"/>
-              <w:right w:type="dxa" w:w="100"/>
-            </w:tcMar>
-          </w:tcPr>
-          <w:p>
-            <w:r>
-              <w:rPr>
-                <w:rFonts w:ascii="BIZ UDPゴシック" w:cs="BIZ UDPゴシック" w:eastAsia="BIZ UDPゴシック" w:hAnsi="BIZ UDPゴシック"/>
-                <w:b w:val="false"/>
-                <w:bCs w:val="false"/>
-                <w:color w:val="000000"/>
-                <w:sz w:val="18"/>
-                <w:szCs w:val="18"/>
-              </w:rPr>
-              <w:t xml:space="preserve">LUVINA（自動 / 手動）</w:t>
-            </w:r>
-          </w:p>
-        </w:tc>
-        <w:tc>
-          <w:tcPr>
-            <w:tcW w:type="dxa" w:w="5669"/>
-            <w:tcBorders>
-              <w:top w:val="single" w:color="CCCCCC" w:sz="4"/>
-              <w:left w:val="single" w:color="CCCCCC" w:sz="4"/>
-              <w:bottom w:val="single" w:color="CCCCCC" w:sz="4"/>
-              <w:right w:val="single" w:color="CCCCCC" w:sz="4"/>
-            </w:tcBorders>
-            <w:shd w:fill="FFFFFF" w:val="clear"/>
-            <w:tcMar>
-              <w:top w:type="dxa" w:w="60"/>
-              <w:left w:type="dxa" w:w="100"/>
-              <w:bottom w:type="dxa" w:w="60"/>
-              <w:right w:type="dxa" w:w="100"/>
-            </w:tcMar>
-          </w:tcPr>
-          <w:p>
-            <w:r>
-              <w:rPr>
-                <w:rFonts w:ascii="BIZ UDPゴシック" w:cs="BIZ UDPゴシック" w:eastAsia="BIZ UDPゴシック" w:hAnsi="BIZ UDPゴシック"/>
-                <w:b w:val="false"/>
-                <w:bCs w:val="false"/>
-                <w:color w:val="000000"/>
-                <w:sz w:val="18"/>
-                <w:szCs w:val="18"/>
-              </w:rPr>
-              <w:t xml:space="preserve">Step Functions が自動起動しインポート処理が実行される。詳細は「6. 時間外手動操作手順」参照</w:t>
-            </w:r>
-          </w:p>
-        </w:tc>
-      </w:tr>
-    </w:tbl>
-    <w:p>
-      <w:pPr>
-        <w:pStyle w:val="Heading1"/>
-      </w:pPr>
-      <w:r>
-        <w:rPr>
-          <w:rFonts w:ascii="BIZ UDPゴシック" w:cs="BIZ UDPゴシック" w:eastAsia="BIZ UDPゴシック" w:hAnsi="BIZ UDPゴシック"/>
-          <w:b/>
-          <w:bCs/>
-          <w:sz w:val="32"/>
-          <w:szCs w:val="32"/>
         </w:rPr>
         <w:t xml:space="preserve">1. 概要・背景</w:t>
       </w:r>
@@ -2485,8 +1972,8 @@
           <w:rFonts w:ascii="BIZ UDPゴシック" w:cs="BIZ UDPゴシック" w:eastAsia="BIZ UDPゴシック" w:hAnsi="BIZ UDPゴシック"/>
           <w:b/>
           <w:bCs/>
-          <w:sz w:val="24"/>
-          <w:szCs w:val="24"/>
+          <w:sz w:val="18"/>
+          <w:szCs w:val="18"/>
         </w:rPr>
         <w:t xml:space="preserve">■ 改修一覧</w:t>
       </w:r>
@@ -2537,7 +2024,6 @@
                 <w:rFonts w:ascii="BIZ UDPゴシック" w:cs="BIZ UDPゴシック" w:eastAsia="BIZ UDPゴシック" w:hAnsi="BIZ UDPゴシック"/>
                 <w:b/>
                 <w:bCs/>
-                <w:color w:val="000000"/>
                 <w:sz w:val="18"/>
                 <w:szCs w:val="18"/>
               </w:rPr>
@@ -2568,7 +2054,6 @@
                 <w:rFonts w:ascii="BIZ UDPゴシック" w:cs="BIZ UDPゴシック" w:eastAsia="BIZ UDPゴシック" w:hAnsi="BIZ UDPゴシック"/>
                 <w:b/>
                 <w:bCs/>
-                <w:color w:val="000000"/>
                 <w:sz w:val="18"/>
                 <w:szCs w:val="18"/>
               </w:rPr>
@@ -2599,7 +2084,6 @@
                 <w:rFonts w:ascii="BIZ UDPゴシック" w:cs="BIZ UDPゴシック" w:eastAsia="BIZ UDPゴシック" w:hAnsi="BIZ UDPゴシック"/>
                 <w:b/>
                 <w:bCs/>
-                <w:color w:val="000000"/>
                 <w:sz w:val="18"/>
                 <w:szCs w:val="18"/>
               </w:rPr>
@@ -2630,7 +2114,6 @@
                 <w:rFonts w:ascii="BIZ UDPゴシック" w:cs="BIZ UDPゴシック" w:eastAsia="BIZ UDPゴシック" w:hAnsi="BIZ UDPゴシック"/>
                 <w:b/>
                 <w:bCs/>
-                <w:color w:val="000000"/>
                 <w:sz w:val="18"/>
                 <w:szCs w:val="18"/>
               </w:rPr>
@@ -2661,7 +2144,6 @@
                 <w:rFonts w:ascii="BIZ UDPゴシック" w:cs="BIZ UDPゴシック" w:eastAsia="BIZ UDPゴシック" w:hAnsi="BIZ UDPゴシック"/>
                 <w:b/>
                 <w:bCs/>
-                <w:color w:val="000000"/>
                 <w:sz w:val="18"/>
                 <w:szCs w:val="18"/>
               </w:rPr>
@@ -2697,7 +2179,6 @@
                 <w:rFonts w:ascii="BIZ UDPゴシック" w:cs="BIZ UDPゴシック" w:eastAsia="BIZ UDPゴシック" w:hAnsi="BIZ UDPゴシック"/>
                 <w:b w:val="false"/>
                 <w:bCs w:val="false"/>
-                <w:color w:val="000000"/>
                 <w:sz w:val="18"/>
                 <w:szCs w:val="18"/>
               </w:rPr>
@@ -2728,7 +2209,6 @@
                 <w:rFonts w:ascii="BIZ UDPゴシック" w:cs="BIZ UDPゴシック" w:eastAsia="BIZ UDPゴシック" w:hAnsi="BIZ UDPゴシック"/>
                 <w:b w:val="false"/>
                 <w:bCs w:val="false"/>
-                <w:color w:val="000000"/>
                 <w:sz w:val="18"/>
                 <w:szCs w:val="18"/>
               </w:rPr>
@@ -2759,7 +2239,6 @@
                 <w:rFonts w:ascii="BIZ UDPゴシック" w:cs="BIZ UDPゴシック" w:eastAsia="BIZ UDPゴシック" w:hAnsi="BIZ UDPゴシック"/>
                 <w:b w:val="false"/>
                 <w:bCs w:val="false"/>
-                <w:color w:val="000000"/>
                 <w:sz w:val="18"/>
                 <w:szCs w:val="18"/>
               </w:rPr>
@@ -2790,7 +2269,6 @@
                 <w:rFonts w:ascii="BIZ UDPゴシック" w:cs="BIZ UDPゴシック" w:eastAsia="BIZ UDPゴシック" w:hAnsi="BIZ UDPゴシック"/>
                 <w:b w:val="false"/>
                 <w:bCs w:val="false"/>
-                <w:color w:val="000000"/>
                 <w:sz w:val="18"/>
                 <w:szCs w:val="18"/>
               </w:rPr>
@@ -2821,7 +2299,6 @@
                 <w:rFonts w:ascii="BIZ UDPゴシック" w:cs="BIZ UDPゴシック" w:eastAsia="BIZ UDPゴシック" w:hAnsi="BIZ UDPゴシック"/>
                 <w:b w:val="false"/>
                 <w:bCs w:val="false"/>
-                <w:color w:val="000000"/>
                 <w:sz w:val="18"/>
                 <w:szCs w:val="18"/>
               </w:rPr>
@@ -2857,7 +2334,6 @@
                 <w:rFonts w:ascii="BIZ UDPゴシック" w:cs="BIZ UDPゴシック" w:eastAsia="BIZ UDPゴシック" w:hAnsi="BIZ UDPゴシック"/>
                 <w:b w:val="false"/>
                 <w:bCs w:val="false"/>
-                <w:color w:val="000000"/>
                 <w:sz w:val="18"/>
                 <w:szCs w:val="18"/>
               </w:rPr>
@@ -2888,7 +2364,6 @@
                 <w:rFonts w:ascii="BIZ UDPゴシック" w:cs="BIZ UDPゴシック" w:eastAsia="BIZ UDPゴシック" w:hAnsi="BIZ UDPゴシック"/>
                 <w:b w:val="false"/>
                 <w:bCs w:val="false"/>
-                <w:color w:val="000000"/>
                 <w:sz w:val="18"/>
                 <w:szCs w:val="18"/>
               </w:rPr>
@@ -2919,7 +2394,6 @@
                 <w:rFonts w:ascii="BIZ UDPゴシック" w:cs="BIZ UDPゴシック" w:eastAsia="BIZ UDPゴシック" w:hAnsi="BIZ UDPゴシック"/>
                 <w:b w:val="false"/>
                 <w:bCs w:val="false"/>
-                <w:color w:val="000000"/>
                 <w:sz w:val="18"/>
                 <w:szCs w:val="18"/>
               </w:rPr>
@@ -2950,7 +2424,6 @@
                 <w:rFonts w:ascii="BIZ UDPゴシック" w:cs="BIZ UDPゴシック" w:eastAsia="BIZ UDPゴシック" w:hAnsi="BIZ UDPゴシック"/>
                 <w:b w:val="false"/>
                 <w:bCs w:val="false"/>
-                <w:color w:val="000000"/>
                 <w:sz w:val="18"/>
                 <w:szCs w:val="18"/>
               </w:rPr>
@@ -2981,7 +2454,6 @@
                 <w:rFonts w:ascii="BIZ UDPゴシック" w:cs="BIZ UDPゴシック" w:eastAsia="BIZ UDPゴシック" w:hAnsi="BIZ UDPゴシック"/>
                 <w:b w:val="false"/>
                 <w:bCs w:val="false"/>
-                <w:color w:val="000000"/>
                 <w:sz w:val="18"/>
                 <w:szCs w:val="18"/>
               </w:rPr>
@@ -3017,7 +2489,6 @@
                 <w:rFonts w:ascii="BIZ UDPゴシック" w:cs="BIZ UDPゴシック" w:eastAsia="BIZ UDPゴシック" w:hAnsi="BIZ UDPゴシック"/>
                 <w:b w:val="false"/>
                 <w:bCs w:val="false"/>
-                <w:color w:val="000000"/>
                 <w:sz w:val="18"/>
                 <w:szCs w:val="18"/>
               </w:rPr>
@@ -3048,7 +2519,6 @@
                 <w:rFonts w:ascii="BIZ UDPゴシック" w:cs="BIZ UDPゴシック" w:eastAsia="BIZ UDPゴシック" w:hAnsi="BIZ UDPゴシック"/>
                 <w:b w:val="false"/>
                 <w:bCs w:val="false"/>
-                <w:color w:val="000000"/>
                 <w:sz w:val="18"/>
                 <w:szCs w:val="18"/>
               </w:rPr>
@@ -3079,7 +2549,6 @@
                 <w:rFonts w:ascii="BIZ UDPゴシック" w:cs="BIZ UDPゴシック" w:eastAsia="BIZ UDPゴシック" w:hAnsi="BIZ UDPゴシック"/>
                 <w:b w:val="false"/>
                 <w:bCs w:val="false"/>
-                <w:color w:val="000000"/>
                 <w:sz w:val="18"/>
                 <w:szCs w:val="18"/>
               </w:rPr>
@@ -3110,7 +2579,6 @@
                 <w:rFonts w:ascii="BIZ UDPゴシック" w:cs="BIZ UDPゴシック" w:eastAsia="BIZ UDPゴシック" w:hAnsi="BIZ UDPゴシック"/>
                 <w:b w:val="false"/>
                 <w:bCs w:val="false"/>
-                <w:color w:val="000000"/>
                 <w:sz w:val="18"/>
                 <w:szCs w:val="18"/>
               </w:rPr>
@@ -3141,7 +2609,6 @@
                 <w:rFonts w:ascii="BIZ UDPゴシック" w:cs="BIZ UDPゴシック" w:eastAsia="BIZ UDPゴシック" w:hAnsi="BIZ UDPゴシック"/>
                 <w:b w:val="false"/>
                 <w:bCs w:val="false"/>
-                <w:color w:val="000000"/>
                 <w:sz w:val="18"/>
                 <w:szCs w:val="18"/>
               </w:rPr>
@@ -3160,8 +2627,8 @@
           <w:rFonts w:ascii="BIZ UDPゴシック" w:cs="BIZ UDPゴシック" w:eastAsia="BIZ UDPゴシック" w:hAnsi="BIZ UDPゴシック"/>
           <w:b/>
           <w:bCs/>
-          <w:sz w:val="32"/>
-          <w:szCs w:val="32"/>
+          <w:sz w:val="24"/>
+          <w:szCs w:val="24"/>
         </w:rPr>
         <w:t xml:space="preserve">2. No.1 EventBridge スケジュール作成</w:t>
       </w:r>
@@ -3175,8 +2642,8 @@
           <w:rFonts w:ascii="BIZ UDPゴシック" w:cs="BIZ UDPゴシック" w:eastAsia="BIZ UDPゴシック" w:hAnsi="BIZ UDPゴシック"/>
           <w:b/>
           <w:bCs/>
-          <w:sz w:val="24"/>
-          <w:szCs w:val="24"/>
+          <w:sz w:val="18"/>
+          <w:szCs w:val="18"/>
         </w:rPr>
         <w:t xml:space="preserve">■ 受信時間帯の実測根拠（CloudWatch 7日間）</w:t>
       </w:r>
@@ -3227,7 +2694,6 @@
                 <w:rFonts w:ascii="BIZ UDPゴシック" w:cs="BIZ UDPゴシック" w:eastAsia="BIZ UDPゴシック" w:hAnsi="BIZ UDPゴシック"/>
                 <w:b/>
                 <w:bCs/>
-                <w:color w:val="000000"/>
                 <w:sz w:val="18"/>
                 <w:szCs w:val="18"/>
               </w:rPr>
@@ -3258,7 +2724,6 @@
                 <w:rFonts w:ascii="BIZ UDPゴシック" w:cs="BIZ UDPゴシック" w:eastAsia="BIZ UDPゴシック" w:hAnsi="BIZ UDPゴシック"/>
                 <w:b/>
                 <w:bCs/>
-                <w:color w:val="000000"/>
                 <w:sz w:val="18"/>
                 <w:szCs w:val="18"/>
               </w:rPr>
@@ -3289,7 +2754,6 @@
                 <w:rFonts w:ascii="BIZ UDPゴシック" w:cs="BIZ UDPゴシック" w:eastAsia="BIZ UDPゴシック" w:hAnsi="BIZ UDPゴシック"/>
                 <w:b/>
                 <w:bCs/>
-                <w:color w:val="000000"/>
                 <w:sz w:val="18"/>
                 <w:szCs w:val="18"/>
               </w:rPr>
@@ -3320,7 +2784,6 @@
                 <w:rFonts w:ascii="BIZ UDPゴシック" w:cs="BIZ UDPゴシック" w:eastAsia="BIZ UDPゴシック" w:hAnsi="BIZ UDPゴシック"/>
                 <w:b/>
                 <w:bCs/>
-                <w:color w:val="000000"/>
                 <w:sz w:val="18"/>
                 <w:szCs w:val="18"/>
               </w:rPr>
@@ -3351,7 +2814,6 @@
                 <w:rFonts w:ascii="BIZ UDPゴシック" w:cs="BIZ UDPゴシック" w:eastAsia="BIZ UDPゴシック" w:hAnsi="BIZ UDPゴシック"/>
                 <w:b/>
                 <w:bCs/>
-                <w:color w:val="000000"/>
                 <w:sz w:val="18"/>
                 <w:szCs w:val="18"/>
               </w:rPr>
@@ -3387,7 +2849,6 @@
                 <w:rFonts w:ascii="BIZ UDPゴシック" w:cs="BIZ UDPゴシック" w:eastAsia="BIZ UDPゴシック" w:hAnsi="BIZ UDPゴシック"/>
                 <w:b w:val="false"/>
                 <w:bCs w:val="false"/>
-                <w:color w:val="000000"/>
                 <w:sz w:val="18"/>
                 <w:szCs w:val="18"/>
               </w:rPr>
@@ -3418,7 +2879,6 @@
                 <w:rFonts w:ascii="BIZ UDPゴシック" w:cs="BIZ UDPゴシック" w:eastAsia="BIZ UDPゴシック" w:hAnsi="BIZ UDPゴシック"/>
                 <w:b w:val="false"/>
                 <w:bCs w:val="false"/>
-                <w:color w:val="000000"/>
                 <w:sz w:val="18"/>
                 <w:szCs w:val="18"/>
               </w:rPr>
@@ -3449,7 +2909,6 @@
                 <w:rFonts w:ascii="BIZ UDPゴシック" w:cs="BIZ UDPゴシック" w:eastAsia="BIZ UDPゴシック" w:hAnsi="BIZ UDPゴシック"/>
                 <w:b w:val="false"/>
                 <w:bCs w:val="false"/>
-                <w:color w:val="000000"/>
                 <w:sz w:val="18"/>
                 <w:szCs w:val="18"/>
               </w:rPr>
@@ -3480,7 +2939,6 @@
                 <w:rFonts w:ascii="BIZ UDPゴシック" w:cs="BIZ UDPゴシック" w:eastAsia="BIZ UDPゴシック" w:hAnsi="BIZ UDPゴシック"/>
                 <w:b w:val="false"/>
                 <w:bCs w:val="false"/>
-                <w:color w:val="000000"/>
                 <w:sz w:val="18"/>
                 <w:szCs w:val="18"/>
               </w:rPr>
@@ -3511,7 +2969,6 @@
                 <w:rFonts w:ascii="BIZ UDPゴシック" w:cs="BIZ UDPゴシック" w:eastAsia="BIZ UDPゴシック" w:hAnsi="BIZ UDPゴシック"/>
                 <w:b w:val="false"/>
                 <w:bCs w:val="false"/>
-                <w:color w:val="000000"/>
                 <w:sz w:val="18"/>
                 <w:szCs w:val="18"/>
               </w:rPr>
@@ -3547,7 +3004,6 @@
                 <w:rFonts w:ascii="BIZ UDPゴシック" w:cs="BIZ UDPゴシック" w:eastAsia="BIZ UDPゴシック" w:hAnsi="BIZ UDPゴシック"/>
                 <w:b w:val="false"/>
                 <w:bCs w:val="false"/>
-                <w:color w:val="000000"/>
                 <w:sz w:val="18"/>
                 <w:szCs w:val="18"/>
               </w:rPr>
@@ -3578,7 +3034,6 @@
                 <w:rFonts w:ascii="BIZ UDPゴシック" w:cs="BIZ UDPゴシック" w:eastAsia="BIZ UDPゴシック" w:hAnsi="BIZ UDPゴシック"/>
                 <w:b w:val="false"/>
                 <w:bCs w:val="false"/>
-                <w:color w:val="000000"/>
                 <w:sz w:val="18"/>
                 <w:szCs w:val="18"/>
               </w:rPr>
@@ -3609,7 +3064,6 @@
                 <w:rFonts w:ascii="BIZ UDPゴシック" w:cs="BIZ UDPゴシック" w:eastAsia="BIZ UDPゴシック" w:hAnsi="BIZ UDPゴシック"/>
                 <w:b w:val="false"/>
                 <w:bCs w:val="false"/>
-                <w:color w:val="000000"/>
                 <w:sz w:val="18"/>
                 <w:szCs w:val="18"/>
               </w:rPr>
@@ -3640,7 +3094,6 @@
                 <w:rFonts w:ascii="BIZ UDPゴシック" w:cs="BIZ UDPゴシック" w:eastAsia="BIZ UDPゴシック" w:hAnsi="BIZ UDPゴシック"/>
                 <w:b w:val="false"/>
                 <w:bCs w:val="false"/>
-                <w:color w:val="000000"/>
                 <w:sz w:val="18"/>
                 <w:szCs w:val="18"/>
               </w:rPr>
@@ -3671,7 +3124,6 @@
                 <w:rFonts w:ascii="BIZ UDPゴシック" w:cs="BIZ UDPゴシック" w:eastAsia="BIZ UDPゴシック" w:hAnsi="BIZ UDPゴシック"/>
                 <w:b w:val="false"/>
                 <w:bCs w:val="false"/>
-                <w:color w:val="000000"/>
                 <w:sz w:val="18"/>
                 <w:szCs w:val="18"/>
               </w:rPr>
@@ -3707,7 +3159,6 @@
                 <w:rFonts w:ascii="BIZ UDPゴシック" w:cs="BIZ UDPゴシック" w:eastAsia="BIZ UDPゴシック" w:hAnsi="BIZ UDPゴシック"/>
                 <w:b w:val="false"/>
                 <w:bCs w:val="false"/>
-                <w:color w:val="000000"/>
                 <w:sz w:val="18"/>
                 <w:szCs w:val="18"/>
               </w:rPr>
@@ -3738,7 +3189,6 @@
                 <w:rFonts w:ascii="BIZ UDPゴシック" w:cs="BIZ UDPゴシック" w:eastAsia="BIZ UDPゴシック" w:hAnsi="BIZ UDPゴシック"/>
                 <w:b w:val="false"/>
                 <w:bCs w:val="false"/>
-                <w:color w:val="000000"/>
                 <w:sz w:val="18"/>
                 <w:szCs w:val="18"/>
               </w:rPr>
@@ -3769,11 +3219,10 @@
                 <w:rFonts w:ascii="BIZ UDPゴシック" w:cs="BIZ UDPゴシック" w:eastAsia="BIZ UDPゴシック" w:hAnsi="BIZ UDPゴシック"/>
                 <w:b w:val="false"/>
                 <w:bCs w:val="false"/>
-                <w:color w:val="000000"/>
-                <w:sz w:val="18"/>
-                <w:szCs w:val="18"/>
-              </w:rPr>
-              <w:t xml:space="preserve">終日散発（01〜02時に大ファイル）</w:t>
+                <w:sz w:val="18"/>
+                <w:szCs w:val="18"/>
+              </w:rPr>
+              <w:t xml:space="preserve">終日散発</w:t>
             </w:r>
           </w:p>
         </w:tc>
@@ -3800,7 +3249,6 @@
                 <w:rFonts w:ascii="BIZ UDPゴシック" w:cs="BIZ UDPゴシック" w:eastAsia="BIZ UDPゴシック" w:hAnsi="BIZ UDPゴシック"/>
                 <w:b w:val="false"/>
                 <w:bCs w:val="false"/>
-                <w:color w:val="000000"/>
                 <w:sz w:val="18"/>
                 <w:szCs w:val="18"/>
               </w:rPr>
@@ -3831,7 +3279,6 @@
                 <w:rFonts w:ascii="BIZ UDPゴシック" w:cs="BIZ UDPゴシック" w:eastAsia="BIZ UDPゴシック" w:hAnsi="BIZ UDPゴシック"/>
                 <w:b w:val="false"/>
                 <w:bCs w:val="false"/>
-                <w:color w:val="000000"/>
                 <w:sz w:val="18"/>
                 <w:szCs w:val="18"/>
               </w:rPr>
@@ -3850,8 +3297,8 @@
           <w:rFonts w:ascii="BIZ UDPゴシック" w:cs="BIZ UDPゴシック" w:eastAsia="BIZ UDPゴシック" w:hAnsi="BIZ UDPゴシック"/>
           <w:b/>
           <w:bCs/>
-          <w:sz w:val="24"/>
-          <w:szCs w:val="24"/>
+          <w:sz w:val="18"/>
+          <w:szCs w:val="18"/>
         </w:rPr>
         <w:t xml:space="preserve">■ 変更前 / 変更後</w:t>
       </w:r>
@@ -3899,7 +3346,6 @@
                 <w:rFonts w:ascii="BIZ UDPゴシック" w:cs="BIZ UDPゴシック" w:eastAsia="BIZ UDPゴシック" w:hAnsi="BIZ UDPゴシック"/>
                 <w:b/>
                 <w:bCs/>
-                <w:color w:val="000000"/>
                 <w:sz w:val="18"/>
                 <w:szCs w:val="18"/>
               </w:rPr>
@@ -3930,7 +3376,6 @@
                 <w:rFonts w:ascii="BIZ UDPゴシック" w:cs="BIZ UDPゴシック" w:eastAsia="BIZ UDPゴシック" w:hAnsi="BIZ UDPゴシック"/>
                 <w:b/>
                 <w:bCs/>
-                <w:color w:val="000000"/>
                 <w:sz w:val="18"/>
                 <w:szCs w:val="18"/>
               </w:rPr>
@@ -4007,9 +3452,27 @@
                 <w:sz w:val="18"/>
                 <w:szCs w:val="18"/>
               </w:rPr>
-              <w:t xml:space="preserve">Lambda 関数: なし</w:t>
-            </w:r>
-          </w:p>
+              <w:t xml:space="preserve">月額: $648（3台すべて720h稼働）</w:t>
+            </w:r>
+          </w:p>
+        </w:tc>
+        <w:tc>
+          <w:tcPr>
+            <w:tcW w:type="dxa" w:w="4252"/>
+            <w:tcBorders>
+              <w:top w:val="single" w:color="CCCCCC" w:sz="4"/>
+              <w:left w:val="single" w:color="CCCCCC" w:sz="4"/>
+              <w:bottom w:val="single" w:color="CCCCCC" w:sz="4"/>
+              <w:right w:val="single" w:color="CCCCCC" w:sz="4"/>
+            </w:tcBorders>
+            <w:shd w:fill="FFFFFF" w:val="clear"/>
+            <w:tcMar>
+              <w:top w:type="dxa" w:w="60"/>
+              <w:left w:type="dxa" w:w="100"/>
+              <w:bottom w:type="dxa" w:w="60"/>
+              <w:right w:type="dxa" w:w="100"/>
+            </w:tcMar>
+          </w:tcPr>
           <w:p>
             <w:r>
               <w:rPr>
@@ -4017,6 +3480,26 @@
                 <w:sz w:val="18"/>
                 <w:szCs w:val="18"/>
               </w:rPr>
+              <w:t xml:space="preserve">OC系: JST 07:00〜20:00 は OFFLINE</w:t>
+            </w:r>
+          </w:p>
+          <w:p>
+            <w:r>
+              <w:rPr>
+                <w:rFonts w:ascii="Consolas" w:cs="Consolas" w:eastAsia="Consolas" w:hAnsi="Consolas"/>
+                <w:sz w:val="18"/>
+                <w:szCs w:val="18"/>
+              </w:rPr>
+              <w:t xml:space="preserve">SH系: JST 07:00〜20:00 は OFFLINE</w:t>
+            </w:r>
+          </w:p>
+          <w:p>
+            <w:r>
+              <w:rPr>
+                <w:rFonts w:ascii="Consolas" w:cs="Consolas" w:eastAsia="Consolas" w:hAnsi="Consolas"/>
+                <w:sz w:val="18"/>
+                <w:szCs w:val="18"/>
+              </w:rPr>
               <w:t xml:space="preserve"/>
             </w:r>
           </w:p>
@@ -4027,27 +3510,9 @@
                 <w:sz w:val="18"/>
                 <w:szCs w:val="18"/>
               </w:rPr>
-              <w:t xml:space="preserve">月額: $648（3台すべて720h稼働）</w:t>
-            </w:r>
-          </w:p>
-        </w:tc>
-        <w:tc>
-          <w:tcPr>
-            <w:tcW w:type="dxa" w:w="4252"/>
-            <w:tcBorders>
-              <w:top w:val="single" w:color="CCCCCC" w:sz="4"/>
-              <w:left w:val="single" w:color="CCCCCC" w:sz="4"/>
-              <w:bottom w:val="single" w:color="CCCCCC" w:sz="4"/>
-              <w:right w:val="single" w:color="CCCCCC" w:sz="4"/>
-            </w:tcBorders>
-            <w:shd w:fill="FFFFFF" w:val="clear"/>
-            <w:tcMar>
-              <w:top w:type="dxa" w:w="60"/>
-              <w:left w:type="dxa" w:w="100"/>
-              <w:bottom w:type="dxa" w:w="60"/>
-              <w:right w:type="dxa" w:w="100"/>
-            </w:tcMar>
-          </w:tcPr>
+              <w:t xml:space="preserve">EB起動: cron(0 11 * * ? *) = JST 20:00</w:t>
+            </w:r>
+          </w:p>
           <w:p>
             <w:r>
               <w:rPr>
@@ -4055,57 +3520,7 @@
                 <w:sz w:val="18"/>
                 <w:szCs w:val="18"/>
               </w:rPr>
-              <w:t xml:space="preserve">OC系: JST 07:00〜20:00 は OFFLINE</w:t>
-            </w:r>
-          </w:p>
-          <w:p>
-            <w:r>
-              <w:rPr>
-                <w:rFonts w:ascii="Consolas" w:cs="Consolas" w:eastAsia="Consolas" w:hAnsi="Consolas"/>
-                <w:sz w:val="18"/>
-                <w:szCs w:val="18"/>
-              </w:rPr>
-              <w:t xml:space="preserve">SH系: JST 07:00〜20:00 は OFFLINE</w:t>
-            </w:r>
-          </w:p>
-          <w:p>
-            <w:r>
-              <w:rPr>
-                <w:rFonts w:ascii="Consolas" w:cs="Consolas" w:eastAsia="Consolas" w:hAnsi="Consolas"/>
-                <w:sz w:val="18"/>
-                <w:szCs w:val="18"/>
-              </w:rPr>
-              <w:t xml:space="preserve"/>
-            </w:r>
-          </w:p>
-          <w:p>
-            <w:r>
-              <w:rPr>
-                <w:rFonts w:ascii="Consolas" w:cs="Consolas" w:eastAsia="Consolas" w:hAnsi="Consolas"/>
-                <w:sz w:val="18"/>
-                <w:szCs w:val="18"/>
-              </w:rPr>
-              <w:t xml:space="preserve">EventBridge 起動: cron(0 11 * * ? *)  = JST 20:00</w:t>
-            </w:r>
-          </w:p>
-          <w:p>
-            <w:r>
-              <w:rPr>
-                <w:rFonts w:ascii="Consolas" w:cs="Consolas" w:eastAsia="Consolas" w:hAnsi="Consolas"/>
-                <w:sz w:val="18"/>
-                <w:szCs w:val="18"/>
-              </w:rPr>
-              <w:t xml:space="preserve">EventBridge 停止: cron(0 22 * * ? *)  = JST 07:00</w:t>
-            </w:r>
-          </w:p>
-          <w:p>
-            <w:r>
-              <w:rPr>
-                <w:rFonts w:ascii="Consolas" w:cs="Consolas" w:eastAsia="Consolas" w:hAnsi="Consolas"/>
-                <w:sz w:val="18"/>
-                <w:szCs w:val="18"/>
-              </w:rPr>
-              <w:t xml:space="preserve"/>
+              <w:t xml:space="preserve">EB停止: cron(0 22 * * ? *) = JST 07:00</w:t>
             </w:r>
           </w:p>
           <w:p>
@@ -4130,8 +3545,8 @@
           <w:rFonts w:ascii="BIZ UDPゴシック" w:cs="BIZ UDPゴシック" w:eastAsia="BIZ UDPゴシック" w:hAnsi="BIZ UDPゴシック"/>
           <w:b/>
           <w:bCs/>
-          <w:sz w:val="24"/>
-          <w:szCs w:val="24"/>
+          <w:sz w:val="18"/>
+          <w:szCs w:val="18"/>
         </w:rPr>
         <w:t xml:space="preserve">■ EventBridge 設定値</w:t>
       </w:r>
@@ -4182,7 +3597,6 @@
                 <w:rFonts w:ascii="BIZ UDPゴシック" w:cs="BIZ UDPゴシック" w:eastAsia="BIZ UDPゴシック" w:hAnsi="BIZ UDPゴシック"/>
                 <w:b/>
                 <w:bCs/>
-                <w:color w:val="000000"/>
                 <w:sz w:val="18"/>
                 <w:szCs w:val="18"/>
               </w:rPr>
@@ -4213,7 +3627,6 @@
                 <w:rFonts w:ascii="BIZ UDPゴシック" w:cs="BIZ UDPゴシック" w:eastAsia="BIZ UDPゴシック" w:hAnsi="BIZ UDPゴシック"/>
                 <w:b/>
                 <w:bCs/>
-                <w:color w:val="000000"/>
                 <w:sz w:val="18"/>
                 <w:szCs w:val="18"/>
               </w:rPr>
@@ -4244,7 +3657,6 @@
                 <w:rFonts w:ascii="BIZ UDPゴシック" w:cs="BIZ UDPゴシック" w:eastAsia="BIZ UDPゴシック" w:hAnsi="BIZ UDPゴシック"/>
                 <w:b/>
                 <w:bCs/>
-                <w:color w:val="000000"/>
                 <w:sz w:val="18"/>
                 <w:szCs w:val="18"/>
               </w:rPr>
@@ -4275,7 +3687,6 @@
                 <w:rFonts w:ascii="BIZ UDPゴシック" w:cs="BIZ UDPゴシック" w:eastAsia="BIZ UDPゴシック" w:hAnsi="BIZ UDPゴシック"/>
                 <w:b/>
                 <w:bCs/>
-                <w:color w:val="000000"/>
                 <w:sz w:val="18"/>
                 <w:szCs w:val="18"/>
               </w:rPr>
@@ -4306,7 +3717,6 @@
                 <w:rFonts w:ascii="BIZ UDPゴシック" w:cs="BIZ UDPゴシック" w:eastAsia="BIZ UDPゴシック" w:hAnsi="BIZ UDPゴシック"/>
                 <w:b/>
                 <w:bCs/>
-                <w:color w:val="000000"/>
                 <w:sz w:val="18"/>
                 <w:szCs w:val="18"/>
               </w:rPr>
@@ -4342,7 +3752,6 @@
                 <w:rFonts w:ascii="BIZ UDPゴシック" w:cs="BIZ UDPゴシック" w:eastAsia="BIZ UDPゴシック" w:hAnsi="BIZ UDPゴシック"/>
                 <w:b w:val="false"/>
                 <w:bCs w:val="false"/>
-                <w:color w:val="000000"/>
                 <w:sz w:val="18"/>
                 <w:szCs w:val="18"/>
               </w:rPr>
@@ -4373,7 +3782,6 @@
                 <w:rFonts w:ascii="BIZ UDPゴシック" w:cs="BIZ UDPゴシック" w:eastAsia="BIZ UDPゴシック" w:hAnsi="BIZ UDPゴシック"/>
                 <w:b w:val="false"/>
                 <w:bCs w:val="false"/>
-                <w:color w:val="000000"/>
                 <w:sz w:val="18"/>
                 <w:szCs w:val="18"/>
               </w:rPr>
@@ -4404,7 +3812,6 @@
                 <w:rFonts w:ascii="BIZ UDPゴシック" w:cs="BIZ UDPゴシック" w:eastAsia="BIZ UDPゴシック" w:hAnsi="BIZ UDPゴシック"/>
                 <w:b w:val="false"/>
                 <w:bCs w:val="false"/>
-                <w:color w:val="000000"/>
                 <w:sz w:val="18"/>
                 <w:szCs w:val="18"/>
               </w:rPr>
@@ -4435,7 +3842,6 @@
                 <w:rFonts w:ascii="BIZ UDPゴシック" w:cs="BIZ UDPゴシック" w:eastAsia="BIZ UDPゴシック" w:hAnsi="BIZ UDPゴシック"/>
                 <w:b w:val="false"/>
                 <w:bCs w:val="false"/>
-                <w:color w:val="000000"/>
                 <w:sz w:val="18"/>
                 <w:szCs w:val="18"/>
               </w:rPr>
@@ -4466,7 +3872,6 @@
                 <w:rFonts w:ascii="BIZ UDPゴシック" w:cs="BIZ UDPゴシック" w:eastAsia="BIZ UDPゴシック" w:hAnsi="BIZ UDPゴシック"/>
                 <w:b w:val="false"/>
                 <w:bCs w:val="false"/>
-                <w:color w:val="000000"/>
                 <w:sz w:val="18"/>
                 <w:szCs w:val="18"/>
               </w:rPr>
@@ -4502,7 +3907,6 @@
                 <w:rFonts w:ascii="BIZ UDPゴシック" w:cs="BIZ UDPゴシック" w:eastAsia="BIZ UDPゴシック" w:hAnsi="BIZ UDPゴシック"/>
                 <w:b w:val="false"/>
                 <w:bCs w:val="false"/>
-                <w:color w:val="000000"/>
                 <w:sz w:val="18"/>
                 <w:szCs w:val="18"/>
               </w:rPr>
@@ -4533,7 +3937,6 @@
                 <w:rFonts w:ascii="BIZ UDPゴシック" w:cs="BIZ UDPゴシック" w:eastAsia="BIZ UDPゴシック" w:hAnsi="BIZ UDPゴシック"/>
                 <w:b w:val="false"/>
                 <w:bCs w:val="false"/>
-                <w:color w:val="000000"/>
                 <w:sz w:val="18"/>
                 <w:szCs w:val="18"/>
               </w:rPr>
@@ -4564,7 +3967,6 @@
                 <w:rFonts w:ascii="BIZ UDPゴシック" w:cs="BIZ UDPゴシック" w:eastAsia="BIZ UDPゴシック" w:hAnsi="BIZ UDPゴシック"/>
                 <w:b w:val="false"/>
                 <w:bCs w:val="false"/>
-                <w:color w:val="000000"/>
                 <w:sz w:val="18"/>
                 <w:szCs w:val="18"/>
               </w:rPr>
@@ -4595,7 +3997,6 @@
                 <w:rFonts w:ascii="BIZ UDPゴシック" w:cs="BIZ UDPゴシック" w:eastAsia="BIZ UDPゴシック" w:hAnsi="BIZ UDPゴシック"/>
                 <w:b w:val="false"/>
                 <w:bCs w:val="false"/>
-                <w:color w:val="000000"/>
                 <w:sz w:val="18"/>
                 <w:szCs w:val="18"/>
               </w:rPr>
@@ -4626,7 +4027,6 @@
                 <w:rFonts w:ascii="BIZ UDPゴシック" w:cs="BIZ UDPゴシック" w:eastAsia="BIZ UDPゴシック" w:hAnsi="BIZ UDPゴシック"/>
                 <w:b w:val="false"/>
                 <w:bCs w:val="false"/>
-                <w:color w:val="000000"/>
                 <w:sz w:val="18"/>
                 <w:szCs w:val="18"/>
               </w:rPr>
@@ -4645,8 +4045,8 @@
           <w:rFonts w:ascii="BIZ UDPゴシック" w:cs="BIZ UDPゴシック" w:eastAsia="BIZ UDPゴシック" w:hAnsi="BIZ UDPゴシック"/>
           <w:b/>
           <w:bCs/>
-          <w:sz w:val="32"/>
-          <w:szCs w:val="32"/>
+          <w:sz w:val="24"/>
+          <w:szCs w:val="24"/>
         </w:rPr>
         <w:t xml:space="preserve">3. No.2 Lambda 関数作成</w:t>
       </w:r>
@@ -4660,77 +4060,8 @@
           <w:rFonts w:ascii="BIZ UDPゴシック" w:cs="BIZ UDPゴシック" w:eastAsia="BIZ UDPゴシック" w:hAnsi="BIZ UDPゴシック"/>
           <w:b/>
           <w:bCs/>
-          <w:sz w:val="24"/>
-          <w:szCs w:val="24"/>
-        </w:rPr>
-        <w:t xml:space="preserve">■ 対象ファイル・リソース</w:t>
-      </w:r>
-    </w:p>
-    <w:p>
-      <w:pPr>
-        <w:pStyle w:val="ListParagraph"/>
-        <w:numPr>
-          <w:ilvl w:val="0"/>
-          <w:numId w:val="2"/>
-        </w:numPr>
-        <w:spacing w:before="40" w:after="40"/>
-      </w:pPr>
-      <w:r>
-        <w:rPr>
-          <w:rFonts w:ascii="BIZ UDPゴシック" w:cs="BIZ UDPゴシック" w:eastAsia="BIZ UDPゴシック" w:hAnsi="BIZ UDPゴシック"/>
           <w:sz w:val="18"/>
           <w:szCs w:val="18"/>
-        </w:rPr>
-        <w:t xml:space="preserve">Lambda 関数名: ksm-posprd-lmd-function-tf-schedule（新規作成）</w:t>
-      </w:r>
-    </w:p>
-    <w:p>
-      <w:pPr>
-        <w:pStyle w:val="ListParagraph"/>
-        <w:numPr>
-          <w:ilvl w:val="0"/>
-          <w:numId w:val="2"/>
-        </w:numPr>
-        <w:spacing w:before="40" w:after="40"/>
-      </w:pPr>
-      <w:r>
-        <w:rPr>
-          <w:rFonts w:ascii="BIZ UDPゴシック" w:cs="BIZ UDPゴシック" w:eastAsia="BIZ UDPゴシック" w:hAnsi="BIZ UDPゴシック"/>
-          <w:sz w:val="18"/>
-          <w:szCs w:val="18"/>
-        </w:rPr>
-        <w:t xml:space="preserve">ランタイム: Python 3.13</w:t>
-      </w:r>
-    </w:p>
-    <w:p>
-      <w:pPr>
-        <w:pStyle w:val="ListParagraph"/>
-        <w:numPr>
-          <w:ilvl w:val="0"/>
-          <w:numId w:val="2"/>
-        </w:numPr>
-        <w:spacing w:before="40" w:after="40"/>
-      </w:pPr>
-      <w:r>
-        <w:rPr>
-          <w:rFonts w:ascii="BIZ UDPゴシック" w:cs="BIZ UDPゴシック" w:eastAsia="BIZ UDPゴシック" w:hAnsi="BIZ UDPゴシック"/>
-          <w:sz w:val="18"/>
-          <w:szCs w:val="18"/>
-        </w:rPr>
-        <w:t xml:space="preserve">IAMロール: transfer:StartServer / transfer:StopServer 権限を付与</w:t>
-      </w:r>
-    </w:p>
-    <w:p>
-      <w:pPr>
-        <w:pStyle w:val="Heading2"/>
-      </w:pPr>
-      <w:r>
-        <w:rPr>
-          <w:rFonts w:ascii="BIZ UDPゴシック" w:cs="BIZ UDPゴシック" w:eastAsia="BIZ UDPゴシック" w:hAnsi="BIZ UDPゴシック"/>
-          <w:b/>
-          <w:bCs/>
-          <w:sz w:val="24"/>
-          <w:szCs w:val="24"/>
         </w:rPr>
         <w:t xml:space="preserve">■ 変更前 / 変更後</w:t>
       </w:r>
@@ -4778,7 +4109,6 @@
                 <w:rFonts w:ascii="BIZ UDPゴシック" w:cs="BIZ UDPゴシック" w:eastAsia="BIZ UDPゴシック" w:hAnsi="BIZ UDPゴシック"/>
                 <w:b/>
                 <w:bCs/>
-                <w:color w:val="000000"/>
                 <w:sz w:val="18"/>
                 <w:szCs w:val="18"/>
               </w:rPr>
@@ -4809,7 +4139,6 @@
                 <w:rFonts w:ascii="BIZ UDPゴシック" w:cs="BIZ UDPゴシック" w:eastAsia="BIZ UDPゴシック" w:hAnsi="BIZ UDPゴシック"/>
                 <w:b/>
                 <w:bCs/>
-                <w:color w:val="000000"/>
                 <w:sz w:val="18"/>
                 <w:szCs w:val="18"/>
               </w:rPr>
@@ -5009,8 +4338,8 @@
           <w:rFonts w:ascii="BIZ UDPゴシック" w:cs="BIZ UDPゴシック" w:eastAsia="BIZ UDPゴシック" w:hAnsi="BIZ UDPゴシック"/>
           <w:b/>
           <w:bCs/>
-          <w:sz w:val="24"/>
-          <w:szCs w:val="24"/>
+          <w:sz w:val="18"/>
+          <w:szCs w:val="18"/>
         </w:rPr>
         <w:t xml:space="preserve">■ 環境変数設定</w:t>
       </w:r>
@@ -5059,7 +4388,6 @@
                 <w:rFonts w:ascii="BIZ UDPゴシック" w:cs="BIZ UDPゴシック" w:eastAsia="BIZ UDPゴシック" w:hAnsi="BIZ UDPゴシック"/>
                 <w:b/>
                 <w:bCs/>
-                <w:color w:val="000000"/>
                 <w:sz w:val="18"/>
                 <w:szCs w:val="18"/>
               </w:rPr>
@@ -5090,7 +4418,6 @@
                 <w:rFonts w:ascii="BIZ UDPゴシック" w:cs="BIZ UDPゴシック" w:eastAsia="BIZ UDPゴシック" w:hAnsi="BIZ UDPゴシック"/>
                 <w:b/>
                 <w:bCs/>
-                <w:color w:val="000000"/>
                 <w:sz w:val="18"/>
                 <w:szCs w:val="18"/>
               </w:rPr>
@@ -5121,7 +4448,6 @@
                 <w:rFonts w:ascii="BIZ UDPゴシック" w:cs="BIZ UDPゴシック" w:eastAsia="BIZ UDPゴシック" w:hAnsi="BIZ UDPゴシック"/>
                 <w:b/>
                 <w:bCs/>
-                <w:color w:val="000000"/>
                 <w:sz w:val="18"/>
                 <w:szCs w:val="18"/>
               </w:rPr>
@@ -5157,7 +4483,6 @@
                 <w:rFonts w:ascii="BIZ UDPゴシック" w:cs="BIZ UDPゴシック" w:eastAsia="BIZ UDPゴシック" w:hAnsi="BIZ UDPゴシック"/>
                 <w:b w:val="false"/>
                 <w:bCs w:val="false"/>
-                <w:color w:val="000000"/>
                 <w:sz w:val="18"/>
                 <w:szCs w:val="18"/>
               </w:rPr>
@@ -5188,7 +4513,6 @@
                 <w:rFonts w:ascii="BIZ UDPゴシック" w:cs="BIZ UDPゴシック" w:eastAsia="BIZ UDPゴシック" w:hAnsi="BIZ UDPゴシック"/>
                 <w:b w:val="false"/>
                 <w:bCs w:val="false"/>
-                <w:color w:val="000000"/>
                 <w:sz w:val="18"/>
                 <w:szCs w:val="18"/>
               </w:rPr>
@@ -5219,7 +4543,6 @@
                 <w:rFonts w:ascii="BIZ UDPゴシック" w:cs="BIZ UDPゴシック" w:eastAsia="BIZ UDPゴシック" w:hAnsi="BIZ UDPゴシック"/>
                 <w:b w:val="false"/>
                 <w:bCs w:val="false"/>
-                <w:color w:val="000000"/>
                 <w:sz w:val="18"/>
                 <w:szCs w:val="18"/>
               </w:rPr>
@@ -5255,7 +4578,6 @@
                 <w:rFonts w:ascii="BIZ UDPゴシック" w:cs="BIZ UDPゴシック" w:eastAsia="BIZ UDPゴシック" w:hAnsi="BIZ UDPゴシック"/>
                 <w:b w:val="false"/>
                 <w:bCs w:val="false"/>
-                <w:color w:val="000000"/>
                 <w:sz w:val="18"/>
                 <w:szCs w:val="18"/>
               </w:rPr>
@@ -5286,7 +4608,6 @@
                 <w:rFonts w:ascii="BIZ UDPゴシック" w:cs="BIZ UDPゴシック" w:eastAsia="BIZ UDPゴシック" w:hAnsi="BIZ UDPゴシック"/>
                 <w:b w:val="false"/>
                 <w:bCs w:val="false"/>
-                <w:color w:val="000000"/>
                 <w:sz w:val="18"/>
                 <w:szCs w:val="18"/>
               </w:rPr>
@@ -5317,7 +4638,6 @@
                 <w:rFonts w:ascii="BIZ UDPゴシック" w:cs="BIZ UDPゴシック" w:eastAsia="BIZ UDPゴシック" w:hAnsi="BIZ UDPゴシック"/>
                 <w:b w:val="false"/>
                 <w:bCs w:val="false"/>
-                <w:color w:val="000000"/>
                 <w:sz w:val="18"/>
                 <w:szCs w:val="18"/>
               </w:rPr>
@@ -5353,7 +4673,6 @@
                 <w:rFonts w:ascii="BIZ UDPゴシック" w:cs="BIZ UDPゴシック" w:eastAsia="BIZ UDPゴシック" w:hAnsi="BIZ UDPゴシック"/>
                 <w:b w:val="false"/>
                 <w:bCs w:val="false"/>
-                <w:color w:val="000000"/>
                 <w:sz w:val="18"/>
                 <w:szCs w:val="18"/>
               </w:rPr>
@@ -5384,7 +4703,6 @@
                 <w:rFonts w:ascii="BIZ UDPゴシック" w:cs="BIZ UDPゴシック" w:eastAsia="BIZ UDPゴシック" w:hAnsi="BIZ UDPゴシック"/>
                 <w:b w:val="false"/>
                 <w:bCs w:val="false"/>
-                <w:color w:val="000000"/>
                 <w:sz w:val="18"/>
                 <w:szCs w:val="18"/>
               </w:rPr>
@@ -5415,7 +4733,6 @@
                 <w:rFonts w:ascii="BIZ UDPゴシック" w:cs="BIZ UDPゴシック" w:eastAsia="BIZ UDPゴシック" w:hAnsi="BIZ UDPゴシック"/>
                 <w:b w:val="false"/>
                 <w:bCs w:val="false"/>
-                <w:color w:val="000000"/>
                 <w:sz w:val="18"/>
                 <w:szCs w:val="18"/>
               </w:rPr>
@@ -5451,7 +4768,6 @@
                 <w:rFonts w:ascii="BIZ UDPゴシック" w:cs="BIZ UDPゴシック" w:eastAsia="BIZ UDPゴシック" w:hAnsi="BIZ UDPゴシック"/>
                 <w:b w:val="false"/>
                 <w:bCs w:val="false"/>
-                <w:color w:val="000000"/>
                 <w:sz w:val="18"/>
                 <w:szCs w:val="18"/>
               </w:rPr>
@@ -5482,7 +4798,6 @@
                 <w:rFonts w:ascii="BIZ UDPゴシック" w:cs="BIZ UDPゴシック" w:eastAsia="BIZ UDPゴシック" w:hAnsi="BIZ UDPゴシック"/>
                 <w:b w:val="false"/>
                 <w:bCs w:val="false"/>
-                <w:color w:val="000000"/>
                 <w:sz w:val="18"/>
                 <w:szCs w:val="18"/>
               </w:rPr>
@@ -5513,7 +4828,6 @@
                 <w:rFonts w:ascii="BIZ UDPゴシック" w:cs="BIZ UDPゴシック" w:eastAsia="BIZ UDPゴシック" w:hAnsi="BIZ UDPゴシック"/>
                 <w:b w:val="false"/>
                 <w:bCs w:val="false"/>
-                <w:color w:val="000000"/>
                 <w:sz w:val="18"/>
                 <w:szCs w:val="18"/>
               </w:rPr>
@@ -5532,8 +4846,8 @@
           <w:rFonts w:ascii="BIZ UDPゴシック" w:cs="BIZ UDPゴシック" w:eastAsia="BIZ UDPゴシック" w:hAnsi="BIZ UDPゴシック"/>
           <w:b/>
           <w:bCs/>
-          <w:sz w:val="32"/>
-          <w:szCs w:val="32"/>
+          <w:sz w:val="24"/>
+          <w:szCs w:val="24"/>
         </w:rPr>
         <w:t xml:space="preserve">4. No.3 コスト削減効果</w:t>
       </w:r>
@@ -5584,7 +4898,6 @@
                 <w:rFonts w:ascii="BIZ UDPゴシック" w:cs="BIZ UDPゴシック" w:eastAsia="BIZ UDPゴシック" w:hAnsi="BIZ UDPゴシック"/>
                 <w:b/>
                 <w:bCs/>
-                <w:color w:val="000000"/>
                 <w:sz w:val="18"/>
                 <w:szCs w:val="18"/>
               </w:rPr>
@@ -5615,7 +4928,6 @@
                 <w:rFonts w:ascii="BIZ UDPゴシック" w:cs="BIZ UDPゴシック" w:eastAsia="BIZ UDPゴシック" w:hAnsi="BIZ UDPゴシック"/>
                 <w:b/>
                 <w:bCs/>
-                <w:color w:val="000000"/>
                 <w:sz w:val="18"/>
                 <w:szCs w:val="18"/>
               </w:rPr>
@@ -5646,7 +4958,6 @@
                 <w:rFonts w:ascii="BIZ UDPゴシック" w:cs="BIZ UDPゴシック" w:eastAsia="BIZ UDPゴシック" w:hAnsi="BIZ UDPゴシック"/>
                 <w:b/>
                 <w:bCs/>
-                <w:color w:val="000000"/>
                 <w:sz w:val="18"/>
                 <w:szCs w:val="18"/>
               </w:rPr>
@@ -5677,7 +4988,6 @@
                 <w:rFonts w:ascii="BIZ UDPゴシック" w:cs="BIZ UDPゴシック" w:eastAsia="BIZ UDPゴシック" w:hAnsi="BIZ UDPゴシック"/>
                 <w:b/>
                 <w:bCs/>
-                <w:color w:val="000000"/>
                 <w:sz w:val="18"/>
                 <w:szCs w:val="18"/>
               </w:rPr>
@@ -5708,7 +5018,6 @@
                 <w:rFonts w:ascii="BIZ UDPゴシック" w:cs="BIZ UDPゴシック" w:eastAsia="BIZ UDPゴシック" w:hAnsi="BIZ UDPゴシック"/>
                 <w:b/>
                 <w:bCs/>
-                <w:color w:val="000000"/>
                 <w:sz w:val="18"/>
                 <w:szCs w:val="18"/>
               </w:rPr>
@@ -5744,7 +5053,6 @@
                 <w:rFonts w:ascii="BIZ UDPゴシック" w:cs="BIZ UDPゴシック" w:eastAsia="BIZ UDPゴシック" w:hAnsi="BIZ UDPゴシック"/>
                 <w:b w:val="false"/>
                 <w:bCs w:val="false"/>
-                <w:color w:val="000000"/>
                 <w:sz w:val="18"/>
                 <w:szCs w:val="18"/>
               </w:rPr>
@@ -5775,7 +5083,6 @@
                 <w:rFonts w:ascii="BIZ UDPゴシック" w:cs="BIZ UDPゴシック" w:eastAsia="BIZ UDPゴシック" w:hAnsi="BIZ UDPゴシック"/>
                 <w:b w:val="false"/>
                 <w:bCs w:val="false"/>
-                <w:color w:val="000000"/>
                 <w:sz w:val="18"/>
                 <w:szCs w:val="18"/>
               </w:rPr>
@@ -5806,7 +5113,6 @@
                 <w:rFonts w:ascii="BIZ UDPゴシック" w:cs="BIZ UDPゴシック" w:eastAsia="BIZ UDPゴシック" w:hAnsi="BIZ UDPゴシック"/>
                 <w:b w:val="false"/>
                 <w:bCs w:val="false"/>
-                <w:color w:val="000000"/>
                 <w:sz w:val="18"/>
                 <w:szCs w:val="18"/>
               </w:rPr>
@@ -5837,7 +5143,6 @@
                 <w:rFonts w:ascii="BIZ UDPゴシック" w:cs="BIZ UDPゴシック" w:eastAsia="BIZ UDPゴシック" w:hAnsi="BIZ UDPゴシック"/>
                 <w:b w:val="false"/>
                 <w:bCs w:val="false"/>
-                <w:color w:val="000000"/>
                 <w:sz w:val="18"/>
                 <w:szCs w:val="18"/>
               </w:rPr>
@@ -5868,7 +5173,6 @@
                 <w:rFonts w:ascii="BIZ UDPゴシック" w:cs="BIZ UDPゴシック" w:eastAsia="BIZ UDPゴシック" w:hAnsi="BIZ UDPゴシック"/>
                 <w:b w:val="false"/>
                 <w:bCs w:val="false"/>
-                <w:color w:val="000000"/>
                 <w:sz w:val="18"/>
                 <w:szCs w:val="18"/>
               </w:rPr>
@@ -5904,7 +5208,6 @@
                 <w:rFonts w:ascii="BIZ UDPゴシック" w:cs="BIZ UDPゴシック" w:eastAsia="BIZ UDPゴシック" w:hAnsi="BIZ UDPゴシック"/>
                 <w:b w:val="false"/>
                 <w:bCs w:val="false"/>
-                <w:color w:val="000000"/>
                 <w:sz w:val="18"/>
                 <w:szCs w:val="18"/>
               </w:rPr>
@@ -5935,7 +5238,6 @@
                 <w:rFonts w:ascii="BIZ UDPゴシック" w:cs="BIZ UDPゴシック" w:eastAsia="BIZ UDPゴシック" w:hAnsi="BIZ UDPゴシック"/>
                 <w:b w:val="false"/>
                 <w:bCs w:val="false"/>
-                <w:color w:val="000000"/>
                 <w:sz w:val="18"/>
                 <w:szCs w:val="18"/>
               </w:rPr>
@@ -5966,7 +5268,6 @@
                 <w:rFonts w:ascii="BIZ UDPゴシック" w:cs="BIZ UDPゴシック" w:eastAsia="BIZ UDPゴシック" w:hAnsi="BIZ UDPゴシック"/>
                 <w:b w:val="false"/>
                 <w:bCs w:val="false"/>
-                <w:color w:val="000000"/>
                 <w:sz w:val="18"/>
                 <w:szCs w:val="18"/>
               </w:rPr>
@@ -5997,7 +5298,6 @@
                 <w:rFonts w:ascii="BIZ UDPゴシック" w:cs="BIZ UDPゴシック" w:eastAsia="BIZ UDPゴシック" w:hAnsi="BIZ UDPゴシック"/>
                 <w:b w:val="false"/>
                 <w:bCs w:val="false"/>
-                <w:color w:val="000000"/>
                 <w:sz w:val="18"/>
                 <w:szCs w:val="18"/>
               </w:rPr>
@@ -6028,7 +5328,6 @@
                 <w:rFonts w:ascii="BIZ UDPゴシック" w:cs="BIZ UDPゴシック" w:eastAsia="BIZ UDPゴシック" w:hAnsi="BIZ UDPゴシック"/>
                 <w:b w:val="false"/>
                 <w:bCs w:val="false"/>
-                <w:color w:val="000000"/>
                 <w:sz w:val="18"/>
                 <w:szCs w:val="18"/>
               </w:rPr>
@@ -6064,7 +5363,6 @@
                 <w:rFonts w:ascii="BIZ UDPゴシック" w:cs="BIZ UDPゴシック" w:eastAsia="BIZ UDPゴシック" w:hAnsi="BIZ UDPゴシック"/>
                 <w:b w:val="false"/>
                 <w:bCs w:val="false"/>
-                <w:color w:val="000000"/>
                 <w:sz w:val="18"/>
                 <w:szCs w:val="18"/>
               </w:rPr>
@@ -6095,7 +5393,6 @@
                 <w:rFonts w:ascii="BIZ UDPゴシック" w:cs="BIZ UDPゴシック" w:eastAsia="BIZ UDPゴシック" w:hAnsi="BIZ UDPゴシック"/>
                 <w:b w:val="false"/>
                 <w:bCs w:val="false"/>
-                <w:color w:val="000000"/>
                 <w:sz w:val="18"/>
                 <w:szCs w:val="18"/>
               </w:rPr>
@@ -6126,7 +5423,6 @@
                 <w:rFonts w:ascii="BIZ UDPゴシック" w:cs="BIZ UDPゴシック" w:eastAsia="BIZ UDPゴシック" w:hAnsi="BIZ UDPゴシック"/>
                 <w:b w:val="false"/>
                 <w:bCs w:val="false"/>
-                <w:color w:val="000000"/>
                 <w:sz w:val="18"/>
                 <w:szCs w:val="18"/>
               </w:rPr>
@@ -6157,7 +5453,6 @@
                 <w:rFonts w:ascii="BIZ UDPゴシック" w:cs="BIZ UDPゴシック" w:eastAsia="BIZ UDPゴシック" w:hAnsi="BIZ UDPゴシック"/>
                 <w:b w:val="false"/>
                 <w:bCs w:val="false"/>
-                <w:color w:val="000000"/>
                 <w:sz w:val="18"/>
                 <w:szCs w:val="18"/>
               </w:rPr>
@@ -6188,7 +5483,6 @@
                 <w:rFonts w:ascii="BIZ UDPゴシック" w:cs="BIZ UDPゴシック" w:eastAsia="BIZ UDPゴシック" w:hAnsi="BIZ UDPゴシック"/>
                 <w:b w:val="false"/>
                 <w:bCs w:val="false"/>
-                <w:color w:val="000000"/>
                 <w:sz w:val="18"/>
                 <w:szCs w:val="18"/>
               </w:rPr>
@@ -6207,8 +5501,8 @@
           <w:rFonts w:ascii="BIZ UDPゴシック" w:cs="BIZ UDPゴシック" w:eastAsia="BIZ UDPゴシック" w:hAnsi="BIZ UDPゴシック"/>
           <w:b/>
           <w:bCs/>
-          <w:sz w:val="32"/>
-          <w:szCs w:val="32"/>
+          <w:sz w:val="24"/>
+          <w:szCs w:val="24"/>
         </w:rPr>
         <w:t xml:space="preserve">5. テスト手順・報告</w:t>
       </w:r>
@@ -6258,7 +5552,6 @@
                 <w:rFonts w:ascii="BIZ UDPゴシック" w:cs="BIZ UDPゴシック" w:eastAsia="BIZ UDPゴシック" w:hAnsi="BIZ UDPゴシック"/>
                 <w:b/>
                 <w:bCs/>
-                <w:color w:val="000000"/>
                 <w:sz w:val="18"/>
                 <w:szCs w:val="18"/>
               </w:rPr>
@@ -6289,7 +5582,6 @@
                 <w:rFonts w:ascii="BIZ UDPゴシック" w:cs="BIZ UDPゴシック" w:eastAsia="BIZ UDPゴシック" w:hAnsi="BIZ UDPゴシック"/>
                 <w:b/>
                 <w:bCs/>
-                <w:color w:val="000000"/>
                 <w:sz w:val="18"/>
                 <w:szCs w:val="18"/>
               </w:rPr>
@@ -6320,7 +5612,6 @@
                 <w:rFonts w:ascii="BIZ UDPゴシック" w:cs="BIZ UDPゴシック" w:eastAsia="BIZ UDPゴシック" w:hAnsi="BIZ UDPゴシック"/>
                 <w:b/>
                 <w:bCs/>
-                <w:color w:val="000000"/>
                 <w:sz w:val="18"/>
                 <w:szCs w:val="18"/>
               </w:rPr>
@@ -6351,7 +5642,6 @@
                 <w:rFonts w:ascii="BIZ UDPゴシック" w:cs="BIZ UDPゴシック" w:eastAsia="BIZ UDPゴシック" w:hAnsi="BIZ UDPゴシック"/>
                 <w:b/>
                 <w:bCs/>
-                <w:color w:val="000000"/>
                 <w:sz w:val="18"/>
                 <w:szCs w:val="18"/>
               </w:rPr>
@@ -6387,7 +5677,6 @@
                 <w:rFonts w:ascii="BIZ UDPゴシック" w:cs="BIZ UDPゴシック" w:eastAsia="BIZ UDPゴシック" w:hAnsi="BIZ UDPゴシック"/>
                 <w:b w:val="false"/>
                 <w:bCs w:val="false"/>
-                <w:color w:val="000000"/>
                 <w:sz w:val="18"/>
                 <w:szCs w:val="18"/>
               </w:rPr>
@@ -6418,12 +5707,10 @@
                 <w:rFonts w:ascii="BIZ UDPゴシック" w:cs="BIZ UDPゴシック" w:eastAsia="BIZ UDPゴシック" w:hAnsi="BIZ UDPゴシック"/>
                 <w:b w:val="false"/>
                 <w:bCs w:val="false"/>
-                <w:color w:val="000000"/>
-                <w:sz w:val="18"/>
-                <w:szCs w:val="18"/>
-              </w:rPr>
-              <w:t xml:space="preserve">Lambda関数 ksm-posprd-lmd-function-tf-schedule が作成され、環境変数が正しく設定されていることを確認
-▶ aws lambda get-function-configuration --region ap-northeast-1 --function-name ksm-posprd-lmd-function-tf-schedule --query '[FunctionName,Runtime,Environment.Variables]' --output json</w:t>
+                <w:sz w:val="18"/>
+                <w:szCs w:val="18"/>
+              </w:rPr>
+              <w:t xml:space="preserve">Lambda関数 ksm-posprd-lmd-function-tf-schedule が作成され、環境変数が正しく設定されていることを確認</w:t>
             </w:r>
           </w:p>
         </w:tc>
@@ -6450,11 +5737,10 @@
                 <w:rFonts w:ascii="BIZ UDPゴシック" w:cs="BIZ UDPゴシック" w:eastAsia="BIZ UDPゴシック" w:hAnsi="BIZ UDPゴシック"/>
                 <w:b w:val="false"/>
                 <w:bCs w:val="false"/>
-                <w:color w:val="000000"/>
-                <w:sz w:val="18"/>
-                <w:szCs w:val="18"/>
-              </w:rPr>
-              <w:t xml:space="preserve">FunctionName確認・Runtime = python3.13・起動用: ACTION=start, SERVER_IDS に2つのID・停止用: ACTION=stop</w:t>
+                <w:sz w:val="18"/>
+                <w:szCs w:val="18"/>
+              </w:rPr>
+              <w:t xml:space="preserve">FunctionName確認・Runtime = python3.13・起動/停止用それぞれの環境変数が設定されている</w:t>
             </w:r>
           </w:p>
         </w:tc>
@@ -6481,7 +5767,6 @@
                 <w:rFonts w:ascii="BIZ UDPゴシック" w:cs="BIZ UDPゴシック" w:eastAsia="BIZ UDPゴシック" w:hAnsi="BIZ UDPゴシック"/>
                 <w:b w:val="false"/>
                 <w:bCs w:val="false"/>
-                <w:color w:val="000000"/>
                 <w:sz w:val="18"/>
                 <w:szCs w:val="18"/>
               </w:rPr>
@@ -6517,7 +5802,6 @@
                 <w:rFonts w:ascii="BIZ UDPゴシック" w:cs="BIZ UDPゴシック" w:eastAsia="BIZ UDPゴシック" w:hAnsi="BIZ UDPゴシック"/>
                 <w:b w:val="false"/>
                 <w:bCs w:val="false"/>
-                <w:color w:val="000000"/>
                 <w:sz w:val="18"/>
                 <w:szCs w:val="18"/>
               </w:rPr>
@@ -6548,7 +5832,6 @@
                 <w:rFonts w:ascii="BIZ UDPゴシック" w:cs="BIZ UDPゴシック" w:eastAsia="BIZ UDPゴシック" w:hAnsi="BIZ UDPゴシック"/>
                 <w:b w:val="false"/>
                 <w:bCs w:val="false"/>
-                <w:color w:val="000000"/>
                 <w:sz w:val="18"/>
                 <w:szCs w:val="18"/>
               </w:rPr>
@@ -6580,11 +5863,10 @@
                 <w:rFonts w:ascii="BIZ UDPゴシック" w:cs="BIZ UDPゴシック" w:eastAsia="BIZ UDPゴシック" w:hAnsi="BIZ UDPゴシック"/>
                 <w:b w:val="false"/>
                 <w:bCs w:val="false"/>
-                <w:color w:val="000000"/>
-                <w:sz w:val="18"/>
-                <w:szCs w:val="18"/>
-              </w:rPr>
-              <w:t xml:space="preserve">s-2a4905e8210f48248（OC系）State = ONLINE / s-5546031218784c4ba（SH系）State = ONLINE</w:t>
+                <w:sz w:val="18"/>
+                <w:szCs w:val="18"/>
+              </w:rPr>
+              <w:t xml:space="preserve">OC系・SH系 State = ONLINE</w:t>
             </w:r>
           </w:p>
         </w:tc>
@@ -6611,7 +5893,6 @@
                 <w:rFonts w:ascii="BIZ UDPゴシック" w:cs="BIZ UDPゴシック" w:eastAsia="BIZ UDPゴシック" w:hAnsi="BIZ UDPゴシック"/>
                 <w:b w:val="false"/>
                 <w:bCs w:val="false"/>
-                <w:color w:val="000000"/>
                 <w:sz w:val="18"/>
                 <w:szCs w:val="18"/>
               </w:rPr>
@@ -6647,7 +5928,6 @@
                 <w:rFonts w:ascii="BIZ UDPゴシック" w:cs="BIZ UDPゴシック" w:eastAsia="BIZ UDPゴシック" w:hAnsi="BIZ UDPゴシック"/>
                 <w:b w:val="false"/>
                 <w:bCs w:val="false"/>
-                <w:color w:val="000000"/>
                 <w:sz w:val="18"/>
                 <w:szCs w:val="18"/>
               </w:rPr>
@@ -6678,12 +5958,10 @@
                 <w:rFonts w:ascii="BIZ UDPゴシック" w:cs="BIZ UDPゴシック" w:eastAsia="BIZ UDPゴシック" w:hAnsi="BIZ UDPゴシック"/>
                 <w:b w:val="false"/>
                 <w:bCs w:val="false"/>
-                <w:color w:val="000000"/>
-                <w:sz w:val="18"/>
-                <w:szCs w:val="18"/>
-              </w:rPr>
-              <w:t xml:space="preserve">JST 07:00 の停止後、OC系・SH系サーバーのステータスが OFFLINE になっていることを確認
-▶ aws transfer describe-server --region ap-northeast-1 --server-id s-2a4905e8210f48248 --query 'Server.[ServerId,State]' --output table</w:t>
+                <w:sz w:val="18"/>
+                <w:szCs w:val="18"/>
+              </w:rPr>
+              <w:t xml:space="preserve">JST 07:00 の停止後、OC系・SH系サーバーのステータスが OFFLINE になっていることを確認</w:t>
             </w:r>
           </w:p>
         </w:tc>
@@ -6710,11 +5988,10 @@
                 <w:rFonts w:ascii="BIZ UDPゴシック" w:cs="BIZ UDPゴシック" w:eastAsia="BIZ UDPゴシック" w:hAnsi="BIZ UDPゴシック"/>
                 <w:b w:val="false"/>
                 <w:bCs w:val="false"/>
-                <w:color w:val="000000"/>
-                <w:sz w:val="18"/>
-                <w:szCs w:val="18"/>
-              </w:rPr>
-              <w:t xml:space="preserve">OC系・SH系 State = OFFLINE。SG系（s-bd974a35aa994c838）は ONLINE のまま（停止されていないこと）</w:t>
+                <w:sz w:val="18"/>
+                <w:szCs w:val="18"/>
+              </w:rPr>
+              <w:t xml:space="preserve">OC系・SH系 State = OFFLINE。SG系は ONLINE のまま</w:t>
             </w:r>
           </w:p>
         </w:tc>
@@ -6741,7 +6018,6 @@
                 <w:rFonts w:ascii="BIZ UDPゴシック" w:cs="BIZ UDPゴシック" w:eastAsia="BIZ UDPゴシック" w:hAnsi="BIZ UDPゴシック"/>
                 <w:b w:val="false"/>
                 <w:bCs w:val="false"/>
-                <w:color w:val="000000"/>
                 <w:sz w:val="18"/>
                 <w:szCs w:val="18"/>
               </w:rPr>
@@ -6777,7 +6053,6 @@
                 <w:rFonts w:ascii="BIZ UDPゴシック" w:cs="BIZ UDPゴシック" w:eastAsia="BIZ UDPゴシック" w:hAnsi="BIZ UDPゴシック"/>
                 <w:b w:val="false"/>
                 <w:bCs w:val="false"/>
-                <w:color w:val="000000"/>
                 <w:sz w:val="18"/>
                 <w:szCs w:val="18"/>
               </w:rPr>
@@ -6808,12 +6083,10 @@
                 <w:rFonts w:ascii="BIZ UDPゴシック" w:cs="BIZ UDPゴシック" w:eastAsia="BIZ UDPゴシック" w:hAnsi="BIZ UDPゴシック"/>
                 <w:b w:val="false"/>
                 <w:bCs w:val="false"/>
-                <w:color w:val="000000"/>
-                <w:sz w:val="18"/>
-                <w:szCs w:val="18"/>
-              </w:rPr>
-              <w:t xml:space="preserve">Lambda実行ログをCloudWatch Logsで確認し、エラーなく完了していることを確認
-▶ aws logs filter-log-events --region ap-northeast-1 --log-group-name /aws/lambda/ksm-posprd-lmd-function-tf-schedule --start-time $(date -d '1 day ago' +%s)000 --query 'events[*].message' --output text</w:t>
+                <w:sz w:val="18"/>
+                <w:szCs w:val="18"/>
+              </w:rPr>
+              <w:t xml:space="preserve">Lambda実行ログをCloudWatch Logsで確認し、エラーなく完了していることを確認</w:t>
             </w:r>
           </w:p>
         </w:tc>
@@ -6840,11 +6113,10 @@
                 <w:rFonts w:ascii="BIZ UDPゴシック" w:cs="BIZ UDPゴシック" w:eastAsia="BIZ UDPゴシック" w:hAnsi="BIZ UDPゴシック"/>
                 <w:b w:val="false"/>
                 <w:bCs w:val="false"/>
-                <w:color w:val="000000"/>
-                <w:sz w:val="18"/>
-                <w:szCs w:val="18"/>
-              </w:rPr>
-              <w:t xml:space="preserve">{"status": "ok", "action": "start"} および stop のログが存在する。ERROR / Exception なし</w:t>
+                <w:sz w:val="18"/>
+                <w:szCs w:val="18"/>
+              </w:rPr>
+              <w:t xml:space="preserve">start / stop のログが存在する。ERROR / Exception なし</w:t>
             </w:r>
           </w:p>
         </w:tc>
@@ -6871,7 +6143,6 @@
                 <w:rFonts w:ascii="BIZ UDPゴシック" w:cs="BIZ UDPゴシック" w:eastAsia="BIZ UDPゴシック" w:hAnsi="BIZ UDPゴシック"/>
                 <w:b w:val="false"/>
                 <w:bCs w:val="false"/>
-                <w:color w:val="000000"/>
                 <w:sz w:val="18"/>
                 <w:szCs w:val="18"/>
               </w:rPr>
@@ -6907,7 +6178,6 @@
                 <w:rFonts w:ascii="BIZ UDPゴシック" w:cs="BIZ UDPゴシック" w:eastAsia="BIZ UDPゴシック" w:hAnsi="BIZ UDPゴシック"/>
                 <w:b w:val="false"/>
                 <w:bCs w:val="false"/>
-                <w:color w:val="000000"/>
                 <w:sz w:val="18"/>
                 <w:szCs w:val="18"/>
               </w:rPr>
@@ -6938,12 +6208,10 @@
                 <w:rFonts w:ascii="BIZ UDPゴシック" w:cs="BIZ UDPゴシック" w:eastAsia="BIZ UDPゴシック" w:hAnsi="BIZ UDPゴシック"/>
                 <w:b w:val="false"/>
                 <w:bCs w:val="false"/>
-                <w:color w:val="000000"/>
-                <w:sz w:val="18"/>
-                <w:szCs w:val="18"/>
-              </w:rPr>
-              <w:t xml:space="preserve">翌月 Cost Explorer で Transfer Family のコストが削減されていることを確認
-▶ aws ce get-cost-and-usage --region us-east-1 --time-period Start=2026-04-01,End=2026-05-01 --granularity MONTHLY --metrics BlendedCost --output table</w:t>
+                <w:sz w:val="18"/>
+                <w:szCs w:val="18"/>
+              </w:rPr>
+              <w:t xml:space="preserve">翌月 Cost Explorer で Transfer Family のコストが削減されていることを確認</w:t>
             </w:r>
           </w:p>
         </w:tc>
@@ -6970,7 +6238,6 @@
                 <w:rFonts w:ascii="BIZ UDPゴシック" w:cs="BIZ UDPゴシック" w:eastAsia="BIZ UDPゴシック" w:hAnsi="BIZ UDPゴシック"/>
                 <w:b w:val="false"/>
                 <w:bCs w:val="false"/>
-                <w:color w:val="000000"/>
                 <w:sz w:val="18"/>
                 <w:szCs w:val="18"/>
               </w:rPr>
@@ -7001,7 +6268,6 @@
                 <w:rFonts w:ascii="BIZ UDPゴシック" w:cs="BIZ UDPゴシック" w:eastAsia="BIZ UDPゴシック" w:hAnsi="BIZ UDPゴシック"/>
                 <w:b w:val="false"/>
                 <w:bCs w:val="false"/>
-                <w:color w:val="000000"/>
                 <w:sz w:val="18"/>
                 <w:szCs w:val="18"/>
               </w:rPr>
@@ -7033,8 +6299,8 @@
           <w:rFonts w:ascii="BIZ UDPゴシック" w:cs="BIZ UDPゴシック" w:eastAsia="BIZ UDPゴシック" w:hAnsi="BIZ UDPゴシック"/>
           <w:b/>
           <w:bCs/>
-          <w:sz w:val="32"/>
-          <w:szCs w:val="32"/>
+          <w:sz w:val="24"/>
+          <w:szCs w:val="24"/>
         </w:rPr>
         <w:t xml:space="preserve">6. 時間外手動操作手順</w:t>
       </w:r>
@@ -7097,7 +6363,6 @@
                 <w:rFonts w:ascii="BIZ UDPゴシック" w:cs="BIZ UDPゴシック" w:eastAsia="BIZ UDPゴシック" w:hAnsi="BIZ UDPゴシック"/>
                 <w:b/>
                 <w:bCs/>
-                <w:color w:val="000000"/>
                 <w:sz w:val="18"/>
                 <w:szCs w:val="18"/>
               </w:rPr>
@@ -7128,7 +6393,6 @@
                 <w:rFonts w:ascii="BIZ UDPゴシック" w:cs="BIZ UDPゴシック" w:eastAsia="BIZ UDPゴシック" w:hAnsi="BIZ UDPゴシック"/>
                 <w:b/>
                 <w:bCs/>
-                <w:color w:val="000000"/>
                 <w:sz w:val="18"/>
                 <w:szCs w:val="18"/>
               </w:rPr>
@@ -7159,7 +6423,6 @@
                 <w:rFonts w:ascii="BIZ UDPゴシック" w:cs="BIZ UDPゴシック" w:eastAsia="BIZ UDPゴシック" w:hAnsi="BIZ UDPゴシック"/>
                 <w:b/>
                 <w:bCs/>
-                <w:color w:val="000000"/>
                 <w:sz w:val="18"/>
                 <w:szCs w:val="18"/>
               </w:rPr>
@@ -7190,7 +6453,6 @@
                 <w:rFonts w:ascii="BIZ UDPゴシック" w:cs="BIZ UDPゴシック" w:eastAsia="BIZ UDPゴシック" w:hAnsi="BIZ UDPゴシック"/>
                 <w:b/>
                 <w:bCs/>
-                <w:color w:val="000000"/>
                 <w:sz w:val="18"/>
                 <w:szCs w:val="18"/>
               </w:rPr>
@@ -7226,7 +6488,6 @@
                 <w:rFonts w:ascii="BIZ UDPゴシック" w:cs="BIZ UDPゴシック" w:eastAsia="BIZ UDPゴシック" w:hAnsi="BIZ UDPゴシック"/>
                 <w:b w:val="false"/>
                 <w:bCs w:val="false"/>
-                <w:color w:val="000000"/>
                 <w:sz w:val="18"/>
                 <w:szCs w:val="18"/>
               </w:rPr>
@@ -7257,11 +6518,10 @@
                 <w:rFonts w:ascii="BIZ UDPゴシック" w:cs="BIZ UDPゴシック" w:eastAsia="BIZ UDPゴシック" w:hAnsi="BIZ UDPゴシック"/>
                 <w:b w:val="false"/>
                 <w:bCs w:val="false"/>
-                <w:color w:val="000000"/>
-                <w:sz w:val="18"/>
-                <w:szCs w:val="18"/>
-              </w:rPr>
-              <w:t xml:space="preserve">【STEP 1】AWS CloudShell を開く。右上の CloudShell アイコンをクリックする。
+                <w:sz w:val="18"/>
+                <w:szCs w:val="18"/>
+              </w:rPr>
+              <w:t xml:space="preserve">AWS CloudShell を開き、東京リージョンであることを確認
 ▶ aws configure get region</w:t>
             </w:r>
           </w:p>
@@ -7289,11 +6549,10 @@
                 <w:rFonts w:ascii="BIZ UDPゴシック" w:cs="BIZ UDPゴシック" w:eastAsia="BIZ UDPゴシック" w:hAnsi="BIZ UDPゴシック"/>
                 <w:b w:val="false"/>
                 <w:bCs w:val="false"/>
-                <w:color w:val="000000"/>
-                <w:sz w:val="18"/>
-                <w:szCs w:val="18"/>
-              </w:rPr>
-              <w:t xml:space="preserve">東京リージョン（ap-northeast-1）で CloudShell が起動していること</w:t>
+                <w:sz w:val="18"/>
+                <w:szCs w:val="18"/>
+              </w:rPr>
+              <w:t xml:space="preserve">ap-northeast-1 と表示されること</w:t>
             </w:r>
           </w:p>
         </w:tc>
@@ -7320,7 +6579,6 @@
                 <w:rFonts w:ascii="BIZ UDPゴシック" w:cs="BIZ UDPゴシック" w:eastAsia="BIZ UDPゴシック" w:hAnsi="BIZ UDPゴシック"/>
                 <w:b w:val="false"/>
                 <w:bCs w:val="false"/>
-                <w:color w:val="000000"/>
                 <w:sz w:val="18"/>
                 <w:szCs w:val="18"/>
               </w:rPr>
@@ -7356,7 +6614,6 @@
                 <w:rFonts w:ascii="BIZ UDPゴシック" w:cs="BIZ UDPゴシック" w:eastAsia="BIZ UDPゴシック" w:hAnsi="BIZ UDPゴシック"/>
                 <w:b w:val="false"/>
                 <w:bCs w:val="false"/>
-                <w:color w:val="000000"/>
                 <w:sz w:val="18"/>
                 <w:szCs w:val="18"/>
               </w:rPr>
@@ -7387,11 +6644,10 @@
                 <w:rFonts w:ascii="BIZ UDPゴシック" w:cs="BIZ UDPゴシック" w:eastAsia="BIZ UDPゴシック" w:hAnsi="BIZ UDPゴシック"/>
                 <w:b w:val="false"/>
                 <w:bCs w:val="false"/>
-                <w:color w:val="000000"/>
-                <w:sz w:val="18"/>
-                <w:szCs w:val="18"/>
-              </w:rPr>
-              <w:t xml:space="preserve">【STEP 2】対象サーバーの現在ステータスを確認する
+                <w:sz w:val="18"/>
+                <w:szCs w:val="18"/>
+              </w:rPr>
+              <w:t xml:space="preserve">対象サーバーの現在ステータスを確認
 ▶ aws transfer describe-server --server-id s-2a4905e8210f48248 --query 'Server.State' --output text</w:t>
             </w:r>
           </w:p>
@@ -7419,7 +6675,6 @@
                 <w:rFonts w:ascii="BIZ UDPゴシック" w:cs="BIZ UDPゴシック" w:eastAsia="BIZ UDPゴシック" w:hAnsi="BIZ UDPゴシック"/>
                 <w:b w:val="false"/>
                 <w:bCs w:val="false"/>
-                <w:color w:val="000000"/>
                 <w:sz w:val="18"/>
                 <w:szCs w:val="18"/>
               </w:rPr>
@@ -7450,7 +6705,6 @@
                 <w:rFonts w:ascii="BIZ UDPゴシック" w:cs="BIZ UDPゴシック" w:eastAsia="BIZ UDPゴシック" w:hAnsi="BIZ UDPゴシック"/>
                 <w:b w:val="false"/>
                 <w:bCs w:val="false"/>
-                <w:color w:val="000000"/>
                 <w:sz w:val="18"/>
                 <w:szCs w:val="18"/>
               </w:rPr>
@@ -7486,7 +6740,6 @@
                 <w:rFonts w:ascii="BIZ UDPゴシック" w:cs="BIZ UDPゴシック" w:eastAsia="BIZ UDPゴシック" w:hAnsi="BIZ UDPゴシック"/>
                 <w:b w:val="false"/>
                 <w:bCs w:val="false"/>
-                <w:color w:val="000000"/>
                 <w:sz w:val="18"/>
                 <w:szCs w:val="18"/>
               </w:rPr>
@@ -7517,11 +6770,10 @@
                 <w:rFonts w:ascii="BIZ UDPゴシック" w:cs="BIZ UDPゴシック" w:eastAsia="BIZ UDPゴシック" w:hAnsi="BIZ UDPゴシック"/>
                 <w:b w:val="false"/>
                 <w:bCs w:val="false"/>
-                <w:color w:val="000000"/>
-                <w:sz w:val="18"/>
-                <w:szCs w:val="18"/>
-              </w:rPr>
-              <w:t xml:space="preserve">【STEP 3】対象サーバーを手動起動する
+                <w:sz w:val="18"/>
+                <w:szCs w:val="18"/>
+              </w:rPr>
+              <w:t xml:space="preserve">対象サーバーを手動起動
 ▶ aws transfer start-server --server-id s-2a4905e8210f48248
 ▶ aws transfer start-server --server-id s-5546031218784c4ba</w:t>
             </w:r>
@@ -7550,7 +6802,6 @@
                 <w:rFonts w:ascii="BIZ UDPゴシック" w:cs="BIZ UDPゴシック" w:eastAsia="BIZ UDPゴシック" w:hAnsi="BIZ UDPゴシック"/>
                 <w:b w:val="false"/>
                 <w:bCs w:val="false"/>
-                <w:color w:val="000000"/>
                 <w:sz w:val="18"/>
                 <w:szCs w:val="18"/>
               </w:rPr>
@@ -7581,7 +6832,6 @@
                 <w:rFonts w:ascii="BIZ UDPゴシック" w:cs="BIZ UDPゴシック" w:eastAsia="BIZ UDPゴシック" w:hAnsi="BIZ UDPゴシック"/>
                 <w:b w:val="false"/>
                 <w:bCs w:val="false"/>
-                <w:color w:val="000000"/>
                 <w:sz w:val="18"/>
                 <w:szCs w:val="18"/>
               </w:rPr>
@@ -7617,7 +6867,6 @@
                 <w:rFonts w:ascii="BIZ UDPゴシック" w:cs="BIZ UDPゴシック" w:eastAsia="BIZ UDPゴシック" w:hAnsi="BIZ UDPゴシック"/>
                 <w:b w:val="false"/>
                 <w:bCs w:val="false"/>
-                <w:color w:val="000000"/>
                 <w:sz w:val="18"/>
                 <w:szCs w:val="18"/>
               </w:rPr>
@@ -7648,11 +6897,10 @@
                 <w:rFonts w:ascii="BIZ UDPゴシック" w:cs="BIZ UDPゴシック" w:eastAsia="BIZ UDPゴシック" w:hAnsi="BIZ UDPゴシック"/>
                 <w:b w:val="false"/>
                 <w:bCs w:val="false"/>
-                <w:color w:val="000000"/>
-                <w:sz w:val="18"/>
-                <w:szCs w:val="18"/>
-              </w:rPr>
-              <w:t xml:space="preserve">【STEP 4】ONLINE になったことを確認してからベンダーへ送信許可を連絡する
+                <w:sz w:val="18"/>
+                <w:szCs w:val="18"/>
+              </w:rPr>
+              <w:t xml:space="preserve">ONLINE になったことを確認してからベンダーへ送信許可を連絡
 ▶ aws transfer describe-server --server-id s-2a4905e8210f48248 --query 'Server.State' --output text</w:t>
             </w:r>
           </w:p>
@@ -7680,11 +6928,10 @@
                 <w:rFonts w:ascii="BIZ UDPゴシック" w:cs="BIZ UDPゴシック" w:eastAsia="BIZ UDPゴシック" w:hAnsi="BIZ UDPゴシック"/>
                 <w:b w:val="false"/>
                 <w:bCs w:val="false"/>
-                <w:color w:val="000000"/>
-                <w:sz w:val="18"/>
-                <w:szCs w:val="18"/>
-              </w:rPr>
-              <w:t xml:space="preserve">ONLINE と表示されること。ONLINE 確認後にカスミ担当者へ「起動完了・送信可能」と連絡する</w:t>
+                <w:sz w:val="18"/>
+                <w:szCs w:val="18"/>
+              </w:rPr>
+              <w:t xml:space="preserve">ONLINE と表示されること。ONLINE確認後にカスミ担当者へ「起動完了・送信可能」と連絡する</w:t>
             </w:r>
           </w:p>
         </w:tc>
@@ -7711,7 +6958,6 @@
                 <w:rFonts w:ascii="BIZ UDPゴシック" w:cs="BIZ UDPゴシック" w:eastAsia="BIZ UDPゴシック" w:hAnsi="BIZ UDPゴシック"/>
                 <w:b w:val="false"/>
                 <w:bCs w:val="false"/>
-                <w:color w:val="000000"/>
                 <w:sz w:val="18"/>
                 <w:szCs w:val="18"/>
               </w:rPr>
@@ -7747,7 +6993,6 @@
                 <w:rFonts w:ascii="BIZ UDPゴシック" w:cs="BIZ UDPゴシック" w:eastAsia="BIZ UDPゴシック" w:hAnsi="BIZ UDPゴシック"/>
                 <w:b w:val="false"/>
                 <w:bCs w:val="false"/>
-                <w:color w:val="000000"/>
                 <w:sz w:val="18"/>
                 <w:szCs w:val="18"/>
               </w:rPr>
@@ -7778,271 +7023,10 @@
                 <w:rFonts w:ascii="BIZ UDPゴシック" w:cs="BIZ UDPゴシック" w:eastAsia="BIZ UDPゴシック" w:hAnsi="BIZ UDPゴシック"/>
                 <w:b w:val="false"/>
                 <w:bCs w:val="false"/>
-                <w:color w:val="000000"/>
-                <w:sz w:val="18"/>
-                <w:szCs w:val="18"/>
-              </w:rPr>
-              <w:t xml:space="preserve">【STEP 5】ファイル受信を確認する
-▶ aws s3 ls s3://prd-ignica-ksm/pos-original/oc/receive/ --recursive | sort | tail -10</w:t>
-            </w:r>
-          </w:p>
-        </w:tc>
-        <w:tc>
-          <w:tcPr>
-            <w:tcW w:type="dxa" w:w="2268"/>
-            <w:tcBorders>
-              <w:top w:val="single" w:color="CCCCCC" w:sz="4"/>
-              <w:left w:val="single" w:color="CCCCCC" w:sz="4"/>
-              <w:bottom w:val="single" w:color="CCCCCC" w:sz="4"/>
-              <w:right w:val="single" w:color="CCCCCC" w:sz="4"/>
-            </w:tcBorders>
-            <w:shd w:fill="FFFFFF" w:val="clear"/>
-            <w:tcMar>
-              <w:top w:type="dxa" w:w="60"/>
-              <w:left w:type="dxa" w:w="100"/>
-              <w:bottom w:type="dxa" w:w="60"/>
-              <w:right w:type="dxa" w:w="100"/>
-            </w:tcMar>
-          </w:tcPr>
-          <w:p>
-            <w:r>
-              <w:rPr>
-                <w:rFonts w:ascii="BIZ UDPゴシック" w:cs="BIZ UDPゴシック" w:eastAsia="BIZ UDPゴシック" w:hAnsi="BIZ UDPゴシック"/>
-                <w:b w:val="false"/>
-                <w:bCs w:val="false"/>
-                <w:color w:val="000000"/>
-                <w:sz w:val="18"/>
-                <w:szCs w:val="18"/>
-              </w:rPr>
-              <w:t xml:space="preserve">直近のタイムスタンプでファイルが存在すること</w:t>
-            </w:r>
-          </w:p>
-        </w:tc>
-        <w:tc>
-          <w:tcPr>
-            <w:tcW w:type="dxa" w:w="1133"/>
-            <w:tcBorders>
-              <w:top w:val="single" w:color="CCCCCC" w:sz="4"/>
-              <w:left w:val="single" w:color="CCCCCC" w:sz="4"/>
-              <w:bottom w:val="single" w:color="CCCCCC" w:sz="4"/>
-              <w:right w:val="single" w:color="CCCCCC" w:sz="4"/>
-            </w:tcBorders>
-            <w:shd w:fill="FFFFFF" w:val="clear"/>
-            <w:tcMar>
-              <w:top w:type="dxa" w:w="60"/>
-              <w:left w:type="dxa" w:w="100"/>
-              <w:bottom w:type="dxa" w:w="60"/>
-              <w:right w:type="dxa" w:w="100"/>
-            </w:tcMar>
-          </w:tcPr>
-          <w:p>
-            <w:r>
-              <w:rPr>
-                <w:rFonts w:ascii="BIZ UDPゴシック" w:cs="BIZ UDPゴシック" w:eastAsia="BIZ UDPゴシック" w:hAnsi="BIZ UDPゴシック"/>
-                <w:b w:val="false"/>
-                <w:bCs w:val="false"/>
-                <w:color w:val="000000"/>
-                <w:sz w:val="18"/>
-                <w:szCs w:val="18"/>
-              </w:rPr>
-              <w:t xml:space="preserve"/>
-            </w:r>
-          </w:p>
-        </w:tc>
-      </w:tr>
-      <w:tr>
-        <w:trPr>
-          <w:cantSplit/>
-        </w:trPr>
-        <w:tc>
-          <w:tcPr>
-            <w:tcW w:type="dxa" w:w="567"/>
-            <w:tcBorders>
-              <w:top w:val="single" w:color="CCCCCC" w:sz="4"/>
-              <w:left w:val="single" w:color="CCCCCC" w:sz="4"/>
-              <w:bottom w:val="single" w:color="CCCCCC" w:sz="4"/>
-              <w:right w:val="single" w:color="CCCCCC" w:sz="4"/>
-            </w:tcBorders>
-            <w:shd w:fill="FFFFFF" w:val="clear"/>
-            <w:tcMar>
-              <w:top w:type="dxa" w:w="60"/>
-              <w:left w:type="dxa" w:w="100"/>
-              <w:bottom w:type="dxa" w:w="60"/>
-              <w:right w:type="dxa" w:w="100"/>
-            </w:tcMar>
-          </w:tcPr>
-          <w:p>
-            <w:r>
-              <w:rPr>
-                <w:rFonts w:ascii="BIZ UDPゴシック" w:cs="BIZ UDPゴシック" w:eastAsia="BIZ UDPゴシック" w:hAnsi="BIZ UDPゴシック"/>
-                <w:b w:val="false"/>
-                <w:bCs w:val="false"/>
-                <w:color w:val="000000"/>
-                <w:sz w:val="18"/>
-                <w:szCs w:val="18"/>
-              </w:rPr>
-              <w:t xml:space="preserve">6</w:t>
-            </w:r>
-          </w:p>
-        </w:tc>
-        <w:tc>
-          <w:tcPr>
-            <w:tcW w:type="dxa" w:w="4536"/>
-            <w:tcBorders>
-              <w:top w:val="single" w:color="CCCCCC" w:sz="4"/>
-              <w:left w:val="single" w:color="CCCCCC" w:sz="4"/>
-              <w:bottom w:val="single" w:color="CCCCCC" w:sz="4"/>
-              <w:right w:val="single" w:color="CCCCCC" w:sz="4"/>
-            </w:tcBorders>
-            <w:shd w:fill="FFFFFF" w:val="clear"/>
-            <w:tcMar>
-              <w:top w:type="dxa" w:w="60"/>
-              <w:left w:type="dxa" w:w="100"/>
-              <w:bottom w:type="dxa" w:w="60"/>
-              <w:right w:type="dxa" w:w="100"/>
-            </w:tcMar>
-          </w:tcPr>
-          <w:p>
-            <w:r>
-              <w:rPr>
-                <w:rFonts w:ascii="BIZ UDPゴシック" w:cs="BIZ UDPゴシック" w:eastAsia="BIZ UDPゴシック" w:hAnsi="BIZ UDPゴシック"/>
-                <w:b w:val="false"/>
-                <w:bCs w:val="false"/>
-                <w:color w:val="000000"/>
-                <w:sz w:val="18"/>
-                <w:szCs w:val="18"/>
-              </w:rPr>
-              <w:t xml:space="preserve">【STEP 6】Step Functions の自動起動を確認する
-▶ aws stepfunctions list-executions --state-machine-arn arn:aws:states:ap-northeast-1:332802448674:stateMachine:ksm-posprd-sf-sm-receive-pos-master-oc --status-filter RUNNING --max-results 5</w:t>
-            </w:r>
-          </w:p>
-        </w:tc>
-        <w:tc>
-          <w:tcPr>
-            <w:tcW w:type="dxa" w:w="2268"/>
-            <w:tcBorders>
-              <w:top w:val="single" w:color="CCCCCC" w:sz="4"/>
-              <w:left w:val="single" w:color="CCCCCC" w:sz="4"/>
-              <w:bottom w:val="single" w:color="CCCCCC" w:sz="4"/>
-              <w:right w:val="single" w:color="CCCCCC" w:sz="4"/>
-            </w:tcBorders>
-            <w:shd w:fill="FFFFFF" w:val="clear"/>
-            <w:tcMar>
-              <w:top w:type="dxa" w:w="60"/>
-              <w:left w:type="dxa" w:w="100"/>
-              <w:bottom w:type="dxa" w:w="60"/>
-              <w:right w:type="dxa" w:w="100"/>
-            </w:tcMar>
-          </w:tcPr>
-          <w:p>
-            <w:r>
-              <w:rPr>
-                <w:rFonts w:ascii="BIZ UDPゴシック" w:cs="BIZ UDPゴシック" w:eastAsia="BIZ UDPゴシック" w:hAnsi="BIZ UDPゴシック"/>
-                <w:b w:val="false"/>
-                <w:bCs w:val="false"/>
-                <w:color w:val="000000"/>
-                <w:sz w:val="18"/>
-                <w:szCs w:val="18"/>
-              </w:rPr>
-              <w:t xml:space="preserve">RUNNING または SUCCEEDED の実行が存在すること</w:t>
-            </w:r>
-          </w:p>
-        </w:tc>
-        <w:tc>
-          <w:tcPr>
-            <w:tcW w:type="dxa" w:w="1133"/>
-            <w:tcBorders>
-              <w:top w:val="single" w:color="CCCCCC" w:sz="4"/>
-              <w:left w:val="single" w:color="CCCCCC" w:sz="4"/>
-              <w:bottom w:val="single" w:color="CCCCCC" w:sz="4"/>
-              <w:right w:val="single" w:color="CCCCCC" w:sz="4"/>
-            </w:tcBorders>
-            <w:shd w:fill="FFFFFF" w:val="clear"/>
-            <w:tcMar>
-              <w:top w:type="dxa" w:w="60"/>
-              <w:left w:type="dxa" w:w="100"/>
-              <w:bottom w:type="dxa" w:w="60"/>
-              <w:right w:type="dxa" w:w="100"/>
-            </w:tcMar>
-          </w:tcPr>
-          <w:p>
-            <w:r>
-              <w:rPr>
-                <w:rFonts w:ascii="BIZ UDPゴシック" w:cs="BIZ UDPゴシック" w:eastAsia="BIZ UDPゴシック" w:hAnsi="BIZ UDPゴシック"/>
-                <w:b w:val="false"/>
-                <w:bCs w:val="false"/>
-                <w:color w:val="000000"/>
-                <w:sz w:val="18"/>
-                <w:szCs w:val="18"/>
-              </w:rPr>
-              <w:t xml:space="preserve"/>
-            </w:r>
-          </w:p>
-        </w:tc>
-      </w:tr>
-      <w:tr>
-        <w:trPr>
-          <w:cantSplit/>
-        </w:trPr>
-        <w:tc>
-          <w:tcPr>
-            <w:tcW w:type="dxa" w:w="567"/>
-            <w:tcBorders>
-              <w:top w:val="single" w:color="CCCCCC" w:sz="4"/>
-              <w:left w:val="single" w:color="CCCCCC" w:sz="4"/>
-              <w:bottom w:val="single" w:color="CCCCCC" w:sz="4"/>
-              <w:right w:val="single" w:color="CCCCCC" w:sz="4"/>
-            </w:tcBorders>
-            <w:shd w:fill="FFFFFF" w:val="clear"/>
-            <w:tcMar>
-              <w:top w:type="dxa" w:w="60"/>
-              <w:left w:type="dxa" w:w="100"/>
-              <w:bottom w:type="dxa" w:w="60"/>
-              <w:right w:type="dxa" w:w="100"/>
-            </w:tcMar>
-          </w:tcPr>
-          <w:p>
-            <w:r>
-              <w:rPr>
-                <w:rFonts w:ascii="BIZ UDPゴシック" w:cs="BIZ UDPゴシック" w:eastAsia="BIZ UDPゴシック" w:hAnsi="BIZ UDPゴシック"/>
-                <w:b w:val="false"/>
-                <w:bCs w:val="false"/>
-                <w:color w:val="000000"/>
-                <w:sz w:val="18"/>
-                <w:szCs w:val="18"/>
-              </w:rPr>
-              <w:t xml:space="preserve">7</w:t>
-            </w:r>
-          </w:p>
-        </w:tc>
-        <w:tc>
-          <w:tcPr>
-            <w:tcW w:type="dxa" w:w="4536"/>
-            <w:tcBorders>
-              <w:top w:val="single" w:color="CCCCCC" w:sz="4"/>
-              <w:left w:val="single" w:color="CCCCCC" w:sz="4"/>
-              <w:bottom w:val="single" w:color="CCCCCC" w:sz="4"/>
-              <w:right w:val="single" w:color="CCCCCC" w:sz="4"/>
-            </w:tcBorders>
-            <w:shd w:fill="FFFFFF" w:val="clear"/>
-            <w:tcMar>
-              <w:top w:type="dxa" w:w="60"/>
-              <w:left w:type="dxa" w:w="100"/>
-              <w:bottom w:type="dxa" w:w="60"/>
-              <w:right w:type="dxa" w:w="100"/>
-            </w:tcMar>
-          </w:tcPr>
-          <w:p>
-            <w:r>
-              <w:rPr>
-                <w:rFonts w:ascii="BIZ UDPゴシック" w:cs="BIZ UDPゴシック" w:eastAsia="BIZ UDPゴシック" w:hAnsi="BIZ UDPゴシック"/>
-                <w:b w:val="false"/>
-                <w:bCs w:val="false"/>
-                <w:color w:val="000000"/>
-                <w:sz w:val="18"/>
-                <w:szCs w:val="18"/>
-              </w:rPr>
-              <w:t xml:space="preserve">【STEP 7】作業完了後にサーバーを停止する
+                <w:sz w:val="18"/>
+                <w:szCs w:val="18"/>
+              </w:rPr>
+              <w:t xml:space="preserve">作業完了後にサーバーを停止
 ▶ aws transfer stop-server --server-id s-2a4905e8210f48248
 ▶ aws transfer stop-server --server-id s-5546031218784c4ba</w:t>
             </w:r>
@@ -8071,11 +7055,10 @@
                 <w:rFonts w:ascii="BIZ UDPゴシック" w:cs="BIZ UDPゴシック" w:eastAsia="BIZ UDPゴシック" w:hAnsi="BIZ UDPゴシック"/>
                 <w:b w:val="false"/>
                 <w:bCs w:val="false"/>
-                <w:color w:val="000000"/>
-                <w:sz w:val="18"/>
-                <w:szCs w:val="18"/>
-              </w:rPr>
-              <w:t xml:space="preserve">OFFLINE と表示されること。OFFLINE 確認後にカスミ担当者に「作業完了」と連絡する</w:t>
+                <w:sz w:val="18"/>
+                <w:szCs w:val="18"/>
+              </w:rPr>
+              <w:t xml:space="preserve">OFFLINE と表示されること。OFFLINE確認後にカスミ担当者に「作業完了」と連絡する</w:t>
             </w:r>
           </w:p>
         </w:tc>
@@ -8102,534 +7085,10 @@
                 <w:rFonts w:ascii="BIZ UDPゴシック" w:cs="BIZ UDPゴシック" w:eastAsia="BIZ UDPゴシック" w:hAnsi="BIZ UDPゴシック"/>
                 <w:b w:val="false"/>
                 <w:bCs w:val="false"/>
-                <w:color w:val="000000"/>
                 <w:sz w:val="18"/>
                 <w:szCs w:val="18"/>
               </w:rPr>
               <w:t xml:space="preserve"/>
-            </w:r>
-          </w:p>
-        </w:tc>
-      </w:tr>
-    </w:tbl>
-    <w:p>
-      <w:pPr>
-        <w:pStyle w:val="Heading2"/>
-      </w:pPr>
-      <w:r>
-        <w:rPr>
-          <w:rFonts w:ascii="BIZ UDPゴシック" w:cs="BIZ UDPゴシック" w:eastAsia="BIZ UDPゴシック" w:hAnsi="BIZ UDPゴシック"/>
-          <w:b/>
-          <w:bCs/>
-          <w:sz w:val="24"/>
-          <w:szCs w:val="24"/>
-        </w:rPr>
-        <w:t xml:space="preserve">■ 連絡先</w:t>
-      </w:r>
-    </w:p>
-    <w:tbl>
-      <w:tblPr>
-        <w:tblW w:type="dxa" w:w="8504"/>
-        <w:tblBorders>
-          <w:top w:val="single" w:color="auto" w:sz="4"/>
-          <w:left w:val="single" w:color="auto" w:sz="4"/>
-          <w:bottom w:val="single" w:color="auto" w:sz="4"/>
-          <w:right w:val="single" w:color="auto" w:sz="4"/>
-          <w:insideH w:val="single" w:color="auto" w:sz="4"/>
-          <w:insideV w:val="single" w:color="auto" w:sz="4"/>
-        </w:tblBorders>
-      </w:tblPr>
-      <w:tblGrid>
-        <w:gridCol w:w="2835"/>
-        <w:gridCol w:w="2835"/>
-        <w:gridCol w:w="2834"/>
-      </w:tblGrid>
-      <w:tr>
-        <w:trPr>
-          <w:cantSplit/>
-        </w:trPr>
-        <w:tc>
-          <w:tcPr>
-            <w:tcW w:type="dxa" w:w="2835"/>
-            <w:tcBorders>
-              <w:top w:val="single" w:color="CCCCCC" w:sz="4"/>
-              <w:left w:val="single" w:color="CCCCCC" w:sz="4"/>
-              <w:bottom w:val="single" w:color="CCCCCC" w:sz="4"/>
-              <w:right w:val="single" w:color="CCCCCC" w:sz="4"/>
-            </w:tcBorders>
-            <w:shd w:fill="F5F5F5" w:val="clear"/>
-            <w:tcMar>
-              <w:top w:type="dxa" w:w="60"/>
-              <w:left w:type="dxa" w:w="100"/>
-              <w:bottom w:type="dxa" w:w="60"/>
-              <w:right w:type="dxa" w:w="100"/>
-            </w:tcMar>
-          </w:tcPr>
-          <w:p>
-            <w:r>
-              <w:rPr>
-                <w:rFonts w:ascii="BIZ UDPゴシック" w:cs="BIZ UDPゴシック" w:eastAsia="BIZ UDPゴシック" w:hAnsi="BIZ UDPゴシック"/>
-                <w:b/>
-                <w:bCs/>
-                <w:color w:val="000000"/>
-                <w:sz w:val="18"/>
-                <w:szCs w:val="18"/>
-              </w:rPr>
-              <w:t xml:space="preserve">役割</w:t>
-            </w:r>
-          </w:p>
-        </w:tc>
-        <w:tc>
-          <w:tcPr>
-            <w:tcW w:type="dxa" w:w="2835"/>
-            <w:tcBorders>
-              <w:top w:val="single" w:color="CCCCCC" w:sz="4"/>
-              <w:left w:val="single" w:color="CCCCCC" w:sz="4"/>
-              <w:bottom w:val="single" w:color="CCCCCC" w:sz="4"/>
-              <w:right w:val="single" w:color="CCCCCC" w:sz="4"/>
-            </w:tcBorders>
-            <w:shd w:fill="F5F5F5" w:val="clear"/>
-            <w:tcMar>
-              <w:top w:type="dxa" w:w="60"/>
-              <w:left w:type="dxa" w:w="100"/>
-              <w:bottom w:type="dxa" w:w="60"/>
-              <w:right w:type="dxa" w:w="100"/>
-            </w:tcMar>
-          </w:tcPr>
-          <w:p>
-            <w:r>
-              <w:rPr>
-                <w:rFonts w:ascii="BIZ UDPゴシック" w:cs="BIZ UDPゴシック" w:eastAsia="BIZ UDPゴシック" w:hAnsi="BIZ UDPゴシック"/>
-                <w:b/>
-                <w:bCs/>
-                <w:color w:val="000000"/>
-                <w:sz w:val="18"/>
-                <w:szCs w:val="18"/>
-              </w:rPr>
-              <w:t xml:space="preserve">担当者</w:t>
-            </w:r>
-          </w:p>
-        </w:tc>
-        <w:tc>
-          <w:tcPr>
-            <w:tcW w:type="dxa" w:w="2834"/>
-            <w:tcBorders>
-              <w:top w:val="single" w:color="CCCCCC" w:sz="4"/>
-              <w:left w:val="single" w:color="CCCCCC" w:sz="4"/>
-              <w:bottom w:val="single" w:color="CCCCCC" w:sz="4"/>
-              <w:right w:val="single" w:color="CCCCCC" w:sz="4"/>
-            </w:tcBorders>
-            <w:shd w:fill="F5F5F5" w:val="clear"/>
-            <w:tcMar>
-              <w:top w:type="dxa" w:w="60"/>
-              <w:left w:type="dxa" w:w="100"/>
-              <w:bottom w:type="dxa" w:w="60"/>
-              <w:right w:type="dxa" w:w="100"/>
-            </w:tcMar>
-          </w:tcPr>
-          <w:p>
-            <w:r>
-              <w:rPr>
-                <w:rFonts w:ascii="BIZ UDPゴシック" w:cs="BIZ UDPゴシック" w:eastAsia="BIZ UDPゴシック" w:hAnsi="BIZ UDPゴシック"/>
-                <w:b/>
-                <w:bCs/>
-                <w:color w:val="000000"/>
-                <w:sz w:val="18"/>
-                <w:szCs w:val="18"/>
-              </w:rPr>
-              <w:t xml:space="preserve">備考</w:t>
-            </w:r>
-          </w:p>
-        </w:tc>
-      </w:tr>
-      <w:tr>
-        <w:trPr>
-          <w:cantSplit/>
-        </w:trPr>
-        <w:tc>
-          <w:tcPr>
-            <w:tcW w:type="dxa" w:w="2835"/>
-            <w:tcBorders>
-              <w:top w:val="single" w:color="CCCCCC" w:sz="4"/>
-              <w:left w:val="single" w:color="CCCCCC" w:sz="4"/>
-              <w:bottom w:val="single" w:color="CCCCCC" w:sz="4"/>
-              <w:right w:val="single" w:color="CCCCCC" w:sz="4"/>
-            </w:tcBorders>
-            <w:shd w:fill="FFFFFF" w:val="clear"/>
-            <w:tcMar>
-              <w:top w:type="dxa" w:w="60"/>
-              <w:left w:type="dxa" w:w="100"/>
-              <w:bottom w:type="dxa" w:w="60"/>
-              <w:right w:type="dxa" w:w="100"/>
-            </w:tcMar>
-          </w:tcPr>
-          <w:p>
-            <w:r>
-              <w:rPr>
-                <w:rFonts w:ascii="BIZ UDPゴシック" w:cs="BIZ UDPゴシック" w:eastAsia="BIZ UDPゴシック" w:hAnsi="BIZ UDPゴシック"/>
-                <w:b w:val="false"/>
-                <w:bCs w:val="false"/>
-                <w:color w:val="000000"/>
-                <w:sz w:val="18"/>
-                <w:szCs w:val="18"/>
-              </w:rPr>
-              <w:t xml:space="preserve">LUVINA 担当（起動対応）</w:t>
-            </w:r>
-          </w:p>
-        </w:tc>
-        <w:tc>
-          <w:tcPr>
-            <w:tcW w:type="dxa" w:w="2835"/>
-            <w:tcBorders>
-              <w:top w:val="single" w:color="CCCCCC" w:sz="4"/>
-              <w:left w:val="single" w:color="CCCCCC" w:sz="4"/>
-              <w:bottom w:val="single" w:color="CCCCCC" w:sz="4"/>
-              <w:right w:val="single" w:color="CCCCCC" w:sz="4"/>
-            </w:tcBorders>
-            <w:shd w:fill="FFFFFF" w:val="clear"/>
-            <w:tcMar>
-              <w:top w:type="dxa" w:w="60"/>
-              <w:left w:type="dxa" w:w="100"/>
-              <w:bottom w:type="dxa" w:w="60"/>
-              <w:right w:type="dxa" w:w="100"/>
-            </w:tcMar>
-          </w:tcPr>
-          <w:p>
-            <w:r>
-              <w:rPr>
-                <w:rFonts w:ascii="BIZ UDPゴシック" w:cs="BIZ UDPゴシック" w:eastAsia="BIZ UDPゴシック" w:hAnsi="BIZ UDPゴシック"/>
-                <w:b w:val="false"/>
-                <w:bCs w:val="false"/>
-                <w:color w:val="000000"/>
-                <w:sz w:val="18"/>
-                <w:szCs w:val="18"/>
-              </w:rPr>
-              <w:t xml:space="preserve">Thanh Nguyên</w:t>
-            </w:r>
-          </w:p>
-        </w:tc>
-        <w:tc>
-          <w:tcPr>
-            <w:tcW w:type="dxa" w:w="2834"/>
-            <w:tcBorders>
-              <w:top w:val="single" w:color="CCCCCC" w:sz="4"/>
-              <w:left w:val="single" w:color="CCCCCC" w:sz="4"/>
-              <w:bottom w:val="single" w:color="CCCCCC" w:sz="4"/>
-              <w:right w:val="single" w:color="CCCCCC" w:sz="4"/>
-            </w:tcBorders>
-            <w:shd w:fill="FFFFFF" w:val="clear"/>
-            <w:tcMar>
-              <w:top w:type="dxa" w:w="60"/>
-              <w:left w:type="dxa" w:w="100"/>
-              <w:bottom w:type="dxa" w:w="60"/>
-              <w:right w:type="dxa" w:w="100"/>
-            </w:tcMar>
-          </w:tcPr>
-          <w:p>
-            <w:r>
-              <w:rPr>
-                <w:rFonts w:ascii="BIZ UDPゴシック" w:cs="BIZ UDPゴシック" w:eastAsia="BIZ UDPゴシック" w:hAnsi="BIZ UDPゴシック"/>
-                <w:b w:val="false"/>
-                <w:bCs w:val="false"/>
-                <w:color w:val="000000"/>
-                <w:sz w:val="18"/>
-                <w:szCs w:val="18"/>
-              </w:rPr>
-              <w:t xml:space="preserve">時間外起動依頼の受付・作業実施</w:t>
-            </w:r>
-          </w:p>
-        </w:tc>
-      </w:tr>
-      <w:tr>
-        <w:trPr>
-          <w:cantSplit/>
-        </w:trPr>
-        <w:tc>
-          <w:tcPr>
-            <w:tcW w:type="dxa" w:w="2835"/>
-            <w:tcBorders>
-              <w:top w:val="single" w:color="CCCCCC" w:sz="4"/>
-              <w:left w:val="single" w:color="CCCCCC" w:sz="4"/>
-              <w:bottom w:val="single" w:color="CCCCCC" w:sz="4"/>
-              <w:right w:val="single" w:color="CCCCCC" w:sz="4"/>
-            </w:tcBorders>
-            <w:shd w:fill="FFFFFF" w:val="clear"/>
-            <w:tcMar>
-              <w:top w:type="dxa" w:w="60"/>
-              <w:left w:type="dxa" w:w="100"/>
-              <w:bottom w:type="dxa" w:w="60"/>
-              <w:right w:type="dxa" w:w="100"/>
-            </w:tcMar>
-          </w:tcPr>
-          <w:p>
-            <w:r>
-              <w:rPr>
-                <w:rFonts w:ascii="BIZ UDPゴシック" w:cs="BIZ UDPゴシック" w:eastAsia="BIZ UDPゴシック" w:hAnsi="BIZ UDPゴシック"/>
-                <w:b w:val="false"/>
-                <w:bCs w:val="false"/>
-                <w:color w:val="000000"/>
-                <w:sz w:val="18"/>
-                <w:szCs w:val="18"/>
-              </w:rPr>
-              <w:t xml:space="preserve">カスミ担当者</w:t>
-            </w:r>
-          </w:p>
-        </w:tc>
-        <w:tc>
-          <w:tcPr>
-            <w:tcW w:type="dxa" w:w="2835"/>
-            <w:tcBorders>
-              <w:top w:val="single" w:color="CCCCCC" w:sz="4"/>
-              <w:left w:val="single" w:color="CCCCCC" w:sz="4"/>
-              <w:bottom w:val="single" w:color="CCCCCC" w:sz="4"/>
-              <w:right w:val="single" w:color="CCCCCC" w:sz="4"/>
-            </w:tcBorders>
-            <w:shd w:fill="FFFFFF" w:val="clear"/>
-            <w:tcMar>
-              <w:top w:type="dxa" w:w="60"/>
-              <w:left w:type="dxa" w:w="100"/>
-              <w:bottom w:type="dxa" w:w="60"/>
-              <w:right w:type="dxa" w:w="100"/>
-            </w:tcMar>
-          </w:tcPr>
-          <w:p>
-            <w:r>
-              <w:rPr>
-                <w:rFonts w:ascii="BIZ UDPゴシック" w:cs="BIZ UDPゴシック" w:eastAsia="BIZ UDPゴシック" w:hAnsi="BIZ UDPゴシック"/>
-                <w:b w:val="false"/>
-                <w:bCs w:val="false"/>
-                <w:color w:val="000000"/>
-                <w:sz w:val="18"/>
-                <w:szCs w:val="18"/>
-              </w:rPr>
-              <w:t xml:space="preserve">（顧客記入）</w:t>
-            </w:r>
-          </w:p>
-        </w:tc>
-        <w:tc>
-          <w:tcPr>
-            <w:tcW w:type="dxa" w:w="2834"/>
-            <w:tcBorders>
-              <w:top w:val="single" w:color="CCCCCC" w:sz="4"/>
-              <w:left w:val="single" w:color="CCCCCC" w:sz="4"/>
-              <w:bottom w:val="single" w:color="CCCCCC" w:sz="4"/>
-              <w:right w:val="single" w:color="CCCCCC" w:sz="4"/>
-            </w:tcBorders>
-            <w:shd w:fill="FFFFFF" w:val="clear"/>
-            <w:tcMar>
-              <w:top w:type="dxa" w:w="60"/>
-              <w:left w:type="dxa" w:w="100"/>
-              <w:bottom w:type="dxa" w:w="60"/>
-              <w:right w:type="dxa" w:w="100"/>
-            </w:tcMar>
-          </w:tcPr>
-          <w:p>
-            <w:r>
-              <w:rPr>
-                <w:rFonts w:ascii="BIZ UDPゴシック" w:cs="BIZ UDPゴシック" w:eastAsia="BIZ UDPゴシック" w:hAnsi="BIZ UDPゴシック"/>
-                <w:b w:val="false"/>
-                <w:bCs w:val="false"/>
-                <w:color w:val="000000"/>
-                <w:sz w:val="18"/>
-                <w:szCs w:val="18"/>
-              </w:rPr>
-              <w:t xml:space="preserve">時間外送信前の事前連絡窓口</w:t>
-            </w:r>
-          </w:p>
-        </w:tc>
-      </w:tr>
-      <w:tr>
-        <w:trPr>
-          <w:cantSplit/>
-        </w:trPr>
-        <w:tc>
-          <w:tcPr>
-            <w:tcW w:type="dxa" w:w="2835"/>
-            <w:tcBorders>
-              <w:top w:val="single" w:color="CCCCCC" w:sz="4"/>
-              <w:left w:val="single" w:color="CCCCCC" w:sz="4"/>
-              <w:bottom w:val="single" w:color="CCCCCC" w:sz="4"/>
-              <w:right w:val="single" w:color="CCCCCC" w:sz="4"/>
-            </w:tcBorders>
-            <w:shd w:fill="FFFFFF" w:val="clear"/>
-            <w:tcMar>
-              <w:top w:type="dxa" w:w="60"/>
-              <w:left w:type="dxa" w:w="100"/>
-              <w:bottom w:type="dxa" w:w="60"/>
-              <w:right w:type="dxa" w:w="100"/>
-            </w:tcMar>
-          </w:tcPr>
-          <w:p>
-            <w:r>
-              <w:rPr>
-                <w:rFonts w:ascii="BIZ UDPゴシック" w:cs="BIZ UDPゴシック" w:eastAsia="BIZ UDPゴシック" w:hAnsi="BIZ UDPゴシック"/>
-                <w:b w:val="false"/>
-                <w:bCs w:val="false"/>
-                <w:color w:val="000000"/>
-                <w:sz w:val="18"/>
-                <w:szCs w:val="18"/>
-              </w:rPr>
-              <w:t xml:space="preserve">BIPROGY（OC系）</w:t>
-            </w:r>
-          </w:p>
-        </w:tc>
-        <w:tc>
-          <w:tcPr>
-            <w:tcW w:type="dxa" w:w="2835"/>
-            <w:tcBorders>
-              <w:top w:val="single" w:color="CCCCCC" w:sz="4"/>
-              <w:left w:val="single" w:color="CCCCCC" w:sz="4"/>
-              <w:bottom w:val="single" w:color="CCCCCC" w:sz="4"/>
-              <w:right w:val="single" w:color="CCCCCC" w:sz="4"/>
-            </w:tcBorders>
-            <w:shd w:fill="FFFFFF" w:val="clear"/>
-            <w:tcMar>
-              <w:top w:type="dxa" w:w="60"/>
-              <w:left w:type="dxa" w:w="100"/>
-              <w:bottom w:type="dxa" w:w="60"/>
-              <w:right w:type="dxa" w:w="100"/>
-            </w:tcMar>
-          </w:tcPr>
-          <w:p>
-            <w:r>
-              <w:rPr>
-                <w:rFonts w:ascii="BIZ UDPゴシック" w:cs="BIZ UDPゴシック" w:eastAsia="BIZ UDPゴシック" w:hAnsi="BIZ UDPゴシック"/>
-                <w:b w:val="false"/>
-                <w:bCs w:val="false"/>
-                <w:color w:val="000000"/>
-                <w:sz w:val="18"/>
-                <w:szCs w:val="18"/>
-              </w:rPr>
-              <w:t xml:space="preserve">（顧客記入）</w:t>
-            </w:r>
-          </w:p>
-        </w:tc>
-        <w:tc>
-          <w:tcPr>
-            <w:tcW w:type="dxa" w:w="2834"/>
-            <w:tcBorders>
-              <w:top w:val="single" w:color="CCCCCC" w:sz="4"/>
-              <w:left w:val="single" w:color="CCCCCC" w:sz="4"/>
-              <w:bottom w:val="single" w:color="CCCCCC" w:sz="4"/>
-              <w:right w:val="single" w:color="CCCCCC" w:sz="4"/>
-            </w:tcBorders>
-            <w:shd w:fill="FFFFFF" w:val="clear"/>
-            <w:tcMar>
-              <w:top w:type="dxa" w:w="60"/>
-              <w:left w:type="dxa" w:w="100"/>
-              <w:bottom w:type="dxa" w:w="60"/>
-              <w:right w:type="dxa" w:w="100"/>
-            </w:tcMar>
-          </w:tcPr>
-          <w:p>
-            <w:r>
-              <w:rPr>
-                <w:rFonts w:ascii="BIZ UDPゴシック" w:cs="BIZ UDPゴシック" w:eastAsia="BIZ UDPゴシック" w:hAnsi="BIZ UDPゴシック"/>
-                <w:b w:val="false"/>
-                <w:bCs w:val="false"/>
-                <w:color w:val="000000"/>
-                <w:sz w:val="18"/>
-                <w:szCs w:val="18"/>
-              </w:rPr>
-              <w:t xml:space="preserve">OC系ファイル送信担当</w:t>
-            </w:r>
-          </w:p>
-        </w:tc>
-      </w:tr>
-      <w:tr>
-        <w:trPr>
-          <w:cantSplit/>
-        </w:trPr>
-        <w:tc>
-          <w:tcPr>
-            <w:tcW w:type="dxa" w:w="2835"/>
-            <w:tcBorders>
-              <w:top w:val="single" w:color="CCCCCC" w:sz="4"/>
-              <w:left w:val="single" w:color="CCCCCC" w:sz="4"/>
-              <w:bottom w:val="single" w:color="CCCCCC" w:sz="4"/>
-              <w:right w:val="single" w:color="CCCCCC" w:sz="4"/>
-            </w:tcBorders>
-            <w:shd w:fill="FFFFFF" w:val="clear"/>
-            <w:tcMar>
-              <w:top w:type="dxa" w:w="60"/>
-              <w:left w:type="dxa" w:w="100"/>
-              <w:bottom w:type="dxa" w:w="60"/>
-              <w:right w:type="dxa" w:w="100"/>
-            </w:tcMar>
-          </w:tcPr>
-          <w:p>
-            <w:r>
-              <w:rPr>
-                <w:rFonts w:ascii="BIZ UDPゴシック" w:cs="BIZ UDPゴシック" w:eastAsia="BIZ UDPゴシック" w:hAnsi="BIZ UDPゴシック"/>
-                <w:b w:val="false"/>
-                <w:bCs w:val="false"/>
-                <w:color w:val="000000"/>
-                <w:sz w:val="18"/>
-                <w:szCs w:val="18"/>
-              </w:rPr>
-              <w:t xml:space="preserve">SHARP（SH系）</w:t>
-            </w:r>
-          </w:p>
-        </w:tc>
-        <w:tc>
-          <w:tcPr>
-            <w:tcW w:type="dxa" w:w="2835"/>
-            <w:tcBorders>
-              <w:top w:val="single" w:color="CCCCCC" w:sz="4"/>
-              <w:left w:val="single" w:color="CCCCCC" w:sz="4"/>
-              <w:bottom w:val="single" w:color="CCCCCC" w:sz="4"/>
-              <w:right w:val="single" w:color="CCCCCC" w:sz="4"/>
-            </w:tcBorders>
-            <w:shd w:fill="FFFFFF" w:val="clear"/>
-            <w:tcMar>
-              <w:top w:type="dxa" w:w="60"/>
-              <w:left w:type="dxa" w:w="100"/>
-              <w:bottom w:type="dxa" w:w="60"/>
-              <w:right w:type="dxa" w:w="100"/>
-            </w:tcMar>
-          </w:tcPr>
-          <w:p>
-            <w:r>
-              <w:rPr>
-                <w:rFonts w:ascii="BIZ UDPゴシック" w:cs="BIZ UDPゴシック" w:eastAsia="BIZ UDPゴシック" w:hAnsi="BIZ UDPゴシック"/>
-                <w:b w:val="false"/>
-                <w:bCs w:val="false"/>
-                <w:color w:val="000000"/>
-                <w:sz w:val="18"/>
-                <w:szCs w:val="18"/>
-              </w:rPr>
-              <w:t xml:space="preserve">（顧客記入）</w:t>
-            </w:r>
-          </w:p>
-        </w:tc>
-        <w:tc>
-          <w:tcPr>
-            <w:tcW w:type="dxa" w:w="2834"/>
-            <w:tcBorders>
-              <w:top w:val="single" w:color="CCCCCC" w:sz="4"/>
-              <w:left w:val="single" w:color="CCCCCC" w:sz="4"/>
-              <w:bottom w:val="single" w:color="CCCCCC" w:sz="4"/>
-              <w:right w:val="single" w:color="CCCCCC" w:sz="4"/>
-            </w:tcBorders>
-            <w:shd w:fill="FFFFFF" w:val="clear"/>
-            <w:tcMar>
-              <w:top w:type="dxa" w:w="60"/>
-              <w:left w:type="dxa" w:w="100"/>
-              <w:bottom w:type="dxa" w:w="60"/>
-              <w:right w:type="dxa" w:w="100"/>
-            </w:tcMar>
-          </w:tcPr>
-          <w:p>
-            <w:r>
-              <w:rPr>
-                <w:rFonts w:ascii="BIZ UDPゴシック" w:cs="BIZ UDPゴシック" w:eastAsia="BIZ UDPゴシック" w:hAnsi="BIZ UDPゴシック"/>
-                <w:b w:val="false"/>
-                <w:bCs w:val="false"/>
-                <w:color w:val="000000"/>
-                <w:sz w:val="18"/>
-                <w:szCs w:val="18"/>
-              </w:rPr>
-              <w:t xml:space="preserve">SH系ファイル送信担当</w:t>
             </w:r>
           </w:p>
         </w:tc>
@@ -8644,25 +7103,10 @@
           <w:rFonts w:ascii="BIZ UDPゴシック" w:cs="BIZ UDPゴシック" w:eastAsia="BIZ UDPゴシック" w:hAnsi="BIZ UDPゴシック"/>
           <w:b/>
           <w:bCs/>
-          <w:sz w:val="32"/>
-          <w:szCs w:val="32"/>
-        </w:rPr>
-        <w:t xml:space="preserve">7. 切り戻し手順</w:t>
-      </w:r>
-    </w:p>
-    <w:p>
-      <w:pPr>
-        <w:pStyle w:val="Heading2"/>
-      </w:pPr>
-      <w:r>
-        <w:rPr>
-          <w:rFonts w:ascii="BIZ UDPゴシック" w:cs="BIZ UDPゴシック" w:eastAsia="BIZ UDPゴシック" w:hAnsi="BIZ UDPゴシック"/>
-          <w:b/>
-          <w:bCs/>
           <w:sz w:val="24"/>
           <w:szCs w:val="24"/>
         </w:rPr>
-        <w:t xml:space="preserve">■ 切り戻しコマンド（CloudShell）</w:t>
+        <w:t xml:space="preserve">7. 切り戻し手順</w:t>
       </w:r>
     </w:p>
     <w:tbl>
@@ -8718,7 +7162,7 @@
                 <w:sz w:val="18"/>
                 <w:szCs w:val="18"/>
               </w:rPr>
-              <w:t xml:space="preserve"># Step 1: EventBridge ルールを両方とも無効化</w:t>
+              <w:t xml:space="preserve">aws events disable-rule --region $REGION --name ksm-posprd-eb-tf-start</w:t>
             </w:r>
           </w:p>
           <w:p>
@@ -8728,37 +7172,7 @@
                 <w:sz w:val="18"/>
                 <w:szCs w:val="18"/>
               </w:rPr>
-              <w:t xml:space="preserve">aws events disable-rule --region $REGION --name ksm-posprd-eb-tf-start</w:t>
-            </w:r>
-          </w:p>
-          <w:p>
-            <w:r>
-              <w:rPr>
-                <w:rFonts w:ascii="Consolas" w:cs="Consolas" w:eastAsia="Consolas" w:hAnsi="Consolas"/>
-                <w:sz w:val="18"/>
-                <w:szCs w:val="18"/>
-              </w:rPr>
               <w:t xml:space="preserve">aws events disable-rule --region $REGION --name ksm-posprd-eb-tf-stop</w:t>
-            </w:r>
-          </w:p>
-          <w:p>
-            <w:r>
-              <w:rPr>
-                <w:rFonts w:ascii="Consolas" w:cs="Consolas" w:eastAsia="Consolas" w:hAnsi="Consolas"/>
-                <w:sz w:val="18"/>
-                <w:szCs w:val="18"/>
-              </w:rPr>
-              <w:t xml:space="preserve"/>
-            </w:r>
-          </w:p>
-          <w:p>
-            <w:r>
-              <w:rPr>
-                <w:rFonts w:ascii="Consolas" w:cs="Consolas" w:eastAsia="Consolas" w:hAnsi="Consolas"/>
-                <w:sz w:val="18"/>
-                <w:szCs w:val="18"/>
-              </w:rPr>
-              <w:t xml:space="preserve"># Step 2: OC系・SH系サーバーを手動で起動（常時ONLINEに戻す）</w:t>
             </w:r>
           </w:p>
           <w:p>
@@ -8793,8 +7207,8 @@
           <w:rFonts w:ascii="BIZ UDPゴシック" w:cs="BIZ UDPゴシック" w:eastAsia="BIZ UDPゴシック" w:hAnsi="BIZ UDPゴシック"/>
           <w:b/>
           <w:bCs/>
-          <w:sz w:val="32"/>
-          <w:szCs w:val="32"/>
+          <w:sz w:val="24"/>
+          <w:szCs w:val="24"/>
         </w:rPr>
         <w:t xml:space="preserve">8. 報告方法</w:t>
       </w:r>
@@ -8832,43 +7246,7 @@
           <w:sz w:val="18"/>
           <w:szCs w:val="18"/>
         </w:rPr>
-        <w:t xml:space="preserve">テスト結果表をスクリーンショットとともに Thanh Nguyên に提出する</w:t>
-      </w:r>
-    </w:p>
-    <w:p>
-      <w:pPr>
-        <w:pStyle w:val="ListParagraph"/>
-        <w:numPr>
-          <w:ilvl w:val="0"/>
-          <w:numId w:val="2"/>
-        </w:numPr>
-        <w:spacing w:before="40" w:after="40"/>
-      </w:pPr>
-      <w:r>
-        <w:rPr>
-          <w:rFonts w:ascii="BIZ UDPゴシック" w:cs="BIZ UDPゴシック" w:eastAsia="BIZ UDPゴシック" w:hAnsi="BIZ UDPゴシック"/>
-          <w:sz w:val="18"/>
-          <w:szCs w:val="18"/>
-        </w:rPr>
-        <w:t xml:space="preserve">切り戻しを実施した場合は、理由・実施日時・切り戻し後のメトリクスをあわせて報告する</w:t>
-      </w:r>
-    </w:p>
-    <w:p>
-      <w:pPr>
-        <w:pStyle w:val="ListParagraph"/>
-        <w:numPr>
-          <w:ilvl w:val="0"/>
-          <w:numId w:val="2"/>
-        </w:numPr>
-        <w:spacing w:before="40" w:after="40"/>
-      </w:pPr>
-      <w:r>
-        <w:rPr>
-          <w:rFonts w:ascii="BIZ UDPゴシック" w:cs="BIZ UDPゴシック" w:eastAsia="BIZ UDPゴシック" w:hAnsi="BIZ UDPゴシック"/>
-          <w:sz w:val="18"/>
-          <w:szCs w:val="18"/>
-        </w:rPr>
-        <w:t xml:space="preserve">Cost Explorer 翌月確認後、削減効果を報告する</w:t>
+        <w:t xml:space="preserve">翌月 Cost Explorer での削減確認後、削減効果を報告する</w:t>
       </w:r>
     </w:p>
     <w:sectPr>
@@ -8975,8 +7353,8 @@
         <w:b/>
         <w:bCs/>
         <w:color w:val="C8102E"/>
-        <w:sz w:val="22"/>
-        <w:szCs w:val="22"/>
+        <w:sz w:val="26"/>
+        <w:szCs w:val="26"/>
       </w:rPr>
       <w:t xml:space="preserve">カスミPOS 改修指示書</w:t>
     </w:r>
@@ -9258,25 +7636,12 @@
     <w:next w:val="Normal"/>
     <w:qFormat/>
     <w:pPr>
-      <w:spacing w:before="300" w:after="120"/>
+      <w:pageBreakBefore/>
+      <w:pBdr>
+        <w:bottom w:val="single" w:color="E8A0A8" w:sz="2" w:space="4"/>
+      </w:pBdr>
+      <w:spacing w:before="0" w:after="120"/>
       <w:outlineLvl w:val="0"/>
-    </w:pPr>
-    <w:rPr>
-      <w:rFonts w:ascii="BIZ UDPゴシック" w:cs="BIZ UDPゴシック" w:eastAsia="BIZ UDPゴシック" w:hAnsi="BIZ UDPゴシック"/>
-      <w:b/>
-      <w:bCs/>
-      <w:sz w:val="32"/>
-      <w:szCs w:val="32"/>
-    </w:rPr>
-  </w:style>
-  <w:style w:type="paragraph" w:styleId="Heading2">
-    <w:name w:val="Heading 2"/>
-    <w:basedOn w:val="Normal"/>
-    <w:next w:val="Normal"/>
-    <w:qFormat/>
-    <w:pPr>
-      <w:spacing w:before="200" w:after="80"/>
-      <w:outlineLvl w:val="1"/>
     </w:pPr>
     <w:rPr>
       <w:rFonts w:ascii="BIZ UDPゴシック" w:cs="BIZ UDPゴシック" w:eastAsia="BIZ UDPゴシック" w:hAnsi="BIZ UDPゴシック"/>
@@ -9286,21 +7651,38 @@
       <w:szCs w:val="24"/>
     </w:rPr>
   </w:style>
+  <w:style w:type="paragraph" w:styleId="Heading2">
+    <w:name w:val="Heading 2"/>
+    <w:basedOn w:val="Normal"/>
+    <w:next w:val="Normal"/>
+    <w:qFormat/>
+    <w:pPr>
+      <w:spacing w:before="160" w:after="60"/>
+      <w:outlineLvl w:val="1"/>
+    </w:pPr>
+    <w:rPr>
+      <w:rFonts w:ascii="BIZ UDPゴシック" w:cs="BIZ UDPゴシック" w:eastAsia="BIZ UDPゴシック" w:hAnsi="BIZ UDPゴシック"/>
+      <w:b/>
+      <w:bCs/>
+      <w:sz w:val="18"/>
+      <w:szCs w:val="18"/>
+    </w:rPr>
+  </w:style>
   <w:style w:type="paragraph" w:styleId="Heading3">
     <w:name w:val="Heading 3"/>
     <w:basedOn w:val="Normal"/>
     <w:next w:val="Normal"/>
     <w:qFormat/>
     <w:pPr>
-      <w:spacing w:before="160" w:after="60"/>
+      <w:spacing w:before="120" w:after="40"/>
       <w:outlineLvl w:val="2"/>
     </w:pPr>
     <w:rPr>
       <w:rFonts w:ascii="BIZ UDPゴシック" w:cs="BIZ UDPゴシック" w:eastAsia="BIZ UDPゴシック" w:hAnsi="BIZ UDPゴシック"/>
       <w:b/>
       <w:bCs/>
-      <w:sz w:val="22"/>
-      <w:szCs w:val="22"/>
+      <w:sz w:val="18"/>
+      <w:szCs w:val="18"/>
     </w:rPr>
   </w:style>
 </w:styles>

--- a/40_AWS/04_修正依頼/20260308_TransferFamilyコスト削減.docx
+++ b/40_AWS/04_修正依頼/20260308_TransferFamilyコスト削減.docx
@@ -21,7 +21,7 @@
     </w:p>
     <w:p>
       <w:pPr>
-        <w:spacing w:before="80" w:after="80"/>
+        <w:spacing w:before="80" w:after="0"/>
         <w:jc w:val="center"/>
       </w:pPr>
       <w:r>
@@ -41,7 +41,6 @@
       </w:pPr>
       <w:r>
         <w:rPr>
-          <w:rFonts w:ascii="BIZ UDPゴシック" w:cs="BIZ UDPゴシック" w:eastAsia="BIZ UDPゴシック" w:hAnsi="BIZ UDPゴシック"/>
           <w:sz w:val="18"/>
           <w:szCs w:val="18"/>
         </w:rPr>
@@ -92,6 +91,7 @@
                 <w:rFonts w:ascii="BIZ UDPゴシック" w:cs="BIZ UDPゴシック" w:eastAsia="BIZ UDPゴシック" w:hAnsi="BIZ UDPゴシック"/>
                 <w:b w:val="false"/>
                 <w:bCs w:val="false"/>
+                <w:color w:val="000000"/>
                 <w:sz w:val="18"/>
                 <w:szCs w:val="18"/>
               </w:rPr>
@@ -122,6 +122,7 @@
                 <w:rFonts w:ascii="BIZ UDPゴシック" w:cs="BIZ UDPゴシック" w:eastAsia="BIZ UDPゴシック" w:hAnsi="BIZ UDPゴシック"/>
                 <w:b w:val="false"/>
                 <w:bCs w:val="false"/>
+                <w:color w:val="000000"/>
                 <w:sz w:val="18"/>
                 <w:szCs w:val="18"/>
               </w:rPr>
@@ -157,6 +158,7 @@
                 <w:rFonts w:ascii="BIZ UDPゴシック" w:cs="BIZ UDPゴシック" w:eastAsia="BIZ UDPゴシック" w:hAnsi="BIZ UDPゴシック"/>
                 <w:b w:val="false"/>
                 <w:bCs w:val="false"/>
+                <w:color w:val="000000"/>
                 <w:sz w:val="18"/>
                 <w:szCs w:val="18"/>
               </w:rPr>
@@ -187,6 +189,7 @@
                 <w:rFonts w:ascii="BIZ UDPゴシック" w:cs="BIZ UDPゴシック" w:eastAsia="BIZ UDPゴシック" w:hAnsi="BIZ UDPゴシック"/>
                 <w:b w:val="false"/>
                 <w:bCs w:val="false"/>
+                <w:color w:val="000000"/>
                 <w:sz w:val="18"/>
                 <w:szCs w:val="18"/>
               </w:rPr>
@@ -222,6 +225,7 @@
                 <w:rFonts w:ascii="BIZ UDPゴシック" w:cs="BIZ UDPゴシック" w:eastAsia="BIZ UDPゴシック" w:hAnsi="BIZ UDPゴシック"/>
                 <w:b w:val="false"/>
                 <w:bCs w:val="false"/>
+                <w:color w:val="000000"/>
                 <w:sz w:val="18"/>
                 <w:szCs w:val="18"/>
               </w:rPr>
@@ -252,6 +256,7 @@
                 <w:rFonts w:ascii="BIZ UDPゴシック" w:cs="BIZ UDPゴシック" w:eastAsia="BIZ UDPゴシック" w:hAnsi="BIZ UDPゴシック"/>
                 <w:b w:val="false"/>
                 <w:bCs w:val="false"/>
+                <w:color w:val="000000"/>
                 <w:sz w:val="18"/>
                 <w:szCs w:val="18"/>
               </w:rPr>
@@ -287,6 +292,7 @@
                 <w:rFonts w:ascii="BIZ UDPゴシック" w:cs="BIZ UDPゴシック" w:eastAsia="BIZ UDPゴシック" w:hAnsi="BIZ UDPゴシック"/>
                 <w:b w:val="false"/>
                 <w:bCs w:val="false"/>
+                <w:color w:val="000000"/>
                 <w:sz w:val="18"/>
                 <w:szCs w:val="18"/>
               </w:rPr>
@@ -317,6 +323,7 @@
                 <w:rFonts w:ascii="BIZ UDPゴシック" w:cs="BIZ UDPゴシック" w:eastAsia="BIZ UDPゴシック" w:hAnsi="BIZ UDPゴシック"/>
                 <w:b w:val="false"/>
                 <w:bCs w:val="false"/>
+                <w:color w:val="000000"/>
                 <w:sz w:val="18"/>
                 <w:szCs w:val="18"/>
               </w:rPr>
@@ -352,6 +359,7 @@
                 <w:rFonts w:ascii="BIZ UDPゴシック" w:cs="BIZ UDPゴシック" w:eastAsia="BIZ UDPゴシック" w:hAnsi="BIZ UDPゴシック"/>
                 <w:b w:val="false"/>
                 <w:bCs w:val="false"/>
+                <w:color w:val="000000"/>
                 <w:sz w:val="18"/>
                 <w:szCs w:val="18"/>
               </w:rPr>
@@ -382,6 +390,7 @@
                 <w:rFonts w:ascii="BIZ UDPゴシック" w:cs="BIZ UDPゴシック" w:eastAsia="BIZ UDPゴシック" w:hAnsi="BIZ UDPゴシック"/>
                 <w:b w:val="false"/>
                 <w:bCs w:val="false"/>
+                <w:color w:val="000000"/>
                 <w:sz w:val="18"/>
                 <w:szCs w:val="18"/>
               </w:rPr>
@@ -417,6 +426,7 @@
                 <w:rFonts w:ascii="BIZ UDPゴシック" w:cs="BIZ UDPゴシック" w:eastAsia="BIZ UDPゴシック" w:hAnsi="BIZ UDPゴシック"/>
                 <w:b w:val="false"/>
                 <w:bCs w:val="false"/>
+                <w:color w:val="000000"/>
                 <w:sz w:val="18"/>
                 <w:szCs w:val="18"/>
               </w:rPr>
@@ -447,6 +457,7 @@
                 <w:rFonts w:ascii="BIZ UDPゴシック" w:cs="BIZ UDPゴシック" w:eastAsia="BIZ UDPゴシック" w:hAnsi="BIZ UDPゴシック"/>
                 <w:b w:val="false"/>
                 <w:bCs w:val="false"/>
+                <w:color w:val="000000"/>
                 <w:sz w:val="18"/>
                 <w:szCs w:val="18"/>
               </w:rPr>
@@ -482,6 +493,7 @@
                 <w:rFonts w:ascii="BIZ UDPゴシック" w:cs="BIZ UDPゴシック" w:eastAsia="BIZ UDPゴシック" w:hAnsi="BIZ UDPゴシック"/>
                 <w:b w:val="false"/>
                 <w:bCs w:val="false"/>
+                <w:color w:val="000000"/>
                 <w:sz w:val="18"/>
                 <w:szCs w:val="18"/>
               </w:rPr>
@@ -512,6 +524,7 @@
                 <w:rFonts w:ascii="BIZ UDPゴシック" w:cs="BIZ UDPゴシック" w:eastAsia="BIZ UDPゴシック" w:hAnsi="BIZ UDPゴシック"/>
                 <w:b w:val="false"/>
                 <w:bCs w:val="false"/>
+                <w:color w:val="000000"/>
                 <w:sz w:val="18"/>
                 <w:szCs w:val="18"/>
               </w:rPr>
@@ -547,6 +560,7 @@
                 <w:rFonts w:ascii="BIZ UDPゴシック" w:cs="BIZ UDPゴシック" w:eastAsia="BIZ UDPゴシック" w:hAnsi="BIZ UDPゴシック"/>
                 <w:b w:val="false"/>
                 <w:bCs w:val="false"/>
+                <w:color w:val="000000"/>
                 <w:sz w:val="18"/>
                 <w:szCs w:val="18"/>
               </w:rPr>
@@ -577,10 +591,11 @@
                 <w:rFonts w:ascii="BIZ UDPゴシック" w:cs="BIZ UDPゴシック" w:eastAsia="BIZ UDPゴシック" w:hAnsi="BIZ UDPゴシック"/>
                 <w:b w:val="false"/>
                 <w:bCs w:val="false"/>
-                <w:sz w:val="18"/>
-                <w:szCs w:val="18"/>
-              </w:rPr>
-              <w:t xml:space="preserve"/>
+                <w:color w:val="000000"/>
+                <w:sz w:val="18"/>
+                <w:szCs w:val="18"/>
+              </w:rPr>
+              <w:t xml:space="preserve">（承認後記入）</w:t>
             </w:r>
           </w:p>
         </w:tc>
@@ -634,26 +649,17 @@
     </w:p>
     <w:p>
       <w:pPr>
-        <w:pStyle w:val="Normal"/>
-        <w:spacing w:before="0" w:after="0"/>
-      </w:pPr>
-      <w:r>
-        <w:br w:type="page"/>
-      </w:r>
-    </w:p>
-    <w:p>
-      <w:pPr>
-        <w:pStyle w:val="Heading2"/>
+        <w:pStyle w:val="Heading1"/>
       </w:pPr>
       <w:r>
         <w:rPr>
           <w:rFonts w:ascii="BIZ UDPゴシック" w:cs="BIZ UDPゴシック" w:eastAsia="BIZ UDPゴシック" w:hAnsi="BIZ UDPゴシック"/>
           <w:b/>
           <w:bCs/>
-          <w:sz w:val="18"/>
-          <w:szCs w:val="18"/>
+          <w:sz w:val="24"/>
+          <w:szCs w:val="24"/>
         </w:rPr>
-        <w:t xml:space="preserve">■ 改廃履歴</w:t>
+        <w:t xml:space="preserve">■改廃履歴</w:t>
       </w:r>
     </w:p>
     <w:tbl>
@@ -701,6 +707,7 @@
                 <w:rFonts w:ascii="BIZ UDPゴシック" w:cs="BIZ UDPゴシック" w:eastAsia="BIZ UDPゴシック" w:hAnsi="BIZ UDPゴシック"/>
                 <w:b/>
                 <w:bCs/>
+                <w:color w:val="000000"/>
                 <w:sz w:val="18"/>
                 <w:szCs w:val="18"/>
               </w:rPr>
@@ -731,6 +738,7 @@
                 <w:rFonts w:ascii="BIZ UDPゴシック" w:cs="BIZ UDPゴシック" w:eastAsia="BIZ UDPゴシック" w:hAnsi="BIZ UDPゴシック"/>
                 <w:b/>
                 <w:bCs/>
+                <w:color w:val="000000"/>
                 <w:sz w:val="18"/>
                 <w:szCs w:val="18"/>
               </w:rPr>
@@ -761,6 +769,7 @@
                 <w:rFonts w:ascii="BIZ UDPゴシック" w:cs="BIZ UDPゴシック" w:eastAsia="BIZ UDPゴシック" w:hAnsi="BIZ UDPゴシック"/>
                 <w:b/>
                 <w:bCs/>
+                <w:color w:val="000000"/>
                 <w:sz w:val="18"/>
                 <w:szCs w:val="18"/>
               </w:rPr>
@@ -791,6 +800,7 @@
                 <w:rFonts w:ascii="BIZ UDPゴシック" w:cs="BIZ UDPゴシック" w:eastAsia="BIZ UDPゴシック" w:hAnsi="BIZ UDPゴシック"/>
                 <w:b/>
                 <w:bCs/>
+                <w:color w:val="000000"/>
                 <w:sz w:val="18"/>
                 <w:szCs w:val="18"/>
               </w:rPr>
@@ -826,6 +836,7 @@
                 <w:rFonts w:ascii="BIZ UDPゴシック" w:cs="BIZ UDPゴシック" w:eastAsia="BIZ UDPゴシック" w:hAnsi="BIZ UDPゴシック"/>
                 <w:b w:val="false"/>
                 <w:bCs w:val="false"/>
+                <w:color w:val="000000"/>
                 <w:sz w:val="18"/>
                 <w:szCs w:val="18"/>
               </w:rPr>
@@ -856,6 +867,7 @@
                 <w:rFonts w:ascii="BIZ UDPゴシック" w:cs="BIZ UDPゴシック" w:eastAsia="BIZ UDPゴシック" w:hAnsi="BIZ UDPゴシック"/>
                 <w:b w:val="false"/>
                 <w:bCs w:val="false"/>
+                <w:color w:val="000000"/>
                 <w:sz w:val="18"/>
                 <w:szCs w:val="18"/>
               </w:rPr>
@@ -886,6 +898,7 @@
                 <w:rFonts w:ascii="BIZ UDPゴシック" w:cs="BIZ UDPゴシック" w:eastAsia="BIZ UDPゴシック" w:hAnsi="BIZ UDPゴシック"/>
                 <w:b w:val="false"/>
                 <w:bCs w:val="false"/>
+                <w:color w:val="000000"/>
                 <w:sz w:val="18"/>
                 <w:szCs w:val="18"/>
               </w:rPr>
@@ -916,6 +929,7 @@
                 <w:rFonts w:ascii="BIZ UDPゴシック" w:cs="BIZ UDPゴシック" w:eastAsia="BIZ UDPゴシック" w:hAnsi="BIZ UDPゴシック"/>
                 <w:b w:val="false"/>
                 <w:bCs w:val="false"/>
+                <w:color w:val="000000"/>
                 <w:sz w:val="18"/>
                 <w:szCs w:val="18"/>
               </w:rPr>
@@ -951,6 +965,7 @@
                 <w:rFonts w:ascii="BIZ UDPゴシック" w:cs="BIZ UDPゴシック" w:eastAsia="BIZ UDPゴシック" w:hAnsi="BIZ UDPゴシック"/>
                 <w:b w:val="false"/>
                 <w:bCs w:val="false"/>
+                <w:color w:val="000000"/>
                 <w:sz w:val="18"/>
                 <w:szCs w:val="18"/>
               </w:rPr>
@@ -981,6 +996,7 @@
                 <w:rFonts w:ascii="BIZ UDPゴシック" w:cs="BIZ UDPゴシック" w:eastAsia="BIZ UDPゴシック" w:hAnsi="BIZ UDPゴシック"/>
                 <w:b w:val="false"/>
                 <w:bCs w:val="false"/>
+                <w:color w:val="000000"/>
                 <w:sz w:val="18"/>
                 <w:szCs w:val="18"/>
               </w:rPr>
@@ -1011,6 +1027,7 @@
                 <w:rFonts w:ascii="BIZ UDPゴシック" w:cs="BIZ UDPゴシック" w:eastAsia="BIZ UDPゴシック" w:hAnsi="BIZ UDPゴシック"/>
                 <w:b w:val="false"/>
                 <w:bCs w:val="false"/>
+                <w:color w:val="000000"/>
                 <w:sz w:val="18"/>
                 <w:szCs w:val="18"/>
               </w:rPr>
@@ -1041,24 +1058,145 @@
                 <w:rFonts w:ascii="BIZ UDPゴシック" w:cs="BIZ UDPゴシック" w:eastAsia="BIZ UDPゴシック" w:hAnsi="BIZ UDPゴシック"/>
                 <w:b w:val="false"/>
                 <w:bCs w:val="false"/>
+                <w:color w:val="000000"/>
                 <w:sz w:val="18"/>
                 <w:szCs w:val="18"/>
               </w:rPr>
               <w:t xml:space="preserve">顧客実施判断確認セクション（第0章）および時間外手動操作手順（第6章）を追加</w:t>
+            </w:r>
+          </w:p>
+        </w:tc>
+      </w:tr>
+      <w:tr>
+        <w:trPr>
+          <w:cantSplit/>
+        </w:trPr>
+        <w:tc>
+          <w:tcPr>
+            <w:tcW w:type="dxa" w:w="756"/>
+            <w:tcBorders>
+              <w:top w:val="single" w:color="CCCCCC" w:sz="4"/>
+              <w:left w:val="single" w:color="CCCCCC" w:sz="4"/>
+              <w:bottom w:val="single" w:color="CCCCCC" w:sz="4"/>
+              <w:right w:val="single" w:color="CCCCCC" w:sz="4"/>
+            </w:tcBorders>
+            <w:shd w:fill="FFFFFF" w:val="clear"/>
+            <w:tcMar>
+              <w:top w:type="dxa" w:w="60"/>
+              <w:left w:type="dxa" w:w="100"/>
+              <w:bottom w:type="dxa" w:w="60"/>
+              <w:right w:type="dxa" w:w="100"/>
+            </w:tcMar>
+          </w:tcPr>
+          <w:p>
+            <w:r>
+              <w:rPr>
+                <w:rFonts w:ascii="BIZ UDPゴシック" w:cs="BIZ UDPゴシック" w:eastAsia="BIZ UDPゴシック" w:hAnsi="BIZ UDPゴシック"/>
+                <w:b w:val="false"/>
+                <w:bCs w:val="false"/>
+                <w:color w:val="AAAAAA"/>
+                <w:sz w:val="18"/>
+                <w:szCs w:val="18"/>
+              </w:rPr>
+              <w:t xml:space="preserve">1.0</w:t>
+            </w:r>
+          </w:p>
+        </w:tc>
+        <w:tc>
+          <w:tcPr>
+            <w:tcW w:type="dxa" w:w="1512"/>
+            <w:tcBorders>
+              <w:top w:val="single" w:color="CCCCCC" w:sz="4"/>
+              <w:left w:val="single" w:color="CCCCCC" w:sz="4"/>
+              <w:bottom w:val="single" w:color="CCCCCC" w:sz="4"/>
+              <w:right w:val="single" w:color="CCCCCC" w:sz="4"/>
+            </w:tcBorders>
+            <w:shd w:fill="FFFFFF" w:val="clear"/>
+            <w:tcMar>
+              <w:top w:type="dxa" w:w="60"/>
+              <w:left w:type="dxa" w:w="100"/>
+              <w:bottom w:type="dxa" w:w="60"/>
+              <w:right w:type="dxa" w:w="100"/>
+            </w:tcMar>
+          </w:tcPr>
+          <w:p>
+            <w:r>
+              <w:rPr>
+                <w:rFonts w:ascii="BIZ UDPゴシック" w:cs="BIZ UDPゴシック" w:eastAsia="BIZ UDPゴシック" w:hAnsi="BIZ UDPゴシック"/>
+                <w:b w:val="false"/>
+                <w:bCs w:val="false"/>
+                <w:color w:val="AAAAAA"/>
+                <w:sz w:val="18"/>
+                <w:szCs w:val="18"/>
+              </w:rPr>
+              <w:t xml:space="preserve"/>
+            </w:r>
+          </w:p>
+        </w:tc>
+        <w:tc>
+          <w:tcPr>
+            <w:tcW w:type="dxa" w:w="1890"/>
+            <w:tcBorders>
+              <w:top w:val="single" w:color="CCCCCC" w:sz="4"/>
+              <w:left w:val="single" w:color="CCCCCC" w:sz="4"/>
+              <w:bottom w:val="single" w:color="CCCCCC" w:sz="4"/>
+              <w:right w:val="single" w:color="CCCCCC" w:sz="4"/>
+            </w:tcBorders>
+            <w:shd w:fill="FFFFFF" w:val="clear"/>
+            <w:tcMar>
+              <w:top w:type="dxa" w:w="60"/>
+              <w:left w:type="dxa" w:w="100"/>
+              <w:bottom w:type="dxa" w:w="60"/>
+              <w:right w:type="dxa" w:w="100"/>
+            </w:tcMar>
+          </w:tcPr>
+          <w:p>
+            <w:r>
+              <w:rPr>
+                <w:rFonts w:ascii="BIZ UDPゴシック" w:cs="BIZ UDPゴシック" w:eastAsia="BIZ UDPゴシック" w:hAnsi="BIZ UDPゴシック"/>
+                <w:b w:val="false"/>
+                <w:bCs w:val="false"/>
+                <w:color w:val="AAAAAA"/>
+                <w:sz w:val="18"/>
+                <w:szCs w:val="18"/>
+              </w:rPr>
+              <w:t xml:space="preserve"/>
+            </w:r>
+          </w:p>
+        </w:tc>
+        <w:tc>
+          <w:tcPr>
+            <w:tcW w:type="dxa" w:w="4346"/>
+            <w:tcBorders>
+              <w:top w:val="single" w:color="CCCCCC" w:sz="4"/>
+              <w:left w:val="single" w:color="CCCCCC" w:sz="4"/>
+              <w:bottom w:val="single" w:color="CCCCCC" w:sz="4"/>
+              <w:right w:val="single" w:color="CCCCCC" w:sz="4"/>
+            </w:tcBorders>
+            <w:shd w:fill="FFFFFF" w:val="clear"/>
+            <w:tcMar>
+              <w:top w:type="dxa" w:w="60"/>
+              <w:left w:type="dxa" w:w="100"/>
+              <w:bottom w:type="dxa" w:w="60"/>
+              <w:right w:type="dxa" w:w="100"/>
+            </w:tcMar>
+          </w:tcPr>
+          <w:p>
+            <w:r>
+              <w:rPr>
+                <w:rFonts w:ascii="BIZ UDPゴシック" w:cs="BIZ UDPゴシック" w:eastAsia="BIZ UDPゴシック" w:hAnsi="BIZ UDPゴシック"/>
+                <w:b w:val="false"/>
+                <w:bCs w:val="false"/>
+                <w:color w:val="AAAAAA"/>
+                <w:sz w:val="18"/>
+                <w:szCs w:val="18"/>
+              </w:rPr>
+              <w:t xml:space="preserve">（顧客承認時に設定）</w:t>
             </w:r>
           </w:p>
         </w:tc>
       </w:tr>
     </w:tbl>
-    <w:p>
-      <w:pPr>
-        <w:pStyle w:val="Normal"/>
-        <w:spacing w:before="0" w:after="0"/>
-      </w:pPr>
-      <w:r>
-        <w:br w:type="page"/>
-      </w:r>
-    </w:p>
     <w:p>
       <w:pPr>
         <w:pStyle w:val="Heading1"/>
@@ -1115,8 +1253,8 @@
         </w:tblBorders>
       </w:tblPr>
       <w:tblGrid>
-        <w:gridCol w:w="2268"/>
-        <w:gridCol w:w="6236"/>
+        <w:gridCol w:w="2500"/>
+        <w:gridCol w:w="6004"/>
       </w:tblGrid>
       <w:tr>
         <w:trPr>
@@ -1124,61 +1262,63 @@
         </w:trPr>
         <w:tc>
           <w:tcPr>
-            <w:tcW w:type="dxa" w:w="2268"/>
-            <w:tcBorders>
-              <w:top w:val="single" w:color="CCCCCC" w:sz="4"/>
-              <w:left w:val="single" w:color="CCCCCC" w:sz="4"/>
-              <w:bottom w:val="single" w:color="CCCCCC" w:sz="4"/>
-              <w:right w:val="single" w:color="CCCCCC" w:sz="4"/>
-            </w:tcBorders>
-            <w:shd w:fill="F5F5F5" w:val="clear"/>
-            <w:tcMar>
-              <w:top w:type="dxa" w:w="60"/>
-              <w:left w:type="dxa" w:w="100"/>
-              <w:bottom w:type="dxa" w:w="60"/>
-              <w:right w:type="dxa" w:w="100"/>
-            </w:tcMar>
-          </w:tcPr>
-          <w:p>
-            <w:r>
-              <w:rPr>
-                <w:rFonts w:ascii="BIZ UDPゴシック" w:cs="BIZ UDPゴシック" w:eastAsia="BIZ UDPゴシック" w:hAnsi="BIZ UDPゴシック"/>
-                <w:b/>
-                <w:bCs/>
-                <w:sz w:val="18"/>
-                <w:szCs w:val="18"/>
-              </w:rPr>
-              <w:t xml:space="preserve">項目</w:t>
-            </w:r>
-          </w:p>
-        </w:tc>
-        <w:tc>
-          <w:tcPr>
-            <w:tcW w:type="dxa" w:w="6236"/>
-            <w:tcBorders>
-              <w:top w:val="single" w:color="CCCCCC" w:sz="4"/>
-              <w:left w:val="single" w:color="CCCCCC" w:sz="4"/>
-              <w:bottom w:val="single" w:color="CCCCCC" w:sz="4"/>
-              <w:right w:val="single" w:color="CCCCCC" w:sz="4"/>
-            </w:tcBorders>
-            <w:shd w:fill="F5F5F5" w:val="clear"/>
-            <w:tcMar>
-              <w:top w:type="dxa" w:w="60"/>
-              <w:left w:type="dxa" w:w="100"/>
-              <w:bottom w:type="dxa" w:w="60"/>
-              <w:right w:type="dxa" w:w="100"/>
-            </w:tcMar>
-          </w:tcPr>
-          <w:p>
-            <w:r>
-              <w:rPr>
-                <w:rFonts w:ascii="BIZ UDPゴシック" w:cs="BIZ UDPゴシック" w:eastAsia="BIZ UDPゴシック" w:hAnsi="BIZ UDPゴシック"/>
-                <w:b/>
-                <w:bCs/>
-                <w:sz w:val="18"/>
-                <w:szCs w:val="18"/>
-              </w:rPr>
-              <w:t xml:space="preserve">内容</w:t>
+            <w:tcW w:type="dxa" w:w="2500"/>
+            <w:tcBorders>
+              <w:top w:val="single" w:color="CCCCCC" w:sz="4"/>
+              <w:left w:val="single" w:color="CCCCCC" w:sz="4"/>
+              <w:bottom w:val="single" w:color="CCCCCC" w:sz="4"/>
+              <w:right w:val="single" w:color="CCCCCC" w:sz="4"/>
+            </w:tcBorders>
+            <w:shd w:fill="FFFFFF" w:val="clear"/>
+            <w:tcMar>
+              <w:top w:type="dxa" w:w="60"/>
+              <w:left w:type="dxa" w:w="100"/>
+              <w:bottom w:type="dxa" w:w="60"/>
+              <w:right w:type="dxa" w:w="100"/>
+            </w:tcMar>
+          </w:tcPr>
+          <w:p>
+            <w:r>
+              <w:rPr>
+                <w:rFonts w:ascii="BIZ UDPゴシック" w:cs="BIZ UDPゴシック" w:eastAsia="BIZ UDPゴシック" w:hAnsi="BIZ UDPゴシック"/>
+                <w:b w:val="false"/>
+                <w:bCs w:val="false"/>
+                <w:color w:val="000000"/>
+                <w:sz w:val="18"/>
+                <w:szCs w:val="18"/>
+              </w:rPr>
+              <w:t xml:space="preserve">月額削減効果</w:t>
+            </w:r>
+          </w:p>
+        </w:tc>
+        <w:tc>
+          <w:tcPr>
+            <w:tcW w:type="dxa" w:w="6004"/>
+            <w:tcBorders>
+              <w:top w:val="single" w:color="CCCCCC" w:sz="4"/>
+              <w:left w:val="single" w:color="CCCCCC" w:sz="4"/>
+              <w:bottom w:val="single" w:color="CCCCCC" w:sz="4"/>
+              <w:right w:val="single" w:color="CCCCCC" w:sz="4"/>
+            </w:tcBorders>
+            <w:shd w:fill="FFFFFF" w:val="clear"/>
+            <w:tcMar>
+              <w:top w:type="dxa" w:w="60"/>
+              <w:left w:type="dxa" w:w="100"/>
+              <w:bottom w:type="dxa" w:w="60"/>
+              <w:right w:type="dxa" w:w="100"/>
+            </w:tcMar>
+          </w:tcPr>
+          <w:p>
+            <w:r>
+              <w:rPr>
+                <w:rFonts w:ascii="BIZ UDPゴシック" w:cs="BIZ UDPゴシック" w:eastAsia="BIZ UDPゴシック" w:hAnsi="BIZ UDPゴシック"/>
+                <w:b w:val="false"/>
+                <w:bCs w:val="false"/>
+                <w:color w:val="000000"/>
+                <w:sz w:val="18"/>
+                <w:szCs w:val="18"/>
+              </w:rPr>
+              <w:t xml:space="preserve">$234 / 月（約36,900円/月、約443,000円/年）※1ドル=157.8円換算</w:t>
             </w:r>
           </w:p>
         </w:tc>
@@ -1189,61 +1329,63 @@
         </w:trPr>
         <w:tc>
           <w:tcPr>
-            <w:tcW w:type="dxa" w:w="2268"/>
-            <w:tcBorders>
-              <w:top w:val="single" w:color="CCCCCC" w:sz="4"/>
-              <w:left w:val="single" w:color="CCCCCC" w:sz="4"/>
-              <w:bottom w:val="single" w:color="CCCCCC" w:sz="4"/>
-              <w:right w:val="single" w:color="CCCCCC" w:sz="4"/>
-            </w:tcBorders>
-            <w:shd w:fill="FFFFFF" w:val="clear"/>
-            <w:tcMar>
-              <w:top w:type="dxa" w:w="60"/>
-              <w:left w:type="dxa" w:w="100"/>
-              <w:bottom w:type="dxa" w:w="60"/>
-              <w:right w:type="dxa" w:w="100"/>
-            </w:tcMar>
-          </w:tcPr>
-          <w:p>
-            <w:r>
-              <w:rPr>
-                <w:rFonts w:ascii="BIZ UDPゴシック" w:cs="BIZ UDPゴシック" w:eastAsia="BIZ UDPゴシック" w:hAnsi="BIZ UDPゴシック"/>
-                <w:b w:val="false"/>
-                <w:bCs w:val="false"/>
-                <w:sz w:val="18"/>
-                <w:szCs w:val="18"/>
-              </w:rPr>
-              <w:t xml:space="preserve">月額削減効果</w:t>
-            </w:r>
-          </w:p>
-        </w:tc>
-        <w:tc>
-          <w:tcPr>
-            <w:tcW w:type="dxa" w:w="6236"/>
-            <w:tcBorders>
-              <w:top w:val="single" w:color="CCCCCC" w:sz="4"/>
-              <w:left w:val="single" w:color="CCCCCC" w:sz="4"/>
-              <w:bottom w:val="single" w:color="CCCCCC" w:sz="4"/>
-              <w:right w:val="single" w:color="CCCCCC" w:sz="4"/>
-            </w:tcBorders>
-            <w:shd w:fill="FFFFFF" w:val="clear"/>
-            <w:tcMar>
-              <w:top w:type="dxa" w:w="60"/>
-              <w:left w:type="dxa" w:w="100"/>
-              <w:bottom w:type="dxa" w:w="60"/>
-              <w:right w:type="dxa" w:w="100"/>
-            </w:tcMar>
-          </w:tcPr>
-          <w:p>
-            <w:r>
-              <w:rPr>
-                <w:rFonts w:ascii="BIZ UDPゴシック" w:cs="BIZ UDPゴシック" w:eastAsia="BIZ UDPゴシック" w:hAnsi="BIZ UDPゴシック"/>
-                <w:b w:val="false"/>
-                <w:bCs w:val="false"/>
-                <w:sz w:val="18"/>
-                <w:szCs w:val="18"/>
-              </w:rPr>
-              <w:t xml:space="preserve">$234 / 月（約36,900円/月、約443,000円/年）※1ドル=157.8円換算</w:t>
+            <w:tcW w:type="dxa" w:w="2500"/>
+            <w:tcBorders>
+              <w:top w:val="single" w:color="CCCCCC" w:sz="4"/>
+              <w:left w:val="single" w:color="CCCCCC" w:sz="4"/>
+              <w:bottom w:val="single" w:color="CCCCCC" w:sz="4"/>
+              <w:right w:val="single" w:color="CCCCCC" w:sz="4"/>
+            </w:tcBorders>
+            <w:shd w:fill="FFFFFF" w:val="clear"/>
+            <w:tcMar>
+              <w:top w:type="dxa" w:w="60"/>
+              <w:left w:type="dxa" w:w="100"/>
+              <w:bottom w:type="dxa" w:w="60"/>
+              <w:right w:type="dxa" w:w="100"/>
+            </w:tcMar>
+          </w:tcPr>
+          <w:p>
+            <w:r>
+              <w:rPr>
+                <w:rFonts w:ascii="BIZ UDPゴシック" w:cs="BIZ UDPゴシック" w:eastAsia="BIZ UDPゴシック" w:hAnsi="BIZ UDPゴシック"/>
+                <w:b w:val="false"/>
+                <w:bCs w:val="false"/>
+                <w:color w:val="000000"/>
+                <w:sz w:val="18"/>
+                <w:szCs w:val="18"/>
+              </w:rPr>
+              <w:t xml:space="preserve">停止時間帯</w:t>
+            </w:r>
+          </w:p>
+        </w:tc>
+        <w:tc>
+          <w:tcPr>
+            <w:tcW w:type="dxa" w:w="6004"/>
+            <w:tcBorders>
+              <w:top w:val="single" w:color="CCCCCC" w:sz="4"/>
+              <w:left w:val="single" w:color="CCCCCC" w:sz="4"/>
+              <w:bottom w:val="single" w:color="CCCCCC" w:sz="4"/>
+              <w:right w:val="single" w:color="CCCCCC" w:sz="4"/>
+            </w:tcBorders>
+            <w:shd w:fill="FFFFFF" w:val="clear"/>
+            <w:tcMar>
+              <w:top w:type="dxa" w:w="60"/>
+              <w:left w:type="dxa" w:w="100"/>
+              <w:bottom w:type="dxa" w:w="60"/>
+              <w:right w:type="dxa" w:w="100"/>
+            </w:tcMar>
+          </w:tcPr>
+          <w:p>
+            <w:r>
+              <w:rPr>
+                <w:rFonts w:ascii="BIZ UDPゴシック" w:cs="BIZ UDPゴシック" w:eastAsia="BIZ UDPゴシック" w:hAnsi="BIZ UDPゴシック"/>
+                <w:b w:val="false"/>
+                <w:bCs w:val="false"/>
+                <w:color w:val="000000"/>
+                <w:sz w:val="18"/>
+                <w:szCs w:val="18"/>
+              </w:rPr>
+              <w:t xml:space="preserve">JST 07:00〜20:00（OC系・SH系のみ。SG系は24時間稼働継続）</w:t>
             </w:r>
           </w:p>
         </w:tc>
@@ -1254,61 +1396,63 @@
         </w:trPr>
         <w:tc>
           <w:tcPr>
-            <w:tcW w:type="dxa" w:w="2268"/>
-            <w:tcBorders>
-              <w:top w:val="single" w:color="CCCCCC" w:sz="4"/>
-              <w:left w:val="single" w:color="CCCCCC" w:sz="4"/>
-              <w:bottom w:val="single" w:color="CCCCCC" w:sz="4"/>
-              <w:right w:val="single" w:color="CCCCCC" w:sz="4"/>
-            </w:tcBorders>
-            <w:shd w:fill="FFFFFF" w:val="clear"/>
-            <w:tcMar>
-              <w:top w:type="dxa" w:w="60"/>
-              <w:left w:type="dxa" w:w="100"/>
-              <w:bottom w:type="dxa" w:w="60"/>
-              <w:right w:type="dxa" w:w="100"/>
-            </w:tcMar>
-          </w:tcPr>
-          <w:p>
-            <w:r>
-              <w:rPr>
-                <w:rFonts w:ascii="BIZ UDPゴシック" w:cs="BIZ UDPゴシック" w:eastAsia="BIZ UDPゴシック" w:hAnsi="BIZ UDPゴシック"/>
-                <w:b w:val="false"/>
-                <w:bCs w:val="false"/>
-                <w:sz w:val="18"/>
-                <w:szCs w:val="18"/>
-              </w:rPr>
-              <w:t xml:space="preserve">停止時間帯</w:t>
-            </w:r>
-          </w:p>
-        </w:tc>
-        <w:tc>
-          <w:tcPr>
-            <w:tcW w:type="dxa" w:w="6236"/>
-            <w:tcBorders>
-              <w:top w:val="single" w:color="CCCCCC" w:sz="4"/>
-              <w:left w:val="single" w:color="CCCCCC" w:sz="4"/>
-              <w:bottom w:val="single" w:color="CCCCCC" w:sz="4"/>
-              <w:right w:val="single" w:color="CCCCCC" w:sz="4"/>
-            </w:tcBorders>
-            <w:shd w:fill="FFFFFF" w:val="clear"/>
-            <w:tcMar>
-              <w:top w:type="dxa" w:w="60"/>
-              <w:left w:type="dxa" w:w="100"/>
-              <w:bottom w:type="dxa" w:w="60"/>
-              <w:right w:type="dxa" w:w="100"/>
-            </w:tcMar>
-          </w:tcPr>
-          <w:p>
-            <w:r>
-              <w:rPr>
-                <w:rFonts w:ascii="BIZ UDPゴシック" w:cs="BIZ UDPゴシック" w:eastAsia="BIZ UDPゴシック" w:hAnsi="BIZ UDPゴシック"/>
-                <w:b w:val="false"/>
-                <w:bCs w:val="false"/>
-                <w:sz w:val="18"/>
-                <w:szCs w:val="18"/>
-              </w:rPr>
-              <w:t xml:space="preserve">JST 07:00〜20:00（OC系・SH系のみ。SG系は24時間稼働継続）</w:t>
+            <w:tcW w:type="dxa" w:w="2500"/>
+            <w:tcBorders>
+              <w:top w:val="single" w:color="CCCCCC" w:sz="4"/>
+              <w:left w:val="single" w:color="CCCCCC" w:sz="4"/>
+              <w:bottom w:val="single" w:color="CCCCCC" w:sz="4"/>
+              <w:right w:val="single" w:color="CCCCCC" w:sz="4"/>
+            </w:tcBorders>
+            <w:shd w:fill="FFFFFF" w:val="clear"/>
+            <w:tcMar>
+              <w:top w:type="dxa" w:w="60"/>
+              <w:left w:type="dxa" w:w="100"/>
+              <w:bottom w:type="dxa" w:w="60"/>
+              <w:right w:type="dxa" w:w="100"/>
+            </w:tcMar>
+          </w:tcPr>
+          <w:p>
+            <w:r>
+              <w:rPr>
+                <w:rFonts w:ascii="BIZ UDPゴシック" w:cs="BIZ UDPゴシック" w:eastAsia="BIZ UDPゴシック" w:hAnsi="BIZ UDPゴシック"/>
+                <w:b w:val="false"/>
+                <w:bCs w:val="false"/>
+                <w:color w:val="000000"/>
+                <w:sz w:val="18"/>
+                <w:szCs w:val="18"/>
+              </w:rPr>
+              <w:t xml:space="preserve">稼働時間帯</w:t>
+            </w:r>
+          </w:p>
+        </w:tc>
+        <w:tc>
+          <w:tcPr>
+            <w:tcW w:type="dxa" w:w="6004"/>
+            <w:tcBorders>
+              <w:top w:val="single" w:color="CCCCCC" w:sz="4"/>
+              <w:left w:val="single" w:color="CCCCCC" w:sz="4"/>
+              <w:bottom w:val="single" w:color="CCCCCC" w:sz="4"/>
+              <w:right w:val="single" w:color="CCCCCC" w:sz="4"/>
+            </w:tcBorders>
+            <w:shd w:fill="FFFFFF" w:val="clear"/>
+            <w:tcMar>
+              <w:top w:type="dxa" w:w="60"/>
+              <w:left w:type="dxa" w:w="100"/>
+              <w:bottom w:type="dxa" w:w="60"/>
+              <w:right w:type="dxa" w:w="100"/>
+            </w:tcMar>
+          </w:tcPr>
+          <w:p>
+            <w:r>
+              <w:rPr>
+                <w:rFonts w:ascii="BIZ UDPゴシック" w:cs="BIZ UDPゴシック" w:eastAsia="BIZ UDPゴシック" w:hAnsi="BIZ UDPゴシック"/>
+                <w:b w:val="false"/>
+                <w:bCs w:val="false"/>
+                <w:color w:val="000000"/>
+                <w:sz w:val="18"/>
+                <w:szCs w:val="18"/>
+              </w:rPr>
+              <w:t xml:space="preserve">JST 20:00〜翌07:00（夜間・バッチ処理に合わせた稼働）</w:t>
             </w:r>
           </w:p>
         </w:tc>
@@ -1319,61 +1463,63 @@
         </w:trPr>
         <w:tc>
           <w:tcPr>
-            <w:tcW w:type="dxa" w:w="2268"/>
-            <w:tcBorders>
-              <w:top w:val="single" w:color="CCCCCC" w:sz="4"/>
-              <w:left w:val="single" w:color="CCCCCC" w:sz="4"/>
-              <w:bottom w:val="single" w:color="CCCCCC" w:sz="4"/>
-              <w:right w:val="single" w:color="CCCCCC" w:sz="4"/>
-            </w:tcBorders>
-            <w:shd w:fill="FFFFFF" w:val="clear"/>
-            <w:tcMar>
-              <w:top w:type="dxa" w:w="60"/>
-              <w:left w:type="dxa" w:w="100"/>
-              <w:bottom w:type="dxa" w:w="60"/>
-              <w:right w:type="dxa" w:w="100"/>
-            </w:tcMar>
-          </w:tcPr>
-          <w:p>
-            <w:r>
-              <w:rPr>
-                <w:rFonts w:ascii="BIZ UDPゴシック" w:cs="BIZ UDPゴシック" w:eastAsia="BIZ UDPゴシック" w:hAnsi="BIZ UDPゴシック"/>
-                <w:b w:val="false"/>
-                <w:bCs w:val="false"/>
-                <w:sz w:val="18"/>
-                <w:szCs w:val="18"/>
-              </w:rPr>
-              <w:t xml:space="preserve">稼働時間帯</w:t>
-            </w:r>
-          </w:p>
-        </w:tc>
-        <w:tc>
-          <w:tcPr>
-            <w:tcW w:type="dxa" w:w="6236"/>
-            <w:tcBorders>
-              <w:top w:val="single" w:color="CCCCCC" w:sz="4"/>
-              <w:left w:val="single" w:color="CCCCCC" w:sz="4"/>
-              <w:bottom w:val="single" w:color="CCCCCC" w:sz="4"/>
-              <w:right w:val="single" w:color="CCCCCC" w:sz="4"/>
-            </w:tcBorders>
-            <w:shd w:fill="FFFFFF" w:val="clear"/>
-            <w:tcMar>
-              <w:top w:type="dxa" w:w="60"/>
-              <w:left w:type="dxa" w:w="100"/>
-              <w:bottom w:type="dxa" w:w="60"/>
-              <w:right w:type="dxa" w:w="100"/>
-            </w:tcMar>
-          </w:tcPr>
-          <w:p>
-            <w:r>
-              <w:rPr>
-                <w:rFonts w:ascii="BIZ UDPゴシック" w:cs="BIZ UDPゴシック" w:eastAsia="BIZ UDPゴシック" w:hAnsi="BIZ UDPゴシック"/>
-                <w:b w:val="false"/>
-                <w:bCs w:val="false"/>
-                <w:sz w:val="18"/>
-                <w:szCs w:val="18"/>
-              </w:rPr>
-              <w:t xml:space="preserve">JST 20:00〜翌07:00（夜間・バッチ処理に合わせた稼働）</w:t>
+            <w:tcW w:type="dxa" w:w="2500"/>
+            <w:tcBorders>
+              <w:top w:val="single" w:color="CCCCCC" w:sz="4"/>
+              <w:left w:val="single" w:color="CCCCCC" w:sz="4"/>
+              <w:bottom w:val="single" w:color="CCCCCC" w:sz="4"/>
+              <w:right w:val="single" w:color="CCCCCC" w:sz="4"/>
+            </w:tcBorders>
+            <w:shd w:fill="FFFFFF" w:val="clear"/>
+            <w:tcMar>
+              <w:top w:type="dxa" w:w="60"/>
+              <w:left w:type="dxa" w:w="100"/>
+              <w:bottom w:type="dxa" w:w="60"/>
+              <w:right w:type="dxa" w:w="100"/>
+            </w:tcMar>
+          </w:tcPr>
+          <w:p>
+            <w:r>
+              <w:rPr>
+                <w:rFonts w:ascii="BIZ UDPゴシック" w:cs="BIZ UDPゴシック" w:eastAsia="BIZ UDPゴシック" w:hAnsi="BIZ UDPゴシック"/>
+                <w:b w:val="false"/>
+                <w:bCs w:val="false"/>
+                <w:color w:val="000000"/>
+                <w:sz w:val="18"/>
+                <w:szCs w:val="18"/>
+              </w:rPr>
+              <w:t xml:space="preserve">受信可能時間帯の制限</w:t>
+            </w:r>
+          </w:p>
+        </w:tc>
+        <w:tc>
+          <w:tcPr>
+            <w:tcW w:type="dxa" w:w="6004"/>
+            <w:tcBorders>
+              <w:top w:val="single" w:color="CCCCCC" w:sz="4"/>
+              <w:left w:val="single" w:color="CCCCCC" w:sz="4"/>
+              <w:bottom w:val="single" w:color="CCCCCC" w:sz="4"/>
+              <w:right w:val="single" w:color="CCCCCC" w:sz="4"/>
+            </w:tcBorders>
+            <w:shd w:fill="FFFFFF" w:val="clear"/>
+            <w:tcMar>
+              <w:top w:type="dxa" w:w="60"/>
+              <w:left w:type="dxa" w:w="100"/>
+              <w:bottom w:type="dxa" w:w="60"/>
+              <w:right w:type="dxa" w:w="100"/>
+            </w:tcMar>
+          </w:tcPr>
+          <w:p>
+            <w:r>
+              <w:rPr>
+                <w:rFonts w:ascii="BIZ UDPゴシック" w:cs="BIZ UDPゴシック" w:eastAsia="BIZ UDPゴシック" w:hAnsi="BIZ UDPゴシック"/>
+                <w:b w:val="false"/>
+                <w:bCs w:val="false"/>
+                <w:color w:val="000000"/>
+                <w:sz w:val="18"/>
+                <w:szCs w:val="18"/>
+              </w:rPr>
+              <w:t xml:space="preserve">停止時間帯（JST 07:00〜20:00）は SFTP 接続が拒否されるため、ベンダーからのファイル受信ができません。</w:t>
             </w:r>
           </w:p>
         </w:tc>
@@ -1384,92 +1530,28 @@
         </w:trPr>
         <w:tc>
           <w:tcPr>
-            <w:tcW w:type="dxa" w:w="2268"/>
-            <w:tcBorders>
-              <w:top w:val="single" w:color="CCCCCC" w:sz="4"/>
-              <w:left w:val="single" w:color="CCCCCC" w:sz="4"/>
-              <w:bottom w:val="single" w:color="CCCCCC" w:sz="4"/>
-              <w:right w:val="single" w:color="CCCCCC" w:sz="4"/>
-            </w:tcBorders>
-            <w:shd w:fill="FFFFFF" w:val="clear"/>
-            <w:tcMar>
-              <w:top w:type="dxa" w:w="60"/>
-              <w:left w:type="dxa" w:w="100"/>
-              <w:bottom w:type="dxa" w:w="60"/>
-              <w:right w:type="dxa" w:w="100"/>
-            </w:tcMar>
-          </w:tcPr>
-          <w:p>
-            <w:r>
-              <w:rPr>
-                <w:rFonts w:ascii="BIZ UDPゴシック" w:cs="BIZ UDPゴシック" w:eastAsia="BIZ UDPゴシック" w:hAnsi="BIZ UDPゴシック"/>
-                <w:b w:val="false"/>
-                <w:bCs w:val="false"/>
-                <w:sz w:val="18"/>
-                <w:szCs w:val="18"/>
-              </w:rPr>
-              <w:t xml:space="preserve">受信可能時間帯の制限</w:t>
-            </w:r>
-          </w:p>
-        </w:tc>
-        <w:tc>
-          <w:tcPr>
-            <w:tcW w:type="dxa" w:w="6236"/>
-            <w:tcBorders>
-              <w:top w:val="single" w:color="CCCCCC" w:sz="4"/>
-              <w:left w:val="single" w:color="CCCCCC" w:sz="4"/>
-              <w:bottom w:val="single" w:color="CCCCCC" w:sz="4"/>
-              <w:right w:val="single" w:color="CCCCCC" w:sz="4"/>
-            </w:tcBorders>
-            <w:shd w:fill="FFFFFF" w:val="clear"/>
-            <w:tcMar>
-              <w:top w:type="dxa" w:w="60"/>
-              <w:left w:type="dxa" w:w="100"/>
-              <w:bottom w:type="dxa" w:w="60"/>
-              <w:right w:type="dxa" w:w="100"/>
-            </w:tcMar>
-          </w:tcPr>
-          <w:p>
-            <w:r>
-              <w:rPr>
-                <w:rFonts w:ascii="BIZ UDPゴシック" w:cs="BIZ UDPゴシック" w:eastAsia="BIZ UDPゴシック" w:hAnsi="BIZ UDPゴシック"/>
-                <w:b w:val="false"/>
-                <w:bCs w:val="false"/>
-                <w:sz w:val="18"/>
-                <w:szCs w:val="18"/>
-              </w:rPr>
-              <w:t xml:space="preserve">停止時間帯（JST 07:00〜20:00）は SFTP 接続が拒否されるため、ベンダーからのファイル受信ができません。</w:t>
-            </w:r>
-          </w:p>
-        </w:tc>
-      </w:tr>
-      <w:tr>
-        <w:trPr>
-          <w:cantSplit/>
-        </w:trPr>
-        <w:tc>
-          <w:tcPr>
-            <w:tcW w:type="dxa" w:w="2268"/>
-            <w:tcBorders>
-              <w:top w:val="single" w:color="CCCCCC" w:sz="4"/>
-              <w:left w:val="single" w:color="CCCCCC" w:sz="4"/>
-              <w:bottom w:val="single" w:color="CCCCCC" w:sz="4"/>
-              <w:right w:val="single" w:color="CCCCCC" w:sz="4"/>
-            </w:tcBorders>
-            <w:shd w:fill="FFFFFF" w:val="clear"/>
-            <w:tcMar>
-              <w:top w:type="dxa" w:w="60"/>
-              <w:left w:type="dxa" w:w="100"/>
-              <w:bottom w:type="dxa" w:w="60"/>
-              <w:right w:type="dxa" w:w="100"/>
-            </w:tcMar>
-          </w:tcPr>
-          <w:p>
-            <w:r>
-              <w:rPr>
-                <w:rFonts w:ascii="BIZ UDPゴシック" w:cs="BIZ UDPゴシック" w:eastAsia="BIZ UDPゴシック" w:hAnsi="BIZ UDPゴシック"/>
-                <w:b w:val="false"/>
-                <w:bCs w:val="false"/>
+            <w:tcW w:type="dxa" w:w="2500"/>
+            <w:tcBorders>
+              <w:top w:val="single" w:color="CCCCCC" w:sz="4"/>
+              <w:left w:val="single" w:color="CCCCCC" w:sz="4"/>
+              <w:bottom w:val="single" w:color="CCCCCC" w:sz="4"/>
+              <w:right w:val="single" w:color="CCCCCC" w:sz="4"/>
+            </w:tcBorders>
+            <w:shd w:fill="FFFFFF" w:val="clear"/>
+            <w:tcMar>
+              <w:top w:type="dxa" w:w="60"/>
+              <w:left w:type="dxa" w:w="100"/>
+              <w:bottom w:type="dxa" w:w="60"/>
+              <w:right w:type="dxa" w:w="100"/>
+            </w:tcMar>
+          </w:tcPr>
+          <w:p>
+            <w:r>
+              <w:rPr>
+                <w:rFonts w:ascii="BIZ UDPゴシック" w:cs="BIZ UDPゴシック" w:eastAsia="BIZ UDPゴシック" w:hAnsi="BIZ UDPゴシック"/>
+                <w:b w:val="false"/>
+                <w:bCs w:val="false"/>
+                <w:color w:val="000000"/>
                 <w:sz w:val="18"/>
                 <w:szCs w:val="18"/>
               </w:rPr>
@@ -1479,27 +1561,28 @@
         </w:tc>
         <w:tc>
           <w:tcPr>
-            <w:tcW w:type="dxa" w:w="6236"/>
-            <w:tcBorders>
-              <w:top w:val="single" w:color="CCCCCC" w:sz="4"/>
-              <w:left w:val="single" w:color="CCCCCC" w:sz="4"/>
-              <w:bottom w:val="single" w:color="CCCCCC" w:sz="4"/>
-              <w:right w:val="single" w:color="CCCCCC" w:sz="4"/>
-            </w:tcBorders>
-            <w:shd w:fill="FFFFFF" w:val="clear"/>
-            <w:tcMar>
-              <w:top w:type="dxa" w:w="60"/>
-              <w:left w:type="dxa" w:w="100"/>
-              <w:bottom w:type="dxa" w:w="60"/>
-              <w:right w:type="dxa" w:w="100"/>
-            </w:tcMar>
-          </w:tcPr>
-          <w:p>
-            <w:r>
-              <w:rPr>
-                <w:rFonts w:ascii="BIZ UDPゴシック" w:cs="BIZ UDPゴシック" w:eastAsia="BIZ UDPゴシック" w:hAnsi="BIZ UDPゴシック"/>
-                <w:b w:val="false"/>
-                <w:bCs w:val="false"/>
+            <w:tcW w:type="dxa" w:w="6004"/>
+            <w:tcBorders>
+              <w:top w:val="single" w:color="CCCCCC" w:sz="4"/>
+              <w:left w:val="single" w:color="CCCCCC" w:sz="4"/>
+              <w:bottom w:val="single" w:color="CCCCCC" w:sz="4"/>
+              <w:right w:val="single" w:color="CCCCCC" w:sz="4"/>
+            </w:tcBorders>
+            <w:shd w:fill="FFFFFF" w:val="clear"/>
+            <w:tcMar>
+              <w:top w:type="dxa" w:w="60"/>
+              <w:left w:type="dxa" w:w="100"/>
+              <w:bottom w:type="dxa" w:w="60"/>
+              <w:right w:type="dxa" w:w="100"/>
+            </w:tcMar>
+          </w:tcPr>
+          <w:p>
+            <w:r>
+              <w:rPr>
+                <w:rFonts w:ascii="BIZ UDPゴシック" w:cs="BIZ UDPゴシック" w:eastAsia="BIZ UDPゴシック" w:hAnsi="BIZ UDPゴシック"/>
+                <w:b w:val="false"/>
+                <w:bCs w:val="false"/>
+                <w:color w:val="000000"/>
                 <w:sz w:val="18"/>
                 <w:szCs w:val="18"/>
               </w:rPr>
@@ -1568,6 +1651,7 @@
                 <w:rFonts w:ascii="BIZ UDPゴシック" w:cs="BIZ UDPゴシック" w:eastAsia="BIZ UDPゴシック" w:hAnsi="BIZ UDPゴシック"/>
                 <w:b/>
                 <w:bCs/>
+                <w:color w:val="000000"/>
                 <w:sz w:val="18"/>
                 <w:szCs w:val="18"/>
               </w:rPr>
@@ -1598,6 +1682,7 @@
                 <w:rFonts w:ascii="BIZ UDPゴシック" w:cs="BIZ UDPゴシック" w:eastAsia="BIZ UDPゴシック" w:hAnsi="BIZ UDPゴシック"/>
                 <w:b/>
                 <w:bCs/>
+                <w:color w:val="000000"/>
                 <w:sz w:val="18"/>
                 <w:szCs w:val="18"/>
               </w:rPr>
@@ -1628,6 +1713,7 @@
                 <w:rFonts w:ascii="BIZ UDPゴシック" w:cs="BIZ UDPゴシック" w:eastAsia="BIZ UDPゴシック" w:hAnsi="BIZ UDPゴシック"/>
                 <w:b/>
                 <w:bCs/>
+                <w:color w:val="000000"/>
                 <w:sz w:val="18"/>
                 <w:szCs w:val="18"/>
               </w:rPr>
@@ -1663,6 +1749,7 @@
                 <w:rFonts w:ascii="BIZ UDPゴシック" w:cs="BIZ UDPゴシック" w:eastAsia="BIZ UDPゴシック" w:hAnsi="BIZ UDPゴシック"/>
                 <w:b w:val="false"/>
                 <w:bCs w:val="false"/>
+                <w:color w:val="000000"/>
                 <w:sz w:val="18"/>
                 <w:szCs w:val="18"/>
               </w:rPr>
@@ -1693,6 +1780,7 @@
                 <w:rFonts w:ascii="BIZ UDPゴシック" w:cs="BIZ UDPゴシック" w:eastAsia="BIZ UDPゴシック" w:hAnsi="BIZ UDPゴシック"/>
                 <w:b w:val="false"/>
                 <w:bCs w:val="false"/>
+                <w:color w:val="000000"/>
                 <w:sz w:val="18"/>
                 <w:szCs w:val="18"/>
               </w:rPr>
@@ -1723,6 +1811,7 @@
                 <w:rFonts w:ascii="BIZ UDPゴシック" w:cs="BIZ UDPゴシック" w:eastAsia="BIZ UDPゴシック" w:hAnsi="BIZ UDPゴシック"/>
                 <w:b w:val="false"/>
                 <w:bCs w:val="false"/>
+                <w:color w:val="000000"/>
                 <w:sz w:val="18"/>
                 <w:szCs w:val="18"/>
               </w:rPr>
@@ -1758,6 +1847,7 @@
                 <w:rFonts w:ascii="BIZ UDPゴシック" w:cs="BIZ UDPゴシック" w:eastAsia="BIZ UDPゴシック" w:hAnsi="BIZ UDPゴシック"/>
                 <w:b w:val="false"/>
                 <w:bCs w:val="false"/>
+                <w:color w:val="000000"/>
                 <w:sz w:val="18"/>
                 <w:szCs w:val="18"/>
               </w:rPr>
@@ -1788,6 +1878,7 @@
                 <w:rFonts w:ascii="BIZ UDPゴシック" w:cs="BIZ UDPゴシック" w:eastAsia="BIZ UDPゴシック" w:hAnsi="BIZ UDPゴシック"/>
                 <w:b w:val="false"/>
                 <w:bCs w:val="false"/>
+                <w:color w:val="000000"/>
                 <w:sz w:val="18"/>
                 <w:szCs w:val="18"/>
               </w:rPr>
@@ -1818,6 +1909,7 @@
                 <w:rFonts w:ascii="BIZ UDPゴシック" w:cs="BIZ UDPゴシック" w:eastAsia="BIZ UDPゴシック" w:hAnsi="BIZ UDPゴシック"/>
                 <w:b w:val="false"/>
                 <w:bCs w:val="false"/>
+                <w:color w:val="000000"/>
                 <w:sz w:val="18"/>
                 <w:szCs w:val="18"/>
               </w:rPr>
@@ -1853,6 +1945,7 @@
                 <w:rFonts w:ascii="BIZ UDPゴシック" w:cs="BIZ UDPゴシック" w:eastAsia="BIZ UDPゴシック" w:hAnsi="BIZ UDPゴシック"/>
                 <w:b w:val="false"/>
                 <w:bCs w:val="false"/>
+                <w:color w:val="000000"/>
                 <w:sz w:val="18"/>
                 <w:szCs w:val="18"/>
               </w:rPr>
@@ -1883,6 +1976,7 @@
                 <w:rFonts w:ascii="BIZ UDPゴシック" w:cs="BIZ UDPゴシック" w:eastAsia="BIZ UDPゴシック" w:hAnsi="BIZ UDPゴシック"/>
                 <w:b w:val="false"/>
                 <w:bCs w:val="false"/>
+                <w:color w:val="000000"/>
                 <w:sz w:val="18"/>
                 <w:szCs w:val="18"/>
               </w:rPr>
@@ -1913,6 +2007,7 @@
                 <w:rFonts w:ascii="BIZ UDPゴシック" w:cs="BIZ UDPゴシック" w:eastAsia="BIZ UDPゴシック" w:hAnsi="BIZ UDPゴシック"/>
                 <w:b w:val="false"/>
                 <w:bCs w:val="false"/>
+                <w:color w:val="000000"/>
                 <w:sz w:val="18"/>
                 <w:szCs w:val="18"/>
               </w:rPr>
@@ -1991,10 +2086,10 @@
         </w:tblBorders>
       </w:tblPr>
       <w:tblGrid>
-        <w:gridCol w:w="850"/>
+        <w:gridCol w:w="851"/>
         <w:gridCol w:w="2362"/>
         <w:gridCol w:w="3401"/>
-        <w:gridCol w:w="946"/>
+        <w:gridCol w:w="945"/>
         <w:gridCol w:w="945"/>
       </w:tblGrid>
       <w:tr>
@@ -2003,7 +2098,7 @@
         </w:trPr>
         <w:tc>
           <w:tcPr>
-            <w:tcW w:type="dxa" w:w="850"/>
+            <w:tcW w:type="dxa" w:w="851"/>
             <w:tcBorders>
               <w:top w:val="single" w:color="CCCCCC" w:sz="4"/>
               <w:left w:val="single" w:color="CCCCCC" w:sz="4"/>
@@ -2024,6 +2119,7 @@
                 <w:rFonts w:ascii="BIZ UDPゴシック" w:cs="BIZ UDPゴシック" w:eastAsia="BIZ UDPゴシック" w:hAnsi="BIZ UDPゴシック"/>
                 <w:b/>
                 <w:bCs/>
+                <w:color w:val="000000"/>
                 <w:sz w:val="18"/>
                 <w:szCs w:val="18"/>
               </w:rPr>
@@ -2054,6 +2150,7 @@
                 <w:rFonts w:ascii="BIZ UDPゴシック" w:cs="BIZ UDPゴシック" w:eastAsia="BIZ UDPゴシック" w:hAnsi="BIZ UDPゴシック"/>
                 <w:b/>
                 <w:bCs/>
+                <w:color w:val="000000"/>
                 <w:sz w:val="18"/>
                 <w:szCs w:val="18"/>
               </w:rPr>
@@ -2084,6 +2181,7 @@
                 <w:rFonts w:ascii="BIZ UDPゴシック" w:cs="BIZ UDPゴシック" w:eastAsia="BIZ UDPゴシック" w:hAnsi="BIZ UDPゴシック"/>
                 <w:b/>
                 <w:bCs/>
+                <w:color w:val="000000"/>
                 <w:sz w:val="18"/>
                 <w:szCs w:val="18"/>
               </w:rPr>
@@ -2093,7 +2191,7 @@
         </w:tc>
         <w:tc>
           <w:tcPr>
-            <w:tcW w:type="dxa" w:w="946"/>
+            <w:tcW w:type="dxa" w:w="945"/>
             <w:tcBorders>
               <w:top w:val="single" w:color="CCCCCC" w:sz="4"/>
               <w:left w:val="single" w:color="CCCCCC" w:sz="4"/>
@@ -2114,6 +2212,7 @@
                 <w:rFonts w:ascii="BIZ UDPゴシック" w:cs="BIZ UDPゴシック" w:eastAsia="BIZ UDPゴシック" w:hAnsi="BIZ UDPゴシック"/>
                 <w:b/>
                 <w:bCs/>
+                <w:color w:val="000000"/>
                 <w:sz w:val="18"/>
                 <w:szCs w:val="18"/>
               </w:rPr>
@@ -2144,6 +2243,7 @@
                 <w:rFonts w:ascii="BIZ UDPゴシック" w:cs="BIZ UDPゴシック" w:eastAsia="BIZ UDPゴシック" w:hAnsi="BIZ UDPゴシック"/>
                 <w:b/>
                 <w:bCs/>
+                <w:color w:val="000000"/>
                 <w:sz w:val="18"/>
                 <w:szCs w:val="18"/>
               </w:rPr>
@@ -2158,27 +2258,28 @@
         </w:trPr>
         <w:tc>
           <w:tcPr>
-            <w:tcW w:type="dxa" w:w="850"/>
-            <w:tcBorders>
-              <w:top w:val="single" w:color="CCCCCC" w:sz="4"/>
-              <w:left w:val="single" w:color="CCCCCC" w:sz="4"/>
-              <w:bottom w:val="single" w:color="CCCCCC" w:sz="4"/>
-              <w:right w:val="single" w:color="CCCCCC" w:sz="4"/>
-            </w:tcBorders>
-            <w:shd w:fill="FFFFFF" w:val="clear"/>
-            <w:tcMar>
-              <w:top w:type="dxa" w:w="60"/>
-              <w:left w:type="dxa" w:w="100"/>
-              <w:bottom w:type="dxa" w:w="60"/>
-              <w:right w:type="dxa" w:w="100"/>
-            </w:tcMar>
-          </w:tcPr>
-          <w:p>
-            <w:r>
-              <w:rPr>
-                <w:rFonts w:ascii="BIZ UDPゴシック" w:cs="BIZ UDPゴシック" w:eastAsia="BIZ UDPゴシック" w:hAnsi="BIZ UDPゴシック"/>
-                <w:b w:val="false"/>
-                <w:bCs w:val="false"/>
+            <w:tcW w:type="dxa" w:w="851"/>
+            <w:tcBorders>
+              <w:top w:val="single" w:color="CCCCCC" w:sz="4"/>
+              <w:left w:val="single" w:color="CCCCCC" w:sz="4"/>
+              <w:bottom w:val="single" w:color="CCCCCC" w:sz="4"/>
+              <w:right w:val="single" w:color="CCCCCC" w:sz="4"/>
+            </w:tcBorders>
+            <w:shd w:fill="FFFFFF" w:val="clear"/>
+            <w:tcMar>
+              <w:top w:type="dxa" w:w="60"/>
+              <w:left w:type="dxa" w:w="100"/>
+              <w:bottom w:type="dxa" w:w="60"/>
+              <w:right w:type="dxa" w:w="100"/>
+            </w:tcMar>
+          </w:tcPr>
+          <w:p>
+            <w:r>
+              <w:rPr>
+                <w:rFonts w:ascii="BIZ UDPゴシック" w:cs="BIZ UDPゴシック" w:eastAsia="BIZ UDPゴシック" w:hAnsi="BIZ UDPゴシック"/>
+                <w:b w:val="false"/>
+                <w:bCs w:val="false"/>
+                <w:color w:val="000000"/>
                 <w:sz w:val="18"/>
                 <w:szCs w:val="18"/>
               </w:rPr>
@@ -2209,6 +2310,7 @@
                 <w:rFonts w:ascii="BIZ UDPゴシック" w:cs="BIZ UDPゴシック" w:eastAsia="BIZ UDPゴシック" w:hAnsi="BIZ UDPゴシック"/>
                 <w:b w:val="false"/>
                 <w:bCs w:val="false"/>
+                <w:color w:val="000000"/>
                 <w:sz w:val="18"/>
                 <w:szCs w:val="18"/>
               </w:rPr>
@@ -2239,6 +2341,7 @@
                 <w:rFonts w:ascii="BIZ UDPゴシック" w:cs="BIZ UDPゴシック" w:eastAsia="BIZ UDPゴシック" w:hAnsi="BIZ UDPゴシック"/>
                 <w:b w:val="false"/>
                 <w:bCs w:val="false"/>
+                <w:color w:val="000000"/>
                 <w:sz w:val="18"/>
                 <w:szCs w:val="18"/>
               </w:rPr>
@@ -2248,27 +2351,28 @@
         </w:tc>
         <w:tc>
           <w:tcPr>
-            <w:tcW w:type="dxa" w:w="946"/>
-            <w:tcBorders>
-              <w:top w:val="single" w:color="CCCCCC" w:sz="4"/>
-              <w:left w:val="single" w:color="CCCCCC" w:sz="4"/>
-              <w:bottom w:val="single" w:color="CCCCCC" w:sz="4"/>
-              <w:right w:val="single" w:color="CCCCCC" w:sz="4"/>
-            </w:tcBorders>
-            <w:shd w:fill="FFFFFF" w:val="clear"/>
-            <w:tcMar>
-              <w:top w:type="dxa" w:w="60"/>
-              <w:left w:type="dxa" w:w="100"/>
-              <w:bottom w:type="dxa" w:w="60"/>
-              <w:right w:type="dxa" w:w="100"/>
-            </w:tcMar>
-          </w:tcPr>
-          <w:p>
-            <w:r>
-              <w:rPr>
-                <w:rFonts w:ascii="BIZ UDPゴシック" w:cs="BIZ UDPゴシック" w:eastAsia="BIZ UDPゴシック" w:hAnsi="BIZ UDPゴシック"/>
-                <w:b w:val="false"/>
-                <w:bCs w:val="false"/>
+            <w:tcW w:type="dxa" w:w="945"/>
+            <w:tcBorders>
+              <w:top w:val="single" w:color="CCCCCC" w:sz="4"/>
+              <w:left w:val="single" w:color="CCCCCC" w:sz="4"/>
+              <w:bottom w:val="single" w:color="CCCCCC" w:sz="4"/>
+              <w:right w:val="single" w:color="CCCCCC" w:sz="4"/>
+            </w:tcBorders>
+            <w:shd w:fill="FFFFFF" w:val="clear"/>
+            <w:tcMar>
+              <w:top w:type="dxa" w:w="60"/>
+              <w:left w:type="dxa" w:w="100"/>
+              <w:bottom w:type="dxa" w:w="60"/>
+              <w:right w:type="dxa" w:w="100"/>
+            </w:tcMar>
+          </w:tcPr>
+          <w:p>
+            <w:r>
+              <w:rPr>
+                <w:rFonts w:ascii="BIZ UDPゴシック" w:cs="BIZ UDPゴシック" w:eastAsia="BIZ UDPゴシック" w:hAnsi="BIZ UDPゴシック"/>
+                <w:b w:val="false"/>
+                <w:bCs w:val="false"/>
+                <w:color w:val="000000"/>
                 <w:sz w:val="18"/>
                 <w:szCs w:val="18"/>
               </w:rPr>
@@ -2299,6 +2403,7 @@
                 <w:rFonts w:ascii="BIZ UDPゴシック" w:cs="BIZ UDPゴシック" w:eastAsia="BIZ UDPゴシック" w:hAnsi="BIZ UDPゴシック"/>
                 <w:b w:val="false"/>
                 <w:bCs w:val="false"/>
+                <w:color w:val="000000"/>
                 <w:sz w:val="18"/>
                 <w:szCs w:val="18"/>
               </w:rPr>
@@ -2313,27 +2418,28 @@
         </w:trPr>
         <w:tc>
           <w:tcPr>
-            <w:tcW w:type="dxa" w:w="850"/>
-            <w:tcBorders>
-              <w:top w:val="single" w:color="CCCCCC" w:sz="4"/>
-              <w:left w:val="single" w:color="CCCCCC" w:sz="4"/>
-              <w:bottom w:val="single" w:color="CCCCCC" w:sz="4"/>
-              <w:right w:val="single" w:color="CCCCCC" w:sz="4"/>
-            </w:tcBorders>
-            <w:shd w:fill="FFFFFF" w:val="clear"/>
-            <w:tcMar>
-              <w:top w:type="dxa" w:w="60"/>
-              <w:left w:type="dxa" w:w="100"/>
-              <w:bottom w:type="dxa" w:w="60"/>
-              <w:right w:type="dxa" w:w="100"/>
-            </w:tcMar>
-          </w:tcPr>
-          <w:p>
-            <w:r>
-              <w:rPr>
-                <w:rFonts w:ascii="BIZ UDPゴシック" w:cs="BIZ UDPゴシック" w:eastAsia="BIZ UDPゴシック" w:hAnsi="BIZ UDPゴシック"/>
-                <w:b w:val="false"/>
-                <w:bCs w:val="false"/>
+            <w:tcW w:type="dxa" w:w="851"/>
+            <w:tcBorders>
+              <w:top w:val="single" w:color="CCCCCC" w:sz="4"/>
+              <w:left w:val="single" w:color="CCCCCC" w:sz="4"/>
+              <w:bottom w:val="single" w:color="CCCCCC" w:sz="4"/>
+              <w:right w:val="single" w:color="CCCCCC" w:sz="4"/>
+            </w:tcBorders>
+            <w:shd w:fill="FFFFFF" w:val="clear"/>
+            <w:tcMar>
+              <w:top w:type="dxa" w:w="60"/>
+              <w:left w:type="dxa" w:w="100"/>
+              <w:bottom w:type="dxa" w:w="60"/>
+              <w:right w:type="dxa" w:w="100"/>
+            </w:tcMar>
+          </w:tcPr>
+          <w:p>
+            <w:r>
+              <w:rPr>
+                <w:rFonts w:ascii="BIZ UDPゴシック" w:cs="BIZ UDPゴシック" w:eastAsia="BIZ UDPゴシック" w:hAnsi="BIZ UDPゴシック"/>
+                <w:b w:val="false"/>
+                <w:bCs w:val="false"/>
+                <w:color w:val="000000"/>
                 <w:sz w:val="18"/>
                 <w:szCs w:val="18"/>
               </w:rPr>
@@ -2364,6 +2470,7 @@
                 <w:rFonts w:ascii="BIZ UDPゴシック" w:cs="BIZ UDPゴシック" w:eastAsia="BIZ UDPゴシック" w:hAnsi="BIZ UDPゴシック"/>
                 <w:b w:val="false"/>
                 <w:bCs w:val="false"/>
+                <w:color w:val="000000"/>
                 <w:sz w:val="18"/>
                 <w:szCs w:val="18"/>
               </w:rPr>
@@ -2394,6 +2501,7 @@
                 <w:rFonts w:ascii="BIZ UDPゴシック" w:cs="BIZ UDPゴシック" w:eastAsia="BIZ UDPゴシック" w:hAnsi="BIZ UDPゴシック"/>
                 <w:b w:val="false"/>
                 <w:bCs w:val="false"/>
+                <w:color w:val="000000"/>
                 <w:sz w:val="18"/>
                 <w:szCs w:val="18"/>
               </w:rPr>
@@ -2403,27 +2511,28 @@
         </w:tc>
         <w:tc>
           <w:tcPr>
-            <w:tcW w:type="dxa" w:w="946"/>
-            <w:tcBorders>
-              <w:top w:val="single" w:color="CCCCCC" w:sz="4"/>
-              <w:left w:val="single" w:color="CCCCCC" w:sz="4"/>
-              <w:bottom w:val="single" w:color="CCCCCC" w:sz="4"/>
-              <w:right w:val="single" w:color="CCCCCC" w:sz="4"/>
-            </w:tcBorders>
-            <w:shd w:fill="FFFFFF" w:val="clear"/>
-            <w:tcMar>
-              <w:top w:type="dxa" w:w="60"/>
-              <w:left w:type="dxa" w:w="100"/>
-              <w:bottom w:type="dxa" w:w="60"/>
-              <w:right w:type="dxa" w:w="100"/>
-            </w:tcMar>
-          </w:tcPr>
-          <w:p>
-            <w:r>
-              <w:rPr>
-                <w:rFonts w:ascii="BIZ UDPゴシック" w:cs="BIZ UDPゴシック" w:eastAsia="BIZ UDPゴシック" w:hAnsi="BIZ UDPゴシック"/>
-                <w:b w:val="false"/>
-                <w:bCs w:val="false"/>
+            <w:tcW w:type="dxa" w:w="945"/>
+            <w:tcBorders>
+              <w:top w:val="single" w:color="CCCCCC" w:sz="4"/>
+              <w:left w:val="single" w:color="CCCCCC" w:sz="4"/>
+              <w:bottom w:val="single" w:color="CCCCCC" w:sz="4"/>
+              <w:right w:val="single" w:color="CCCCCC" w:sz="4"/>
+            </w:tcBorders>
+            <w:shd w:fill="FFFFFF" w:val="clear"/>
+            <w:tcMar>
+              <w:top w:type="dxa" w:w="60"/>
+              <w:left w:type="dxa" w:w="100"/>
+              <w:bottom w:type="dxa" w:w="60"/>
+              <w:right w:type="dxa" w:w="100"/>
+            </w:tcMar>
+          </w:tcPr>
+          <w:p>
+            <w:r>
+              <w:rPr>
+                <w:rFonts w:ascii="BIZ UDPゴシック" w:cs="BIZ UDPゴシック" w:eastAsia="BIZ UDPゴシック" w:hAnsi="BIZ UDPゴシック"/>
+                <w:b w:val="false"/>
+                <w:bCs w:val="false"/>
+                <w:color w:val="000000"/>
                 <w:sz w:val="18"/>
                 <w:szCs w:val="18"/>
               </w:rPr>
@@ -2454,6 +2563,7 @@
                 <w:rFonts w:ascii="BIZ UDPゴシック" w:cs="BIZ UDPゴシック" w:eastAsia="BIZ UDPゴシック" w:hAnsi="BIZ UDPゴシック"/>
                 <w:b w:val="false"/>
                 <w:bCs w:val="false"/>
+                <w:color w:val="000000"/>
                 <w:sz w:val="18"/>
                 <w:szCs w:val="18"/>
               </w:rPr>
@@ -2468,27 +2578,28 @@
         </w:trPr>
         <w:tc>
           <w:tcPr>
-            <w:tcW w:type="dxa" w:w="850"/>
-            <w:tcBorders>
-              <w:top w:val="single" w:color="CCCCCC" w:sz="4"/>
-              <w:left w:val="single" w:color="CCCCCC" w:sz="4"/>
-              <w:bottom w:val="single" w:color="CCCCCC" w:sz="4"/>
-              <w:right w:val="single" w:color="CCCCCC" w:sz="4"/>
-            </w:tcBorders>
-            <w:shd w:fill="FFFFFF" w:val="clear"/>
-            <w:tcMar>
-              <w:top w:type="dxa" w:w="60"/>
-              <w:left w:type="dxa" w:w="100"/>
-              <w:bottom w:type="dxa" w:w="60"/>
-              <w:right w:type="dxa" w:w="100"/>
-            </w:tcMar>
-          </w:tcPr>
-          <w:p>
-            <w:r>
-              <w:rPr>
-                <w:rFonts w:ascii="BIZ UDPゴシック" w:cs="BIZ UDPゴシック" w:eastAsia="BIZ UDPゴシック" w:hAnsi="BIZ UDPゴシック"/>
-                <w:b w:val="false"/>
-                <w:bCs w:val="false"/>
+            <w:tcW w:type="dxa" w:w="851"/>
+            <w:tcBorders>
+              <w:top w:val="single" w:color="CCCCCC" w:sz="4"/>
+              <w:left w:val="single" w:color="CCCCCC" w:sz="4"/>
+              <w:bottom w:val="single" w:color="CCCCCC" w:sz="4"/>
+              <w:right w:val="single" w:color="CCCCCC" w:sz="4"/>
+            </w:tcBorders>
+            <w:shd w:fill="FFFFFF" w:val="clear"/>
+            <w:tcMar>
+              <w:top w:type="dxa" w:w="60"/>
+              <w:left w:type="dxa" w:w="100"/>
+              <w:bottom w:type="dxa" w:w="60"/>
+              <w:right w:type="dxa" w:w="100"/>
+            </w:tcMar>
+          </w:tcPr>
+          <w:p>
+            <w:r>
+              <w:rPr>
+                <w:rFonts w:ascii="BIZ UDPゴシック" w:cs="BIZ UDPゴシック" w:eastAsia="BIZ UDPゴシック" w:hAnsi="BIZ UDPゴシック"/>
+                <w:b w:val="false"/>
+                <w:bCs w:val="false"/>
+                <w:color w:val="000000"/>
                 <w:sz w:val="18"/>
                 <w:szCs w:val="18"/>
               </w:rPr>
@@ -2519,6 +2630,7 @@
                 <w:rFonts w:ascii="BIZ UDPゴシック" w:cs="BIZ UDPゴシック" w:eastAsia="BIZ UDPゴシック" w:hAnsi="BIZ UDPゴシック"/>
                 <w:b w:val="false"/>
                 <w:bCs w:val="false"/>
+                <w:color w:val="000000"/>
                 <w:sz w:val="18"/>
                 <w:szCs w:val="18"/>
               </w:rPr>
@@ -2549,6 +2661,7 @@
                 <w:rFonts w:ascii="BIZ UDPゴシック" w:cs="BIZ UDPゴシック" w:eastAsia="BIZ UDPゴシック" w:hAnsi="BIZ UDPゴシック"/>
                 <w:b w:val="false"/>
                 <w:bCs w:val="false"/>
+                <w:color w:val="000000"/>
                 <w:sz w:val="18"/>
                 <w:szCs w:val="18"/>
               </w:rPr>
@@ -2558,27 +2671,28 @@
         </w:tc>
         <w:tc>
           <w:tcPr>
-            <w:tcW w:type="dxa" w:w="946"/>
-            <w:tcBorders>
-              <w:top w:val="single" w:color="CCCCCC" w:sz="4"/>
-              <w:left w:val="single" w:color="CCCCCC" w:sz="4"/>
-              <w:bottom w:val="single" w:color="CCCCCC" w:sz="4"/>
-              <w:right w:val="single" w:color="CCCCCC" w:sz="4"/>
-            </w:tcBorders>
-            <w:shd w:fill="FFFFFF" w:val="clear"/>
-            <w:tcMar>
-              <w:top w:type="dxa" w:w="60"/>
-              <w:left w:type="dxa" w:w="100"/>
-              <w:bottom w:type="dxa" w:w="60"/>
-              <w:right w:type="dxa" w:w="100"/>
-            </w:tcMar>
-          </w:tcPr>
-          <w:p>
-            <w:r>
-              <w:rPr>
-                <w:rFonts w:ascii="BIZ UDPゴシック" w:cs="BIZ UDPゴシック" w:eastAsia="BIZ UDPゴシック" w:hAnsi="BIZ UDPゴシック"/>
-                <w:b w:val="false"/>
-                <w:bCs w:val="false"/>
+            <w:tcW w:type="dxa" w:w="945"/>
+            <w:tcBorders>
+              <w:top w:val="single" w:color="CCCCCC" w:sz="4"/>
+              <w:left w:val="single" w:color="CCCCCC" w:sz="4"/>
+              <w:bottom w:val="single" w:color="CCCCCC" w:sz="4"/>
+              <w:right w:val="single" w:color="CCCCCC" w:sz="4"/>
+            </w:tcBorders>
+            <w:shd w:fill="FFFFFF" w:val="clear"/>
+            <w:tcMar>
+              <w:top w:type="dxa" w:w="60"/>
+              <w:left w:type="dxa" w:w="100"/>
+              <w:bottom w:type="dxa" w:w="60"/>
+              <w:right w:type="dxa" w:w="100"/>
+            </w:tcMar>
+          </w:tcPr>
+          <w:p>
+            <w:r>
+              <w:rPr>
+                <w:rFonts w:ascii="BIZ UDPゴシック" w:cs="BIZ UDPゴシック" w:eastAsia="BIZ UDPゴシック" w:hAnsi="BIZ UDPゴシック"/>
+                <w:b w:val="false"/>
+                <w:bCs w:val="false"/>
+                <w:color w:val="000000"/>
                 <w:sz w:val="18"/>
                 <w:szCs w:val="18"/>
               </w:rPr>
@@ -2609,6 +2723,7 @@
                 <w:rFonts w:ascii="BIZ UDPゴシック" w:cs="BIZ UDPゴシック" w:eastAsia="BIZ UDPゴシック" w:hAnsi="BIZ UDPゴシック"/>
                 <w:b w:val="false"/>
                 <w:bCs w:val="false"/>
+                <w:color w:val="000000"/>
                 <w:sz w:val="18"/>
                 <w:szCs w:val="18"/>
               </w:rPr>
@@ -2661,11 +2776,11 @@
         </w:tblBorders>
       </w:tblPr>
       <w:tblGrid>
-        <w:gridCol w:w="567"/>
-        <w:gridCol w:w="2268"/>
-        <w:gridCol w:w="2268"/>
-        <w:gridCol w:w="2268"/>
-        <w:gridCol w:w="1133"/>
+        <w:gridCol w:w="900"/>
+        <w:gridCol w:w="2000"/>
+        <w:gridCol w:w="2200"/>
+        <w:gridCol w:w="2000"/>
+        <w:gridCol w:w="1404"/>
       </w:tblGrid>
       <w:tr>
         <w:trPr>
@@ -2673,7 +2788,7 @@
         </w:trPr>
         <w:tc>
           <w:tcPr>
-            <w:tcW w:type="dxa" w:w="567"/>
+            <w:tcW w:type="dxa" w:w="900"/>
             <w:tcBorders>
               <w:top w:val="single" w:color="CCCCCC" w:sz="4"/>
               <w:left w:val="single" w:color="CCCCCC" w:sz="4"/>
@@ -2694,6 +2809,7 @@
                 <w:rFonts w:ascii="BIZ UDPゴシック" w:cs="BIZ UDPゴシック" w:eastAsia="BIZ UDPゴシック" w:hAnsi="BIZ UDPゴシック"/>
                 <w:b/>
                 <w:bCs/>
+                <w:color w:val="000000"/>
                 <w:sz w:val="18"/>
                 <w:szCs w:val="18"/>
               </w:rPr>
@@ -2703,7 +2819,7 @@
         </w:tc>
         <w:tc>
           <w:tcPr>
-            <w:tcW w:type="dxa" w:w="2268"/>
+            <w:tcW w:type="dxa" w:w="2000"/>
             <w:tcBorders>
               <w:top w:val="single" w:color="CCCCCC" w:sz="4"/>
               <w:left w:val="single" w:color="CCCCCC" w:sz="4"/>
@@ -2724,6 +2840,7 @@
                 <w:rFonts w:ascii="BIZ UDPゴシック" w:cs="BIZ UDPゴシック" w:eastAsia="BIZ UDPゴシック" w:hAnsi="BIZ UDPゴシック"/>
                 <w:b/>
                 <w:bCs/>
+                <w:color w:val="000000"/>
                 <w:sz w:val="18"/>
                 <w:szCs w:val="18"/>
               </w:rPr>
@@ -2733,7 +2850,7 @@
         </w:tc>
         <w:tc>
           <w:tcPr>
-            <w:tcW w:type="dxa" w:w="2268"/>
+            <w:tcW w:type="dxa" w:w="2200"/>
             <w:tcBorders>
               <w:top w:val="single" w:color="CCCCCC" w:sz="4"/>
               <w:left w:val="single" w:color="CCCCCC" w:sz="4"/>
@@ -2754,6 +2871,7 @@
                 <w:rFonts w:ascii="BIZ UDPゴシック" w:cs="BIZ UDPゴシック" w:eastAsia="BIZ UDPゴシック" w:hAnsi="BIZ UDPゴシック"/>
                 <w:b/>
                 <w:bCs/>
+                <w:color w:val="000000"/>
                 <w:sz w:val="18"/>
                 <w:szCs w:val="18"/>
               </w:rPr>
@@ -2763,7 +2881,7 @@
         </w:tc>
         <w:tc>
           <w:tcPr>
-            <w:tcW w:type="dxa" w:w="2268"/>
+            <w:tcW w:type="dxa" w:w="2000"/>
             <w:tcBorders>
               <w:top w:val="single" w:color="CCCCCC" w:sz="4"/>
               <w:left w:val="single" w:color="CCCCCC" w:sz="4"/>
@@ -2784,6 +2902,7 @@
                 <w:rFonts w:ascii="BIZ UDPゴシック" w:cs="BIZ UDPゴシック" w:eastAsia="BIZ UDPゴシック" w:hAnsi="BIZ UDPゴシック"/>
                 <w:b/>
                 <w:bCs/>
+                <w:color w:val="000000"/>
                 <w:sz w:val="18"/>
                 <w:szCs w:val="18"/>
               </w:rPr>
@@ -2793,7 +2912,7 @@
         </w:tc>
         <w:tc>
           <w:tcPr>
-            <w:tcW w:type="dxa" w:w="1133"/>
+            <w:tcW w:type="dxa" w:w="1404"/>
             <w:tcBorders>
               <w:top w:val="single" w:color="CCCCCC" w:sz="4"/>
               <w:left w:val="single" w:color="CCCCCC" w:sz="4"/>
@@ -2814,6 +2933,7 @@
                 <w:rFonts w:ascii="BIZ UDPゴシック" w:cs="BIZ UDPゴシック" w:eastAsia="BIZ UDPゴシック" w:hAnsi="BIZ UDPゴシック"/>
                 <w:b/>
                 <w:bCs/>
+                <w:color w:val="000000"/>
                 <w:sz w:val="18"/>
                 <w:szCs w:val="18"/>
               </w:rPr>
@@ -2828,27 +2948,28 @@
         </w:trPr>
         <w:tc>
           <w:tcPr>
-            <w:tcW w:type="dxa" w:w="567"/>
-            <w:tcBorders>
-              <w:top w:val="single" w:color="CCCCCC" w:sz="4"/>
-              <w:left w:val="single" w:color="CCCCCC" w:sz="4"/>
-              <w:bottom w:val="single" w:color="CCCCCC" w:sz="4"/>
-              <w:right w:val="single" w:color="CCCCCC" w:sz="4"/>
-            </w:tcBorders>
-            <w:shd w:fill="FFFFFF" w:val="clear"/>
-            <w:tcMar>
-              <w:top w:type="dxa" w:w="60"/>
-              <w:left w:type="dxa" w:w="100"/>
-              <w:bottom w:type="dxa" w:w="60"/>
-              <w:right w:type="dxa" w:w="100"/>
-            </w:tcMar>
-          </w:tcPr>
-          <w:p>
-            <w:r>
-              <w:rPr>
-                <w:rFonts w:ascii="BIZ UDPゴシック" w:cs="BIZ UDPゴシック" w:eastAsia="BIZ UDPゴシック" w:hAnsi="BIZ UDPゴシック"/>
-                <w:b w:val="false"/>
-                <w:bCs w:val="false"/>
+            <w:tcW w:type="dxa" w:w="900"/>
+            <w:tcBorders>
+              <w:top w:val="single" w:color="CCCCCC" w:sz="4"/>
+              <w:left w:val="single" w:color="CCCCCC" w:sz="4"/>
+              <w:bottom w:val="single" w:color="CCCCCC" w:sz="4"/>
+              <w:right w:val="single" w:color="CCCCCC" w:sz="4"/>
+            </w:tcBorders>
+            <w:shd w:fill="FFFFFF" w:val="clear"/>
+            <w:tcMar>
+              <w:top w:type="dxa" w:w="60"/>
+              <w:left w:type="dxa" w:w="100"/>
+              <w:bottom w:type="dxa" w:w="60"/>
+              <w:right w:type="dxa" w:w="100"/>
+            </w:tcMar>
+          </w:tcPr>
+          <w:p>
+            <w:r>
+              <w:rPr>
+                <w:rFonts w:ascii="BIZ UDPゴシック" w:cs="BIZ UDPゴシック" w:eastAsia="BIZ UDPゴシック" w:hAnsi="BIZ UDPゴシック"/>
+                <w:b w:val="false"/>
+                <w:bCs w:val="false"/>
+                <w:color w:val="000000"/>
                 <w:sz w:val="18"/>
                 <w:szCs w:val="18"/>
               </w:rPr>
@@ -2858,27 +2979,28 @@
         </w:tc>
         <w:tc>
           <w:tcPr>
-            <w:tcW w:type="dxa" w:w="2268"/>
-            <w:tcBorders>
-              <w:top w:val="single" w:color="CCCCCC" w:sz="4"/>
-              <w:left w:val="single" w:color="CCCCCC" w:sz="4"/>
-              <w:bottom w:val="single" w:color="CCCCCC" w:sz="4"/>
-              <w:right w:val="single" w:color="CCCCCC" w:sz="4"/>
-            </w:tcBorders>
-            <w:shd w:fill="FFFFFF" w:val="clear"/>
-            <w:tcMar>
-              <w:top w:type="dxa" w:w="60"/>
-              <w:left w:type="dxa" w:w="100"/>
-              <w:bottom w:type="dxa" w:w="60"/>
-              <w:right w:type="dxa" w:w="100"/>
-            </w:tcMar>
-          </w:tcPr>
-          <w:p>
-            <w:r>
-              <w:rPr>
-                <w:rFonts w:ascii="BIZ UDPゴシック" w:cs="BIZ UDPゴシック" w:eastAsia="BIZ UDPゴシック" w:hAnsi="BIZ UDPゴシック"/>
-                <w:b w:val="false"/>
-                <w:bCs w:val="false"/>
+            <w:tcW w:type="dxa" w:w="2000"/>
+            <w:tcBorders>
+              <w:top w:val="single" w:color="CCCCCC" w:sz="4"/>
+              <w:left w:val="single" w:color="CCCCCC" w:sz="4"/>
+              <w:bottom w:val="single" w:color="CCCCCC" w:sz="4"/>
+              <w:right w:val="single" w:color="CCCCCC" w:sz="4"/>
+            </w:tcBorders>
+            <w:shd w:fill="FFFFFF" w:val="clear"/>
+            <w:tcMar>
+              <w:top w:type="dxa" w:w="60"/>
+              <w:left w:type="dxa" w:w="100"/>
+              <w:bottom w:type="dxa" w:w="60"/>
+              <w:right w:type="dxa" w:w="100"/>
+            </w:tcMar>
+          </w:tcPr>
+          <w:p>
+            <w:r>
+              <w:rPr>
+                <w:rFonts w:ascii="BIZ UDPゴシック" w:cs="BIZ UDPゴシック" w:eastAsia="BIZ UDPゴシック" w:hAnsi="BIZ UDPゴシック"/>
+                <w:b w:val="false"/>
+                <w:bCs w:val="false"/>
+                <w:color w:val="000000"/>
                 <w:sz w:val="18"/>
                 <w:szCs w:val="18"/>
               </w:rPr>
@@ -2888,27 +3010,28 @@
         </w:tc>
         <w:tc>
           <w:tcPr>
-            <w:tcW w:type="dxa" w:w="2268"/>
-            <w:tcBorders>
-              <w:top w:val="single" w:color="CCCCCC" w:sz="4"/>
-              <w:left w:val="single" w:color="CCCCCC" w:sz="4"/>
-              <w:bottom w:val="single" w:color="CCCCCC" w:sz="4"/>
-              <w:right w:val="single" w:color="CCCCCC" w:sz="4"/>
-            </w:tcBorders>
-            <w:shd w:fill="FFFFFF" w:val="clear"/>
-            <w:tcMar>
-              <w:top w:type="dxa" w:w="60"/>
-              <w:left w:type="dxa" w:w="100"/>
-              <w:bottom w:type="dxa" w:w="60"/>
-              <w:right w:type="dxa" w:w="100"/>
-            </w:tcMar>
-          </w:tcPr>
-          <w:p>
-            <w:r>
-              <w:rPr>
-                <w:rFonts w:ascii="BIZ UDPゴシック" w:cs="BIZ UDPゴシック" w:eastAsia="BIZ UDPゴシック" w:hAnsi="BIZ UDPゴシック"/>
-                <w:b w:val="false"/>
-                <w:bCs w:val="false"/>
+            <w:tcW w:type="dxa" w:w="2200"/>
+            <w:tcBorders>
+              <w:top w:val="single" w:color="CCCCCC" w:sz="4"/>
+              <w:left w:val="single" w:color="CCCCCC" w:sz="4"/>
+              <w:bottom w:val="single" w:color="CCCCCC" w:sz="4"/>
+              <w:right w:val="single" w:color="CCCCCC" w:sz="4"/>
+            </w:tcBorders>
+            <w:shd w:fill="FFFFFF" w:val="clear"/>
+            <w:tcMar>
+              <w:top w:type="dxa" w:w="60"/>
+              <w:left w:type="dxa" w:w="100"/>
+              <w:bottom w:type="dxa" w:w="60"/>
+              <w:right w:type="dxa" w:w="100"/>
+            </w:tcMar>
+          </w:tcPr>
+          <w:p>
+            <w:r>
+              <w:rPr>
+                <w:rFonts w:ascii="BIZ UDPゴシック" w:cs="BIZ UDPゴシック" w:eastAsia="BIZ UDPゴシック" w:hAnsi="BIZ UDPゴシック"/>
+                <w:b w:val="false"/>
+                <w:bCs w:val="false"/>
+                <w:color w:val="000000"/>
                 <w:sz w:val="18"/>
                 <w:szCs w:val="18"/>
               </w:rPr>
@@ -2918,27 +3041,28 @@
         </w:tc>
         <w:tc>
           <w:tcPr>
-            <w:tcW w:type="dxa" w:w="2268"/>
-            <w:tcBorders>
-              <w:top w:val="single" w:color="CCCCCC" w:sz="4"/>
-              <w:left w:val="single" w:color="CCCCCC" w:sz="4"/>
-              <w:bottom w:val="single" w:color="CCCCCC" w:sz="4"/>
-              <w:right w:val="single" w:color="CCCCCC" w:sz="4"/>
-            </w:tcBorders>
-            <w:shd w:fill="FFFFFF" w:val="clear"/>
-            <w:tcMar>
-              <w:top w:type="dxa" w:w="60"/>
-              <w:left w:type="dxa" w:w="100"/>
-              <w:bottom w:type="dxa" w:w="60"/>
-              <w:right w:type="dxa" w:w="100"/>
-            </w:tcMar>
-          </w:tcPr>
-          <w:p>
-            <w:r>
-              <w:rPr>
-                <w:rFonts w:ascii="BIZ UDPゴシック" w:cs="BIZ UDPゴシック" w:eastAsia="BIZ UDPゴシック" w:hAnsi="BIZ UDPゴシック"/>
-                <w:b w:val="false"/>
-                <w:bCs w:val="false"/>
+            <w:tcW w:type="dxa" w:w="2000"/>
+            <w:tcBorders>
+              <w:top w:val="single" w:color="CCCCCC" w:sz="4"/>
+              <w:left w:val="single" w:color="CCCCCC" w:sz="4"/>
+              <w:bottom w:val="single" w:color="CCCCCC" w:sz="4"/>
+              <w:right w:val="single" w:color="CCCCCC" w:sz="4"/>
+            </w:tcBorders>
+            <w:shd w:fill="FFFFFF" w:val="clear"/>
+            <w:tcMar>
+              <w:top w:type="dxa" w:w="60"/>
+              <w:left w:type="dxa" w:w="100"/>
+              <w:bottom w:type="dxa" w:w="60"/>
+              <w:right w:type="dxa" w:w="100"/>
+            </w:tcMar>
+          </w:tcPr>
+          <w:p>
+            <w:r>
+              <w:rPr>
+                <w:rFonts w:ascii="BIZ UDPゴシック" w:cs="BIZ UDPゴシック" w:eastAsia="BIZ UDPゴシック" w:hAnsi="BIZ UDPゴシック"/>
+                <w:b w:val="false"/>
+                <w:bCs w:val="false"/>
+                <w:color w:val="000000"/>
                 <w:sz w:val="18"/>
                 <w:szCs w:val="18"/>
               </w:rPr>
@@ -2948,27 +3072,28 @@
         </w:tc>
         <w:tc>
           <w:tcPr>
-            <w:tcW w:type="dxa" w:w="1133"/>
-            <w:tcBorders>
-              <w:top w:val="single" w:color="CCCCCC" w:sz="4"/>
-              <w:left w:val="single" w:color="CCCCCC" w:sz="4"/>
-              <w:bottom w:val="single" w:color="CCCCCC" w:sz="4"/>
-              <w:right w:val="single" w:color="CCCCCC" w:sz="4"/>
-            </w:tcBorders>
-            <w:shd w:fill="FFFFFF" w:val="clear"/>
-            <w:tcMar>
-              <w:top w:type="dxa" w:w="60"/>
-              <w:left w:type="dxa" w:w="100"/>
-              <w:bottom w:type="dxa" w:w="60"/>
-              <w:right w:type="dxa" w:w="100"/>
-            </w:tcMar>
-          </w:tcPr>
-          <w:p>
-            <w:r>
-              <w:rPr>
-                <w:rFonts w:ascii="BIZ UDPゴシック" w:cs="BIZ UDPゴシック" w:eastAsia="BIZ UDPゴシック" w:hAnsi="BIZ UDPゴシック"/>
-                <w:b w:val="false"/>
-                <w:bCs w:val="false"/>
+            <w:tcW w:type="dxa" w:w="1404"/>
+            <w:tcBorders>
+              <w:top w:val="single" w:color="CCCCCC" w:sz="4"/>
+              <w:left w:val="single" w:color="CCCCCC" w:sz="4"/>
+              <w:bottom w:val="single" w:color="CCCCCC" w:sz="4"/>
+              <w:right w:val="single" w:color="CCCCCC" w:sz="4"/>
+            </w:tcBorders>
+            <w:shd w:fill="FFFFFF" w:val="clear"/>
+            <w:tcMar>
+              <w:top w:type="dxa" w:w="60"/>
+              <w:left w:type="dxa" w:w="100"/>
+              <w:bottom w:type="dxa" w:w="60"/>
+              <w:right w:type="dxa" w:w="100"/>
+            </w:tcMar>
+          </w:tcPr>
+          <w:p>
+            <w:r>
+              <w:rPr>
+                <w:rFonts w:ascii="BIZ UDPゴシック" w:cs="BIZ UDPゴシック" w:eastAsia="BIZ UDPゴシック" w:hAnsi="BIZ UDPゴシック"/>
+                <w:b w:val="false"/>
+                <w:bCs w:val="false"/>
+                <w:color w:val="000000"/>
                 <w:sz w:val="18"/>
                 <w:szCs w:val="18"/>
               </w:rPr>
@@ -2983,27 +3108,28 @@
         </w:trPr>
         <w:tc>
           <w:tcPr>
-            <w:tcW w:type="dxa" w:w="567"/>
-            <w:tcBorders>
-              <w:top w:val="single" w:color="CCCCCC" w:sz="4"/>
-              <w:left w:val="single" w:color="CCCCCC" w:sz="4"/>
-              <w:bottom w:val="single" w:color="CCCCCC" w:sz="4"/>
-              <w:right w:val="single" w:color="CCCCCC" w:sz="4"/>
-            </w:tcBorders>
-            <w:shd w:fill="FFFFFF" w:val="clear"/>
-            <w:tcMar>
-              <w:top w:type="dxa" w:w="60"/>
-              <w:left w:type="dxa" w:w="100"/>
-              <w:bottom w:type="dxa" w:w="60"/>
-              <w:right w:type="dxa" w:w="100"/>
-            </w:tcMar>
-          </w:tcPr>
-          <w:p>
-            <w:r>
-              <w:rPr>
-                <w:rFonts w:ascii="BIZ UDPゴシック" w:cs="BIZ UDPゴシック" w:eastAsia="BIZ UDPゴシック" w:hAnsi="BIZ UDPゴシック"/>
-                <w:b w:val="false"/>
-                <w:bCs w:val="false"/>
+            <w:tcW w:type="dxa" w:w="900"/>
+            <w:tcBorders>
+              <w:top w:val="single" w:color="CCCCCC" w:sz="4"/>
+              <w:left w:val="single" w:color="CCCCCC" w:sz="4"/>
+              <w:bottom w:val="single" w:color="CCCCCC" w:sz="4"/>
+              <w:right w:val="single" w:color="CCCCCC" w:sz="4"/>
+            </w:tcBorders>
+            <w:shd w:fill="FFFFFF" w:val="clear"/>
+            <w:tcMar>
+              <w:top w:type="dxa" w:w="60"/>
+              <w:left w:type="dxa" w:w="100"/>
+              <w:bottom w:type="dxa" w:w="60"/>
+              <w:right w:type="dxa" w:w="100"/>
+            </w:tcMar>
+          </w:tcPr>
+          <w:p>
+            <w:r>
+              <w:rPr>
+                <w:rFonts w:ascii="BIZ UDPゴシック" w:cs="BIZ UDPゴシック" w:eastAsia="BIZ UDPゴシック" w:hAnsi="BIZ UDPゴシック"/>
+                <w:b w:val="false"/>
+                <w:bCs w:val="false"/>
+                <w:color w:val="000000"/>
                 <w:sz w:val="18"/>
                 <w:szCs w:val="18"/>
               </w:rPr>
@@ -3013,27 +3139,28 @@
         </w:tc>
         <w:tc>
           <w:tcPr>
-            <w:tcW w:type="dxa" w:w="2268"/>
-            <w:tcBorders>
-              <w:top w:val="single" w:color="CCCCCC" w:sz="4"/>
-              <w:left w:val="single" w:color="CCCCCC" w:sz="4"/>
-              <w:bottom w:val="single" w:color="CCCCCC" w:sz="4"/>
-              <w:right w:val="single" w:color="CCCCCC" w:sz="4"/>
-            </w:tcBorders>
-            <w:shd w:fill="FFFFFF" w:val="clear"/>
-            <w:tcMar>
-              <w:top w:type="dxa" w:w="60"/>
-              <w:left w:type="dxa" w:w="100"/>
-              <w:bottom w:type="dxa" w:w="60"/>
-              <w:right w:type="dxa" w:w="100"/>
-            </w:tcMar>
-          </w:tcPr>
-          <w:p>
-            <w:r>
-              <w:rPr>
-                <w:rFonts w:ascii="BIZ UDPゴシック" w:cs="BIZ UDPゴシック" w:eastAsia="BIZ UDPゴシック" w:hAnsi="BIZ UDPゴシック"/>
-                <w:b w:val="false"/>
-                <w:bCs w:val="false"/>
+            <w:tcW w:type="dxa" w:w="2000"/>
+            <w:tcBorders>
+              <w:top w:val="single" w:color="CCCCCC" w:sz="4"/>
+              <w:left w:val="single" w:color="CCCCCC" w:sz="4"/>
+              <w:bottom w:val="single" w:color="CCCCCC" w:sz="4"/>
+              <w:right w:val="single" w:color="CCCCCC" w:sz="4"/>
+            </w:tcBorders>
+            <w:shd w:fill="FFFFFF" w:val="clear"/>
+            <w:tcMar>
+              <w:top w:type="dxa" w:w="60"/>
+              <w:left w:type="dxa" w:w="100"/>
+              <w:bottom w:type="dxa" w:w="60"/>
+              <w:right w:type="dxa" w:w="100"/>
+            </w:tcMar>
+          </w:tcPr>
+          <w:p>
+            <w:r>
+              <w:rPr>
+                <w:rFonts w:ascii="BIZ UDPゴシック" w:cs="BIZ UDPゴシック" w:eastAsia="BIZ UDPゴシック" w:hAnsi="BIZ UDPゴシック"/>
+                <w:b w:val="false"/>
+                <w:bCs w:val="false"/>
+                <w:color w:val="000000"/>
                 <w:sz w:val="18"/>
                 <w:szCs w:val="18"/>
               </w:rPr>
@@ -3043,27 +3170,28 @@
         </w:tc>
         <w:tc>
           <w:tcPr>
-            <w:tcW w:type="dxa" w:w="2268"/>
-            <w:tcBorders>
-              <w:top w:val="single" w:color="CCCCCC" w:sz="4"/>
-              <w:left w:val="single" w:color="CCCCCC" w:sz="4"/>
-              <w:bottom w:val="single" w:color="CCCCCC" w:sz="4"/>
-              <w:right w:val="single" w:color="CCCCCC" w:sz="4"/>
-            </w:tcBorders>
-            <w:shd w:fill="FFFFFF" w:val="clear"/>
-            <w:tcMar>
-              <w:top w:type="dxa" w:w="60"/>
-              <w:left w:type="dxa" w:w="100"/>
-              <w:bottom w:type="dxa" w:w="60"/>
-              <w:right w:type="dxa" w:w="100"/>
-            </w:tcMar>
-          </w:tcPr>
-          <w:p>
-            <w:r>
-              <w:rPr>
-                <w:rFonts w:ascii="BIZ UDPゴシック" w:cs="BIZ UDPゴシック" w:eastAsia="BIZ UDPゴシック" w:hAnsi="BIZ UDPゴシック"/>
-                <w:b w:val="false"/>
-                <w:bCs w:val="false"/>
+            <w:tcW w:type="dxa" w:w="2200"/>
+            <w:tcBorders>
+              <w:top w:val="single" w:color="CCCCCC" w:sz="4"/>
+              <w:left w:val="single" w:color="CCCCCC" w:sz="4"/>
+              <w:bottom w:val="single" w:color="CCCCCC" w:sz="4"/>
+              <w:right w:val="single" w:color="CCCCCC" w:sz="4"/>
+            </w:tcBorders>
+            <w:shd w:fill="FFFFFF" w:val="clear"/>
+            <w:tcMar>
+              <w:top w:type="dxa" w:w="60"/>
+              <w:left w:type="dxa" w:w="100"/>
+              <w:bottom w:type="dxa" w:w="60"/>
+              <w:right w:type="dxa" w:w="100"/>
+            </w:tcMar>
+          </w:tcPr>
+          <w:p>
+            <w:r>
+              <w:rPr>
+                <w:rFonts w:ascii="BIZ UDPゴシック" w:cs="BIZ UDPゴシック" w:eastAsia="BIZ UDPゴシック" w:hAnsi="BIZ UDPゴシック"/>
+                <w:b w:val="false"/>
+                <w:bCs w:val="false"/>
+                <w:color w:val="000000"/>
                 <w:sz w:val="18"/>
                 <w:szCs w:val="18"/>
               </w:rPr>
@@ -3073,27 +3201,28 @@
         </w:tc>
         <w:tc>
           <w:tcPr>
-            <w:tcW w:type="dxa" w:w="2268"/>
-            <w:tcBorders>
-              <w:top w:val="single" w:color="CCCCCC" w:sz="4"/>
-              <w:left w:val="single" w:color="CCCCCC" w:sz="4"/>
-              <w:bottom w:val="single" w:color="CCCCCC" w:sz="4"/>
-              <w:right w:val="single" w:color="CCCCCC" w:sz="4"/>
-            </w:tcBorders>
-            <w:shd w:fill="FFFFFF" w:val="clear"/>
-            <w:tcMar>
-              <w:top w:type="dxa" w:w="60"/>
-              <w:left w:type="dxa" w:w="100"/>
-              <w:bottom w:type="dxa" w:w="60"/>
-              <w:right w:type="dxa" w:w="100"/>
-            </w:tcMar>
-          </w:tcPr>
-          <w:p>
-            <w:r>
-              <w:rPr>
-                <w:rFonts w:ascii="BIZ UDPゴシック" w:cs="BIZ UDPゴシック" w:eastAsia="BIZ UDPゴシック" w:hAnsi="BIZ UDPゴシック"/>
-                <w:b w:val="false"/>
-                <w:bCs w:val="false"/>
+            <w:tcW w:type="dxa" w:w="2000"/>
+            <w:tcBorders>
+              <w:top w:val="single" w:color="CCCCCC" w:sz="4"/>
+              <w:left w:val="single" w:color="CCCCCC" w:sz="4"/>
+              <w:bottom w:val="single" w:color="CCCCCC" w:sz="4"/>
+              <w:right w:val="single" w:color="CCCCCC" w:sz="4"/>
+            </w:tcBorders>
+            <w:shd w:fill="FFFFFF" w:val="clear"/>
+            <w:tcMar>
+              <w:top w:type="dxa" w:w="60"/>
+              <w:left w:type="dxa" w:w="100"/>
+              <w:bottom w:type="dxa" w:w="60"/>
+              <w:right w:type="dxa" w:w="100"/>
+            </w:tcMar>
+          </w:tcPr>
+          <w:p>
+            <w:r>
+              <w:rPr>
+                <w:rFonts w:ascii="BIZ UDPゴシック" w:cs="BIZ UDPゴシック" w:eastAsia="BIZ UDPゴシック" w:hAnsi="BIZ UDPゴシック"/>
+                <w:b w:val="false"/>
+                <w:bCs w:val="false"/>
+                <w:color w:val="000000"/>
                 <w:sz w:val="18"/>
                 <w:szCs w:val="18"/>
               </w:rPr>
@@ -3103,27 +3232,28 @@
         </w:tc>
         <w:tc>
           <w:tcPr>
-            <w:tcW w:type="dxa" w:w="1133"/>
-            <w:tcBorders>
-              <w:top w:val="single" w:color="CCCCCC" w:sz="4"/>
-              <w:left w:val="single" w:color="CCCCCC" w:sz="4"/>
-              <w:bottom w:val="single" w:color="CCCCCC" w:sz="4"/>
-              <w:right w:val="single" w:color="CCCCCC" w:sz="4"/>
-            </w:tcBorders>
-            <w:shd w:fill="FFFFFF" w:val="clear"/>
-            <w:tcMar>
-              <w:top w:type="dxa" w:w="60"/>
-              <w:left w:type="dxa" w:w="100"/>
-              <w:bottom w:type="dxa" w:w="60"/>
-              <w:right w:type="dxa" w:w="100"/>
-            </w:tcMar>
-          </w:tcPr>
-          <w:p>
-            <w:r>
-              <w:rPr>
-                <w:rFonts w:ascii="BIZ UDPゴシック" w:cs="BIZ UDPゴシック" w:eastAsia="BIZ UDPゴシック" w:hAnsi="BIZ UDPゴシック"/>
-                <w:b w:val="false"/>
-                <w:bCs w:val="false"/>
+            <w:tcW w:type="dxa" w:w="1404"/>
+            <w:tcBorders>
+              <w:top w:val="single" w:color="CCCCCC" w:sz="4"/>
+              <w:left w:val="single" w:color="CCCCCC" w:sz="4"/>
+              <w:bottom w:val="single" w:color="CCCCCC" w:sz="4"/>
+              <w:right w:val="single" w:color="CCCCCC" w:sz="4"/>
+            </w:tcBorders>
+            <w:shd w:fill="FFFFFF" w:val="clear"/>
+            <w:tcMar>
+              <w:top w:type="dxa" w:w="60"/>
+              <w:left w:type="dxa" w:w="100"/>
+              <w:bottom w:type="dxa" w:w="60"/>
+              <w:right w:type="dxa" w:w="100"/>
+            </w:tcMar>
+          </w:tcPr>
+          <w:p>
+            <w:r>
+              <w:rPr>
+                <w:rFonts w:ascii="BIZ UDPゴシック" w:cs="BIZ UDPゴシック" w:eastAsia="BIZ UDPゴシック" w:hAnsi="BIZ UDPゴシック"/>
+                <w:b w:val="false"/>
+                <w:bCs w:val="false"/>
+                <w:color w:val="000000"/>
                 <w:sz w:val="18"/>
                 <w:szCs w:val="18"/>
               </w:rPr>
@@ -3138,27 +3268,28 @@
         </w:trPr>
         <w:tc>
           <w:tcPr>
-            <w:tcW w:type="dxa" w:w="567"/>
-            <w:tcBorders>
-              <w:top w:val="single" w:color="CCCCCC" w:sz="4"/>
-              <w:left w:val="single" w:color="CCCCCC" w:sz="4"/>
-              <w:bottom w:val="single" w:color="CCCCCC" w:sz="4"/>
-              <w:right w:val="single" w:color="CCCCCC" w:sz="4"/>
-            </w:tcBorders>
-            <w:shd w:fill="FFFFFF" w:val="clear"/>
-            <w:tcMar>
-              <w:top w:type="dxa" w:w="60"/>
-              <w:left w:type="dxa" w:w="100"/>
-              <w:bottom w:type="dxa" w:w="60"/>
-              <w:right w:type="dxa" w:w="100"/>
-            </w:tcMar>
-          </w:tcPr>
-          <w:p>
-            <w:r>
-              <w:rPr>
-                <w:rFonts w:ascii="BIZ UDPゴシック" w:cs="BIZ UDPゴシック" w:eastAsia="BIZ UDPゴシック" w:hAnsi="BIZ UDPゴシック"/>
-                <w:b w:val="false"/>
-                <w:bCs w:val="false"/>
+            <w:tcW w:type="dxa" w:w="900"/>
+            <w:tcBorders>
+              <w:top w:val="single" w:color="CCCCCC" w:sz="4"/>
+              <w:left w:val="single" w:color="CCCCCC" w:sz="4"/>
+              <w:bottom w:val="single" w:color="CCCCCC" w:sz="4"/>
+              <w:right w:val="single" w:color="CCCCCC" w:sz="4"/>
+            </w:tcBorders>
+            <w:shd w:fill="FFFFFF" w:val="clear"/>
+            <w:tcMar>
+              <w:top w:type="dxa" w:w="60"/>
+              <w:left w:type="dxa" w:w="100"/>
+              <w:bottom w:type="dxa" w:w="60"/>
+              <w:right w:type="dxa" w:w="100"/>
+            </w:tcMar>
+          </w:tcPr>
+          <w:p>
+            <w:r>
+              <w:rPr>
+                <w:rFonts w:ascii="BIZ UDPゴシック" w:cs="BIZ UDPゴシック" w:eastAsia="BIZ UDPゴシック" w:hAnsi="BIZ UDPゴシック"/>
+                <w:b w:val="false"/>
+                <w:bCs w:val="false"/>
+                <w:color w:val="000000"/>
                 <w:sz w:val="18"/>
                 <w:szCs w:val="18"/>
               </w:rPr>
@@ -3168,27 +3299,28 @@
         </w:tc>
         <w:tc>
           <w:tcPr>
-            <w:tcW w:type="dxa" w:w="2268"/>
-            <w:tcBorders>
-              <w:top w:val="single" w:color="CCCCCC" w:sz="4"/>
-              <w:left w:val="single" w:color="CCCCCC" w:sz="4"/>
-              <w:bottom w:val="single" w:color="CCCCCC" w:sz="4"/>
-              <w:right w:val="single" w:color="CCCCCC" w:sz="4"/>
-            </w:tcBorders>
-            <w:shd w:fill="FFFFFF" w:val="clear"/>
-            <w:tcMar>
-              <w:top w:type="dxa" w:w="60"/>
-              <w:left w:type="dxa" w:w="100"/>
-              <w:bottom w:type="dxa" w:w="60"/>
-              <w:right w:type="dxa" w:w="100"/>
-            </w:tcMar>
-          </w:tcPr>
-          <w:p>
-            <w:r>
-              <w:rPr>
-                <w:rFonts w:ascii="BIZ UDPゴシック" w:cs="BIZ UDPゴシック" w:eastAsia="BIZ UDPゴシック" w:hAnsi="BIZ UDPゴシック"/>
-                <w:b w:val="false"/>
-                <w:bCs w:val="false"/>
+            <w:tcW w:type="dxa" w:w="2000"/>
+            <w:tcBorders>
+              <w:top w:val="single" w:color="CCCCCC" w:sz="4"/>
+              <w:left w:val="single" w:color="CCCCCC" w:sz="4"/>
+              <w:bottom w:val="single" w:color="CCCCCC" w:sz="4"/>
+              <w:right w:val="single" w:color="CCCCCC" w:sz="4"/>
+            </w:tcBorders>
+            <w:shd w:fill="FFFFFF" w:val="clear"/>
+            <w:tcMar>
+              <w:top w:type="dxa" w:w="60"/>
+              <w:left w:type="dxa" w:w="100"/>
+              <w:bottom w:type="dxa" w:w="60"/>
+              <w:right w:type="dxa" w:w="100"/>
+            </w:tcMar>
+          </w:tcPr>
+          <w:p>
+            <w:r>
+              <w:rPr>
+                <w:rFonts w:ascii="BIZ UDPゴシック" w:cs="BIZ UDPゴシック" w:eastAsia="BIZ UDPゴシック" w:hAnsi="BIZ UDPゴシック"/>
+                <w:b w:val="false"/>
+                <w:bCs w:val="false"/>
+                <w:color w:val="000000"/>
                 <w:sz w:val="18"/>
                 <w:szCs w:val="18"/>
               </w:rPr>
@@ -3198,27 +3330,28 @@
         </w:tc>
         <w:tc>
           <w:tcPr>
-            <w:tcW w:type="dxa" w:w="2268"/>
-            <w:tcBorders>
-              <w:top w:val="single" w:color="CCCCCC" w:sz="4"/>
-              <w:left w:val="single" w:color="CCCCCC" w:sz="4"/>
-              <w:bottom w:val="single" w:color="CCCCCC" w:sz="4"/>
-              <w:right w:val="single" w:color="CCCCCC" w:sz="4"/>
-            </w:tcBorders>
-            <w:shd w:fill="FFFFFF" w:val="clear"/>
-            <w:tcMar>
-              <w:top w:type="dxa" w:w="60"/>
-              <w:left w:type="dxa" w:w="100"/>
-              <w:bottom w:type="dxa" w:w="60"/>
-              <w:right w:type="dxa" w:w="100"/>
-            </w:tcMar>
-          </w:tcPr>
-          <w:p>
-            <w:r>
-              <w:rPr>
-                <w:rFonts w:ascii="BIZ UDPゴシック" w:cs="BIZ UDPゴシック" w:eastAsia="BIZ UDPゴシック" w:hAnsi="BIZ UDPゴシック"/>
-                <w:b w:val="false"/>
-                <w:bCs w:val="false"/>
+            <w:tcW w:type="dxa" w:w="2200"/>
+            <w:tcBorders>
+              <w:top w:val="single" w:color="CCCCCC" w:sz="4"/>
+              <w:left w:val="single" w:color="CCCCCC" w:sz="4"/>
+              <w:bottom w:val="single" w:color="CCCCCC" w:sz="4"/>
+              <w:right w:val="single" w:color="CCCCCC" w:sz="4"/>
+            </w:tcBorders>
+            <w:shd w:fill="FFFFFF" w:val="clear"/>
+            <w:tcMar>
+              <w:top w:type="dxa" w:w="60"/>
+              <w:left w:type="dxa" w:w="100"/>
+              <w:bottom w:type="dxa" w:w="60"/>
+              <w:right w:type="dxa" w:w="100"/>
+            </w:tcMar>
+          </w:tcPr>
+          <w:p>
+            <w:r>
+              <w:rPr>
+                <w:rFonts w:ascii="BIZ UDPゴシック" w:cs="BIZ UDPゴシック" w:eastAsia="BIZ UDPゴシック" w:hAnsi="BIZ UDPゴシック"/>
+                <w:b w:val="false"/>
+                <w:bCs w:val="false"/>
+                <w:color w:val="000000"/>
                 <w:sz w:val="18"/>
                 <w:szCs w:val="18"/>
               </w:rPr>
@@ -3228,27 +3361,28 @@
         </w:tc>
         <w:tc>
           <w:tcPr>
-            <w:tcW w:type="dxa" w:w="2268"/>
-            <w:tcBorders>
-              <w:top w:val="single" w:color="CCCCCC" w:sz="4"/>
-              <w:left w:val="single" w:color="CCCCCC" w:sz="4"/>
-              <w:bottom w:val="single" w:color="CCCCCC" w:sz="4"/>
-              <w:right w:val="single" w:color="CCCCCC" w:sz="4"/>
-            </w:tcBorders>
-            <w:shd w:fill="FFFFFF" w:val="clear"/>
-            <w:tcMar>
-              <w:top w:type="dxa" w:w="60"/>
-              <w:left w:type="dxa" w:w="100"/>
-              <w:bottom w:type="dxa" w:w="60"/>
-              <w:right w:type="dxa" w:w="100"/>
-            </w:tcMar>
-          </w:tcPr>
-          <w:p>
-            <w:r>
-              <w:rPr>
-                <w:rFonts w:ascii="BIZ UDPゴシック" w:cs="BIZ UDPゴシック" w:eastAsia="BIZ UDPゴシック" w:hAnsi="BIZ UDPゴシック"/>
-                <w:b w:val="false"/>
-                <w:bCs w:val="false"/>
+            <w:tcW w:type="dxa" w:w="2000"/>
+            <w:tcBorders>
+              <w:top w:val="single" w:color="CCCCCC" w:sz="4"/>
+              <w:left w:val="single" w:color="CCCCCC" w:sz="4"/>
+              <w:bottom w:val="single" w:color="CCCCCC" w:sz="4"/>
+              <w:right w:val="single" w:color="CCCCCC" w:sz="4"/>
+            </w:tcBorders>
+            <w:shd w:fill="FFFFFF" w:val="clear"/>
+            <w:tcMar>
+              <w:top w:type="dxa" w:w="60"/>
+              <w:left w:type="dxa" w:w="100"/>
+              <w:bottom w:type="dxa" w:w="60"/>
+              <w:right w:type="dxa" w:w="100"/>
+            </w:tcMar>
+          </w:tcPr>
+          <w:p>
+            <w:r>
+              <w:rPr>
+                <w:rFonts w:ascii="BIZ UDPゴシック" w:cs="BIZ UDPゴシック" w:eastAsia="BIZ UDPゴシック" w:hAnsi="BIZ UDPゴシック"/>
+                <w:b w:val="false"/>
+                <w:bCs w:val="false"/>
+                <w:color w:val="000000"/>
                 <w:sz w:val="18"/>
                 <w:szCs w:val="18"/>
               </w:rPr>
@@ -3258,27 +3392,28 @@
         </w:tc>
         <w:tc>
           <w:tcPr>
-            <w:tcW w:type="dxa" w:w="1133"/>
-            <w:tcBorders>
-              <w:top w:val="single" w:color="CCCCCC" w:sz="4"/>
-              <w:left w:val="single" w:color="CCCCCC" w:sz="4"/>
-              <w:bottom w:val="single" w:color="CCCCCC" w:sz="4"/>
-              <w:right w:val="single" w:color="CCCCCC" w:sz="4"/>
-            </w:tcBorders>
-            <w:shd w:fill="FFFFFF" w:val="clear"/>
-            <w:tcMar>
-              <w:top w:type="dxa" w:w="60"/>
-              <w:left w:type="dxa" w:w="100"/>
-              <w:bottom w:type="dxa" w:w="60"/>
-              <w:right w:type="dxa" w:w="100"/>
-            </w:tcMar>
-          </w:tcPr>
-          <w:p>
-            <w:r>
-              <w:rPr>
-                <w:rFonts w:ascii="BIZ UDPゴシック" w:cs="BIZ UDPゴシック" w:eastAsia="BIZ UDPゴシック" w:hAnsi="BIZ UDPゴシック"/>
-                <w:b w:val="false"/>
-                <w:bCs w:val="false"/>
+            <w:tcW w:type="dxa" w:w="1404"/>
+            <w:tcBorders>
+              <w:top w:val="single" w:color="CCCCCC" w:sz="4"/>
+              <w:left w:val="single" w:color="CCCCCC" w:sz="4"/>
+              <w:bottom w:val="single" w:color="CCCCCC" w:sz="4"/>
+              <w:right w:val="single" w:color="CCCCCC" w:sz="4"/>
+            </w:tcBorders>
+            <w:shd w:fill="FFFFFF" w:val="clear"/>
+            <w:tcMar>
+              <w:top w:type="dxa" w:w="60"/>
+              <w:left w:type="dxa" w:w="100"/>
+              <w:bottom w:type="dxa" w:w="60"/>
+              <w:right w:type="dxa" w:w="100"/>
+            </w:tcMar>
+          </w:tcPr>
+          <w:p>
+            <w:r>
+              <w:rPr>
+                <w:rFonts w:ascii="BIZ UDPゴシック" w:cs="BIZ UDPゴシック" w:eastAsia="BIZ UDPゴシック" w:hAnsi="BIZ UDPゴシック"/>
+                <w:b w:val="false"/>
+                <w:bCs w:val="false"/>
+                <w:color w:val="000000"/>
                 <w:sz w:val="18"/>
                 <w:szCs w:val="18"/>
               </w:rPr>
@@ -3346,6 +3481,7 @@
                 <w:rFonts w:ascii="BIZ UDPゴシック" w:cs="BIZ UDPゴシック" w:eastAsia="BIZ UDPゴシック" w:hAnsi="BIZ UDPゴシック"/>
                 <w:b/>
                 <w:bCs/>
+                <w:color w:val="000000"/>
                 <w:sz w:val="18"/>
                 <w:szCs w:val="18"/>
               </w:rPr>
@@ -3376,6 +3512,7 @@
                 <w:rFonts w:ascii="BIZ UDPゴシック" w:cs="BIZ UDPゴシック" w:eastAsia="BIZ UDPゴシック" w:hAnsi="BIZ UDPゴシック"/>
                 <w:b/>
                 <w:bCs/>
+                <w:color w:val="000000"/>
                 <w:sz w:val="18"/>
                 <w:szCs w:val="18"/>
               </w:rPr>
@@ -3406,6 +3543,9 @@
             </w:tcMar>
           </w:tcPr>
           <w:p>
+            <w:pPr>
+              <w:spacing w:before="0" w:after="0"/>
+            </w:pPr>
             <w:r>
               <w:rPr>
                 <w:rFonts w:ascii="Consolas" w:cs="Consolas" w:eastAsia="Consolas" w:hAnsi="Consolas"/>
@@ -3416,6 +3556,9 @@
             </w:r>
           </w:p>
           <w:p>
+            <w:pPr>
+              <w:spacing w:before="0" w:after="0"/>
+            </w:pPr>
             <w:r>
               <w:rPr>
                 <w:rFonts w:ascii="Consolas" w:cs="Consolas" w:eastAsia="Consolas" w:hAnsi="Consolas"/>
@@ -3426,104 +3569,105 @@
             </w:r>
           </w:p>
           <w:p>
+            <w:pPr>
+              <w:spacing w:before="0" w:after="0"/>
+            </w:pPr>
             <w:r>
               <w:rPr>
                 <w:rFonts w:ascii="Consolas" w:cs="Consolas" w:eastAsia="Consolas" w:hAnsi="Consolas"/>
                 <w:sz w:val="18"/>
                 <w:szCs w:val="18"/>
               </w:rPr>
-              <w:t xml:space="preserve"/>
-            </w:r>
-          </w:p>
-          <w:p>
+              <w:t xml:space="preserve">EventBridge ルール: なし</w:t>
+            </w:r>
+          </w:p>
+          <w:p>
+            <w:pPr>
+              <w:spacing w:before="0" w:after="0"/>
+            </w:pPr>
             <w:r>
               <w:rPr>
                 <w:rFonts w:ascii="Consolas" w:cs="Consolas" w:eastAsia="Consolas" w:hAnsi="Consolas"/>
                 <w:sz w:val="18"/>
                 <w:szCs w:val="18"/>
               </w:rPr>
-              <w:t xml:space="preserve">EventBridge ルール: なし</w:t>
-            </w:r>
-          </w:p>
-          <w:p>
+              <w:t xml:space="preserve">月額: $648（3台すべて720h稼働）</w:t>
+            </w:r>
+          </w:p>
+        </w:tc>
+        <w:tc>
+          <w:tcPr>
+            <w:tcW w:type="dxa" w:w="4252"/>
+            <w:tcBorders>
+              <w:top w:val="single" w:color="CCCCCC" w:sz="4"/>
+              <w:left w:val="single" w:color="CCCCCC" w:sz="4"/>
+              <w:bottom w:val="single" w:color="CCCCCC" w:sz="4"/>
+              <w:right w:val="single" w:color="CCCCCC" w:sz="4"/>
+            </w:tcBorders>
+            <w:shd w:fill="FFFFFF" w:val="clear"/>
+            <w:tcMar>
+              <w:top w:type="dxa" w:w="60"/>
+              <w:left w:type="dxa" w:w="100"/>
+              <w:bottom w:type="dxa" w:w="60"/>
+              <w:right w:type="dxa" w:w="100"/>
+            </w:tcMar>
+          </w:tcPr>
+          <w:p>
+            <w:pPr>
+              <w:spacing w:before="0" w:after="0"/>
+            </w:pPr>
             <w:r>
               <w:rPr>
                 <w:rFonts w:ascii="Consolas" w:cs="Consolas" w:eastAsia="Consolas" w:hAnsi="Consolas"/>
                 <w:sz w:val="18"/>
                 <w:szCs w:val="18"/>
               </w:rPr>
-              <w:t xml:space="preserve">月額: $648（3台すべて720h稼働）</w:t>
-            </w:r>
-          </w:p>
-        </w:tc>
-        <w:tc>
-          <w:tcPr>
-            <w:tcW w:type="dxa" w:w="4252"/>
-            <w:tcBorders>
-              <w:top w:val="single" w:color="CCCCCC" w:sz="4"/>
-              <w:left w:val="single" w:color="CCCCCC" w:sz="4"/>
-              <w:bottom w:val="single" w:color="CCCCCC" w:sz="4"/>
-              <w:right w:val="single" w:color="CCCCCC" w:sz="4"/>
-            </w:tcBorders>
-            <w:shd w:fill="FFFFFF" w:val="clear"/>
-            <w:tcMar>
-              <w:top w:type="dxa" w:w="60"/>
-              <w:left w:type="dxa" w:w="100"/>
-              <w:bottom w:type="dxa" w:w="60"/>
-              <w:right w:type="dxa" w:w="100"/>
-            </w:tcMar>
-          </w:tcPr>
-          <w:p>
+              <w:t xml:space="preserve">OC系: JST 07:00〜20:00 は OFFLINE</w:t>
+            </w:r>
+          </w:p>
+          <w:p>
+            <w:pPr>
+              <w:spacing w:before="0" w:after="0"/>
+            </w:pPr>
             <w:r>
               <w:rPr>
                 <w:rFonts w:ascii="Consolas" w:cs="Consolas" w:eastAsia="Consolas" w:hAnsi="Consolas"/>
                 <w:sz w:val="18"/>
                 <w:szCs w:val="18"/>
               </w:rPr>
-              <w:t xml:space="preserve">OC系: JST 07:00〜20:00 は OFFLINE</w:t>
-            </w:r>
-          </w:p>
-          <w:p>
+              <w:t xml:space="preserve">SH系: JST 07:00〜20:00 は OFFLINE</w:t>
+            </w:r>
+          </w:p>
+          <w:p>
+            <w:pPr>
+              <w:spacing w:before="0" w:after="0"/>
+            </w:pPr>
             <w:r>
               <w:rPr>
                 <w:rFonts w:ascii="Consolas" w:cs="Consolas" w:eastAsia="Consolas" w:hAnsi="Consolas"/>
                 <w:sz w:val="18"/>
                 <w:szCs w:val="18"/>
               </w:rPr>
-              <w:t xml:space="preserve">SH系: JST 07:00〜20:00 は OFFLINE</w:t>
-            </w:r>
-          </w:p>
-          <w:p>
+              <w:t xml:space="preserve">EB起動: cron(0 11 * * ? *) = JST 20:00</w:t>
+            </w:r>
+          </w:p>
+          <w:p>
+            <w:pPr>
+              <w:spacing w:before="0" w:after="0"/>
+            </w:pPr>
             <w:r>
               <w:rPr>
                 <w:rFonts w:ascii="Consolas" w:cs="Consolas" w:eastAsia="Consolas" w:hAnsi="Consolas"/>
                 <w:sz w:val="18"/>
                 <w:szCs w:val="18"/>
               </w:rPr>
-              <w:t xml:space="preserve"/>
-            </w:r>
-          </w:p>
-          <w:p>
-            <w:r>
-              <w:rPr>
-                <w:rFonts w:ascii="Consolas" w:cs="Consolas" w:eastAsia="Consolas" w:hAnsi="Consolas"/>
-                <w:sz w:val="18"/>
-                <w:szCs w:val="18"/>
-              </w:rPr>
-              <w:t xml:space="preserve">EB起動: cron(0 11 * * ? *) = JST 20:00</w:t>
-            </w:r>
-          </w:p>
-          <w:p>
-            <w:r>
-              <w:rPr>
-                <w:rFonts w:ascii="Consolas" w:cs="Consolas" w:eastAsia="Consolas" w:hAnsi="Consolas"/>
-                <w:sz w:val="18"/>
-                <w:szCs w:val="18"/>
-              </w:rPr>
               <w:t xml:space="preserve">EB停止: cron(0 22 * * ? *) = JST 07:00</w:t>
             </w:r>
           </w:p>
           <w:p>
+            <w:pPr>
+              <w:spacing w:before="0" w:after="0"/>
+            </w:pPr>
             <w:r>
               <w:rPr>
                 <w:rFonts w:ascii="Consolas" w:cs="Consolas" w:eastAsia="Consolas" w:hAnsi="Consolas"/>
@@ -3564,11 +3708,11 @@
         </w:tblBorders>
       </w:tblPr>
       <w:tblGrid>
-        <w:gridCol w:w="2268"/>
-        <w:gridCol w:w="1134"/>
-        <w:gridCol w:w="1701"/>
-        <w:gridCol w:w="1134"/>
-        <w:gridCol w:w="2267"/>
+        <w:gridCol w:w="2400"/>
+        <w:gridCol w:w="1200"/>
+        <w:gridCol w:w="1800"/>
+        <w:gridCol w:w="1200"/>
+        <w:gridCol w:w="1904"/>
       </w:tblGrid>
       <w:tr>
         <w:trPr>
@@ -3576,7 +3720,7 @@
         </w:trPr>
         <w:tc>
           <w:tcPr>
-            <w:tcW w:type="dxa" w:w="2268"/>
+            <w:tcW w:type="dxa" w:w="2400"/>
             <w:tcBorders>
               <w:top w:val="single" w:color="CCCCCC" w:sz="4"/>
               <w:left w:val="single" w:color="CCCCCC" w:sz="4"/>
@@ -3597,6 +3741,7 @@
                 <w:rFonts w:ascii="BIZ UDPゴシック" w:cs="BIZ UDPゴシック" w:eastAsia="BIZ UDPゴシック" w:hAnsi="BIZ UDPゴシック"/>
                 <w:b/>
                 <w:bCs/>
+                <w:color w:val="000000"/>
                 <w:sz w:val="18"/>
                 <w:szCs w:val="18"/>
               </w:rPr>
@@ -3606,7 +3751,7 @@
         </w:tc>
         <w:tc>
           <w:tcPr>
-            <w:tcW w:type="dxa" w:w="1134"/>
+            <w:tcW w:type="dxa" w:w="1200"/>
             <w:tcBorders>
               <w:top w:val="single" w:color="CCCCCC" w:sz="4"/>
               <w:left w:val="single" w:color="CCCCCC" w:sz="4"/>
@@ -3627,6 +3772,7 @@
                 <w:rFonts w:ascii="BIZ UDPゴシック" w:cs="BIZ UDPゴシック" w:eastAsia="BIZ UDPゴシック" w:hAnsi="BIZ UDPゴシック"/>
                 <w:b/>
                 <w:bCs/>
+                <w:color w:val="000000"/>
                 <w:sz w:val="18"/>
                 <w:szCs w:val="18"/>
               </w:rPr>
@@ -3636,7 +3782,7 @@
         </w:tc>
         <w:tc>
           <w:tcPr>
-            <w:tcW w:type="dxa" w:w="1701"/>
+            <w:tcW w:type="dxa" w:w="1800"/>
             <w:tcBorders>
               <w:top w:val="single" w:color="CCCCCC" w:sz="4"/>
               <w:left w:val="single" w:color="CCCCCC" w:sz="4"/>
@@ -3657,6 +3803,7 @@
                 <w:rFonts w:ascii="BIZ UDPゴシック" w:cs="BIZ UDPゴシック" w:eastAsia="BIZ UDPゴシック" w:hAnsi="BIZ UDPゴシック"/>
                 <w:b/>
                 <w:bCs/>
+                <w:color w:val="000000"/>
                 <w:sz w:val="18"/>
                 <w:szCs w:val="18"/>
               </w:rPr>
@@ -3666,7 +3813,7 @@
         </w:tc>
         <w:tc>
           <w:tcPr>
-            <w:tcW w:type="dxa" w:w="1134"/>
+            <w:tcW w:type="dxa" w:w="1200"/>
             <w:tcBorders>
               <w:top w:val="single" w:color="CCCCCC" w:sz="4"/>
               <w:left w:val="single" w:color="CCCCCC" w:sz="4"/>
@@ -3687,6 +3834,7 @@
                 <w:rFonts w:ascii="BIZ UDPゴシック" w:cs="BIZ UDPゴシック" w:eastAsia="BIZ UDPゴシック" w:hAnsi="BIZ UDPゴシック"/>
                 <w:b/>
                 <w:bCs/>
+                <w:color w:val="000000"/>
                 <w:sz w:val="18"/>
                 <w:szCs w:val="18"/>
               </w:rPr>
@@ -3696,7 +3844,7 @@
         </w:tc>
         <w:tc>
           <w:tcPr>
-            <w:tcW w:type="dxa" w:w="2267"/>
+            <w:tcW w:type="dxa" w:w="1904"/>
             <w:tcBorders>
               <w:top w:val="single" w:color="CCCCCC" w:sz="4"/>
               <w:left w:val="single" w:color="CCCCCC" w:sz="4"/>
@@ -3717,6 +3865,7 @@
                 <w:rFonts w:ascii="BIZ UDPゴシック" w:cs="BIZ UDPゴシック" w:eastAsia="BIZ UDPゴシック" w:hAnsi="BIZ UDPゴシック"/>
                 <w:b/>
                 <w:bCs/>
+                <w:color w:val="000000"/>
                 <w:sz w:val="18"/>
                 <w:szCs w:val="18"/>
               </w:rPr>
@@ -3731,27 +3880,28 @@
         </w:trPr>
         <w:tc>
           <w:tcPr>
-            <w:tcW w:type="dxa" w:w="2268"/>
-            <w:tcBorders>
-              <w:top w:val="single" w:color="CCCCCC" w:sz="4"/>
-              <w:left w:val="single" w:color="CCCCCC" w:sz="4"/>
-              <w:bottom w:val="single" w:color="CCCCCC" w:sz="4"/>
-              <w:right w:val="single" w:color="CCCCCC" w:sz="4"/>
-            </w:tcBorders>
-            <w:shd w:fill="FFFFFF" w:val="clear"/>
-            <w:tcMar>
-              <w:top w:type="dxa" w:w="60"/>
-              <w:left w:type="dxa" w:w="100"/>
-              <w:bottom w:type="dxa" w:w="60"/>
-              <w:right w:type="dxa" w:w="100"/>
-            </w:tcMar>
-          </w:tcPr>
-          <w:p>
-            <w:r>
-              <w:rPr>
-                <w:rFonts w:ascii="BIZ UDPゴシック" w:cs="BIZ UDPゴシック" w:eastAsia="BIZ UDPゴシック" w:hAnsi="BIZ UDPゴシック"/>
-                <w:b w:val="false"/>
-                <w:bCs w:val="false"/>
+            <w:tcW w:type="dxa" w:w="2400"/>
+            <w:tcBorders>
+              <w:top w:val="single" w:color="CCCCCC" w:sz="4"/>
+              <w:left w:val="single" w:color="CCCCCC" w:sz="4"/>
+              <w:bottom w:val="single" w:color="CCCCCC" w:sz="4"/>
+              <w:right w:val="single" w:color="CCCCCC" w:sz="4"/>
+            </w:tcBorders>
+            <w:shd w:fill="FFFFFF" w:val="clear"/>
+            <w:tcMar>
+              <w:top w:type="dxa" w:w="60"/>
+              <w:left w:type="dxa" w:w="100"/>
+              <w:bottom w:type="dxa" w:w="60"/>
+              <w:right w:type="dxa" w:w="100"/>
+            </w:tcMar>
+          </w:tcPr>
+          <w:p>
+            <w:r>
+              <w:rPr>
+                <w:rFonts w:ascii="BIZ UDPゴシック" w:cs="BIZ UDPゴシック" w:eastAsia="BIZ UDPゴシック" w:hAnsi="BIZ UDPゴシック"/>
+                <w:b w:val="false"/>
+                <w:bCs w:val="false"/>
+                <w:color w:val="000000"/>
                 <w:sz w:val="18"/>
                 <w:szCs w:val="18"/>
               </w:rPr>
@@ -3761,27 +3911,28 @@
         </w:tc>
         <w:tc>
           <w:tcPr>
-            <w:tcW w:type="dxa" w:w="1134"/>
-            <w:tcBorders>
-              <w:top w:val="single" w:color="CCCCCC" w:sz="4"/>
-              <w:left w:val="single" w:color="CCCCCC" w:sz="4"/>
-              <w:bottom w:val="single" w:color="CCCCCC" w:sz="4"/>
-              <w:right w:val="single" w:color="CCCCCC" w:sz="4"/>
-            </w:tcBorders>
-            <w:shd w:fill="FFFFFF" w:val="clear"/>
-            <w:tcMar>
-              <w:top w:type="dxa" w:w="60"/>
-              <w:left w:type="dxa" w:w="100"/>
-              <w:bottom w:type="dxa" w:w="60"/>
-              <w:right w:type="dxa" w:w="100"/>
-            </w:tcMar>
-          </w:tcPr>
-          <w:p>
-            <w:r>
-              <w:rPr>
-                <w:rFonts w:ascii="BIZ UDPゴシック" w:cs="BIZ UDPゴシック" w:eastAsia="BIZ UDPゴシック" w:hAnsi="BIZ UDPゴシック"/>
-                <w:b w:val="false"/>
-                <w:bCs w:val="false"/>
+            <w:tcW w:type="dxa" w:w="1200"/>
+            <w:tcBorders>
+              <w:top w:val="single" w:color="CCCCCC" w:sz="4"/>
+              <w:left w:val="single" w:color="CCCCCC" w:sz="4"/>
+              <w:bottom w:val="single" w:color="CCCCCC" w:sz="4"/>
+              <w:right w:val="single" w:color="CCCCCC" w:sz="4"/>
+            </w:tcBorders>
+            <w:shd w:fill="FFFFFF" w:val="clear"/>
+            <w:tcMar>
+              <w:top w:type="dxa" w:w="60"/>
+              <w:left w:type="dxa" w:w="100"/>
+              <w:bottom w:type="dxa" w:w="60"/>
+              <w:right w:type="dxa" w:w="100"/>
+            </w:tcMar>
+          </w:tcPr>
+          <w:p>
+            <w:r>
+              <w:rPr>
+                <w:rFonts w:ascii="BIZ UDPゴシック" w:cs="BIZ UDPゴシック" w:eastAsia="BIZ UDPゴシック" w:hAnsi="BIZ UDPゴシック"/>
+                <w:b w:val="false"/>
+                <w:bCs w:val="false"/>
+                <w:color w:val="000000"/>
                 <w:sz w:val="18"/>
                 <w:szCs w:val="18"/>
               </w:rPr>
@@ -3791,27 +3942,28 @@
         </w:tc>
         <w:tc>
           <w:tcPr>
-            <w:tcW w:type="dxa" w:w="1701"/>
-            <w:tcBorders>
-              <w:top w:val="single" w:color="CCCCCC" w:sz="4"/>
-              <w:left w:val="single" w:color="CCCCCC" w:sz="4"/>
-              <w:bottom w:val="single" w:color="CCCCCC" w:sz="4"/>
-              <w:right w:val="single" w:color="CCCCCC" w:sz="4"/>
-            </w:tcBorders>
-            <w:shd w:fill="FFFFFF" w:val="clear"/>
-            <w:tcMar>
-              <w:top w:type="dxa" w:w="60"/>
-              <w:left w:type="dxa" w:w="100"/>
-              <w:bottom w:type="dxa" w:w="60"/>
-              <w:right w:type="dxa" w:w="100"/>
-            </w:tcMar>
-          </w:tcPr>
-          <w:p>
-            <w:r>
-              <w:rPr>
-                <w:rFonts w:ascii="BIZ UDPゴシック" w:cs="BIZ UDPゴシック" w:eastAsia="BIZ UDPゴシック" w:hAnsi="BIZ UDPゴシック"/>
-                <w:b w:val="false"/>
-                <w:bCs w:val="false"/>
+            <w:tcW w:type="dxa" w:w="1800"/>
+            <w:tcBorders>
+              <w:top w:val="single" w:color="CCCCCC" w:sz="4"/>
+              <w:left w:val="single" w:color="CCCCCC" w:sz="4"/>
+              <w:bottom w:val="single" w:color="CCCCCC" w:sz="4"/>
+              <w:right w:val="single" w:color="CCCCCC" w:sz="4"/>
+            </w:tcBorders>
+            <w:shd w:fill="FFFFFF" w:val="clear"/>
+            <w:tcMar>
+              <w:top w:type="dxa" w:w="60"/>
+              <w:left w:type="dxa" w:w="100"/>
+              <w:bottom w:type="dxa" w:w="60"/>
+              <w:right w:type="dxa" w:w="100"/>
+            </w:tcMar>
+          </w:tcPr>
+          <w:p>
+            <w:r>
+              <w:rPr>
+                <w:rFonts w:ascii="BIZ UDPゴシック" w:cs="BIZ UDPゴシック" w:eastAsia="BIZ UDPゴシック" w:hAnsi="BIZ UDPゴシック"/>
+                <w:b w:val="false"/>
+                <w:bCs w:val="false"/>
+                <w:color w:val="000000"/>
                 <w:sz w:val="18"/>
                 <w:szCs w:val="18"/>
               </w:rPr>
@@ -3821,27 +3973,28 @@
         </w:tc>
         <w:tc>
           <w:tcPr>
-            <w:tcW w:type="dxa" w:w="1134"/>
-            <w:tcBorders>
-              <w:top w:val="single" w:color="CCCCCC" w:sz="4"/>
-              <w:left w:val="single" w:color="CCCCCC" w:sz="4"/>
-              <w:bottom w:val="single" w:color="CCCCCC" w:sz="4"/>
-              <w:right w:val="single" w:color="CCCCCC" w:sz="4"/>
-            </w:tcBorders>
-            <w:shd w:fill="FFFFFF" w:val="clear"/>
-            <w:tcMar>
-              <w:top w:type="dxa" w:w="60"/>
-              <w:left w:type="dxa" w:w="100"/>
-              <w:bottom w:type="dxa" w:w="60"/>
-              <w:right w:type="dxa" w:w="100"/>
-            </w:tcMar>
-          </w:tcPr>
-          <w:p>
-            <w:r>
-              <w:rPr>
-                <w:rFonts w:ascii="BIZ UDPゴシック" w:cs="BIZ UDPゴシック" w:eastAsia="BIZ UDPゴシック" w:hAnsi="BIZ UDPゴシック"/>
-                <w:b w:val="false"/>
-                <w:bCs w:val="false"/>
+            <w:tcW w:type="dxa" w:w="1200"/>
+            <w:tcBorders>
+              <w:top w:val="single" w:color="CCCCCC" w:sz="4"/>
+              <w:left w:val="single" w:color="CCCCCC" w:sz="4"/>
+              <w:bottom w:val="single" w:color="CCCCCC" w:sz="4"/>
+              <w:right w:val="single" w:color="CCCCCC" w:sz="4"/>
+            </w:tcBorders>
+            <w:shd w:fill="FFFFFF" w:val="clear"/>
+            <w:tcMar>
+              <w:top w:type="dxa" w:w="60"/>
+              <w:left w:type="dxa" w:w="100"/>
+              <w:bottom w:type="dxa" w:w="60"/>
+              <w:right w:type="dxa" w:w="100"/>
+            </w:tcMar>
+          </w:tcPr>
+          <w:p>
+            <w:r>
+              <w:rPr>
+                <w:rFonts w:ascii="BIZ UDPゴシック" w:cs="BIZ UDPゴシック" w:eastAsia="BIZ UDPゴシック" w:hAnsi="BIZ UDPゴシック"/>
+                <w:b w:val="false"/>
+                <w:bCs w:val="false"/>
+                <w:color w:val="000000"/>
                 <w:sz w:val="18"/>
                 <w:szCs w:val="18"/>
               </w:rPr>
@@ -3851,27 +4004,28 @@
         </w:tc>
         <w:tc>
           <w:tcPr>
-            <w:tcW w:type="dxa" w:w="2267"/>
-            <w:tcBorders>
-              <w:top w:val="single" w:color="CCCCCC" w:sz="4"/>
-              <w:left w:val="single" w:color="CCCCCC" w:sz="4"/>
-              <w:bottom w:val="single" w:color="CCCCCC" w:sz="4"/>
-              <w:right w:val="single" w:color="CCCCCC" w:sz="4"/>
-            </w:tcBorders>
-            <w:shd w:fill="FFFFFF" w:val="clear"/>
-            <w:tcMar>
-              <w:top w:type="dxa" w:w="60"/>
-              <w:left w:type="dxa" w:w="100"/>
-              <w:bottom w:type="dxa" w:w="60"/>
-              <w:right w:type="dxa" w:w="100"/>
-            </w:tcMar>
-          </w:tcPr>
-          <w:p>
-            <w:r>
-              <w:rPr>
-                <w:rFonts w:ascii="BIZ UDPゴシック" w:cs="BIZ UDPゴシック" w:eastAsia="BIZ UDPゴシック" w:hAnsi="BIZ UDPゴシック"/>
-                <w:b w:val="false"/>
-                <w:bCs w:val="false"/>
+            <w:tcW w:type="dxa" w:w="1904"/>
+            <w:tcBorders>
+              <w:top w:val="single" w:color="CCCCCC" w:sz="4"/>
+              <w:left w:val="single" w:color="CCCCCC" w:sz="4"/>
+              <w:bottom w:val="single" w:color="CCCCCC" w:sz="4"/>
+              <w:right w:val="single" w:color="CCCCCC" w:sz="4"/>
+            </w:tcBorders>
+            <w:shd w:fill="FFFFFF" w:val="clear"/>
+            <w:tcMar>
+              <w:top w:type="dxa" w:w="60"/>
+              <w:left w:type="dxa" w:w="100"/>
+              <w:bottom w:type="dxa" w:w="60"/>
+              <w:right w:type="dxa" w:w="100"/>
+            </w:tcMar>
+          </w:tcPr>
+          <w:p>
+            <w:r>
+              <w:rPr>
+                <w:rFonts w:ascii="BIZ UDPゴシック" w:cs="BIZ UDPゴシック" w:eastAsia="BIZ UDPゴシック" w:hAnsi="BIZ UDPゴシック"/>
+                <w:b w:val="false"/>
+                <w:bCs w:val="false"/>
+                <w:color w:val="000000"/>
                 <w:sz w:val="18"/>
                 <w:szCs w:val="18"/>
               </w:rPr>
@@ -3886,27 +4040,28 @@
         </w:trPr>
         <w:tc>
           <w:tcPr>
-            <w:tcW w:type="dxa" w:w="2268"/>
-            <w:tcBorders>
-              <w:top w:val="single" w:color="CCCCCC" w:sz="4"/>
-              <w:left w:val="single" w:color="CCCCCC" w:sz="4"/>
-              <w:bottom w:val="single" w:color="CCCCCC" w:sz="4"/>
-              <w:right w:val="single" w:color="CCCCCC" w:sz="4"/>
-            </w:tcBorders>
-            <w:shd w:fill="FFFFFF" w:val="clear"/>
-            <w:tcMar>
-              <w:top w:type="dxa" w:w="60"/>
-              <w:left w:type="dxa" w:w="100"/>
-              <w:bottom w:type="dxa" w:w="60"/>
-              <w:right w:type="dxa" w:w="100"/>
-            </w:tcMar>
-          </w:tcPr>
-          <w:p>
-            <w:r>
-              <w:rPr>
-                <w:rFonts w:ascii="BIZ UDPゴシック" w:cs="BIZ UDPゴシック" w:eastAsia="BIZ UDPゴシック" w:hAnsi="BIZ UDPゴシック"/>
-                <w:b w:val="false"/>
-                <w:bCs w:val="false"/>
+            <w:tcW w:type="dxa" w:w="2400"/>
+            <w:tcBorders>
+              <w:top w:val="single" w:color="CCCCCC" w:sz="4"/>
+              <w:left w:val="single" w:color="CCCCCC" w:sz="4"/>
+              <w:bottom w:val="single" w:color="CCCCCC" w:sz="4"/>
+              <w:right w:val="single" w:color="CCCCCC" w:sz="4"/>
+            </w:tcBorders>
+            <w:shd w:fill="FFFFFF" w:val="clear"/>
+            <w:tcMar>
+              <w:top w:type="dxa" w:w="60"/>
+              <w:left w:type="dxa" w:w="100"/>
+              <w:bottom w:type="dxa" w:w="60"/>
+              <w:right w:type="dxa" w:w="100"/>
+            </w:tcMar>
+          </w:tcPr>
+          <w:p>
+            <w:r>
+              <w:rPr>
+                <w:rFonts w:ascii="BIZ UDPゴシック" w:cs="BIZ UDPゴシック" w:eastAsia="BIZ UDPゴシック" w:hAnsi="BIZ UDPゴシック"/>
+                <w:b w:val="false"/>
+                <w:bCs w:val="false"/>
+                <w:color w:val="000000"/>
                 <w:sz w:val="18"/>
                 <w:szCs w:val="18"/>
               </w:rPr>
@@ -3916,27 +4071,28 @@
         </w:tc>
         <w:tc>
           <w:tcPr>
-            <w:tcW w:type="dxa" w:w="1134"/>
-            <w:tcBorders>
-              <w:top w:val="single" w:color="CCCCCC" w:sz="4"/>
-              <w:left w:val="single" w:color="CCCCCC" w:sz="4"/>
-              <w:bottom w:val="single" w:color="CCCCCC" w:sz="4"/>
-              <w:right w:val="single" w:color="CCCCCC" w:sz="4"/>
-            </w:tcBorders>
-            <w:shd w:fill="FFFFFF" w:val="clear"/>
-            <w:tcMar>
-              <w:top w:type="dxa" w:w="60"/>
-              <w:left w:type="dxa" w:w="100"/>
-              <w:bottom w:type="dxa" w:w="60"/>
-              <w:right w:type="dxa" w:w="100"/>
-            </w:tcMar>
-          </w:tcPr>
-          <w:p>
-            <w:r>
-              <w:rPr>
-                <w:rFonts w:ascii="BIZ UDPゴシック" w:cs="BIZ UDPゴシック" w:eastAsia="BIZ UDPゴシック" w:hAnsi="BIZ UDPゴシック"/>
-                <w:b w:val="false"/>
-                <w:bCs w:val="false"/>
+            <w:tcW w:type="dxa" w:w="1200"/>
+            <w:tcBorders>
+              <w:top w:val="single" w:color="CCCCCC" w:sz="4"/>
+              <w:left w:val="single" w:color="CCCCCC" w:sz="4"/>
+              <w:bottom w:val="single" w:color="CCCCCC" w:sz="4"/>
+              <w:right w:val="single" w:color="CCCCCC" w:sz="4"/>
+            </w:tcBorders>
+            <w:shd w:fill="FFFFFF" w:val="clear"/>
+            <w:tcMar>
+              <w:top w:type="dxa" w:w="60"/>
+              <w:left w:type="dxa" w:w="100"/>
+              <w:bottom w:type="dxa" w:w="60"/>
+              <w:right w:type="dxa" w:w="100"/>
+            </w:tcMar>
+          </w:tcPr>
+          <w:p>
+            <w:r>
+              <w:rPr>
+                <w:rFonts w:ascii="BIZ UDPゴシック" w:cs="BIZ UDPゴシック" w:eastAsia="BIZ UDPゴシック" w:hAnsi="BIZ UDPゴシック"/>
+                <w:b w:val="false"/>
+                <w:bCs w:val="false"/>
+                <w:color w:val="000000"/>
                 <w:sz w:val="18"/>
                 <w:szCs w:val="18"/>
               </w:rPr>
@@ -3946,27 +4102,28 @@
         </w:tc>
         <w:tc>
           <w:tcPr>
-            <w:tcW w:type="dxa" w:w="1701"/>
-            <w:tcBorders>
-              <w:top w:val="single" w:color="CCCCCC" w:sz="4"/>
-              <w:left w:val="single" w:color="CCCCCC" w:sz="4"/>
-              <w:bottom w:val="single" w:color="CCCCCC" w:sz="4"/>
-              <w:right w:val="single" w:color="CCCCCC" w:sz="4"/>
-            </w:tcBorders>
-            <w:shd w:fill="FFFFFF" w:val="clear"/>
-            <w:tcMar>
-              <w:top w:type="dxa" w:w="60"/>
-              <w:left w:type="dxa" w:w="100"/>
-              <w:bottom w:type="dxa" w:w="60"/>
-              <w:right w:type="dxa" w:w="100"/>
-            </w:tcMar>
-          </w:tcPr>
-          <w:p>
-            <w:r>
-              <w:rPr>
-                <w:rFonts w:ascii="BIZ UDPゴシック" w:cs="BIZ UDPゴシック" w:eastAsia="BIZ UDPゴシック" w:hAnsi="BIZ UDPゴシック"/>
-                <w:b w:val="false"/>
-                <w:bCs w:val="false"/>
+            <w:tcW w:type="dxa" w:w="1800"/>
+            <w:tcBorders>
+              <w:top w:val="single" w:color="CCCCCC" w:sz="4"/>
+              <w:left w:val="single" w:color="CCCCCC" w:sz="4"/>
+              <w:bottom w:val="single" w:color="CCCCCC" w:sz="4"/>
+              <w:right w:val="single" w:color="CCCCCC" w:sz="4"/>
+            </w:tcBorders>
+            <w:shd w:fill="FFFFFF" w:val="clear"/>
+            <w:tcMar>
+              <w:top w:type="dxa" w:w="60"/>
+              <w:left w:type="dxa" w:w="100"/>
+              <w:bottom w:type="dxa" w:w="60"/>
+              <w:right w:type="dxa" w:w="100"/>
+            </w:tcMar>
+          </w:tcPr>
+          <w:p>
+            <w:r>
+              <w:rPr>
+                <w:rFonts w:ascii="BIZ UDPゴシック" w:cs="BIZ UDPゴシック" w:eastAsia="BIZ UDPゴシック" w:hAnsi="BIZ UDPゴシック"/>
+                <w:b w:val="false"/>
+                <w:bCs w:val="false"/>
+                <w:color w:val="000000"/>
                 <w:sz w:val="18"/>
                 <w:szCs w:val="18"/>
               </w:rPr>
@@ -3976,27 +4133,28 @@
         </w:tc>
         <w:tc>
           <w:tcPr>
-            <w:tcW w:type="dxa" w:w="1134"/>
-            <w:tcBorders>
-              <w:top w:val="single" w:color="CCCCCC" w:sz="4"/>
-              <w:left w:val="single" w:color="CCCCCC" w:sz="4"/>
-              <w:bottom w:val="single" w:color="CCCCCC" w:sz="4"/>
-              <w:right w:val="single" w:color="CCCCCC" w:sz="4"/>
-            </w:tcBorders>
-            <w:shd w:fill="FFFFFF" w:val="clear"/>
-            <w:tcMar>
-              <w:top w:type="dxa" w:w="60"/>
-              <w:left w:type="dxa" w:w="100"/>
-              <w:bottom w:type="dxa" w:w="60"/>
-              <w:right w:type="dxa" w:w="100"/>
-            </w:tcMar>
-          </w:tcPr>
-          <w:p>
-            <w:r>
-              <w:rPr>
-                <w:rFonts w:ascii="BIZ UDPゴシック" w:cs="BIZ UDPゴシック" w:eastAsia="BIZ UDPゴシック" w:hAnsi="BIZ UDPゴシック"/>
-                <w:b w:val="false"/>
-                <w:bCs w:val="false"/>
+            <w:tcW w:type="dxa" w:w="1200"/>
+            <w:tcBorders>
+              <w:top w:val="single" w:color="CCCCCC" w:sz="4"/>
+              <w:left w:val="single" w:color="CCCCCC" w:sz="4"/>
+              <w:bottom w:val="single" w:color="CCCCCC" w:sz="4"/>
+              <w:right w:val="single" w:color="CCCCCC" w:sz="4"/>
+            </w:tcBorders>
+            <w:shd w:fill="FFFFFF" w:val="clear"/>
+            <w:tcMar>
+              <w:top w:type="dxa" w:w="60"/>
+              <w:left w:type="dxa" w:w="100"/>
+              <w:bottom w:type="dxa" w:w="60"/>
+              <w:right w:type="dxa" w:w="100"/>
+            </w:tcMar>
+          </w:tcPr>
+          <w:p>
+            <w:r>
+              <w:rPr>
+                <w:rFonts w:ascii="BIZ UDPゴシック" w:cs="BIZ UDPゴシック" w:eastAsia="BIZ UDPゴシック" w:hAnsi="BIZ UDPゴシック"/>
+                <w:b w:val="false"/>
+                <w:bCs w:val="false"/>
+                <w:color w:val="000000"/>
                 <w:sz w:val="18"/>
                 <w:szCs w:val="18"/>
               </w:rPr>
@@ -4006,27 +4164,28 @@
         </w:tc>
         <w:tc>
           <w:tcPr>
-            <w:tcW w:type="dxa" w:w="2267"/>
-            <w:tcBorders>
-              <w:top w:val="single" w:color="CCCCCC" w:sz="4"/>
-              <w:left w:val="single" w:color="CCCCCC" w:sz="4"/>
-              <w:bottom w:val="single" w:color="CCCCCC" w:sz="4"/>
-              <w:right w:val="single" w:color="CCCCCC" w:sz="4"/>
-            </w:tcBorders>
-            <w:shd w:fill="FFFFFF" w:val="clear"/>
-            <w:tcMar>
-              <w:top w:type="dxa" w:w="60"/>
-              <w:left w:type="dxa" w:w="100"/>
-              <w:bottom w:type="dxa" w:w="60"/>
-              <w:right w:type="dxa" w:w="100"/>
-            </w:tcMar>
-          </w:tcPr>
-          <w:p>
-            <w:r>
-              <w:rPr>
-                <w:rFonts w:ascii="BIZ UDPゴシック" w:cs="BIZ UDPゴシック" w:eastAsia="BIZ UDPゴシック" w:hAnsi="BIZ UDPゴシック"/>
-                <w:b w:val="false"/>
-                <w:bCs w:val="false"/>
+            <w:tcW w:type="dxa" w:w="1904"/>
+            <w:tcBorders>
+              <w:top w:val="single" w:color="CCCCCC" w:sz="4"/>
+              <w:left w:val="single" w:color="CCCCCC" w:sz="4"/>
+              <w:bottom w:val="single" w:color="CCCCCC" w:sz="4"/>
+              <w:right w:val="single" w:color="CCCCCC" w:sz="4"/>
+            </w:tcBorders>
+            <w:shd w:fill="FFFFFF" w:val="clear"/>
+            <w:tcMar>
+              <w:top w:type="dxa" w:w="60"/>
+              <w:left w:type="dxa" w:w="100"/>
+              <w:bottom w:type="dxa" w:w="60"/>
+              <w:right w:type="dxa" w:w="100"/>
+            </w:tcMar>
+          </w:tcPr>
+          <w:p>
+            <w:r>
+              <w:rPr>
+                <w:rFonts w:ascii="BIZ UDPゴシック" w:cs="BIZ UDPゴシック" w:eastAsia="BIZ UDPゴシック" w:hAnsi="BIZ UDPゴシック"/>
+                <w:b w:val="false"/>
+                <w:bCs w:val="false"/>
+                <w:color w:val="000000"/>
                 <w:sz w:val="18"/>
                 <w:szCs w:val="18"/>
               </w:rPr>
@@ -4109,6 +4268,7 @@
                 <w:rFonts w:ascii="BIZ UDPゴシック" w:cs="BIZ UDPゴシック" w:eastAsia="BIZ UDPゴシック" w:hAnsi="BIZ UDPゴシック"/>
                 <w:b/>
                 <w:bCs/>
+                <w:color w:val="000000"/>
                 <w:sz w:val="18"/>
                 <w:szCs w:val="18"/>
               </w:rPr>
@@ -4139,6 +4299,7 @@
                 <w:rFonts w:ascii="BIZ UDPゴシック" w:cs="BIZ UDPゴシック" w:eastAsia="BIZ UDPゴシック" w:hAnsi="BIZ UDPゴシック"/>
                 <w:b/>
                 <w:bCs/>
+                <w:color w:val="000000"/>
                 <w:sz w:val="18"/>
                 <w:szCs w:val="18"/>
               </w:rPr>
@@ -4169,6 +4330,9 @@
             </w:tcMar>
           </w:tcPr>
           <w:p>
+            <w:pPr>
+              <w:spacing w:before="0" w:after="0"/>
+            </w:pPr>
             <w:r>
               <w:rPr>
                 <w:rFonts w:ascii="Consolas" w:cs="Consolas" w:eastAsia="Consolas" w:hAnsi="Consolas"/>
@@ -4197,6 +4361,9 @@
             </w:tcMar>
           </w:tcPr>
           <w:p>
+            <w:pPr>
+              <w:spacing w:before="0" w:after="0"/>
+            </w:pPr>
             <w:r>
               <w:rPr>
                 <w:rFonts w:ascii="Consolas" w:cs="Consolas" w:eastAsia="Consolas" w:hAnsi="Consolas"/>
@@ -4207,6 +4374,9 @@
             </w:r>
           </w:p>
           <w:p>
+            <w:pPr>
+              <w:spacing w:before="0" w:after="0"/>
+            </w:pPr>
             <w:r>
               <w:rPr>
                 <w:rFonts w:ascii="Consolas" w:cs="Consolas" w:eastAsia="Consolas" w:hAnsi="Consolas"/>
@@ -4217,6 +4387,9 @@
             </w:r>
           </w:p>
           <w:p>
+            <w:pPr>
+              <w:spacing w:before="0" w:after="0"/>
+            </w:pPr>
             <w:r>
               <w:rPr>
                 <w:rFonts w:ascii="Consolas" w:cs="Consolas" w:eastAsia="Consolas" w:hAnsi="Consolas"/>
@@ -4227,46 +4400,61 @@
             </w:r>
           </w:p>
           <w:p>
+            <w:pPr>
+              <w:spacing w:before="0" w:after="0"/>
+            </w:pPr>
             <w:r>
               <w:rPr>
                 <w:rFonts w:ascii="Consolas" w:cs="Consolas" w:eastAsia="Consolas" w:hAnsi="Consolas"/>
                 <w:sz w:val="18"/>
                 <w:szCs w:val="18"/>
               </w:rPr>
-              <w:t xml:space="preserve">    action = os.environ['ACTION']</w:t>
-            </w:r>
-          </w:p>
-          <w:p>
+              <w:t xml:space="preserve">    action = os.environ["ACTION"]</w:t>
+            </w:r>
+          </w:p>
+          <w:p>
+            <w:pPr>
+              <w:spacing w:before="0" w:after="0"/>
+            </w:pPr>
             <w:r>
               <w:rPr>
                 <w:rFonts w:ascii="Consolas" w:cs="Consolas" w:eastAsia="Consolas" w:hAnsi="Consolas"/>
                 <w:sz w:val="18"/>
                 <w:szCs w:val="18"/>
               </w:rPr>
-              <w:t xml:space="preserve">    server_ids = os.environ['SERVER_IDS'].split(',')</w:t>
-            </w:r>
-          </w:p>
-          <w:p>
+              <w:t xml:space="preserve">    server_ids = os.environ["SERVER_IDS"].split(",")</w:t>
+            </w:r>
+          </w:p>
+          <w:p>
+            <w:pPr>
+              <w:spacing w:before="0" w:after="0"/>
+            </w:pPr>
             <w:r>
               <w:rPr>
                 <w:rFonts w:ascii="Consolas" w:cs="Consolas" w:eastAsia="Consolas" w:hAnsi="Consolas"/>
                 <w:sz w:val="18"/>
                 <w:szCs w:val="18"/>
               </w:rPr>
-              <w:t xml:space="preserve">    client = boto3.client('transfer',</w:t>
-            </w:r>
-          </w:p>
-          <w:p>
+              <w:t xml:space="preserve">    client = boto3.client("transfer",</w:t>
+            </w:r>
+          </w:p>
+          <w:p>
+            <w:pPr>
+              <w:spacing w:before="0" w:after="0"/>
+            </w:pPr>
             <w:r>
               <w:rPr>
                 <w:rFonts w:ascii="Consolas" w:cs="Consolas" w:eastAsia="Consolas" w:hAnsi="Consolas"/>
                 <w:sz w:val="18"/>
                 <w:szCs w:val="18"/>
               </w:rPr>
-              <w:t xml:space="preserve">        region_name='ap-northeast-1')</w:t>
-            </w:r>
-          </w:p>
-          <w:p>
+              <w:t xml:space="preserve">        region_name="ap-northeast-1")</w:t>
+            </w:r>
+          </w:p>
+          <w:p>
+            <w:pPr>
+              <w:spacing w:before="0" w:after="0"/>
+            </w:pPr>
             <w:r>
               <w:rPr>
                 <w:rFonts w:ascii="Consolas" w:cs="Consolas" w:eastAsia="Consolas" w:hAnsi="Consolas"/>
@@ -4277,16 +4465,22 @@
             </w:r>
           </w:p>
           <w:p>
+            <w:pPr>
+              <w:spacing w:before="0" w:after="0"/>
+            </w:pPr>
             <w:r>
               <w:rPr>
                 <w:rFonts w:ascii="Consolas" w:cs="Consolas" w:eastAsia="Consolas" w:hAnsi="Consolas"/>
                 <w:sz w:val="18"/>
                 <w:szCs w:val="18"/>
               </w:rPr>
-              <w:t xml:space="preserve">        if action == 'start':</w:t>
-            </w:r>
-          </w:p>
-          <w:p>
+              <w:t xml:space="preserve">        if action == "start":</w:t>
+            </w:r>
+          </w:p>
+          <w:p>
+            <w:pPr>
+              <w:spacing w:before="0" w:after="0"/>
+            </w:pPr>
             <w:r>
               <w:rPr>
                 <w:rFonts w:ascii="Consolas" w:cs="Consolas" w:eastAsia="Consolas" w:hAnsi="Consolas"/>
@@ -4297,6 +4491,9 @@
             </w:r>
           </w:p>
           <w:p>
+            <w:pPr>
+              <w:spacing w:before="0" w:after="0"/>
+            </w:pPr>
             <w:r>
               <w:rPr>
                 <w:rFonts w:ascii="Consolas" w:cs="Consolas" w:eastAsia="Consolas" w:hAnsi="Consolas"/>
@@ -4307,6 +4504,9 @@
             </w:r>
           </w:p>
           <w:p>
+            <w:pPr>
+              <w:spacing w:before="0" w:after="0"/>
+            </w:pPr>
             <w:r>
               <w:rPr>
                 <w:rFonts w:ascii="Consolas" w:cs="Consolas" w:eastAsia="Consolas" w:hAnsi="Consolas"/>
@@ -4317,13 +4517,16 @@
             </w:r>
           </w:p>
           <w:p>
+            <w:pPr>
+              <w:spacing w:before="0" w:after="0"/>
+            </w:pPr>
             <w:r>
               <w:rPr>
                 <w:rFonts w:ascii="Consolas" w:cs="Consolas" w:eastAsia="Consolas" w:hAnsi="Consolas"/>
                 <w:sz w:val="18"/>
                 <w:szCs w:val="18"/>
               </w:rPr>
-              <w:t xml:space="preserve">    return {'status':'ok','action':action}</w:t>
+              <w:t xml:space="preserve">    return {"status":"ok","action":action}</w:t>
             </w:r>
           </w:p>
         </w:tc>
@@ -4357,9 +4560,9 @@
         </w:tblBorders>
       </w:tblPr>
       <w:tblGrid>
-        <w:gridCol w:w="2268"/>
-        <w:gridCol w:w="2268"/>
-        <w:gridCol w:w="3968"/>
+        <w:gridCol w:w="1800"/>
+        <w:gridCol w:w="2000"/>
+        <w:gridCol w:w="4704"/>
       </w:tblGrid>
       <w:tr>
         <w:trPr>
@@ -4367,7 +4570,7 @@
         </w:trPr>
         <w:tc>
           <w:tcPr>
-            <w:tcW w:type="dxa" w:w="2268"/>
+            <w:tcW w:type="dxa" w:w="1800"/>
             <w:tcBorders>
               <w:top w:val="single" w:color="CCCCCC" w:sz="4"/>
               <w:left w:val="single" w:color="CCCCCC" w:sz="4"/>
@@ -4388,6 +4591,7 @@
                 <w:rFonts w:ascii="BIZ UDPゴシック" w:cs="BIZ UDPゴシック" w:eastAsia="BIZ UDPゴシック" w:hAnsi="BIZ UDPゴシック"/>
                 <w:b/>
                 <w:bCs/>
+                <w:color w:val="000000"/>
                 <w:sz w:val="18"/>
                 <w:szCs w:val="18"/>
               </w:rPr>
@@ -4397,7 +4601,7 @@
         </w:tc>
         <w:tc>
           <w:tcPr>
-            <w:tcW w:type="dxa" w:w="2268"/>
+            <w:tcW w:type="dxa" w:w="2000"/>
             <w:tcBorders>
               <w:top w:val="single" w:color="CCCCCC" w:sz="4"/>
               <w:left w:val="single" w:color="CCCCCC" w:sz="4"/>
@@ -4418,6 +4622,7 @@
                 <w:rFonts w:ascii="BIZ UDPゴシック" w:cs="BIZ UDPゴシック" w:eastAsia="BIZ UDPゴシック" w:hAnsi="BIZ UDPゴシック"/>
                 <w:b/>
                 <w:bCs/>
+                <w:color w:val="000000"/>
                 <w:sz w:val="18"/>
                 <w:szCs w:val="18"/>
               </w:rPr>
@@ -4427,7 +4632,7 @@
         </w:tc>
         <w:tc>
           <w:tcPr>
-            <w:tcW w:type="dxa" w:w="3968"/>
+            <w:tcW w:type="dxa" w:w="4704"/>
             <w:tcBorders>
               <w:top w:val="single" w:color="CCCCCC" w:sz="4"/>
               <w:left w:val="single" w:color="CCCCCC" w:sz="4"/>
@@ -4448,6 +4653,7 @@
                 <w:rFonts w:ascii="BIZ UDPゴシック" w:cs="BIZ UDPゴシック" w:eastAsia="BIZ UDPゴシック" w:hAnsi="BIZ UDPゴシック"/>
                 <w:b/>
                 <w:bCs/>
+                <w:color w:val="000000"/>
                 <w:sz w:val="18"/>
                 <w:szCs w:val="18"/>
               </w:rPr>
@@ -4462,27 +4668,28 @@
         </w:trPr>
         <w:tc>
           <w:tcPr>
-            <w:tcW w:type="dxa" w:w="2268"/>
-            <w:tcBorders>
-              <w:top w:val="single" w:color="CCCCCC" w:sz="4"/>
-              <w:left w:val="single" w:color="CCCCCC" w:sz="4"/>
-              <w:bottom w:val="single" w:color="CCCCCC" w:sz="4"/>
-              <w:right w:val="single" w:color="CCCCCC" w:sz="4"/>
-            </w:tcBorders>
-            <w:shd w:fill="FFFFFF" w:val="clear"/>
-            <w:tcMar>
-              <w:top w:type="dxa" w:w="60"/>
-              <w:left w:type="dxa" w:w="100"/>
-              <w:bottom w:type="dxa" w:w="60"/>
-              <w:right w:type="dxa" w:w="100"/>
-            </w:tcMar>
-          </w:tcPr>
-          <w:p>
-            <w:r>
-              <w:rPr>
-                <w:rFonts w:ascii="BIZ UDPゴシック" w:cs="BIZ UDPゴシック" w:eastAsia="BIZ UDPゴシック" w:hAnsi="BIZ UDPゴシック"/>
-                <w:b w:val="false"/>
-                <w:bCs w:val="false"/>
+            <w:tcW w:type="dxa" w:w="1800"/>
+            <w:tcBorders>
+              <w:top w:val="single" w:color="CCCCCC" w:sz="4"/>
+              <w:left w:val="single" w:color="CCCCCC" w:sz="4"/>
+              <w:bottom w:val="single" w:color="CCCCCC" w:sz="4"/>
+              <w:right w:val="single" w:color="CCCCCC" w:sz="4"/>
+            </w:tcBorders>
+            <w:shd w:fill="FFFFFF" w:val="clear"/>
+            <w:tcMar>
+              <w:top w:type="dxa" w:w="60"/>
+              <w:left w:type="dxa" w:w="100"/>
+              <w:bottom w:type="dxa" w:w="60"/>
+              <w:right w:type="dxa" w:w="100"/>
+            </w:tcMar>
+          </w:tcPr>
+          <w:p>
+            <w:r>
+              <w:rPr>
+                <w:rFonts w:ascii="BIZ UDPゴシック" w:cs="BIZ UDPゴシック" w:eastAsia="BIZ UDPゴシック" w:hAnsi="BIZ UDPゴシック"/>
+                <w:b w:val="false"/>
+                <w:bCs w:val="false"/>
+                <w:color w:val="000000"/>
                 <w:sz w:val="18"/>
                 <w:szCs w:val="18"/>
               </w:rPr>
@@ -4492,27 +4699,28 @@
         </w:tc>
         <w:tc>
           <w:tcPr>
-            <w:tcW w:type="dxa" w:w="2268"/>
-            <w:tcBorders>
-              <w:top w:val="single" w:color="CCCCCC" w:sz="4"/>
-              <w:left w:val="single" w:color="CCCCCC" w:sz="4"/>
-              <w:bottom w:val="single" w:color="CCCCCC" w:sz="4"/>
-              <w:right w:val="single" w:color="CCCCCC" w:sz="4"/>
-            </w:tcBorders>
-            <w:shd w:fill="FFFFFF" w:val="clear"/>
-            <w:tcMar>
-              <w:top w:type="dxa" w:w="60"/>
-              <w:left w:type="dxa" w:w="100"/>
-              <w:bottom w:type="dxa" w:w="60"/>
-              <w:right w:type="dxa" w:w="100"/>
-            </w:tcMar>
-          </w:tcPr>
-          <w:p>
-            <w:r>
-              <w:rPr>
-                <w:rFonts w:ascii="BIZ UDPゴシック" w:cs="BIZ UDPゴシック" w:eastAsia="BIZ UDPゴシック" w:hAnsi="BIZ UDPゴシック"/>
-                <w:b w:val="false"/>
-                <w:bCs w:val="false"/>
+            <w:tcW w:type="dxa" w:w="2000"/>
+            <w:tcBorders>
+              <w:top w:val="single" w:color="CCCCCC" w:sz="4"/>
+              <w:left w:val="single" w:color="CCCCCC" w:sz="4"/>
+              <w:bottom w:val="single" w:color="CCCCCC" w:sz="4"/>
+              <w:right w:val="single" w:color="CCCCCC" w:sz="4"/>
+            </w:tcBorders>
+            <w:shd w:fill="FFFFFF" w:val="clear"/>
+            <w:tcMar>
+              <w:top w:type="dxa" w:w="60"/>
+              <w:left w:type="dxa" w:w="100"/>
+              <w:bottom w:type="dxa" w:w="60"/>
+              <w:right w:type="dxa" w:w="100"/>
+            </w:tcMar>
+          </w:tcPr>
+          <w:p>
+            <w:r>
+              <w:rPr>
+                <w:rFonts w:ascii="BIZ UDPゴシック" w:cs="BIZ UDPゴシック" w:eastAsia="BIZ UDPゴシック" w:hAnsi="BIZ UDPゴシック"/>
+                <w:b w:val="false"/>
+                <w:bCs w:val="false"/>
+                <w:color w:val="000000"/>
                 <w:sz w:val="18"/>
                 <w:szCs w:val="18"/>
               </w:rPr>
@@ -4522,27 +4730,28 @@
         </w:tc>
         <w:tc>
           <w:tcPr>
-            <w:tcW w:type="dxa" w:w="3968"/>
-            <w:tcBorders>
-              <w:top w:val="single" w:color="CCCCCC" w:sz="4"/>
-              <w:left w:val="single" w:color="CCCCCC" w:sz="4"/>
-              <w:bottom w:val="single" w:color="CCCCCC" w:sz="4"/>
-              <w:right w:val="single" w:color="CCCCCC" w:sz="4"/>
-            </w:tcBorders>
-            <w:shd w:fill="FFFFFF" w:val="clear"/>
-            <w:tcMar>
-              <w:top w:type="dxa" w:w="60"/>
-              <w:left w:type="dxa" w:w="100"/>
-              <w:bottom w:type="dxa" w:w="60"/>
-              <w:right w:type="dxa" w:w="100"/>
-            </w:tcMar>
-          </w:tcPr>
-          <w:p>
-            <w:r>
-              <w:rPr>
-                <w:rFonts w:ascii="BIZ UDPゴシック" w:cs="BIZ UDPゴシック" w:eastAsia="BIZ UDPゴシック" w:hAnsi="BIZ UDPゴシック"/>
-                <w:b w:val="false"/>
-                <w:bCs w:val="false"/>
+            <w:tcW w:type="dxa" w:w="4704"/>
+            <w:tcBorders>
+              <w:top w:val="single" w:color="CCCCCC" w:sz="4"/>
+              <w:left w:val="single" w:color="CCCCCC" w:sz="4"/>
+              <w:bottom w:val="single" w:color="CCCCCC" w:sz="4"/>
+              <w:right w:val="single" w:color="CCCCCC" w:sz="4"/>
+            </w:tcBorders>
+            <w:shd w:fill="FFFFFF" w:val="clear"/>
+            <w:tcMar>
+              <w:top w:type="dxa" w:w="60"/>
+              <w:left w:type="dxa" w:w="100"/>
+              <w:bottom w:type="dxa" w:w="60"/>
+              <w:right w:type="dxa" w:w="100"/>
+            </w:tcMar>
+          </w:tcPr>
+          <w:p>
+            <w:r>
+              <w:rPr>
+                <w:rFonts w:ascii="BIZ UDPゴシック" w:cs="BIZ UDPゴシック" w:eastAsia="BIZ UDPゴシック" w:hAnsi="BIZ UDPゴシック"/>
+                <w:b w:val="false"/>
+                <w:bCs w:val="false"/>
+                <w:color w:val="000000"/>
                 <w:sz w:val="18"/>
                 <w:szCs w:val="18"/>
               </w:rPr>
@@ -4557,27 +4766,28 @@
         </w:trPr>
         <w:tc>
           <w:tcPr>
-            <w:tcW w:type="dxa" w:w="2268"/>
-            <w:tcBorders>
-              <w:top w:val="single" w:color="CCCCCC" w:sz="4"/>
-              <w:left w:val="single" w:color="CCCCCC" w:sz="4"/>
-              <w:bottom w:val="single" w:color="CCCCCC" w:sz="4"/>
-              <w:right w:val="single" w:color="CCCCCC" w:sz="4"/>
-            </w:tcBorders>
-            <w:shd w:fill="FFFFFF" w:val="clear"/>
-            <w:tcMar>
-              <w:top w:type="dxa" w:w="60"/>
-              <w:left w:type="dxa" w:w="100"/>
-              <w:bottom w:type="dxa" w:w="60"/>
-              <w:right w:type="dxa" w:w="100"/>
-            </w:tcMar>
-          </w:tcPr>
-          <w:p>
-            <w:r>
-              <w:rPr>
-                <w:rFonts w:ascii="BIZ UDPゴシック" w:cs="BIZ UDPゴシック" w:eastAsia="BIZ UDPゴシック" w:hAnsi="BIZ UDPゴシック"/>
-                <w:b w:val="false"/>
-                <w:bCs w:val="false"/>
+            <w:tcW w:type="dxa" w:w="1800"/>
+            <w:tcBorders>
+              <w:top w:val="single" w:color="CCCCCC" w:sz="4"/>
+              <w:left w:val="single" w:color="CCCCCC" w:sz="4"/>
+              <w:bottom w:val="single" w:color="CCCCCC" w:sz="4"/>
+              <w:right w:val="single" w:color="CCCCCC" w:sz="4"/>
+            </w:tcBorders>
+            <w:shd w:fill="FFFFFF" w:val="clear"/>
+            <w:tcMar>
+              <w:top w:type="dxa" w:w="60"/>
+              <w:left w:type="dxa" w:w="100"/>
+              <w:bottom w:type="dxa" w:w="60"/>
+              <w:right w:type="dxa" w:w="100"/>
+            </w:tcMar>
+          </w:tcPr>
+          <w:p>
+            <w:r>
+              <w:rPr>
+                <w:rFonts w:ascii="BIZ UDPゴシック" w:cs="BIZ UDPゴシック" w:eastAsia="BIZ UDPゴシック" w:hAnsi="BIZ UDPゴシック"/>
+                <w:b w:val="false"/>
+                <w:bCs w:val="false"/>
+                <w:color w:val="000000"/>
                 <w:sz w:val="18"/>
                 <w:szCs w:val="18"/>
               </w:rPr>
@@ -4587,27 +4797,28 @@
         </w:tc>
         <w:tc>
           <w:tcPr>
-            <w:tcW w:type="dxa" w:w="2268"/>
-            <w:tcBorders>
-              <w:top w:val="single" w:color="CCCCCC" w:sz="4"/>
-              <w:left w:val="single" w:color="CCCCCC" w:sz="4"/>
-              <w:bottom w:val="single" w:color="CCCCCC" w:sz="4"/>
-              <w:right w:val="single" w:color="CCCCCC" w:sz="4"/>
-            </w:tcBorders>
-            <w:shd w:fill="FFFFFF" w:val="clear"/>
-            <w:tcMar>
-              <w:top w:type="dxa" w:w="60"/>
-              <w:left w:type="dxa" w:w="100"/>
-              <w:bottom w:type="dxa" w:w="60"/>
-              <w:right w:type="dxa" w:w="100"/>
-            </w:tcMar>
-          </w:tcPr>
-          <w:p>
-            <w:r>
-              <w:rPr>
-                <w:rFonts w:ascii="BIZ UDPゴシック" w:cs="BIZ UDPゴシック" w:eastAsia="BIZ UDPゴシック" w:hAnsi="BIZ UDPゴシック"/>
-                <w:b w:val="false"/>
-                <w:bCs w:val="false"/>
+            <w:tcW w:type="dxa" w:w="2000"/>
+            <w:tcBorders>
+              <w:top w:val="single" w:color="CCCCCC" w:sz="4"/>
+              <w:left w:val="single" w:color="CCCCCC" w:sz="4"/>
+              <w:bottom w:val="single" w:color="CCCCCC" w:sz="4"/>
+              <w:right w:val="single" w:color="CCCCCC" w:sz="4"/>
+            </w:tcBorders>
+            <w:shd w:fill="FFFFFF" w:val="clear"/>
+            <w:tcMar>
+              <w:top w:type="dxa" w:w="60"/>
+              <w:left w:type="dxa" w:w="100"/>
+              <w:bottom w:type="dxa" w:w="60"/>
+              <w:right w:type="dxa" w:w="100"/>
+            </w:tcMar>
+          </w:tcPr>
+          <w:p>
+            <w:r>
+              <w:rPr>
+                <w:rFonts w:ascii="BIZ UDPゴシック" w:cs="BIZ UDPゴシック" w:eastAsia="BIZ UDPゴシック" w:hAnsi="BIZ UDPゴシック"/>
+                <w:b w:val="false"/>
+                <w:bCs w:val="false"/>
+                <w:color w:val="000000"/>
                 <w:sz w:val="18"/>
                 <w:szCs w:val="18"/>
               </w:rPr>
@@ -4617,27 +4828,28 @@
         </w:tc>
         <w:tc>
           <w:tcPr>
-            <w:tcW w:type="dxa" w:w="3968"/>
-            <w:tcBorders>
-              <w:top w:val="single" w:color="CCCCCC" w:sz="4"/>
-              <w:left w:val="single" w:color="CCCCCC" w:sz="4"/>
-              <w:bottom w:val="single" w:color="CCCCCC" w:sz="4"/>
-              <w:right w:val="single" w:color="CCCCCC" w:sz="4"/>
-            </w:tcBorders>
-            <w:shd w:fill="FFFFFF" w:val="clear"/>
-            <w:tcMar>
-              <w:top w:type="dxa" w:w="60"/>
-              <w:left w:type="dxa" w:w="100"/>
-              <w:bottom w:type="dxa" w:w="60"/>
-              <w:right w:type="dxa" w:w="100"/>
-            </w:tcMar>
-          </w:tcPr>
-          <w:p>
-            <w:r>
-              <w:rPr>
-                <w:rFonts w:ascii="BIZ UDPゴシック" w:cs="BIZ UDPゴシック" w:eastAsia="BIZ UDPゴシック" w:hAnsi="BIZ UDPゴシック"/>
-                <w:b w:val="false"/>
-                <w:bCs w:val="false"/>
+            <w:tcW w:type="dxa" w:w="4704"/>
+            <w:tcBorders>
+              <w:top w:val="single" w:color="CCCCCC" w:sz="4"/>
+              <w:left w:val="single" w:color="CCCCCC" w:sz="4"/>
+              <w:bottom w:val="single" w:color="CCCCCC" w:sz="4"/>
+              <w:right w:val="single" w:color="CCCCCC" w:sz="4"/>
+            </w:tcBorders>
+            <w:shd w:fill="FFFFFF" w:val="clear"/>
+            <w:tcMar>
+              <w:top w:type="dxa" w:w="60"/>
+              <w:left w:type="dxa" w:w="100"/>
+              <w:bottom w:type="dxa" w:w="60"/>
+              <w:right w:type="dxa" w:w="100"/>
+            </w:tcMar>
+          </w:tcPr>
+          <w:p>
+            <w:r>
+              <w:rPr>
+                <w:rFonts w:ascii="BIZ UDPゴシック" w:cs="BIZ UDPゴシック" w:eastAsia="BIZ UDPゴシック" w:hAnsi="BIZ UDPゴシック"/>
+                <w:b w:val="false"/>
+                <w:bCs w:val="false"/>
+                <w:color w:val="000000"/>
                 <w:sz w:val="18"/>
                 <w:szCs w:val="18"/>
               </w:rPr>
@@ -4652,27 +4864,28 @@
         </w:trPr>
         <w:tc>
           <w:tcPr>
-            <w:tcW w:type="dxa" w:w="2268"/>
-            <w:tcBorders>
-              <w:top w:val="single" w:color="CCCCCC" w:sz="4"/>
-              <w:left w:val="single" w:color="CCCCCC" w:sz="4"/>
-              <w:bottom w:val="single" w:color="CCCCCC" w:sz="4"/>
-              <w:right w:val="single" w:color="CCCCCC" w:sz="4"/>
-            </w:tcBorders>
-            <w:shd w:fill="FFFFFF" w:val="clear"/>
-            <w:tcMar>
-              <w:top w:type="dxa" w:w="60"/>
-              <w:left w:type="dxa" w:w="100"/>
-              <w:bottom w:type="dxa" w:w="60"/>
-              <w:right w:type="dxa" w:w="100"/>
-            </w:tcMar>
-          </w:tcPr>
-          <w:p>
-            <w:r>
-              <w:rPr>
-                <w:rFonts w:ascii="BIZ UDPゴシック" w:cs="BIZ UDPゴシック" w:eastAsia="BIZ UDPゴシック" w:hAnsi="BIZ UDPゴシック"/>
-                <w:b w:val="false"/>
-                <w:bCs w:val="false"/>
+            <w:tcW w:type="dxa" w:w="1800"/>
+            <w:tcBorders>
+              <w:top w:val="single" w:color="CCCCCC" w:sz="4"/>
+              <w:left w:val="single" w:color="CCCCCC" w:sz="4"/>
+              <w:bottom w:val="single" w:color="CCCCCC" w:sz="4"/>
+              <w:right w:val="single" w:color="CCCCCC" w:sz="4"/>
+            </w:tcBorders>
+            <w:shd w:fill="FFFFFF" w:val="clear"/>
+            <w:tcMar>
+              <w:top w:type="dxa" w:w="60"/>
+              <w:left w:type="dxa" w:w="100"/>
+              <w:bottom w:type="dxa" w:w="60"/>
+              <w:right w:type="dxa" w:w="100"/>
+            </w:tcMar>
+          </w:tcPr>
+          <w:p>
+            <w:r>
+              <w:rPr>
+                <w:rFonts w:ascii="BIZ UDPゴシック" w:cs="BIZ UDPゴシック" w:eastAsia="BIZ UDPゴシック" w:hAnsi="BIZ UDPゴシック"/>
+                <w:b w:val="false"/>
+                <w:bCs w:val="false"/>
+                <w:color w:val="000000"/>
                 <w:sz w:val="18"/>
                 <w:szCs w:val="18"/>
               </w:rPr>
@@ -4682,27 +4895,28 @@
         </w:tc>
         <w:tc>
           <w:tcPr>
-            <w:tcW w:type="dxa" w:w="2268"/>
-            <w:tcBorders>
-              <w:top w:val="single" w:color="CCCCCC" w:sz="4"/>
-              <w:left w:val="single" w:color="CCCCCC" w:sz="4"/>
-              <w:bottom w:val="single" w:color="CCCCCC" w:sz="4"/>
-              <w:right w:val="single" w:color="CCCCCC" w:sz="4"/>
-            </w:tcBorders>
-            <w:shd w:fill="FFFFFF" w:val="clear"/>
-            <w:tcMar>
-              <w:top w:type="dxa" w:w="60"/>
-              <w:left w:type="dxa" w:w="100"/>
-              <w:bottom w:type="dxa" w:w="60"/>
-              <w:right w:type="dxa" w:w="100"/>
-            </w:tcMar>
-          </w:tcPr>
-          <w:p>
-            <w:r>
-              <w:rPr>
-                <w:rFonts w:ascii="BIZ UDPゴシック" w:cs="BIZ UDPゴシック" w:eastAsia="BIZ UDPゴシック" w:hAnsi="BIZ UDPゴシック"/>
-                <w:b w:val="false"/>
-                <w:bCs w:val="false"/>
+            <w:tcW w:type="dxa" w:w="2000"/>
+            <w:tcBorders>
+              <w:top w:val="single" w:color="CCCCCC" w:sz="4"/>
+              <w:left w:val="single" w:color="CCCCCC" w:sz="4"/>
+              <w:bottom w:val="single" w:color="CCCCCC" w:sz="4"/>
+              <w:right w:val="single" w:color="CCCCCC" w:sz="4"/>
+            </w:tcBorders>
+            <w:shd w:fill="FFFFFF" w:val="clear"/>
+            <w:tcMar>
+              <w:top w:type="dxa" w:w="60"/>
+              <w:left w:type="dxa" w:w="100"/>
+              <w:bottom w:type="dxa" w:w="60"/>
+              <w:right w:type="dxa" w:w="100"/>
+            </w:tcMar>
+          </w:tcPr>
+          <w:p>
+            <w:r>
+              <w:rPr>
+                <w:rFonts w:ascii="BIZ UDPゴシック" w:cs="BIZ UDPゴシック" w:eastAsia="BIZ UDPゴシック" w:hAnsi="BIZ UDPゴシック"/>
+                <w:b w:val="false"/>
+                <w:bCs w:val="false"/>
+                <w:color w:val="000000"/>
                 <w:sz w:val="18"/>
                 <w:szCs w:val="18"/>
               </w:rPr>
@@ -4712,27 +4926,28 @@
         </w:tc>
         <w:tc>
           <w:tcPr>
-            <w:tcW w:type="dxa" w:w="3968"/>
-            <w:tcBorders>
-              <w:top w:val="single" w:color="CCCCCC" w:sz="4"/>
-              <w:left w:val="single" w:color="CCCCCC" w:sz="4"/>
-              <w:bottom w:val="single" w:color="CCCCCC" w:sz="4"/>
-              <w:right w:val="single" w:color="CCCCCC" w:sz="4"/>
-            </w:tcBorders>
-            <w:shd w:fill="FFFFFF" w:val="clear"/>
-            <w:tcMar>
-              <w:top w:type="dxa" w:w="60"/>
-              <w:left w:type="dxa" w:w="100"/>
-              <w:bottom w:type="dxa" w:w="60"/>
-              <w:right w:type="dxa" w:w="100"/>
-            </w:tcMar>
-          </w:tcPr>
-          <w:p>
-            <w:r>
-              <w:rPr>
-                <w:rFonts w:ascii="BIZ UDPゴシック" w:cs="BIZ UDPゴシック" w:eastAsia="BIZ UDPゴシック" w:hAnsi="BIZ UDPゴシック"/>
-                <w:b w:val="false"/>
-                <w:bCs w:val="false"/>
+            <w:tcW w:type="dxa" w:w="4704"/>
+            <w:tcBorders>
+              <w:top w:val="single" w:color="CCCCCC" w:sz="4"/>
+              <w:left w:val="single" w:color="CCCCCC" w:sz="4"/>
+              <w:bottom w:val="single" w:color="CCCCCC" w:sz="4"/>
+              <w:right w:val="single" w:color="CCCCCC" w:sz="4"/>
+            </w:tcBorders>
+            <w:shd w:fill="FFFFFF" w:val="clear"/>
+            <w:tcMar>
+              <w:top w:type="dxa" w:w="60"/>
+              <w:left w:type="dxa" w:w="100"/>
+              <w:bottom w:type="dxa" w:w="60"/>
+              <w:right w:type="dxa" w:w="100"/>
+            </w:tcMar>
+          </w:tcPr>
+          <w:p>
+            <w:r>
+              <w:rPr>
+                <w:rFonts w:ascii="BIZ UDPゴシック" w:cs="BIZ UDPゴシック" w:eastAsia="BIZ UDPゴシック" w:hAnsi="BIZ UDPゴシック"/>
+                <w:b w:val="false"/>
+                <w:bCs w:val="false"/>
+                <w:color w:val="000000"/>
                 <w:sz w:val="18"/>
                 <w:szCs w:val="18"/>
               </w:rPr>
@@ -4747,27 +4962,28 @@
         </w:trPr>
         <w:tc>
           <w:tcPr>
-            <w:tcW w:type="dxa" w:w="2268"/>
-            <w:tcBorders>
-              <w:top w:val="single" w:color="CCCCCC" w:sz="4"/>
-              <w:left w:val="single" w:color="CCCCCC" w:sz="4"/>
-              <w:bottom w:val="single" w:color="CCCCCC" w:sz="4"/>
-              <w:right w:val="single" w:color="CCCCCC" w:sz="4"/>
-            </w:tcBorders>
-            <w:shd w:fill="FFFFFF" w:val="clear"/>
-            <w:tcMar>
-              <w:top w:type="dxa" w:w="60"/>
-              <w:left w:type="dxa" w:w="100"/>
-              <w:bottom w:type="dxa" w:w="60"/>
-              <w:right w:type="dxa" w:w="100"/>
-            </w:tcMar>
-          </w:tcPr>
-          <w:p>
-            <w:r>
-              <w:rPr>
-                <w:rFonts w:ascii="BIZ UDPゴシック" w:cs="BIZ UDPゴシック" w:eastAsia="BIZ UDPゴシック" w:hAnsi="BIZ UDPゴシック"/>
-                <w:b w:val="false"/>
-                <w:bCs w:val="false"/>
+            <w:tcW w:type="dxa" w:w="1800"/>
+            <w:tcBorders>
+              <w:top w:val="single" w:color="CCCCCC" w:sz="4"/>
+              <w:left w:val="single" w:color="CCCCCC" w:sz="4"/>
+              <w:bottom w:val="single" w:color="CCCCCC" w:sz="4"/>
+              <w:right w:val="single" w:color="CCCCCC" w:sz="4"/>
+            </w:tcBorders>
+            <w:shd w:fill="FFFFFF" w:val="clear"/>
+            <w:tcMar>
+              <w:top w:type="dxa" w:w="60"/>
+              <w:left w:type="dxa" w:w="100"/>
+              <w:bottom w:type="dxa" w:w="60"/>
+              <w:right w:type="dxa" w:w="100"/>
+            </w:tcMar>
+          </w:tcPr>
+          <w:p>
+            <w:r>
+              <w:rPr>
+                <w:rFonts w:ascii="BIZ UDPゴシック" w:cs="BIZ UDPゴシック" w:eastAsia="BIZ UDPゴシック" w:hAnsi="BIZ UDPゴシック"/>
+                <w:b w:val="false"/>
+                <w:bCs w:val="false"/>
+                <w:color w:val="000000"/>
                 <w:sz w:val="18"/>
                 <w:szCs w:val="18"/>
               </w:rPr>
@@ -4777,27 +4993,28 @@
         </w:tc>
         <w:tc>
           <w:tcPr>
-            <w:tcW w:type="dxa" w:w="2268"/>
-            <w:tcBorders>
-              <w:top w:val="single" w:color="CCCCCC" w:sz="4"/>
-              <w:left w:val="single" w:color="CCCCCC" w:sz="4"/>
-              <w:bottom w:val="single" w:color="CCCCCC" w:sz="4"/>
-              <w:right w:val="single" w:color="CCCCCC" w:sz="4"/>
-            </w:tcBorders>
-            <w:shd w:fill="FFFFFF" w:val="clear"/>
-            <w:tcMar>
-              <w:top w:type="dxa" w:w="60"/>
-              <w:left w:type="dxa" w:w="100"/>
-              <w:bottom w:type="dxa" w:w="60"/>
-              <w:right w:type="dxa" w:w="100"/>
-            </w:tcMar>
-          </w:tcPr>
-          <w:p>
-            <w:r>
-              <w:rPr>
-                <w:rFonts w:ascii="BIZ UDPゴシック" w:cs="BIZ UDPゴシック" w:eastAsia="BIZ UDPゴシック" w:hAnsi="BIZ UDPゴシック"/>
-                <w:b w:val="false"/>
-                <w:bCs w:val="false"/>
+            <w:tcW w:type="dxa" w:w="2000"/>
+            <w:tcBorders>
+              <w:top w:val="single" w:color="CCCCCC" w:sz="4"/>
+              <w:left w:val="single" w:color="CCCCCC" w:sz="4"/>
+              <w:bottom w:val="single" w:color="CCCCCC" w:sz="4"/>
+              <w:right w:val="single" w:color="CCCCCC" w:sz="4"/>
+            </w:tcBorders>
+            <w:shd w:fill="FFFFFF" w:val="clear"/>
+            <w:tcMar>
+              <w:top w:type="dxa" w:w="60"/>
+              <w:left w:type="dxa" w:w="100"/>
+              <w:bottom w:type="dxa" w:w="60"/>
+              <w:right w:type="dxa" w:w="100"/>
+            </w:tcMar>
+          </w:tcPr>
+          <w:p>
+            <w:r>
+              <w:rPr>
+                <w:rFonts w:ascii="BIZ UDPゴシック" w:cs="BIZ UDPゴシック" w:eastAsia="BIZ UDPゴシック" w:hAnsi="BIZ UDPゴシック"/>
+                <w:b w:val="false"/>
+                <w:bCs w:val="false"/>
+                <w:color w:val="000000"/>
                 <w:sz w:val="18"/>
                 <w:szCs w:val="18"/>
               </w:rPr>
@@ -4807,27 +5024,28 @@
         </w:tc>
         <w:tc>
           <w:tcPr>
-            <w:tcW w:type="dxa" w:w="3968"/>
-            <w:tcBorders>
-              <w:top w:val="single" w:color="CCCCCC" w:sz="4"/>
-              <w:left w:val="single" w:color="CCCCCC" w:sz="4"/>
-              <w:bottom w:val="single" w:color="CCCCCC" w:sz="4"/>
-              <w:right w:val="single" w:color="CCCCCC" w:sz="4"/>
-            </w:tcBorders>
-            <w:shd w:fill="FFFFFF" w:val="clear"/>
-            <w:tcMar>
-              <w:top w:type="dxa" w:w="60"/>
-              <w:left w:type="dxa" w:w="100"/>
-              <w:bottom w:type="dxa" w:w="60"/>
-              <w:right w:type="dxa" w:w="100"/>
-            </w:tcMar>
-          </w:tcPr>
-          <w:p>
-            <w:r>
-              <w:rPr>
-                <w:rFonts w:ascii="BIZ UDPゴシック" w:cs="BIZ UDPゴシック" w:eastAsia="BIZ UDPゴシック" w:hAnsi="BIZ UDPゴシック"/>
-                <w:b w:val="false"/>
-                <w:bCs w:val="false"/>
+            <w:tcW w:type="dxa" w:w="4704"/>
+            <w:tcBorders>
+              <w:top w:val="single" w:color="CCCCCC" w:sz="4"/>
+              <w:left w:val="single" w:color="CCCCCC" w:sz="4"/>
+              <w:bottom w:val="single" w:color="CCCCCC" w:sz="4"/>
+              <w:right w:val="single" w:color="CCCCCC" w:sz="4"/>
+            </w:tcBorders>
+            <w:shd w:fill="FFFFFF" w:val="clear"/>
+            <w:tcMar>
+              <w:top w:type="dxa" w:w="60"/>
+              <w:left w:type="dxa" w:w="100"/>
+              <w:bottom w:type="dxa" w:w="60"/>
+              <w:right w:type="dxa" w:w="100"/>
+            </w:tcMar>
+          </w:tcPr>
+          <w:p>
+            <w:r>
+              <w:rPr>
+                <w:rFonts w:ascii="BIZ UDPゴシック" w:cs="BIZ UDPゴシック" w:eastAsia="BIZ UDPゴシック" w:hAnsi="BIZ UDPゴシック"/>
+                <w:b w:val="false"/>
+                <w:bCs w:val="false"/>
+                <w:color w:val="000000"/>
                 <w:sz w:val="18"/>
                 <w:szCs w:val="18"/>
               </w:rPr>
@@ -4865,11 +5083,11 @@
         </w:tblBorders>
       </w:tblPr>
       <w:tblGrid>
-        <w:gridCol w:w="1701"/>
-        <w:gridCol w:w="567"/>
-        <w:gridCol w:w="1701"/>
-        <w:gridCol w:w="2268"/>
-        <w:gridCol w:w="2267"/>
+        <w:gridCol w:w="1500"/>
+        <w:gridCol w:w="800"/>
+        <w:gridCol w:w="1800"/>
+        <w:gridCol w:w="1800"/>
+        <w:gridCol w:w="2604"/>
       </w:tblGrid>
       <w:tr>
         <w:trPr>
@@ -4877,7 +5095,7 @@
         </w:trPr>
         <w:tc>
           <w:tcPr>
-            <w:tcW w:type="dxa" w:w="1701"/>
+            <w:tcW w:type="dxa" w:w="1500"/>
             <w:tcBorders>
               <w:top w:val="single" w:color="CCCCCC" w:sz="4"/>
               <w:left w:val="single" w:color="CCCCCC" w:sz="4"/>
@@ -4898,6 +5116,7 @@
                 <w:rFonts w:ascii="BIZ UDPゴシック" w:cs="BIZ UDPゴシック" w:eastAsia="BIZ UDPゴシック" w:hAnsi="BIZ UDPゴシック"/>
                 <w:b/>
                 <w:bCs/>
+                <w:color w:val="000000"/>
                 <w:sz w:val="18"/>
                 <w:szCs w:val="18"/>
               </w:rPr>
@@ -4907,7 +5126,7 @@
         </w:tc>
         <w:tc>
           <w:tcPr>
-            <w:tcW w:type="dxa" w:w="567"/>
+            <w:tcW w:type="dxa" w:w="800"/>
             <w:tcBorders>
               <w:top w:val="single" w:color="CCCCCC" w:sz="4"/>
               <w:left w:val="single" w:color="CCCCCC" w:sz="4"/>
@@ -4928,6 +5147,7 @@
                 <w:rFonts w:ascii="BIZ UDPゴシック" w:cs="BIZ UDPゴシック" w:eastAsia="BIZ UDPゴシック" w:hAnsi="BIZ UDPゴシック"/>
                 <w:b/>
                 <w:bCs/>
+                <w:color w:val="000000"/>
                 <w:sz w:val="18"/>
                 <w:szCs w:val="18"/>
               </w:rPr>
@@ -4937,7 +5157,7 @@
         </w:tc>
         <w:tc>
           <w:tcPr>
-            <w:tcW w:type="dxa" w:w="1701"/>
+            <w:tcW w:type="dxa" w:w="1800"/>
             <w:tcBorders>
               <w:top w:val="single" w:color="CCCCCC" w:sz="4"/>
               <w:left w:val="single" w:color="CCCCCC" w:sz="4"/>
@@ -4958,6 +5178,7 @@
                 <w:rFonts w:ascii="BIZ UDPゴシック" w:cs="BIZ UDPゴシック" w:eastAsia="BIZ UDPゴシック" w:hAnsi="BIZ UDPゴシック"/>
                 <w:b/>
                 <w:bCs/>
+                <w:color w:val="000000"/>
                 <w:sz w:val="18"/>
                 <w:szCs w:val="18"/>
               </w:rPr>
@@ -4967,7 +5188,7 @@
         </w:tc>
         <w:tc>
           <w:tcPr>
-            <w:tcW w:type="dxa" w:w="2268"/>
+            <w:tcW w:type="dxa" w:w="1800"/>
             <w:tcBorders>
               <w:top w:val="single" w:color="CCCCCC" w:sz="4"/>
               <w:left w:val="single" w:color="CCCCCC" w:sz="4"/>
@@ -4988,6 +5209,7 @@
                 <w:rFonts w:ascii="BIZ UDPゴシック" w:cs="BIZ UDPゴシック" w:eastAsia="BIZ UDPゴシック" w:hAnsi="BIZ UDPゴシック"/>
                 <w:b/>
                 <w:bCs/>
+                <w:color w:val="000000"/>
                 <w:sz w:val="18"/>
                 <w:szCs w:val="18"/>
               </w:rPr>
@@ -4997,7 +5219,7 @@
         </w:tc>
         <w:tc>
           <w:tcPr>
-            <w:tcW w:type="dxa" w:w="2267"/>
+            <w:tcW w:type="dxa" w:w="2604"/>
             <w:tcBorders>
               <w:top w:val="single" w:color="CCCCCC" w:sz="4"/>
               <w:left w:val="single" w:color="CCCCCC" w:sz="4"/>
@@ -5018,6 +5240,7 @@
                 <w:rFonts w:ascii="BIZ UDPゴシック" w:cs="BIZ UDPゴシック" w:eastAsia="BIZ UDPゴシック" w:hAnsi="BIZ UDPゴシック"/>
                 <w:b/>
                 <w:bCs/>
+                <w:color w:val="000000"/>
                 <w:sz w:val="18"/>
                 <w:szCs w:val="18"/>
               </w:rPr>
@@ -5032,27 +5255,28 @@
         </w:trPr>
         <w:tc>
           <w:tcPr>
-            <w:tcW w:type="dxa" w:w="1701"/>
-            <w:tcBorders>
-              <w:top w:val="single" w:color="CCCCCC" w:sz="4"/>
-              <w:left w:val="single" w:color="CCCCCC" w:sz="4"/>
-              <w:bottom w:val="single" w:color="CCCCCC" w:sz="4"/>
-              <w:right w:val="single" w:color="CCCCCC" w:sz="4"/>
-            </w:tcBorders>
-            <w:shd w:fill="FFFFFF" w:val="clear"/>
-            <w:tcMar>
-              <w:top w:type="dxa" w:w="60"/>
-              <w:left w:type="dxa" w:w="100"/>
-              <w:bottom w:type="dxa" w:w="60"/>
-              <w:right w:type="dxa" w:w="100"/>
-            </w:tcMar>
-          </w:tcPr>
-          <w:p>
-            <w:r>
-              <w:rPr>
-                <w:rFonts w:ascii="BIZ UDPゴシック" w:cs="BIZ UDPゴシック" w:eastAsia="BIZ UDPゴシック" w:hAnsi="BIZ UDPゴシック"/>
-                <w:b w:val="false"/>
-                <w:bCs w:val="false"/>
+            <w:tcW w:type="dxa" w:w="1500"/>
+            <w:tcBorders>
+              <w:top w:val="single" w:color="CCCCCC" w:sz="4"/>
+              <w:left w:val="single" w:color="CCCCCC" w:sz="4"/>
+              <w:bottom w:val="single" w:color="CCCCCC" w:sz="4"/>
+              <w:right w:val="single" w:color="CCCCCC" w:sz="4"/>
+            </w:tcBorders>
+            <w:shd w:fill="FFFFFF" w:val="clear"/>
+            <w:tcMar>
+              <w:top w:type="dxa" w:w="60"/>
+              <w:left w:type="dxa" w:w="100"/>
+              <w:bottom w:type="dxa" w:w="60"/>
+              <w:right w:type="dxa" w:w="100"/>
+            </w:tcMar>
+          </w:tcPr>
+          <w:p>
+            <w:r>
+              <w:rPr>
+                <w:rFonts w:ascii="BIZ UDPゴシック" w:cs="BIZ UDPゴシック" w:eastAsia="BIZ UDPゴシック" w:hAnsi="BIZ UDPゴシック"/>
+                <w:b w:val="false"/>
+                <w:bCs w:val="false"/>
+                <w:color w:val="000000"/>
                 <w:sz w:val="18"/>
                 <w:szCs w:val="18"/>
               </w:rPr>
@@ -5062,27 +5286,28 @@
         </w:tc>
         <w:tc>
           <w:tcPr>
-            <w:tcW w:type="dxa" w:w="567"/>
-            <w:tcBorders>
-              <w:top w:val="single" w:color="CCCCCC" w:sz="4"/>
-              <w:left w:val="single" w:color="CCCCCC" w:sz="4"/>
-              <w:bottom w:val="single" w:color="CCCCCC" w:sz="4"/>
-              <w:right w:val="single" w:color="CCCCCC" w:sz="4"/>
-            </w:tcBorders>
-            <w:shd w:fill="FFFFFF" w:val="clear"/>
-            <w:tcMar>
-              <w:top w:type="dxa" w:w="60"/>
-              <w:left w:type="dxa" w:w="100"/>
-              <w:bottom w:type="dxa" w:w="60"/>
-              <w:right w:type="dxa" w:w="100"/>
-            </w:tcMar>
-          </w:tcPr>
-          <w:p>
-            <w:r>
-              <w:rPr>
-                <w:rFonts w:ascii="BIZ UDPゴシック" w:cs="BIZ UDPゴシック" w:eastAsia="BIZ UDPゴシック" w:hAnsi="BIZ UDPゴシック"/>
-                <w:b w:val="false"/>
-                <w:bCs w:val="false"/>
+            <w:tcW w:type="dxa" w:w="800"/>
+            <w:tcBorders>
+              <w:top w:val="single" w:color="CCCCCC" w:sz="4"/>
+              <w:left w:val="single" w:color="CCCCCC" w:sz="4"/>
+              <w:bottom w:val="single" w:color="CCCCCC" w:sz="4"/>
+              <w:right w:val="single" w:color="CCCCCC" w:sz="4"/>
+            </w:tcBorders>
+            <w:shd w:fill="FFFFFF" w:val="clear"/>
+            <w:tcMar>
+              <w:top w:type="dxa" w:w="60"/>
+              <w:left w:type="dxa" w:w="100"/>
+              <w:bottom w:type="dxa" w:w="60"/>
+              <w:right w:type="dxa" w:w="100"/>
+            </w:tcMar>
+          </w:tcPr>
+          <w:p>
+            <w:r>
+              <w:rPr>
+                <w:rFonts w:ascii="BIZ UDPゴシック" w:cs="BIZ UDPゴシック" w:eastAsia="BIZ UDPゴシック" w:hAnsi="BIZ UDPゴシック"/>
+                <w:b w:val="false"/>
+                <w:bCs w:val="false"/>
+                <w:color w:val="000000"/>
                 <w:sz w:val="18"/>
                 <w:szCs w:val="18"/>
               </w:rPr>
@@ -5092,27 +5317,28 @@
         </w:tc>
         <w:tc>
           <w:tcPr>
-            <w:tcW w:type="dxa" w:w="1701"/>
-            <w:tcBorders>
-              <w:top w:val="single" w:color="CCCCCC" w:sz="4"/>
-              <w:left w:val="single" w:color="CCCCCC" w:sz="4"/>
-              <w:bottom w:val="single" w:color="CCCCCC" w:sz="4"/>
-              <w:right w:val="single" w:color="CCCCCC" w:sz="4"/>
-            </w:tcBorders>
-            <w:shd w:fill="FFFFFF" w:val="clear"/>
-            <w:tcMar>
-              <w:top w:type="dxa" w:w="60"/>
-              <w:left w:type="dxa" w:w="100"/>
-              <w:bottom w:type="dxa" w:w="60"/>
-              <w:right w:type="dxa" w:w="100"/>
-            </w:tcMar>
-          </w:tcPr>
-          <w:p>
-            <w:r>
-              <w:rPr>
-                <w:rFonts w:ascii="BIZ UDPゴシック" w:cs="BIZ UDPゴシック" w:eastAsia="BIZ UDPゴシック" w:hAnsi="BIZ UDPゴシック"/>
-                <w:b w:val="false"/>
-                <w:bCs w:val="false"/>
+            <w:tcW w:type="dxa" w:w="1800"/>
+            <w:tcBorders>
+              <w:top w:val="single" w:color="CCCCCC" w:sz="4"/>
+              <w:left w:val="single" w:color="CCCCCC" w:sz="4"/>
+              <w:bottom w:val="single" w:color="CCCCCC" w:sz="4"/>
+              <w:right w:val="single" w:color="CCCCCC" w:sz="4"/>
+            </w:tcBorders>
+            <w:shd w:fill="FFFFFF" w:val="clear"/>
+            <w:tcMar>
+              <w:top w:type="dxa" w:w="60"/>
+              <w:left w:type="dxa" w:w="100"/>
+              <w:bottom w:type="dxa" w:w="60"/>
+              <w:right w:type="dxa" w:w="100"/>
+            </w:tcMar>
+          </w:tcPr>
+          <w:p>
+            <w:r>
+              <w:rPr>
+                <w:rFonts w:ascii="BIZ UDPゴシック" w:cs="BIZ UDPゴシック" w:eastAsia="BIZ UDPゴシック" w:hAnsi="BIZ UDPゴシック"/>
+                <w:b w:val="false"/>
+                <w:bCs w:val="false"/>
+                <w:color w:val="000000"/>
                 <w:sz w:val="18"/>
                 <w:szCs w:val="18"/>
               </w:rPr>
@@ -5122,27 +5348,28 @@
         </w:tc>
         <w:tc>
           <w:tcPr>
-            <w:tcW w:type="dxa" w:w="2268"/>
-            <w:tcBorders>
-              <w:top w:val="single" w:color="CCCCCC" w:sz="4"/>
-              <w:left w:val="single" w:color="CCCCCC" w:sz="4"/>
-              <w:bottom w:val="single" w:color="CCCCCC" w:sz="4"/>
-              <w:right w:val="single" w:color="CCCCCC" w:sz="4"/>
-            </w:tcBorders>
-            <w:shd w:fill="FFFFFF" w:val="clear"/>
-            <w:tcMar>
-              <w:top w:type="dxa" w:w="60"/>
-              <w:left w:type="dxa" w:w="100"/>
-              <w:bottom w:type="dxa" w:w="60"/>
-              <w:right w:type="dxa" w:w="100"/>
-            </w:tcMar>
-          </w:tcPr>
-          <w:p>
-            <w:r>
-              <w:rPr>
-                <w:rFonts w:ascii="BIZ UDPゴシック" w:cs="BIZ UDPゴシック" w:eastAsia="BIZ UDPゴシック" w:hAnsi="BIZ UDPゴシック"/>
-                <w:b w:val="false"/>
-                <w:bCs w:val="false"/>
+            <w:tcW w:type="dxa" w:w="1800"/>
+            <w:tcBorders>
+              <w:top w:val="single" w:color="CCCCCC" w:sz="4"/>
+              <w:left w:val="single" w:color="CCCCCC" w:sz="4"/>
+              <w:bottom w:val="single" w:color="CCCCCC" w:sz="4"/>
+              <w:right w:val="single" w:color="CCCCCC" w:sz="4"/>
+            </w:tcBorders>
+            <w:shd w:fill="FFFFFF" w:val="clear"/>
+            <w:tcMar>
+              <w:top w:type="dxa" w:w="60"/>
+              <w:left w:type="dxa" w:w="100"/>
+              <w:bottom w:type="dxa" w:w="60"/>
+              <w:right w:type="dxa" w:w="100"/>
+            </w:tcMar>
+          </w:tcPr>
+          <w:p>
+            <w:r>
+              <w:rPr>
+                <w:rFonts w:ascii="BIZ UDPゴシック" w:cs="BIZ UDPゴシック" w:eastAsia="BIZ UDPゴシック" w:hAnsi="BIZ UDPゴシック"/>
+                <w:b w:val="false"/>
+                <w:bCs w:val="false"/>
+                <w:color w:val="000000"/>
                 <w:sz w:val="18"/>
                 <w:szCs w:val="18"/>
               </w:rPr>
@@ -5152,27 +5379,28 @@
         </w:tc>
         <w:tc>
           <w:tcPr>
-            <w:tcW w:type="dxa" w:w="2267"/>
-            <w:tcBorders>
-              <w:top w:val="single" w:color="CCCCCC" w:sz="4"/>
-              <w:left w:val="single" w:color="CCCCCC" w:sz="4"/>
-              <w:bottom w:val="single" w:color="CCCCCC" w:sz="4"/>
-              <w:right w:val="single" w:color="CCCCCC" w:sz="4"/>
-            </w:tcBorders>
-            <w:shd w:fill="FFFFFF" w:val="clear"/>
-            <w:tcMar>
-              <w:top w:type="dxa" w:w="60"/>
-              <w:left w:type="dxa" w:w="100"/>
-              <w:bottom w:type="dxa" w:w="60"/>
-              <w:right w:type="dxa" w:w="100"/>
-            </w:tcMar>
-          </w:tcPr>
-          <w:p>
-            <w:r>
-              <w:rPr>
-                <w:rFonts w:ascii="BIZ UDPゴシック" w:cs="BIZ UDPゴシック" w:eastAsia="BIZ UDPゴシック" w:hAnsi="BIZ UDPゴシック"/>
-                <w:b w:val="false"/>
-                <w:bCs w:val="false"/>
+            <w:tcW w:type="dxa" w:w="2604"/>
+            <w:tcBorders>
+              <w:top w:val="single" w:color="CCCCCC" w:sz="4"/>
+              <w:left w:val="single" w:color="CCCCCC" w:sz="4"/>
+              <w:bottom w:val="single" w:color="CCCCCC" w:sz="4"/>
+              <w:right w:val="single" w:color="CCCCCC" w:sz="4"/>
+            </w:tcBorders>
+            <w:shd w:fill="FFFFFF" w:val="clear"/>
+            <w:tcMar>
+              <w:top w:type="dxa" w:w="60"/>
+              <w:left w:type="dxa" w:w="100"/>
+              <w:bottom w:type="dxa" w:w="60"/>
+              <w:right w:type="dxa" w:w="100"/>
+            </w:tcMar>
+          </w:tcPr>
+          <w:p>
+            <w:r>
+              <w:rPr>
+                <w:rFonts w:ascii="BIZ UDPゴシック" w:cs="BIZ UDPゴシック" w:eastAsia="BIZ UDPゴシック" w:hAnsi="BIZ UDPゴシック"/>
+                <w:b w:val="false"/>
+                <w:bCs w:val="false"/>
+                <w:color w:val="000000"/>
                 <w:sz w:val="18"/>
                 <w:szCs w:val="18"/>
               </w:rPr>
@@ -5187,27 +5415,28 @@
         </w:trPr>
         <w:tc>
           <w:tcPr>
-            <w:tcW w:type="dxa" w:w="1701"/>
-            <w:tcBorders>
-              <w:top w:val="single" w:color="CCCCCC" w:sz="4"/>
-              <w:left w:val="single" w:color="CCCCCC" w:sz="4"/>
-              <w:bottom w:val="single" w:color="CCCCCC" w:sz="4"/>
-              <w:right w:val="single" w:color="CCCCCC" w:sz="4"/>
-            </w:tcBorders>
-            <w:shd w:fill="FFFFFF" w:val="clear"/>
-            <w:tcMar>
-              <w:top w:type="dxa" w:w="60"/>
-              <w:left w:type="dxa" w:w="100"/>
-              <w:bottom w:type="dxa" w:w="60"/>
-              <w:right w:type="dxa" w:w="100"/>
-            </w:tcMar>
-          </w:tcPr>
-          <w:p>
-            <w:r>
-              <w:rPr>
-                <w:rFonts w:ascii="BIZ UDPゴシック" w:cs="BIZ UDPゴシック" w:eastAsia="BIZ UDPゴシック" w:hAnsi="BIZ UDPゴシック"/>
-                <w:b w:val="false"/>
-                <w:bCs w:val="false"/>
+            <w:tcW w:type="dxa" w:w="1500"/>
+            <w:tcBorders>
+              <w:top w:val="single" w:color="CCCCCC" w:sz="4"/>
+              <w:left w:val="single" w:color="CCCCCC" w:sz="4"/>
+              <w:bottom w:val="single" w:color="CCCCCC" w:sz="4"/>
+              <w:right w:val="single" w:color="CCCCCC" w:sz="4"/>
+            </w:tcBorders>
+            <w:shd w:fill="FFFFFF" w:val="clear"/>
+            <w:tcMar>
+              <w:top w:type="dxa" w:w="60"/>
+              <w:left w:type="dxa" w:w="100"/>
+              <w:bottom w:type="dxa" w:w="60"/>
+              <w:right w:type="dxa" w:w="100"/>
+            </w:tcMar>
+          </w:tcPr>
+          <w:p>
+            <w:r>
+              <w:rPr>
+                <w:rFonts w:ascii="BIZ UDPゴシック" w:cs="BIZ UDPゴシック" w:eastAsia="BIZ UDPゴシック" w:hAnsi="BIZ UDPゴシック"/>
+                <w:b w:val="false"/>
+                <w:bCs w:val="false"/>
+                <w:color w:val="000000"/>
                 <w:sz w:val="18"/>
                 <w:szCs w:val="18"/>
               </w:rPr>
@@ -5217,27 +5446,28 @@
         </w:tc>
         <w:tc>
           <w:tcPr>
-            <w:tcW w:type="dxa" w:w="567"/>
-            <w:tcBorders>
-              <w:top w:val="single" w:color="CCCCCC" w:sz="4"/>
-              <w:left w:val="single" w:color="CCCCCC" w:sz="4"/>
-              <w:bottom w:val="single" w:color="CCCCCC" w:sz="4"/>
-              <w:right w:val="single" w:color="CCCCCC" w:sz="4"/>
-            </w:tcBorders>
-            <w:shd w:fill="FFFFFF" w:val="clear"/>
-            <w:tcMar>
-              <w:top w:type="dxa" w:w="60"/>
-              <w:left w:type="dxa" w:w="100"/>
-              <w:bottom w:type="dxa" w:w="60"/>
-              <w:right w:type="dxa" w:w="100"/>
-            </w:tcMar>
-          </w:tcPr>
-          <w:p>
-            <w:r>
-              <w:rPr>
-                <w:rFonts w:ascii="BIZ UDPゴシック" w:cs="BIZ UDPゴシック" w:eastAsia="BIZ UDPゴシック" w:hAnsi="BIZ UDPゴシック"/>
-                <w:b w:val="false"/>
-                <w:bCs w:val="false"/>
+            <w:tcW w:type="dxa" w:w="800"/>
+            <w:tcBorders>
+              <w:top w:val="single" w:color="CCCCCC" w:sz="4"/>
+              <w:left w:val="single" w:color="CCCCCC" w:sz="4"/>
+              <w:bottom w:val="single" w:color="CCCCCC" w:sz="4"/>
+              <w:right w:val="single" w:color="CCCCCC" w:sz="4"/>
+            </w:tcBorders>
+            <w:shd w:fill="FFFFFF" w:val="clear"/>
+            <w:tcMar>
+              <w:top w:type="dxa" w:w="60"/>
+              <w:left w:type="dxa" w:w="100"/>
+              <w:bottom w:type="dxa" w:w="60"/>
+              <w:right w:type="dxa" w:w="100"/>
+            </w:tcMar>
+          </w:tcPr>
+          <w:p>
+            <w:r>
+              <w:rPr>
+                <w:rFonts w:ascii="BIZ UDPゴシック" w:cs="BIZ UDPゴシック" w:eastAsia="BIZ UDPゴシック" w:hAnsi="BIZ UDPゴシック"/>
+                <w:b w:val="false"/>
+                <w:bCs w:val="false"/>
+                <w:color w:val="000000"/>
                 <w:sz w:val="18"/>
                 <w:szCs w:val="18"/>
               </w:rPr>
@@ -5247,27 +5477,28 @@
         </w:tc>
         <w:tc>
           <w:tcPr>
-            <w:tcW w:type="dxa" w:w="1701"/>
-            <w:tcBorders>
-              <w:top w:val="single" w:color="CCCCCC" w:sz="4"/>
-              <w:left w:val="single" w:color="CCCCCC" w:sz="4"/>
-              <w:bottom w:val="single" w:color="CCCCCC" w:sz="4"/>
-              <w:right w:val="single" w:color="CCCCCC" w:sz="4"/>
-            </w:tcBorders>
-            <w:shd w:fill="FFFFFF" w:val="clear"/>
-            <w:tcMar>
-              <w:top w:type="dxa" w:w="60"/>
-              <w:left w:type="dxa" w:w="100"/>
-              <w:bottom w:type="dxa" w:w="60"/>
-              <w:right w:type="dxa" w:w="100"/>
-            </w:tcMar>
-          </w:tcPr>
-          <w:p>
-            <w:r>
-              <w:rPr>
-                <w:rFonts w:ascii="BIZ UDPゴシック" w:cs="BIZ UDPゴシック" w:eastAsia="BIZ UDPゴシック" w:hAnsi="BIZ UDPゴシック"/>
-                <w:b w:val="false"/>
-                <w:bCs w:val="false"/>
+            <w:tcW w:type="dxa" w:w="1800"/>
+            <w:tcBorders>
+              <w:top w:val="single" w:color="CCCCCC" w:sz="4"/>
+              <w:left w:val="single" w:color="CCCCCC" w:sz="4"/>
+              <w:bottom w:val="single" w:color="CCCCCC" w:sz="4"/>
+              <w:right w:val="single" w:color="CCCCCC" w:sz="4"/>
+            </w:tcBorders>
+            <w:shd w:fill="FFFFFF" w:val="clear"/>
+            <w:tcMar>
+              <w:top w:type="dxa" w:w="60"/>
+              <w:left w:type="dxa" w:w="100"/>
+              <w:bottom w:type="dxa" w:w="60"/>
+              <w:right w:type="dxa" w:w="100"/>
+            </w:tcMar>
+          </w:tcPr>
+          <w:p>
+            <w:r>
+              <w:rPr>
+                <w:rFonts w:ascii="BIZ UDPゴシック" w:cs="BIZ UDPゴシック" w:eastAsia="BIZ UDPゴシック" w:hAnsi="BIZ UDPゴシック"/>
+                <w:b w:val="false"/>
+                <w:bCs w:val="false"/>
+                <w:color w:val="000000"/>
                 <w:sz w:val="18"/>
                 <w:szCs w:val="18"/>
               </w:rPr>
@@ -5277,27 +5508,28 @@
         </w:tc>
         <w:tc>
           <w:tcPr>
-            <w:tcW w:type="dxa" w:w="2268"/>
-            <w:tcBorders>
-              <w:top w:val="single" w:color="CCCCCC" w:sz="4"/>
-              <w:left w:val="single" w:color="CCCCCC" w:sz="4"/>
-              <w:bottom w:val="single" w:color="CCCCCC" w:sz="4"/>
-              <w:right w:val="single" w:color="CCCCCC" w:sz="4"/>
-            </w:tcBorders>
-            <w:shd w:fill="FFFFFF" w:val="clear"/>
-            <w:tcMar>
-              <w:top w:type="dxa" w:w="60"/>
-              <w:left w:type="dxa" w:w="100"/>
-              <w:bottom w:type="dxa" w:w="60"/>
-              <w:right w:type="dxa" w:w="100"/>
-            </w:tcMar>
-          </w:tcPr>
-          <w:p>
-            <w:r>
-              <w:rPr>
-                <w:rFonts w:ascii="BIZ UDPゴシック" w:cs="BIZ UDPゴシック" w:eastAsia="BIZ UDPゴシック" w:hAnsi="BIZ UDPゴシック"/>
-                <w:b w:val="false"/>
-                <w:bCs w:val="false"/>
+            <w:tcW w:type="dxa" w:w="1800"/>
+            <w:tcBorders>
+              <w:top w:val="single" w:color="CCCCCC" w:sz="4"/>
+              <w:left w:val="single" w:color="CCCCCC" w:sz="4"/>
+              <w:bottom w:val="single" w:color="CCCCCC" w:sz="4"/>
+              <w:right w:val="single" w:color="CCCCCC" w:sz="4"/>
+            </w:tcBorders>
+            <w:shd w:fill="FFFFFF" w:val="clear"/>
+            <w:tcMar>
+              <w:top w:type="dxa" w:w="60"/>
+              <w:left w:type="dxa" w:w="100"/>
+              <w:bottom w:type="dxa" w:w="60"/>
+              <w:right w:type="dxa" w:w="100"/>
+            </w:tcMar>
+          </w:tcPr>
+          <w:p>
+            <w:r>
+              <w:rPr>
+                <w:rFonts w:ascii="BIZ UDPゴシック" w:cs="BIZ UDPゴシック" w:eastAsia="BIZ UDPゴシック" w:hAnsi="BIZ UDPゴシック"/>
+                <w:b w:val="false"/>
+                <w:bCs w:val="false"/>
+                <w:color w:val="000000"/>
                 <w:sz w:val="18"/>
                 <w:szCs w:val="18"/>
               </w:rPr>
@@ -5307,27 +5539,28 @@
         </w:tc>
         <w:tc>
           <w:tcPr>
-            <w:tcW w:type="dxa" w:w="2267"/>
-            <w:tcBorders>
-              <w:top w:val="single" w:color="CCCCCC" w:sz="4"/>
-              <w:left w:val="single" w:color="CCCCCC" w:sz="4"/>
-              <w:bottom w:val="single" w:color="CCCCCC" w:sz="4"/>
-              <w:right w:val="single" w:color="CCCCCC" w:sz="4"/>
-            </w:tcBorders>
-            <w:shd w:fill="FFFFFF" w:val="clear"/>
-            <w:tcMar>
-              <w:top w:type="dxa" w:w="60"/>
-              <w:left w:type="dxa" w:w="100"/>
-              <w:bottom w:type="dxa" w:w="60"/>
-              <w:right w:type="dxa" w:w="100"/>
-            </w:tcMar>
-          </w:tcPr>
-          <w:p>
-            <w:r>
-              <w:rPr>
-                <w:rFonts w:ascii="BIZ UDPゴシック" w:cs="BIZ UDPゴシック" w:eastAsia="BIZ UDPゴシック" w:hAnsi="BIZ UDPゴシック"/>
-                <w:b w:val="false"/>
-                <w:bCs w:val="false"/>
+            <w:tcW w:type="dxa" w:w="2604"/>
+            <w:tcBorders>
+              <w:top w:val="single" w:color="CCCCCC" w:sz="4"/>
+              <w:left w:val="single" w:color="CCCCCC" w:sz="4"/>
+              <w:bottom w:val="single" w:color="CCCCCC" w:sz="4"/>
+              <w:right w:val="single" w:color="CCCCCC" w:sz="4"/>
+            </w:tcBorders>
+            <w:shd w:fill="FFFFFF" w:val="clear"/>
+            <w:tcMar>
+              <w:top w:type="dxa" w:w="60"/>
+              <w:left w:type="dxa" w:w="100"/>
+              <w:bottom w:type="dxa" w:w="60"/>
+              <w:right w:type="dxa" w:w="100"/>
+            </w:tcMar>
+          </w:tcPr>
+          <w:p>
+            <w:r>
+              <w:rPr>
+                <w:rFonts w:ascii="BIZ UDPゴシック" w:cs="BIZ UDPゴシック" w:eastAsia="BIZ UDPゴシック" w:hAnsi="BIZ UDPゴシック"/>
+                <w:b w:val="false"/>
+                <w:bCs w:val="false"/>
+                <w:color w:val="000000"/>
                 <w:sz w:val="18"/>
                 <w:szCs w:val="18"/>
               </w:rPr>
@@ -5342,27 +5575,28 @@
         </w:trPr>
         <w:tc>
           <w:tcPr>
-            <w:tcW w:type="dxa" w:w="1701"/>
-            <w:tcBorders>
-              <w:top w:val="single" w:color="CCCCCC" w:sz="4"/>
-              <w:left w:val="single" w:color="CCCCCC" w:sz="4"/>
-              <w:bottom w:val="single" w:color="CCCCCC" w:sz="4"/>
-              <w:right w:val="single" w:color="CCCCCC" w:sz="4"/>
-            </w:tcBorders>
-            <w:shd w:fill="FFFFFF" w:val="clear"/>
-            <w:tcMar>
-              <w:top w:type="dxa" w:w="60"/>
-              <w:left w:type="dxa" w:w="100"/>
-              <w:bottom w:type="dxa" w:w="60"/>
-              <w:right w:type="dxa" w:w="100"/>
-            </w:tcMar>
-          </w:tcPr>
-          <w:p>
-            <w:r>
-              <w:rPr>
-                <w:rFonts w:ascii="BIZ UDPゴシック" w:cs="BIZ UDPゴシック" w:eastAsia="BIZ UDPゴシック" w:hAnsi="BIZ UDPゴシック"/>
-                <w:b w:val="false"/>
-                <w:bCs w:val="false"/>
+            <w:tcW w:type="dxa" w:w="1500"/>
+            <w:tcBorders>
+              <w:top w:val="single" w:color="CCCCCC" w:sz="4"/>
+              <w:left w:val="single" w:color="CCCCCC" w:sz="4"/>
+              <w:bottom w:val="single" w:color="CCCCCC" w:sz="4"/>
+              <w:right w:val="single" w:color="CCCCCC" w:sz="4"/>
+            </w:tcBorders>
+            <w:shd w:fill="FFFFFF" w:val="clear"/>
+            <w:tcMar>
+              <w:top w:type="dxa" w:w="60"/>
+              <w:left w:type="dxa" w:w="100"/>
+              <w:bottom w:type="dxa" w:w="60"/>
+              <w:right w:type="dxa" w:w="100"/>
+            </w:tcMar>
+          </w:tcPr>
+          <w:p>
+            <w:r>
+              <w:rPr>
+                <w:rFonts w:ascii="BIZ UDPゴシック" w:cs="BIZ UDPゴシック" w:eastAsia="BIZ UDPゴシック" w:hAnsi="BIZ UDPゴシック"/>
+                <w:b w:val="false"/>
+                <w:bCs w:val="false"/>
+                <w:color w:val="000000"/>
                 <w:sz w:val="18"/>
                 <w:szCs w:val="18"/>
               </w:rPr>
@@ -5372,27 +5606,28 @@
         </w:tc>
         <w:tc>
           <w:tcPr>
-            <w:tcW w:type="dxa" w:w="567"/>
-            <w:tcBorders>
-              <w:top w:val="single" w:color="CCCCCC" w:sz="4"/>
-              <w:left w:val="single" w:color="CCCCCC" w:sz="4"/>
-              <w:bottom w:val="single" w:color="CCCCCC" w:sz="4"/>
-              <w:right w:val="single" w:color="CCCCCC" w:sz="4"/>
-            </w:tcBorders>
-            <w:shd w:fill="FFFFFF" w:val="clear"/>
-            <w:tcMar>
-              <w:top w:type="dxa" w:w="60"/>
-              <w:left w:type="dxa" w:w="100"/>
-              <w:bottom w:type="dxa" w:w="60"/>
-              <w:right w:type="dxa" w:w="100"/>
-            </w:tcMar>
-          </w:tcPr>
-          <w:p>
-            <w:r>
-              <w:rPr>
-                <w:rFonts w:ascii="BIZ UDPゴシック" w:cs="BIZ UDPゴシック" w:eastAsia="BIZ UDPゴシック" w:hAnsi="BIZ UDPゴシック"/>
-                <w:b w:val="false"/>
-                <w:bCs w:val="false"/>
+            <w:tcW w:type="dxa" w:w="800"/>
+            <w:tcBorders>
+              <w:top w:val="single" w:color="CCCCCC" w:sz="4"/>
+              <w:left w:val="single" w:color="CCCCCC" w:sz="4"/>
+              <w:bottom w:val="single" w:color="CCCCCC" w:sz="4"/>
+              <w:right w:val="single" w:color="CCCCCC" w:sz="4"/>
+            </w:tcBorders>
+            <w:shd w:fill="FFFFFF" w:val="clear"/>
+            <w:tcMar>
+              <w:top w:type="dxa" w:w="60"/>
+              <w:left w:type="dxa" w:w="100"/>
+              <w:bottom w:type="dxa" w:w="60"/>
+              <w:right w:type="dxa" w:w="100"/>
+            </w:tcMar>
+          </w:tcPr>
+          <w:p>
+            <w:r>
+              <w:rPr>
+                <w:rFonts w:ascii="BIZ UDPゴシック" w:cs="BIZ UDPゴシック" w:eastAsia="BIZ UDPゴシック" w:hAnsi="BIZ UDPゴシック"/>
+                <w:b w:val="false"/>
+                <w:bCs w:val="false"/>
+                <w:color w:val="000000"/>
                 <w:sz w:val="18"/>
                 <w:szCs w:val="18"/>
               </w:rPr>
@@ -5402,27 +5637,28 @@
         </w:tc>
         <w:tc>
           <w:tcPr>
-            <w:tcW w:type="dxa" w:w="1701"/>
-            <w:tcBorders>
-              <w:top w:val="single" w:color="CCCCCC" w:sz="4"/>
-              <w:left w:val="single" w:color="CCCCCC" w:sz="4"/>
-              <w:bottom w:val="single" w:color="CCCCCC" w:sz="4"/>
-              <w:right w:val="single" w:color="CCCCCC" w:sz="4"/>
-            </w:tcBorders>
-            <w:shd w:fill="FFFFFF" w:val="clear"/>
-            <w:tcMar>
-              <w:top w:type="dxa" w:w="60"/>
-              <w:left w:type="dxa" w:w="100"/>
-              <w:bottom w:type="dxa" w:w="60"/>
-              <w:right w:type="dxa" w:w="100"/>
-            </w:tcMar>
-          </w:tcPr>
-          <w:p>
-            <w:r>
-              <w:rPr>
-                <w:rFonts w:ascii="BIZ UDPゴシック" w:cs="BIZ UDPゴシック" w:eastAsia="BIZ UDPゴシック" w:hAnsi="BIZ UDPゴシック"/>
-                <w:b w:val="false"/>
-                <w:bCs w:val="false"/>
+            <w:tcW w:type="dxa" w:w="1800"/>
+            <w:tcBorders>
+              <w:top w:val="single" w:color="CCCCCC" w:sz="4"/>
+              <w:left w:val="single" w:color="CCCCCC" w:sz="4"/>
+              <w:bottom w:val="single" w:color="CCCCCC" w:sz="4"/>
+              <w:right w:val="single" w:color="CCCCCC" w:sz="4"/>
+            </w:tcBorders>
+            <w:shd w:fill="FFFFFF" w:val="clear"/>
+            <w:tcMar>
+              <w:top w:type="dxa" w:w="60"/>
+              <w:left w:type="dxa" w:w="100"/>
+              <w:bottom w:type="dxa" w:w="60"/>
+              <w:right w:type="dxa" w:w="100"/>
+            </w:tcMar>
+          </w:tcPr>
+          <w:p>
+            <w:r>
+              <w:rPr>
+                <w:rFonts w:ascii="BIZ UDPゴシック" w:cs="BIZ UDPゴシック" w:eastAsia="BIZ UDPゴシック" w:hAnsi="BIZ UDPゴシック"/>
+                <w:b w:val="false"/>
+                <w:bCs w:val="false"/>
+                <w:color w:val="000000"/>
                 <w:sz w:val="18"/>
                 <w:szCs w:val="18"/>
               </w:rPr>
@@ -5432,27 +5668,28 @@
         </w:tc>
         <w:tc>
           <w:tcPr>
-            <w:tcW w:type="dxa" w:w="2268"/>
-            <w:tcBorders>
-              <w:top w:val="single" w:color="CCCCCC" w:sz="4"/>
-              <w:left w:val="single" w:color="CCCCCC" w:sz="4"/>
-              <w:bottom w:val="single" w:color="CCCCCC" w:sz="4"/>
-              <w:right w:val="single" w:color="CCCCCC" w:sz="4"/>
-            </w:tcBorders>
-            <w:shd w:fill="FFFFFF" w:val="clear"/>
-            <w:tcMar>
-              <w:top w:type="dxa" w:w="60"/>
-              <w:left w:type="dxa" w:w="100"/>
-              <w:bottom w:type="dxa" w:w="60"/>
-              <w:right w:type="dxa" w:w="100"/>
-            </w:tcMar>
-          </w:tcPr>
-          <w:p>
-            <w:r>
-              <w:rPr>
-                <w:rFonts w:ascii="BIZ UDPゴシック" w:cs="BIZ UDPゴシック" w:eastAsia="BIZ UDPゴシック" w:hAnsi="BIZ UDPゴシック"/>
-                <w:b w:val="false"/>
-                <w:bCs w:val="false"/>
+            <w:tcW w:type="dxa" w:w="1800"/>
+            <w:tcBorders>
+              <w:top w:val="single" w:color="CCCCCC" w:sz="4"/>
+              <w:left w:val="single" w:color="CCCCCC" w:sz="4"/>
+              <w:bottom w:val="single" w:color="CCCCCC" w:sz="4"/>
+              <w:right w:val="single" w:color="CCCCCC" w:sz="4"/>
+            </w:tcBorders>
+            <w:shd w:fill="FFFFFF" w:val="clear"/>
+            <w:tcMar>
+              <w:top w:type="dxa" w:w="60"/>
+              <w:left w:type="dxa" w:w="100"/>
+              <w:bottom w:type="dxa" w:w="60"/>
+              <w:right w:type="dxa" w:w="100"/>
+            </w:tcMar>
+          </w:tcPr>
+          <w:p>
+            <w:r>
+              <w:rPr>
+                <w:rFonts w:ascii="BIZ UDPゴシック" w:cs="BIZ UDPゴシック" w:eastAsia="BIZ UDPゴシック" w:hAnsi="BIZ UDPゴシック"/>
+                <w:b w:val="false"/>
+                <w:bCs w:val="false"/>
+                <w:color w:val="000000"/>
                 <w:sz w:val="18"/>
                 <w:szCs w:val="18"/>
               </w:rPr>
@@ -5462,27 +5699,28 @@
         </w:tc>
         <w:tc>
           <w:tcPr>
-            <w:tcW w:type="dxa" w:w="2267"/>
-            <w:tcBorders>
-              <w:top w:val="single" w:color="CCCCCC" w:sz="4"/>
-              <w:left w:val="single" w:color="CCCCCC" w:sz="4"/>
-              <w:bottom w:val="single" w:color="CCCCCC" w:sz="4"/>
-              <w:right w:val="single" w:color="CCCCCC" w:sz="4"/>
-            </w:tcBorders>
-            <w:shd w:fill="FFFFFF" w:val="clear"/>
-            <w:tcMar>
-              <w:top w:type="dxa" w:w="60"/>
-              <w:left w:type="dxa" w:w="100"/>
-              <w:bottom w:type="dxa" w:w="60"/>
-              <w:right w:type="dxa" w:w="100"/>
-            </w:tcMar>
-          </w:tcPr>
-          <w:p>
-            <w:r>
-              <w:rPr>
-                <w:rFonts w:ascii="BIZ UDPゴシック" w:cs="BIZ UDPゴシック" w:eastAsia="BIZ UDPゴシック" w:hAnsi="BIZ UDPゴシック"/>
-                <w:b w:val="false"/>
-                <w:bCs w:val="false"/>
+            <w:tcW w:type="dxa" w:w="2604"/>
+            <w:tcBorders>
+              <w:top w:val="single" w:color="CCCCCC" w:sz="4"/>
+              <w:left w:val="single" w:color="CCCCCC" w:sz="4"/>
+              <w:bottom w:val="single" w:color="CCCCCC" w:sz="4"/>
+              <w:right w:val="single" w:color="CCCCCC" w:sz="4"/>
+            </w:tcBorders>
+            <w:shd w:fill="FFFFFF" w:val="clear"/>
+            <w:tcMar>
+              <w:top w:type="dxa" w:w="60"/>
+              <w:left w:type="dxa" w:w="100"/>
+              <w:bottom w:type="dxa" w:w="60"/>
+              <w:right w:type="dxa" w:w="100"/>
+            </w:tcMar>
+          </w:tcPr>
+          <w:p>
+            <w:r>
+              <w:rPr>
+                <w:rFonts w:ascii="BIZ UDPゴシック" w:cs="BIZ UDPゴシック" w:eastAsia="BIZ UDPゴシック" w:hAnsi="BIZ UDPゴシック"/>
+                <w:b w:val="false"/>
+                <w:bCs w:val="false"/>
+                <w:color w:val="000000"/>
                 <w:sz w:val="18"/>
                 <w:szCs w:val="18"/>
               </w:rPr>
@@ -5552,6 +5790,7 @@
                 <w:rFonts w:ascii="BIZ UDPゴシック" w:cs="BIZ UDPゴシック" w:eastAsia="BIZ UDPゴシック" w:hAnsi="BIZ UDPゴシック"/>
                 <w:b/>
                 <w:bCs/>
+                <w:color w:val="000000"/>
                 <w:sz w:val="18"/>
                 <w:szCs w:val="18"/>
               </w:rPr>
@@ -5582,6 +5821,7 @@
                 <w:rFonts w:ascii="BIZ UDPゴシック" w:cs="BIZ UDPゴシック" w:eastAsia="BIZ UDPゴシック" w:hAnsi="BIZ UDPゴシック"/>
                 <w:b/>
                 <w:bCs/>
+                <w:color w:val="000000"/>
                 <w:sz w:val="18"/>
                 <w:szCs w:val="18"/>
               </w:rPr>
@@ -5612,6 +5852,7 @@
                 <w:rFonts w:ascii="BIZ UDPゴシック" w:cs="BIZ UDPゴシック" w:eastAsia="BIZ UDPゴシック" w:hAnsi="BIZ UDPゴシック"/>
                 <w:b/>
                 <w:bCs/>
+                <w:color w:val="000000"/>
                 <w:sz w:val="18"/>
                 <w:szCs w:val="18"/>
               </w:rPr>
@@ -5642,6 +5883,7 @@
                 <w:rFonts w:ascii="BIZ UDPゴシック" w:cs="BIZ UDPゴシック" w:eastAsia="BIZ UDPゴシック" w:hAnsi="BIZ UDPゴシック"/>
                 <w:b/>
                 <w:bCs/>
+                <w:color w:val="000000"/>
                 <w:sz w:val="18"/>
                 <w:szCs w:val="18"/>
               </w:rPr>
@@ -5677,6 +5919,7 @@
                 <w:rFonts w:ascii="BIZ UDPゴシック" w:cs="BIZ UDPゴシック" w:eastAsia="BIZ UDPゴシック" w:hAnsi="BIZ UDPゴシック"/>
                 <w:b w:val="false"/>
                 <w:bCs w:val="false"/>
+                <w:color w:val="000000"/>
                 <w:sz w:val="18"/>
                 <w:szCs w:val="18"/>
               </w:rPr>
@@ -5702,15 +5945,81 @@
             </w:tcMar>
           </w:tcPr>
           <w:p>
-            <w:r>
-              <w:rPr>
-                <w:rFonts w:ascii="BIZ UDPゴシック" w:cs="BIZ UDPゴシック" w:eastAsia="BIZ UDPゴシック" w:hAnsi="BIZ UDPゴシック"/>
-                <w:b w:val="false"/>
-                <w:bCs w:val="false"/>
-                <w:sz w:val="18"/>
-                <w:szCs w:val="18"/>
-              </w:rPr>
-              <w:t xml:space="preserve">Lambda関数 ksm-posprd-lmd-function-tf-schedule が作成され、環境変数が正しく設定されていることを確認</w:t>
+            <w:pPr>
+              <w:spacing w:before="0" w:after="0"/>
+            </w:pPr>
+            <w:r>
+              <w:rPr>
+                <w:rFonts w:ascii="BIZ UDPゴシック" w:cs="BIZ UDPゴシック" w:eastAsia="BIZ UDPゴシック" w:hAnsi="BIZ UDPゴシック"/>
+                <w:sz w:val="18"/>
+                <w:szCs w:val="18"/>
+              </w:rPr>
+              <w:t xml:space="preserve">Lambda関数 ksm-posprd-lmd-function-tf-schedule が作成され、</w:t>
+            </w:r>
+          </w:p>
+          <w:p>
+            <w:pPr>
+              <w:spacing w:before="0" w:after="0"/>
+            </w:pPr>
+            <w:r>
+              <w:rPr>
+                <w:rFonts w:ascii="BIZ UDPゴシック" w:cs="BIZ UDPゴシック" w:eastAsia="BIZ UDPゴシック" w:hAnsi="BIZ UDPゴシック"/>
+                <w:sz w:val="18"/>
+                <w:szCs w:val="18"/>
+              </w:rPr>
+              <w:t xml:space="preserve">環境変数が正しく設定されていることを確認</w:t>
+            </w:r>
+          </w:p>
+          <w:p>
+            <w:pPr>
+              <w:spacing w:before="0" w:after="0"/>
+            </w:pPr>
+            <w:r>
+              <w:rPr>
+                <w:rFonts w:ascii="BIZ UDPゴシック" w:cs="BIZ UDPゴシック" w:eastAsia="BIZ UDPゴシック" w:hAnsi="BIZ UDPゴシック"/>
+                <w:sz w:val="18"/>
+                <w:szCs w:val="18"/>
+              </w:rPr>
+              <w:t xml:space="preserve">▶ aws lambda get-function-configuration \</w:t>
+            </w:r>
+          </w:p>
+          <w:p>
+            <w:pPr>
+              <w:spacing w:before="0" w:after="0"/>
+            </w:pPr>
+            <w:r>
+              <w:rPr>
+                <w:rFonts w:ascii="BIZ UDPゴシック" w:cs="BIZ UDPゴシック" w:eastAsia="BIZ UDPゴシック" w:hAnsi="BIZ UDPゴシック"/>
+                <w:sz w:val="18"/>
+                <w:szCs w:val="18"/>
+              </w:rPr>
+              <w:t xml:space="preserve">    --region ap-northeast-1 \</w:t>
+            </w:r>
+          </w:p>
+          <w:p>
+            <w:pPr>
+              <w:spacing w:before="0" w:after="0"/>
+            </w:pPr>
+            <w:r>
+              <w:rPr>
+                <w:rFonts w:ascii="BIZ UDPゴシック" w:cs="BIZ UDPゴシック" w:eastAsia="BIZ UDPゴシック" w:hAnsi="BIZ UDPゴシック"/>
+                <w:sz w:val="18"/>
+                <w:szCs w:val="18"/>
+              </w:rPr>
+              <w:t xml:space="preserve">    --function-name ksm-posprd-lmd-function-tf-schedule \</w:t>
+            </w:r>
+          </w:p>
+          <w:p>
+            <w:pPr>
+              <w:spacing w:before="0" w:after="0"/>
+            </w:pPr>
+            <w:r>
+              <w:rPr>
+                <w:rFonts w:ascii="BIZ UDPゴシック" w:cs="BIZ UDPゴシック" w:eastAsia="BIZ UDPゴシック" w:hAnsi="BIZ UDPゴシック"/>
+                <w:sz w:val="18"/>
+                <w:szCs w:val="18"/>
+              </w:rPr>
+              <w:t xml:space="preserve">    --query "Environment.Variables" --output table</w:t>
             </w:r>
           </w:p>
         </w:tc>
@@ -5732,15 +6041,29 @@
             </w:tcMar>
           </w:tcPr>
           <w:p>
-            <w:r>
-              <w:rPr>
-                <w:rFonts w:ascii="BIZ UDPゴシック" w:cs="BIZ UDPゴシック" w:eastAsia="BIZ UDPゴシック" w:hAnsi="BIZ UDPゴシック"/>
-                <w:b w:val="false"/>
-                <w:bCs w:val="false"/>
-                <w:sz w:val="18"/>
-                <w:szCs w:val="18"/>
-              </w:rPr>
-              <w:t xml:space="preserve">FunctionName確認・Runtime = python3.13・起動/停止用それぞれの環境変数が設定されている</w:t>
+            <w:pPr>
+              <w:spacing w:before="0" w:after="0"/>
+            </w:pPr>
+            <w:r>
+              <w:rPr>
+                <w:rFonts w:ascii="BIZ UDPゴシック" w:cs="BIZ UDPゴシック" w:eastAsia="BIZ UDPゴシック" w:hAnsi="BIZ UDPゴシック"/>
+                <w:sz w:val="18"/>
+                <w:szCs w:val="18"/>
+              </w:rPr>
+              <w:t xml:space="preserve">ACTION / SERVER_IDS が</w:t>
+            </w:r>
+          </w:p>
+          <w:p>
+            <w:pPr>
+              <w:spacing w:before="0" w:after="0"/>
+            </w:pPr>
+            <w:r>
+              <w:rPr>
+                <w:rFonts w:ascii="BIZ UDPゴシック" w:cs="BIZ UDPゴシック" w:eastAsia="BIZ UDPゴシック" w:hAnsi="BIZ UDPゴシック"/>
+                <w:sz w:val="18"/>
+                <w:szCs w:val="18"/>
+              </w:rPr>
+              <w:t xml:space="preserve">正しく設定されている</w:t>
             </w:r>
           </w:p>
         </w:tc>
@@ -5767,6 +6090,7 @@
                 <w:rFonts w:ascii="BIZ UDPゴシック" w:cs="BIZ UDPゴシック" w:eastAsia="BIZ UDPゴシック" w:hAnsi="BIZ UDPゴシック"/>
                 <w:b w:val="false"/>
                 <w:bCs w:val="false"/>
+                <w:color w:val="000000"/>
                 <w:sz w:val="18"/>
                 <w:szCs w:val="18"/>
               </w:rPr>
@@ -5802,6 +6126,7 @@
                 <w:rFonts w:ascii="BIZ UDPゴシック" w:cs="BIZ UDPゴシック" w:eastAsia="BIZ UDPゴシック" w:hAnsi="BIZ UDPゴシック"/>
                 <w:b w:val="false"/>
                 <w:bCs w:val="false"/>
+                <w:color w:val="000000"/>
                 <w:sz w:val="18"/>
                 <w:szCs w:val="18"/>
               </w:rPr>
@@ -5827,16 +6152,68 @@
             </w:tcMar>
           </w:tcPr>
           <w:p>
-            <w:r>
-              <w:rPr>
-                <w:rFonts w:ascii="BIZ UDPゴシック" w:cs="BIZ UDPゴシック" w:eastAsia="BIZ UDPゴシック" w:hAnsi="BIZ UDPゴシック"/>
-                <w:b w:val="false"/>
-                <w:bCs w:val="false"/>
-                <w:sz w:val="18"/>
-                <w:szCs w:val="18"/>
-              </w:rPr>
-              <w:t xml:space="preserve">JST 20:00 の起動後、OC系・SH系サーバーのステータスが ONLINE になっていることを確認
-▶ aws transfer describe-server --region ap-northeast-1 --server-id s-2a4905e8210f48248 --query 'Server.[ServerId,State]' --output table</w:t>
+            <w:pPr>
+              <w:spacing w:before="0" w:after="0"/>
+            </w:pPr>
+            <w:r>
+              <w:rPr>
+                <w:rFonts w:ascii="BIZ UDPゴシック" w:cs="BIZ UDPゴシック" w:eastAsia="BIZ UDPゴシック" w:hAnsi="BIZ UDPゴシック"/>
+                <w:sz w:val="18"/>
+                <w:szCs w:val="18"/>
+              </w:rPr>
+              <w:t xml:space="preserve">JST 20:00（UTC 11:00）に OC系・SH系サーバーが ONLINE になることを確認</w:t>
+            </w:r>
+          </w:p>
+          <w:p>
+            <w:pPr>
+              <w:spacing w:before="0" w:after="0"/>
+            </w:pPr>
+            <w:r>
+              <w:rPr>
+                <w:rFonts w:ascii="BIZ UDPゴシック" w:cs="BIZ UDPゴシック" w:eastAsia="BIZ UDPゴシック" w:hAnsi="BIZ UDPゴシック"/>
+                <w:sz w:val="18"/>
+                <w:szCs w:val="18"/>
+              </w:rPr>
+              <w:t xml:space="preserve">▶ aws transfer describe-server \</w:t>
+            </w:r>
+          </w:p>
+          <w:p>
+            <w:pPr>
+              <w:spacing w:before="0" w:after="0"/>
+            </w:pPr>
+            <w:r>
+              <w:rPr>
+                <w:rFonts w:ascii="BIZ UDPゴシック" w:cs="BIZ UDPゴシック" w:eastAsia="BIZ UDPゴシック" w:hAnsi="BIZ UDPゴシック"/>
+                <w:sz w:val="18"/>
+                <w:szCs w:val="18"/>
+              </w:rPr>
+              <w:t xml:space="preserve">    --region ap-northeast-1 \</w:t>
+            </w:r>
+          </w:p>
+          <w:p>
+            <w:pPr>
+              <w:spacing w:before="0" w:after="0"/>
+            </w:pPr>
+            <w:r>
+              <w:rPr>
+                <w:rFonts w:ascii="BIZ UDPゴシック" w:cs="BIZ UDPゴシック" w:eastAsia="BIZ UDPゴシック" w:hAnsi="BIZ UDPゴシック"/>
+                <w:sz w:val="18"/>
+                <w:szCs w:val="18"/>
+              </w:rPr>
+              <w:t xml:space="preserve">    --server-id s-2a4905e8210f48248 \</w:t>
+            </w:r>
+          </w:p>
+          <w:p>
+            <w:pPr>
+              <w:spacing w:before="0" w:after="0"/>
+            </w:pPr>
+            <w:r>
+              <w:rPr>
+                <w:rFonts w:ascii="BIZ UDPゴシック" w:cs="BIZ UDPゴシック" w:eastAsia="BIZ UDPゴシック" w:hAnsi="BIZ UDPゴシック"/>
+                <w:sz w:val="18"/>
+                <w:szCs w:val="18"/>
+              </w:rPr>
+              <w:t xml:space="preserve">    --query "Server.State" --output text</w:t>
             </w:r>
           </w:p>
         </w:tc>
@@ -5858,15 +6235,16 @@
             </w:tcMar>
           </w:tcPr>
           <w:p>
-            <w:r>
-              <w:rPr>
-                <w:rFonts w:ascii="BIZ UDPゴシック" w:cs="BIZ UDPゴシック" w:eastAsia="BIZ UDPゴシック" w:hAnsi="BIZ UDPゴシック"/>
-                <w:b w:val="false"/>
-                <w:bCs w:val="false"/>
-                <w:sz w:val="18"/>
-                <w:szCs w:val="18"/>
-              </w:rPr>
-              <w:t xml:space="preserve">OC系・SH系 State = ONLINE</w:t>
+            <w:pPr>
+              <w:spacing w:before="0" w:after="0"/>
+            </w:pPr>
+            <w:r>
+              <w:rPr>
+                <w:rFonts w:ascii="BIZ UDPゴシック" w:cs="BIZ UDPゴシック" w:eastAsia="BIZ UDPゴシック" w:hAnsi="BIZ UDPゴシック"/>
+                <w:sz w:val="18"/>
+                <w:szCs w:val="18"/>
+              </w:rPr>
+              <w:t xml:space="preserve">ONLINE と表示される</w:t>
             </w:r>
           </w:p>
         </w:tc>
@@ -5893,6 +6271,7 @@
                 <w:rFonts w:ascii="BIZ UDPゴシック" w:cs="BIZ UDPゴシック" w:eastAsia="BIZ UDPゴシック" w:hAnsi="BIZ UDPゴシック"/>
                 <w:b w:val="false"/>
                 <w:bCs w:val="false"/>
+                <w:color w:val="000000"/>
                 <w:sz w:val="18"/>
                 <w:szCs w:val="18"/>
               </w:rPr>
@@ -5928,6 +6307,7 @@
                 <w:rFonts w:ascii="BIZ UDPゴシック" w:cs="BIZ UDPゴシック" w:eastAsia="BIZ UDPゴシック" w:hAnsi="BIZ UDPゴシック"/>
                 <w:b w:val="false"/>
                 <w:bCs w:val="false"/>
+                <w:color w:val="000000"/>
                 <w:sz w:val="18"/>
                 <w:szCs w:val="18"/>
               </w:rPr>
@@ -5953,15 +6333,68 @@
             </w:tcMar>
           </w:tcPr>
           <w:p>
-            <w:r>
-              <w:rPr>
-                <w:rFonts w:ascii="BIZ UDPゴシック" w:cs="BIZ UDPゴシック" w:eastAsia="BIZ UDPゴシック" w:hAnsi="BIZ UDPゴシック"/>
-                <w:b w:val="false"/>
-                <w:bCs w:val="false"/>
-                <w:sz w:val="18"/>
-                <w:szCs w:val="18"/>
-              </w:rPr>
-              <w:t xml:space="preserve">JST 07:00 の停止後、OC系・SH系サーバーのステータスが OFFLINE になっていることを確認</w:t>
+            <w:pPr>
+              <w:spacing w:before="0" w:after="0"/>
+            </w:pPr>
+            <w:r>
+              <w:rPr>
+                <w:rFonts w:ascii="BIZ UDPゴシック" w:cs="BIZ UDPゴシック" w:eastAsia="BIZ UDPゴシック" w:hAnsi="BIZ UDPゴシック"/>
+                <w:sz w:val="18"/>
+                <w:szCs w:val="18"/>
+              </w:rPr>
+              <w:t xml:space="preserve">JST 07:00（UTC 22:00）に OC系・SH系サーバーが OFFLINE になることを確認</w:t>
+            </w:r>
+          </w:p>
+          <w:p>
+            <w:pPr>
+              <w:spacing w:before="0" w:after="0"/>
+            </w:pPr>
+            <w:r>
+              <w:rPr>
+                <w:rFonts w:ascii="BIZ UDPゴシック" w:cs="BIZ UDPゴシック" w:eastAsia="BIZ UDPゴシック" w:hAnsi="BIZ UDPゴシック"/>
+                <w:sz w:val="18"/>
+                <w:szCs w:val="18"/>
+              </w:rPr>
+              <w:t xml:space="preserve">▶ aws transfer describe-server \</w:t>
+            </w:r>
+          </w:p>
+          <w:p>
+            <w:pPr>
+              <w:spacing w:before="0" w:after="0"/>
+            </w:pPr>
+            <w:r>
+              <w:rPr>
+                <w:rFonts w:ascii="BIZ UDPゴシック" w:cs="BIZ UDPゴシック" w:eastAsia="BIZ UDPゴシック" w:hAnsi="BIZ UDPゴシック"/>
+                <w:sz w:val="18"/>
+                <w:szCs w:val="18"/>
+              </w:rPr>
+              <w:t xml:space="preserve">    --region ap-northeast-1 \</w:t>
+            </w:r>
+          </w:p>
+          <w:p>
+            <w:pPr>
+              <w:spacing w:before="0" w:after="0"/>
+            </w:pPr>
+            <w:r>
+              <w:rPr>
+                <w:rFonts w:ascii="BIZ UDPゴシック" w:cs="BIZ UDPゴシック" w:eastAsia="BIZ UDPゴシック" w:hAnsi="BIZ UDPゴシック"/>
+                <w:sz w:val="18"/>
+                <w:szCs w:val="18"/>
+              </w:rPr>
+              <w:t xml:space="preserve">    --server-id s-2a4905e8210f48248 \</w:t>
+            </w:r>
+          </w:p>
+          <w:p>
+            <w:pPr>
+              <w:spacing w:before="0" w:after="0"/>
+            </w:pPr>
+            <w:r>
+              <w:rPr>
+                <w:rFonts w:ascii="BIZ UDPゴシック" w:cs="BIZ UDPゴシック" w:eastAsia="BIZ UDPゴシック" w:hAnsi="BIZ UDPゴシック"/>
+                <w:sz w:val="18"/>
+                <w:szCs w:val="18"/>
+              </w:rPr>
+              <w:t xml:space="preserve">    --query "Server.State" --output text</w:t>
             </w:r>
           </w:p>
         </w:tc>
@@ -5983,15 +6416,16 @@
             </w:tcMar>
           </w:tcPr>
           <w:p>
-            <w:r>
-              <w:rPr>
-                <w:rFonts w:ascii="BIZ UDPゴシック" w:cs="BIZ UDPゴシック" w:eastAsia="BIZ UDPゴシック" w:hAnsi="BIZ UDPゴシック"/>
-                <w:b w:val="false"/>
-                <w:bCs w:val="false"/>
-                <w:sz w:val="18"/>
-                <w:szCs w:val="18"/>
-              </w:rPr>
-              <w:t xml:space="preserve">OC系・SH系 State = OFFLINE。SG系は ONLINE のまま</w:t>
+            <w:pPr>
+              <w:spacing w:before="0" w:after="0"/>
+            </w:pPr>
+            <w:r>
+              <w:rPr>
+                <w:rFonts w:ascii="BIZ UDPゴシック" w:cs="BIZ UDPゴシック" w:eastAsia="BIZ UDPゴシック" w:hAnsi="BIZ UDPゴシック"/>
+                <w:sz w:val="18"/>
+                <w:szCs w:val="18"/>
+              </w:rPr>
+              <w:t xml:space="preserve">OFFLINE と表示される</w:t>
             </w:r>
           </w:p>
         </w:tc>
@@ -6018,6 +6452,7 @@
                 <w:rFonts w:ascii="BIZ UDPゴシック" w:cs="BIZ UDPゴシック" w:eastAsia="BIZ UDPゴシック" w:hAnsi="BIZ UDPゴシック"/>
                 <w:b w:val="false"/>
                 <w:bCs w:val="false"/>
+                <w:color w:val="000000"/>
                 <w:sz w:val="18"/>
                 <w:szCs w:val="18"/>
               </w:rPr>
@@ -6053,6 +6488,7 @@
                 <w:rFonts w:ascii="BIZ UDPゴシック" w:cs="BIZ UDPゴシック" w:eastAsia="BIZ UDPゴシック" w:hAnsi="BIZ UDPゴシック"/>
                 <w:b w:val="false"/>
                 <w:bCs w:val="false"/>
+                <w:color w:val="000000"/>
                 <w:sz w:val="18"/>
                 <w:szCs w:val="18"/>
               </w:rPr>
@@ -6078,15 +6514,16 @@
             </w:tcMar>
           </w:tcPr>
           <w:p>
-            <w:r>
-              <w:rPr>
-                <w:rFonts w:ascii="BIZ UDPゴシック" w:cs="BIZ UDPゴシック" w:eastAsia="BIZ UDPゴシック" w:hAnsi="BIZ UDPゴシック"/>
-                <w:b w:val="false"/>
-                <w:bCs w:val="false"/>
-                <w:sz w:val="18"/>
-                <w:szCs w:val="18"/>
-              </w:rPr>
-              <w:t xml:space="preserve">Lambda実行ログをCloudWatch Logsで確認し、エラーなく完了していることを確認</w:t>
+            <w:pPr>
+              <w:spacing w:before="0" w:after="0"/>
+            </w:pPr>
+            <w:r>
+              <w:rPr>
+                <w:rFonts w:ascii="BIZ UDPゴシック" w:cs="BIZ UDPゴシック" w:eastAsia="BIZ UDPゴシック" w:hAnsi="BIZ UDPゴシック"/>
+                <w:sz w:val="18"/>
+                <w:szCs w:val="18"/>
+              </w:rPr>
+              <w:t xml:space="preserve">翌月 Cost Explorer で Transfer Family のコストが削減されていることを確認</w:t>
             </w:r>
           </w:p>
         </w:tc>
@@ -6108,15 +6545,16 @@
             </w:tcMar>
           </w:tcPr>
           <w:p>
-            <w:r>
-              <w:rPr>
-                <w:rFonts w:ascii="BIZ UDPゴシック" w:cs="BIZ UDPゴシック" w:eastAsia="BIZ UDPゴシック" w:hAnsi="BIZ UDPゴシック"/>
-                <w:b w:val="false"/>
-                <w:bCs w:val="false"/>
-                <w:sz w:val="18"/>
-                <w:szCs w:val="18"/>
-              </w:rPr>
-              <w:t xml:space="preserve">start / stop のログが存在する。ERROR / Exception なし</w:t>
+            <w:pPr>
+              <w:spacing w:before="0" w:after="0"/>
+            </w:pPr>
+            <w:r>
+              <w:rPr>
+                <w:rFonts w:ascii="BIZ UDPゴシック" w:cs="BIZ UDPゴシック" w:eastAsia="BIZ UDPゴシック" w:hAnsi="BIZ UDPゴシック"/>
+                <w:sz w:val="18"/>
+                <w:szCs w:val="18"/>
+              </w:rPr>
+              <w:t xml:space="preserve">月額 ~$414（現状比 -$234）</w:t>
             </w:r>
           </w:p>
         </w:tc>
@@ -6143,131 +6581,7 @@
                 <w:rFonts w:ascii="BIZ UDPゴシック" w:cs="BIZ UDPゴシック" w:eastAsia="BIZ UDPゴシック" w:hAnsi="BIZ UDPゴシック"/>
                 <w:b w:val="false"/>
                 <w:bCs w:val="false"/>
-                <w:sz w:val="18"/>
-                <w:szCs w:val="18"/>
-              </w:rPr>
-              <w:t xml:space="preserve"/>
-            </w:r>
-          </w:p>
-        </w:tc>
-      </w:tr>
-      <w:tr>
-        <w:trPr>
-          <w:cantSplit/>
-        </w:trPr>
-        <w:tc>
-          <w:tcPr>
-            <w:tcW w:type="dxa" w:w="567"/>
-            <w:tcBorders>
-              <w:top w:val="single" w:color="CCCCCC" w:sz="4"/>
-              <w:left w:val="single" w:color="CCCCCC" w:sz="4"/>
-              <w:bottom w:val="single" w:color="CCCCCC" w:sz="4"/>
-              <w:right w:val="single" w:color="CCCCCC" w:sz="4"/>
-            </w:tcBorders>
-            <w:shd w:fill="FFFFFF" w:val="clear"/>
-            <w:tcMar>
-              <w:top w:type="dxa" w:w="60"/>
-              <w:left w:type="dxa" w:w="100"/>
-              <w:bottom w:type="dxa" w:w="60"/>
-              <w:right w:type="dxa" w:w="100"/>
-            </w:tcMar>
-          </w:tcPr>
-          <w:p>
-            <w:r>
-              <w:rPr>
-                <w:rFonts w:ascii="BIZ UDPゴシック" w:cs="BIZ UDPゴシック" w:eastAsia="BIZ UDPゴシック" w:hAnsi="BIZ UDPゴシック"/>
-                <w:b w:val="false"/>
-                <w:bCs w:val="false"/>
-                <w:sz w:val="18"/>
-                <w:szCs w:val="18"/>
-              </w:rPr>
-              <w:t xml:space="preserve">5</w:t>
-            </w:r>
-          </w:p>
-        </w:tc>
-        <w:tc>
-          <w:tcPr>
-            <w:tcW w:type="dxa" w:w="4536"/>
-            <w:tcBorders>
-              <w:top w:val="single" w:color="CCCCCC" w:sz="4"/>
-              <w:left w:val="single" w:color="CCCCCC" w:sz="4"/>
-              <w:bottom w:val="single" w:color="CCCCCC" w:sz="4"/>
-              <w:right w:val="single" w:color="CCCCCC" w:sz="4"/>
-            </w:tcBorders>
-            <w:shd w:fill="FFFFFF" w:val="clear"/>
-            <w:tcMar>
-              <w:top w:type="dxa" w:w="60"/>
-              <w:left w:type="dxa" w:w="100"/>
-              <w:bottom w:type="dxa" w:w="60"/>
-              <w:right w:type="dxa" w:w="100"/>
-            </w:tcMar>
-          </w:tcPr>
-          <w:p>
-            <w:r>
-              <w:rPr>
-                <w:rFonts w:ascii="BIZ UDPゴシック" w:cs="BIZ UDPゴシック" w:eastAsia="BIZ UDPゴシック" w:hAnsi="BIZ UDPゴシック"/>
-                <w:b w:val="false"/>
-                <w:bCs w:val="false"/>
-                <w:sz w:val="18"/>
-                <w:szCs w:val="18"/>
-              </w:rPr>
-              <w:t xml:space="preserve">翌月 Cost Explorer で Transfer Family のコストが削減されていることを確認</w:t>
-            </w:r>
-          </w:p>
-        </w:tc>
-        <w:tc>
-          <w:tcPr>
-            <w:tcW w:type="dxa" w:w="2268"/>
-            <w:tcBorders>
-              <w:top w:val="single" w:color="CCCCCC" w:sz="4"/>
-              <w:left w:val="single" w:color="CCCCCC" w:sz="4"/>
-              <w:bottom w:val="single" w:color="CCCCCC" w:sz="4"/>
-              <w:right w:val="single" w:color="CCCCCC" w:sz="4"/>
-            </w:tcBorders>
-            <w:shd w:fill="FFFFFF" w:val="clear"/>
-            <w:tcMar>
-              <w:top w:type="dxa" w:w="60"/>
-              <w:left w:type="dxa" w:w="100"/>
-              <w:bottom w:type="dxa" w:w="60"/>
-              <w:right w:type="dxa" w:w="100"/>
-            </w:tcMar>
-          </w:tcPr>
-          <w:p>
-            <w:r>
-              <w:rPr>
-                <w:rFonts w:ascii="BIZ UDPゴシック" w:cs="BIZ UDPゴシック" w:eastAsia="BIZ UDPゴシック" w:hAnsi="BIZ UDPゴシック"/>
-                <w:b w:val="false"/>
-                <w:bCs w:val="false"/>
-                <w:sz w:val="18"/>
-                <w:szCs w:val="18"/>
-              </w:rPr>
-              <w:t xml:space="preserve">Transfer Family の月額が $400〜$430（削減前 $648 から約36%減）</w:t>
-            </w:r>
-          </w:p>
-        </w:tc>
-        <w:tc>
-          <w:tcPr>
-            <w:tcW w:type="dxa" w:w="1133"/>
-            <w:tcBorders>
-              <w:top w:val="single" w:color="CCCCCC" w:sz="4"/>
-              <w:left w:val="single" w:color="CCCCCC" w:sz="4"/>
-              <w:bottom w:val="single" w:color="CCCCCC" w:sz="4"/>
-              <w:right w:val="single" w:color="CCCCCC" w:sz="4"/>
-            </w:tcBorders>
-            <w:shd w:fill="FFFFFF" w:val="clear"/>
-            <w:tcMar>
-              <w:top w:type="dxa" w:w="60"/>
-              <w:left w:type="dxa" w:w="100"/>
-              <w:bottom w:type="dxa" w:w="60"/>
-              <w:right w:type="dxa" w:w="100"/>
-            </w:tcMar>
-          </w:tcPr>
-          <w:p>
-            <w:r>
-              <w:rPr>
-                <w:rFonts w:ascii="BIZ UDPゴシック" w:cs="BIZ UDPゴシック" w:eastAsia="BIZ UDPゴシック" w:hAnsi="BIZ UDPゴシック"/>
-                <w:b w:val="false"/>
-                <w:bCs w:val="false"/>
+                <w:color w:val="000000"/>
                 <w:sz w:val="18"/>
                 <w:szCs w:val="18"/>
               </w:rPr>
@@ -6287,7 +6601,7 @@
           <w:sz w:val="18"/>
           <w:szCs w:val="18"/>
         </w:rPr>
-        <w:t xml:space="preserve">→ 全テスト完了後、結果欄を記入して Thanh Nguyên へ提出すること。</w:t>
+        <w:t xml:space="preserve">→ 全テスト完了後、結果欄（OK/NG）を記入して Thanh Nguyên へ提出すること。</w:t>
       </w:r>
     </w:p>
     <w:p>
@@ -6315,798 +6629,22 @@
           <w:sz w:val="18"/>
           <w:szCs w:val="18"/>
         </w:rPr>
-        <w:t xml:space="preserve">停止時間帯（JST 07:00〜20:00）にカスミ担当者からの事前連絡を受けた際、LUVINA 担当者が行う手動操作手順。</w:t>
+        <w:t xml:space="preserve">JST 07:00〜20:00 の停止時間帯に緊急でファイル受信が必要な場合、以下のコマンドで手動起動・停止を行う。</w:t>
       </w:r>
     </w:p>
-    <w:tbl>
-      <w:tblPr>
-        <w:tblW w:type="dxa" w:w="8504"/>
-        <w:tblBorders>
-          <w:top w:val="single" w:color="auto" w:sz="4"/>
-          <w:left w:val="single" w:color="auto" w:sz="4"/>
-          <w:bottom w:val="single" w:color="auto" w:sz="4"/>
-          <w:right w:val="single" w:color="auto" w:sz="4"/>
-          <w:insideH w:val="single" w:color="auto" w:sz="4"/>
-          <w:insideV w:val="single" w:color="auto" w:sz="4"/>
-        </w:tblBorders>
-      </w:tblPr>
-      <w:tblGrid>
-        <w:gridCol w:w="567"/>
-        <w:gridCol w:w="4536"/>
-        <w:gridCol w:w="2268"/>
-        <w:gridCol w:w="1133"/>
-      </w:tblGrid>
-      <w:tr>
-        <w:trPr>
-          <w:cantSplit/>
-        </w:trPr>
-        <w:tc>
-          <w:tcPr>
-            <w:tcW w:type="dxa" w:w="567"/>
-            <w:tcBorders>
-              <w:top w:val="single" w:color="CCCCCC" w:sz="4"/>
-              <w:left w:val="single" w:color="CCCCCC" w:sz="4"/>
-              <w:bottom w:val="single" w:color="CCCCCC" w:sz="4"/>
-              <w:right w:val="single" w:color="CCCCCC" w:sz="4"/>
-            </w:tcBorders>
-            <w:shd w:fill="D6E4F0" w:val="clear"/>
-            <w:tcMar>
-              <w:top w:type="dxa" w:w="60"/>
-              <w:left w:type="dxa" w:w="100"/>
-              <w:bottom w:type="dxa" w:w="60"/>
-              <w:right w:type="dxa" w:w="100"/>
-            </w:tcMar>
-          </w:tcPr>
-          <w:p>
-            <w:r>
-              <w:rPr>
-                <w:rFonts w:ascii="BIZ UDPゴシック" w:cs="BIZ UDPゴシック" w:eastAsia="BIZ UDPゴシック" w:hAnsi="BIZ UDPゴシック"/>
-                <w:b/>
-                <w:bCs/>
-                <w:sz w:val="18"/>
-                <w:szCs w:val="18"/>
-              </w:rPr>
-              <w:t xml:space="preserve">No.</w:t>
-            </w:r>
-          </w:p>
-        </w:tc>
-        <w:tc>
-          <w:tcPr>
-            <w:tcW w:type="dxa" w:w="4536"/>
-            <w:tcBorders>
-              <w:top w:val="single" w:color="CCCCCC" w:sz="4"/>
-              <w:left w:val="single" w:color="CCCCCC" w:sz="4"/>
-              <w:bottom w:val="single" w:color="CCCCCC" w:sz="4"/>
-              <w:right w:val="single" w:color="CCCCCC" w:sz="4"/>
-            </w:tcBorders>
-            <w:shd w:fill="D6E4F0" w:val="clear"/>
-            <w:tcMar>
-              <w:top w:type="dxa" w:w="60"/>
-              <w:left w:type="dxa" w:w="100"/>
-              <w:bottom w:type="dxa" w:w="60"/>
-              <w:right w:type="dxa" w:w="100"/>
-            </w:tcMar>
-          </w:tcPr>
-          <w:p>
-            <w:r>
-              <w:rPr>
-                <w:rFonts w:ascii="BIZ UDPゴシック" w:cs="BIZ UDPゴシック" w:eastAsia="BIZ UDPゴシック" w:hAnsi="BIZ UDPゴシック"/>
-                <w:b/>
-                <w:bCs/>
-                <w:sz w:val="18"/>
-                <w:szCs w:val="18"/>
-              </w:rPr>
-              <w:t xml:space="preserve">テスト手順・確認内容</w:t>
-            </w:r>
-          </w:p>
-        </w:tc>
-        <w:tc>
-          <w:tcPr>
-            <w:tcW w:type="dxa" w:w="2268"/>
-            <w:tcBorders>
-              <w:top w:val="single" w:color="CCCCCC" w:sz="4"/>
-              <w:left w:val="single" w:color="CCCCCC" w:sz="4"/>
-              <w:bottom w:val="single" w:color="CCCCCC" w:sz="4"/>
-              <w:right w:val="single" w:color="CCCCCC" w:sz="4"/>
-            </w:tcBorders>
-            <w:shd w:fill="D6E4F0" w:val="clear"/>
-            <w:tcMar>
-              <w:top w:type="dxa" w:w="60"/>
-              <w:left w:type="dxa" w:w="100"/>
-              <w:bottom w:type="dxa" w:w="60"/>
-              <w:right w:type="dxa" w:w="100"/>
-            </w:tcMar>
-          </w:tcPr>
-          <w:p>
-            <w:r>
-              <w:rPr>
-                <w:rFonts w:ascii="BIZ UDPゴシック" w:cs="BIZ UDPゴシック" w:eastAsia="BIZ UDPゴシック" w:hAnsi="BIZ UDPゴシック"/>
-                <w:b/>
-                <w:bCs/>
-                <w:sz w:val="18"/>
-                <w:szCs w:val="18"/>
-              </w:rPr>
-              <w:t xml:space="preserve">期待結果</w:t>
-            </w:r>
-          </w:p>
-        </w:tc>
-        <w:tc>
-          <w:tcPr>
-            <w:tcW w:type="dxa" w:w="1133"/>
-            <w:tcBorders>
-              <w:top w:val="single" w:color="CCCCCC" w:sz="4"/>
-              <w:left w:val="single" w:color="CCCCCC" w:sz="4"/>
-              <w:bottom w:val="single" w:color="CCCCCC" w:sz="4"/>
-              <w:right w:val="single" w:color="CCCCCC" w:sz="4"/>
-            </w:tcBorders>
-            <w:shd w:fill="D6E4F0" w:val="clear"/>
-            <w:tcMar>
-              <w:top w:type="dxa" w:w="60"/>
-              <w:left w:type="dxa" w:w="100"/>
-              <w:bottom w:type="dxa" w:w="60"/>
-              <w:right w:type="dxa" w:w="100"/>
-            </w:tcMar>
-          </w:tcPr>
-          <w:p>
-            <w:r>
-              <w:rPr>
-                <w:rFonts w:ascii="BIZ UDPゴシック" w:cs="BIZ UDPゴシック" w:eastAsia="BIZ UDPゴシック" w:hAnsi="BIZ UDPゴシック"/>
-                <w:b/>
-                <w:bCs/>
-                <w:sz w:val="18"/>
-                <w:szCs w:val="18"/>
-              </w:rPr>
-              <w:t xml:space="preserve">結果（OK/NG）</w:t>
-            </w:r>
-          </w:p>
-        </w:tc>
-      </w:tr>
-      <w:tr>
-        <w:trPr>
-          <w:cantSplit/>
-        </w:trPr>
-        <w:tc>
-          <w:tcPr>
-            <w:tcW w:type="dxa" w:w="567"/>
-            <w:tcBorders>
-              <w:top w:val="single" w:color="CCCCCC" w:sz="4"/>
-              <w:left w:val="single" w:color="CCCCCC" w:sz="4"/>
-              <w:bottom w:val="single" w:color="CCCCCC" w:sz="4"/>
-              <w:right w:val="single" w:color="CCCCCC" w:sz="4"/>
-            </w:tcBorders>
-            <w:shd w:fill="FFFFFF" w:val="clear"/>
-            <w:tcMar>
-              <w:top w:type="dxa" w:w="60"/>
-              <w:left w:type="dxa" w:w="100"/>
-              <w:bottom w:type="dxa" w:w="60"/>
-              <w:right w:type="dxa" w:w="100"/>
-            </w:tcMar>
-          </w:tcPr>
-          <w:p>
-            <w:r>
-              <w:rPr>
-                <w:rFonts w:ascii="BIZ UDPゴシック" w:cs="BIZ UDPゴシック" w:eastAsia="BIZ UDPゴシック" w:hAnsi="BIZ UDPゴシック"/>
-                <w:b w:val="false"/>
-                <w:bCs w:val="false"/>
-                <w:sz w:val="18"/>
-                <w:szCs w:val="18"/>
-              </w:rPr>
-              <w:t xml:space="preserve">1</w:t>
-            </w:r>
-          </w:p>
-        </w:tc>
-        <w:tc>
-          <w:tcPr>
-            <w:tcW w:type="dxa" w:w="4536"/>
-            <w:tcBorders>
-              <w:top w:val="single" w:color="CCCCCC" w:sz="4"/>
-              <w:left w:val="single" w:color="CCCCCC" w:sz="4"/>
-              <w:bottom w:val="single" w:color="CCCCCC" w:sz="4"/>
-              <w:right w:val="single" w:color="CCCCCC" w:sz="4"/>
-            </w:tcBorders>
-            <w:shd w:fill="FFFFFF" w:val="clear"/>
-            <w:tcMar>
-              <w:top w:type="dxa" w:w="60"/>
-              <w:left w:type="dxa" w:w="100"/>
-              <w:bottom w:type="dxa" w:w="60"/>
-              <w:right w:type="dxa" w:w="100"/>
-            </w:tcMar>
-          </w:tcPr>
-          <w:p>
-            <w:r>
-              <w:rPr>
-                <w:rFonts w:ascii="BIZ UDPゴシック" w:cs="BIZ UDPゴシック" w:eastAsia="BIZ UDPゴシック" w:hAnsi="BIZ UDPゴシック"/>
-                <w:b w:val="false"/>
-                <w:bCs w:val="false"/>
-                <w:sz w:val="18"/>
-                <w:szCs w:val="18"/>
-              </w:rPr>
-              <w:t xml:space="preserve">AWS CloudShell を開き、東京リージョンであることを確認
-▶ aws configure get region</w:t>
-            </w:r>
-          </w:p>
-        </w:tc>
-        <w:tc>
-          <w:tcPr>
-            <w:tcW w:type="dxa" w:w="2268"/>
-            <w:tcBorders>
-              <w:top w:val="single" w:color="CCCCCC" w:sz="4"/>
-              <w:left w:val="single" w:color="CCCCCC" w:sz="4"/>
-              <w:bottom w:val="single" w:color="CCCCCC" w:sz="4"/>
-              <w:right w:val="single" w:color="CCCCCC" w:sz="4"/>
-            </w:tcBorders>
-            <w:shd w:fill="FFFFFF" w:val="clear"/>
-            <w:tcMar>
-              <w:top w:type="dxa" w:w="60"/>
-              <w:left w:type="dxa" w:w="100"/>
-              <w:bottom w:type="dxa" w:w="60"/>
-              <w:right w:type="dxa" w:w="100"/>
-            </w:tcMar>
-          </w:tcPr>
-          <w:p>
-            <w:r>
-              <w:rPr>
-                <w:rFonts w:ascii="BIZ UDPゴシック" w:cs="BIZ UDPゴシック" w:eastAsia="BIZ UDPゴシック" w:hAnsi="BIZ UDPゴシック"/>
-                <w:b w:val="false"/>
-                <w:bCs w:val="false"/>
-                <w:sz w:val="18"/>
-                <w:szCs w:val="18"/>
-              </w:rPr>
-              <w:t xml:space="preserve">ap-northeast-1 と表示されること</w:t>
-            </w:r>
-          </w:p>
-        </w:tc>
-        <w:tc>
-          <w:tcPr>
-            <w:tcW w:type="dxa" w:w="1133"/>
-            <w:tcBorders>
-              <w:top w:val="single" w:color="CCCCCC" w:sz="4"/>
-              <w:left w:val="single" w:color="CCCCCC" w:sz="4"/>
-              <w:bottom w:val="single" w:color="CCCCCC" w:sz="4"/>
-              <w:right w:val="single" w:color="CCCCCC" w:sz="4"/>
-            </w:tcBorders>
-            <w:shd w:fill="FFFFFF" w:val="clear"/>
-            <w:tcMar>
-              <w:top w:type="dxa" w:w="60"/>
-              <w:left w:type="dxa" w:w="100"/>
-              <w:bottom w:type="dxa" w:w="60"/>
-              <w:right w:type="dxa" w:w="100"/>
-            </w:tcMar>
-          </w:tcPr>
-          <w:p>
-            <w:r>
-              <w:rPr>
-                <w:rFonts w:ascii="BIZ UDPゴシック" w:cs="BIZ UDPゴシック" w:eastAsia="BIZ UDPゴシック" w:hAnsi="BIZ UDPゴシック"/>
-                <w:b w:val="false"/>
-                <w:bCs w:val="false"/>
-                <w:sz w:val="18"/>
-                <w:szCs w:val="18"/>
-              </w:rPr>
-              <w:t xml:space="preserve"/>
-            </w:r>
-          </w:p>
-        </w:tc>
-      </w:tr>
-      <w:tr>
-        <w:trPr>
-          <w:cantSplit/>
-        </w:trPr>
-        <w:tc>
-          <w:tcPr>
-            <w:tcW w:type="dxa" w:w="567"/>
-            <w:tcBorders>
-              <w:top w:val="single" w:color="CCCCCC" w:sz="4"/>
-              <w:left w:val="single" w:color="CCCCCC" w:sz="4"/>
-              <w:bottom w:val="single" w:color="CCCCCC" w:sz="4"/>
-              <w:right w:val="single" w:color="CCCCCC" w:sz="4"/>
-            </w:tcBorders>
-            <w:shd w:fill="FFFFFF" w:val="clear"/>
-            <w:tcMar>
-              <w:top w:type="dxa" w:w="60"/>
-              <w:left w:type="dxa" w:w="100"/>
-              <w:bottom w:type="dxa" w:w="60"/>
-              <w:right w:type="dxa" w:w="100"/>
-            </w:tcMar>
-          </w:tcPr>
-          <w:p>
-            <w:r>
-              <w:rPr>
-                <w:rFonts w:ascii="BIZ UDPゴシック" w:cs="BIZ UDPゴシック" w:eastAsia="BIZ UDPゴシック" w:hAnsi="BIZ UDPゴシック"/>
-                <w:b w:val="false"/>
-                <w:bCs w:val="false"/>
-                <w:sz w:val="18"/>
-                <w:szCs w:val="18"/>
-              </w:rPr>
-              <w:t xml:space="preserve">2</w:t>
-            </w:r>
-          </w:p>
-        </w:tc>
-        <w:tc>
-          <w:tcPr>
-            <w:tcW w:type="dxa" w:w="4536"/>
-            <w:tcBorders>
-              <w:top w:val="single" w:color="CCCCCC" w:sz="4"/>
-              <w:left w:val="single" w:color="CCCCCC" w:sz="4"/>
-              <w:bottom w:val="single" w:color="CCCCCC" w:sz="4"/>
-              <w:right w:val="single" w:color="CCCCCC" w:sz="4"/>
-            </w:tcBorders>
-            <w:shd w:fill="FFFFFF" w:val="clear"/>
-            <w:tcMar>
-              <w:top w:type="dxa" w:w="60"/>
-              <w:left w:type="dxa" w:w="100"/>
-              <w:bottom w:type="dxa" w:w="60"/>
-              <w:right w:type="dxa" w:w="100"/>
-            </w:tcMar>
-          </w:tcPr>
-          <w:p>
-            <w:r>
-              <w:rPr>
-                <w:rFonts w:ascii="BIZ UDPゴシック" w:cs="BIZ UDPゴシック" w:eastAsia="BIZ UDPゴシック" w:hAnsi="BIZ UDPゴシック"/>
-                <w:b w:val="false"/>
-                <w:bCs w:val="false"/>
-                <w:sz w:val="18"/>
-                <w:szCs w:val="18"/>
-              </w:rPr>
-              <w:t xml:space="preserve">対象サーバーの現在ステータスを確認
-▶ aws transfer describe-server --server-id s-2a4905e8210f48248 --query 'Server.State' --output text</w:t>
-            </w:r>
-          </w:p>
-        </w:tc>
-        <w:tc>
-          <w:tcPr>
-            <w:tcW w:type="dxa" w:w="2268"/>
-            <w:tcBorders>
-              <w:top w:val="single" w:color="CCCCCC" w:sz="4"/>
-              <w:left w:val="single" w:color="CCCCCC" w:sz="4"/>
-              <w:bottom w:val="single" w:color="CCCCCC" w:sz="4"/>
-              <w:right w:val="single" w:color="CCCCCC" w:sz="4"/>
-            </w:tcBorders>
-            <w:shd w:fill="FFFFFF" w:val="clear"/>
-            <w:tcMar>
-              <w:top w:type="dxa" w:w="60"/>
-              <w:left w:type="dxa" w:w="100"/>
-              <w:bottom w:type="dxa" w:w="60"/>
-              <w:right w:type="dxa" w:w="100"/>
-            </w:tcMar>
-          </w:tcPr>
-          <w:p>
-            <w:r>
-              <w:rPr>
-                <w:rFonts w:ascii="BIZ UDPゴシック" w:cs="BIZ UDPゴシック" w:eastAsia="BIZ UDPゴシック" w:hAnsi="BIZ UDPゴシック"/>
-                <w:b w:val="false"/>
-                <w:bCs w:val="false"/>
-                <w:sz w:val="18"/>
-                <w:szCs w:val="18"/>
-              </w:rPr>
-              <w:t xml:space="preserve">OFFLINE（停止中）と表示されること</w:t>
-            </w:r>
-          </w:p>
-        </w:tc>
-        <w:tc>
-          <w:tcPr>
-            <w:tcW w:type="dxa" w:w="1133"/>
-            <w:tcBorders>
-              <w:top w:val="single" w:color="CCCCCC" w:sz="4"/>
-              <w:left w:val="single" w:color="CCCCCC" w:sz="4"/>
-              <w:bottom w:val="single" w:color="CCCCCC" w:sz="4"/>
-              <w:right w:val="single" w:color="CCCCCC" w:sz="4"/>
-            </w:tcBorders>
-            <w:shd w:fill="FFFFFF" w:val="clear"/>
-            <w:tcMar>
-              <w:top w:type="dxa" w:w="60"/>
-              <w:left w:type="dxa" w:w="100"/>
-              <w:bottom w:type="dxa" w:w="60"/>
-              <w:right w:type="dxa" w:w="100"/>
-            </w:tcMar>
-          </w:tcPr>
-          <w:p>
-            <w:r>
-              <w:rPr>
-                <w:rFonts w:ascii="BIZ UDPゴシック" w:cs="BIZ UDPゴシック" w:eastAsia="BIZ UDPゴシック" w:hAnsi="BIZ UDPゴシック"/>
-                <w:b w:val="false"/>
-                <w:bCs w:val="false"/>
-                <w:sz w:val="18"/>
-                <w:szCs w:val="18"/>
-              </w:rPr>
-              <w:t xml:space="preserve"/>
-            </w:r>
-          </w:p>
-        </w:tc>
-      </w:tr>
-      <w:tr>
-        <w:trPr>
-          <w:cantSplit/>
-        </w:trPr>
-        <w:tc>
-          <w:tcPr>
-            <w:tcW w:type="dxa" w:w="567"/>
-            <w:tcBorders>
-              <w:top w:val="single" w:color="CCCCCC" w:sz="4"/>
-              <w:left w:val="single" w:color="CCCCCC" w:sz="4"/>
-              <w:bottom w:val="single" w:color="CCCCCC" w:sz="4"/>
-              <w:right w:val="single" w:color="CCCCCC" w:sz="4"/>
-            </w:tcBorders>
-            <w:shd w:fill="FFFFFF" w:val="clear"/>
-            <w:tcMar>
-              <w:top w:type="dxa" w:w="60"/>
-              <w:left w:type="dxa" w:w="100"/>
-              <w:bottom w:type="dxa" w:w="60"/>
-              <w:right w:type="dxa" w:w="100"/>
-            </w:tcMar>
-          </w:tcPr>
-          <w:p>
-            <w:r>
-              <w:rPr>
-                <w:rFonts w:ascii="BIZ UDPゴシック" w:cs="BIZ UDPゴシック" w:eastAsia="BIZ UDPゴシック" w:hAnsi="BIZ UDPゴシック"/>
-                <w:b w:val="false"/>
-                <w:bCs w:val="false"/>
-                <w:sz w:val="18"/>
-                <w:szCs w:val="18"/>
-              </w:rPr>
-              <w:t xml:space="preserve">3</w:t>
-            </w:r>
-          </w:p>
-        </w:tc>
-        <w:tc>
-          <w:tcPr>
-            <w:tcW w:type="dxa" w:w="4536"/>
-            <w:tcBorders>
-              <w:top w:val="single" w:color="CCCCCC" w:sz="4"/>
-              <w:left w:val="single" w:color="CCCCCC" w:sz="4"/>
-              <w:bottom w:val="single" w:color="CCCCCC" w:sz="4"/>
-              <w:right w:val="single" w:color="CCCCCC" w:sz="4"/>
-            </w:tcBorders>
-            <w:shd w:fill="FFFFFF" w:val="clear"/>
-            <w:tcMar>
-              <w:top w:type="dxa" w:w="60"/>
-              <w:left w:type="dxa" w:w="100"/>
-              <w:bottom w:type="dxa" w:w="60"/>
-              <w:right w:type="dxa" w:w="100"/>
-            </w:tcMar>
-          </w:tcPr>
-          <w:p>
-            <w:r>
-              <w:rPr>
-                <w:rFonts w:ascii="BIZ UDPゴシック" w:cs="BIZ UDPゴシック" w:eastAsia="BIZ UDPゴシック" w:hAnsi="BIZ UDPゴシック"/>
-                <w:b w:val="false"/>
-                <w:bCs w:val="false"/>
-                <w:sz w:val="18"/>
-                <w:szCs w:val="18"/>
-              </w:rPr>
-              <w:t xml:space="preserve">対象サーバーを手動起動
-▶ aws transfer start-server --server-id s-2a4905e8210f48248
-▶ aws transfer start-server --server-id s-5546031218784c4ba</w:t>
-            </w:r>
-          </w:p>
-        </w:tc>
-        <w:tc>
-          <w:tcPr>
-            <w:tcW w:type="dxa" w:w="2268"/>
-            <w:tcBorders>
-              <w:top w:val="single" w:color="CCCCCC" w:sz="4"/>
-              <w:left w:val="single" w:color="CCCCCC" w:sz="4"/>
-              <w:bottom w:val="single" w:color="CCCCCC" w:sz="4"/>
-              <w:right w:val="single" w:color="CCCCCC" w:sz="4"/>
-            </w:tcBorders>
-            <w:shd w:fill="FFFFFF" w:val="clear"/>
-            <w:tcMar>
-              <w:top w:type="dxa" w:w="60"/>
-              <w:left w:type="dxa" w:w="100"/>
-              <w:bottom w:type="dxa" w:w="60"/>
-              <w:right w:type="dxa" w:w="100"/>
-            </w:tcMar>
-          </w:tcPr>
-          <w:p>
-            <w:r>
-              <w:rPr>
-                <w:rFonts w:ascii="BIZ UDPゴシック" w:cs="BIZ UDPゴシック" w:eastAsia="BIZ UDPゴシック" w:hAnsi="BIZ UDPゴシック"/>
-                <w:b w:val="false"/>
-                <w:bCs w:val="false"/>
-                <w:sz w:val="18"/>
-                <w:szCs w:val="18"/>
-              </w:rPr>
-              <w:t xml:space="preserve">コマンドが正常に完了すること（エラーなし）</w:t>
-            </w:r>
-          </w:p>
-        </w:tc>
-        <w:tc>
-          <w:tcPr>
-            <w:tcW w:type="dxa" w:w="1133"/>
-            <w:tcBorders>
-              <w:top w:val="single" w:color="CCCCCC" w:sz="4"/>
-              <w:left w:val="single" w:color="CCCCCC" w:sz="4"/>
-              <w:bottom w:val="single" w:color="CCCCCC" w:sz="4"/>
-              <w:right w:val="single" w:color="CCCCCC" w:sz="4"/>
-            </w:tcBorders>
-            <w:shd w:fill="FFFFFF" w:val="clear"/>
-            <w:tcMar>
-              <w:top w:type="dxa" w:w="60"/>
-              <w:left w:type="dxa" w:w="100"/>
-              <w:bottom w:type="dxa" w:w="60"/>
-              <w:right w:type="dxa" w:w="100"/>
-            </w:tcMar>
-          </w:tcPr>
-          <w:p>
-            <w:r>
-              <w:rPr>
-                <w:rFonts w:ascii="BIZ UDPゴシック" w:cs="BIZ UDPゴシック" w:eastAsia="BIZ UDPゴシック" w:hAnsi="BIZ UDPゴシック"/>
-                <w:b w:val="false"/>
-                <w:bCs w:val="false"/>
-                <w:sz w:val="18"/>
-                <w:szCs w:val="18"/>
-              </w:rPr>
-              <w:t xml:space="preserve"/>
-            </w:r>
-          </w:p>
-        </w:tc>
-      </w:tr>
-      <w:tr>
-        <w:trPr>
-          <w:cantSplit/>
-        </w:trPr>
-        <w:tc>
-          <w:tcPr>
-            <w:tcW w:type="dxa" w:w="567"/>
-            <w:tcBorders>
-              <w:top w:val="single" w:color="CCCCCC" w:sz="4"/>
-              <w:left w:val="single" w:color="CCCCCC" w:sz="4"/>
-              <w:bottom w:val="single" w:color="CCCCCC" w:sz="4"/>
-              <w:right w:val="single" w:color="CCCCCC" w:sz="4"/>
-            </w:tcBorders>
-            <w:shd w:fill="FFFFFF" w:val="clear"/>
-            <w:tcMar>
-              <w:top w:type="dxa" w:w="60"/>
-              <w:left w:type="dxa" w:w="100"/>
-              <w:bottom w:type="dxa" w:w="60"/>
-              <w:right w:type="dxa" w:w="100"/>
-            </w:tcMar>
-          </w:tcPr>
-          <w:p>
-            <w:r>
-              <w:rPr>
-                <w:rFonts w:ascii="BIZ UDPゴシック" w:cs="BIZ UDPゴシック" w:eastAsia="BIZ UDPゴシック" w:hAnsi="BIZ UDPゴシック"/>
-                <w:b w:val="false"/>
-                <w:bCs w:val="false"/>
-                <w:sz w:val="18"/>
-                <w:szCs w:val="18"/>
-              </w:rPr>
-              <w:t xml:space="preserve">4</w:t>
-            </w:r>
-          </w:p>
-        </w:tc>
-        <w:tc>
-          <w:tcPr>
-            <w:tcW w:type="dxa" w:w="4536"/>
-            <w:tcBorders>
-              <w:top w:val="single" w:color="CCCCCC" w:sz="4"/>
-              <w:left w:val="single" w:color="CCCCCC" w:sz="4"/>
-              <w:bottom w:val="single" w:color="CCCCCC" w:sz="4"/>
-              <w:right w:val="single" w:color="CCCCCC" w:sz="4"/>
-            </w:tcBorders>
-            <w:shd w:fill="FFFFFF" w:val="clear"/>
-            <w:tcMar>
-              <w:top w:type="dxa" w:w="60"/>
-              <w:left w:type="dxa" w:w="100"/>
-              <w:bottom w:type="dxa" w:w="60"/>
-              <w:right w:type="dxa" w:w="100"/>
-            </w:tcMar>
-          </w:tcPr>
-          <w:p>
-            <w:r>
-              <w:rPr>
-                <w:rFonts w:ascii="BIZ UDPゴシック" w:cs="BIZ UDPゴシック" w:eastAsia="BIZ UDPゴシック" w:hAnsi="BIZ UDPゴシック"/>
-                <w:b w:val="false"/>
-                <w:bCs w:val="false"/>
-                <w:sz w:val="18"/>
-                <w:szCs w:val="18"/>
-              </w:rPr>
-              <w:t xml:space="preserve">ONLINE になったことを確認してからベンダーへ送信許可を連絡
-▶ aws transfer describe-server --server-id s-2a4905e8210f48248 --query 'Server.State' --output text</w:t>
-            </w:r>
-          </w:p>
-        </w:tc>
-        <w:tc>
-          <w:tcPr>
-            <w:tcW w:type="dxa" w:w="2268"/>
-            <w:tcBorders>
-              <w:top w:val="single" w:color="CCCCCC" w:sz="4"/>
-              <w:left w:val="single" w:color="CCCCCC" w:sz="4"/>
-              <w:bottom w:val="single" w:color="CCCCCC" w:sz="4"/>
-              <w:right w:val="single" w:color="CCCCCC" w:sz="4"/>
-            </w:tcBorders>
-            <w:shd w:fill="FFFFFF" w:val="clear"/>
-            <w:tcMar>
-              <w:top w:type="dxa" w:w="60"/>
-              <w:left w:type="dxa" w:w="100"/>
-              <w:bottom w:type="dxa" w:w="60"/>
-              <w:right w:type="dxa" w:w="100"/>
-            </w:tcMar>
-          </w:tcPr>
-          <w:p>
-            <w:r>
-              <w:rPr>
-                <w:rFonts w:ascii="BIZ UDPゴシック" w:cs="BIZ UDPゴシック" w:eastAsia="BIZ UDPゴシック" w:hAnsi="BIZ UDPゴシック"/>
-                <w:b w:val="false"/>
-                <w:bCs w:val="false"/>
-                <w:sz w:val="18"/>
-                <w:szCs w:val="18"/>
-              </w:rPr>
-              <w:t xml:space="preserve">ONLINE と表示されること。ONLINE確認後にカスミ担当者へ「起動完了・送信可能」と連絡する</w:t>
-            </w:r>
-          </w:p>
-        </w:tc>
-        <w:tc>
-          <w:tcPr>
-            <w:tcW w:type="dxa" w:w="1133"/>
-            <w:tcBorders>
-              <w:top w:val="single" w:color="CCCCCC" w:sz="4"/>
-              <w:left w:val="single" w:color="CCCCCC" w:sz="4"/>
-              <w:bottom w:val="single" w:color="CCCCCC" w:sz="4"/>
-              <w:right w:val="single" w:color="CCCCCC" w:sz="4"/>
-            </w:tcBorders>
-            <w:shd w:fill="FFFFFF" w:val="clear"/>
-            <w:tcMar>
-              <w:top w:type="dxa" w:w="60"/>
-              <w:left w:type="dxa" w:w="100"/>
-              <w:bottom w:type="dxa" w:w="60"/>
-              <w:right w:type="dxa" w:w="100"/>
-            </w:tcMar>
-          </w:tcPr>
-          <w:p>
-            <w:r>
-              <w:rPr>
-                <w:rFonts w:ascii="BIZ UDPゴシック" w:cs="BIZ UDPゴシック" w:eastAsia="BIZ UDPゴシック" w:hAnsi="BIZ UDPゴシック"/>
-                <w:b w:val="false"/>
-                <w:bCs w:val="false"/>
-                <w:sz w:val="18"/>
-                <w:szCs w:val="18"/>
-              </w:rPr>
-              <w:t xml:space="preserve"/>
-            </w:r>
-          </w:p>
-        </w:tc>
-      </w:tr>
-      <w:tr>
-        <w:trPr>
-          <w:cantSplit/>
-        </w:trPr>
-        <w:tc>
-          <w:tcPr>
-            <w:tcW w:type="dxa" w:w="567"/>
-            <w:tcBorders>
-              <w:top w:val="single" w:color="CCCCCC" w:sz="4"/>
-              <w:left w:val="single" w:color="CCCCCC" w:sz="4"/>
-              <w:bottom w:val="single" w:color="CCCCCC" w:sz="4"/>
-              <w:right w:val="single" w:color="CCCCCC" w:sz="4"/>
-            </w:tcBorders>
-            <w:shd w:fill="FFFFFF" w:val="clear"/>
-            <w:tcMar>
-              <w:top w:type="dxa" w:w="60"/>
-              <w:left w:type="dxa" w:w="100"/>
-              <w:bottom w:type="dxa" w:w="60"/>
-              <w:right w:type="dxa" w:w="100"/>
-            </w:tcMar>
-          </w:tcPr>
-          <w:p>
-            <w:r>
-              <w:rPr>
-                <w:rFonts w:ascii="BIZ UDPゴシック" w:cs="BIZ UDPゴシック" w:eastAsia="BIZ UDPゴシック" w:hAnsi="BIZ UDPゴシック"/>
-                <w:b w:val="false"/>
-                <w:bCs w:val="false"/>
-                <w:sz w:val="18"/>
-                <w:szCs w:val="18"/>
-              </w:rPr>
-              <w:t xml:space="preserve">5</w:t>
-            </w:r>
-          </w:p>
-        </w:tc>
-        <w:tc>
-          <w:tcPr>
-            <w:tcW w:type="dxa" w:w="4536"/>
-            <w:tcBorders>
-              <w:top w:val="single" w:color="CCCCCC" w:sz="4"/>
-              <w:left w:val="single" w:color="CCCCCC" w:sz="4"/>
-              <w:bottom w:val="single" w:color="CCCCCC" w:sz="4"/>
-              <w:right w:val="single" w:color="CCCCCC" w:sz="4"/>
-            </w:tcBorders>
-            <w:shd w:fill="FFFFFF" w:val="clear"/>
-            <w:tcMar>
-              <w:top w:type="dxa" w:w="60"/>
-              <w:left w:type="dxa" w:w="100"/>
-              <w:bottom w:type="dxa" w:w="60"/>
-              <w:right w:type="dxa" w:w="100"/>
-            </w:tcMar>
-          </w:tcPr>
-          <w:p>
-            <w:r>
-              <w:rPr>
-                <w:rFonts w:ascii="BIZ UDPゴシック" w:cs="BIZ UDPゴシック" w:eastAsia="BIZ UDPゴシック" w:hAnsi="BIZ UDPゴシック"/>
-                <w:b w:val="false"/>
-                <w:bCs w:val="false"/>
-                <w:sz w:val="18"/>
-                <w:szCs w:val="18"/>
-              </w:rPr>
-              <w:t xml:space="preserve">作業完了後にサーバーを停止
-▶ aws transfer stop-server --server-id s-2a4905e8210f48248
-▶ aws transfer stop-server --server-id s-5546031218784c4ba</w:t>
-            </w:r>
-          </w:p>
-        </w:tc>
-        <w:tc>
-          <w:tcPr>
-            <w:tcW w:type="dxa" w:w="2268"/>
-            <w:tcBorders>
-              <w:top w:val="single" w:color="CCCCCC" w:sz="4"/>
-              <w:left w:val="single" w:color="CCCCCC" w:sz="4"/>
-              <w:bottom w:val="single" w:color="CCCCCC" w:sz="4"/>
-              <w:right w:val="single" w:color="CCCCCC" w:sz="4"/>
-            </w:tcBorders>
-            <w:shd w:fill="FFFFFF" w:val="clear"/>
-            <w:tcMar>
-              <w:top w:type="dxa" w:w="60"/>
-              <w:left w:type="dxa" w:w="100"/>
-              <w:bottom w:type="dxa" w:w="60"/>
-              <w:right w:type="dxa" w:w="100"/>
-            </w:tcMar>
-          </w:tcPr>
-          <w:p>
-            <w:r>
-              <w:rPr>
-                <w:rFonts w:ascii="BIZ UDPゴシック" w:cs="BIZ UDPゴシック" w:eastAsia="BIZ UDPゴシック" w:hAnsi="BIZ UDPゴシック"/>
-                <w:b w:val="false"/>
-                <w:bCs w:val="false"/>
-                <w:sz w:val="18"/>
-                <w:szCs w:val="18"/>
-              </w:rPr>
-              <w:t xml:space="preserve">OFFLINE と表示されること。OFFLINE確認後にカスミ担当者に「作業完了」と連絡する</w:t>
-            </w:r>
-          </w:p>
-        </w:tc>
-        <w:tc>
-          <w:tcPr>
-            <w:tcW w:type="dxa" w:w="1133"/>
-            <w:tcBorders>
-              <w:top w:val="single" w:color="CCCCCC" w:sz="4"/>
-              <w:left w:val="single" w:color="CCCCCC" w:sz="4"/>
-              <w:bottom w:val="single" w:color="CCCCCC" w:sz="4"/>
-              <w:right w:val="single" w:color="CCCCCC" w:sz="4"/>
-            </w:tcBorders>
-            <w:shd w:fill="FFFFFF" w:val="clear"/>
-            <w:tcMar>
-              <w:top w:type="dxa" w:w="60"/>
-              <w:left w:type="dxa" w:w="100"/>
-              <w:bottom w:type="dxa" w:w="60"/>
-              <w:right w:type="dxa" w:w="100"/>
-            </w:tcMar>
-          </w:tcPr>
-          <w:p>
-            <w:r>
-              <w:rPr>
-                <w:rFonts w:ascii="BIZ UDPゴシック" w:cs="BIZ UDPゴシック" w:eastAsia="BIZ UDPゴシック" w:hAnsi="BIZ UDPゴシック"/>
-                <w:b w:val="false"/>
-                <w:bCs w:val="false"/>
-                <w:sz w:val="18"/>
-                <w:szCs w:val="18"/>
-              </w:rPr>
-              <w:t xml:space="preserve"/>
-            </w:r>
-          </w:p>
-        </w:tc>
-      </w:tr>
-    </w:tbl>
     <w:p>
       <w:pPr>
-        <w:pStyle w:val="Heading1"/>
+        <w:pStyle w:val="Heading2"/>
       </w:pPr>
       <w:r>
         <w:rPr>
           <w:rFonts w:ascii="BIZ UDPゴシック" w:cs="BIZ UDPゴシック" w:eastAsia="BIZ UDPゴシック" w:hAnsi="BIZ UDPゴシック"/>
           <w:b/>
           <w:bCs/>
-          <w:sz w:val="24"/>
-          <w:szCs w:val="24"/>
+          <w:sz w:val="18"/>
+          <w:szCs w:val="18"/>
         </w:rPr>
-        <w:t xml:space="preserve">7. 切り戻し手順</w:t>
+        <w:t xml:space="preserve">■ 手動起動（CloudShell）</w:t>
       </w:r>
     </w:p>
     <w:tbl>
@@ -7146,6 +6684,9 @@
             </w:tcMar>
           </w:tcPr>
           <w:p>
+            <w:pPr>
+              <w:spacing w:before="0" w:after="0"/>
+            </w:pPr>
             <w:r>
               <w:rPr>
                 <w:rFonts w:ascii="Consolas" w:cs="Consolas" w:eastAsia="Consolas" w:hAnsi="Consolas"/>
@@ -7156,43 +6697,55 @@
             </w:r>
           </w:p>
           <w:p>
+            <w:pPr>
+              <w:spacing w:before="0" w:after="0"/>
+            </w:pPr>
             <w:r>
               <w:rPr>
                 <w:rFonts w:ascii="Consolas" w:cs="Consolas" w:eastAsia="Consolas" w:hAnsi="Consolas"/>
                 <w:sz w:val="18"/>
                 <w:szCs w:val="18"/>
               </w:rPr>
-              <w:t xml:space="preserve">aws events disable-rule --region $REGION --name ksm-posprd-eb-tf-start</w:t>
-            </w:r>
-          </w:p>
-          <w:p>
+              <w:t xml:space="preserve"># OC系・SH系を手動起動</w:t>
+            </w:r>
+          </w:p>
+          <w:p>
+            <w:pPr>
+              <w:spacing w:before="0" w:after="0"/>
+            </w:pPr>
             <w:r>
               <w:rPr>
                 <w:rFonts w:ascii="Consolas" w:cs="Consolas" w:eastAsia="Consolas" w:hAnsi="Consolas"/>
                 <w:sz w:val="18"/>
                 <w:szCs w:val="18"/>
               </w:rPr>
-              <w:t xml:space="preserve">aws events disable-rule --region $REGION --name ksm-posprd-eb-tf-stop</w:t>
-            </w:r>
-          </w:p>
-          <w:p>
+              <w:t xml:space="preserve">aws transfer start-server --region $REGION --server-id s-2a4905e8210f48248</w:t>
+            </w:r>
+          </w:p>
+          <w:p>
+            <w:pPr>
+              <w:spacing w:before="0" w:after="0"/>
+            </w:pPr>
             <w:r>
               <w:rPr>
                 <w:rFonts w:ascii="Consolas" w:cs="Consolas" w:eastAsia="Consolas" w:hAnsi="Consolas"/>
                 <w:sz w:val="18"/>
                 <w:szCs w:val="18"/>
               </w:rPr>
-              <w:t xml:space="preserve">aws transfer start-server --region $REGION --server-id s-2a4905e8210f48248</w:t>
-            </w:r>
-          </w:p>
-          <w:p>
+              <w:t xml:space="preserve">aws transfer start-server --region $REGION --server-id s-5546031218784c4ba</w:t>
+            </w:r>
+          </w:p>
+          <w:p>
+            <w:pPr>
+              <w:spacing w:before="0" w:after="0"/>
+            </w:pPr>
             <w:r>
               <w:rPr>
                 <w:rFonts w:ascii="Consolas" w:cs="Consolas" w:eastAsia="Consolas" w:hAnsi="Consolas"/>
                 <w:sz w:val="18"/>
                 <w:szCs w:val="18"/>
               </w:rPr>
-              <w:t xml:space="preserve">aws transfer start-server --region $REGION --server-id s-5546031218784c4ba</w:t>
+              <w:t xml:space="preserve">echo "手動起動完了。ファイル受信後は必ず手動停止すること"</w:t>
             </w:r>
           </w:p>
         </w:tc>
@@ -7200,55 +6753,110 @@
     </w:tbl>
     <w:p>
       <w:pPr>
-        <w:pStyle w:val="Heading1"/>
+        <w:pStyle w:val="Heading2"/>
       </w:pPr>
       <w:r>
         <w:rPr>
           <w:rFonts w:ascii="BIZ UDPゴシック" w:cs="BIZ UDPゴシック" w:eastAsia="BIZ UDPゴシック" w:hAnsi="BIZ UDPゴシック"/>
           <w:b/>
           <w:bCs/>
-          <w:sz w:val="24"/>
-          <w:szCs w:val="24"/>
-        </w:rPr>
-        <w:t xml:space="preserve">8. 報告方法</w:t>
-      </w:r>
-    </w:p>
-    <w:p>
-      <w:pPr>
-        <w:pStyle w:val="ListParagraph"/>
-        <w:numPr>
-          <w:ilvl w:val="0"/>
-          <w:numId w:val="2"/>
-        </w:numPr>
-        <w:spacing w:before="40" w:after="40"/>
-      </w:pPr>
-      <w:r>
-        <w:rPr>
-          <w:rFonts w:ascii="BIZ UDPゴシック" w:cs="BIZ UDPゴシック" w:eastAsia="BIZ UDPゴシック" w:hAnsi="BIZ UDPゴシック"/>
           <w:sz w:val="18"/>
           <w:szCs w:val="18"/>
         </w:rPr>
-        <w:t xml:space="preserve">テスト完了後、本書のテスト結果欄（OK/NG）を記入する</w:t>
+        <w:t xml:space="preserve">■ 手動停止（CloudShell）</w:t>
       </w:r>
     </w:p>
-    <w:p>
-      <w:pPr>
-        <w:pStyle w:val="ListParagraph"/>
-        <w:numPr>
-          <w:ilvl w:val="0"/>
-          <w:numId w:val="2"/>
-        </w:numPr>
-        <w:spacing w:before="40" w:after="40"/>
-      </w:pPr>
-      <w:r>
-        <w:rPr>
-          <w:rFonts w:ascii="BIZ UDPゴシック" w:cs="BIZ UDPゴシック" w:eastAsia="BIZ UDPゴシック" w:hAnsi="BIZ UDPゴシック"/>
-          <w:sz w:val="18"/>
-          <w:szCs w:val="18"/>
-        </w:rPr>
-        <w:t xml:space="preserve">翌月 Cost Explorer での削減確認後、削減効果を報告する</w:t>
-      </w:r>
-    </w:p>
+    <w:tbl>
+      <w:tblPr>
+        <w:tblW w:type="dxa" w:w="8504"/>
+        <w:tblBorders>
+          <w:top w:val="single" w:color="auto" w:sz="4"/>
+          <w:left w:val="single" w:color="auto" w:sz="4"/>
+          <w:bottom w:val="single" w:color="auto" w:sz="4"/>
+          <w:right w:val="single" w:color="auto" w:sz="4"/>
+          <w:insideH w:val="single" w:color="auto" w:sz="4"/>
+          <w:insideV w:val="single" w:color="auto" w:sz="4"/>
+        </w:tblBorders>
+      </w:tblPr>
+      <w:tblGrid>
+        <w:gridCol w:w="8504"/>
+      </w:tblGrid>
+      <w:tr>
+        <w:trPr>
+          <w:cantSplit/>
+        </w:trPr>
+        <w:tc>
+          <w:tcPr>
+            <w:tcW w:type="dxa" w:w="8504"/>
+            <w:tcBorders>
+              <w:top w:val="single" w:color="CCCCCC" w:sz="4"/>
+              <w:left w:val="single" w:color="CCCCCC" w:sz="4"/>
+              <w:bottom w:val="single" w:color="CCCCCC" w:sz="4"/>
+              <w:right w:val="single" w:color="CCCCCC" w:sz="4"/>
+            </w:tcBorders>
+            <w:shd w:fill="F5F5F5" w:val="clear"/>
+            <w:tcMar>
+              <w:top w:type="dxa" w:w="60"/>
+              <w:left w:type="dxa" w:w="100"/>
+              <w:bottom w:type="dxa" w:w="60"/>
+              <w:right w:type="dxa" w:w="100"/>
+            </w:tcMar>
+          </w:tcPr>
+          <w:p>
+            <w:pPr>
+              <w:spacing w:before="0" w:after="0"/>
+            </w:pPr>
+            <w:r>
+              <w:rPr>
+                <w:rFonts w:ascii="Consolas" w:cs="Consolas" w:eastAsia="Consolas" w:hAnsi="Consolas"/>
+                <w:sz w:val="18"/>
+                <w:szCs w:val="18"/>
+              </w:rPr>
+              <w:t xml:space="preserve"># OC系・SH系を手動停止</w:t>
+            </w:r>
+          </w:p>
+          <w:p>
+            <w:pPr>
+              <w:spacing w:before="0" w:after="0"/>
+            </w:pPr>
+            <w:r>
+              <w:rPr>
+                <w:rFonts w:ascii="Consolas" w:cs="Consolas" w:eastAsia="Consolas" w:hAnsi="Consolas"/>
+                <w:sz w:val="18"/>
+                <w:szCs w:val="18"/>
+              </w:rPr>
+              <w:t xml:space="preserve">aws transfer stop-server --region $REGION --server-id s-2a4905e8210f48248</w:t>
+            </w:r>
+          </w:p>
+          <w:p>
+            <w:pPr>
+              <w:spacing w:before="0" w:after="0"/>
+            </w:pPr>
+            <w:r>
+              <w:rPr>
+                <w:rFonts w:ascii="Consolas" w:cs="Consolas" w:eastAsia="Consolas" w:hAnsi="Consolas"/>
+                <w:sz w:val="18"/>
+                <w:szCs w:val="18"/>
+              </w:rPr>
+              <w:t xml:space="preserve">aws transfer stop-server --region $REGION --server-id s-5546031218784c4ba</w:t>
+            </w:r>
+          </w:p>
+          <w:p>
+            <w:pPr>
+              <w:spacing w:before="0" w:after="0"/>
+            </w:pPr>
+            <w:r>
+              <w:rPr>
+                <w:rFonts w:ascii="Consolas" w:cs="Consolas" w:eastAsia="Consolas" w:hAnsi="Consolas"/>
+                <w:sz w:val="18"/>
+                <w:szCs w:val="18"/>
+              </w:rPr>
+              <w:t xml:space="preserve">echo "手動停止完了"</w:t>
+            </w:r>
+          </w:p>
+        </w:tc>
+      </w:tr>
+    </w:tbl>
     <w:sectPr>
       <w:headerReference w:type="default" r:id="rId6"/>
       <w:footerReference w:type="default" r:id="rId7"/>
@@ -7292,6 +6900,7 @@
           <w:sz w:val="16"/>
           <w:szCs w:val="16"/>
         </w:rPr>
+        <w:t>1</w:t>
       </w:r>
     </w:fldSimple>
   </w:p>
@@ -7356,7 +6965,7 @@
         <w:sz w:val="26"/>
         <w:szCs w:val="26"/>
       </w:rPr>
-      <w:t xml:space="preserve">カスミPOS 改修指示書</w:t>
+      <w:t xml:space="preserve">カスミPOS 本番環境  改修指示書</w:t>
     </w:r>
     <w:r>
       <w:rPr>
@@ -7471,12 +7080,6 @@
   </w:abstractNum>
   <w:num w:numId="1">
     <w:abstractNumId w:val="1"/>
-    <w:lvlOverride w:ilvl="0">
-      <w:startOverride w:val="1"/>
-    </w:lvlOverride>
-  </w:num>
-  <w:num w:numId="2">
-    <w:abstractNumId w:val="2"/>
     <w:lvlOverride w:ilvl="0">
       <w:startOverride w:val="1"/>
     </w:lvlOverride>
@@ -7668,22 +7271,5 @@
       <w:szCs w:val="18"/>
     </w:rPr>
   </w:style>
-  <w:style w:type="paragraph" w:styleId="Heading3">
-    <w:name w:val="Heading 3"/>
-    <w:basedOn w:val="Normal"/>
-    <w:next w:val="Normal"/>
-    <w:qFormat/>
-    <w:pPr>
-      <w:spacing w:before="120" w:after="40"/>
-      <w:outlineLvl w:val="2"/>
-    </w:pPr>
-    <w:rPr>
-      <w:rFonts w:ascii="BIZ UDPゴシック" w:cs="BIZ UDPゴシック" w:eastAsia="BIZ UDPゴシック" w:hAnsi="BIZ UDPゴシック"/>
-      <w:b/>
-      <w:bCs/>
-      <w:sz w:val="18"/>
-      <w:szCs w:val="18"/>
-    </w:rPr>
-  </w:style>
 </w:styles>
 </file>
--- a/40_AWS/04_修正依頼/20260308_TransferFamilyコスト削減.docx
+++ b/40_AWS/04_修正依頼/20260308_TransferFamilyコスト削減.docx
@@ -5745,6 +5745,20 @@
         <w:t xml:space="preserve">5. テスト手順・報告</w:t>
       </w:r>
     </w:p>
+    <w:p>
+      <w:pPr>
+        <w:rPr/>
+      </w:pPr>
+      <w:r>
+        <w:rPr>
+          <w:b/>
+          <w:color w:val="C8102E"/>
+          <w:sz w:val="18"/>
+          <w:rFonts w:ascii="BIZ UDPゴシック" w:eastAsia="BIZ UDPゴシック"/>
+        </w:rPr>
+        <w:t>【実施順序】①検証環境 → ②STG環境（stg.ignicapos.com）→ ③PRD本番環境（www.ignicapos.com）の順に実施すること</w:t>
+      </w:r>
+    </w:p>
     <w:tbl>
       <w:tblPr>
         <w:tblW w:type="dxa" w:w="8504"/>
@@ -5891,6 +5905,26 @@
             </w:r>
           </w:p>
         </w:tc>
+        <w:tc>
+          <w:tcPr>
+            <w:tcW w:w="1200" w:type="dxa"/>
+            <w:shd w:val="clear" w:color="auto" w:fill="D6E4F0"/>
+          </w:tcPr>
+          <w:p>
+            <w:pPr>
+              <w:jc w:val="center"/>
+            </w:pPr>
+            <w:r>
+              <w:rPr>
+                <w:b/>
+                <w:rFonts w:ascii="BIZ UDPゴシック" w:eastAsia="BIZ UDPゴシック"/>
+                <w:sz w:val="18"/>
+              </w:rPr>
+              <w:t>実施
+環境</w:t>
+            </w:r>
+          </w:p>
+        </w:tc>
       </w:tr>
       <w:tr>
         <w:trPr>
@@ -5954,7 +5988,7 @@
                 <w:sz w:val="18"/>
                 <w:szCs w:val="18"/>
               </w:rPr>
-              <w:t xml:space="preserve">Lambda関数 ksm-posprd-lmd-function-tf-schedule が作成され、</w:t>
+              <w:t xml:space="preserve">Lambda関数 ksm-posstg-lmd-function-tf-schedule が作成され、</w:t>
             </w:r>
           </w:p>
           <w:p>
@@ -6006,7 +6040,7 @@
                 <w:sz w:val="18"/>
                 <w:szCs w:val="18"/>
               </w:rPr>
-              <w:t xml:space="preserve">    --function-name ksm-posprd-lmd-function-tf-schedule \</w:t>
+              <w:t xml:space="preserve">    --function-name ksm-posstg-lmd-function-tf-schedule \</w:t>
             </w:r>
           </w:p>
           <w:p>
@@ -6095,6 +6129,27 @@
                 <w:szCs w:val="18"/>
               </w:rPr>
               <w:t xml:space="preserve"/>
+            </w:r>
+          </w:p>
+        </w:tc>
+        <w:tc>
+          <w:tcPr>
+            <w:tcW w:w="1200" w:type="dxa"/>
+            <w:shd w:val="clear" w:color="auto" w:fill="1F7A8C"/>
+            <w:vAlign w:val="center"/>
+          </w:tcPr>
+          <w:p>
+            <w:pPr>
+              <w:jc w:val="center"/>
+            </w:pPr>
+            <w:r>
+              <w:rPr>
+                <w:b/>
+                <w:color w:val="FFFFFF"/>
+                <w:sz w:val="18"/>
+                <w:rFonts w:ascii="BIZ UDPゴシック" w:eastAsia="BIZ UDPゴシック"/>
+              </w:rPr>
+              <w:t>✓STG</w:t>
             </w:r>
           </w:p>
         </w:tc>
@@ -6130,7 +6185,7 @@
                 <w:sz w:val="18"/>
                 <w:szCs w:val="18"/>
               </w:rPr>
-              <w:t xml:space="preserve">2</w:t>
+              <w:t xml:space="preserve">1</w:t>
             </w:r>
           </w:p>
         </w:tc>
@@ -6161,7 +6216,7 @@
                 <w:sz w:val="18"/>
                 <w:szCs w:val="18"/>
               </w:rPr>
-              <w:t xml:space="preserve">JST 20:00（UTC 11:00）に OC系・SH系サーバーが ONLINE になることを確認</w:t>
+              <w:t xml:space="preserve">Lambda関数 ksm-posprd-lmd-function-tf-schedule が作成され、</w:t>
             </w:r>
           </w:p>
           <w:p>
@@ -6174,7 +6229,7 @@
                 <w:sz w:val="18"/>
                 <w:szCs w:val="18"/>
               </w:rPr>
-              <w:t xml:space="preserve">▶ aws transfer describe-server \</w:t>
+              <w:t xml:space="preserve">環境変数が正しく設定されていることを確認</w:t>
             </w:r>
           </w:p>
           <w:p>
@@ -6187,6 +6242,19 @@
                 <w:sz w:val="18"/>
                 <w:szCs w:val="18"/>
               </w:rPr>
+              <w:t xml:space="preserve">▶ aws lambda get-function-configuration \</w:t>
+            </w:r>
+          </w:p>
+          <w:p>
+            <w:pPr>
+              <w:spacing w:before="0" w:after="0"/>
+            </w:pPr>
+            <w:r>
+              <w:rPr>
+                <w:rFonts w:ascii="BIZ UDPゴシック" w:cs="BIZ UDPゴシック" w:eastAsia="BIZ UDPゴシック" w:hAnsi="BIZ UDPゴシック"/>
+                <w:sz w:val="18"/>
+                <w:szCs w:val="18"/>
+              </w:rPr>
               <w:t xml:space="preserve">    --region ap-northeast-1 \</w:t>
             </w:r>
           </w:p>
@@ -6200,7 +6268,7 @@
                 <w:sz w:val="18"/>
                 <w:szCs w:val="18"/>
               </w:rPr>
-              <w:t xml:space="preserve">    --server-id s-2a4905e8210f48248 \</w:t>
+              <w:t xml:space="preserve">    --function-name ksm-posprd-lmd-function-tf-schedule \</w:t>
             </w:r>
           </w:p>
           <w:p>
@@ -6213,7 +6281,7 @@
                 <w:sz w:val="18"/>
                 <w:szCs w:val="18"/>
               </w:rPr>
-              <w:t xml:space="preserve">    --query "Server.State" --output text</w:t>
+              <w:t xml:space="preserve">    --query "Environment.Variables" --output table</w:t>
             </w:r>
           </w:p>
         </w:tc>
@@ -6244,7 +6312,20 @@
                 <w:sz w:val="18"/>
                 <w:szCs w:val="18"/>
               </w:rPr>
-              <w:t xml:space="preserve">ONLINE と表示される</w:t>
+              <w:t xml:space="preserve">ACTION / SERVER_IDS が</w:t>
+            </w:r>
+          </w:p>
+          <w:p>
+            <w:pPr>
+              <w:spacing w:before="0" w:after="0"/>
+            </w:pPr>
+            <w:r>
+              <w:rPr>
+                <w:rFonts w:ascii="BIZ UDPゴシック" w:cs="BIZ UDPゴシック" w:eastAsia="BIZ UDPゴシック" w:hAnsi="BIZ UDPゴシック"/>
+                <w:sz w:val="18"/>
+                <w:szCs w:val="18"/>
+              </w:rPr>
+              <w:t xml:space="preserve">正しく設定されている</w:t>
             </w:r>
           </w:p>
         </w:tc>
@@ -6276,6 +6357,27 @@
                 <w:szCs w:val="18"/>
               </w:rPr>
               <w:t xml:space="preserve"/>
+            </w:r>
+          </w:p>
+        </w:tc>
+        <w:tc>
+          <w:tcPr>
+            <w:tcW w:w="1200" w:type="dxa"/>
+            <w:shd w:val="clear" w:color="auto" w:fill="C8102E"/>
+            <w:vAlign w:val="center"/>
+          </w:tcPr>
+          <w:p>
+            <w:pPr>
+              <w:jc w:val="center"/>
+            </w:pPr>
+            <w:r>
+              <w:rPr>
+                <w:b/>
+                <w:color w:val="FFFFFF"/>
+                <w:sz w:val="18"/>
+                <w:rFonts w:ascii="BIZ UDPゴシック" w:eastAsia="BIZ UDPゴシック"/>
+              </w:rPr>
+              <w:t>✓PRD</w:t>
             </w:r>
           </w:p>
         </w:tc>
@@ -6311,7 +6413,7 @@
                 <w:sz w:val="18"/>
                 <w:szCs w:val="18"/>
               </w:rPr>
-              <w:t xml:space="preserve">3</w:t>
+              <w:t xml:space="preserve">2</w:t>
             </w:r>
           </w:p>
         </w:tc>
@@ -6342,7 +6444,7 @@
                 <w:sz w:val="18"/>
                 <w:szCs w:val="18"/>
               </w:rPr>
-              <w:t xml:space="preserve">JST 07:00（UTC 22:00）に OC系・SH系サーバーが OFFLINE になることを確認</w:t>
+              <w:t xml:space="preserve">JST 20:00（UTC 11:00）に OC系・SH系サーバーが ONLINE になることを確認</w:t>
             </w:r>
           </w:p>
           <w:p>
@@ -6425,7 +6527,7 @@
                 <w:sz w:val="18"/>
                 <w:szCs w:val="18"/>
               </w:rPr>
-              <w:t xml:space="preserve">OFFLINE と表示される</w:t>
+              <w:t xml:space="preserve">ONLINE と表示される</w:t>
             </w:r>
           </w:p>
         </w:tc>
@@ -6457,6 +6559,27 @@
                 <w:szCs w:val="18"/>
               </w:rPr>
               <w:t xml:space="preserve"/>
+            </w:r>
+          </w:p>
+        </w:tc>
+        <w:tc>
+          <w:tcPr>
+            <w:tcW w:w="1200" w:type="dxa"/>
+            <w:shd w:val="clear" w:color="auto" w:fill="1F7A8C"/>
+            <w:vAlign w:val="center"/>
+          </w:tcPr>
+          <w:p>
+            <w:pPr>
+              <w:jc w:val="center"/>
+            </w:pPr>
+            <w:r>
+              <w:rPr>
+                <w:b/>
+                <w:color w:val="FFFFFF"/>
+                <w:sz w:val="18"/>
+                <w:rFonts w:ascii="BIZ UDPゴシック" w:eastAsia="BIZ UDPゴシック"/>
+              </w:rPr>
+              <w:t>✓STG</w:t>
             </w:r>
           </w:p>
         </w:tc>
@@ -6492,6 +6615,612 @@
                 <w:sz w:val="18"/>
                 <w:szCs w:val="18"/>
               </w:rPr>
+              <w:t xml:space="preserve">2</w:t>
+            </w:r>
+          </w:p>
+        </w:tc>
+        <w:tc>
+          <w:tcPr>
+            <w:tcW w:type="dxa" w:w="4536"/>
+            <w:tcBorders>
+              <w:top w:val="single" w:color="CCCCCC" w:sz="4"/>
+              <w:left w:val="single" w:color="CCCCCC" w:sz="4"/>
+              <w:bottom w:val="single" w:color="CCCCCC" w:sz="4"/>
+              <w:right w:val="single" w:color="CCCCCC" w:sz="4"/>
+            </w:tcBorders>
+            <w:shd w:fill="FFFFFF" w:val="clear"/>
+            <w:tcMar>
+              <w:top w:type="dxa" w:w="60"/>
+              <w:left w:type="dxa" w:w="100"/>
+              <w:bottom w:type="dxa" w:w="60"/>
+              <w:right w:type="dxa" w:w="100"/>
+            </w:tcMar>
+          </w:tcPr>
+          <w:p>
+            <w:pPr>
+              <w:spacing w:before="0" w:after="0"/>
+            </w:pPr>
+            <w:r>
+              <w:rPr>
+                <w:rFonts w:ascii="BIZ UDPゴシック" w:cs="BIZ UDPゴシック" w:eastAsia="BIZ UDPゴシック" w:hAnsi="BIZ UDPゴシック"/>
+                <w:sz w:val="18"/>
+                <w:szCs w:val="18"/>
+              </w:rPr>
+              <w:t xml:space="preserve">JST 20:00（UTC 11:00）に OC系・SH系サーバーが ONLINE になることを確認</w:t>
+            </w:r>
+          </w:p>
+          <w:p>
+            <w:pPr>
+              <w:spacing w:before="0" w:after="0"/>
+            </w:pPr>
+            <w:r>
+              <w:rPr>
+                <w:rFonts w:ascii="BIZ UDPゴシック" w:cs="BIZ UDPゴシック" w:eastAsia="BIZ UDPゴシック" w:hAnsi="BIZ UDPゴシック"/>
+                <w:sz w:val="18"/>
+                <w:szCs w:val="18"/>
+              </w:rPr>
+              <w:t xml:space="preserve">▶ aws transfer describe-server \</w:t>
+            </w:r>
+          </w:p>
+          <w:p>
+            <w:pPr>
+              <w:spacing w:before="0" w:after="0"/>
+            </w:pPr>
+            <w:r>
+              <w:rPr>
+                <w:rFonts w:ascii="BIZ UDPゴシック" w:cs="BIZ UDPゴシック" w:eastAsia="BIZ UDPゴシック" w:hAnsi="BIZ UDPゴシック"/>
+                <w:sz w:val="18"/>
+                <w:szCs w:val="18"/>
+              </w:rPr>
+              <w:t xml:space="preserve">    --region ap-northeast-1 \</w:t>
+            </w:r>
+          </w:p>
+          <w:p>
+            <w:pPr>
+              <w:spacing w:before="0" w:after="0"/>
+            </w:pPr>
+            <w:r>
+              <w:rPr>
+                <w:rFonts w:ascii="BIZ UDPゴシック" w:cs="BIZ UDPゴシック" w:eastAsia="BIZ UDPゴシック" w:hAnsi="BIZ UDPゴシック"/>
+                <w:sz w:val="18"/>
+                <w:szCs w:val="18"/>
+              </w:rPr>
+              <w:t xml:space="preserve">    --server-id s-2a4905e8210f48248 \</w:t>
+            </w:r>
+          </w:p>
+          <w:p>
+            <w:pPr>
+              <w:spacing w:before="0" w:after="0"/>
+            </w:pPr>
+            <w:r>
+              <w:rPr>
+                <w:rFonts w:ascii="BIZ UDPゴシック" w:cs="BIZ UDPゴシック" w:eastAsia="BIZ UDPゴシック" w:hAnsi="BIZ UDPゴシック"/>
+                <w:sz w:val="18"/>
+                <w:szCs w:val="18"/>
+              </w:rPr>
+              <w:t xml:space="preserve">    --query "Server.State" --output text</w:t>
+            </w:r>
+          </w:p>
+        </w:tc>
+        <w:tc>
+          <w:tcPr>
+            <w:tcW w:type="dxa" w:w="2268"/>
+            <w:tcBorders>
+              <w:top w:val="single" w:color="CCCCCC" w:sz="4"/>
+              <w:left w:val="single" w:color="CCCCCC" w:sz="4"/>
+              <w:bottom w:val="single" w:color="CCCCCC" w:sz="4"/>
+              <w:right w:val="single" w:color="CCCCCC" w:sz="4"/>
+            </w:tcBorders>
+            <w:shd w:fill="FFFFFF" w:val="clear"/>
+            <w:tcMar>
+              <w:top w:type="dxa" w:w="60"/>
+              <w:left w:type="dxa" w:w="100"/>
+              <w:bottom w:type="dxa" w:w="60"/>
+              <w:right w:type="dxa" w:w="100"/>
+            </w:tcMar>
+          </w:tcPr>
+          <w:p>
+            <w:pPr>
+              <w:spacing w:before="0" w:after="0"/>
+            </w:pPr>
+            <w:r>
+              <w:rPr>
+                <w:rFonts w:ascii="BIZ UDPゴシック" w:cs="BIZ UDPゴシック" w:eastAsia="BIZ UDPゴシック" w:hAnsi="BIZ UDPゴシック"/>
+                <w:sz w:val="18"/>
+                <w:szCs w:val="18"/>
+              </w:rPr>
+              <w:t xml:space="preserve">ONLINE と表示される</w:t>
+            </w:r>
+          </w:p>
+        </w:tc>
+        <w:tc>
+          <w:tcPr>
+            <w:tcW w:type="dxa" w:w="1133"/>
+            <w:tcBorders>
+              <w:top w:val="single" w:color="CCCCCC" w:sz="4"/>
+              <w:left w:val="single" w:color="CCCCCC" w:sz="4"/>
+              <w:bottom w:val="single" w:color="CCCCCC" w:sz="4"/>
+              <w:right w:val="single" w:color="CCCCCC" w:sz="4"/>
+            </w:tcBorders>
+            <w:shd w:fill="FFFFFF" w:val="clear"/>
+            <w:tcMar>
+              <w:top w:type="dxa" w:w="60"/>
+              <w:left w:type="dxa" w:w="100"/>
+              <w:bottom w:type="dxa" w:w="60"/>
+              <w:right w:type="dxa" w:w="100"/>
+            </w:tcMar>
+          </w:tcPr>
+          <w:p>
+            <w:r>
+              <w:rPr>
+                <w:rFonts w:ascii="BIZ UDPゴシック" w:cs="BIZ UDPゴシック" w:eastAsia="BIZ UDPゴシック" w:hAnsi="BIZ UDPゴシック"/>
+                <w:b w:val="false"/>
+                <w:bCs w:val="false"/>
+                <w:color w:val="000000"/>
+                <w:sz w:val="18"/>
+                <w:szCs w:val="18"/>
+              </w:rPr>
+              <w:t xml:space="preserve"/>
+            </w:r>
+          </w:p>
+        </w:tc>
+        <w:tc>
+          <w:tcPr>
+            <w:tcW w:w="1200" w:type="dxa"/>
+            <w:shd w:val="clear" w:color="auto" w:fill="C8102E"/>
+            <w:vAlign w:val="center"/>
+          </w:tcPr>
+          <w:p>
+            <w:pPr>
+              <w:jc w:val="center"/>
+            </w:pPr>
+            <w:r>
+              <w:rPr>
+                <w:b/>
+                <w:color w:val="FFFFFF"/>
+                <w:sz w:val="18"/>
+                <w:rFonts w:ascii="BIZ UDPゴシック" w:eastAsia="BIZ UDPゴシック"/>
+              </w:rPr>
+              <w:t>✓PRD</w:t>
+            </w:r>
+          </w:p>
+        </w:tc>
+      </w:tr>
+      <w:tr>
+        <w:trPr>
+          <w:cantSplit/>
+        </w:trPr>
+        <w:tc>
+          <w:tcPr>
+            <w:tcW w:type="dxa" w:w="567"/>
+            <w:tcBorders>
+              <w:top w:val="single" w:color="CCCCCC" w:sz="4"/>
+              <w:left w:val="single" w:color="CCCCCC" w:sz="4"/>
+              <w:bottom w:val="single" w:color="CCCCCC" w:sz="4"/>
+              <w:right w:val="single" w:color="CCCCCC" w:sz="4"/>
+            </w:tcBorders>
+            <w:shd w:fill="FFFFFF" w:val="clear"/>
+            <w:tcMar>
+              <w:top w:type="dxa" w:w="60"/>
+              <w:left w:type="dxa" w:w="100"/>
+              <w:bottom w:type="dxa" w:w="60"/>
+              <w:right w:type="dxa" w:w="100"/>
+            </w:tcMar>
+          </w:tcPr>
+          <w:p>
+            <w:r>
+              <w:rPr>
+                <w:rFonts w:ascii="BIZ UDPゴシック" w:cs="BIZ UDPゴシック" w:eastAsia="BIZ UDPゴシック" w:hAnsi="BIZ UDPゴシック"/>
+                <w:b w:val="false"/>
+                <w:bCs w:val="false"/>
+                <w:color w:val="000000"/>
+                <w:sz w:val="18"/>
+                <w:szCs w:val="18"/>
+              </w:rPr>
+              <w:t xml:space="preserve">3</w:t>
+            </w:r>
+          </w:p>
+        </w:tc>
+        <w:tc>
+          <w:tcPr>
+            <w:tcW w:type="dxa" w:w="4536"/>
+            <w:tcBorders>
+              <w:top w:val="single" w:color="CCCCCC" w:sz="4"/>
+              <w:left w:val="single" w:color="CCCCCC" w:sz="4"/>
+              <w:bottom w:val="single" w:color="CCCCCC" w:sz="4"/>
+              <w:right w:val="single" w:color="CCCCCC" w:sz="4"/>
+            </w:tcBorders>
+            <w:shd w:fill="FFFFFF" w:val="clear"/>
+            <w:tcMar>
+              <w:top w:type="dxa" w:w="60"/>
+              <w:left w:type="dxa" w:w="100"/>
+              <w:bottom w:type="dxa" w:w="60"/>
+              <w:right w:type="dxa" w:w="100"/>
+            </w:tcMar>
+          </w:tcPr>
+          <w:p>
+            <w:pPr>
+              <w:spacing w:before="0" w:after="0"/>
+            </w:pPr>
+            <w:r>
+              <w:rPr>
+                <w:rFonts w:ascii="BIZ UDPゴシック" w:cs="BIZ UDPゴシック" w:eastAsia="BIZ UDPゴシック" w:hAnsi="BIZ UDPゴシック"/>
+                <w:sz w:val="18"/>
+                <w:szCs w:val="18"/>
+              </w:rPr>
+              <w:t xml:space="preserve">JST 07:00（UTC 22:00）に OC系・SH系サーバーが OFFLINE になることを確認</w:t>
+            </w:r>
+          </w:p>
+          <w:p>
+            <w:pPr>
+              <w:spacing w:before="0" w:after="0"/>
+            </w:pPr>
+            <w:r>
+              <w:rPr>
+                <w:rFonts w:ascii="BIZ UDPゴシック" w:cs="BIZ UDPゴシック" w:eastAsia="BIZ UDPゴシック" w:hAnsi="BIZ UDPゴシック"/>
+                <w:sz w:val="18"/>
+                <w:szCs w:val="18"/>
+              </w:rPr>
+              <w:t xml:space="preserve">▶ aws transfer describe-server \</w:t>
+            </w:r>
+          </w:p>
+          <w:p>
+            <w:pPr>
+              <w:spacing w:before="0" w:after="0"/>
+            </w:pPr>
+            <w:r>
+              <w:rPr>
+                <w:rFonts w:ascii="BIZ UDPゴシック" w:cs="BIZ UDPゴシック" w:eastAsia="BIZ UDPゴシック" w:hAnsi="BIZ UDPゴシック"/>
+                <w:sz w:val="18"/>
+                <w:szCs w:val="18"/>
+              </w:rPr>
+              <w:t xml:space="preserve">    --region ap-northeast-1 \</w:t>
+            </w:r>
+          </w:p>
+          <w:p>
+            <w:pPr>
+              <w:spacing w:before="0" w:after="0"/>
+            </w:pPr>
+            <w:r>
+              <w:rPr>
+                <w:rFonts w:ascii="BIZ UDPゴシック" w:cs="BIZ UDPゴシック" w:eastAsia="BIZ UDPゴシック" w:hAnsi="BIZ UDPゴシック"/>
+                <w:sz w:val="18"/>
+                <w:szCs w:val="18"/>
+              </w:rPr>
+              <w:t xml:space="preserve">    --server-id s-2a4905e8210f48248 \</w:t>
+            </w:r>
+          </w:p>
+          <w:p>
+            <w:pPr>
+              <w:spacing w:before="0" w:after="0"/>
+            </w:pPr>
+            <w:r>
+              <w:rPr>
+                <w:rFonts w:ascii="BIZ UDPゴシック" w:cs="BIZ UDPゴシック" w:eastAsia="BIZ UDPゴシック" w:hAnsi="BIZ UDPゴシック"/>
+                <w:sz w:val="18"/>
+                <w:szCs w:val="18"/>
+              </w:rPr>
+              <w:t xml:space="preserve">    --query "Server.State" --output text</w:t>
+            </w:r>
+          </w:p>
+        </w:tc>
+        <w:tc>
+          <w:tcPr>
+            <w:tcW w:type="dxa" w:w="2268"/>
+            <w:tcBorders>
+              <w:top w:val="single" w:color="CCCCCC" w:sz="4"/>
+              <w:left w:val="single" w:color="CCCCCC" w:sz="4"/>
+              <w:bottom w:val="single" w:color="CCCCCC" w:sz="4"/>
+              <w:right w:val="single" w:color="CCCCCC" w:sz="4"/>
+            </w:tcBorders>
+            <w:shd w:fill="FFFFFF" w:val="clear"/>
+            <w:tcMar>
+              <w:top w:type="dxa" w:w="60"/>
+              <w:left w:type="dxa" w:w="100"/>
+              <w:bottom w:type="dxa" w:w="60"/>
+              <w:right w:type="dxa" w:w="100"/>
+            </w:tcMar>
+          </w:tcPr>
+          <w:p>
+            <w:pPr>
+              <w:spacing w:before="0" w:after="0"/>
+            </w:pPr>
+            <w:r>
+              <w:rPr>
+                <w:rFonts w:ascii="BIZ UDPゴシック" w:cs="BIZ UDPゴシック" w:eastAsia="BIZ UDPゴシック" w:hAnsi="BIZ UDPゴシック"/>
+                <w:sz w:val="18"/>
+                <w:szCs w:val="18"/>
+              </w:rPr>
+              <w:t xml:space="preserve">OFFLINE と表示される</w:t>
+            </w:r>
+          </w:p>
+        </w:tc>
+        <w:tc>
+          <w:tcPr>
+            <w:tcW w:type="dxa" w:w="1133"/>
+            <w:tcBorders>
+              <w:top w:val="single" w:color="CCCCCC" w:sz="4"/>
+              <w:left w:val="single" w:color="CCCCCC" w:sz="4"/>
+              <w:bottom w:val="single" w:color="CCCCCC" w:sz="4"/>
+              <w:right w:val="single" w:color="CCCCCC" w:sz="4"/>
+            </w:tcBorders>
+            <w:shd w:fill="FFFFFF" w:val="clear"/>
+            <w:tcMar>
+              <w:top w:type="dxa" w:w="60"/>
+              <w:left w:type="dxa" w:w="100"/>
+              <w:bottom w:type="dxa" w:w="60"/>
+              <w:right w:type="dxa" w:w="100"/>
+            </w:tcMar>
+          </w:tcPr>
+          <w:p>
+            <w:r>
+              <w:rPr>
+                <w:rFonts w:ascii="BIZ UDPゴシック" w:cs="BIZ UDPゴシック" w:eastAsia="BIZ UDPゴシック" w:hAnsi="BIZ UDPゴシック"/>
+                <w:b w:val="false"/>
+                <w:bCs w:val="false"/>
+                <w:color w:val="000000"/>
+                <w:sz w:val="18"/>
+                <w:szCs w:val="18"/>
+              </w:rPr>
+              <w:t xml:space="preserve"/>
+            </w:r>
+          </w:p>
+        </w:tc>
+        <w:tc>
+          <w:tcPr>
+            <w:tcW w:w="1200" w:type="dxa"/>
+            <w:shd w:val="clear" w:color="auto" w:fill="1F7A8C"/>
+            <w:vAlign w:val="center"/>
+          </w:tcPr>
+          <w:p>
+            <w:pPr>
+              <w:jc w:val="center"/>
+            </w:pPr>
+            <w:r>
+              <w:rPr>
+                <w:b/>
+                <w:color w:val="FFFFFF"/>
+                <w:sz w:val="18"/>
+                <w:rFonts w:ascii="BIZ UDPゴシック" w:eastAsia="BIZ UDPゴシック"/>
+              </w:rPr>
+              <w:t>✓STG</w:t>
+            </w:r>
+          </w:p>
+        </w:tc>
+      </w:tr>
+      <w:tr>
+        <w:trPr>
+          <w:cantSplit/>
+        </w:trPr>
+        <w:tc>
+          <w:tcPr>
+            <w:tcW w:type="dxa" w:w="567"/>
+            <w:tcBorders>
+              <w:top w:val="single" w:color="CCCCCC" w:sz="4"/>
+              <w:left w:val="single" w:color="CCCCCC" w:sz="4"/>
+              <w:bottom w:val="single" w:color="CCCCCC" w:sz="4"/>
+              <w:right w:val="single" w:color="CCCCCC" w:sz="4"/>
+            </w:tcBorders>
+            <w:shd w:fill="FFFFFF" w:val="clear"/>
+            <w:tcMar>
+              <w:top w:type="dxa" w:w="60"/>
+              <w:left w:type="dxa" w:w="100"/>
+              <w:bottom w:type="dxa" w:w="60"/>
+              <w:right w:type="dxa" w:w="100"/>
+            </w:tcMar>
+          </w:tcPr>
+          <w:p>
+            <w:r>
+              <w:rPr>
+                <w:rFonts w:ascii="BIZ UDPゴシック" w:cs="BIZ UDPゴシック" w:eastAsia="BIZ UDPゴシック" w:hAnsi="BIZ UDPゴシック"/>
+                <w:b w:val="false"/>
+                <w:bCs w:val="false"/>
+                <w:color w:val="000000"/>
+                <w:sz w:val="18"/>
+                <w:szCs w:val="18"/>
+              </w:rPr>
+              <w:t xml:space="preserve">3</w:t>
+            </w:r>
+          </w:p>
+        </w:tc>
+        <w:tc>
+          <w:tcPr>
+            <w:tcW w:type="dxa" w:w="4536"/>
+            <w:tcBorders>
+              <w:top w:val="single" w:color="CCCCCC" w:sz="4"/>
+              <w:left w:val="single" w:color="CCCCCC" w:sz="4"/>
+              <w:bottom w:val="single" w:color="CCCCCC" w:sz="4"/>
+              <w:right w:val="single" w:color="CCCCCC" w:sz="4"/>
+            </w:tcBorders>
+            <w:shd w:fill="FFFFFF" w:val="clear"/>
+            <w:tcMar>
+              <w:top w:type="dxa" w:w="60"/>
+              <w:left w:type="dxa" w:w="100"/>
+              <w:bottom w:type="dxa" w:w="60"/>
+              <w:right w:type="dxa" w:w="100"/>
+            </w:tcMar>
+          </w:tcPr>
+          <w:p>
+            <w:pPr>
+              <w:spacing w:before="0" w:after="0"/>
+            </w:pPr>
+            <w:r>
+              <w:rPr>
+                <w:rFonts w:ascii="BIZ UDPゴシック" w:cs="BIZ UDPゴシック" w:eastAsia="BIZ UDPゴシック" w:hAnsi="BIZ UDPゴシック"/>
+                <w:sz w:val="18"/>
+                <w:szCs w:val="18"/>
+              </w:rPr>
+              <w:t xml:space="preserve">JST 07:00（UTC 22:00）に OC系・SH系サーバーが OFFLINE になることを確認</w:t>
+            </w:r>
+          </w:p>
+          <w:p>
+            <w:pPr>
+              <w:spacing w:before="0" w:after="0"/>
+            </w:pPr>
+            <w:r>
+              <w:rPr>
+                <w:rFonts w:ascii="BIZ UDPゴシック" w:cs="BIZ UDPゴシック" w:eastAsia="BIZ UDPゴシック" w:hAnsi="BIZ UDPゴシック"/>
+                <w:sz w:val="18"/>
+                <w:szCs w:val="18"/>
+              </w:rPr>
+              <w:t xml:space="preserve">▶ aws transfer describe-server \</w:t>
+            </w:r>
+          </w:p>
+          <w:p>
+            <w:pPr>
+              <w:spacing w:before="0" w:after="0"/>
+            </w:pPr>
+            <w:r>
+              <w:rPr>
+                <w:rFonts w:ascii="BIZ UDPゴシック" w:cs="BIZ UDPゴシック" w:eastAsia="BIZ UDPゴシック" w:hAnsi="BIZ UDPゴシック"/>
+                <w:sz w:val="18"/>
+                <w:szCs w:val="18"/>
+              </w:rPr>
+              <w:t xml:space="preserve">    --region ap-northeast-1 \</w:t>
+            </w:r>
+          </w:p>
+          <w:p>
+            <w:pPr>
+              <w:spacing w:before="0" w:after="0"/>
+            </w:pPr>
+            <w:r>
+              <w:rPr>
+                <w:rFonts w:ascii="BIZ UDPゴシック" w:cs="BIZ UDPゴシック" w:eastAsia="BIZ UDPゴシック" w:hAnsi="BIZ UDPゴシック"/>
+                <w:sz w:val="18"/>
+                <w:szCs w:val="18"/>
+              </w:rPr>
+              <w:t xml:space="preserve">    --server-id s-2a4905e8210f48248 \</w:t>
+            </w:r>
+          </w:p>
+          <w:p>
+            <w:pPr>
+              <w:spacing w:before="0" w:after="0"/>
+            </w:pPr>
+            <w:r>
+              <w:rPr>
+                <w:rFonts w:ascii="BIZ UDPゴシック" w:cs="BIZ UDPゴシック" w:eastAsia="BIZ UDPゴシック" w:hAnsi="BIZ UDPゴシック"/>
+                <w:sz w:val="18"/>
+                <w:szCs w:val="18"/>
+              </w:rPr>
+              <w:t xml:space="preserve">    --query "Server.State" --output text</w:t>
+            </w:r>
+          </w:p>
+        </w:tc>
+        <w:tc>
+          <w:tcPr>
+            <w:tcW w:type="dxa" w:w="2268"/>
+            <w:tcBorders>
+              <w:top w:val="single" w:color="CCCCCC" w:sz="4"/>
+              <w:left w:val="single" w:color="CCCCCC" w:sz="4"/>
+              <w:bottom w:val="single" w:color="CCCCCC" w:sz="4"/>
+              <w:right w:val="single" w:color="CCCCCC" w:sz="4"/>
+            </w:tcBorders>
+            <w:shd w:fill="FFFFFF" w:val="clear"/>
+            <w:tcMar>
+              <w:top w:type="dxa" w:w="60"/>
+              <w:left w:type="dxa" w:w="100"/>
+              <w:bottom w:type="dxa" w:w="60"/>
+              <w:right w:type="dxa" w:w="100"/>
+            </w:tcMar>
+          </w:tcPr>
+          <w:p>
+            <w:pPr>
+              <w:spacing w:before="0" w:after="0"/>
+            </w:pPr>
+            <w:r>
+              <w:rPr>
+                <w:rFonts w:ascii="BIZ UDPゴシック" w:cs="BIZ UDPゴシック" w:eastAsia="BIZ UDPゴシック" w:hAnsi="BIZ UDPゴシック"/>
+                <w:sz w:val="18"/>
+                <w:szCs w:val="18"/>
+              </w:rPr>
+              <w:t xml:space="preserve">OFFLINE と表示される</w:t>
+            </w:r>
+          </w:p>
+        </w:tc>
+        <w:tc>
+          <w:tcPr>
+            <w:tcW w:type="dxa" w:w="1133"/>
+            <w:tcBorders>
+              <w:top w:val="single" w:color="CCCCCC" w:sz="4"/>
+              <w:left w:val="single" w:color="CCCCCC" w:sz="4"/>
+              <w:bottom w:val="single" w:color="CCCCCC" w:sz="4"/>
+              <w:right w:val="single" w:color="CCCCCC" w:sz="4"/>
+            </w:tcBorders>
+            <w:shd w:fill="FFFFFF" w:val="clear"/>
+            <w:tcMar>
+              <w:top w:type="dxa" w:w="60"/>
+              <w:left w:type="dxa" w:w="100"/>
+              <w:bottom w:type="dxa" w:w="60"/>
+              <w:right w:type="dxa" w:w="100"/>
+            </w:tcMar>
+          </w:tcPr>
+          <w:p>
+            <w:r>
+              <w:rPr>
+                <w:rFonts w:ascii="BIZ UDPゴシック" w:cs="BIZ UDPゴシック" w:eastAsia="BIZ UDPゴシック" w:hAnsi="BIZ UDPゴシック"/>
+                <w:b w:val="false"/>
+                <w:bCs w:val="false"/>
+                <w:color w:val="000000"/>
+                <w:sz w:val="18"/>
+                <w:szCs w:val="18"/>
+              </w:rPr>
+              <w:t xml:space="preserve"/>
+            </w:r>
+          </w:p>
+        </w:tc>
+        <w:tc>
+          <w:tcPr>
+            <w:tcW w:w="1200" w:type="dxa"/>
+            <w:shd w:val="clear" w:color="auto" w:fill="C8102E"/>
+            <w:vAlign w:val="center"/>
+          </w:tcPr>
+          <w:p>
+            <w:pPr>
+              <w:jc w:val="center"/>
+            </w:pPr>
+            <w:r>
+              <w:rPr>
+                <w:b/>
+                <w:color w:val="FFFFFF"/>
+                <w:sz w:val="18"/>
+                <w:rFonts w:ascii="BIZ UDPゴシック" w:eastAsia="BIZ UDPゴシック"/>
+              </w:rPr>
+              <w:t>✓PRD</w:t>
+            </w:r>
+          </w:p>
+        </w:tc>
+      </w:tr>
+      <w:tr>
+        <w:trPr>
+          <w:cantSplit/>
+        </w:trPr>
+        <w:tc>
+          <w:tcPr>
+            <w:tcW w:type="dxa" w:w="567"/>
+            <w:tcBorders>
+              <w:top w:val="single" w:color="CCCCCC" w:sz="4"/>
+              <w:left w:val="single" w:color="CCCCCC" w:sz="4"/>
+              <w:bottom w:val="single" w:color="CCCCCC" w:sz="4"/>
+              <w:right w:val="single" w:color="CCCCCC" w:sz="4"/>
+            </w:tcBorders>
+            <w:shd w:fill="FFFFFF" w:val="clear"/>
+            <w:tcMar>
+              <w:top w:type="dxa" w:w="60"/>
+              <w:left w:type="dxa" w:w="100"/>
+              <w:bottom w:type="dxa" w:w="60"/>
+              <w:right w:type="dxa" w:w="100"/>
+            </w:tcMar>
+          </w:tcPr>
+          <w:p>
+            <w:r>
+              <w:rPr>
+                <w:rFonts w:ascii="BIZ UDPゴシック" w:cs="BIZ UDPゴシック" w:eastAsia="BIZ UDPゴシック" w:hAnsi="BIZ UDPゴシック"/>
+                <w:b w:val="false"/>
+                <w:bCs w:val="false"/>
+                <w:color w:val="000000"/>
+                <w:sz w:val="18"/>
+                <w:szCs w:val="18"/>
+              </w:rPr>
               <w:t xml:space="preserve">4</w:t>
             </w:r>
           </w:p>
@@ -6586,6 +7315,177 @@
                 <w:szCs w:val="18"/>
               </w:rPr>
               <w:t xml:space="preserve"/>
+            </w:r>
+          </w:p>
+        </w:tc>
+        <w:tc>
+          <w:tcPr>
+            <w:tcW w:w="1200" w:type="dxa"/>
+            <w:shd w:val="clear" w:color="auto" w:fill="1F7A8C"/>
+            <w:vAlign w:val="center"/>
+          </w:tcPr>
+          <w:p>
+            <w:pPr>
+              <w:jc w:val="center"/>
+            </w:pPr>
+            <w:r>
+              <w:rPr>
+                <w:b/>
+                <w:color w:val="FFFFFF"/>
+                <w:sz w:val="18"/>
+                <w:rFonts w:ascii="BIZ UDPゴシック" w:eastAsia="BIZ UDPゴシック"/>
+              </w:rPr>
+              <w:t>✓STG</w:t>
+            </w:r>
+          </w:p>
+        </w:tc>
+      </w:tr>
+      <w:tr>
+        <w:trPr>
+          <w:cantSplit/>
+        </w:trPr>
+        <w:tc>
+          <w:tcPr>
+            <w:tcW w:type="dxa" w:w="567"/>
+            <w:tcBorders>
+              <w:top w:val="single" w:color="CCCCCC" w:sz="4"/>
+              <w:left w:val="single" w:color="CCCCCC" w:sz="4"/>
+              <w:bottom w:val="single" w:color="CCCCCC" w:sz="4"/>
+              <w:right w:val="single" w:color="CCCCCC" w:sz="4"/>
+            </w:tcBorders>
+            <w:shd w:fill="FFFFFF" w:val="clear"/>
+            <w:tcMar>
+              <w:top w:type="dxa" w:w="60"/>
+              <w:left w:type="dxa" w:w="100"/>
+              <w:bottom w:type="dxa" w:w="60"/>
+              <w:right w:type="dxa" w:w="100"/>
+            </w:tcMar>
+          </w:tcPr>
+          <w:p>
+            <w:r>
+              <w:rPr>
+                <w:rFonts w:ascii="BIZ UDPゴシック" w:cs="BIZ UDPゴシック" w:eastAsia="BIZ UDPゴシック" w:hAnsi="BIZ UDPゴシック"/>
+                <w:b w:val="false"/>
+                <w:bCs w:val="false"/>
+                <w:color w:val="000000"/>
+                <w:sz w:val="18"/>
+                <w:szCs w:val="18"/>
+              </w:rPr>
+              <w:t xml:space="preserve">4</w:t>
+            </w:r>
+          </w:p>
+        </w:tc>
+        <w:tc>
+          <w:tcPr>
+            <w:tcW w:type="dxa" w:w="4536"/>
+            <w:tcBorders>
+              <w:top w:val="single" w:color="CCCCCC" w:sz="4"/>
+              <w:left w:val="single" w:color="CCCCCC" w:sz="4"/>
+              <w:bottom w:val="single" w:color="CCCCCC" w:sz="4"/>
+              <w:right w:val="single" w:color="CCCCCC" w:sz="4"/>
+            </w:tcBorders>
+            <w:shd w:fill="FFFFFF" w:val="clear"/>
+            <w:tcMar>
+              <w:top w:type="dxa" w:w="60"/>
+              <w:left w:type="dxa" w:w="100"/>
+              <w:bottom w:type="dxa" w:w="60"/>
+              <w:right w:type="dxa" w:w="100"/>
+            </w:tcMar>
+          </w:tcPr>
+          <w:p>
+            <w:pPr>
+              <w:spacing w:before="0" w:after="0"/>
+            </w:pPr>
+            <w:r>
+              <w:rPr>
+                <w:rFonts w:ascii="BIZ UDPゴシック" w:cs="BIZ UDPゴシック" w:eastAsia="BIZ UDPゴシック" w:hAnsi="BIZ UDPゴシック"/>
+                <w:sz w:val="18"/>
+                <w:szCs w:val="18"/>
+              </w:rPr>
+              <w:t xml:space="preserve">翌月 Cost Explorer で Transfer Family のコストが削減されていることを確認</w:t>
+            </w:r>
+          </w:p>
+        </w:tc>
+        <w:tc>
+          <w:tcPr>
+            <w:tcW w:type="dxa" w:w="2268"/>
+            <w:tcBorders>
+              <w:top w:val="single" w:color="CCCCCC" w:sz="4"/>
+              <w:left w:val="single" w:color="CCCCCC" w:sz="4"/>
+              <w:bottom w:val="single" w:color="CCCCCC" w:sz="4"/>
+              <w:right w:val="single" w:color="CCCCCC" w:sz="4"/>
+            </w:tcBorders>
+            <w:shd w:fill="FFFFFF" w:val="clear"/>
+            <w:tcMar>
+              <w:top w:type="dxa" w:w="60"/>
+              <w:left w:type="dxa" w:w="100"/>
+              <w:bottom w:type="dxa" w:w="60"/>
+              <w:right w:type="dxa" w:w="100"/>
+            </w:tcMar>
+          </w:tcPr>
+          <w:p>
+            <w:pPr>
+              <w:spacing w:before="0" w:after="0"/>
+            </w:pPr>
+            <w:r>
+              <w:rPr>
+                <w:rFonts w:ascii="BIZ UDPゴシック" w:cs="BIZ UDPゴシック" w:eastAsia="BIZ UDPゴシック" w:hAnsi="BIZ UDPゴシック"/>
+                <w:sz w:val="18"/>
+                <w:szCs w:val="18"/>
+              </w:rPr>
+              <w:t xml:space="preserve">月額 ~$414（現状比 -$234）</w:t>
+            </w:r>
+          </w:p>
+        </w:tc>
+        <w:tc>
+          <w:tcPr>
+            <w:tcW w:type="dxa" w:w="1133"/>
+            <w:tcBorders>
+              <w:top w:val="single" w:color="CCCCCC" w:sz="4"/>
+              <w:left w:val="single" w:color="CCCCCC" w:sz="4"/>
+              <w:bottom w:val="single" w:color="CCCCCC" w:sz="4"/>
+              <w:right w:val="single" w:color="CCCCCC" w:sz="4"/>
+            </w:tcBorders>
+            <w:shd w:fill="FFFFFF" w:val="clear"/>
+            <w:tcMar>
+              <w:top w:type="dxa" w:w="60"/>
+              <w:left w:type="dxa" w:w="100"/>
+              <w:bottom w:type="dxa" w:w="60"/>
+              <w:right w:type="dxa" w:w="100"/>
+            </w:tcMar>
+          </w:tcPr>
+          <w:p>
+            <w:r>
+              <w:rPr>
+                <w:rFonts w:ascii="BIZ UDPゴシック" w:cs="BIZ UDPゴシック" w:eastAsia="BIZ UDPゴシック" w:hAnsi="BIZ UDPゴシック"/>
+                <w:b w:val="false"/>
+                <w:bCs w:val="false"/>
+                <w:color w:val="000000"/>
+                <w:sz w:val="18"/>
+                <w:szCs w:val="18"/>
+              </w:rPr>
+              <w:t xml:space="preserve"/>
+            </w:r>
+          </w:p>
+        </w:tc>
+        <w:tc>
+          <w:tcPr>
+            <w:tcW w:w="1200" w:type="dxa"/>
+            <w:shd w:val="clear" w:color="auto" w:fill="C8102E"/>
+            <w:vAlign w:val="center"/>
+          </w:tcPr>
+          <w:p>
+            <w:pPr>
+              <w:jc w:val="center"/>
+            </w:pPr>
+            <w:r>
+              <w:rPr>
+                <w:b/>
+                <w:color w:val="FFFFFF"/>
+                <w:sz w:val="18"/>
+                <w:rFonts w:ascii="BIZ UDPゴシック" w:eastAsia="BIZ UDPゴシック"/>
+              </w:rPr>
+              <w:t>✓PRD</w:t>
             </w:r>
           </w:p>
         </w:tc>
